--- a/data/outputs/docx/Grade 10 Biology/Bio 1.4/Biology_Chemicals_of_Life_CBE_LessonSequence.docx
+++ b/data/outputs/docx/Grade 10 Biology/Bio 1.4/Biology_Chemicals_of_Life_CBE_LessonSequence.docx
@@ -147,21 +147,21 @@
           </w:tcPr>
           <w:p>
             <w:pPr>
-              <w:spacing w:after="40" w:before="0"/>
-              <w:jc w:val="left"/>
-            </w:pPr>
-            <w:r>
-              <w:rPr>
-                <w:rFonts w:ascii="Arial" w:cs="Arial" w:eastAsia="Arial" w:hAnsi="Arial"/>
-                <w:b w:val="false"/>
-                <w:bCs w:val="false"/>
-                <w:i w:val="false"/>
-                <w:iCs w:val="false"/>
-                <w:color w:val="000000"/>
-                <w:sz w:val="18"/>
-                <w:szCs w:val="18"/>
-              </w:rPr>
-              <w:t xml:space="preserve">10</w:t>
+              <w:spacing w:after="60" w:before="0"/>
+              <w:jc w:val="left"/>
+            </w:pPr>
+            <w:r>
+              <w:rPr>
+                <w:rFonts w:ascii="Arial" w:cs="Arial" w:eastAsia="Arial" w:hAnsi="Arial"/>
+                <w:b w:val="false"/>
+                <w:bCs w:val="false"/>
+                <w:i w:val="false"/>
+                <w:iCs w:val="false"/>
+                <w:color w:val="000000"/>
+                <w:sz w:val="18"/>
+                <w:szCs w:val="18"/>
+              </w:rPr>
+              <w:t xml:space="preserve"/>
             </w:r>
           </w:p>
         </w:tc>
@@ -211,25 +211,7 @@
             </w:tcMar>
             <w:vAlign w:val="top"/>
           </w:tcPr>
-          <w:p>
-            <w:pPr>
-              <w:spacing w:after="40" w:before="0"/>
-              <w:jc w:val="left"/>
-            </w:pPr>
-            <w:r>
-              <w:rPr>
-                <w:rFonts w:ascii="Arial" w:cs="Arial" w:eastAsia="Arial" w:hAnsi="Arial"/>
-                <w:b w:val="false"/>
-                <w:bCs w:val="false"/>
-                <w:i w:val="false"/>
-                <w:iCs w:val="false"/>
-                <w:color w:val="000000"/>
-                <w:sz w:val="18"/>
-                <w:szCs w:val="18"/>
-              </w:rPr>
-              <w:t xml:space="preserve">Biology</w:t>
-            </w:r>
-          </w:p>
+          <w:p/>
         </w:tc>
       </w:tr>
       <w:tr>
@@ -277,25 +259,7 @@
             </w:tcMar>
             <w:vAlign w:val="top"/>
           </w:tcPr>
-          <w:p>
-            <w:pPr>
-              <w:spacing w:after="40" w:before="0"/>
-              <w:jc w:val="left"/>
-            </w:pPr>
-            <w:r>
-              <w:rPr>
-                <w:rFonts w:ascii="Arial" w:cs="Arial" w:eastAsia="Arial" w:hAnsi="Arial"/>
-                <w:b w:val="false"/>
-                <w:bCs w:val="false"/>
-                <w:i w:val="false"/>
-                <w:iCs w:val="false"/>
-                <w:color w:val="000000"/>
-                <w:sz w:val="18"/>
-                <w:szCs w:val="18"/>
-              </w:rPr>
-              <w:t xml:space="preserve">Strand 1.0: Cell Biology and Biodiversity</w:t>
-            </w:r>
-          </w:p>
+          <w:p/>
         </w:tc>
       </w:tr>
       <w:tr>
@@ -343,25 +307,7 @@
             </w:tcMar>
             <w:vAlign w:val="top"/>
           </w:tcPr>
-          <w:p>
-            <w:pPr>
-              <w:spacing w:after="40" w:before="0"/>
-              <w:jc w:val="left"/>
-            </w:pPr>
-            <w:r>
-              <w:rPr>
-                <w:rFonts w:ascii="Arial" w:cs="Arial" w:eastAsia="Arial" w:hAnsi="Arial"/>
-                <w:b w:val="false"/>
-                <w:bCs w:val="false"/>
-                <w:i w:val="false"/>
-                <w:iCs w:val="false"/>
-                <w:color w:val="000000"/>
-                <w:sz w:val="18"/>
-                <w:szCs w:val="18"/>
-              </w:rPr>
-              <w:t xml:space="preserve">Sub-Strand 1.4: Chemicals of Life</w:t>
-            </w:r>
-          </w:p>
+          <w:p/>
         </w:tc>
       </w:tr>
       <w:tr>
@@ -411,1340 +357,7 @@
           </w:tcPr>
           <w:p>
             <w:pPr>
-              <w:spacing w:after="40" w:before="0"/>
-              <w:jc w:val="left"/>
-            </w:pPr>
-            <w:r>
-              <w:rPr>
-                <w:rFonts w:ascii="Arial" w:cs="Arial" w:eastAsia="Arial" w:hAnsi="Arial"/>
-                <w:b w:val="false"/>
-                <w:bCs w:val="false"/>
-                <w:i w:val="false"/>
-                <w:iCs w:val="false"/>
-                <w:color w:val="000000"/>
-                <w:sz w:val="18"/>
-                <w:szCs w:val="18"/>
-              </w:rPr>
-              <w:t xml:space="preserve">6 lessons × 40 minutes = 240 minutes total</w:t>
-            </w:r>
-          </w:p>
-        </w:tc>
-      </w:tr>
-      <w:tr>
-        <w:tc>
-          <w:tcPr>
-            <w:tcW w:type="dxa" w:w="3000"/>
-            <w:shd w:fill="D5E8F0" w:color="auto" w:val="clear"/>
-            <w:tcMar>
-              <w:top w:type="dxa" w:w="60"/>
-              <w:left w:type="dxa" w:w="120"/>
-              <w:bottom w:type="dxa" w:w="60"/>
-              <w:right w:type="dxa" w:w="120"/>
-            </w:tcMar>
-            <w:vAlign w:val="top"/>
-          </w:tcPr>
-          <w:p>
-            <w:pPr>
-              <w:spacing w:after="40" w:before="0"/>
-              <w:jc w:val="left"/>
-            </w:pPr>
-            <w:r>
-              <w:rPr>
-                <w:rFonts w:ascii="Arial" w:cs="Arial" w:eastAsia="Arial" w:hAnsi="Arial"/>
-                <w:b/>
-                <w:bCs/>
-                <w:i w:val="false"/>
-                <w:iCs w:val="false"/>
-                <w:color w:val="000000"/>
-                <w:sz w:val="18"/>
-                <w:szCs w:val="18"/>
-              </w:rPr>
-              <w:t xml:space="preserve">Sub-Strand Content</w:t>
-            </w:r>
-          </w:p>
-        </w:tc>
-        <w:tc>
-          <w:tcPr>
-            <w:tcW w:type="dxa" w:w="10680"/>
-            <w:shd w:fill="FFFFFF" w:color="auto" w:val="clear"/>
-            <w:tcMar>
-              <w:top w:type="dxa" w:w="60"/>
-              <w:left w:type="dxa" w:w="120"/>
-              <w:bottom w:type="dxa" w:w="60"/>
-              <w:right w:type="dxa" w:w="120"/>
-            </w:tcMar>
-            <w:vAlign w:val="top"/>
-          </w:tcPr>
-          <w:p>
-            <w:pPr>
-              <w:spacing w:after="30" w:before="0"/>
-              <w:ind w:left="360" w:hanging="180"/>
-              <w:jc w:val="left"/>
-            </w:pPr>
-            <w:r>
-              <w:rPr>
-                <w:rFonts w:ascii="Arial" w:cs="Arial" w:eastAsia="Arial" w:hAnsi="Arial"/>
-                <w:b w:val="false"/>
-                <w:bCs w:val="false"/>
-                <w:i w:val="false"/>
-                <w:iCs w:val="false"/>
-                <w:color w:val="000000"/>
-                <w:sz w:val="18"/>
-                <w:szCs w:val="18"/>
-              </w:rPr>
-              <w:t xml:space="preserve">–  Introduction to biomolecules and their role in living organisms</w:t>
-            </w:r>
-          </w:p>
-          <w:p>
-            <w:pPr>
-              <w:spacing w:after="30" w:before="0"/>
-              <w:ind w:left="360" w:hanging="180"/>
-              <w:jc w:val="left"/>
-            </w:pPr>
-            <w:r>
-              <w:rPr>
-                <w:rFonts w:ascii="Arial" w:cs="Arial" w:eastAsia="Arial" w:hAnsi="Arial"/>
-                <w:b w:val="false"/>
-                <w:bCs w:val="false"/>
-                <w:i w:val="false"/>
-                <w:iCs w:val="false"/>
-                <w:color w:val="000000"/>
-                <w:sz w:val="18"/>
-                <w:szCs w:val="18"/>
-              </w:rPr>
-              <w:t xml:space="preserve">–  Carbohydrates: composition, classification, properties, and functions</w:t>
-            </w:r>
-          </w:p>
-          <w:p>
-            <w:pPr>
-              <w:spacing w:after="30" w:before="0"/>
-              <w:ind w:left="360" w:hanging="180"/>
-              <w:jc w:val="left"/>
-            </w:pPr>
-            <w:r>
-              <w:rPr>
-                <w:rFonts w:ascii="Arial" w:cs="Arial" w:eastAsia="Arial" w:hAnsi="Arial"/>
-                <w:b w:val="false"/>
-                <w:bCs w:val="false"/>
-                <w:i w:val="false"/>
-                <w:iCs w:val="false"/>
-                <w:color w:val="000000"/>
-                <w:sz w:val="18"/>
-                <w:szCs w:val="18"/>
-              </w:rPr>
-              <w:t xml:space="preserve">–  Proteins: composition (amino acids), structure, properties, and functions</w:t>
-            </w:r>
-          </w:p>
-          <w:p>
-            <w:pPr>
-              <w:spacing w:after="30" w:before="0"/>
-              <w:ind w:left="360" w:hanging="180"/>
-              <w:jc w:val="left"/>
-            </w:pPr>
-            <w:r>
-              <w:rPr>
-                <w:rFonts w:ascii="Arial" w:cs="Arial" w:eastAsia="Arial" w:hAnsi="Arial"/>
-                <w:b w:val="false"/>
-                <w:bCs w:val="false"/>
-                <w:i w:val="false"/>
-                <w:iCs w:val="false"/>
-                <w:color w:val="000000"/>
-                <w:sz w:val="18"/>
-                <w:szCs w:val="18"/>
-              </w:rPr>
-              <w:t xml:space="preserve">–  Lipids: composition, classification, properties, and functions</w:t>
-            </w:r>
-          </w:p>
-          <w:p>
-            <w:pPr>
-              <w:spacing w:after="30" w:before="0"/>
-              <w:ind w:left="360" w:hanging="180"/>
-              <w:jc w:val="left"/>
-            </w:pPr>
-            <w:r>
-              <w:rPr>
-                <w:rFonts w:ascii="Arial" w:cs="Arial" w:eastAsia="Arial" w:hAnsi="Arial"/>
-                <w:b w:val="false"/>
-                <w:bCs w:val="false"/>
-                <w:i w:val="false"/>
-                <w:iCs w:val="false"/>
-                <w:color w:val="000000"/>
-                <w:sz w:val="18"/>
-                <w:szCs w:val="18"/>
-              </w:rPr>
-              <w:t xml:space="preserve">–  Enzymes: nature, properties, and factors affecting enzyme activity</w:t>
-            </w:r>
-          </w:p>
-          <w:p>
-            <w:pPr>
-              <w:spacing w:after="30" w:before="0"/>
-              <w:ind w:left="360" w:hanging="180"/>
-              <w:jc w:val="left"/>
-            </w:pPr>
-            <w:r>
-              <w:rPr>
-                <w:rFonts w:ascii="Arial" w:cs="Arial" w:eastAsia="Arial" w:hAnsi="Arial"/>
-                <w:b w:val="false"/>
-                <w:bCs w:val="false"/>
-                <w:i w:val="false"/>
-                <w:iCs w:val="false"/>
-                <w:color w:val="000000"/>
-                <w:sz w:val="18"/>
-                <w:szCs w:val="18"/>
-              </w:rPr>
-              <w:t xml:space="preserve">–  Food tests: chemical tests for starch, reducing sugars, proteins, and lipids</w:t>
-            </w:r>
-          </w:p>
-          <w:p>
-            <w:pPr>
-              <w:spacing w:after="30" w:before="0"/>
-              <w:ind w:left="360" w:hanging="180"/>
-              <w:jc w:val="left"/>
-            </w:pPr>
-            <w:r>
-              <w:rPr>
-                <w:rFonts w:ascii="Arial" w:cs="Arial" w:eastAsia="Arial" w:hAnsi="Arial"/>
-                <w:b w:val="false"/>
-                <w:bCs w:val="false"/>
-                <w:i w:val="false"/>
-                <w:iCs w:val="false"/>
-                <w:color w:val="000000"/>
-                <w:sz w:val="18"/>
-                <w:szCs w:val="18"/>
-              </w:rPr>
-              <w:t xml:space="preserve">–  Water and mineral salts: roles and importance in living organisms</w:t>
-            </w:r>
-          </w:p>
-          <w:p>
-            <w:pPr>
-              <w:spacing w:after="30" w:before="0"/>
-              <w:ind w:left="360" w:hanging="180"/>
-              <w:jc w:val="left"/>
-            </w:pPr>
-            <w:r>
-              <w:rPr>
-                <w:rFonts w:ascii="Arial" w:cs="Arial" w:eastAsia="Arial" w:hAnsi="Arial"/>
-                <w:b w:val="false"/>
-                <w:bCs w:val="false"/>
-                <w:i w:val="false"/>
-                <w:iCs w:val="false"/>
-                <w:color w:val="000000"/>
-                <w:sz w:val="18"/>
-                <w:szCs w:val="18"/>
-              </w:rPr>
-              <w:t xml:space="preserve">–  Energy requirements and the dietary significance of biomolecules</w:t>
-            </w:r>
-          </w:p>
-          <w:p>
-            <w:pPr>
-              <w:spacing w:after="30" w:before="0"/>
-              <w:ind w:left="360" w:hanging="180"/>
-              <w:jc w:val="left"/>
-            </w:pPr>
-            <w:r>
-              <w:rPr>
-                <w:rFonts w:ascii="Arial" w:cs="Arial" w:eastAsia="Arial" w:hAnsi="Arial"/>
-                <w:b w:val="false"/>
-                <w:bCs w:val="false"/>
-                <w:i w:val="false"/>
-                <w:iCs w:val="false"/>
-                <w:color w:val="000000"/>
-                <w:sz w:val="18"/>
-                <w:szCs w:val="18"/>
-              </w:rPr>
-              <w:t xml:space="preserve">–  Reading and interpreting food labels to identify biomolecules</w:t>
-            </w:r>
-          </w:p>
-          <w:p>
-            <w:pPr>
-              <w:spacing w:after="30" w:before="0"/>
-              <w:ind w:left="360" w:hanging="180"/>
-              <w:jc w:val="left"/>
-            </w:pPr>
-            <w:r>
-              <w:rPr>
-                <w:rFonts w:ascii="Arial" w:cs="Arial" w:eastAsia="Arial" w:hAnsi="Arial"/>
-                <w:b w:val="false"/>
-                <w:bCs w:val="false"/>
-                <w:i w:val="false"/>
-                <w:iCs w:val="false"/>
-                <w:color w:val="000000"/>
-                <w:sz w:val="18"/>
-                <w:szCs w:val="18"/>
-              </w:rPr>
-              <w:t xml:space="preserve">–  Enzyme activity experiments (e.g., effect of temperature and pH on enzyme action)</w:t>
-            </w:r>
-          </w:p>
-        </w:tc>
-      </w:tr>
-      <w:tr>
-        <w:tc>
-          <w:tcPr>
-            <w:tcW w:type="dxa" w:w="3000"/>
-            <w:shd w:fill="D5E8F0" w:color="auto" w:val="clear"/>
-            <w:tcMar>
-              <w:top w:type="dxa" w:w="60"/>
-              <w:left w:type="dxa" w:w="120"/>
-              <w:bottom w:type="dxa" w:w="60"/>
-              <w:right w:type="dxa" w:w="120"/>
-            </w:tcMar>
-            <w:vAlign w:val="top"/>
-          </w:tcPr>
-          <w:p>
-            <w:pPr>
-              <w:spacing w:after="40" w:before="0"/>
-              <w:jc w:val="left"/>
-            </w:pPr>
-            <w:r>
-              <w:rPr>
-                <w:rFonts w:ascii="Arial" w:cs="Arial" w:eastAsia="Arial" w:hAnsi="Arial"/>
-                <w:b/>
-                <w:bCs/>
-                <w:i w:val="false"/>
-                <w:iCs w:val="false"/>
-                <w:color w:val="000000"/>
-                <w:sz w:val="18"/>
-                <w:szCs w:val="18"/>
-              </w:rPr>
-              <w:t xml:space="preserve">Learning Outcomes</w:t>
-            </w:r>
-          </w:p>
-        </w:tc>
-        <w:tc>
-          <w:tcPr>
-            <w:tcW w:type="dxa" w:w="10680"/>
-            <w:shd w:fill="FFFFFF" w:color="auto" w:val="clear"/>
-            <w:tcMar>
-              <w:top w:type="dxa" w:w="60"/>
-              <w:left w:type="dxa" w:w="120"/>
-              <w:bottom w:type="dxa" w:w="60"/>
-              <w:right w:type="dxa" w:w="120"/>
-            </w:tcMar>
-            <w:vAlign w:val="top"/>
-          </w:tcPr>
-          <w:p>
-            <w:pPr>
-              <w:spacing w:after="40" w:before="0"/>
-              <w:jc w:val="left"/>
-            </w:pPr>
-            <w:r>
-              <w:rPr>
-                <w:rFonts w:ascii="Arial" w:cs="Arial" w:eastAsia="Arial" w:hAnsi="Arial"/>
-                <w:b w:val="false"/>
-                <w:bCs w:val="false"/>
-                <w:i w:val="false"/>
-                <w:iCs w:val="false"/>
-                <w:color w:val="000000"/>
-                <w:sz w:val="18"/>
-                <w:szCs w:val="18"/>
-              </w:rPr>
-              <w:t xml:space="preserve">By the end of the sub-strand, the learner should be able to:</w:t>
-            </w:r>
-          </w:p>
-          <w:p>
-            <w:pPr>
-              <w:spacing w:after="40" w:before="0"/>
-              <w:jc w:val="left"/>
-            </w:pPr>
-            <w:r>
-              <w:rPr>
-                <w:rFonts w:ascii="Arial" w:cs="Arial" w:eastAsia="Arial" w:hAnsi="Arial"/>
-                <w:b w:val="false"/>
-                <w:bCs w:val="false"/>
-                <w:i w:val="false"/>
-                <w:iCs w:val="false"/>
-                <w:color w:val="000000"/>
-                <w:sz w:val="18"/>
-                <w:szCs w:val="18"/>
-              </w:rPr>
-              <w:t xml:space="preserve">a) identify and describe the chemical composition and structural properties of carbohydrates, proteins, lipids, and enzymes found in living organisms</w:t>
-            </w:r>
-          </w:p>
-          <w:p>
-            <w:pPr>
-              <w:spacing w:after="40" w:before="0"/>
-              <w:jc w:val="left"/>
-            </w:pPr>
-            <w:r>
-              <w:rPr>
-                <w:rFonts w:ascii="Arial" w:cs="Arial" w:eastAsia="Arial" w:hAnsi="Arial"/>
-                <w:b w:val="false"/>
-                <w:bCs w:val="false"/>
-                <w:i w:val="false"/>
-                <w:iCs w:val="false"/>
-                <w:color w:val="000000"/>
-                <w:sz w:val="18"/>
-                <w:szCs w:val="18"/>
-              </w:rPr>
-              <w:t xml:space="preserve">b) explain the biological functions of carbohydrates, proteins, lipids, enzymes, water, and mineral salts in living organisms</w:t>
-            </w:r>
-          </w:p>
-          <w:p>
-            <w:pPr>
-              <w:spacing w:after="40" w:before="0"/>
-              <w:jc w:val="left"/>
-            </w:pPr>
-            <w:r>
-              <w:rPr>
-                <w:rFonts w:ascii="Arial" w:cs="Arial" w:eastAsia="Arial" w:hAnsi="Arial"/>
-                <w:b w:val="false"/>
-                <w:bCs w:val="false"/>
-                <w:i w:val="false"/>
-                <w:iCs w:val="false"/>
-                <w:color w:val="000000"/>
-                <w:sz w:val="18"/>
-                <w:szCs w:val="18"/>
-              </w:rPr>
-              <w:t xml:space="preserve">c) perform and interpret food tests to identify the presence of carbohydrates, proteins, and lipids in food samples commonly available in Kenya</w:t>
-            </w:r>
-          </w:p>
-          <w:p>
-            <w:pPr>
-              <w:spacing w:after="40" w:before="0"/>
-              <w:jc w:val="left"/>
-            </w:pPr>
-            <w:r>
-              <w:rPr>
-                <w:rFonts w:ascii="Arial" w:cs="Arial" w:eastAsia="Arial" w:hAnsi="Arial"/>
-                <w:b w:val="false"/>
-                <w:bCs w:val="false"/>
-                <w:i w:val="false"/>
-                <w:iCs w:val="false"/>
-                <w:color w:val="000000"/>
-                <w:sz w:val="18"/>
-                <w:szCs w:val="18"/>
-              </w:rPr>
-              <w:t xml:space="preserve">d) investigate and explain the factors that affect enzyme activity, including temperature, pH, and substrate concentration, using experimental evidence</w:t>
-            </w:r>
-          </w:p>
-          <w:p>
-            <w:pPr>
-              <w:spacing w:after="40" w:before="0"/>
-              <w:jc w:val="left"/>
-            </w:pPr>
-            <w:r>
-              <w:rPr>
-                <w:rFonts w:ascii="Arial" w:cs="Arial" w:eastAsia="Arial" w:hAnsi="Arial"/>
-                <w:b w:val="false"/>
-                <w:bCs w:val="false"/>
-                <w:i w:val="false"/>
-                <w:iCs w:val="false"/>
-                <w:color w:val="000000"/>
-                <w:sz w:val="18"/>
-                <w:szCs w:val="18"/>
-              </w:rPr>
-              <w:t xml:space="preserve">e) relate the chemical composition of food to human energy requirements and nutritional needs in everyday Kenyan dietary contexts</w:t>
-            </w:r>
-          </w:p>
-          <w:p>
-            <w:pPr>
-              <w:spacing w:after="40" w:before="0"/>
-              <w:jc w:val="left"/>
-            </w:pPr>
-            <w:r>
-              <w:rPr>
-                <w:rFonts w:ascii="Arial" w:cs="Arial" w:eastAsia="Arial" w:hAnsi="Arial"/>
-                <w:b w:val="false"/>
-                <w:bCs w:val="false"/>
-                <w:i w:val="false"/>
-                <w:iCs w:val="false"/>
-                <w:color w:val="000000"/>
-                <w:sz w:val="18"/>
-                <w:szCs w:val="18"/>
-              </w:rPr>
-              <w:t xml:space="preserve">f) appreciate the importance of biomolecules in maintaining life processes and making informed dietary choices</w:t>
-            </w:r>
-          </w:p>
-        </w:tc>
-      </w:tr>
-      <w:tr>
-        <w:tc>
-          <w:tcPr>
-            <w:tcW w:type="dxa" w:w="3000"/>
-            <w:shd w:fill="D5E8F0" w:color="auto" w:val="clear"/>
-            <w:tcMar>
-              <w:top w:type="dxa" w:w="60"/>
-              <w:left w:type="dxa" w:w="120"/>
-              <w:bottom w:type="dxa" w:w="60"/>
-              <w:right w:type="dxa" w:w="120"/>
-            </w:tcMar>
-            <w:vAlign w:val="top"/>
-          </w:tcPr>
-          <w:p>
-            <w:pPr>
-              <w:spacing w:after="40" w:before="0"/>
-              <w:jc w:val="left"/>
-            </w:pPr>
-            <w:r>
-              <w:rPr>
-                <w:rFonts w:ascii="Arial" w:cs="Arial" w:eastAsia="Arial" w:hAnsi="Arial"/>
-                <w:b/>
-                <w:bCs/>
-                <w:i w:val="false"/>
-                <w:iCs w:val="false"/>
-                <w:color w:val="000000"/>
-                <w:sz w:val="18"/>
-                <w:szCs w:val="18"/>
-              </w:rPr>
-              <w:t xml:space="preserve">Core Competencies</w:t>
-            </w:r>
-          </w:p>
-        </w:tc>
-        <w:tc>
-          <w:tcPr>
-            <w:tcW w:type="dxa" w:w="10680"/>
-            <w:shd w:fill="FFFFFF" w:color="auto" w:val="clear"/>
-            <w:tcMar>
-              <w:top w:type="dxa" w:w="60"/>
-              <w:left w:type="dxa" w:w="120"/>
-              <w:bottom w:type="dxa" w:w="60"/>
-              <w:right w:type="dxa" w:w="120"/>
-            </w:tcMar>
-            <w:vAlign w:val="top"/>
-          </w:tcPr>
-          <w:p>
-            <w:pPr>
-              <w:spacing w:after="30" w:before="0"/>
-              <w:ind w:left="360" w:hanging="180"/>
-              <w:jc w:val="left"/>
-            </w:pPr>
-            <w:r>
-              <w:rPr>
-                <w:rFonts w:ascii="Arial" w:cs="Arial" w:eastAsia="Arial" w:hAnsi="Arial"/>
-                <w:b w:val="false"/>
-                <w:bCs w:val="false"/>
-                <w:i w:val="false"/>
-                <w:iCs w:val="false"/>
-                <w:color w:val="000000"/>
-                <w:sz w:val="18"/>
-                <w:szCs w:val="18"/>
-              </w:rPr>
-              <w:t xml:space="preserve">–  Critical Thinking and Problem Solving: Learners analyse food labels of common Kenyan food products (e.g., uji flour, Weetabix, Indomie) and design food tests to identify biomolecules, drawing evidence-based conclusions about nutritional content.</w:t>
-            </w:r>
-          </w:p>
-          <w:p>
-            <w:pPr>
-              <w:spacing w:after="30" w:before="0"/>
-              <w:ind w:left="360" w:hanging="180"/>
-              <w:jc w:val="left"/>
-            </w:pPr>
-            <w:r>
-              <w:rPr>
-                <w:rFonts w:ascii="Arial" w:cs="Arial" w:eastAsia="Arial" w:hAnsi="Arial"/>
-                <w:b w:val="false"/>
-                <w:bCs w:val="false"/>
-                <w:i w:val="false"/>
-                <w:iCs w:val="false"/>
-                <w:color w:val="000000"/>
-                <w:sz w:val="18"/>
-                <w:szCs w:val="18"/>
-              </w:rPr>
-              <w:t xml:space="preserve">–  Creativity and Imagination: Learners construct and revise visual models of biomolecule structures and enzyme-substrate interactions, creatively representing abstract molecular concepts using locally available materials.</w:t>
-            </w:r>
-          </w:p>
-          <w:p>
-            <w:pPr>
-              <w:spacing w:after="30" w:before="0"/>
-              <w:ind w:left="360" w:hanging="180"/>
-              <w:jc w:val="left"/>
-            </w:pPr>
-            <w:r>
-              <w:rPr>
-                <w:rFonts w:ascii="Arial" w:cs="Arial" w:eastAsia="Arial" w:hAnsi="Arial"/>
-                <w:b w:val="false"/>
-                <w:bCs w:val="false"/>
-                <w:i w:val="false"/>
-                <w:iCs w:val="false"/>
-                <w:color w:val="000000"/>
-                <w:sz w:val="18"/>
-                <w:szCs w:val="18"/>
-              </w:rPr>
-              <w:t xml:space="preserve">–  Communication and Collaboration: Learners collaboratively conduct food tests and enzyme experiments, recording and presenting findings to peers using scientific language and data tables.</w:t>
-            </w:r>
-          </w:p>
-          <w:p>
-            <w:pPr>
-              <w:spacing w:after="30" w:before="0"/>
-              <w:ind w:left="360" w:hanging="180"/>
-              <w:jc w:val="left"/>
-            </w:pPr>
-            <w:r>
-              <w:rPr>
-                <w:rFonts w:ascii="Arial" w:cs="Arial" w:eastAsia="Arial" w:hAnsi="Arial"/>
-                <w:b w:val="false"/>
-                <w:bCs w:val="false"/>
-                <w:i w:val="false"/>
-                <w:iCs w:val="false"/>
-                <w:color w:val="000000"/>
-                <w:sz w:val="18"/>
-                <w:szCs w:val="18"/>
-              </w:rPr>
-              <w:t xml:space="preserve">–  Digital Literacy: Learners engage with interactive simulations on carbohydrates and proteins and watch video content on lipids, critically evaluating digital scientific information.</w:t>
-            </w:r>
-          </w:p>
-          <w:p>
-            <w:pPr>
-              <w:spacing w:after="30" w:before="0"/>
-              <w:ind w:left="360" w:hanging="180"/>
-              <w:jc w:val="left"/>
-            </w:pPr>
-            <w:r>
-              <w:rPr>
-                <w:rFonts w:ascii="Arial" w:cs="Arial" w:eastAsia="Arial" w:hAnsi="Arial"/>
-                <w:b w:val="false"/>
-                <w:bCs w:val="false"/>
-                <w:i w:val="false"/>
-                <w:iCs w:val="false"/>
-                <w:color w:val="000000"/>
-                <w:sz w:val="18"/>
-                <w:szCs w:val="18"/>
-              </w:rPr>
-              <w:t xml:space="preserve">–  Self-efficacy: Learners develop confidence in laboratory skills and scientific reasoning as they independently plan and carry out food tests and enzyme activity investigations.</w:t>
-            </w:r>
-          </w:p>
-        </w:tc>
-      </w:tr>
-      <w:tr>
-        <w:tc>
-          <w:tcPr>
-            <w:tcW w:type="dxa" w:w="3000"/>
-            <w:shd w:fill="E2EFDA" w:color="auto" w:val="clear"/>
-            <w:tcMar>
-              <w:top w:type="dxa" w:w="60"/>
-              <w:left w:type="dxa" w:w="120"/>
-              <w:bottom w:type="dxa" w:w="60"/>
-              <w:right w:type="dxa" w:w="120"/>
-            </w:tcMar>
-            <w:vAlign w:val="top"/>
-          </w:tcPr>
-          <w:p>
-            <w:pPr>
-              <w:spacing w:after="40" w:before="0"/>
-              <w:jc w:val="left"/>
-            </w:pPr>
-            <w:r>
-              <w:rPr>
-                <w:rFonts w:ascii="Arial" w:cs="Arial" w:eastAsia="Arial" w:hAnsi="Arial"/>
-                <w:b/>
-                <w:bCs/>
-                <w:i w:val="false"/>
-                <w:iCs w:val="false"/>
-                <w:color w:val="000000"/>
-                <w:sz w:val="18"/>
-                <w:szCs w:val="18"/>
-              </w:rPr>
-              <w:t xml:space="preserve">Core Values</w:t>
-            </w:r>
-          </w:p>
-        </w:tc>
-        <w:tc>
-          <w:tcPr>
-            <w:tcW w:type="dxa" w:w="10680"/>
-            <w:shd w:fill="FFFFFF" w:color="auto" w:val="clear"/>
-            <w:tcMar>
-              <w:top w:type="dxa" w:w="60"/>
-              <w:left w:type="dxa" w:w="120"/>
-              <w:bottom w:type="dxa" w:w="60"/>
-              <w:right w:type="dxa" w:w="120"/>
-            </w:tcMar>
-            <w:vAlign w:val="top"/>
-          </w:tcPr>
-          <w:p>
-            <w:pPr>
-              <w:spacing w:after="30" w:before="0"/>
-              <w:ind w:left="360" w:hanging="180"/>
-              <w:jc w:val="left"/>
-            </w:pPr>
-            <w:r>
-              <w:rPr>
-                <w:rFonts w:ascii="Arial" w:cs="Arial" w:eastAsia="Arial" w:hAnsi="Arial"/>
-                <w:b w:val="false"/>
-                <w:bCs w:val="false"/>
-                <w:i w:val="false"/>
-                <w:iCs w:val="false"/>
-                <w:color w:val="000000"/>
-                <w:sz w:val="18"/>
-                <w:szCs w:val="18"/>
-              </w:rPr>
-              <w:t xml:space="preserve">–  Responsibility: Learners handle laboratory reagents and equipment safely and dispose of materials responsibly during food tests and enzyme experiments.</w:t>
-            </w:r>
-          </w:p>
-          <w:p>
-            <w:pPr>
-              <w:spacing w:after="30" w:before="0"/>
-              <w:ind w:left="360" w:hanging="180"/>
-              <w:jc w:val="left"/>
-            </w:pPr>
-            <w:r>
-              <w:rPr>
-                <w:rFonts w:ascii="Arial" w:cs="Arial" w:eastAsia="Arial" w:hAnsi="Arial"/>
-                <w:b w:val="false"/>
-                <w:bCs w:val="false"/>
-                <w:i w:val="false"/>
-                <w:iCs w:val="false"/>
-                <w:color w:val="000000"/>
-                <w:sz w:val="18"/>
-                <w:szCs w:val="18"/>
-              </w:rPr>
-              <w:t xml:space="preserve">–  Respect: Learners respect diverse dietary practices and food cultures across Kenyan communities when discussing the nutritional roles of biomolecules.</w:t>
-            </w:r>
-          </w:p>
-          <w:p>
-            <w:pPr>
-              <w:spacing w:after="30" w:before="0"/>
-              <w:ind w:left="360" w:hanging="180"/>
-              <w:jc w:val="left"/>
-            </w:pPr>
-            <w:r>
-              <w:rPr>
-                <w:rFonts w:ascii="Arial" w:cs="Arial" w:eastAsia="Arial" w:hAnsi="Arial"/>
-                <w:b w:val="false"/>
-                <w:bCs w:val="false"/>
-                <w:i w:val="false"/>
-                <w:iCs w:val="false"/>
-                <w:color w:val="000000"/>
-                <w:sz w:val="18"/>
-                <w:szCs w:val="18"/>
-              </w:rPr>
-              <w:t xml:space="preserve">–  Integrity: Learners record and report experimental results honestly, including unexpected or inconclusive findings from food tests.</w:t>
-            </w:r>
-          </w:p>
-          <w:p>
-            <w:pPr>
-              <w:spacing w:after="30" w:before="0"/>
-              <w:ind w:left="360" w:hanging="180"/>
-              <w:jc w:val="left"/>
-            </w:pPr>
-            <w:r>
-              <w:rPr>
-                <w:rFonts w:ascii="Arial" w:cs="Arial" w:eastAsia="Arial" w:hAnsi="Arial"/>
-                <w:b w:val="false"/>
-                <w:bCs w:val="false"/>
-                <w:i w:val="false"/>
-                <w:iCs w:val="false"/>
-                <w:color w:val="000000"/>
-                <w:sz w:val="18"/>
-                <w:szCs w:val="18"/>
-              </w:rPr>
-              <w:t xml:space="preserve">–  Social Justice: Learners examine how access to balanced diets containing essential biomolecules is unevenly distributed across Kenyan communities, fostering empathy and awareness of nutritional inequality.</w:t>
-            </w:r>
-          </w:p>
-        </w:tc>
-      </w:tr>
-      <w:tr>
-        <w:tc>
-          <w:tcPr>
-            <w:tcW w:type="dxa" w:w="3000"/>
-            <w:shd w:fill="D5E8F0" w:color="auto" w:val="clear"/>
-            <w:tcMar>
-              <w:top w:type="dxa" w:w="60"/>
-              <w:left w:type="dxa" w:w="120"/>
-              <w:bottom w:type="dxa" w:w="60"/>
-              <w:right w:type="dxa" w:w="120"/>
-            </w:tcMar>
-            <w:vAlign w:val="top"/>
-          </w:tcPr>
-          <w:p>
-            <w:pPr>
-              <w:spacing w:after="40" w:before="0"/>
-              <w:jc w:val="left"/>
-            </w:pPr>
-            <w:r>
-              <w:rPr>
-                <w:rFonts w:ascii="Arial" w:cs="Arial" w:eastAsia="Arial" w:hAnsi="Arial"/>
-                <w:b/>
-                <w:bCs/>
-                <w:i w:val="false"/>
-                <w:iCs w:val="false"/>
-                <w:color w:val="000000"/>
-                <w:sz w:val="18"/>
-                <w:szCs w:val="18"/>
-              </w:rPr>
-              <w:t xml:space="preserve">Science &amp; Engineering Practices</w:t>
-            </w:r>
-          </w:p>
-        </w:tc>
-        <w:tc>
-          <w:tcPr>
-            <w:tcW w:type="dxa" w:w="10680"/>
-            <w:shd w:fill="FFFFFF" w:color="auto" w:val="clear"/>
-            <w:tcMar>
-              <w:top w:type="dxa" w:w="60"/>
-              <w:left w:type="dxa" w:w="120"/>
-              <w:bottom w:type="dxa" w:w="60"/>
-              <w:right w:type="dxa" w:w="120"/>
-            </w:tcMar>
-            <w:vAlign w:val="top"/>
-          </w:tcPr>
-          <w:p>
-            <w:pPr>
-              <w:spacing w:after="30" w:before="0"/>
-              <w:ind w:left="360" w:hanging="180"/>
-              <w:jc w:val="left"/>
-            </w:pPr>
-            <w:r>
-              <w:rPr>
-                <w:rFonts w:ascii="Arial" w:cs="Arial" w:eastAsia="Arial" w:hAnsi="Arial"/>
-                <w:b w:val="false"/>
-                <w:bCs w:val="false"/>
-                <w:i w:val="false"/>
-                <w:iCs w:val="false"/>
-                <w:color w:val="000000"/>
-                <w:sz w:val="18"/>
-                <w:szCs w:val="18"/>
-              </w:rPr>
-              <w:t xml:space="preserve">–  Asking Questions and Defining Problems: Learners generate investigable questions about why certain foods give us energy or build muscles, anchored in the phenomenon of food label analysis.</w:t>
-            </w:r>
-          </w:p>
-          <w:p>
-            <w:pPr>
-              <w:spacing w:after="30" w:before="0"/>
-              <w:ind w:left="360" w:hanging="180"/>
-              <w:jc w:val="left"/>
-            </w:pPr>
-            <w:r>
-              <w:rPr>
-                <w:rFonts w:ascii="Arial" w:cs="Arial" w:eastAsia="Arial" w:hAnsi="Arial"/>
-                <w:b w:val="false"/>
-                <w:bCs w:val="false"/>
-                <w:i w:val="false"/>
-                <w:iCs w:val="false"/>
-                <w:color w:val="000000"/>
-                <w:sz w:val="18"/>
-                <w:szCs w:val="18"/>
-              </w:rPr>
-              <w:t xml:space="preserve">–  Planning and Carrying Out Investigations: Learners design and perform food tests (Benedict's, Biuret, iodine, ethanol emulsion) and enzyme activity experiments with controlled variables.</w:t>
-            </w:r>
-          </w:p>
-          <w:p>
-            <w:pPr>
-              <w:spacing w:after="30" w:before="0"/>
-              <w:ind w:left="360" w:hanging="180"/>
-              <w:jc w:val="left"/>
-            </w:pPr>
-            <w:r>
-              <w:rPr>
-                <w:rFonts w:ascii="Arial" w:cs="Arial" w:eastAsia="Arial" w:hAnsi="Arial"/>
-                <w:b w:val="false"/>
-                <w:bCs w:val="false"/>
-                <w:i w:val="false"/>
-                <w:iCs w:val="false"/>
-                <w:color w:val="000000"/>
-                <w:sz w:val="18"/>
-                <w:szCs w:val="18"/>
-              </w:rPr>
-              <w:t xml:space="preserve">–  Analysing and Interpreting Data: Learners record colour changes in food tests and graph enzyme activity results across different temperatures and pH values, drawing patterns and conclusions.</w:t>
-            </w:r>
-          </w:p>
-          <w:p>
-            <w:pPr>
-              <w:spacing w:after="30" w:before="0"/>
-              <w:ind w:left="360" w:hanging="180"/>
-              <w:jc w:val="left"/>
-            </w:pPr>
-            <w:r>
-              <w:rPr>
-                <w:rFonts w:ascii="Arial" w:cs="Arial" w:eastAsia="Arial" w:hAnsi="Arial"/>
-                <w:b w:val="false"/>
-                <w:bCs w:val="false"/>
-                <w:i w:val="false"/>
-                <w:iCs w:val="false"/>
-                <w:color w:val="000000"/>
-                <w:sz w:val="18"/>
-                <w:szCs w:val="18"/>
-              </w:rPr>
-              <w:t xml:space="preserve">–  Constructing Explanations: Learners use evidence from experiments and readings to explain how the molecular structure of biomolecules relates to their function in living organisms.</w:t>
-            </w:r>
-          </w:p>
-          <w:p>
-            <w:pPr>
-              <w:spacing w:after="30" w:before="0"/>
-              <w:ind w:left="360" w:hanging="180"/>
-              <w:jc w:val="left"/>
-            </w:pPr>
-            <w:r>
-              <w:rPr>
-                <w:rFonts w:ascii="Arial" w:cs="Arial" w:eastAsia="Arial" w:hAnsi="Arial"/>
-                <w:b w:val="false"/>
-                <w:bCs w:val="false"/>
-                <w:i w:val="false"/>
-                <w:iCs w:val="false"/>
-                <w:color w:val="000000"/>
-                <w:sz w:val="18"/>
-                <w:szCs w:val="18"/>
-              </w:rPr>
-              <w:t xml:space="preserve">–  Developing and Using Models: Learners build and revise cumulative models of biomolecule structure and enzyme-substrate interactions across the unit.</w:t>
-            </w:r>
-          </w:p>
-          <w:p>
-            <w:pPr>
-              <w:spacing w:after="30" w:before="0"/>
-              <w:ind w:left="360" w:hanging="180"/>
-              <w:jc w:val="left"/>
-            </w:pPr>
-            <w:r>
-              <w:rPr>
-                <w:rFonts w:ascii="Arial" w:cs="Arial" w:eastAsia="Arial" w:hAnsi="Arial"/>
-                <w:b w:val="false"/>
-                <w:bCs w:val="false"/>
-                <w:i w:val="false"/>
-                <w:iCs w:val="false"/>
-                <w:color w:val="000000"/>
-                <w:sz w:val="18"/>
-                <w:szCs w:val="18"/>
-              </w:rPr>
-              <w:t xml:space="preserve">–  Obtaining, Evaluating, and Communicating Information: Learners read texts, watch videos, and use simulations on biomolecules, then synthesise and communicate understanding through presentations and model annotations.</w:t>
-            </w:r>
-          </w:p>
-        </w:tc>
-      </w:tr>
-      <w:tr>
-        <w:tc>
-          <w:tcPr>
-            <w:tcW w:type="dxa" w:w="3000"/>
-            <w:shd w:fill="FCE4D6" w:color="auto" w:val="clear"/>
-            <w:tcMar>
-              <w:top w:type="dxa" w:w="60"/>
-              <w:left w:type="dxa" w:w="120"/>
-              <w:bottom w:type="dxa" w:w="60"/>
-              <w:right w:type="dxa" w:w="120"/>
-            </w:tcMar>
-            <w:vAlign w:val="top"/>
-          </w:tcPr>
-          <w:p>
-            <w:pPr>
-              <w:spacing w:after="40" w:before="0"/>
-              <w:jc w:val="left"/>
-            </w:pPr>
-            <w:r>
-              <w:rPr>
-                <w:rFonts w:ascii="Arial" w:cs="Arial" w:eastAsia="Arial" w:hAnsi="Arial"/>
-                <w:b/>
-                <w:bCs/>
-                <w:i w:val="false"/>
-                <w:iCs w:val="false"/>
-                <w:color w:val="000000"/>
-                <w:sz w:val="18"/>
-                <w:szCs w:val="18"/>
-              </w:rPr>
-              <w:t xml:space="preserve">Pertinent &amp; Contemporary Issues (PCIs)</w:t>
-            </w:r>
-          </w:p>
-        </w:tc>
-        <w:tc>
-          <w:tcPr>
-            <w:tcW w:type="dxa" w:w="10680"/>
-            <w:shd w:fill="FFFFFF" w:color="auto" w:val="clear"/>
-            <w:tcMar>
-              <w:top w:type="dxa" w:w="60"/>
-              <w:left w:type="dxa" w:w="120"/>
-              <w:bottom w:type="dxa" w:w="60"/>
-              <w:right w:type="dxa" w:w="120"/>
-            </w:tcMar>
-            <w:vAlign w:val="top"/>
-          </w:tcPr>
-          <w:p>
-            <w:pPr>
-              <w:spacing w:after="30" w:before="0"/>
-              <w:ind w:left="360" w:hanging="180"/>
-              <w:jc w:val="left"/>
-            </w:pPr>
-            <w:r>
-              <w:rPr>
-                <w:rFonts w:ascii="Arial" w:cs="Arial" w:eastAsia="Arial" w:hAnsi="Arial"/>
-                <w:b w:val="false"/>
-                <w:bCs w:val="false"/>
-                <w:i w:val="false"/>
-                <w:iCs w:val="false"/>
-                <w:color w:val="000000"/>
-                <w:sz w:val="18"/>
-                <w:szCs w:val="18"/>
-              </w:rPr>
-              <w:t xml:space="preserve">–  Health Education: Learners connect knowledge of biomolecules to personal and community health, evaluating the nutritional adequacy of common Kenyan diets (e.g., githeri, ugali and sukuma wiki, nyama choma) and understanding energy requirements for daily activities.</w:t>
-            </w:r>
-          </w:p>
-          <w:p>
-            <w:pPr>
-              <w:spacing w:after="30" w:before="0"/>
-              <w:ind w:left="360" w:hanging="180"/>
-              <w:jc w:val="left"/>
-            </w:pPr>
-            <w:r>
-              <w:rPr>
-                <w:rFonts w:ascii="Arial" w:cs="Arial" w:eastAsia="Arial" w:hAnsi="Arial"/>
-                <w:b w:val="false"/>
-                <w:bCs w:val="false"/>
-                <w:i w:val="false"/>
-                <w:iCs w:val="false"/>
-                <w:color w:val="000000"/>
-                <w:sz w:val="18"/>
-                <w:szCs w:val="18"/>
-              </w:rPr>
-              <w:t xml:space="preserve">–  Environmental Conservation: Learners consider sustainable food sources rich in biomolecules (e.g., indigenous vegetables, legumes grown in the Rift Valley) and their role in food security.</w:t>
-            </w:r>
-          </w:p>
-          <w:p>
-            <w:pPr>
-              <w:spacing w:after="30" w:before="0"/>
-              <w:ind w:left="360" w:hanging="180"/>
-              <w:jc w:val="left"/>
-            </w:pPr>
-            <w:r>
-              <w:rPr>
-                <w:rFonts w:ascii="Arial" w:cs="Arial" w:eastAsia="Arial" w:hAnsi="Arial"/>
-                <w:b w:val="false"/>
-                <w:bCs w:val="false"/>
-                <w:i w:val="false"/>
-                <w:iCs w:val="false"/>
-                <w:color w:val="000000"/>
-                <w:sz w:val="18"/>
-                <w:szCs w:val="18"/>
-              </w:rPr>
-              <w:t xml:space="preserve">–  Safety and Security: Learners follow strict safety protocols when using chemical reagents (Benedict's solution, iodine, sodium hydroxide, copper sulphate) during food tests and enzyme experiments.</w:t>
-            </w:r>
-          </w:p>
-          <w:p>
-            <w:pPr>
-              <w:spacing w:after="30" w:before="0"/>
-              <w:ind w:left="360" w:hanging="180"/>
-              <w:jc w:val="left"/>
-            </w:pPr>
-            <w:r>
-              <w:rPr>
-                <w:rFonts w:ascii="Arial" w:cs="Arial" w:eastAsia="Arial" w:hAnsi="Arial"/>
-                <w:b w:val="false"/>
-                <w:bCs w:val="false"/>
-                <w:i w:val="false"/>
-                <w:iCs w:val="false"/>
-                <w:color w:val="000000"/>
-                <w:sz w:val="18"/>
-                <w:szCs w:val="18"/>
-              </w:rPr>
-              <w:t xml:space="preserve">–  Financial Literacy: Learners evaluate the cost-effectiveness of locally available protein and carbohydrate sources compared to processed foods, supporting informed consumer decisions in Kenyan markets.</w:t>
-            </w:r>
-          </w:p>
-          <w:p>
-            <w:pPr>
-              <w:spacing w:after="30" w:before="0"/>
-              <w:ind w:left="360" w:hanging="180"/>
-              <w:jc w:val="left"/>
-            </w:pPr>
-            <w:r>
-              <w:rPr>
-                <w:rFonts w:ascii="Arial" w:cs="Arial" w:eastAsia="Arial" w:hAnsi="Arial"/>
-                <w:b w:val="false"/>
-                <w:bCs w:val="false"/>
-                <w:i w:val="false"/>
-                <w:iCs w:val="false"/>
-                <w:color w:val="000000"/>
-                <w:sz w:val="18"/>
-                <w:szCs w:val="18"/>
-              </w:rPr>
-              <w:t xml:space="preserve">–  Life Skills: Learners apply knowledge of biomolecules and energy requirements to make informed personal dietary choices relevant to adolescent health and physical activity.</w:t>
-            </w:r>
-          </w:p>
-        </w:tc>
-      </w:tr>
-      <w:tr>
-        <w:tc>
-          <w:tcPr>
-            <w:tcW w:type="dxa" w:w="3000"/>
-            <w:shd w:fill="D9EEF1" w:color="auto" w:val="clear"/>
-            <w:tcMar>
-              <w:top w:type="dxa" w:w="60"/>
-              <w:left w:type="dxa" w:w="120"/>
-              <w:bottom w:type="dxa" w:w="60"/>
-              <w:right w:type="dxa" w:w="120"/>
-            </w:tcMar>
-            <w:vAlign w:val="top"/>
-          </w:tcPr>
-          <w:p>
-            <w:pPr>
-              <w:spacing w:after="40" w:before="0"/>
-              <w:jc w:val="left"/>
-            </w:pPr>
-            <w:r>
-              <w:rPr>
-                <w:rFonts w:ascii="Arial" w:cs="Arial" w:eastAsia="Arial" w:hAnsi="Arial"/>
-                <w:b/>
-                <w:bCs/>
-                <w:i w:val="false"/>
-                <w:iCs w:val="false"/>
-                <w:color w:val="000000"/>
-                <w:sz w:val="18"/>
-                <w:szCs w:val="18"/>
-              </w:rPr>
-              <w:t xml:space="preserve">Career Connections</w:t>
-            </w:r>
-          </w:p>
-        </w:tc>
-        <w:tc>
-          <w:tcPr>
-            <w:tcW w:type="dxa" w:w="10680"/>
-            <w:shd w:fill="FFFFFF" w:color="auto" w:val="clear"/>
-            <w:tcMar>
-              <w:top w:type="dxa" w:w="60"/>
-              <w:left w:type="dxa" w:w="120"/>
-              <w:bottom w:type="dxa" w:w="60"/>
-              <w:right w:type="dxa" w:w="120"/>
-            </w:tcMar>
-            <w:vAlign w:val="top"/>
-          </w:tcPr>
-          <w:p>
-            <w:pPr>
-              <w:spacing w:after="30" w:before="0"/>
-              <w:ind w:left="360" w:hanging="180"/>
-              <w:jc w:val="left"/>
-            </w:pPr>
-            <w:r>
-              <w:rPr>
-                <w:rFonts w:ascii="Arial" w:cs="Arial" w:eastAsia="Arial" w:hAnsi="Arial"/>
-                <w:b w:val="false"/>
-                <w:bCs w:val="false"/>
-                <w:i w:val="false"/>
-                <w:iCs w:val="false"/>
-                <w:color w:val="000000"/>
-                <w:sz w:val="18"/>
-                <w:szCs w:val="18"/>
-              </w:rPr>
-              <w:t xml:space="preserve">–  Nutritionist / Dietitian: Understanding the composition and function of carbohydrates, proteins, and lipids is foundational to advising individuals and communities on healthy eating in Kenyan healthcare settings.</w:t>
-            </w:r>
-          </w:p>
-          <w:p>
-            <w:pPr>
-              <w:spacing w:after="30" w:before="0"/>
-              <w:ind w:left="360" w:hanging="180"/>
-              <w:jc w:val="left"/>
-            </w:pPr>
-            <w:r>
-              <w:rPr>
-                <w:rFonts w:ascii="Arial" w:cs="Arial" w:eastAsia="Arial" w:hAnsi="Arial"/>
-                <w:b w:val="false"/>
-                <w:bCs w:val="false"/>
-                <w:i w:val="false"/>
-                <w:iCs w:val="false"/>
-                <w:color w:val="000000"/>
-                <w:sz w:val="18"/>
-                <w:szCs w:val="18"/>
-              </w:rPr>
-              <w:t xml:space="preserve">–  Biochemist: Knowledge of enzyme properties and biomolecule structure underpins careers in biochemical research, including work at institutions such as KEMRI (Kenya Medical Research Institute).</w:t>
-            </w:r>
-          </w:p>
-          <w:p>
-            <w:pPr>
-              <w:spacing w:after="30" w:before="0"/>
-              <w:ind w:left="360" w:hanging="180"/>
-              <w:jc w:val="left"/>
-            </w:pPr>
-            <w:r>
-              <w:rPr>
-                <w:rFonts w:ascii="Arial" w:cs="Arial" w:eastAsia="Arial" w:hAnsi="Arial"/>
-                <w:b w:val="false"/>
-                <w:bCs w:val="false"/>
-                <w:i w:val="false"/>
-                <w:iCs w:val="false"/>
-                <w:color w:val="000000"/>
-                <w:sz w:val="18"/>
-                <w:szCs w:val="18"/>
-              </w:rPr>
-              <w:t xml:space="preserve">–  Food Scientist / Food Technologist: Understanding biomolecule composition supports careers in Kenyan food processing industries, such as milling, dairy, and beverage production.</w:t>
-            </w:r>
-          </w:p>
-          <w:p>
-            <w:pPr>
-              <w:spacing w:after="30" w:before="0"/>
-              <w:ind w:left="360" w:hanging="180"/>
-              <w:jc w:val="left"/>
-            </w:pPr>
-            <w:r>
-              <w:rPr>
-                <w:rFonts w:ascii="Arial" w:cs="Arial" w:eastAsia="Arial" w:hAnsi="Arial"/>
-                <w:b w:val="false"/>
-                <w:bCs w:val="false"/>
-                <w:i w:val="false"/>
-                <w:iCs w:val="false"/>
-                <w:color w:val="000000"/>
-                <w:sz w:val="18"/>
-                <w:szCs w:val="18"/>
-              </w:rPr>
-              <w:t xml:space="preserve">–  Pharmacist / Medical Doctor: Knowledge of enzymes and biochemical reactions is essential for understanding drug mechanisms and metabolic diseases common in Kenya, such as diabetes and malnutrition.</w:t>
-            </w:r>
-          </w:p>
-          <w:p>
-            <w:pPr>
-              <w:spacing w:after="30" w:before="0"/>
-              <w:ind w:left="360" w:hanging="180"/>
-              <w:jc w:val="left"/>
-            </w:pPr>
-            <w:r>
-              <w:rPr>
-                <w:rFonts w:ascii="Arial" w:cs="Arial" w:eastAsia="Arial" w:hAnsi="Arial"/>
-                <w:b w:val="false"/>
-                <w:bCs w:val="false"/>
-                <w:i w:val="false"/>
-                <w:iCs w:val="false"/>
-                <w:color w:val="000000"/>
-                <w:sz w:val="18"/>
-                <w:szCs w:val="18"/>
-              </w:rPr>
-              <w:t xml:space="preserve">–  Agricultural Scientist / Agronomist: Understanding the biochemical composition of crops grown in Kenya (maize, beans, sorghum) connects to careers in improving food nutritional quality and crop yields.</w:t>
-            </w:r>
-          </w:p>
-          <w:p>
-            <w:pPr>
-              <w:spacing w:after="30" w:before="0"/>
-              <w:ind w:left="360" w:hanging="180"/>
-              <w:jc w:val="left"/>
-            </w:pPr>
-            <w:r>
-              <w:rPr>
-                <w:rFonts w:ascii="Arial" w:cs="Arial" w:eastAsia="Arial" w:hAnsi="Arial"/>
-                <w:b w:val="false"/>
-                <w:bCs w:val="false"/>
-                <w:i w:val="false"/>
-                <w:iCs w:val="false"/>
-                <w:color w:val="000000"/>
-                <w:sz w:val="18"/>
-                <w:szCs w:val="18"/>
-              </w:rPr>
-              <w:t xml:space="preserve">–  Sports Scientist / Physical Educator: Knowledge of energy substrates and macronutrient roles supports careers advising Kenyan athletes, including long-distance runners from the Rift Valley.</w:t>
-            </w:r>
-          </w:p>
-        </w:tc>
-      </w:tr>
-      <w:tr>
-        <w:tc>
-          <w:tcPr>
-            <w:tcW w:type="dxa" w:w="3000"/>
-            <w:shd w:fill="D5E8F0" w:color="auto" w:val="clear"/>
-            <w:tcMar>
-              <w:top w:type="dxa" w:w="60"/>
-              <w:left w:type="dxa" w:w="120"/>
-              <w:bottom w:type="dxa" w:w="60"/>
-              <w:right w:type="dxa" w:w="120"/>
-            </w:tcMar>
-            <w:vAlign w:val="top"/>
-          </w:tcPr>
-          <w:p>
-            <w:pPr>
-              <w:spacing w:after="40" w:before="0"/>
-              <w:jc w:val="left"/>
-            </w:pPr>
-            <w:r>
-              <w:rPr>
-                <w:rFonts w:ascii="Arial" w:cs="Arial" w:eastAsia="Arial" w:hAnsi="Arial"/>
-                <w:b/>
-                <w:bCs/>
-                <w:i w:val="false"/>
-                <w:iCs w:val="false"/>
-                <w:color w:val="000000"/>
-                <w:sz w:val="18"/>
-                <w:szCs w:val="18"/>
-              </w:rPr>
-              <w:t xml:space="preserve">Focus for Lessons</w:t>
-            </w:r>
-          </w:p>
-        </w:tc>
-        <w:tc>
-          <w:tcPr>
-            <w:tcW w:type="dxa" w:w="10680"/>
-            <w:shd w:fill="FFFFFF" w:color="auto" w:val="clear"/>
-            <w:tcMar>
-              <w:top w:type="dxa" w:w="60"/>
-              <w:left w:type="dxa" w:w="120"/>
-              <w:bottom w:type="dxa" w:w="60"/>
-              <w:right w:type="dxa" w:w="120"/>
-            </w:tcMar>
-            <w:vAlign w:val="top"/>
-          </w:tcPr>
-          <w:p>
-            <w:pPr>
-              <w:spacing w:after="40" w:before="0"/>
-              <w:jc w:val="left"/>
-            </w:pPr>
-            <w:r>
-              <w:rPr>
-                <w:rFonts w:ascii="Arial" w:cs="Arial" w:eastAsia="Arial" w:hAnsi="Arial"/>
-                <w:b w:val="false"/>
-                <w:bCs w:val="false"/>
-                <w:i w:val="false"/>
-                <w:iCs w:val="false"/>
-                <w:color w:val="000000"/>
-                <w:sz w:val="18"/>
-                <w:szCs w:val="18"/>
-              </w:rPr>
-              <w:t xml:space="preserve">This unit immerses learners in the molecular foundations of life by investigating the four major biomolecules — carbohydrates, proteins, lipids, and enzymes — alongside water and mineral salts, using the engaging context of Kenyan food labels and everyday dietary choices. Learners move from prediction and observation through hands-on food testing experiments and enzyme activity investigations, building an increasingly sophisticated model of how the chemical composition of food determines its biological function. The unit emphasises evidence-based reasoning, laboratory skills, and real-world application, connecting molecular biology to personal health, Kenyan food culture, and career pathways in nutrition, medicine, and food science.</w:t>
-            </w:r>
-          </w:p>
-        </w:tc>
-      </w:tr>
-      <w:tr>
-        <w:tc>
-          <w:tcPr>
-            <w:tcW w:type="dxa" w:w="3000"/>
-            <w:shd w:fill="EAD1F5" w:color="auto" w:val="clear"/>
-            <w:tcMar>
-              <w:top w:type="dxa" w:w="60"/>
-              <w:left w:type="dxa" w:w="120"/>
-              <w:bottom w:type="dxa" w:w="60"/>
-              <w:right w:type="dxa" w:w="120"/>
-            </w:tcMar>
-            <w:vAlign w:val="top"/>
-          </w:tcPr>
-          <w:p>
-            <w:pPr>
-              <w:spacing w:after="40" w:before="0"/>
-              <w:jc w:val="left"/>
-            </w:pPr>
-            <w:r>
-              <w:rPr>
-                <w:rFonts w:ascii="Arial" w:cs="Arial" w:eastAsia="Arial" w:hAnsi="Arial"/>
-                <w:b/>
-                <w:bCs/>
-                <w:i w:val="false"/>
-                <w:iCs w:val="false"/>
-                <w:color w:val="000000"/>
-                <w:sz w:val="18"/>
-                <w:szCs w:val="18"/>
-              </w:rPr>
-              <w:t xml:space="preserve">Driving Question / Key Inquiry Questions</w:t>
-            </w:r>
-          </w:p>
-        </w:tc>
-        <w:tc>
-          <w:tcPr>
-            <w:tcW w:type="dxa" w:w="10680"/>
-            <w:shd w:fill="FFFFFF" w:color="auto" w:val="clear"/>
-            <w:tcMar>
-              <w:top w:type="dxa" w:w="60"/>
-              <w:left w:type="dxa" w:w="120"/>
-              <w:bottom w:type="dxa" w:w="60"/>
-              <w:right w:type="dxa" w:w="120"/>
-            </w:tcMar>
-            <w:vAlign w:val="top"/>
-          </w:tcPr>
-          <w:p>
-            <w:pPr>
-              <w:spacing w:after="40" w:before="0"/>
-              <w:jc w:val="left"/>
-            </w:pPr>
-            <w:r>
-              <w:rPr>
-                <w:rFonts w:ascii="Arial" w:cs="Arial" w:eastAsia="Arial" w:hAnsi="Arial"/>
-                <w:b w:val="false"/>
-                <w:bCs w:val="false"/>
-                <w:i w:val="false"/>
-                <w:iCs w:val="false"/>
-                <w:color w:val="000000"/>
-                <w:sz w:val="18"/>
-                <w:szCs w:val="18"/>
-              </w:rPr>
-              <w:t xml:space="preserve">DRIVING QUESTION: What are the chemicals of life found in our food, and how does their structure determine what they do inside living organisms?</w:t>
-            </w:r>
-          </w:p>
-          <w:p>
-            <w:pPr>
-              <w:spacing w:after="40" w:before="0"/>
+              <w:spacing w:after="60" w:before="0"/>
               <w:jc w:val="left"/>
             </w:pPr>
             <w:r>
@@ -1759,417 +372,6 @@
                 <w:szCs w:val="18"/>
               </w:rPr>
               <w:t xml:space="preserve"/>
-            </w:r>
-          </w:p>
-          <w:p>
-            <w:pPr>
-              <w:spacing w:after="40" w:before="0"/>
-              <w:jc w:val="left"/>
-            </w:pPr>
-            <w:r>
-              <w:rPr>
-                <w:rFonts w:ascii="Arial" w:cs="Arial" w:eastAsia="Arial" w:hAnsi="Arial"/>
-                <w:b w:val="false"/>
-                <w:bCs w:val="false"/>
-                <w:i w:val="false"/>
-                <w:iCs w:val="false"/>
-                <w:color w:val="000000"/>
-                <w:sz w:val="18"/>
-                <w:szCs w:val="18"/>
-              </w:rPr>
-              <w:t xml:space="preserve">KICD KEY INQUIRY QUESTIONS:</w:t>
-            </w:r>
-          </w:p>
-          <w:p>
-            <w:pPr>
-              <w:spacing w:after="40" w:before="0"/>
-              <w:jc w:val="left"/>
-            </w:pPr>
-            <w:r>
-              <w:rPr>
-                <w:rFonts w:ascii="Arial" w:cs="Arial" w:eastAsia="Arial" w:hAnsi="Arial"/>
-                <w:b w:val="false"/>
-                <w:bCs w:val="false"/>
-                <w:i w:val="false"/>
-                <w:iCs w:val="false"/>
-                <w:color w:val="000000"/>
-                <w:sz w:val="18"/>
-                <w:szCs w:val="18"/>
-              </w:rPr>
-              <w:t xml:space="preserve">1. What are the chemicals of life?</w:t>
-            </w:r>
-          </w:p>
-          <w:p>
-            <w:pPr>
-              <w:spacing w:after="40" w:before="0"/>
-              <w:jc w:val="left"/>
-            </w:pPr>
-            <w:r>
-              <w:rPr>
-                <w:rFonts w:ascii="Arial" w:cs="Arial" w:eastAsia="Arial" w:hAnsi="Arial"/>
-                <w:b w:val="false"/>
-                <w:bCs w:val="false"/>
-                <w:i w:val="false"/>
-                <w:iCs w:val="false"/>
-                <w:color w:val="000000"/>
-                <w:sz w:val="18"/>
-                <w:szCs w:val="18"/>
-              </w:rPr>
-              <w:t xml:space="preserve">2. What is the role of the chemicals of life in living organisms?</w:t>
-            </w:r>
-          </w:p>
-        </w:tc>
-      </w:tr>
-      <w:tr>
-        <w:tc>
-          <w:tcPr>
-            <w:tcW w:type="dxa" w:w="3000"/>
-            <w:shd w:fill="EAD1F5" w:color="auto" w:val="clear"/>
-            <w:tcMar>
-              <w:top w:type="dxa" w:w="60"/>
-              <w:left w:type="dxa" w:w="120"/>
-              <w:bottom w:type="dxa" w:w="60"/>
-              <w:right w:type="dxa" w:w="120"/>
-            </w:tcMar>
-            <w:vAlign w:val="top"/>
-          </w:tcPr>
-          <w:p>
-            <w:pPr>
-              <w:spacing w:after="40" w:before="0"/>
-              <w:jc w:val="left"/>
-            </w:pPr>
-            <w:r>
-              <w:rPr>
-                <w:rFonts w:ascii="Arial" w:cs="Arial" w:eastAsia="Arial" w:hAnsi="Arial"/>
-                <w:b/>
-                <w:bCs/>
-                <w:i w:val="false"/>
-                <w:iCs w:val="false"/>
-                <w:color w:val="000000"/>
-                <w:sz w:val="18"/>
-                <w:szCs w:val="18"/>
-              </w:rPr>
-              <w:t xml:space="preserve">Anchoring Phenomenon</w:t>
-            </w:r>
-          </w:p>
-        </w:tc>
-        <w:tc>
-          <w:tcPr>
-            <w:tcW w:type="dxa" w:w="10680"/>
-            <w:shd w:fill="FFFFFF" w:color="auto" w:val="clear"/>
-            <w:tcMar>
-              <w:top w:type="dxa" w:w="60"/>
-              <w:left w:type="dxa" w:w="120"/>
-              <w:bottom w:type="dxa" w:w="60"/>
-              <w:right w:type="dxa" w:w="120"/>
-            </w:tcMar>
-            <w:vAlign w:val="top"/>
-          </w:tcPr>
-          <w:p>
-            <w:pPr>
-              <w:spacing w:after="40" w:before="0"/>
-              <w:jc w:val="left"/>
-            </w:pPr>
-            <w:r>
-              <w:rPr>
-                <w:rFonts w:ascii="Arial" w:cs="Arial" w:eastAsia="Arial" w:hAnsi="Arial"/>
-                <w:b w:val="false"/>
-                <w:bCs w:val="false"/>
-                <w:i w:val="false"/>
-                <w:iCs w:val="false"/>
-                <w:color w:val="000000"/>
-                <w:sz w:val="18"/>
-                <w:szCs w:val="18"/>
-              </w:rPr>
-              <w:t xml:space="preserve">A Form 1 student in Nairobi notices that after eating a meal of ugali, sukuma wiki, and a piece of nyama choma, she feels energetic for hours — but after eating a bag of mandazi and a soda, she feels a quick burst of energy followed by tiredness and hunger again. She picks up two food product packets from the school tuck shop — a packet of uji flour and a packet of glucose biscuits — and notices they list very different ingredients: one lists 'proteins, fats, carbohydrates, iron, calcium' and the other lists almost entirely 'sugars.' She wonders: what are these chemicals listed on the food label, where do they come from, what do they actually do inside her body, and why does one food sustain her longer than the other? This is puzzling because all of these foods provide energy, yet they clearly behave very differently in the body — suggesting that the specific types of molecules present, not just the total energy content, must matter in ways she cannot yet explain.</w:t>
-            </w:r>
-          </w:p>
-        </w:tc>
-      </w:tr>
-      <w:tr>
-        <w:tc>
-          <w:tcPr>
-            <w:tcW w:type="dxa" w:w="3000"/>
-            <w:shd w:fill="D9EEF1" w:color="auto" w:val="clear"/>
-            <w:tcMar>
-              <w:top w:type="dxa" w:w="60"/>
-              <w:left w:type="dxa" w:w="120"/>
-              <w:bottom w:type="dxa" w:w="60"/>
-              <w:right w:type="dxa" w:w="120"/>
-            </w:tcMar>
-            <w:vAlign w:val="top"/>
-          </w:tcPr>
-          <w:p>
-            <w:pPr>
-              <w:spacing w:after="40" w:before="0"/>
-              <w:jc w:val="left"/>
-            </w:pPr>
-            <w:r>
-              <w:rPr>
-                <w:rFonts w:ascii="Arial" w:cs="Arial" w:eastAsia="Arial" w:hAnsi="Arial"/>
-                <w:b/>
-                <w:bCs/>
-                <w:i w:val="false"/>
-                <w:iCs w:val="false"/>
-                <w:color w:val="000000"/>
-                <w:sz w:val="18"/>
-                <w:szCs w:val="18"/>
-              </w:rPr>
-              <w:t xml:space="preserve">Storyline Thread</w:t>
-            </w:r>
-          </w:p>
-        </w:tc>
-        <w:tc>
-          <w:tcPr>
-            <w:tcW w:type="dxa" w:w="10680"/>
-            <w:shd w:fill="FFFFFF" w:color="auto" w:val="clear"/>
-            <w:tcMar>
-              <w:top w:type="dxa" w:w="60"/>
-              <w:left w:type="dxa" w:w="120"/>
-              <w:bottom w:type="dxa" w:w="60"/>
-              <w:right w:type="dxa" w:w="120"/>
-            </w:tcMar>
-            <w:vAlign w:val="top"/>
-          </w:tcPr>
-          <w:p>
-            <w:pPr>
-              <w:spacing w:after="40" w:before="0"/>
-              <w:jc w:val="left"/>
-            </w:pPr>
-            <w:r>
-              <w:rPr>
-                <w:rFonts w:ascii="Arial" w:cs="Arial" w:eastAsia="Arial" w:hAnsi="Arial"/>
-                <w:b w:val="false"/>
-                <w:bCs w:val="false"/>
-                <w:i w:val="false"/>
-                <w:iCs w:val="false"/>
-                <w:color w:val="000000"/>
-                <w:sz w:val="18"/>
-                <w:szCs w:val="18"/>
-              </w:rPr>
-              <w:t xml:space="preserve">Lesson 1 — Introduce the Phenomenon &amp; Biomolecules Overview: Students examine real Kenyan food labels (uji flour, Indomie, Weetabix, milk, margarine) and make predictions about what the listed chemicals are and what they do in the body. The class constructs an initial Driving Question Board and students draw a first-draft model showing what they think happens to food chemicals inside the body. Key vocabulary — biomolecule, carbohydrate, protein, lipid, enzyme — is introduced.</w:t>
-            </w:r>
-          </w:p>
-          <w:p>
-            <w:pPr>
-              <w:spacing w:after="40" w:before="0"/>
-              <w:jc w:val="left"/>
-            </w:pPr>
-            <w:r>
-              <w:rPr>
-                <w:rFonts w:ascii="Arial" w:cs="Arial" w:eastAsia="Arial" w:hAnsi="Arial"/>
-                <w:b w:val="false"/>
-                <w:bCs w:val="false"/>
-                <w:i w:val="false"/>
-                <w:iCs w:val="false"/>
-                <w:color w:val="000000"/>
-                <w:sz w:val="18"/>
-                <w:szCs w:val="18"/>
-              </w:rPr>
-              <w:t xml:space="preserve">Lesson 2 — Carbohydrates: Structure, Properties, and Functions: Students use an interactive carbohydrate simulation and read a passage on carbohydrate classification (monosaccharides, disaccharides, polysaccharides) with Kenyan food examples (glucose in sugarcane, starch in ugali, cellulose in sukuma wiki). They update their models to include carbohydrate structures and functions, and add new questions to the DQB.</w:t>
-            </w:r>
-          </w:p>
-          <w:p>
-            <w:pPr>
-              <w:spacing w:after="40" w:before="0"/>
-              <w:jc w:val="left"/>
-            </w:pPr>
-            <w:r>
-              <w:rPr>
-                <w:rFonts w:ascii="Arial" w:cs="Arial" w:eastAsia="Arial" w:hAnsi="Arial"/>
-                <w:b w:val="false"/>
-                <w:bCs w:val="false"/>
-                <w:i w:val="false"/>
-                <w:iCs w:val="false"/>
-                <w:color w:val="000000"/>
-                <w:sz w:val="18"/>
-                <w:szCs w:val="18"/>
-              </w:rPr>
-              <w:t xml:space="preserve">Lesson 3 — Proteins and Lipids: Structure, Properties, and Functions: Students engage with a protein simulation and reading (amino acids, peptide bonds, protein functions in muscle, enzymes, hormones) and watch a lipids video followed by a lipids reading (saturated/unsaturated fats, phospholipids, energy storage, Kenyan contexts: nyama choma fat, avocado, cooking oil). Students revise their food label analysis and update their cumulative models.</w:t>
-            </w:r>
-          </w:p>
-          <w:p>
-            <w:pPr>
-              <w:spacing w:after="40" w:before="0"/>
-              <w:jc w:val="left"/>
-            </w:pPr>
-            <w:r>
-              <w:rPr>
-                <w:rFonts w:ascii="Arial" w:cs="Arial" w:eastAsia="Arial" w:hAnsi="Arial"/>
-                <w:b w:val="false"/>
-                <w:bCs w:val="false"/>
-                <w:i w:val="false"/>
-                <w:iCs w:val="false"/>
-                <w:color w:val="000000"/>
-                <w:sz w:val="18"/>
-                <w:szCs w:val="18"/>
-              </w:rPr>
-              <w:t xml:space="preserve">Lesson 4 — Food Tests Laboratory: Students perform chemical food tests on a variety of Kenyan food samples (ugali, milk, groundnuts, egg white, potato, cooking oil) using iodine solution (starch), Benedict's solution (reducing sugars), Biuret reagent (proteins), and the ethanol emulsion test (lipids). Students record colour changes, interpret results, and link findings back to the food labels from Lesson 1. DQB is updated with new evidence.</w:t>
-            </w:r>
-          </w:p>
-          <w:p>
-            <w:pPr>
-              <w:spacing w:after="40" w:before="0"/>
-              <w:jc w:val="left"/>
-            </w:pPr>
-            <w:r>
-              <w:rPr>
-                <w:rFonts w:ascii="Arial" w:cs="Arial" w:eastAsia="Arial" w:hAnsi="Arial"/>
-                <w:b w:val="false"/>
-                <w:bCs w:val="false"/>
-                <w:i w:val="false"/>
-                <w:iCs w:val="false"/>
-                <w:color w:val="000000"/>
-                <w:sz w:val="18"/>
-                <w:szCs w:val="18"/>
-              </w:rPr>
-              <w:t xml:space="preserve">Lesson 5 — Enzymes: Properties and Factors Affecting Activity: Students investigate enzyme activity using a catalase experiment (liver or potato in hydrogen peroxide) testing the effects of temperature and pH. Students use a protein simulation to connect enzyme structure to function. They explain denaturation using the concept of protein structure, and construct a graph of enzyme activity vs. temperature. DQB questions about 'why cooked liver doesn't react' are answered and recorded.</w:t>
-            </w:r>
-          </w:p>
-          <w:p>
-            <w:pPr>
-              <w:spacing w:after="40" w:before="0"/>
-              <w:jc w:val="left"/>
-            </w:pPr>
-            <w:r>
-              <w:rPr>
-                <w:rFonts w:ascii="Arial" w:cs="Arial" w:eastAsia="Arial" w:hAnsi="Arial"/>
-                <w:b w:val="false"/>
-                <w:bCs w:val="false"/>
-                <w:i w:val="false"/>
-                <w:iCs w:val="false"/>
-                <w:color w:val="000000"/>
-                <w:sz w:val="18"/>
-                <w:szCs w:val="18"/>
-              </w:rPr>
-              <w:t xml:space="preserve">Lesson 6 — Water, Minerals, Energy Requirements, and Revisiting the Phenomenon: Students examine the roles of water and mineral salts (iron, calcium, phosphorus, iodine) in living organisms using Kenyan dietary contexts (spinach for iron, milk for calcium, iodised salt). Energy requirements are calculated and linked to macronutrient content. Students revisit the anchoring phenomenon — the student choosing between ugali/nyama choma and mandazi/soda — and write a full scientific explanation using their completed cumulative model. Final DQB review: all initial questions are answered, remaining mysteries are noted.</w:t>
-            </w:r>
-          </w:p>
-        </w:tc>
-      </w:tr>
-      <w:tr>
-        <w:tc>
-          <w:tcPr>
-            <w:tcW w:type="dxa" w:w="3000"/>
-            <w:shd w:fill="EAD1F5" w:color="auto" w:val="clear"/>
-            <w:tcMar>
-              <w:top w:type="dxa" w:w="60"/>
-              <w:left w:type="dxa" w:w="120"/>
-              <w:bottom w:type="dxa" w:w="60"/>
-              <w:right w:type="dxa" w:w="120"/>
-            </w:tcMar>
-            <w:vAlign w:val="top"/>
-          </w:tcPr>
-          <w:p>
-            <w:pPr>
-              <w:spacing w:after="40" w:before="0"/>
-              <w:jc w:val="left"/>
-            </w:pPr>
-            <w:r>
-              <w:rPr>
-                <w:rFonts w:ascii="Arial" w:cs="Arial" w:eastAsia="Arial" w:hAnsi="Arial"/>
-                <w:b/>
-                <w:bCs/>
-                <w:i w:val="false"/>
-                <w:iCs w:val="false"/>
-                <w:color w:val="000000"/>
-                <w:sz w:val="18"/>
-                <w:szCs w:val="18"/>
-              </w:rPr>
-              <w:t xml:space="preserve">Supporting Phenomena</w:t>
-            </w:r>
-          </w:p>
-        </w:tc>
-        <w:tc>
-          <w:tcPr>
-            <w:tcW w:type="dxa" w:w="10680"/>
-            <w:shd w:fill="FFFFFF" w:color="auto" w:val="clear"/>
-            <w:tcMar>
-              <w:top w:type="dxa" w:w="60"/>
-              <w:left w:type="dxa" w:w="120"/>
-              <w:bottom w:type="dxa" w:w="60"/>
-              <w:right w:type="dxa" w:w="120"/>
-            </w:tcMar>
-            <w:vAlign w:val="top"/>
-          </w:tcPr>
-          <w:p>
-            <w:pPr>
-              <w:spacing w:after="30" w:before="0"/>
-              <w:ind w:left="360" w:hanging="180"/>
-              <w:jc w:val="left"/>
-            </w:pPr>
-            <w:r>
-              <w:rPr>
-                <w:rFonts w:ascii="Arial" w:cs="Arial" w:eastAsia="Arial" w:hAnsi="Arial"/>
-                <w:b w:val="false"/>
-                <w:bCs w:val="false"/>
-                <w:i w:val="false"/>
-                <w:iCs w:val="false"/>
-                <w:color w:val="000000"/>
-                <w:sz w:val="18"/>
-                <w:szCs w:val="18"/>
-              </w:rPr>
-              <w:t xml:space="preserve">–  A Kenyan long-distance runner from Eldoret eats a large plate of ugali and beans the night before a race but avoids fatty foods — sports scientists call this 'carbohydrate loading.' Why would the type of biomolecule eaten before exercise matter, and how does the body use these molecules differently during a race?</w:t>
-            </w:r>
-          </w:p>
-          <w:p>
-            <w:pPr>
-              <w:spacing w:after="30" w:before="0"/>
-              <w:ind w:left="360" w:hanging="180"/>
-              <w:jc w:val="left"/>
-            </w:pPr>
-            <w:r>
-              <w:rPr>
-                <w:rFonts w:ascii="Arial" w:cs="Arial" w:eastAsia="Arial" w:hAnsi="Arial"/>
-                <w:b w:val="false"/>
-                <w:bCs w:val="false"/>
-                <w:i w:val="false"/>
-                <w:iCs w:val="false"/>
-                <w:color w:val="000000"/>
-                <w:sz w:val="18"/>
-                <w:szCs w:val="18"/>
-              </w:rPr>
-              <w:t xml:space="preserve">–  When a piece of raw liver is placed in hydrogen peroxide in a laboratory at Kenyatta University, it fizzes and bubbles vigorously, but boiled liver placed in the same solution produces no reaction at all. What substance in the raw liver is driving this reaction, and why does heat destroy this ability?</w:t>
-            </w:r>
-          </w:p>
-          <w:p>
-            <w:pPr>
-              <w:spacing w:after="30" w:before="0"/>
-              <w:ind w:left="360" w:hanging="180"/>
-              <w:jc w:val="left"/>
-            </w:pPr>
-            <w:r>
-              <w:rPr>
-                <w:rFonts w:ascii="Arial" w:cs="Arial" w:eastAsia="Arial" w:hAnsi="Arial"/>
-                <w:b w:val="false"/>
-                <w:bCs w:val="false"/>
-                <w:i w:val="false"/>
-                <w:iCs w:val="false"/>
-                <w:color w:val="000000"/>
-                <w:sz w:val="18"/>
-                <w:szCs w:val="18"/>
-              </w:rPr>
-              <w:t xml:space="preserve">–  A farmer in Kisii notices that maize plants grown in soil without added fertiliser (low in mineral nitrogen) produce pale yellow leaves and stunted growth, while maize given nitrogen-rich fertiliser grows tall and green. Why would a mineral salt in the soil affect the appearance and structure of plant proteins?</w:t>
-            </w:r>
-          </w:p>
-          <w:p>
-            <w:pPr>
-              <w:spacing w:after="30" w:before="0"/>
-              <w:ind w:left="360" w:hanging="180"/>
-              <w:jc w:val="left"/>
-            </w:pPr>
-            <w:r>
-              <w:rPr>
-                <w:rFonts w:ascii="Arial" w:cs="Arial" w:eastAsia="Arial" w:hAnsi="Arial"/>
-                <w:b w:val="false"/>
-                <w:bCs w:val="false"/>
-                <w:i w:val="false"/>
-                <w:iCs w:val="false"/>
-                <w:color w:val="000000"/>
-                <w:sz w:val="18"/>
-                <w:szCs w:val="18"/>
-              </w:rPr>
-              <w:t xml:space="preserve">–  Children in some rural Kenyan communities who eat diets made almost entirely of refined maize (lacking protein variety) develop swollen abdomens and muscle wasting — a condition known as kwashiorkor. Why would a lack of protein in the diet produce such dramatic physical symptoms, and what does this reveal about what proteins do in the body?</w:t>
             </w:r>
           </w:p>
         </w:tc>
@@ -2238,7 +440,7 @@
                 <w:sz w:val="22"/>
                 <w:szCs w:val="22"/>
               </w:rPr>
-              <w:t xml:space="preserve">LESSON 1 (40 minutes): Lesson 1 — Anchoring the Mystery: What Is Really in Our Food and Why Does It Matter?</w:t>
+              <w:t xml:space="preserve">LESSON 1 (40 minutes): Lesson 1 — Why Do Two Children Eating Until Full Look So Different? Anchoring the Phenomenon &amp; Introducing Biomolecules</w:t>
             </w:r>
           </w:p>
         </w:tc>
@@ -2405,7 +607,7 @@
                 <w:sz w:val="18"/>
                 <w:szCs w:val="18"/>
               </w:rPr>
-              <w:t xml:space="preserve">Students anchor their learning to the Kisumu phenomenon by analysing real Kenyan food labels, making initial predictions about food chemicals, and opening the Driving Question Board to track what they need to explain.</w:t>
+              <w:t xml:space="preserve">Students anchor the unit's driving question by analysing a compelling Kenyan dietary phenomenon and make initial predictions about the specific chemical substances in food that cause visible differences in growth, strength, and health.</w:t>
             </w:r>
           </w:p>
         </w:tc>
@@ -2472,7 +674,7 @@
                 <w:sz w:val="18"/>
                 <w:szCs w:val="18"/>
               </w:rPr>
-              <w:t xml:space="preserve">–  Identify that food contains distinct chemical categories (carbohydrates, proteins, lipids, vitamins/minerals) that serve different roles in the body</w:t>
+              <w:t xml:space="preserve">–  Identify that food contains specific chemical substances (biomolecules) beyond just energy</w:t>
             </w:r>
           </w:p>
           <w:p>
@@ -2492,7 +694,7 @@
                 <w:sz w:val="18"/>
                 <w:szCs w:val="18"/>
               </w:rPr>
-              <w:t xml:space="preserve">–  Recognise that different foods supply different dominant biomolecules</w:t>
+              <w:t xml:space="preserve">–  Name the four major categories of biomolecules: carbohydrates, proteins, lipids, and nucleic acids</w:t>
             </w:r>
           </w:p>
           <w:p>
@@ -2512,7 +714,7 @@
                 <w:sz w:val="18"/>
                 <w:szCs w:val="18"/>
               </w:rPr>
-              <w:t xml:space="preserve">–  Connect observable signs of malnutrition (thinning hair, swollen feet, slow growth) to the absence of specific nutrients</w:t>
+              <w:t xml:space="preserve">–  Distinguish between the diets of the two children in the phenomenon and connect food items to likely biomolecule content</w:t>
             </w:r>
           </w:p>
         </w:tc>
@@ -2579,7 +781,7 @@
                 <w:sz w:val="18"/>
                 <w:szCs w:val="18"/>
               </w:rPr>
-              <w:t xml:space="preserve">–  Read and interpret real Kenyan food labels to sort foods by dominant nutrient category</w:t>
+              <w:t xml:space="preserve">–  Analyse food labels from common Kenyan packaged foods to extract evidence about chemical composition</w:t>
             </w:r>
           </w:p>
           <w:p>
@@ -2599,7 +801,7 @@
                 <w:sz w:val="18"/>
                 <w:szCs w:val="18"/>
               </w:rPr>
-              <w:t xml:space="preserve">–  Construct initial written predictions that link food chemistry to the observations in the phenomenon</w:t>
+              <w:t xml:space="preserve">–  Construct an initial explanatory model linking diet, biomolecules, and observable health outcomes</w:t>
             </w:r>
           </w:p>
         </w:tc>
@@ -2666,7 +868,7 @@
                 <w:sz w:val="18"/>
                 <w:szCs w:val="18"/>
               </w:rPr>
-              <w:t xml:space="preserve">–  Appreciate that invisible chemical processes inside cells determine visible outcomes in health and energy</w:t>
+              <w:t xml:space="preserve">–  Appreciate that scientific questions can arise from everyday observations in Kenyan communities</w:t>
             </w:r>
           </w:p>
           <w:p>
@@ -2686,7 +888,7 @@
                 <w:sz w:val="18"/>
                 <w:szCs w:val="18"/>
               </w:rPr>
-              <w:t xml:space="preserve">–  Show curiosity and intellectual humility by acknowledging what they do not yet know and recording it on the DQB</w:t>
+              <w:t xml:space="preserve">–  Show curiosity and intellectual humility by acknowledging what is not yet known and recording genuine questions</w:t>
             </w:r>
           </w:p>
         </w:tc>
@@ -2818,7 +1020,7 @@
                 <w:sz w:val="18"/>
                 <w:szCs w:val="18"/>
               </w:rPr>
-              <w:t xml:space="preserve">This lesson launches the entire unit by grounding every future lesson in the lived, observable mystery of Amina's energy crash and her brother Brian's malnutrition signs; students begin building the explanatory framework by naming the four biomolecule categories and generating questions they will answer across all six lessons.</w:t>
+              <w:t xml:space="preserve">This opening lesson launches the anchoring phenomenon — two Nairobi children eating until full yet showing dramatically different health outcomes — and establishes the four biomolecule categories as the investigative framework students will use throughout the entire sub-strand to explain those differences.</w:t>
             </w:r>
           </w:p>
         </w:tc>
@@ -2884,7 +1086,7 @@
                 <w:sz w:val="18"/>
                 <w:szCs w:val="18"/>
               </w:rPr>
-              <w:t xml:space="preserve">No specific hazards. Food labels and packaging are used as printed materials only; no food consumption occurs during the lesson. Ensure no student has allergies that may be triggered by handling sealed food packaging.</w:t>
+              <w:t xml:space="preserve">No specific hazards. Food labels and printed materials only are used in this lesson. Remind students not to bring or consume food in the laboratory setting.</w:t>
             </w:r>
           </w:p>
         </w:tc>
@@ -2977,7 +1179,7 @@
                 <w:sz w:val="18"/>
                 <w:szCs w:val="18"/>
               </w:rPr>
-              <w:t xml:space="preserve">This opening lesson launches the sub-strand by presenting students with a compelling, locally rooted phenomenon drawn from everyday Kenyan life. Students meet Amina, a Form 1 student from Kisumu, who notices striking differences in how long different foods keep her energetic, and they observe the worrying health signs in her younger brother Brian, who eats enough calories but lacks dietary protein. These two puzzles — energy duration and malnutrition despite sufficient eating — immediately create cognitive dissonance that motivates genuine inquiry. A third thread, the school cook's observation that uji porridge thickens faster when hot, is briefly introduced to plant the enzyme question that will be fully explored in later lessons.</w:t>
+              <w:t xml:space="preserve">This lesson opens Sub-Strand 1.4 by presenting students with a vivid, locally grounded phenomenon: a Nairobi student observing that her younger brother, who subsists mainly on plain ugali, is noticeably smaller, weaker, and sicker than a neighbour's child who eats a varied diet of githeri, sukuma wiki, milk, and occasional nyama choma — even though both children eat until they feel full. This paradox — same satiety, very different bodies — creates genuine cognitive dissonance that motivates the unit's driving question. Students first predict what might be causing the difference using only their prior knowledge, then examine real food labels from common Kenyan packaged products (unga wa mahindi, Blue Band margarine, Tuzo milk, and groundnut paste) to gather initial evidence about the chemical composition of foods.</w:t>
             </w:r>
           </w:p>
           <w:p>
@@ -3015,7 +1217,7 @@
                 <w:sz w:val="18"/>
                 <w:szCs w:val="18"/>
               </w:rPr>
-              <w:t xml:space="preserve">Students begin by writing personal predictions before any instruction, activating prior knowledge and making thinking visible. They then engage in a structured Observe Phase by examining real Kenyan food packaging (uji flour, Weetabix, Afia juice, KCC full-cream milk, Elianto cooking oil, and Tuzo yoghurt) and sorting these into a four-category nutrient matrix. This hands-on label analysis creates the first layer of evidence. In the Explain Phase, students use their sorting evidence to begin explaining why ugali and sukuma wiki might provide longer-lasting energy than mandazi and soda, and why Brian's diet might cause the symptoms described.</w:t>
+              <w:t xml:space="preserve">In the Explain phase, the teacher introduces the four major biomolecule categories — carbohydrates, proteins, lipids, and nucleic acids — as a scientific framework for naming and organising what students have begun to notice on food labels. Crucially, this introduction is framed not as final answers but as tools: students are told these are the categories scientists use, and the rest of the unit will investigate what each one actually does in the body. The Driving Question Board is opened for the first time, with students posting their most pressing questions on sticky notes, which the teacher clusters into four emerging themes corresponding to the four biomolecule groups.</w:t>
             </w:r>
           </w:p>
           <w:p>
@@ -3053,7 +1255,7 @@
                 <w:sz w:val="18"/>
                 <w:szCs w:val="18"/>
               </w:rPr>
-              <w:t xml:space="preserve">The lesson closes with the formal opening of the Driving Question Board, where students post sticky-note questions they cannot yet answer, and with an initial rough model — a labelled food diagram — that students will revise across all six lessons as their understanding deepens. By the end of Lesson 1, students have not received formal instruction on biomolecule structure; instead, they have generated the questions and the initial mental framework that will make that instruction meaningful.</w:t>
+              <w:t xml:space="preserve">The lesson closes with students drawing an initial explanatory model — a simple diagram showing the two children, their foods, and arrows labelled with their best guesses about which chemicals are present or absent and what effects those chemicals might have. This first model is intentionally incomplete and will be revised in every subsequent lesson, making student thinking visible and giving the class a shared artefact to return to as understanding deepens across the sub-strand.</w:t>
             </w:r>
           </w:p>
         </w:tc>
@@ -3378,7 +1580,7 @@
                 <w:sz w:val="18"/>
                 <w:szCs w:val="18"/>
               </w:rPr>
-              <w:t xml:space="preserve">Students listen to the teacher read aloud the Kisumu phenomenon story about Amina and her brother Brian, then individually write two predictions in their notebooks: (1) What chemicals do you think are in ugali and sukuma wiki that make the energy last longer? (2) What might be missing from Brian's diet that explains his thinning hair, swollen feet, and slow growth? Students then share their predictions with a partner before a whole-class discussion. No student is told whether their prediction is correct — all ideas are recorded on the board as 'Things We Think We Know.'</w:t>
+              <w:t xml:space="preserve">Students read or listen to the phenomenon narrative (projected on the board or read aloud) about the two Nairobi children — the brother eating mostly plain ugali versus the neighbour's child eating githeri, sukuma wiki, milk, and nyama choma. Working individually for two minutes, they write in their science notebooks: (1) What do you think is causing the difference between the two children? (2) What is in the food that might matter? They then share their initial ideas with a shoulder partner before the teacher takes three to four cold-call responses to the whole class.</w:t>
             </w:r>
           </w:p>
         </w:tc>
@@ -3414,7 +1616,7 @@
             <w:pPr>
               <w:spacing w:after="20" w:before="0"/>
             </w:pPr>
-            <w:hyperlink w:history="1" r:id="rIdvosrewmbot_u_85s7iukl">
+            <w:hyperlink w:history="1" r:id="rIdjenz0xs0bokoibxuivnq5">
               <w:r>
                 <w:rPr>
                   <w:rFonts w:ascii="Arial" w:cs="Arial" w:eastAsia="Arial" w:hAnsi="Arial"/>
@@ -3447,7 +1649,7 @@
               <w:spacing w:after="10" w:before="0"/>
               <w:ind w:left="120"/>
             </w:pPr>
-            <w:hyperlink w:history="1" r:id="rIdfabhvyn-c7ozzgakvezr7">
+            <w:hyperlink w:history="1" r:id="rIdbf4osooez_mbppa6ltscr">
               <w:r>
                 <w:rPr>
                   <w:rFonts w:ascii="Arial" w:cs="Arial" w:eastAsia="Arial" w:hAnsi="Arial"/>
@@ -3492,7 +1694,7 @@
             <w:pPr>
               <w:spacing w:after="20" w:before="0"/>
             </w:pPr>
-            <w:hyperlink w:history="1" r:id="rIdcy9dpquo5mbv665aqe7z5">
+            <w:hyperlink w:history="1" r:id="rIdtvwowi7bfqzm4rphdb6by">
               <w:r>
                 <w:rPr>
                   <w:rFonts w:ascii="Arial" w:cs="Arial" w:eastAsia="Arial" w:hAnsi="Arial"/>
@@ -3501,7 +1703,7 @@
                   <w:szCs w:val="16"/>
                   <w:u w:val="single" w:color="2E75B6"/>
                 </w:rPr>
-                <w:t xml:space="preserve">topical-test-form-2-biology-food-and-diet-answers</w:t>
+                <w:t xml:space="preserve">Meet the Family: Inv..:Segment 6 Single Letter Codes and DNA Codons for Amino Acids</w:t>
               </w:r>
             </w:hyperlink>
           </w:p>
@@ -3517,7 +1719,7 @@
                 <w:sz w:val="14"/>
                 <w:szCs w:val="14"/>
               </w:rPr>
-              <w:t xml:space="preserve">Source: Kenya Curriculum Tools 2025</w:t>
+              <w:t xml:space="preserve">Source: MIT Blossoms</w:t>
             </w:r>
           </w:p>
           <w:p>
@@ -3525,7 +1727,7 @@
               <w:spacing w:after="10" w:before="0"/>
               <w:ind w:left="120"/>
             </w:pPr>
-            <w:hyperlink w:history="1" r:id="rIdmuqfrc5uhiwkewgr5cg1s">
+            <w:hyperlink w:history="1" r:id="rIdyv8nyc0p8pq3pwifl355l">
               <w:r>
                 <w:rPr>
                   <w:rFonts w:ascii="Arial" w:cs="Arial" w:eastAsia="Arial" w:hAnsi="Arial"/>
@@ -3567,7 +1769,7 @@
                 <w:sz w:val="18"/>
                 <w:szCs w:val="18"/>
               </w:rPr>
-              <w:t xml:space="preserve">Read the phenomenon aloud slowly and expressively, pausing after each observation (Amina's energy, Brian's symptoms, the porridge). Say: 'Before we look at any evidence, I want to know what YOU already think. This is your honest prediction — there are no wrong answers right now.' Give students 3 minutes of silent individual writing. After writing, say: 'Turn and tell your partner your two predictions. You have 90 seconds.' After partner talk, cold-call 4 students (aim for gender balance and varied confidence levels): 'Wanjiku, what did you predict about the chemicals in ugali?' WAIT 12 seconds minimum after each student responds before affirming or probing. Record all predictions verbatim on the board under the heading 'Things We Think We Know.' Do NOT correct misconceptions yet — say instead: 'We will test that idea as we learn more.'</w:t>
+              <w:t xml:space="preserve">Read the phenomenon narrative aloud expressively, pausing after '…both children eat until they feel full' to let the paradox land. Then say: 'Before I teach you anything, I want your honest first thoughts. Write them down — there are no wrong answers right now. You have two minutes, working alone.' Set a visible timer. After two minutes, say: 'Now share with your shoulder partner for one minute.' After partner talk, cold-call exactly four students using random name selection. For each response, probe with: 'What made you think that?' or 'What in the story gave you that clue?' Apply 10-second WAIT TIME after each probe before moving on. Do NOT correct or validate predictions yet — write all ideas on the board under the heading 'Our Starting Ideas.' Close by saying: 'Hold onto these ideas. We are going to test them today and across this whole unit.'</w:t>
             </w:r>
           </w:p>
         </w:tc>
@@ -3599,7 +1801,7 @@
                 <w:sz w:val="18"/>
                 <w:szCs w:val="18"/>
               </w:rPr>
-              <w:t xml:space="preserve">Elicit-and-Record: By capturing raw predictions publicly before instruction, the teacher makes prior knowledge visible, signals that student thinking is valued, and creates a reference point for conceptual change across the unit. This strategy also reveals the range of misconceptions (e.g., 'ugali has more sugar' or 'Brian just needs to eat more') that instruction will need to address.</w:t>
+              <w:t xml:space="preserve">Elicit-Before-Explain: By capturing unfiltered prior knowledge before instruction, the teacher surfaces existing mental models (e.g., 'ugali has no protein,' 'the other child has vitamins') that can be built upon or productively disrupted. This strategy also signals that student thinking is valued and creates personal investment in the investigation.</w:t>
             </w:r>
           </w:p>
         </w:tc>
@@ -3631,7 +1833,7 @@
                 <w:sz w:val="18"/>
                 <w:szCs w:val="18"/>
               </w:rPr>
-              <w:t xml:space="preserve">Teacher scans written predictions as students write and notes: (a) whether students can name any nutrient category (even informally, e.g., 'protein', 'energy foods', 'vitamins'), (b) whether students connect specific foods to specific outcomes, (c) the prevalence of calorie-only thinking ('Brian just needs to eat more'). Students who name zero nutrient categories will need additional scaffolding during the Observe Phase.</w:t>
+              <w:t xml:space="preserve">Teacher scans written notebook entries during partner talk — look for: (a) students who can name specific nutrients or food components (evidence of prior knowledge to build on), (b) students who write only 'better food' or 'more food' with no specificity (target for scaffolding in Observe phase), (c) any student who connects food chemicals to body functions such as building muscles or fighting disease (flag as a resource for Explain phase discussion). Record two or three specific student ideas on the board verbatim to return to later.</w:t>
             </w:r>
           </w:p>
         </w:tc>
@@ -3697,7 +1899,7 @@
                 <w:sz w:val="18"/>
                 <w:szCs w:val="18"/>
               </w:rPr>
-              <w:t xml:space="preserve">In groups of four, students receive a set of six real (or high-quality printed) Kenyan food labels: uji flour (Jogoo brand), Weetabix, Afia juice (mango), KCC full-cream milk, Elianto cooking oil, and Tuzo strawberry yoghurt. Each group also receives a blank 'Nutrient Sort Table' with four columns: Carbohydrates, Proteins, Fats/Lipids, Vitamins &amp; Minerals. Students read the nutrition information panels and sort each food into the column where it has the highest percentage or the most prominent ingredient, writing the food name and the specific number from the label as evidence. Groups then compare: which food has the most protein per 100g? Which has the most fat? Which is mostly carbohydrate? Students record one surprising observation per person in their notebooks.</w:t>
+              <w:t xml:space="preserve">In groups of three or four, students receive a set of four food label cards — printed labels or actual packaging from: (1) Jogoo unga wa mahindi (maize flour), (2) Tuzo UHT milk, (3) Zesta groundnut paste, and (4) Blue Band margarine. Each group also receives a simple data table with columns: Food Item, Total Carbohydrates (per 100g), Protein (per 100g), Fat/Lipids (per 100g), and Other (vitamins, minerals, fibre). Groups read the labels carefully and complete the data table. They then circle which food(s) the ugali-eating child is mostly consuming and which foods are present in the varied-diet child's meals, and highlight the nutritional differences they can see in the data.</w:t>
             </w:r>
           </w:p>
         </w:tc>
@@ -3733,7 +1935,7 @@
             <w:pPr>
               <w:spacing w:after="20" w:before="0"/>
             </w:pPr>
-            <w:hyperlink w:history="1" r:id="rIdaim0-eklcs7pwn02ztxpb">
+            <w:hyperlink w:history="1" r:id="rIdqcgg5vd5_tmfgu2xcyvbi">
               <w:r>
                 <w:rPr>
                   <w:rFonts w:ascii="Arial" w:cs="Arial" w:eastAsia="Arial" w:hAnsi="Arial"/>
@@ -3766,7 +1968,7 @@
               <w:spacing w:after="10" w:before="0"/>
               <w:ind w:left="120"/>
             </w:pPr>
-            <w:hyperlink w:history="1" r:id="rIdmemimirt6xcla9ygjdkco">
+            <w:hyperlink w:history="1" r:id="rIdugkz8_ltw7tar-vp8j58i">
               <w:r>
                 <w:rPr>
                   <w:rFonts w:ascii="Arial" w:cs="Arial" w:eastAsia="Arial" w:hAnsi="Arial"/>
@@ -3811,7 +2013,7 @@
             <w:pPr>
               <w:spacing w:after="20" w:before="0"/>
             </w:pPr>
-            <w:hyperlink w:history="1" r:id="rIdw64embzqmvhove5gsjvc7">
+            <w:hyperlink w:history="1" r:id="rIdoecd3cccrhod43jkxqq_z">
               <w:r>
                 <w:rPr>
                   <w:rFonts w:ascii="Arial" w:cs="Arial" w:eastAsia="Arial" w:hAnsi="Arial"/>
@@ -3820,7 +2022,7 @@
                   <w:szCs w:val="16"/>
                   <w:u w:val="single" w:color="2E75B6"/>
                 </w:rPr>
-                <w:t xml:space="preserve">topical-test-form-2-biology-food-and-diet-answers</w:t>
+                <w:t xml:space="preserve">Meet the Family: Inv..:Segment 6 Single Letter Codes and DNA Codons for Amino Acids</w:t>
               </w:r>
             </w:hyperlink>
           </w:p>
@@ -3836,7 +2038,7 @@
                 <w:sz w:val="14"/>
                 <w:szCs w:val="14"/>
               </w:rPr>
-              <w:t xml:space="preserve">Source: Kenya Curriculum Tools 2025</w:t>
+              <w:t xml:space="preserve">Source: MIT Blossoms</w:t>
             </w:r>
           </w:p>
           <w:p>
@@ -3844,7 +2046,7 @@
               <w:spacing w:after="10" w:before="0"/>
               <w:ind w:left="120"/>
             </w:pPr>
-            <w:hyperlink w:history="1" r:id="rIdcx5mbmwiwzhemynycdglj">
+            <w:hyperlink w:history="1" r:id="rIdrazpdq8fdmczk2hkalscn">
               <w:r>
                 <w:rPr>
                   <w:rFonts w:ascii="Arial" w:cs="Arial" w:eastAsia="Arial" w:hAnsi="Arial"/>
@@ -3886,7 +2088,7 @@
                 <w:sz w:val="18"/>
                 <w:szCs w:val="18"/>
               </w:rPr>
-              <w:t xml:space="preserve">Distribute label sets and tables and say: 'Your job is to be food detectives. Read the numbers on these labels carefully — the nutrition panel on the back or side. Sort each food into the column where it has the most of that nutrient. Use the actual numbers as your evidence.' Circulate to each group within the first 2 minutes. At groups that are stuck, point to the 'Total Carbohydrate' row and say: 'What does this number tell you? How does it compare to the protein row for the same food?' WAIT 10 seconds. At groups that finish early, prompt: 'Now look at Amina's meal — ugali and sukuma wiki. If you had labels for those, which columns would they go in? What about the mandazi and soda?' Cold-call 2 groups to share one finding each. After sharing, pose: 'Does anything on these labels surprise you compared to what you predicted?' WAIT 12 seconds. Record 2–3 student surprises on the board under 'Things We Observed.'</w:t>
+              <w:t xml:space="preserve">Distribute the label card sets to each group and say: 'You are now food detectives. Your job is to read these labels like scientists — looking for chemical clues that might explain the difference between the two children.' Circulate actively. At the two-minute mark, prompt any group that is stuck with: 'Look at the row labelled Protein — how many grams per 100g does ugali give compared to groundnut paste?' At the four-minute mark, ask the whole class: 'Has anyone found something surprising on a label? Hands up.' Take two volunteers. After groups complete the table (approximately six to seven minutes total), orchestrate a brief whole-class data share: cold-call two groups to read out their numbers for protein content. Ask the class: 'What pattern do you notice across these four foods?' Apply 12-second WAIT TIME. Then say: 'Keep this data — it is our first piece of evidence for the driving question.'</w:t>
             </w:r>
           </w:p>
         </w:tc>
@@ -3918,7 +2120,7 @@
                 <w:sz w:val="18"/>
                 <w:szCs w:val="18"/>
               </w:rPr>
-              <w:t xml:space="preserve">Evidence-Based Sorting: Students interact with real artefacts (food labels from Kenyan supermarkets) rather than textbook diagrams, connecting abstract nutrient categories to familiar products. The act of reading numbers and sorting forces students to treat the label as data, building the habit of evidence-based reasoning that underpins all subsequent lessons on biochemistry.</w:t>
+              <w:t xml:space="preserve">Data Table Analysis with Anchor Comparison: Students use structured observation (the data table) to move from vague impressions ('ugali is not nutritious enough') to specific, quantitative evidence ('ugali has 1.2g protein per 100g versus groundnut paste which has 24g'). Anchoring the comparison explicitly to the two children in the phenomenon ensures students treat the data as evidence for an explanation, not just numbers to record.</w:t>
             </w:r>
           </w:p>
         </w:tc>
@@ -3950,7 +2152,7 @@
                 <w:sz w:val="18"/>
                 <w:szCs w:val="18"/>
               </w:rPr>
-              <w:t xml:space="preserve">Teacher checks each group's completed sort table. Look for: (a) correct placement of Elianto oil under Fats/Lipids and KCC milk under Proteins/Fats, (b) recognition that Afia juice is predominantly carbohydrate (sugars), (c) groups that conflate 'healthy' with 'has vitamins' — a common conflation that needs addressing. Groups with more than 2 misplacements receive a targeted prompt card: 'Find the row labelled Protein (g). Is that number bigger or smaller than the Carbohydrate (g) row for this food?'</w:t>
+              <w:t xml:space="preserve">Walk the room during group work and check data tables for accuracy — specifically whether students are reading the correct rows. Listen for groups who spontaneously say things like 'groundnut paste has lots of fat AND protein' or 'milk has calcium listed under minerals' — these are students ready to connect observations to biomolecule categories in the next phase. Flag any group that conflates 'energy' with 'all nutrients' for targeted questioning during the Explain phase.</w:t>
             </w:r>
           </w:p>
         </w:tc>
@@ -4016,7 +2218,7 @@
                 <w:sz w:val="18"/>
                 <w:szCs w:val="18"/>
               </w:rPr>
-              <w:t xml:space="preserve">Students return to Amina's phenomenon with their evidence from the label sort. Using a structured 'Claim–Evidence–Reasoning' (CER) frame provided on a half-sheet, each student individually writes: Claim — a statement explaining why ugali and sukuma wiki give longer-lasting energy than mandazi and soda; Evidence — at least one specific piece of data from the food labels or the phenomenon; Reasoning — a sentence explaining how the evidence supports the claim using the word 'because.' Students then hear a brief teacher-led introduction (5 minutes maximum) to the four biomolecule categories — carbohydrates, proteins, lipids, and nucleic acids — using the Kenyan food examples as anchors. Students annotate their CER with any new vocabulary they just learned.</w:t>
+              <w:t xml:space="preserve">The teacher introduces the four major biomolecule categories using a simple illustrated anchor chart (or projected slide) showing: Carbohydrates — primary energy source (maize/ugali as example); Proteins — building and repair (beans, eggs, groundnut paste, nyama choma as examples); Lipids — stored energy and cell membranes (Blue Band, groundnut paste, milk fat); Nucleic Acids — genetic information and cell instructions (DNA in all cells). Students annotate their food label data tables by writing the biomolecule category name next to each nutrient row. They then return to the phenomenon and write one sentence in their notebooks: 'I now think the difference between the two children is caused by…' connecting at least one biomolecule category to an observed health difference (e.g., weak muscles → lack of protein).</w:t>
             </w:r>
           </w:p>
         </w:tc>
@@ -4052,7 +2254,7 @@
             <w:pPr>
               <w:spacing w:after="20" w:before="0"/>
             </w:pPr>
-            <w:hyperlink w:history="1" r:id="rIdub6bibfose6epqenygjvd">
+            <w:hyperlink w:history="1" r:id="rIdgtohu1yckjtwe16vy7azz">
               <w:r>
                 <w:rPr>
                   <w:rFonts w:ascii="Arial" w:cs="Arial" w:eastAsia="Arial" w:hAnsi="Arial"/>
@@ -4085,7 +2287,7 @@
               <w:spacing w:after="10" w:before="0"/>
               <w:ind w:left="120"/>
             </w:pPr>
-            <w:hyperlink w:history="1" r:id="rId4iolaokt6aq0a-xnrgkh-">
+            <w:hyperlink w:history="1" r:id="rIdvphr8_65m5no-nbttq3q1">
               <w:r>
                 <w:rPr>
                   <w:rFonts w:ascii="Arial" w:cs="Arial" w:eastAsia="Arial" w:hAnsi="Arial"/>
@@ -4130,7 +2332,7 @@
             <w:pPr>
               <w:spacing w:after="20" w:before="0"/>
             </w:pPr>
-            <w:hyperlink w:history="1" r:id="rIdfykmrjmjkn6aaywfoo8xp">
+            <w:hyperlink w:history="1" r:id="rIdly5pobaccnqr4l2ct5-r8">
               <w:r>
                 <w:rPr>
                   <w:rFonts w:ascii="Arial" w:cs="Arial" w:eastAsia="Arial" w:hAnsi="Arial"/>
@@ -4139,7 +2341,7 @@
                   <w:szCs w:val="16"/>
                   <w:u w:val="single" w:color="2E75B6"/>
                 </w:rPr>
-                <w:t xml:space="preserve">topical-test-form-2-biology-food-and-diet-answers</w:t>
+                <w:t xml:space="preserve">Meet the Family: Inv..:Segment 6 Single Letter Codes and DNA Codons for Amino Acids</w:t>
               </w:r>
             </w:hyperlink>
           </w:p>
@@ -4155,7 +2357,7 @@
                 <w:sz w:val="14"/>
                 <w:szCs w:val="14"/>
               </w:rPr>
-              <w:t xml:space="preserve">Source: Kenya Curriculum Tools 2025</w:t>
+              <w:t xml:space="preserve">Source: MIT Blossoms</w:t>
             </w:r>
           </w:p>
           <w:p>
@@ -4163,7 +2365,7 @@
               <w:spacing w:after="10" w:before="0"/>
               <w:ind w:left="120"/>
             </w:pPr>
-            <w:hyperlink w:history="1" r:id="rIdjjnbubjicftxg8uuq4-nx">
+            <w:hyperlink w:history="1" r:id="rId6wgei9wov5b-cxrbop-in">
               <w:r>
                 <w:rPr>
                   <w:rFonts w:ascii="Arial" w:cs="Arial" w:eastAsia="Arial" w:hAnsi="Arial"/>
@@ -4205,7 +2407,7 @@
                 <w:sz w:val="18"/>
                 <w:szCs w:val="18"/>
               </w:rPr>
-              <w:t xml:space="preserve">Before the CER writing, say: 'Now use what you found on the labels to explain Amina's situation. Remember, this is your first attempt — you will improve this explanation in every future lesson.' Give 4 minutes for silent CER writing. After writing, deliver a focused 5-minute mini-lecture: 'All the chemicals in living organisms — including every food we just sorted — belong to four main families called biomolecules.' Write on board: Carbohydrates | Proteins | Lipids | Nucleic Acids. For each, give ONE Kenyan food anchor: 'Carbohydrates — the starch in uji and ugali. Proteins — the protein in beans and meat that Brian is missing. Lipids — the fat in Elianto oil and KCC milk. Nucleic acids — DNA in every cell, not a food source but essential for life.' Say: 'Look at your CER. Can you now use the word carbohydrate or protein instead of just saying energy food or building food? Add any new words you learned.' Cold-call 3 students to read their revised CER aloud. After each, ask the class: 'Do you agree with the reasoning? Give a thumbs up, sideways, or down.' WAIT 10 seconds for silent thumb reflection before taking verbal responses.</w:t>
+              <w:t xml:space="preserve">Stand at the anchor chart and say: 'Scientists have a naming system for the chemical substances in food and in our bodies. These are called biomolecules — biological molecules. There are four main families. I am going to name them and give you one Kenyan food example for each, and then you are going to connect them back to our labels.' Present each category in under 90 seconds each, using the food label data students just collected as the reference point (e.g., 'That protein row on your Tuzo milk label — that is measuring biomolecules called proteins'). After all four categories, say: 'Now look back at the two children. In your notebook, write one sentence starting with: I now think the difference is caused by…' Give 3 minutes for individual writing. Cold-call three students to share their sentence — after each, ask the class: 'Does anyone want to add to that or push back on it?' Apply 10-second WAIT TIME. Conclude by saying: 'These are your first hypotheses. We will test and revise them across the whole unit.'</w:t>
             </w:r>
           </w:p>
         </w:tc>
@@ -4237,7 +2439,7 @@
                 <w:sz w:val="18"/>
                 <w:szCs w:val="18"/>
               </w:rPr>
-              <w:t xml:space="preserve">Claim–Evidence–Reasoning (CER): This structured writing strategy forces students to distinguish between an observation, a data point, and a logical explanation — a core scientific practice. By connecting CER directly to the phenomenon (Amina's energy) before introducing vocabulary, students construct meaning rather than memorising definitions. The subsequent annotation step ensures new vocabulary is anchored to reasoning already constructed.</w:t>
+              <w:t xml:space="preserve">Concept Mapping to Phenomenon: Rather than presenting biomolecules as an abstract list, the teacher anchors each category immediately to (a) a Kenyan food students already know and (b) the specific health difference in the phenomenon. This 'explain-by-connecting' strategy builds meaningful rather than rote understanding, and the one-sentence writing task forces students to attempt a causal explanation — the cognitive work of science.</w:t>
             </w:r>
           </w:p>
         </w:tc>
@@ -4269,7 +2471,7 @@
                 <w:sz w:val="18"/>
                 <w:szCs w:val="18"/>
               </w:rPr>
-              <w:t xml:space="preserve">Collect CER half-sheets at the end of the phase. Look for three levels: (1) Strong — claim names a biomolecule category, evidence references a food label number or observation, reasoning uses 'because' and links nutrient type to function. (2) Developing — claim is general ('ugali is healthier'), evidence is observational but not quantitative, reasoning is present but vague. (3) Beginning — claim and evidence are the same statement, no reasoning present. Use this data to form differentiated pairs for Lesson 2.</w:t>
+              <w:t xml:space="preserve">Collect or photograph three to four notebook sentences at the end of this phase. Look for: (a) students who correctly link a named biomolecule to a specific health outcome (e.g., 'protein deficiency causes weak muscles and slow recovery') — these students are ready for deeper mechanistic thinking; (b) students who write only 'not enough vitamins' or remain vague — they need more scaffolding connecting label data to biomolecule categories; (c) any student who mentions nucleic acids spontaneously — probe their understanding with 'Where did you encounter that idea before?'</w:t>
             </w:r>
           </w:p>
         </w:tc>
@@ -4335,7 +2537,7 @@
                 <w:sz w:val="18"/>
                 <w:szCs w:val="18"/>
               </w:rPr>
-              <w:t xml:space="preserve">Each student receives two sticky notes of different colours: yellow for questions about food chemicals and health, and pink for questions about processes inside the body (like why temperature affects porridge thickening). Students write one question per sticky note — questions they genuinely cannot yet answer — and post them on the class DQB, a large sheet of paper or whiteboard section titled: 'WHY DO THE CHEMICALS IN OUR FOOD DETERMINE HOW OUR BODIES GROW, MOVE, AND STAY HEALTHY?' The teacher reads several questions aloud and groups similar ones into clusters with a marker, creating 4–5 visible theme columns: Energy, Growth &amp; Repair, Enzymes &amp; Temperature, Deficiency &amp; Disease, and Other.</w:t>
+              <w:t xml:space="preserve">Each student receives two sticky notes (or small paper squares). On the first, they write one question they still have about the chemicals in food and how the body uses them — their most pressing 'I wonder…' question. On the second, they write what they now feel more confident about after today's lesson. Students post both notes on the class Driving Question Board (a large paper or section of the wall divided into four columns labelled: Carbohydrates, Proteins, Lipids, Nucleic Acids). The teacher reads several questions aloud and, with student input, clusters them under the appropriate biomolecule column.</w:t>
             </w:r>
           </w:p>
         </w:tc>
@@ -4371,7 +2573,7 @@
             <w:pPr>
               <w:spacing w:after="20" w:before="0"/>
             </w:pPr>
-            <w:hyperlink w:history="1" r:id="rIdrw4ykp02f-buwuvc2mzrw">
+            <w:hyperlink w:history="1" r:id="rIdaqdq_hwazbrwisgf1-nsu">
               <w:r>
                 <w:rPr>
                   <w:rFonts w:ascii="Arial" w:cs="Arial" w:eastAsia="Arial" w:hAnsi="Arial"/>
@@ -4404,7 +2606,7 @@
               <w:spacing w:after="10" w:before="0"/>
               <w:ind w:left="120"/>
             </w:pPr>
-            <w:hyperlink w:history="1" r:id="rId1hkla0_wwpphmlg9px47d">
+            <w:hyperlink w:history="1" r:id="rIdomkgztw2rqujlamcjp4o6">
               <w:r>
                 <w:rPr>
                   <w:rFonts w:ascii="Arial" w:cs="Arial" w:eastAsia="Arial" w:hAnsi="Arial"/>
@@ -4449,7 +2651,7 @@
             <w:pPr>
               <w:spacing w:after="20" w:before="0"/>
             </w:pPr>
-            <w:hyperlink w:history="1" r:id="rIdqb4y9hf5sc7nvbln2gbag">
+            <w:hyperlink w:history="1" r:id="rIdfifphapai1brxlmk_xvhf">
               <w:r>
                 <w:rPr>
                   <w:rFonts w:ascii="Arial" w:cs="Arial" w:eastAsia="Arial" w:hAnsi="Arial"/>
@@ -4458,7 +2660,7 @@
                   <w:szCs w:val="16"/>
                   <w:u w:val="single" w:color="2E75B6"/>
                 </w:rPr>
-                <w:t xml:space="preserve">topical-test-form-2-biology-food-and-diet-answers</w:t>
+                <w:t xml:space="preserve">Meet the Family: Inv..:Segment 6 Single Letter Codes and DNA Codons for Amino Acids</w:t>
               </w:r>
             </w:hyperlink>
           </w:p>
@@ -4474,7 +2676,7 @@
                 <w:sz w:val="14"/>
                 <w:szCs w:val="14"/>
               </w:rPr>
-              <w:t xml:space="preserve">Source: Kenya Curriculum Tools 2025</w:t>
+              <w:t xml:space="preserve">Source: MIT Blossoms</w:t>
             </w:r>
           </w:p>
           <w:p>
@@ -4482,7 +2684,7 @@
               <w:spacing w:after="10" w:before="0"/>
               <w:ind w:left="120"/>
             </w:pPr>
-            <w:hyperlink w:history="1" r:id="rIddqjoaawo0dabkrts3a0re">
+            <w:hyperlink w:history="1" r:id="rIdid4nwlawdavyfz7yntunu">
               <w:r>
                 <w:rPr>
                   <w:rFonts w:ascii="Arial" w:cs="Arial" w:eastAsia="Arial" w:hAnsi="Arial"/>
@@ -4524,7 +2726,7 @@
                 <w:sz w:val="18"/>
                 <w:szCs w:val="18"/>
               </w:rPr>
-              <w:t xml:space="preserve">Hand out sticky notes and say: 'In this unit we are going to answer the big driving question together. But first I want to know: what do YOU still not understand? What are you most curious about after today? Write your two best questions — one on each colour.' Give 2 minutes of silent writing. As students post notes, circulate and read them. Once all notes are posted, say: 'I am going to read some of these aloud. If you hear a question that is similar to yours, raise your hand.' Read 6–8 questions aloud, grouping as you go. Say: 'We will answer every cluster on this board before the end of this sub-strand. Every time we answer one, we will move it to the ANSWERED column.' Point to the phenomenon and say: 'Every lesson, we will come back to Amina and Brian and ask: does what we just learned help us explain their story better?' Record the date on the DQB: 'DQB Opened — [today's date].' Photograph the board for the ARES platform record.</w:t>
+              <w:t xml:space="preserve">Distribute sticky notes and say: 'The Driving Question Board is going to be our living record of this investigation all the way to the end of the sub-strand. Every question you post today is a question we are committing to answer together.' Give students two minutes to write in silence. As students post their notes, circulate and read them without comment. Once all notes are posted, stand at the board and say: 'Let me read some of these out loud.' Read five to six questions aloud, then say: 'Help me sort these — which column does this question belong in?' For each placement, cold-call one student. If a question does not fit any column, create a fifth column labelled 'Other / Enzymes / How the body works' and say: 'These are questions we will also come back to — they might belong in a later lesson.' Close by saying: 'This board is yours. You can add to it any time. We will return to it at the start of every lesson to check what we have answered.'</w:t>
             </w:r>
           </w:p>
         </w:tc>
@@ -4556,7 +2758,7 @@
                 <w:sz w:val="18"/>
                 <w:szCs w:val="18"/>
               </w:rPr>
-              <w:t xml:space="preserve">Driving Question Board (DQB): The DQB externalises collective curiosity and makes the unit's intellectual journey visible. By physically posting and clustering questions, students see that their individual uncertainties are shared, which builds community and purpose. The coloured distinction between 'food chemistry' and 'body processes' questions previews the two key inquiry threads of the sub-strand and helps students self-monitor their growing understanding across lessons.</w:t>
+              <w:t xml:space="preserve">Driving Question Board as Epistemic Tracker: The DQB makes student wondering visible and public, transforming individual curiosity into a shared class investigation agenda. Clustering questions under biomolecule categories gives students an immediate organisational framework and signals that their questions are the engine of the unit — not just a warm-up activity. Returning to the DQB each lesson creates metacognitive awareness of growing understanding.</w:t>
             </w:r>
           </w:p>
         </w:tc>
@@ -4588,7 +2790,7 @@
                 <w:sz w:val="18"/>
                 <w:szCs w:val="18"/>
               </w:rPr>
-              <w:t xml:space="preserve">Teacher reads all posted questions before the next lesson and notes: (a) how many questions reference processes (why/how) vs. facts (what is), (b) whether any student posts a question about enzymes or temperature (connects to the porridge thread), (c) whether questions reveal complete misconceptions (e.g., 'Does sugar give you energy because it is sweet?') that must be addressed explicitly in Lesson 3. Questions are photographed and a typed list is pinned to the ARES lesson record.</w:t>
+              <w:t xml:space="preserve">Read all sticky notes after class. Categorise questions into: (a) questions answerable within this sub-strand (e.g., 'What does protein actually build in the body?') — these become lesson-by-lesson targets; (b) questions that reveal misconceptions to address (e.g., 'Does ugali have any protein at all?' — it does, but very little); (c) sophisticated questions that reveal strong prior knowledge (e.g., 'How do enzymes know which molecule to break down?') — use these students as peer resources in later lessons. Photograph the board for the ARES platform record.</w:t>
             </w:r>
           </w:p>
         </w:tc>
@@ -4654,7 +2856,7 @@
                 <w:sz w:val="18"/>
                 <w:szCs w:val="18"/>
               </w:rPr>
-              <w:t xml:space="preserve">Students draw an initial 'Food-to-Body' model in their notebooks. The model is a simple labelled diagram with two zones: FOOD (outside the body) and BODY (inside, represented by a rough outline of a person). Students draw and label the six foods from the label activity on the FOOD side, draw arrows into the body, and on the BODY side write what they currently think each nutrient does — using the four biomolecule labels they just learned. Students label their model 'Model Version 1 — Lesson 1' and write below it: 'What I am not yet sure about:' followed by one honest uncertainty. The teacher explains that this model will be revised and improved in every subsequent lesson.</w:t>
+              <w:t xml:space="preserve">Students draw their first explanatory model in their science notebooks — a simple annotated diagram. They draw two figures labelled 'Child A (ugali diet)' and 'Child B (varied diet — githeri, sukuma wiki, milk, nyama choma)'. They draw arrows from each food item to the child's body and label each arrow with the biomolecule category they think that food contributes (e.g., 'ugali → Carbohydrates'). They then add speech bubbles or annotations to each child showing observable outcomes: size, energy, illness frequency, recovery speed. At the bottom of the model, students write one 'Model Limitation' statement: 'My model does not yet explain…' to acknowledge what remains unknown.</w:t>
             </w:r>
           </w:p>
         </w:tc>
@@ -4690,7 +2892,7 @@
             <w:pPr>
               <w:spacing w:after="20" w:before="0"/>
             </w:pPr>
-            <w:hyperlink w:history="1" r:id="rIdr2bn7x7z6cxtzno_smui_">
+            <w:hyperlink w:history="1" r:id="rIdd3xgrggq6nppn96heu18s">
               <w:r>
                 <w:rPr>
                   <w:rFonts w:ascii="Arial" w:cs="Arial" w:eastAsia="Arial" w:hAnsi="Arial"/>
@@ -4723,7 +2925,7 @@
               <w:spacing w:after="10" w:before="0"/>
               <w:ind w:left="120"/>
             </w:pPr>
-            <w:hyperlink w:history="1" r:id="rIdeufgsfjwzfsypnic9xkq4">
+            <w:hyperlink w:history="1" r:id="rIdrylci9g7w1mceie_lsjbt">
               <w:r>
                 <w:rPr>
                   <w:rFonts w:ascii="Arial" w:cs="Arial" w:eastAsia="Arial" w:hAnsi="Arial"/>
@@ -4768,7 +2970,7 @@
             <w:pPr>
               <w:spacing w:after="20" w:before="0"/>
             </w:pPr>
-            <w:hyperlink w:history="1" r:id="rId8zq_iyagn9j4q4vovzljs">
+            <w:hyperlink w:history="1" r:id="rIdyjtkka_wfyv4u-jprvzed">
               <w:r>
                 <w:rPr>
                   <w:rFonts w:ascii="Arial" w:cs="Arial" w:eastAsia="Arial" w:hAnsi="Arial"/>
@@ -4777,7 +2979,7 @@
                   <w:szCs w:val="16"/>
                   <w:u w:val="single" w:color="2E75B6"/>
                 </w:rPr>
-                <w:t xml:space="preserve">topical-test-form-2-biology-food-and-diet-answers</w:t>
+                <w:t xml:space="preserve">Meet the Family: Inv..:Segment 6 Single Letter Codes and DNA Codons for Amino Acids</w:t>
               </w:r>
             </w:hyperlink>
           </w:p>
@@ -4793,7 +2995,7 @@
                 <w:sz w:val="14"/>
                 <w:szCs w:val="14"/>
               </w:rPr>
-              <w:t xml:space="preserve">Source: Kenya Curriculum Tools 2025</w:t>
+              <w:t xml:space="preserve">Source: MIT Blossoms</w:t>
             </w:r>
           </w:p>
           <w:p>
@@ -4801,7 +3003,7 @@
               <w:spacing w:after="10" w:before="0"/>
               <w:ind w:left="120"/>
             </w:pPr>
-            <w:hyperlink w:history="1" r:id="rIdndylf6007lcmjxmbwvzvg">
+            <w:hyperlink w:history="1" r:id="rIdodkr2xv7jcyz7pdsoptyz">
               <w:r>
                 <w:rPr>
                   <w:rFonts w:ascii="Arial" w:cs="Arial" w:eastAsia="Arial" w:hAnsi="Arial"/>
@@ -4843,7 +3045,7 @@
                 <w:sz w:val="18"/>
                 <w:szCs w:val="18"/>
               </w:rPr>
-              <w:t xml:space="preserve">Say: 'Scientists do not just memorise facts — they build models that explain how things work. Today you are going to make your first model. It will be rough and incomplete, and that is exactly right.' Draw a quick example on the board: a plate on the left, an arrow, a body outline on the right. Say: 'Label the foods on the left with the biomolecule category they belong to. On the right, write what you currently think that biomolecule does in the body. Use your best thinking from today — do not look things up yet.' Give 5 minutes. After 3 minutes say: 'You should have at least three foods labelled and two body functions written. If you are stuck on a function, write a question mark — that is honest science.' After drawing, cold-call 2 students to describe their model in one sentence each. Say to the class: 'Your model will change. In Lesson 6 we will look back at Model Version 1 and see how much your thinking has grown.' Collect models or instruct students to keep them securely in their notebooks for the duration of the unit.</w:t>
+              <w:t xml:space="preserve">Say: 'Scientists build models to show their current best thinking — not perfect answers, but honest attempts to explain what they observe. Your model today will be incomplete and that is correct — that is science. Draw it anyway.' Give five minutes for individual model drawing. Circulate and look for students who are hesitant — prompt them with: 'Just start with the two children. What food does Child A eat? Draw that food next to them and draw an arrow to their body.' After five minutes, ask two volunteers to share their model under the document camera or by holding it up. For each model shown, ask the class: 'What does this model explain well? What is it missing?' Apply 12-second WAIT TIME after each question. Close by saying: 'You will return to this exact model at the end of every lesson and add one new thing. By the end of this sub-strand, your model will answer our driving question completely.'</w:t>
             </w:r>
           </w:p>
         </w:tc>
@@ -4875,7 +3077,7 @@
                 <w:sz w:val="18"/>
                 <w:szCs w:val="18"/>
               </w:rPr>
-              <w:t xml:space="preserve">Progressive Model Building: Initiating a visual model in Lesson 1 that students will revise across all six lessons creates a tangible record of conceptual change. The explicit 'Version 1' labelling frames science as an iterative process of revision rather than a body of fixed facts to be memorised. Requiring students to write one honest uncertainty alongside the model normalises intellectual humility as a scientific value.</w:t>
+              <w:t xml:space="preserve">Progressive Model Revision (Initial Model): The first model serves as a cognitive baseline — an externalised record of what students currently understand and where their reasoning has gaps. By explicitly writing a 'Model Limitation' statement, students practise the scientific habit of acknowledging the boundaries of their explanations. The model becomes a personal artefact that grows with the learner, making conceptual change visible and motivating.</w:t>
             </w:r>
           </w:p>
         </w:tc>
@@ -4907,7 +3109,7 @@
                 <w:sz w:val="18"/>
                 <w:szCs w:val="18"/>
               </w:rPr>
-              <w:t xml:space="preserve">Teacher circulates during drawing and looks for: (a) whether students can correctly label at least two biomolecule categories on the FOOD side, (b) whether body-function labels show any understanding of differentiation (e.g., 'protein builds muscles' vs. 'carbohydrates give energy') or only a blanket 'gives energy' label for all foods, (c) whether the 'not sure about' statement is genuine and specific (e.g., 'I am not sure why Brian's feet swell') or vague ('I am not sure about everything'). Specific uncertainties indicate readiness for Lesson 2 content on protein deficiency.</w:t>
+              <w:t xml:space="preserve">Scan models during the five-minute drawing period. Assess: (a) Are students placing the correct biomolecule categories on the correct food arrows? (e.g., if a student labels milk as 'only protein' and ignores fats, this is a target for Lesson 2); (b) Are observable outcomes (size, illness, energy) connected to specific biomolecule labels, or are they floating without causal links? Students who make causal links (even incorrect ones) are demonstrating higher-order thinking. Photograph two to three models to share at the start of Lesson 2 as a reference point for revision.</w:t>
             </w:r>
           </w:p>
         </w:tc>
@@ -5000,83 +3202,83 @@
                 <w:sz w:val="18"/>
                 <w:szCs w:val="18"/>
               </w:rPr>
-              <w:t xml:space="preserve">1. How many students in the Predict Phase could name at least one biomolecule category before instruction — and does this indicate that prior knowledge from lower grades is being activated, or that students need more foundational bridging at the start of Lesson 2?</w:t>
-            </w:r>
-          </w:p>
-          <w:p>
-            <w:pPr>
-              <w:spacing w:after="40" w:before="0"/>
-              <w:jc w:val="left"/>
-            </w:pPr>
-            <w:r>
-              <w:rPr>
-                <w:rFonts w:ascii="Arial" w:cs="Arial" w:eastAsia="Arial" w:hAnsi="Arial"/>
-                <w:b w:val="false"/>
-                <w:bCs w:val="false"/>
-                <w:i w:val="false"/>
-                <w:iCs w:val="false"/>
-                <w:color w:val="000000"/>
-                <w:sz w:val="18"/>
-                <w:szCs w:val="18"/>
-              </w:rPr>
-              <w:t xml:space="preserve">2. During the food label sort, which misplacements were most common, and what do those errors reveal about students' mental models of nutrition that should be explicitly addressed in upcoming lessons?</w:t>
-            </w:r>
-          </w:p>
-          <w:p>
-            <w:pPr>
-              <w:spacing w:after="40" w:before="0"/>
-              <w:jc w:val="left"/>
-            </w:pPr>
-            <w:r>
-              <w:rPr>
-                <w:rFonts w:ascii="Arial" w:cs="Arial" w:eastAsia="Arial" w:hAnsi="Arial"/>
-                <w:b w:val="false"/>
-                <w:bCs w:val="false"/>
-                <w:i w:val="false"/>
-                <w:iCs w:val="false"/>
-                <w:color w:val="000000"/>
-                <w:sz w:val="18"/>
-                <w:szCs w:val="18"/>
-              </w:rPr>
-              <w:t xml:space="preserve">3. Were the CER responses strong enough to show that students can distinguish between observation and reasoning, or do I need to dedicate time at the start of Lesson 2 to modelling the CER structure with a worked example?</w:t>
-            </w:r>
-          </w:p>
-          <w:p>
-            <w:pPr>
-              <w:spacing w:after="40" w:before="0"/>
-              <w:jc w:val="left"/>
-            </w:pPr>
-            <w:r>
-              <w:rPr>
-                <w:rFonts w:ascii="Arial" w:cs="Arial" w:eastAsia="Arial" w:hAnsi="Arial"/>
-                <w:b w:val="false"/>
-                <w:bCs w:val="false"/>
-                <w:i w:val="false"/>
-                <w:iCs w:val="false"/>
-                <w:color w:val="000000"/>
-                <w:sz w:val="18"/>
-                <w:szCs w:val="18"/>
-              </w:rPr>
-              <w:t xml:space="preserve">4. Looking at the DQB questions students posted: are there questions about enzymes and temperature (the porridge thread), or did most questions focus only on energy and growth — and how will I seed the enzyme curiosity if it did not emerge naturally today?</w:t>
-            </w:r>
-          </w:p>
-          <w:p>
-            <w:pPr>
-              <w:spacing w:after="40" w:before="0"/>
-              <w:jc w:val="left"/>
-            </w:pPr>
-            <w:r>
-              <w:rPr>
-                <w:rFonts w:ascii="Arial" w:cs="Arial" w:eastAsia="Arial" w:hAnsi="Arial"/>
-                <w:b w:val="false"/>
-                <w:bCs w:val="false"/>
-                <w:i w:val="false"/>
-                <w:iCs w:val="false"/>
-                <w:color w:val="000000"/>
-                <w:sz w:val="18"/>
-                <w:szCs w:val="18"/>
-              </w:rPr>
-              <w:t xml:space="preserve">5. How confidently did students draw their Version 1 models — did they embrace the uncertainty, or did many leave large portions blank out of fear of being wrong, suggesting I need to build stronger psychological safety before Lesson 2's more demanding sensemaking tasks?</w:t>
+              <w:t xml:space="preserve">1. Which students' initial predictions in the Predict Phase showed the most sophisticated prior knowledge about food chemistry — and how can I use those students as peer resources in Lessons 2 and 3 when we investigate proteins and carbohydrates in depth?</w:t>
+            </w:r>
+          </w:p>
+          <w:p>
+            <w:pPr>
+              <w:spacing w:after="40" w:before="0"/>
+              <w:jc w:val="left"/>
+            </w:pPr>
+            <w:r>
+              <w:rPr>
+                <w:rFonts w:ascii="Arial" w:cs="Arial" w:eastAsia="Arial" w:hAnsi="Arial"/>
+                <w:b w:val="false"/>
+                <w:bCs w:val="false"/>
+                <w:i w:val="false"/>
+                <w:iCs w:val="false"/>
+                <w:color w:val="000000"/>
+                <w:sz w:val="18"/>
+                <w:szCs w:val="18"/>
+              </w:rPr>
+              <w:t xml:space="preserve">2. When I introduced the four biomolecule categories in the Explain Phase, which category generated the most confusion or the most questions on the Driving Question Board — and does this tell me I need to adjust the pacing or sequence of upcoming lessons?</w:t>
+            </w:r>
+          </w:p>
+          <w:p>
+            <w:pPr>
+              <w:spacing w:after="40" w:before="0"/>
+              <w:jc w:val="left"/>
+            </w:pPr>
+            <w:r>
+              <w:rPr>
+                <w:rFonts w:ascii="Arial" w:cs="Arial" w:eastAsia="Arial" w:hAnsi="Arial"/>
+                <w:b w:val="false"/>
+                <w:bCs w:val="false"/>
+                <w:i w:val="false"/>
+                <w:iCs w:val="false"/>
+                <w:color w:val="000000"/>
+                <w:sz w:val="18"/>
+                <w:szCs w:val="18"/>
+              </w:rPr>
+              <w:t xml:space="preserve">3. Did students genuinely connect the food label data to the phenomenon (the two children), or did they treat the label analysis as an isolated activity? What did I observe in their notebook sentences that helps me judge this?</w:t>
+            </w:r>
+          </w:p>
+          <w:p>
+            <w:pPr>
+              <w:spacing w:after="40" w:before="0"/>
+              <w:jc w:val="left"/>
+            </w:pPr>
+            <w:r>
+              <w:rPr>
+                <w:rFonts w:ascii="Arial" w:cs="Arial" w:eastAsia="Arial" w:hAnsi="Arial"/>
+                <w:b w:val="false"/>
+                <w:bCs w:val="false"/>
+                <w:i w:val="false"/>
+                <w:iCs w:val="false"/>
+                <w:color w:val="000000"/>
+                <w:sz w:val="18"/>
+                <w:szCs w:val="18"/>
+              </w:rPr>
+              <w:t xml:space="preserve">4. Looking at the DQB sticky notes, are students' questions mostly about 'what are these molecules?' (recall level) or 'how do they work in the body?' (mechanistic level) — and what does this tell me about where to pitch Lessons 2 through 6?</w:t>
+            </w:r>
+          </w:p>
+          <w:p>
+            <w:pPr>
+              <w:spacing w:after="40" w:before="0"/>
+              <w:jc w:val="left"/>
+            </w:pPr>
+            <w:r>
+              <w:rPr>
+                <w:rFonts w:ascii="Arial" w:cs="Arial" w:eastAsia="Arial" w:hAnsi="Arial"/>
+                <w:b w:val="false"/>
+                <w:bCs w:val="false"/>
+                <w:i w:val="false"/>
+                <w:iCs w:val="false"/>
+                <w:color w:val="000000"/>
+                <w:sz w:val="18"/>
+                <w:szCs w:val="18"/>
+              </w:rPr>
+              <w:t xml:space="preserve">5. Were the food label examples (Jogoo unga, Tuzo milk, Zesta groundnut paste, Blue Band) accessible and meaningful to all students, including those from low-income households, or did any labels or foods seem unfamiliar — and should I adjust the materials for greater local relevance in my specific school context?</w:t>
             </w:r>
           </w:p>
         </w:tc>
@@ -5203,7 +3405,7 @@
                 <w:sz w:val="18"/>
                 <w:szCs w:val="18"/>
               </w:rPr>
-              <w:t xml:space="preserve">Students observed that different Kenyan foods (uji flour, KCC milk, Elianto oil, Afia juice, Weetabix, Tuzo yoghurt) contain different dominant nutrients as shown by their food labels, and connected this to Amina's different energy durations and Brian's malnutrition symptoms.</w:t>
+              <w:t xml:space="preserve">Students observed that two Nairobi children eating until full show dramatically different health outcomes (size, strength, illness frequency), and that common Kenyan foods differ significantly in their protein, carbohydrate, and fat content per 100g as shown on food labels.</w:t>
             </w:r>
           </w:p>
         </w:tc>
@@ -5269,7 +3471,7 @@
                 <w:sz w:val="18"/>
                 <w:szCs w:val="18"/>
               </w:rPr>
-              <w:t xml:space="preserve">Food contains four main categories of biomolecules — carbohydrates, proteins, lipids, and nucleic acids — and different foods are dominated by different categories; eating a diet lacking in one category (such as protein) can cause specific, visible health problems even if calorie intake appears adequate.</w:t>
+              <w:t xml:space="preserve">Food contains four major categories of chemical substances called biomolecules — carbohydrates, proteins, lipids, and nucleic acids — and different Kenyan foods contribute different amounts of each; eating until full does not guarantee all four biomolecule categories are consumed in adequate quantities.</w:t>
             </w:r>
           </w:p>
         </w:tc>
@@ -5335,7 +3537,7 @@
                 <w:sz w:val="18"/>
                 <w:szCs w:val="18"/>
               </w:rPr>
-              <w:t xml:space="preserve">The observation that ugali and sukuma wiki give longer-lasting energy than mandazi and soda begins to make sense because ugali is dominated by complex carbohydrates (starch) while mandazi and soda are dominated by simple sugars; Brian's thinning hair, swollen feet, and slow growth begin to make sense as signs of protein deficiency because his diet lacks beans and meat — the high-protein foods identified on the labels.</w:t>
+              <w:t xml:space="preserve">The difference between Child A (plain ugali diet) and Child B (varied githeri, sukuma wiki, milk, nyama choma diet) is likely caused by a significant deficit of proteins and other essential biomolecules in Child A's diet, even though both children consume enough food to feel full — suggesting that the body needs specific chemicals, not just calories, to grow, build tissues, fight illness, and function normally.</w:t>
             </w:r>
           </w:p>
         </w:tc>
@@ -5404,7 +3606,7 @@
                 <w:sz w:val="22"/>
                 <w:szCs w:val="22"/>
               </w:rPr>
-              <w:t xml:space="preserve">LESSON 2 (40 minutes): Lesson 2 — Carbohydrates and Proteins: Building Blocks of Life in Every Kenyan Meal</w:t>
+              <w:t xml:space="preserve">LESSON 2 (40 minutes): Lesson 2 — Carbohydrates: Composition, Properties, and Functions</w:t>
             </w:r>
           </w:p>
         </w:tc>
@@ -5571,7 +3773,7 @@
                 <w:sz w:val="18"/>
                 <w:szCs w:val="18"/>
               </w:rPr>
-              <w:t xml:space="preserve">Students investigate the molecular structure of carbohydrates and proteins to explain why ugali provides sustained energy, why beans support growth, and why the girl in the phenomenon experiences different energy durations from different foods.</w:t>
+              <w:t xml:space="preserve">Students investigate the molecular structure of carbohydrates — from simple sugars to complex starches — and connect carbohydrate types to specific Kenyan foods, explaining why carbohydrates alone cannot account for the differences in growth and health seen in the phenomenon.</w:t>
             </w:r>
           </w:p>
         </w:tc>
@@ -5638,7 +3840,7 @@
                 <w:sz w:val="18"/>
                 <w:szCs w:val="18"/>
               </w:rPr>
-              <w:t xml:space="preserve">–  Describe the monomer-polymer relationship in carbohydrates (glucose → starch/glycogen) and proteins (amino acids → polypeptides)</w:t>
+              <w:t xml:space="preserve">–  Distinguish between monosaccharides (glucose, fructose, galactose), disaccharides (sucrose, lactose, maltose), and polysaccharides (starch, glycogen, cellulose) by their molecular composition and bonding</w:t>
             </w:r>
           </w:p>
           <w:p>
@@ -5658,7 +3860,7 @@
                 <w:sz w:val="18"/>
                 <w:szCs w:val="18"/>
               </w:rPr>
-              <w:t xml:space="preserve">–  Distinguish between monosaccharides, disaccharides, and polysaccharides with local food examples</w:t>
+              <w:t xml:space="preserve">–  Explain how condensation reactions form glycosidic bonds between monosaccharide units to build larger carbohydrate molecules</w:t>
             </w:r>
           </w:p>
           <w:p>
@@ -5678,7 +3880,7 @@
                 <w:sz w:val="18"/>
                 <w:szCs w:val="18"/>
               </w:rPr>
-              <w:t xml:space="preserve">–  Explain how protein structure determines protein function in growth, repair, and transport</w:t>
+              <w:t xml:space="preserve">–  Describe the roles of carbohydrates in the body: immediate energy source (glucose), short-term energy storage (glycogen in liver/muscle), structural support in plants (cellulose), and dietary fibre</w:t>
             </w:r>
           </w:p>
         </w:tc>
@@ -5745,7 +3947,7 @@
                 <w:sz w:val="18"/>
                 <w:szCs w:val="18"/>
               </w:rPr>
-              <w:t xml:space="preserve">–  Build physical models of carbohydrate chains and amino acid sequences using locally available materials (bottle tops, string, clay)</w:t>
+              <w:t xml:space="preserve">–  Analyse a carbohydrate simulation and structured reading to extract evidence about molecular structure and link it to macroscopic food properties</w:t>
             </w:r>
           </w:p>
           <w:p>
@@ -5765,7 +3967,7 @@
                 <w:sz w:val="18"/>
                 <w:szCs w:val="18"/>
               </w:rPr>
-              <w:t xml:space="preserve">–  Analyse short texts and simulation outputs to draw structural diagrams of biomolecules</w:t>
+              <w:t xml:space="preserve">–  Construct and annotate a biomolecule model wall entry for carbohydrates using locally available Kenyan food examples</w:t>
             </w:r>
           </w:p>
         </w:tc>
@@ -5832,7 +4034,7 @@
                 <w:sz w:val="18"/>
                 <w:szCs w:val="18"/>
               </w:rPr>
-              <w:t xml:space="preserve">–  Appreciate that understanding molecular structure helps explain everyday food choices and health outcomes in Kenyan communities</w:t>
+              <w:t xml:space="preserve">–  Appreciate that understanding molecular structure is necessary — not just knowing that ugali 'gives energy' — to explain the differences in the phenomenon children's health outcomes</w:t>
             </w:r>
           </w:p>
           <w:p>
@@ -5852,7 +4054,7 @@
                 <w:sz w:val="18"/>
                 <w:szCs w:val="18"/>
               </w:rPr>
-              <w:t xml:space="preserve">–  Show curiosity about how invisible molecular differences in foods like ugali and mandazi produce visible differences in energy and health</w:t>
+              <w:t xml:space="preserve">–  Show curiosity about why the brother's ugali-heavy diet provides energy yet fails to explain his poor growth, motivating investigation of other biomolecules</w:t>
             </w:r>
           </w:p>
         </w:tc>
@@ -5984,7 +4186,7 @@
                 <w:sz w:val="18"/>
                 <w:szCs w:val="18"/>
               </w:rPr>
-              <w:t xml:space="preserve">In Lesson 1, students categorised the four classes of biomolecules. In Lesson 2, students zoom in on carbohydrates and proteins — investigating how their internal structure (monomer chains) determines function — directly explaining why the girl feels sustained energy from ugali and why her brother's protein deficiency causes hair thinning, swollen feet, and slow growth.</w:t>
+              <w:t xml:space="preserve">Having established in Lesson 1 that biomolecules are the chemical basis of body function, students now examine carbohydrates in depth — understanding that the brother's ugali-heavy diet supplies carbohydrates for energy but leaves other essential molecular roles unfilled, deepening the puzzle of why energy alone is not enough.</w:t>
             </w:r>
           </w:p>
         </w:tc>
@@ -6050,7 +4252,7 @@
                 <w:sz w:val="18"/>
                 <w:szCs w:val="18"/>
               </w:rPr>
-              <w:t xml:space="preserve">No specific chemical hazards. Students using clay should wash hands after modelling activities. Ensure no student has allergies to materials used. Bottle top edges may be sharp — teacher should inspect materials before distribution.</w:t>
+              <w:t xml:space="preserve">No specific hazards. If physical food samples (maize flour, sugar, milk) are used for sensory observation, ensure no student has known allergies and remind students not to taste any laboratory samples.</w:t>
             </w:r>
           </w:p>
         </w:tc>
@@ -6143,7 +4345,7 @@
                 <w:sz w:val="18"/>
                 <w:szCs w:val="18"/>
               </w:rPr>
-              <w:t xml:space="preserve">This lesson deepens the evidence-gathering sequence by moving students from 'what categories exist' (Lesson 1) to 'what do these molecules look like inside and why does structure matter?' Students begin by predicting why ugali gives sustained energy while mandazi gives a quick burst — activating their intuitive understanding before receiving formal instruction. They then engage with two interactive digital simulations (carbohydrate chain builder and protein folding visualiser available on ARES) and read two short paired texts describing monomer-to-polymer relationships. These observations allow students to see that glucose units link into starch chains, and that amino acids sequence into polypeptides with unique shapes that determine function.</w:t>
+              <w:t xml:space="preserve">This lesson is the second in a six-lesson evidence-gathering sequence on the chemicals of life. It zooms in on carbohydrates — the most immediately recognisable macronutrient in many Kenyan diets — and asks students to move beyond the familiar phrase 'carbohydrates give energy' toward a molecular-level understanding of why different carbohydrate structures serve different functions. The lesson opens by reconnecting students to the phenomenon: the brother eats ugali (maize starch — a polysaccharide) until he is full and presumably gets energy, yet he is smaller, weaker, and sicker than the neighbour's child. Students are prompted to wonder whether the type of carbohydrate matters, and whether carbohydrates can explain all the differences they observe.</w:t>
             </w:r>
           </w:p>
           <w:p>
@@ -6181,7 +4383,7 @@
                 <w:sz w:val="18"/>
                 <w:szCs w:val="18"/>
               </w:rPr>
-              <w:t xml:space="preserve">The Explain Phase uses a hands-on physical modelling activity: students use bottle tops as glucose monomers threaded on string to build starch chains (ugali/maize starch model) and use clay balls of different colours to represent amino acids, arranging them into polypeptide chains. This tactile experience makes the abstract concept of polymerisation concrete and memorable, especially for students who are English Language Learners or who benefit from kinaesthetic learning.</w:t>
+              <w:t xml:space="preserve">Students first make written predictions about the similarity or difference between the sugar in a ripe mango, the lactose in milk, and the starch in ugali. They then engage with an interactive carbohydrate simulation on the ARES platform — building monosaccharide units into disaccharides and polysaccharides by forming glycosidic bonds through condensation reactions — and cross-reference a structured reading that connects molecular types to Kenyan food sources. This dual evidence source (simulation + reading) is central to the Observe Phase.</w:t>
             </w:r>
           </w:p>
           <w:p>
@@ -6219,7 +4421,7 @@
                 <w:sz w:val="18"/>
                 <w:szCs w:val="18"/>
               </w:rPr>
-              <w:t xml:space="preserve">The lesson closes with students updating the Driving Question Board with new evidence — specifically targeting why different foods produce different energy durations and why protein deficiency produces the specific symptoms seen in the boy. By connecting molecular structure to the observable phenomenon, students advance the storyline toward a full explanation of how chemicals in food determine how our bodies grow, move, and stay healthy.</w:t>
+              <w:t xml:space="preserve">In the Explain Phase, students collaboratively make sense of what they found: why glucose is the body's immediate fuel, why starch in ugali must be broken down before use, why cellulose cannot be digested but still matters (dietary fibre from sukuma wiki), and critically, why carbohydrates — however abundant in the brother's diet — cannot build muscles, make haemoglobin, or produce antibodies. This sensemaking directly sharpens the driving question. Students then add new 'wonderings' to the Driving Question Board and contribute their first biomolecule panel to the class model wall, representing carbohydrate structure and function in a way that will be built upon in subsequent lessons.</w:t>
             </w:r>
           </w:p>
         </w:tc>
@@ -6544,7 +4746,7 @@
                 <w:sz w:val="18"/>
                 <w:szCs w:val="18"/>
               </w:rPr>
-              <w:t xml:space="preserve">Students are shown two images side by side on the board: a plate of ugali and sukuma wiki alongside a bag of mandazi and a soda bottle. Individually (2 minutes), students write in their science notebooks: 'At the molecular level, what do you think is DIFFERENT about the chemicals in ugali compared to the chemicals in mandazi that could explain why ugali keeps you full longer?' Students then share their prediction with a neighbour (Think-Pair) before three students are cold-called to share with the class. Students record their best prediction at the top of a structured worksheet titled: 'My Carbohydrate and Protein Prediction.'</w:t>
+              <w:t xml:space="preserve">Students individually write a 2-sentence prediction in their science notebooks responding to the prompt: 'The sugar in a ripe mango, the lactose in milk, and the starch in ugali are all called carbohydrates. Do you think they are the same molecule, or different? How might any differences affect what they do in the body?' Students then share their prediction with a shoulder partner for 60 seconds before the teacher takes two or three responses for the class.</w:t>
             </w:r>
           </w:p>
         </w:tc>
@@ -6580,7 +4782,7 @@
             <w:pPr>
               <w:spacing w:after="20" w:before="0"/>
             </w:pPr>
-            <w:hyperlink w:history="1" r:id="rId-om2w8umydylf52_flluf">
+            <w:hyperlink w:history="1" r:id="rIdq3xqp5svt78_vpqgo3aeh">
               <w:r>
                 <w:rPr>
                   <w:rFonts w:ascii="Arial" w:cs="Arial" w:eastAsia="Arial" w:hAnsi="Arial"/>
@@ -6589,7 +4791,7 @@
                   <w:szCs w:val="16"/>
                   <w:u w:val="single" w:color="2E75B6"/>
                 </w:rPr>
-                <w:t xml:space="preserve">Molecular structure of fructose</w:t>
+                <w:t xml:space="preserve">Dehydration synthesis or a condensation reaction</w:t>
               </w:r>
             </w:hyperlink>
           </w:p>
@@ -6613,7 +4815,7 @@
               <w:spacing w:after="10" w:before="0"/>
               <w:ind w:left="120"/>
             </w:pPr>
-            <w:hyperlink w:history="1" r:id="rIdvqgrrm_7olru0fiqssnf_">
+            <w:hyperlink w:history="1" r:id="rIdsxl2y3qiienjeep3c4spi">
               <w:r>
                 <w:rPr>
                   <w:rFonts w:ascii="Arial" w:cs="Arial" w:eastAsia="Arial" w:hAnsi="Arial"/>
@@ -6658,7 +4860,7 @@
             <w:pPr>
               <w:spacing w:after="20" w:before="0"/>
             </w:pPr>
-            <w:hyperlink w:history="1" r:id="rId9nfb2f4vsqpxjziicssbh">
+            <w:hyperlink w:history="1" r:id="rId_szbdwhossjvgurbtbqxz">
               <w:r>
                 <w:rPr>
                   <w:rFonts w:ascii="Arial" w:cs="Arial" w:eastAsia="Arial" w:hAnsi="Arial"/>
@@ -6691,7 +4893,7 @@
               <w:spacing w:after="10" w:before="0"/>
               <w:ind w:left="120"/>
             </w:pPr>
-            <w:hyperlink w:history="1" r:id="rIdaqxozmrcarmffaaeqlxaz">
+            <w:hyperlink w:history="1" r:id="rIdrlijjrcziflfratt0u7nk">
               <w:r>
                 <w:rPr>
                   <w:rFonts w:ascii="Arial" w:cs="Arial" w:eastAsia="Arial" w:hAnsi="Arial"/>
@@ -6733,7 +4935,7 @@
                 <w:sz w:val="18"/>
                 <w:szCs w:val="18"/>
               </w:rPr>
-              <w:t xml:space="preserve">Display the two food images and say: 'We established in Lesson 1 that both ugali and mandazi contain carbohydrates. But the girl from Kisumu — Akinyi — stayed energised for hours after ugali and felt tired quickly after mandazi. So here is today's challenge question — write it down: What could be DIFFERENT about the carbohydrates in these two foods at the molecular level that explains this difference?' Allow 2 minutes of SILENT individual writing. WAIT TIME: Do not speak for at least 15 seconds after posing the question. Then say: 'Turn to your partner — share your prediction. You have 60 seconds.' Cold-call 3 students: 'Wanjiku, what did you and your partner predict?' 'Odhiambo, did you predict something different?' 'Zawadi, what pattern do you notice across the predictions we've heard?' Record student predictions verbatim on the board in a column labelled 'Our Predictions — We'll Test These.' Do NOT correct predictions — affirm participation: 'These are all testable ideas. Let's gather evidence.'</w:t>
+              <w:t xml:space="preserve">Display the prompt on the board alongside an image showing a ripe mango, a cup of milk, and a bowl of ugali. Say: 'Look at these three foods. Your notes from Lesson 1 told us that carbohydrates are one class of biomolecule. But are all carbohydrates the same thing? Write your prediction — two sentences — right now. You have 90 seconds.' [Allow 90 seconds of individual silent writing. Circulate and observe notebooks — do not comment yet.] After 90 seconds: 'Turn to your shoulder partner. Share your prediction. You have 60 seconds — go.' [Allow 60 seconds.] After partner share: 'I want to hear three predictions. Let me cold-call.' [Cold-call three students: one who wrote 'same molecule,' one who wrote 'different,' one who was unsure.] For each response say: 'Interesting — keep that idea. Let's see what the evidence shows.' Do NOT confirm or correct predictions. WAIT TIME: 10 seconds after each student response before calling the next.</w:t>
             </w:r>
           </w:p>
         </w:tc>
@@ -6765,7 +4967,7 @@
                 <w:sz w:val="18"/>
                 <w:szCs w:val="18"/>
               </w:rPr>
-              <w:t xml:space="preserve">Think-Pair-Share with Anchored Prediction: Students first commit individually to a written prediction (reducing social pressure to agree with peers), then refine through peer dialogue. Anchoring to the phenomenon (Akinyi's experience) ensures predictions are not abstract — they must explain a real observation. Recording predictions on the board creates accountability and allows the class to return and evaluate them.</w:t>
+              <w:t xml:space="preserve">Prediction-before-evidence journaling: Students commit a written prediction to paper, activating prior knowledge and creating a cognitive anchor. The partner share surfaces diverse reasoning without peer pressure to conform, while the cold-call sample reveals the spread of prior conceptions the teacher must address during the Observe Phase.</w:t>
             </w:r>
           </w:p>
         </w:tc>
@@ -6797,7 +4999,7 @@
                 <w:sz w:val="18"/>
                 <w:szCs w:val="18"/>
               </w:rPr>
-              <w:t xml:space="preserve">Teacher scans notebooks during the 2-minute write. Look for: (1) students who mention 'type of sugar' or 'how fast it breaks down' — these students have prior knowledge to build on; (2) students who write only 'ugali is healthier' without molecular reasoning — these students need more scaffolding during the Observe Phase. Cold-call responses reveal whether students are thinking about molecular structure vs. simply nutritional value — note the distinction for targeted questioning during Explain Phase.</w:t>
+              <w:t xml:space="preserve">Teacher scans notebooks during the 90 seconds of writing. Look for: (1) students who correctly predict structural differences between mono-, di-, and polysaccharides (indicates strong prior knowledge — push them to explain bonding); (2) students who state all carbohydrates are 'sugar' without distinction (common misconception — target with simulation scaffolding); (3) students who connect structure to function unprompted (extension opportunity). Record names of students in category 2 to check in with during the Observe Phase.</w:t>
             </w:r>
           </w:p>
         </w:tc>
@@ -6863,7 +5065,7 @@
                 <w:sz w:val="18"/>
                 <w:szCs w:val="18"/>
               </w:rPr>
-              <w:t xml:space="preserve">Students rotate through two evidence stations over 12 minutes (6 minutes each), working in groups of 3-4. Station A (Digital/Simulation): On ARES-connected tablets or the projected class screen, students interact with a carbohydrate chain-building simulation where they click to link glucose units into chains, observe that mandazi/simple sugars = short chains (1-2 units) while ugali/starch = long chains (hundreds of units), and record observations on their worksheet. Students also read a 150-word paired text: 'How Maize Becomes Ugali: From Glucose to Starch.' Station B (Protein Folding): Students watch a 3-minute ARES video showing amino acids linking into polypeptide chains, then read a 150-word paired text: 'Why Beans Build Muscle: From Amino Acids to Proteins.' Students complete an observation table with columns: Molecule | Monomer | Polymer | Kenyan Food Example | Function in the Body.</w:t>
+              <w:t xml:space="preserve">Students work in pairs at ARES platform stations (or shared devices) to complete a two-part evidence-gathering task. Part A: Interactive carbohydrate simulation — students drag and connect monosaccharide units (represented as hexagon tiles labelled glucose, fructose, galactose) to form disaccharides (maltose, sucrose, lactose) and then chain multiple glucose units to build a starch or glycogen polymer, observing a water molecule released at each glycosidic bond formed. Part B: Structured reading (provided on the ARES platform) titled 'Carbohydrates in Kenyan Foods' — students read three short paragraphs about maize starch in ugali (polysaccharide), lactose in milk (disaccharide), and glucose/fructose in ripe fruit (monosaccharides), then complete a three-column evidence table: Carbohydrate Type | Example Kenyan Food Source | Molecular Building Blocks.</w:t>
             </w:r>
           </w:p>
         </w:tc>
@@ -6899,7 +5101,7 @@
             <w:pPr>
               <w:spacing w:after="20" w:before="0"/>
             </w:pPr>
-            <w:hyperlink w:history="1" r:id="rIdv46gr3x9umsjvyyk-wkix">
+            <w:hyperlink w:history="1" r:id="rIdfg8grbvh16c1v01ohnbc_">
               <w:r>
                 <w:rPr>
                   <w:rFonts w:ascii="Arial" w:cs="Arial" w:eastAsia="Arial" w:hAnsi="Arial"/>
@@ -6908,7 +5110,7 @@
                   <w:szCs w:val="16"/>
                   <w:u w:val="single" w:color="2E75B6"/>
                 </w:rPr>
-                <w:t xml:space="preserve">Molecular structure of fructose</w:t>
+                <w:t xml:space="preserve">Dehydration synthesis or a condensation reaction</w:t>
               </w:r>
             </w:hyperlink>
           </w:p>
@@ -6932,7 +5134,7 @@
               <w:spacing w:after="10" w:before="0"/>
               <w:ind w:left="120"/>
             </w:pPr>
-            <w:hyperlink w:history="1" r:id="rIdc4wnf9rcncdodve4xocu6">
+            <w:hyperlink w:history="1" r:id="rId3p3xrw5i-k3i1fh0b7wfr">
               <w:r>
                 <w:rPr>
                   <w:rFonts w:ascii="Arial" w:cs="Arial" w:eastAsia="Arial" w:hAnsi="Arial"/>
@@ -6977,7 +5179,7 @@
             <w:pPr>
               <w:spacing w:after="20" w:before="0"/>
             </w:pPr>
-            <w:hyperlink w:history="1" r:id="rIdktyij3xp639dnz5cbnbux">
+            <w:hyperlink w:history="1" r:id="rIdu8hzco-kzwoa0usfvmibh">
               <w:r>
                 <w:rPr>
                   <w:rFonts w:ascii="Arial" w:cs="Arial" w:eastAsia="Arial" w:hAnsi="Arial"/>
@@ -7010,7 +5212,7 @@
               <w:spacing w:after="10" w:before="0"/>
               <w:ind w:left="120"/>
             </w:pPr>
-            <w:hyperlink w:history="1" r:id="rIddxseesz336oalrebli6e2">
+            <w:hyperlink w:history="1" r:id="rId_tbge6dgo5iijuosvr6du">
               <w:r>
                 <w:rPr>
                   <w:rFonts w:ascii="Arial" w:cs="Arial" w:eastAsia="Arial" w:hAnsi="Arial"/>
@@ -7052,7 +5254,7 @@
                 <w:sz w:val="18"/>
                 <w:szCs w:val="18"/>
               </w:rPr>
-              <w:t xml:space="preserve">Before releasing students to stations, say: 'You are evidence detectives today. Your job is NOT just to watch — your job is to find evidence that helps you explain Akinyi's energy levels AND her brother's health problems. Fill your observation table as you go.' Set a visible timer. Circulate between stations every 90 seconds. At Station A, prompt with: 'How many glucose units are in the mandazi sugar chain compared to the ugali starch chain? Write that number down — it matters.' At Station B, ask: 'The boy barely eats beans or meat. Looking at this simulation, what is he missing at the molecular level?' WAIT TIME: After posing each probe question, wait 12 seconds before accepting responses. If a group is stuck, use: 'Look at your observation table — which column is empty? Start there.' Ensure all groups record in the table before moving to Explain Phase. Use a cold-call at the end of Station rotations: ask 2 different groups to share ONE observation each.</w:t>
+              <w:t xml:space="preserve">Before releasing students to devices, briefly frame the task: 'In the simulation, you are going to build carbohydrate molecules the way your body's enzymes do. Watch what happens each time you join two sugar units. In the reading, you will find the Kenyan foods that contain each type. Your job is to fill in your three-column evidence table — Carbohydrate Type, Kenyan Food Source, Molecular Building Blocks. You have 15 minutes. Go.' [Set a visible 15-minute timer.] Circulate every 90 seconds. At the 5-minute mark, pause the class briefly: 'Quick check — has everyone observed what happens to water molecules each time two sugar units join? Cold-call: Amina, what did you see?' [WAIT TIME: 12 seconds.] Continue circulating. At the 10-minute mark, prompt pairs who have finished Part A to begin Part B: 'If you've built your polysaccharide, move to the reading now.' At the 13-minute mark: 'Two more minutes — make sure your evidence table has at least three rows filled in.' At 15 minutes: 'Stop where you are. Pencils down. You will have a chance to add to your table in the next phase.'</w:t>
             </w:r>
           </w:p>
         </w:tc>
@@ -7084,7 +5286,7 @@
                 <w:sz w:val="18"/>
                 <w:szCs w:val="18"/>
               </w:rPr>
-              <w:t xml:space="preserve">Structured Observation with Evidence Table: The observation table is a sensemaking tool — it forces students to categorise what they see (monomer vs. polymer, structure vs. function) rather than passively watching. Pairing a simulation with a short text creates multi-modal evidence gathering. Connecting each molecule to a specific Kenyan food (maize starch, bean protein) grounds abstract molecular biology in tangible local experience, reducing cognitive load for students encountering these concepts for the first time.</w:t>
+              <w:t xml:space="preserve">Dual-coding evidence gathering (simulation + text): The simulation builds a visual-kinesthetic model of condensation reactions and glycosidic bond formation, while the structured reading anchors abstract molecular types to familiar Kenyan foods. Using both sources simultaneously requires students to translate between representational modes, which deepens encoding and supports students with different learning strengths. The evidence table acts as a cognitive organiser that students will reference throughout the lesson.</w:t>
             </w:r>
           </w:p>
         </w:tc>
@@ -7116,7 +5318,7 @@
                 <w:sz w:val="18"/>
                 <w:szCs w:val="18"/>
               </w:rPr>
-              <w:t xml:space="preserve">Collect completed observation tables (or photograph them) at the end of the phase. Key indicators: (1) Correct identification of glucose as carbohydrate monomer and amino acids as protein monomers; (2) At least one Kenyan food example listed for each molecule; (3) A function listed that connects to the phenomenon (e.g., 'starch gives long-lasting energy,' 'protein repairs hair and muscles'). Students who cannot distinguish monomer from polymer will need additional scaffolding — pair them with a stronger peer during the Model Building Phase.</w:t>
+              <w:t xml:space="preserve">Teacher checks evidence tables for: (1) Correct identification of monosaccharides as single-unit sugars — glucose in ripe fruit (mango, banana), not ugali; (2) Disaccharide row correctly names lactose in milk and identifies glucose + galactose as building blocks; (3) Polysaccharide row correctly links starch to ugali/maize flour and identifies repeated glucose units. Common error to watch for: students writing 'sugar' for all three types — redirect with: 'Look at the simulation again — count how many hexagon tiles you used for each. Are they the same number?' Students should also note water release at each bond — if absent from table, prompt: 'What happened in the simulation each time you clicked to join two tiles?'</w:t>
             </w:r>
           </w:p>
         </w:tc>
@@ -7182,7 +5384,7 @@
                 <w:sz w:val="18"/>
                 <w:szCs w:val="18"/>
               </w:rPr>
-              <w:t xml:space="preserve">Students return to their seats and engage in a whole-class discussion guided by three anchor questions the teacher posts on the board. Then, in a 10-minute hands-on activity, each group receives: 20 identical bottle tops (representing glucose monomers), 20 clay balls in 5 different colours (representing 5 types of amino acids), and pieces of string. Groups build: (a) a 3-unit glucose chain (simple sugar, like mandazi) and (b) a 10-unit glucose chain (starch, like ugali) to physically see the length difference, then (c) a short polypeptide with at least 3 different amino acid types (different colour clays) threaded on string to represent the variety in protein structure. Students label each model with sticky notes and write one sentence connecting each model to the phenomenon.</w:t>
+              <w:t xml:space="preserve">Using their completed evidence tables, student pairs join into groups of four to discuss two sensemaking questions projected on the board: (1) 'The brother eats ugali every day. Based on your evidence, what type of carbohydrate is he getting, and what can his body use it for?' (2) 'Carbohydrates give the brother energy — so why is he still smaller, weaker, and sicker than the neighbour's child?' Groups discuss for 4 minutes, then the class comes together for a teacher-facilitated whole-class discussion. Students then individually annotate their evidence tables with a fourth column: 'Role in the body / Connection to phenomenon.'</w:t>
             </w:r>
           </w:p>
         </w:tc>
@@ -7218,7 +5420,7 @@
             <w:pPr>
               <w:spacing w:after="20" w:before="0"/>
             </w:pPr>
-            <w:hyperlink w:history="1" r:id="rIdho49sirjlltpap925y7ri">
+            <w:hyperlink w:history="1" r:id="rIdsnkhrkdi2mosupsiho0wc">
               <w:r>
                 <w:rPr>
                   <w:rFonts w:ascii="Arial" w:cs="Arial" w:eastAsia="Arial" w:hAnsi="Arial"/>
@@ -7227,7 +5429,7 @@
                   <w:szCs w:val="16"/>
                   <w:u w:val="single" w:color="2E75B6"/>
                 </w:rPr>
-                <w:t xml:space="preserve">Molecular structure of fructose</w:t>
+                <w:t xml:space="preserve">Dehydration synthesis or a condensation reaction</w:t>
               </w:r>
             </w:hyperlink>
           </w:p>
@@ -7251,7 +5453,7 @@
               <w:spacing w:after="10" w:before="0"/>
               <w:ind w:left="120"/>
             </w:pPr>
-            <w:hyperlink w:history="1" r:id="rIdoub3vui96nqywb4h6a3q1">
+            <w:hyperlink w:history="1" r:id="rIdwsx-uwhm5gyaxvqydfg5h">
               <w:r>
                 <w:rPr>
                   <w:rFonts w:ascii="Arial" w:cs="Arial" w:eastAsia="Arial" w:hAnsi="Arial"/>
@@ -7296,7 +5498,7 @@
             <w:pPr>
               <w:spacing w:after="20" w:before="0"/>
             </w:pPr>
-            <w:hyperlink w:history="1" r:id="rIdlgh6rdoaybzmj_72ryc4a">
+            <w:hyperlink w:history="1" r:id="rIdvslxjkhxvydbudksntrot">
               <w:r>
                 <w:rPr>
                   <w:rFonts w:ascii="Arial" w:cs="Arial" w:eastAsia="Arial" w:hAnsi="Arial"/>
@@ -7329,7 +5531,7 @@
               <w:spacing w:after="10" w:before="0"/>
               <w:ind w:left="120"/>
             </w:pPr>
-            <w:hyperlink w:history="1" r:id="rIdslbap3l78ro_twb0ik81x">
+            <w:hyperlink w:history="1" r:id="rIdzkf8kx9gnqo9e2kclmpby">
               <w:r>
                 <w:rPr>
                   <w:rFonts w:ascii="Arial" w:cs="Arial" w:eastAsia="Arial" w:hAnsi="Arial"/>
@@ -7371,7 +5573,7 @@
                 <w:sz w:val="18"/>
                 <w:szCs w:val="18"/>
               </w:rPr>
-              <w:t xml:space="preserve">Begin with three anchor questions posted on the board: '1. Why does it take longer to break down a long starch chain than a short glucose molecule? 2. Why does the boy with no beans or meat have thinning hair and swollen feet — what is missing at the molecular level? 3. What is the difference between the carbohydrate in ugali and the carbohydrate in mandazi?' Ask Question 1 to the whole class — WAIT 15 seconds — then cold-call: 'Kamau, what does your group think?' After 2-3 responses, synthesise: 'So the KEY insight is: longer chains take longer to digest and absorb — that means slower, steadier energy release. That explains Akinyi's experience.' For the modelling activity, say: 'Each bottle top is one glucose unit. Build me a mandazi sugar — short chain — and an ugali starch — long chain. Show me the difference in length.' Circulate and ask: 'How does the LENGTH of your chain connect to how fast Akinyi gets her energy?' For protein models: 'Notice how you need DIFFERENT colours — different amino acids — to build protein. If the boy never eats beans or meat, which amino acids might be missing?' Close with: 'Stick a label on each model. Write one sentence connecting it to Akinyi or her brother.'</w:t>
+              <w:t xml:space="preserve">Project both sensemaking questions. Say: 'In your group of four, use your evidence table to answer both questions. You must point to specific evidence — not just what you already believed. You have 4 minutes.' [Allow 4 minutes of group discussion. Circulate and listen. Identify one group with a strong answer to Q1 and one with a strong answer to Q2.] After 4 minutes, bring the class together: 'Let's hear from Omondi's group on question one.' [Cold-call the group you identified. WAIT TIME: 10 seconds.] After response, probe: 'You said starch. Where does the body get glucose from starch — does it use starch directly?' [WAIT TIME: 12 seconds. Cold-call a different student.] Guide toward: starch must be broken down (hydrolysis) into glucose monomers before cells can use it — we will study enzymes in a later lesson. Then ask: 'Now the harder question — question two. The brother has energy from the ugali. So why is there still a problem?' [WAIT TIME: 15 seconds. Cold-call a student who seemed to grasp this in group work.] Guide students toward the key insight: carbohydrates cannot build muscle proteins, make antibodies, form haemoglobin, or carry out enzyme catalysis — these require other biomolecules. Say: 'Write that insight in your fourth column right now. One sentence: what carbohydrates can and cannot do.'</w:t>
             </w:r>
           </w:p>
         </w:tc>
@@ -7403,7 +5605,7 @@
                 <w:sz w:val="18"/>
                 <w:szCs w:val="18"/>
               </w:rPr>
-              <w:t xml:space="preserve">Physical Model Building as Sensemaking (Reification): By making abstract molecular chains tangible using bottle tops and clay, students embody the monomer-polymer concept. The variation in chain length (3 vs. 10 bottle tops) makes the structural difference between simple sugars and starch viscerally clear. Colour-coded amino acid clay balls make the point that proteins are not just long chains — they are specific sequences of diverse monomers, and diversity of sequence determines function. This directly counters the misconception that 'protein is just protein' regardless of source.</w:t>
+              <w:t xml:space="preserve">Evidence-based group sensemaking followed by whole-class press for mechanism: The group discussion allows peer scaffolding as students connect molecular evidence to the macroscopic phenomenon. The teacher's deliberate follow-up probing ('Does the body use starch directly?') pushes students from descriptive statements ('carbohydrates give energy') toward mechanistic reasoning (hydrolysis of starch → glucose → cellular respiration). The individual annotation of the fourth column ensures every student personally commits the key idea to their notes, not just the vocal group members.</w:t>
             </w:r>
           </w:p>
         </w:tc>
@@ -7435,7 +5637,7 @@
                 <w:sz w:val="18"/>
                 <w:szCs w:val="18"/>
               </w:rPr>
-              <w:t xml:space="preserve">Teacher observes model construction for accuracy: (a) Is the 'mandazi' chain shorter than the 'ugali' chain? (b) Does the protein model include at least 3 different colours/amino acid types? (c) Does the sticky-note sentence connect molecular structure to the phenomenon? Listen for the following conceptual language: 'breaks down slowly,' 'long chain,' 'different amino acids.' Note groups whose sentences remain at the level of 'ugali is good for you' — these groups have not yet made the molecular connection and need a direct teacher prompt: 'Can you say the same thing but mention glucose chains?'</w:t>
+              <w:t xml:space="preserve">Collect observable indicators: (1) Groups correctly state 'starch → glucose after digestion' (not 'starch gives energy directly') — this is the target mechanistic understanding; (2) At least one student per group articulates that carbohydrates cannot perform structural or regulatory roles — this is the key bridging insight for the driving question; (3) Fourth-column annotations use the phrase 'cannot' to identify a limitation of carbohydrates — if absent, teacher returns at the DQB phase to prompt. Students who write only 'carbohydrates give energy' in the fourth column need targeted questioning: 'What about building the brother's muscles? Can glucose do that?'</w:t>
             </w:r>
           </w:p>
         </w:tc>
@@ -7501,7 +5703,7 @@
                 <w:sz w:val="18"/>
                 <w:szCs w:val="18"/>
               </w:rPr>
-              <w:t xml:space="preserve">Each group writes 1-2 sticky notes to add to the class Driving Question Board (DQB) established in Lesson 1. Sticky notes must be in one of two categories: EVIDENCE (something we now know from today's observations) or NEW QUESTION (something today's lesson made us wonder about). Students then read aloud the DQB items from Lesson 1 and discuss as a class: 'Which of our Lesson 1 questions can we now partially answer?' The teacher facilitates a 3-minute whole-class discussion to update the board, drawing arrows from new evidence sticky notes to the driving question at the centre: 'Why do the chemicals in the food we eat determine how our bodies grow, move, and stay healthy?'</w:t>
+              <w:t xml:space="preserve">Each student writes one or two new questions generated by today's evidence on a sticky note (or index card) and adds it to the class Driving Question Board under one of three headers: 'What we now know,' 'What we still wonder,' or 'What we need to investigate next.' Students then do a 2-minute gallery walk to read classmates' questions silently before returning to their seats. The teacher facilitates a 3-minute whole-class synthesis, highlighting questions that will be answered in upcoming lessons (proteins, lipids, enzymes).</w:t>
             </w:r>
           </w:p>
         </w:tc>
@@ -7537,7 +5739,7 @@
             <w:pPr>
               <w:spacing w:after="20" w:before="0"/>
             </w:pPr>
-            <w:hyperlink w:history="1" r:id="rIdg-waxomd-k4kwgyi_vrp4">
+            <w:hyperlink w:history="1" r:id="rIdj9xxwfu3pxzqra4jhui82">
               <w:r>
                 <w:rPr>
                   <w:rFonts w:ascii="Arial" w:cs="Arial" w:eastAsia="Arial" w:hAnsi="Arial"/>
@@ -7546,7 +5748,7 @@
                   <w:szCs w:val="16"/>
                   <w:u w:val="single" w:color="2E75B6"/>
                 </w:rPr>
-                <w:t xml:space="preserve">Molecular structure of fructose</w:t>
+                <w:t xml:space="preserve">Dehydration synthesis or a condensation reaction</w:t>
               </w:r>
             </w:hyperlink>
           </w:p>
@@ -7570,7 +5772,7 @@
               <w:spacing w:after="10" w:before="0"/>
               <w:ind w:left="120"/>
             </w:pPr>
-            <w:hyperlink w:history="1" r:id="rIdlng7kpwp1rn4o9kp1ah7h">
+            <w:hyperlink w:history="1" r:id="rIdbmshqp0jkulrhdcrvpdyb">
               <w:r>
                 <w:rPr>
                   <w:rFonts w:ascii="Arial" w:cs="Arial" w:eastAsia="Arial" w:hAnsi="Arial"/>
@@ -7615,7 +5817,7 @@
             <w:pPr>
               <w:spacing w:after="20" w:before="0"/>
             </w:pPr>
-            <w:hyperlink w:history="1" r:id="rIdpwum8srpsueswqxqjaiec">
+            <w:hyperlink w:history="1" r:id="rIdxp2cfoqja-paonwky0yy9">
               <w:r>
                 <w:rPr>
                   <w:rFonts w:ascii="Arial" w:cs="Arial" w:eastAsia="Arial" w:hAnsi="Arial"/>
@@ -7648,7 +5850,7 @@
               <w:spacing w:after="10" w:before="0"/>
               <w:ind w:left="120"/>
             </w:pPr>
-            <w:hyperlink w:history="1" r:id="rId778-ec54x_t4s1dsoqbpb">
+            <w:hyperlink w:history="1" r:id="rIdmkzvbvd_gps1vlfnm0hfb">
               <w:r>
                 <w:rPr>
                   <w:rFonts w:ascii="Arial" w:cs="Arial" w:eastAsia="Arial" w:hAnsi="Arial"/>
@@ -7690,7 +5892,7 @@
                 <w:sz w:val="18"/>
                 <w:szCs w:val="18"/>
               </w:rPr>
-              <w:t xml:space="preserve">Hand out sticky notes — yellow for EVIDENCE, blue for NEW QUESTION. Say: 'Based on what you built and observed today, write one yellow note: something you now know that helps explain Akinyi's energy or her brother's health. Write one blue note: a question today's lesson raised for you.' Allow 3 minutes. Then say: 'Let's place these on our board. As you place yours, read it aloud.' After all notes are placed, ask: 'Look at our board from Lesson 1. Chepkoech — which question from Lesson 1 can we now partially answer?' WAIT 12 seconds. Cold-call 2 students. Draw a connecting arrow on the board between the new evidence and the relevant Lesson 1 question. Say: 'Notice we're not done — the blue questions show us what we still need to investigate. That's what scientists do: each answer opens new questions.'</w:t>
+              <w:t xml:space="preserve">Distribute sticky notes. Say: 'Based on today's evidence, write one or two questions that you are now wondering about — things today's lesson raised but did not fully answer. Think about the brother in the phenomenon. Think about what carbohydrates cannot do. You have 90 seconds.' [Allow 90 seconds of silent writing. Circulate.] 'Now come place your note under the right header on the DQB. Read the headers as you walk up — What we now know, What we still wonder, What we need to investigate next.' [Allow 2 minutes for placement and silent gallery walk.] Return to front. Say: 'I see several questions here about proteins and muscles — we will tackle that in Lesson 3. I see a question about how starch gets broken down — that connects to our enzyme lessons later. I see a question about why the brother gets sick more often — that is a clue about a biomolecule we have not yet studied. These questions are doing science. Keep them.' Point to 2-3 specific student questions (without naming authors unless they volunteer) and say: 'This question is going to be answered by our evidence in Lesson 4. Hold onto that wonder.' Update the DQB visually — move any Lesson 1 'wonder' cards that today's evidence has answered to the 'What we now know' column.</w:t>
             </w:r>
           </w:p>
         </w:tc>
@@ -7722,7 +5924,7 @@
                 <w:sz w:val="18"/>
                 <w:szCs w:val="18"/>
               </w:rPr>
-              <w:t xml:space="preserve">Driving Question Board (DQB) as Cumulative Evidence Mapping: The DQB functions as a visible, shared record of the class's growing understanding. By distinguishing EVIDENCE (yellow) from NEW QUESTIONS (blue), students practise scientific epistemic norms — separating what is known from what is still uncertain. Connecting new evidence to Lesson 1 questions builds a narrative of scientific progress, reinforcing that knowledge is constructed incrementally and that today's lesson is one piece of a larger investigation.</w:t>
+              <w:t xml:space="preserve">Driving Question Board as living knowledge tracker: The DQB is a whole-class epistemic artefact that makes the development of understanding visible over time. By distinguishing 'now know' from 'still wonder' from 'investigate next,' students practise the scientific practice of identifying gaps in current models (NGSS SEP 1: Asking Questions). Moving Lesson 1 cards to 'now know' gives students a tangible sense of intellectual progress and motivates the remaining lessons.</w:t>
             </w:r>
           </w:p>
         </w:tc>
@@ -7754,7 +5956,7 @@
                 <w:sz w:val="18"/>
                 <w:szCs w:val="18"/>
               </w:rPr>
-              <w:t xml:space="preserve">Read all yellow sticky notes to check: (1) Are evidence claims accurate (e.g., 'starch is made of many glucose units linked together')? (2) Do they connect to the phenomenon rather than being generic statements (e.g., 'carbohydrates exist' is too weak)? Blue notes reveal genuine student curiosity and areas of confusion — note recurring themes. If most blue notes focus on the same question (e.g., 'how does the body break down starch?'), flag this as the entry point for Lesson 3.</w:t>
+              <w:t xml:space="preserve">Teacher reads all sticky notes during placement. Look for: (1) Questions about protein and muscle building — signal that students have grasped carbohydrate limitation and are ready for Lesson 3; (2) Questions about digestion/enzymes — signal readiness for the enzyme lessons; (3) Questions that repeat today's content as a 'wonder' (e.g., 'What is a polysaccharide?') — signal incomplete understanding from the Observe/Explain phases; these students need a brief individual check-in. Count the proportion of cards in 'What we still wonder' vs. 'What we now know' — if fewer than 40% of students have something in 'now know,' the Explain Phase may have been insufficient and should be revisited at the start of Lesson 3.</w:t>
             </w:r>
           </w:p>
         </w:tc>
@@ -7820,7 +6022,7 @@
                 <w:sz w:val="18"/>
                 <w:szCs w:val="18"/>
               </w:rPr>
-              <w:t xml:space="preserve">Students retrieve their 'Chemicals of Life' model diagram from Lesson 1 (a class-wide annotated diagram showing the four biomolecule categories). They now update it by: (a) adding structural detail to the carbohydrate section — drawing a short chain (simple sugar) vs. a long chain (starch/polysaccharide) and labelling glucose monomers; (b) adding structural detail to the protein section — drawing a chain of varied amino acid symbols and labelling the polypeptide; (c) adding arrows connecting 'Maize/Ugali → Starch (polysaccharide) → slow, sustained energy release' and 'Beans/Meat → Protein (polypeptide) → growth, repair, transport.' Students annotate with a different colour pen from Lesson 1 to show model revision (growth of understanding). In the final 2 minutes, students write one 'I used to think… Now I think…' sentence in their notebooks.</w:t>
+              <w:t xml:space="preserve">Student pairs create a 'Carbohydrate Panel' for the class biomolecule model wall — a shared display that will grow across all six lessons. Each pair receives a panel template (A4 or A3 card) divided into three sections: (1) Molecular structure sketch — students draw a simple diagram showing a monosaccharide, a disaccharide (two units joined with a labelled glycosidic bond), and a polysaccharide chain, with a water molecule shown being released; (2) Kenyan food examples — labelled drawings or written list linking each carbohydrate type to a specific Kenyan food (e.g., glucose → ripe banana/mango, lactose → milk, starch → ugali from maize); (3) Body functions and limitations — two sentences: what carbohydrates do in the body AND one thing carbohydrates cannot do (referencing the phenomenon). Panels are posted on the model wall before the bell.</w:t>
             </w:r>
           </w:p>
         </w:tc>
@@ -7856,7 +6058,7 @@
             <w:pPr>
               <w:spacing w:after="20" w:before="0"/>
             </w:pPr>
-            <w:hyperlink w:history="1" r:id="rIdtelpcgucs_ksy4chnljik">
+            <w:hyperlink w:history="1" r:id="rId9pqtrsplvpup9p3bynimq">
               <w:r>
                 <w:rPr>
                   <w:rFonts w:ascii="Arial" w:cs="Arial" w:eastAsia="Arial" w:hAnsi="Arial"/>
@@ -7865,7 +6067,7 @@
                   <w:szCs w:val="16"/>
                   <w:u w:val="single" w:color="2E75B6"/>
                 </w:rPr>
-                <w:t xml:space="preserve">Molecular structure of fructose</w:t>
+                <w:t xml:space="preserve">Dehydration synthesis or a condensation reaction</w:t>
               </w:r>
             </w:hyperlink>
           </w:p>
@@ -7889,7 +6091,7 @@
               <w:spacing w:after="10" w:before="0"/>
               <w:ind w:left="120"/>
             </w:pPr>
-            <w:hyperlink w:history="1" r:id="rIdqddw3-hosebbb4ro_hkn8">
+            <w:hyperlink w:history="1" r:id="rId_ptdihgtruljkqaoam9av">
               <w:r>
                 <w:rPr>
                   <w:rFonts w:ascii="Arial" w:cs="Arial" w:eastAsia="Arial" w:hAnsi="Arial"/>
@@ -7934,7 +6136,7 @@
             <w:pPr>
               <w:spacing w:after="20" w:before="0"/>
             </w:pPr>
-            <w:hyperlink w:history="1" r:id="rIdooiuh6tjh7zxascmejtjq">
+            <w:hyperlink w:history="1" r:id="rIdeypa_epqucyrsbgacg06y">
               <w:r>
                 <w:rPr>
                   <w:rFonts w:ascii="Arial" w:cs="Arial" w:eastAsia="Arial" w:hAnsi="Arial"/>
@@ -7967,7 +6169,7 @@
               <w:spacing w:after="10" w:before="0"/>
               <w:ind w:left="120"/>
             </w:pPr>
-            <w:hyperlink w:history="1" r:id="rIdvr22fvrovwx36l0yaka86">
+            <w:hyperlink w:history="1" r:id="rIdrpyz21cxhl-sbp-qgpei1">
               <w:r>
                 <w:rPr>
                   <w:rFonts w:ascii="Arial" w:cs="Arial" w:eastAsia="Arial" w:hAnsi="Arial"/>
@@ -8009,7 +6211,7 @@
                 <w:sz w:val="18"/>
                 <w:szCs w:val="18"/>
               </w:rPr>
-              <w:t xml:space="preserve">Distribute Lesson 1 model diagrams (or have students open their notebooks to the diagram). Say: 'Scientists revise their models as they gather more evidence. Today you gathered new evidence about carbohydrate and protein structure. Use a different colour pen — this shows your model is GROWING, not being erased and restarted.' Circulate and check for: structural detail being added (not just labels). Prompt with: 'Can I see glucose monomers in your starch chain? Show me the difference in chain length.' 'Where on your model does this explain why Akinyi stays full longer after ugali?' With 3 minutes remaining, say: 'Stop your diagrams. In your notebook, complete this sentence: I used to think… now I think… Be specific — mention a molecule.' Cold-call 2 students to share their sentence. Close with: 'In Lesson 3, we will investigate the lipids and nucleic acids — and then we will begin to understand what happens when these molecules meet enzymes. Keep your models — you will need them.'</w:t>
+              <w:t xml:space="preserve">Distribute panel templates. Say: 'For the last 7 minutes, you are building our first biomolecule panel for the model wall. This panel will be here all term — every lesson we add a new one. Your panel needs three things: a structure diagram with a glycosidic bond labelled, Kenyan food examples for each type, and one function and one limitation of carbohydrates in the context of the brother and the neighbour's child. You have 7 minutes. Go.' [Circulate for the first 3 minutes, checking that structure diagrams include the water molecule released in condensation. Prompt as needed: 'Show me where the water molecule goes when the bond forms.'] At the 5-minute mark: 'Two minutes — make sure your limitation sentence uses the word cannot and connects to the phenomenon.' At 7 minutes: 'Post your panel on the model wall. In Lesson 3, we will add the protein panel right next to it — and then you will see why the brother's diet is incomplete at the molecular level.' [Ensure all panels are posted before dismissal. Do not grade panels publicly — collect for formative review after class.]</w:t>
             </w:r>
           </w:p>
         </w:tc>
@@ -8041,7 +6243,7 @@
                 <w:sz w:val="18"/>
                 <w:szCs w:val="18"/>
               </w:rPr>
-              <w:t xml:space="preserve">Cumulative Model Revision with Colour-Coded Annotation: Using a different pen colour to update the model makes the progression of understanding visible — students can literally see how their model has grown from Lesson 1 to Lesson 2. This strategy, drawn from NGSS Science and Engineering Practice 2 (Developing and Using Models), positions model-building not as a final product but as an ongoing scientific tool. The 'I used to think… Now I think…' routine (Harvard Project Zero) externalises metacognitive reflection and gives the teacher a quick written window into conceptual change.</w:t>
+              <w:t xml:space="preserve">Progressive model building (NGSS SEP 2 &amp; 6 — Developing and Using Models): The biomolecule model wall is a cumulative representational artefact that grows across all six lessons, embodying the storyline's progression. By requiring both a structural diagram and a 'cannot do' limitation sentence, the panel forces students to represent knowledge at two levels: molecular structure and functional significance relative to the phenomenon. The wall's physical presence in the classroom provides a persistent anchor that students can return to in future lessons when comparing carbohydrates to proteins, lipids, and other biomolecules.</w:t>
             </w:r>
           </w:p>
         </w:tc>
@@ -8073,7 +6275,7 @@
                 <w:sz w:val="18"/>
                 <w:szCs w:val="18"/>
               </w:rPr>
-              <w:t xml:space="preserve">Collect or photograph updated model diagrams. Assess for: (1) Structural detail added — glucose monomers shown, chain length difference visible; (2) Amino acid variety shown in protein chain; (3) Arrows connecting molecule to food source to body function; (4) Use of a different colour indicating intentional revision. 'I used to think… Now I think…' sentences are the primary formative data point — look for conceptual shift from nutritional/food category thinking to molecular structure thinking. Students still writing 'I used to think ugali is better food, now I think ugali is still better food' have not yet made the molecular-level shift and need targeted follow-up.</w:t>
+              <w:t xml:space="preserve">After class, teacher reviews panels for three non-negotiable elements: (1) Glycosidic bond is labelled in the structure diagram — if absent, address at the start of Lesson 3 with a targeted correction; (2) Kenyan food examples are specific (e.g., 'ugali — maize starch,' 'cow's milk — lactose') rather than generic ('food — carbohydrate'); (3) Limitation sentence references the phenomenon (e.g., 'Carbohydrates cannot build the brother's muscles or make antibodies — those need other biomolecules'). Panels that mention only function without limitation indicate students have not yet made the key insight linking carbohydrate inadequacy to the brother's condition — these students should be re-engaged with a prompt at the start of Lesson 3: 'Look at your panel — what is missing from the brother's diet that your carbohydrate panel cannot explain?'</w:t>
             </w:r>
           </w:p>
         </w:tc>
@@ -8166,83 +6368,83 @@
                 <w:sz w:val="18"/>
                 <w:szCs w:val="18"/>
               </w:rPr>
-              <w:t xml:space="preserve">1. During the Predict Phase, how many students spontaneously used molecular-level language (chain, monomer, polymer) versus food/nutrition language (healthy, filling, calories)? What does this tell me about where to start Lesson 3?</w:t>
-            </w:r>
-          </w:p>
-          <w:p>
-            <w:pPr>
-              <w:spacing w:after="40" w:before="0"/>
-              <w:jc w:val="left"/>
-            </w:pPr>
-            <w:r>
-              <w:rPr>
-                <w:rFonts w:ascii="Arial" w:cs="Arial" w:eastAsia="Arial" w:hAnsi="Arial"/>
-                <w:b w:val="false"/>
-                <w:bCs w:val="false"/>
-                <w:i w:val="false"/>
-                <w:iCs w:val="false"/>
-                <w:color w:val="000000"/>
-                <w:sz w:val="18"/>
-                <w:szCs w:val="18"/>
-              </w:rPr>
-              <w:t xml:space="preserve">2. Were students able to physically distinguish the short chain (mandazi/simple sugar) from the long chain (ugali/starch) during the model-building activity? If not, what misconception is blocking this understanding?</w:t>
-            </w:r>
-          </w:p>
-          <w:p>
-            <w:pPr>
-              <w:spacing w:after="40" w:before="0"/>
-              <w:jc w:val="left"/>
-            </w:pPr>
-            <w:r>
-              <w:rPr>
-                <w:rFonts w:ascii="Arial" w:cs="Arial" w:eastAsia="Arial" w:hAnsi="Arial"/>
-                <w:b w:val="false"/>
-                <w:bCs w:val="false"/>
-                <w:i w:val="false"/>
-                <w:iCs w:val="false"/>
-                <w:color w:val="000000"/>
-                <w:sz w:val="18"/>
-                <w:szCs w:val="18"/>
-              </w:rPr>
-              <w:t xml:space="preserve">3. Did the observation table from Station B (protein folding) help students connect the boy's symptoms (thinning hair, swollen feet) to missing amino acids? If students could not make this connection, how will I bridge it in Lesson 3?</w:t>
-            </w:r>
-          </w:p>
-          <w:p>
-            <w:pPr>
-              <w:spacing w:after="40" w:before="0"/>
-              <w:jc w:val="left"/>
-            </w:pPr>
-            <w:r>
-              <w:rPr>
-                <w:rFonts w:ascii="Arial" w:cs="Arial" w:eastAsia="Arial" w:hAnsi="Arial"/>
-                <w:b w:val="false"/>
-                <w:bCs w:val="false"/>
-                <w:i w:val="false"/>
-                <w:iCs w:val="false"/>
-                <w:color w:val="000000"/>
-                <w:sz w:val="18"/>
-                <w:szCs w:val="18"/>
-              </w:rPr>
-              <w:t xml:space="preserve">4. Looking at the DQB blue (new question) sticky notes: what is the most common new question raised, and does it align with what Lesson 3 is designed to address? If not, how do I need to adjust?</w:t>
-            </w:r>
-          </w:p>
-          <w:p>
-            <w:pPr>
-              <w:spacing w:after="40" w:before="0"/>
-              <w:jc w:val="left"/>
-            </w:pPr>
-            <w:r>
-              <w:rPr>
-                <w:rFonts w:ascii="Arial" w:cs="Arial" w:eastAsia="Arial" w:hAnsi="Arial"/>
-                <w:b w:val="false"/>
-                <w:bCs w:val="false"/>
-                <w:i w:val="false"/>
-                <w:iCs w:val="false"/>
-                <w:color w:val="000000"/>
-                <w:sz w:val="18"/>
-                <w:szCs w:val="18"/>
-              </w:rPr>
-              <w:t xml:space="preserve">5. Did the colour-coded model revision strategy help students see their own learning growth? Were there students who seemed resistant to revising their model — what might that resistance indicate about their confidence or understanding?</w:t>
+              <w:t xml:space="preserve">1. During the Predict Phase cold-call, what was the dominant prior conception — that all carbohydrates are the same, or that they differ? How did this shape the explanations needed in the Observe Phase, and how will I adjust my framing at the start of Lesson 3 accordingly?</w:t>
+            </w:r>
+          </w:p>
+          <w:p>
+            <w:pPr>
+              <w:spacing w:after="40" w:before="0"/>
+              <w:jc w:val="left"/>
+            </w:pPr>
+            <w:r>
+              <w:rPr>
+                <w:rFonts w:ascii="Arial" w:cs="Arial" w:eastAsia="Arial" w:hAnsi="Arial"/>
+                <w:b w:val="false"/>
+                <w:bCs w:val="false"/>
+                <w:i w:val="false"/>
+                <w:iCs w:val="false"/>
+                <w:color w:val="000000"/>
+                <w:sz w:val="18"/>
+                <w:szCs w:val="18"/>
+              </w:rPr>
+              <w:t xml:space="preserve">2. Did students successfully distinguish between 'starch gives energy' and 'starch must be hydrolysed to glucose before cells use it' during the Explain Phase? If most groups used the phrase 'starch gives energy' without mentioning digestion, I need to revisit this mechanistic step explicitly in Lesson 3 as a bridge to enzyme content.</w:t>
+            </w:r>
+          </w:p>
+          <w:p>
+            <w:pPr>
+              <w:spacing w:after="40" w:before="0"/>
+              <w:jc w:val="left"/>
+            </w:pPr>
+            <w:r>
+              <w:rPr>
+                <w:rFonts w:ascii="Arial" w:cs="Arial" w:eastAsia="Arial" w:hAnsi="Arial"/>
+                <w:b w:val="false"/>
+                <w:bCs w:val="false"/>
+                <w:i w:val="false"/>
+                <w:iCs w:val="false"/>
+                <w:color w:val="000000"/>
+                <w:sz w:val="18"/>
+                <w:szCs w:val="18"/>
+              </w:rPr>
+              <w:t xml:space="preserve">3. How many DQB sticky notes asked questions about proteins, immunity, or growth — signals that students have understood the limitation of carbohydrates? If fewer than half the class generated such questions, the sensemaking around the phenomenon's second child (the healthier neighbour's child) may need more explicit discussion at the start of Lesson 3.</w:t>
+            </w:r>
+          </w:p>
+          <w:p>
+            <w:pPr>
+              <w:spacing w:after="40" w:before="0"/>
+              <w:jc w:val="left"/>
+            </w:pPr>
+            <w:r>
+              <w:rPr>
+                <w:rFonts w:ascii="Arial" w:cs="Arial" w:eastAsia="Arial" w:hAnsi="Arial"/>
+                <w:b w:val="false"/>
+                <w:bCs w:val="false"/>
+                <w:i w:val="false"/>
+                <w:iCs w:val="false"/>
+                <w:color w:val="000000"/>
+                <w:sz w:val="18"/>
+                <w:szCs w:val="18"/>
+              </w:rPr>
+              <w:t xml:space="preserve">4. Looking at the biomolecule model wall panels: did students draw the water molecule being released at glycosidic bond formation? This is a critical structural detail for understanding condensation vs. hydrolysis (which appears in digestion and enzyme lessons). If absent from most panels, plan a 3-minute sketch correction at the opening of Lesson 3.</w:t>
+            </w:r>
+          </w:p>
+          <w:p>
+            <w:pPr>
+              <w:spacing w:after="40" w:before="0"/>
+              <w:jc w:val="left"/>
+            </w:pPr>
+            <w:r>
+              <w:rPr>
+                <w:rFonts w:ascii="Arial" w:cs="Arial" w:eastAsia="Arial" w:hAnsi="Arial"/>
+                <w:b w:val="false"/>
+                <w:bCs w:val="false"/>
+                <w:i w:val="false"/>
+                <w:iCs w:val="false"/>
+                <w:color w:val="000000"/>
+                <w:sz w:val="18"/>
+                <w:szCs w:val="18"/>
+              </w:rPr>
+              <w:t xml:space="preserve">5. Was the 40-minute timing manageable, or did the Observe Phase (simulation + structured reading + evidence table) run over? If pairs needed more than 15 minutes to complete the evidence table, consider whether the simulation interface requires more scaffolding or whether the structured reading needs to be shortened for this student cohort.</w:t>
             </w:r>
           </w:p>
         </w:tc>
@@ -8369,7 +6571,7 @@
                 <w:sz w:val="18"/>
                 <w:szCs w:val="18"/>
               </w:rPr>
-              <w:t xml:space="preserve">Students observed through simulations and physical modelling that carbohydrates exist as short chains (monosaccharides — simple sugars as in mandazi) and long chains (polysaccharides — starch as in ugali), and that proteins are made of varied sequences of amino acids (polypeptides) found in beans, meat, and other protein-rich Kenyan foods.</w:t>
+              <w:t xml:space="preserve">Students observed through the ARES simulation that carbohydrates are built from monosaccharide units (glucose, fructose, galactose) joined by glycosidic bonds through condensation reactions that release water molecules. They observed that increasing the chain length produces disaccharides (two units) and polysaccharides (many units), and connected these structures to specific Kenyan foods: glucose in ripe mango and banana, lactose in cow's milk, and starch in ugali made from maize flour.</w:t>
             </w:r>
           </w:p>
         </w:tc>
@@ -8435,7 +6637,7 @@
                 <w:sz w:val="18"/>
                 <w:szCs w:val="18"/>
               </w:rPr>
-              <w:t xml:space="preserve">Carbohydrates are polymers of glucose monomers — short chains are digested rapidly (quick energy burst, rapid drop) while long chains digest slowly (sustained energy release). Proteins are polymers of amino acids in specific sequences that determine function — without sufficient dietary protein, the body cannot build or repair tissues, explaining hair thinning, oedema, and stunted growth.</w:t>
+              <w:t xml:space="preserve">Students learned that carbohydrates are not a single uniform molecule but a family of structurally distinct compounds differing in the number and arrangement of monosaccharide units. Glucose serves as the body's immediate energy currency; starch (a polysaccharide) must be broken down by digestion before use; glycogen stores energy short-term in liver and muscle; cellulose from sukuma wiki and other vegetables provides dietary fibre but cannot be digested. Critically, students learned that carbohydrates — however abundant in a diet of plain ugali — can only supply energy and fibre, and cannot perform the structural, regulatory, or immune functions that require other classes of biomolecules.</w:t>
             </w:r>
           </w:p>
         </w:tc>
@@ -8501,7 +6703,7 @@
                 <w:sz w:val="18"/>
                 <w:szCs w:val="18"/>
               </w:rPr>
-              <w:t xml:space="preserve">Today's evidence advances our explanation of the phenomenon: Akinyi stays energised longer after ugali because starch is a long-chain polysaccharide that breaks down slowly, releasing glucose gradually. Mandazi contains shorter sugar chains that digest quickly — hence the rapid energy spike and crash. Akinyi's brother's symptoms (thinning hair, swollen feet, slow growth) are explained by amino acid deficiency — without beans or meat, his body lacks the monomers needed to build functional proteins for growth, fluid regulation, and repair.</w:t>
+              <w:t xml:space="preserve">This evidence advances the driving question by explaining why the brother's carbohydrate-rich ugali diet is insufficient to account for his poor growth, low immunity, and slow recovery from illness. The brother is receiving starch for energy, but carbohydrates cannot build muscle tissue, produce haemoglobin, synthesise antibodies, or catalyse metabolic reactions — functions that depend on proteins and other biomolecules. This confirms that 'eating enough food' is not the same as 'getting all the molecular building blocks the body needs,' sharpening the inquiry toward what proteins and other biomolecules specifically contribute, which will be investigated in Lessons 3 and beyond.</w:t>
             </w:r>
           </w:p>
         </w:tc>
@@ -8570,7 +6772,7 @@
                 <w:sz w:val="22"/>
                 <w:szCs w:val="22"/>
               </w:rPr>
-              <w:t xml:space="preserve">LESSON 3 (40 minutes): Lesson 3 — Lipids, Water, and Mineral Salts: The Hidden Chemicals Behind Growth and Health</w:t>
+              <w:t xml:space="preserve">LESSON 3 (40 minutes): Lesson 3 — Proteins and Lipids: Composition, Properties, and Functions</w:t>
             </w:r>
           </w:p>
         </w:tc>
@@ -8737,7 +6939,7 @@
                 <w:sz w:val="18"/>
                 <w:szCs w:val="18"/>
               </w:rPr>
-              <w:t xml:space="preserve">Students investigate the structure and function of lipids, water, and mineral salts — and connect these to the deficiency symptoms visible in the phenomenon's younger brother — advancing their explanation of why diet composition, not just calorie count, determines how bodies grow and stay healthy.</w:t>
+              <w:t xml:space="preserve">Students investigate the molecular composition and biological roles of proteins and lipids using a simulation, video, and readings, connecting these biomolecules to the visible health differences between the two children in the phenomenon.</w:t>
             </w:r>
           </w:p>
         </w:tc>
@@ -8804,7 +7006,7 @@
                 <w:sz w:val="18"/>
                 <w:szCs w:val="18"/>
               </w:rPr>
-              <w:t xml:space="preserve">–  Describe the structure and types of lipids (saturated fats vs. unsaturated oils) and their roles in the body</w:t>
+              <w:t xml:space="preserve">–  Describe the monomer (amino acid) and polymer (polypeptide/protein) structure of proteins and explain how sequence variation produces functional diversity</w:t>
             </w:r>
           </w:p>
           <w:p>
@@ -8824,7 +7026,7 @@
                 <w:sz w:val="18"/>
                 <w:szCs w:val="18"/>
               </w:rPr>
-              <w:t xml:space="preserve">–  Explain the biological importance of water as a solvent, reactant, and temperature regulator in living cells</w:t>
+              <w:t xml:space="preserve">–  Identify the composition of lipids (fatty acids and glycerol) and distinguish between saturated and unsaturated fats</w:t>
             </w:r>
           </w:p>
           <w:p>
@@ -8844,7 +7046,7 @@
                 <w:sz w:val="18"/>
                 <w:szCs w:val="18"/>
               </w:rPr>
-              <w:t xml:space="preserve">–  Identify key mineral salts (iodine, iron, calcium, vitamin D) and the deficiency diseases caused by their absence (goitre, anaemia, rickets)</w:t>
+              <w:t xml:space="preserve">–  Explain the biological roles of proteins (structural, enzymatic, transport, immune) and lipids (energy storage, membrane structure, insulation, hormone synthesis) in the human body</w:t>
             </w:r>
           </w:p>
         </w:tc>
@@ -8911,7 +7113,7 @@
                 <w:sz w:val="18"/>
                 <w:szCs w:val="18"/>
               </w:rPr>
-              <w:t xml:space="preserve">–  Analyse a case study of a Kenyan child with mineral deficiency symptoms and link each symptom to a missing chemical</w:t>
+              <w:t xml:space="preserve">–  Analyse and interpret protein structure simulations and lipid diagrams to extract evidence about composition–function relationships</w:t>
             </w:r>
           </w:p>
           <w:p>
@@ -8931,7 +7133,7 @@
                 <w:sz w:val="18"/>
                 <w:szCs w:val="18"/>
               </w:rPr>
-              <w:t xml:space="preserve">–  Compare saturated and unsaturated lipids using Kenyan food examples and evaluate their health implications</w:t>
+              <w:t xml:space="preserve">–  Compare and contrast proteins and lipids using a structured graphic organiser, citing Kenyan food sources as examples</w:t>
             </w:r>
           </w:p>
         </w:tc>
@@ -8998,7 +7200,7 @@
                 <w:sz w:val="18"/>
                 <w:szCs w:val="18"/>
               </w:rPr>
-              <w:t xml:space="preserve">–  Appreciate that balanced nutrition requires more than energy — specific chemicals are essential for growth and body function</w:t>
+              <w:t xml:space="preserve">–  Appreciate that the quality and variety of food — not just the quantity — determines the body's ability to build, protect, and regulate itself</w:t>
             </w:r>
           </w:p>
           <w:p>
@@ -9018,7 +7220,7 @@
                 <w:sz w:val="18"/>
                 <w:szCs w:val="18"/>
               </w:rPr>
-              <w:t xml:space="preserve">–  Show empathy and scientific curiosity when examining deficiency disease case studies from real Kenyan communities</w:t>
+              <w:t xml:space="preserve">–  Show curiosity and critical thinking when connecting molecular-level evidence to visible health outcomes in the phenomenon</w:t>
             </w:r>
           </w:p>
         </w:tc>
@@ -9150,7 +7352,7 @@
                 <w:sz w:val="18"/>
                 <w:szCs w:val="18"/>
               </w:rPr>
-              <w:t xml:space="preserve">In Lessons 1 and 2, students learned that carbohydrates and proteins explain energy duration and growth. Lesson 3 completes the biomolecule picture by explaining why the younger brother — who eats enough calories but lacks beans, meat, and variety — is still sick and growing slowly. Lipids, water, and mineral salts are the missing explanatory pieces, and this lesson connects chemical absence directly to visible physical symptoms.</w:t>
+              <w:t xml:space="preserve">Having established carbohydrates as the body's primary fuel source in Lessons 1–2, students now discover that proteins and lipids carry out structural, enzymatic, immune, and long-term energy functions that carbohydrates cannot — explaining why the brother who eats mostly plain ugali lacks the building blocks for muscle growth, immune defence, and healthy cell membranes despite feeling full.</w:t>
             </w:r>
           </w:p>
         </w:tc>
@@ -9216,7 +7418,7 @@
                 <w:sz w:val="18"/>
                 <w:szCs w:val="18"/>
               </w:rPr>
-              <w:t xml:space="preserve">No specific chemical hazards. Case study materials are paper-based. Ensure respectful discussion of malnutrition — remind students that deficiency diseases are medical conditions, not personal failures, and may affect families in their communities.</w:t>
+              <w:t xml:space="preserve">No specific chemical hazards. If printed food labels or raw food items (e.g., a boiled egg, a slice of avocado) are brought in for observation, remind students not to eat during the science activity and to wash hands after handling food items.</w:t>
             </w:r>
           </w:p>
         </w:tc>
@@ -9309,7 +7511,7 @@
                 <w:sz w:val="18"/>
                 <w:szCs w:val="18"/>
               </w:rPr>
-              <w:t xml:space="preserve">This lesson tackles the third and fourth biomolecule categories — lipids and inorganic molecules (water and mineral salts) — using a Kenyan dietary lens and a case study of a child with multiple deficiency symptoms. Students begin by predicting what chemicals in nyama choma fat, ghee, and sunflower oil might be doing differently in the body compared to ugali starch, activating prior knowledge from Lessons 1 and 2. They then gather evidence through a short video on lipid structure and function followed by a guided text reading, and analyse a structured case study of a Kenyan child in Kisumu presenting with goitre, fatigue, and bowed legs — identifying which missing mineral or vitamin explains each symptom.</w:t>
+              <w:t xml:space="preserve">This lesson is the third in a six-lesson evidence-gathering sequence on the Chemicals of Life. Students arrive having already built a partial cumulative biomolecule model that includes carbohydrates (monosaccharides and polysaccharides) and their role in energy supply. In this lesson, the anchor phenomenon — one child growing poorly on plain ugali while another thrives on a varied diet including githeri, eggs, milk, and nyama choma — sharpens into a more specific puzzle: if energy from carbohydrates is available to both children, what other chemicals does the body need, and why can ugali alone not supply them?</w:t>
             </w:r>
           </w:p>
           <w:p>
@@ -9347,7 +7549,7 @@
                 <w:sz w:val="18"/>
                 <w:szCs w:val="18"/>
               </w:rPr>
-              <w:t xml:space="preserve">The lesson is anchored throughout in the phenomenon: the younger brother who eats enough food but still has thinning hair, swollen feet, and slow growth is not simply 'hungry' — he is chemically deficient. Students are guided to distinguish between 'enough calories' and 'enough chemicals,' a conceptual breakthrough that deepens understanding of why food quality matters. Comparisons between saturated fats (ghee, nyama choma fat) and unsaturated oils (sunflower oil, sardines from Lake Victoria) give students a Kenyan-relevant framework for evaluating lipid types without requiring memorisation of molecular formulae at this stage.</w:t>
+              <w:t xml:space="preserve">Students begin by predicting the structural differences they expect between a food that 'builds' the body (beans, eggs) and one that 'stores' energy (avocado, ghee). They then engage with two parallel evidence sources: a protein structure simulation (or annotated diagram sequence) that walks them from amino acid monomers through peptide bonds to folded functional proteins, and a short video with accompanying reading that explains lipid structure (glycerol + fatty acid chains) and functions. A structured Venn diagram and comparison table consolidate understanding of how these two biomolecule classes differ in composition, properties, and roles. In the Explain phase, students apply their new knowledge to the phenomenon, articulating why a diet lacking beans, eggs, or meat leaves the body unable to synthesise muscle proteins, enzymes, or antibodies — and why insufficient healthy fats impairs cell membrane integrity and insulation. The lesson closes with DQB updates and a significant revision to students' cumulative biomolecule models, which now include protein and lipid layers alongside carbohydrates.</w:t>
             </w:r>
           </w:p>
           <w:p>
@@ -9385,7 +7587,7 @@
                 <w:sz w:val="18"/>
                 <w:szCs w:val="18"/>
               </w:rPr>
-              <w:t xml:space="preserve">By the end of the lesson, students update their cumulative biomolecule model to include lipids and water, label the roles of key mineral salts, and post new questions on the Driving Question Board — particularly around how these chemicals get from food into cells and what happens at the cellular level when they are missing. This sets up Lessons 4 and 5, which address enzymes and transport.</w:t>
+              <w:t xml:space="preserve">Throughout, Kenyan food contexts are central: beans and githeri as plant protein sources, nyama choma and eggs as complete animal proteins, avocado and ghee as lipid-rich foods, and sukuma wiki as a source of fat-soluble vitamins that require lipids for absorption. This Kenyan framing keeps the molecular science tightly connected to the lived experience of the phenomenon.</w:t>
             </w:r>
           </w:p>
         </w:tc>
@@ -9710,7 +7912,7 @@
                 <w:sz w:val="18"/>
                 <w:szCs w:val="18"/>
               </w:rPr>
-              <w:t xml:space="preserve">Students look at a visual prompt showing four Kenyan foods side by side: a piece of nyama choma with visible fat, a bottle of sunflower oil, a glass of water, and a small bowl of iodised salt. They individually write two predictions in their notebooks: (1) 'What do you think the fat in nyama choma is doing inside your body that ugali starch is NOT doing?' and (2) 'Why do you think the government adds iodine to table salt — what problem does it prevent?' Students then share predictions with a shoulder partner before selected pairs share with the class.</w:t>
+              <w:t xml:space="preserve">Students look at two sets of food images displayed on the board or printed cards: Set A (beans, boiled egg, nyama choma — protein-rich foods) and Set B (avocado, ghee, groundnuts — lipid-rich foods). In their science notebooks, students write responses to two prediction prompts: (1) 'How do you think the chemicals in Set A foods are built differently from the chemicals in Set B foods at the molecular level?' and (2) 'What specific jobs do you think each group of chemicals does inside the body that ugali alone cannot do?' Students share predictions with a partner before three are cold-called to share with the class. Predictions are recorded on a class T-chart labelled 'Our Predictions — Proteins' and 'Our Predictions — Lipids' on the DQB, which will be revisited after evidence gathering.</w:t>
             </w:r>
           </w:p>
         </w:tc>
@@ -9746,7 +7948,7 @@
             <w:pPr>
               <w:spacing w:after="20" w:before="0"/>
             </w:pPr>
-            <w:hyperlink w:history="1" r:id="rIdfd_zdrpveplkdjplzu2vw">
+            <w:hyperlink w:history="1" r:id="rIdeh-6deerr7xwbv77cpshs">
               <w:r>
                 <w:rPr>
                   <w:rFonts w:ascii="Arial" w:cs="Arial" w:eastAsia="Arial" w:hAnsi="Arial"/>
@@ -9779,7 +7981,7 @@
               <w:spacing w:after="10" w:before="0"/>
               <w:ind w:left="120"/>
             </w:pPr>
-            <w:hyperlink w:history="1" r:id="rIdu9um6qzginizfo4um36bb">
+            <w:hyperlink w:history="1" r:id="rIdttatlpp6t0n4ot-on_4jk">
               <w:r>
                 <w:rPr>
                   <w:rFonts w:ascii="Arial" w:cs="Arial" w:eastAsia="Arial" w:hAnsi="Arial"/>
@@ -9817,14 +8019,14 @@
                 <w:sz w:val="16"/>
                 <w:szCs w:val="16"/>
               </w:rPr>
-              <w:t xml:space="preserve">📖 HTML:</w:t>
+              <w:t xml:space="preserve">📖 PDF:</w:t>
             </w:r>
           </w:p>
           <w:p>
             <w:pPr>
               <w:spacing w:after="20" w:before="0"/>
             </w:pPr>
-            <w:hyperlink w:history="1" r:id="rIdbfsnestmoviphhjdg1bex">
+            <w:hyperlink w:history="1" r:id="rId_8bk_lv1wpftbqkb_lvzo">
               <w:r>
                 <w:rPr>
                   <w:rFonts w:ascii="Arial" w:cs="Arial" w:eastAsia="Arial" w:hAnsi="Arial"/>
@@ -9833,7 +8035,7 @@
                   <w:szCs w:val="16"/>
                   <w:u w:val="single" w:color="2E75B6"/>
                 </w:rPr>
-                <w:t xml:space="preserve">Bacterial Diseases - Advanced (Flexbook)</w:t>
+                <w:t xml:space="preserve">Meet the Family: Inv..:Segment 6 Single Letter Codes and DNA Codons for Amino Acids</w:t>
               </w:r>
             </w:hyperlink>
           </w:p>
@@ -9849,7 +8051,7 @@
                 <w:sz w:val="14"/>
                 <w:szCs w:val="14"/>
               </w:rPr>
-              <w:t xml:space="preserve">Source: CK-12</w:t>
+              <w:t xml:space="preserve">Source: MIT Blossoms</w:t>
             </w:r>
           </w:p>
           <w:p>
@@ -9857,7 +8059,7 @@
               <w:spacing w:after="10" w:before="0"/>
               <w:ind w:left="120"/>
             </w:pPr>
-            <w:hyperlink w:history="1" r:id="rIdz_ccbz9_eygdneknkegaf">
+            <w:hyperlink w:history="1" r:id="rIdvkaucdnmppq3ijhbooy94">
               <w:r>
                 <w:rPr>
                   <w:rFonts w:ascii="Arial" w:cs="Arial" w:eastAsia="Arial" w:hAnsi="Arial"/>
@@ -9899,7 +8101,7 @@
                 <w:sz w:val="18"/>
                 <w:szCs w:val="18"/>
               </w:rPr>
-              <w:t xml:space="preserve">Display the four-image visual prompt on the board. Say: 'Before we look at any new information today, I want you to use what you already know from Lessons 1 and 2 to make your best prediction. Look at these four things — fat from nyama choma, sunflower oil, water, and iodised salt. Write two predictions in your notebook. You have 3 minutes — go.' Allow 3 minutes of silent individual writing. Then say: 'Turn to your shoulder partner and share your predictions. You have 90 seconds — compare what you each wrote.' After partner talk, cold-call 3 pairs using equity sticks. For each, ask: 'What did your pair predict, and WHY did you predict that?' Apply WAIT TIME of 12 seconds after each response before commenting. Record key prediction words on the board under two columns: 'Lipids might...' and 'Mineral salts might...' — do not correct yet. Say: 'Hold onto these predictions — we're going to test them with evidence right now.'</w:t>
+              <w:t xml:space="preserve">Display the two food sets and say: 'You now know that carbohydrates give the body fuel. But look at these two groups of foods. Think carefully — what do you predict is chemically different between the foods in Set A and Set B, and what jobs might each group be doing that plain ugali cannot do?' Allow 3 minutes of individual silent writing. Then say: 'Turn to your partner and compare your predictions. Do you agree or disagree? Why?' Allow 2 minutes of paired talk. After partner talk, say: 'I'm going to cold-call three people — so be ready.' WAIT TIME: 10 seconds of silence after asking the whole class before cold-calling. Cold-call exactly 3 students (varied gender and seating zone). For each response, probe with: 'What makes you think that?' or 'Can you connect that to what happened to the brother in our story?' Record key prediction phrases verbatim on the T-chart in a different colour from later evidence notes. Do NOT confirm or correct predictions yet — say: 'We're holding these ideas — let's go gather evidence.'</w:t>
             </w:r>
           </w:p>
         </w:tc>
@@ -9931,7 +8133,7 @@
                 <w:sz w:val="18"/>
                 <w:szCs w:val="18"/>
               </w:rPr>
-              <w:t xml:space="preserve">Prediction Anchoring with Visual Prompt — students generate hypotheses before instruction, which primes them to notice confirming or disconfirming evidence during the Observe Phase. Recording predictions publicly on the board creates accountability and a reference point for sensemaking later.</w:t>
+              <w:t xml:space="preserve">Prediction Journaling with Partner Comparison — students commit their prior conceptions to writing before instruction, creating a personal record that can be compared against evidence later. Partner comparison surfaces conflicting ideas and raises cognitive engagement before the observe phase. Recording predictions publicly on the DQB creates accountability and allows the class to track conceptual change across the lesson.</w:t>
             </w:r>
           </w:p>
         </w:tc>
@@ -9963,7 +8165,7 @@
                 <w:sz w:val="18"/>
                 <w:szCs w:val="18"/>
               </w:rPr>
-              <w:t xml:space="preserve">Listen for whether students distinguish between energy storage (lipids) and structural/regulatory roles. Look for any student who mentions 'deficiency' or 'disease' when predicting about iodised salt — this signals prior knowledge to build on. Flag students who conflate all fats as harmful — this misconception will need targeted address during Explain Phase.</w:t>
+              <w:t xml:space="preserve">Teacher circulates during the 3 minutes of individual writing and scans notebooks for: (a) whether students attempt to describe molecular structure (e.g., 'maybe proteins have nitrogen' or 'lipids might have more carbon') — indicating readiness to engage with structural content; (b) whether students connect food function to the phenomenon (e.g., 'the brother needs proteins to grow muscles'); (c) common misconceptions to address later, such as 'proteins give energy' or 'fat is always bad.' Teacher mentally notes 1–2 misconceptions to probe explicitly during the Explain phase.</w:t>
             </w:r>
           </w:p>
         </w:tc>
@@ -10029,7 +8231,7 @@
                 <w:sz w:val="18"/>
                 <w:szCs w:val="18"/>
               </w:rPr>
-              <w:t xml:space="preserve">Students first watch a 5-minute video on lipid structure and function, focusing on the difference between saturated and unsaturated fats and the roles of lipids as energy stores, membrane components, and insulation. They record three observations in their notebooks using the sentence stem: 'I noticed that lipids...' After the video, students read a one-page illustrated text (provided as a handout or on-screen) about the roles of water and mineral salts, including a table of key minerals (iodine → goitre prevention; iron → haemoglobin and anaemia prevention; calcium/vitamin D → bone formation and rickets prevention). Students then read a structured case study: 'Omondi, a 9-year-old boy from Kisumu, eats two meals a day — ugali with sukuma wiki or plain ugali. He rarely eats beans, fish, or eggs. His teacher notices a swelling at his throat, his sister notices his eyes look pale, and the nurse at the clinic notes that his legs are slightly bowed. He is the shortest in his class.' Students record which symptom connects to which missing chemical in a three-column evidence table.</w:t>
+              <w:t xml:space="preserve">Students engage with two parallel evidence sources in a structured 'Stations within Seats' format, spending approximately 7 minutes on each. Evidence Source 1 (Proteins): Students examine a protein structure simulation printout or interactive diagram sequence showing: (i) a single amino acid with labelled amino group, carboxyl group, R-group, and carbon backbone; (ii) two amino acids joined by a peptide bond; (iii) a short polypeptide chain; (iv) a folded functional protein (e.g., haemoglobin for transport, an antibody for immune defence). Alongside the simulation, students read a 150-word annotated text that names the 20 amino acids concept, explains that sequence determines function, and lists four protein roles with Kenyan food sources. Evidence Source 2 (Lipids): Students watch a 3-minute narrated animation (or read an equivalent illustrated text) showing glycerol bonded to three fatty acid chains forming a triglyceride, with a second segment showing a phospholipid bilayer forming a cell membrane. A companion reading describes saturated vs. unsaturated fats, energy storage in adipose tissue, the role of lipids in insulation and fat-soluble vitamin absorption, and lists avocado, ghee, fish from Lake Victoria, and groundnuts as Kenyan sources. Students complete a structured comparison table with columns: Monomer/Building block | Polymer/large molecule | Elements present | 3 key biological roles | 2 Kenyan food sources.</w:t>
             </w:r>
           </w:p>
         </w:tc>
@@ -10065,7 +8267,7 @@
             <w:pPr>
               <w:spacing w:after="20" w:before="0"/>
             </w:pPr>
-            <w:hyperlink w:history="1" r:id="rIdyjsikgouirehd_zkiyqca">
+            <w:hyperlink w:history="1" r:id="rIdkhfb151cjzhhqamqund50">
               <w:r>
                 <w:rPr>
                   <w:rFonts w:ascii="Arial" w:cs="Arial" w:eastAsia="Arial" w:hAnsi="Arial"/>
@@ -10098,7 +8300,7 @@
               <w:spacing w:after="10" w:before="0"/>
               <w:ind w:left="120"/>
             </w:pPr>
-            <w:hyperlink w:history="1" r:id="rIdzdrprhbw3nmhnv6s9dabk">
+            <w:hyperlink w:history="1" r:id="rId6iysrmdkpvysoy8nce7rf">
               <w:r>
                 <w:rPr>
                   <w:rFonts w:ascii="Arial" w:cs="Arial" w:eastAsia="Arial" w:hAnsi="Arial"/>
@@ -10136,14 +8338,14 @@
                 <w:sz w:val="16"/>
                 <w:szCs w:val="16"/>
               </w:rPr>
-              <w:t xml:space="preserve">📖 HTML:</w:t>
+              <w:t xml:space="preserve">📖 PDF:</w:t>
             </w:r>
           </w:p>
           <w:p>
             <w:pPr>
               <w:spacing w:after="20" w:before="0"/>
             </w:pPr>
-            <w:hyperlink w:history="1" r:id="rIdrquvegd9if91egxd3xifj">
+            <w:hyperlink w:history="1" r:id="rIdx3z78no8u3jsrui8flwic">
               <w:r>
                 <w:rPr>
                   <w:rFonts w:ascii="Arial" w:cs="Arial" w:eastAsia="Arial" w:hAnsi="Arial"/>
@@ -10152,7 +8354,7 @@
                   <w:szCs w:val="16"/>
                   <w:u w:val="single" w:color="2E75B6"/>
                 </w:rPr>
-                <w:t xml:space="preserve">Bacterial Diseases - Advanced (Flexbook)</w:t>
+                <w:t xml:space="preserve">Meet the Family: Inv..:Segment 6 Single Letter Codes and DNA Codons for Amino Acids</w:t>
               </w:r>
             </w:hyperlink>
           </w:p>
@@ -10168,7 +8370,7 @@
                 <w:sz w:val="14"/>
                 <w:szCs w:val="14"/>
               </w:rPr>
-              <w:t xml:space="preserve">Source: CK-12</w:t>
+              <w:t xml:space="preserve">Source: MIT Blossoms</w:t>
             </w:r>
           </w:p>
           <w:p>
@@ -10176,7 +8378,7 @@
               <w:spacing w:after="10" w:before="0"/>
               <w:ind w:left="120"/>
             </w:pPr>
-            <w:hyperlink w:history="1" r:id="rIdjcjiafziwwxlbakazjswc">
+            <w:hyperlink w:history="1" r:id="rIdggpecytokpom_ju0zehpi">
               <w:r>
                 <w:rPr>
                   <w:rFonts w:ascii="Arial" w:cs="Arial" w:eastAsia="Arial" w:hAnsi="Arial"/>
@@ -10218,7 +8420,7 @@
                 <w:sz w:val="18"/>
                 <w:szCs w:val="18"/>
               </w:rPr>
-              <w:t xml:space="preserve">Before the video, say: 'As you watch, record at least three observations using this sentence stem — write it down: I noticed that lipids... Focus especially on what makes saturated fats different from unsaturated oils.' Play the video. Pause at 2:30 — the point where saturated vs. unsaturated structure is shown — and say: 'Pause here. Think about ghee and sunflower oil in your kitchen at home. Which do you think is saturated and which is unsaturated, and how does the video support that? Write one sentence.' Allow 45 seconds, then continue the video. After the video, distribute or display the reading and case study. Say: 'Now read the mineral salts section carefully and fill in your evidence table for Omondi's case study. For each symptom, write: the symptom, the mineral or vitamin that is missing, and how you know from the text.' Circulate and observe tables being filled. After 5 minutes of reading and table-filling, cold-call 3 individual students (not pairs this time) using equity sticks — one for each symptom. For each say: 'Tell us which symptom you chose and walk us through your reasoning — what in the text or video supports your answer?' Apply WAIT TIME of 12 seconds. If a student is incorrect, say: 'Interesting reasoning — let's look at the text together. What does it say about [goitre/anaemia/rickets]?' Redirect without evaluating negatively.</w:t>
+              <w:t xml:space="preserve">Distribute materials and say: 'You have two evidence packs. For each one, your job is a scientist's job — gather evidence and fill in your comparison table. You are NOT just reading for information; you are looking for clues that explain why the brother eating only ugali is smaller and weaker.' Allow 7 minutes for Protein evidence, then signal transition: 'Switch to Evidence Pack 2 — Lipids — now.' Allow 7 minutes for Lipid evidence. Circulate continuously. At the 4-minute mark of each source, use a targeted question prompt with at least 4 different student pairs: 'What elements are present in this molecule?' and 'Find one role that ugali absolutely cannot play — which role is that?' WAIT TIME: After asking a pair, stand silently for 10 seconds before accepting a response. If a student is confused by the simulation diagram, scaffold with: 'Start with the smallest piece — what is it called? Good. Now look at what happens when two of those join. What forms?' For students who finish early, pose an extension question: 'Avocado is eaten with sukuma wiki in many Kenyan homes — can you find any evidence in your reading that explains why this combination might be more beneficial than eating sukuma wiki alone?'</w:t>
             </w:r>
           </w:p>
         </w:tc>
@@ -10250,7 +8452,7 @@
                 <w:sz w:val="18"/>
                 <w:szCs w:val="18"/>
               </w:rPr>
-              <w:t xml:space="preserve">Evidence Table Construction with Case Study — students organise observations from two sources (video and text) into a structured symptom-to-chemical mapping table. This forces explicit cause-and-effect reasoning and mirrors the scientific practice of using evidence from multiple sources to build an explanation. The Omondi case study directly mirrors the younger brother in the phenomenon, helping students transfer knowledge immediately.</w:t>
+              <w:t xml:space="preserve">Parallel Evidence Sources with Structured Comparison Table — presenting proteins and lipids through separate but simultaneous evidence sources requires students to process each molecule class deeply before comparing them. The structured table scaffolds the comparison by holding constant the categories of analysis (monomer, polymer, elements, roles, sources), preventing superficial reading and directing attention to the structural features that explain functional differences. The phenomenon anchor embedded in the task instructions ('clues that explain the brother's condition') keeps evidence gathering purposeful rather than passive.</w:t>
             </w:r>
           </w:p>
         </w:tc>
@@ -10282,7 +8484,7 @@
                 <w:sz w:val="18"/>
                 <w:szCs w:val="18"/>
               </w:rPr>
-              <w:t xml:space="preserve">Check evidence tables for accuracy of symptom-to-mineral mapping: goitre → iodine deficiency; pale eyes/fatigue → iron deficiency/anaemia; bowed legs → calcium or vitamin D deficiency/rickets. Flag any student who maps symptoms incorrectly (e.g., goitre to iron) — note for targeted support in Explain Phase. Also assess whether students are beginning to distinguish between calorie sufficiency and micronutrient sufficiency — this is the key conceptual leap for this lesson.</w:t>
+              <w:t xml:space="preserve">Teacher checks completion and accuracy of the comparison table during circulation. Look for: (a) correct identification of amino acid as protein monomer and glycerol + fatty acids as lipid components — if absent, re-direct student to the labelled diagram; (b) at least 3 distinct protein roles listed (not just 'makes muscles'); (c) understanding that both proteins and lipids contain C, H, O but proteins uniquely contain N (and sometimes S) — this distinction is a key learning target; (d) any student who writes 'lipids give the most energy per gram' has made a sophisticated inference worth highlighting in Explain phase. Flag 2–3 tables to showcase (anonymously) during whole-class discussion.</w:t>
             </w:r>
           </w:p>
         </w:tc>
@@ -10348,7 +8550,7 @@
                 <w:sz w:val="18"/>
                 <w:szCs w:val="18"/>
               </w:rPr>
-              <w:t xml:space="preserve">Students participate in a structured class discussion guided by the teacher to make sense of their evidence. They answer: 'How do lipids, water, and mineral salts each explain something that carbohydrates and proteins from Lessons 1 and 2 could NOT explain?' Students then complete a written Explain Frame individually: 'Omondi's symptoms are caused by [_] because [_]. This means that even though he eats enough ugali, his body is missing [_] which is needed for [_].' Finally, students compare the saturated fats in ghee and nyama choma with the unsaturated oils in sunflower oil and Lake Victoria sardines, and discuss — guided by the teacher — which might be healthier choices and why, linking back to cell membrane structure and energy density.</w:t>
+              <w:t xml:space="preserve">The class reconvenes for a structured whole-group sensemaking discussion lasting approximately 10 minutes. The teacher guides students to build a shared explanation in three moves: First, students compare their completed tables with an annotated class version revealed on the board, correcting and adding detail. Second, students apply their evidence directly to the phenomenon by responding to a written prompt: 'Use your evidence about proteins AND lipids to write two or three sentences explaining why the brother eating mostly plain ugali is smaller, weaker, and gets sick more often — even though he eats until he is full.' Third, students engage in a 'Claim–Evidence–Reasoning' (CER) structured share-out, with three students presenting their written explanations while classmates offer one agreement and one extension or question. The teacher explicitly addresses the pre-lesson misconception that 'proteins are mainly for energy' by showing that while proteins can be metabolised for energy in extreme cases, their primary roles are structural and functional — and this is what ugali cannot provide.</w:t>
             </w:r>
           </w:p>
         </w:tc>
@@ -10384,7 +8586,7 @@
             <w:pPr>
               <w:spacing w:after="20" w:before="0"/>
             </w:pPr>
-            <w:hyperlink w:history="1" r:id="rIdgpyjt3fts6-xhkedaxj68">
+            <w:hyperlink w:history="1" r:id="rIddslrhqgvimxlpn34dblad">
               <w:r>
                 <w:rPr>
                   <w:rFonts w:ascii="Arial" w:cs="Arial" w:eastAsia="Arial" w:hAnsi="Arial"/>
@@ -10417,7 +8619,7 @@
               <w:spacing w:after="10" w:before="0"/>
               <w:ind w:left="120"/>
             </w:pPr>
-            <w:hyperlink w:history="1" r:id="rIdi-0o54jyu7ngj1utydsz1">
+            <w:hyperlink w:history="1" r:id="rId5kvygnaegvfmmz5rq5v_m">
               <w:r>
                 <w:rPr>
                   <w:rFonts w:ascii="Arial" w:cs="Arial" w:eastAsia="Arial" w:hAnsi="Arial"/>
@@ -10455,14 +8657,14 @@
                 <w:sz w:val="16"/>
                 <w:szCs w:val="16"/>
               </w:rPr>
-              <w:t xml:space="preserve">📖 HTML:</w:t>
+              <w:t xml:space="preserve">📖 PDF:</w:t>
             </w:r>
           </w:p>
           <w:p>
             <w:pPr>
               <w:spacing w:after="20" w:before="0"/>
             </w:pPr>
-            <w:hyperlink w:history="1" r:id="rIdrlmbo03gpzfmsinpyavjd">
+            <w:hyperlink w:history="1" r:id="rIdvyynievrm0ecctgee52d3">
               <w:r>
                 <w:rPr>
                   <w:rFonts w:ascii="Arial" w:cs="Arial" w:eastAsia="Arial" w:hAnsi="Arial"/>
@@ -10471,7 +8673,7 @@
                   <w:szCs w:val="16"/>
                   <w:u w:val="single" w:color="2E75B6"/>
                 </w:rPr>
-                <w:t xml:space="preserve">Bacterial Diseases - Advanced (Flexbook)</w:t>
+                <w:t xml:space="preserve">Meet the Family: Inv..:Segment 6 Single Letter Codes and DNA Codons for Amino Acids</w:t>
               </w:r>
             </w:hyperlink>
           </w:p>
@@ -10487,7 +8689,7 @@
                 <w:sz w:val="14"/>
                 <w:szCs w:val="14"/>
               </w:rPr>
-              <w:t xml:space="preserve">Source: CK-12</w:t>
+              <w:t xml:space="preserve">Source: MIT Blossoms</w:t>
             </w:r>
           </w:p>
           <w:p>
@@ -10495,7 +8697,7 @@
               <w:spacing w:after="10" w:before="0"/>
               <w:ind w:left="120"/>
             </w:pPr>
-            <w:hyperlink w:history="1" r:id="rIdjtmm8as6p0qzot8htl_n-">
+            <w:hyperlink w:history="1" r:id="rId8yda3m_h_xqqmad8rl48n">
               <w:r>
                 <w:rPr>
                   <w:rFonts w:ascii="Arial" w:cs="Arial" w:eastAsia="Arial" w:hAnsi="Arial"/>
@@ -10537,7 +8739,7 @@
                 <w:sz w:val="18"/>
                 <w:szCs w:val="18"/>
               </w:rPr>
-              <w:t xml:space="preserve">Open the class discussion by returning to the board predictions from the Predict Phase. Say: 'Let's look at what you predicted about lipids and mineral salts before the lesson. Which predictions were supported by the evidence? Which need to be revised?' Cold-call 2 students to evaluate their own predictions — allow 12 seconds WAIT TIME each. Then pose the central sensemaking question: 'Here is what I want you to think about carefully — Omondi eats two meals a day. He is not starving. He gets calories. But he is still sick and not growing. How does what you learned today explain this?' Allow 15 seconds silent think time, then say: 'Discuss with your table group for 1 minute.' After group talk, cold-call 2 table groups. Listen for the distinction between caloric sufficiency and micronutrient sufficiency. If students do not articulate it, ask: 'Is eating enough the same as eating the right chemicals? What does the evidence say?' After discussion, say: 'Now complete your Explain Frame individually — you have 3 minutes.' Circulate and read frames. After 3 minutes, ask 2 students to read their frames aloud. For the saturated vs. unsaturated comparison, say: 'Think about the ghee your family might cook with and the omena fish from Lake Victoria. Based on what you just learned, what might be different about what these fats do in your body?' Cold-call 2 students after 12 seconds WAIT TIME. Validate scientific reasoning; connect to cell membrane fluidity briefly without going into full biochemistry.</w:t>
+              <w:t xml:space="preserve">Begin by revealing the annotated class comparison table and say: 'Let's check our evidence together. Tell me — what elements are in proteins that are NOT in carbohydrates?' WAIT TIME: 12 seconds. Cold-call 2 students. Then say: 'Nitrogen. That is a chemical fact. Ugali — which is mostly starch — contains no nitrogen. Now look at what the body uses nitrogen for in proteins.' Point to enzyme and antibody roles on the table. Then say: 'Now I want you to write — silently, in your own words — two or three sentences that use this evidence to explain the brother's situation. You have 3 minutes.' After writing, say: 'I need three volunteers for a CER share-out — Claim, Evidence, Reasoning. Who has a claim?' Select one volunteer and one cold-call, plus one student who has been quiet. After each presentation, direct the class: 'Give me one thing you agree with and one question or extension you have.' To address the misconception about proteins as energy sources, say: 'Some of you predicted earlier that proteins give energy. Let's be precise — proteins CAN be broken down for energy, but that is like burning your furniture to heat your house. The body strongly prefers to use them for building and controlling. Ugali gives the fuel; beans and eggs provide the builders and the guards.' Reinforce with the avocado–sukuma wiki connection: 'Someone noticed that lipids help absorb fat-soluble vitamins from vegetables like sukuma wiki. That is a real biological relationship — lipids do more than store energy.'</w:t>
             </w:r>
           </w:p>
         </w:tc>
@@ -10569,7 +8771,7 @@
                 <w:sz w:val="18"/>
                 <w:szCs w:val="18"/>
               </w:rPr>
-              <w:t xml:space="preserve">Explain Frame Writing — a structured sentence-completion tool that forces students to make explicit causal connections between chemical absence and physical symptoms. This strategy externalises reasoning so the teacher can assess conceptual accuracy before students build models. The follow-up class discussion layers on peer reasoning and teacher facilitation to consolidate understanding.</w:t>
+              <w:t xml:space="preserve">Claim–Evidence–Reasoning (CER) Framework — this strategy requires students to move beyond recall into scientific argumentation by explicitly naming their claim, citing specific evidence from the simulation or reading, and constructing a logical reasoning chain connecting evidence to claim. When applied to the phenomenon, CER ensures that molecular knowledge is mobilised explanatorily rather than stored as inert facts. The public share-out with peer agreement and extension builds a collaborative class explanation that is richer than any individual response.</w:t>
             </w:r>
           </w:p>
         </w:tc>
@@ -10601,7 +8803,7 @@
                 <w:sz w:val="18"/>
                 <w:szCs w:val="18"/>
               </w:rPr>
-              <w:t xml:space="preserve">Read Explain Frames for two indicators: (1) Does the student correctly name the missing mineral for each symptom? (2) Does the student articulate the mechanism — i.e., why the body needs that mineral (e.g., iodine is needed to make thyroid hormone; iron is needed for haemoglobin to carry oxygen)? Students who describe only symptoms without mechanisms need a follow-up question: 'Why does the body NEED iodine — what would it use iodine FOR?' This checks for surface vs. deep understanding.</w:t>
+              <w:t xml:space="preserve">Teacher collects written CER responses (or reads them during the 3-minute writing window) and assesses against three criteria: (1) Claim directly addresses the phenomenon (not a generic statement about proteins); (2) Evidence cites at least one specific molecular detail (e.g., 'proteins contain nitrogen which is needed for antibodies' or 'without amino acids the body cannot build muscle fibres'); (3) Reasoning connects the molecular absence to the observable outcome (small size, frequent illness, slow recovery). Students who produce all three elements are meeting expectations. Students whose claim is correct but lacks molecular evidence are targeted for scaffolded questioning in the Model Building phase. Listen during share-out for persistent misconceptions (e.g., 'the brother just needs more food') and address directly before moving on.</w:t>
             </w:r>
           </w:p>
         </w:tc>
@@ -10667,7 +8869,7 @@
                 <w:sz w:val="18"/>
                 <w:szCs w:val="18"/>
               </w:rPr>
-              <w:t xml:space="preserve">Students write two new questions on sticky notes — one about lipids and one about mineral salts or water — and place them on the class Driving Question Board under the category headers already established in Lessons 1 and 2. Students then vote (using dot stickers) on the two new questions that the whole class most wants to answer. The teacher reads the updated board aloud, noting which questions from Lessons 1 and 2 have now been partially answered and which remain open.</w:t>
+              <w:t xml:space="preserve">Students return to the class DQB, which displays the central driving question and the prediction T-chart from the Predict Phase, alongside sticky-note questions and claims generated in Lessons 1 and 2. Each student writes on one sticky note (provided by the teacher): one new understanding they can now add to the DQB under 'What we now know' and one new question their evidence has raised, placed under 'What we still need to find out.' Students physically place their sticky notes on the DQB in the correct sections. The class then does a 90-second 'gallery scan' — reading four to five notes placed by others — before the teacher facilitates a 2-minute whole-class identification of the most important new question to carry forward into Lesson 4.</w:t>
             </w:r>
           </w:p>
         </w:tc>
@@ -10703,7 +8905,7 @@
             <w:pPr>
               <w:spacing w:after="20" w:before="0"/>
             </w:pPr>
-            <w:hyperlink w:history="1" r:id="rIdkl4fbovdr1bpkoadmwlhr">
+            <w:hyperlink w:history="1" r:id="rIdfxnm1-xf-8d8w72otc-68">
               <w:r>
                 <w:rPr>
                   <w:rFonts w:ascii="Arial" w:cs="Arial" w:eastAsia="Arial" w:hAnsi="Arial"/>
@@ -10736,7 +8938,7 @@
               <w:spacing w:after="10" w:before="0"/>
               <w:ind w:left="120"/>
             </w:pPr>
-            <w:hyperlink w:history="1" r:id="rId7tbem6lvfl7cwuvqrebf0">
+            <w:hyperlink w:history="1" r:id="rIdzion8kmobnxppjjvmrszk">
               <w:r>
                 <w:rPr>
                   <w:rFonts w:ascii="Arial" w:cs="Arial" w:eastAsia="Arial" w:hAnsi="Arial"/>
@@ -10774,14 +8976,14 @@
                 <w:sz w:val="16"/>
                 <w:szCs w:val="16"/>
               </w:rPr>
-              <w:t xml:space="preserve">📖 HTML:</w:t>
+              <w:t xml:space="preserve">📖 PDF:</w:t>
             </w:r>
           </w:p>
           <w:p>
             <w:pPr>
               <w:spacing w:after="20" w:before="0"/>
             </w:pPr>
-            <w:hyperlink w:history="1" r:id="rId-y-_iirqeswa5ze3lqu0z">
+            <w:hyperlink w:history="1" r:id="rIdkqqemowas3kwzhqwzoeuq">
               <w:r>
                 <w:rPr>
                   <w:rFonts w:ascii="Arial" w:cs="Arial" w:eastAsia="Arial" w:hAnsi="Arial"/>
@@ -10790,7 +8992,7 @@
                   <w:szCs w:val="16"/>
                   <w:u w:val="single" w:color="2E75B6"/>
                 </w:rPr>
-                <w:t xml:space="preserve">Bacterial Diseases - Advanced (Flexbook)</w:t>
+                <w:t xml:space="preserve">Meet the Family: Inv..:Segment 6 Single Letter Codes and DNA Codons for Amino Acids</w:t>
               </w:r>
             </w:hyperlink>
           </w:p>
@@ -10806,7 +9008,7 @@
                 <w:sz w:val="14"/>
                 <w:szCs w:val="14"/>
               </w:rPr>
-              <w:t xml:space="preserve">Source: CK-12</w:t>
+              <w:t xml:space="preserve">Source: MIT Blossoms</w:t>
             </w:r>
           </w:p>
           <w:p>
@@ -10814,7 +9016,7 @@
               <w:spacing w:after="10" w:before="0"/>
               <w:ind w:left="120"/>
             </w:pPr>
-            <w:hyperlink w:history="1" r:id="rIdkdpqydmyp_zjvx-xwmgyb">
+            <w:hyperlink w:history="1" r:id="rIdozgqhonjnwlmplahnw-t6">
               <w:r>
                 <w:rPr>
                   <w:rFonts w:ascii="Arial" w:cs="Arial" w:eastAsia="Arial" w:hAnsi="Arial"/>
@@ -10856,7 +9058,7 @@
                 <w:sz w:val="18"/>
                 <w:szCs w:val="18"/>
               </w:rPr>
-              <w:t xml:space="preserve">Distribute two sticky notes per student. Say: 'Based on everything we explored today — the video, the reading, Omondi's case study — write one question about lipids and one question about mineral salts or water that you still want to answer. These should be things the lesson raised but did not fully answer — real questions, not ones you already know the answer to.' Allow 2 minutes of silent writing. Say: 'Come up and place your sticky notes on the board under the right heading.' After all notes are posted, give each student two dot stickers. Say: 'Walk around and put your dots on the two questions from today that you most want to answer.' Count the votes and circle the top two. Then say: 'Let's look at our board as a whole. In Lesson 1, we asked [read a Lesson 1 question]. After today, can we now answer part of that? Show hands.' Cold-call one student with a hand raised to explain. Close by saying: 'Our board is growing — and so is our understanding. Next lesson, we are going to look at something that connects all of these chemicals: the enzymes that control what happens to them inside your cells.'</w:t>
+              <w:t xml:space="preserve">Hand out sticky notes and say: 'We have been adding to our Driving Question Board since Lesson 1. Today you have new evidence. On your sticky note, write ONE thing you now know that you did not know at the start of today — make it molecular, make it specific. On the back, write one new question this evidence has raised for you.' Allow 2 minutes for writing. As students place notes, direct them: 'Proteins and lipids understanding — this side. New questions — this side.' During the gallery scan, say: 'Walk to the board, read four notes you did not write, and find one that connects to something you wrote.' After the scan, ask the whole class: 'What is the single most important question we still cannot answer?' WAIT TIME: 10 seconds. Accept 2–3 responses, then synthesise: 'It seems many of us are wondering how the body actually uses these molecules — especially HOW proteins get built from amino acids, and HOW the body controls all these chemical reactions. That points toward enzymes. Keep that question — it will become central in Lessons 4 and 5.' Write the synthesised question on the DQB in a distinct colour as the 'bridge question' to the next lesson.</w:t>
             </w:r>
           </w:p>
         </w:tc>
@@ -10888,7 +9090,7 @@
                 <w:sz w:val="18"/>
                 <w:szCs w:val="18"/>
               </w:rPr>
-              <w:t xml:space="preserve">Collaborative Driving Question Board Update with Dot Voting — students generate authentic questions, post them publicly, and vote democratically on priorities. This strategy makes the knowledge-building process visible and collective, models scientific inquiry (questions drive investigation), and creates a narrative thread across the six-lesson sequence that students can see and track.</w:t>
+              <w:t xml:space="preserve">Public Knowledge Tracking on a Driving Question Board — the DQB functions as a living epistemic artefact that makes the class's collective knowledge growth visible over time. By requiring students to distinguish 'what we now know' from 'what we still need to find out,' the strategy cultivates metacognitive awareness about the difference between evidence-based knowledge and unanswered questions. The gallery scan enables peer learning and cross-pollination of ideas without requiring a full class discussion, maximising participation in limited time.</w:t>
             </w:r>
           </w:p>
         </w:tc>
@@ -10920,7 +9122,7 @@
                 <w:sz w:val="18"/>
                 <w:szCs w:val="18"/>
               </w:rPr>
-              <w:t xml:space="preserve">Read student sticky-note questions to assess quality of inquiry: Are questions mechanistic ('How does iodine actually get absorbed into the thyroid?') or surface-level ('What is goitre?')? Mechanistic questions indicate deeper engagement with the phenomenon. Note the voted top questions — these reveal class-level conceptual gaps that should inform Lessons 4 and 5 planning. A high frequency of questions about 'how chemicals get into cells' is a productive signal that students are ready for enzyme and transport content.</w:t>
+              <w:t xml:space="preserve">Teacher reads sticky notes as they are placed and scans for: (a) 'What we now know' notes that contain molecular precision (e.g., 'proteins are made of amino acids joined by peptide bonds' or 'lipids form the cell membrane bilayer') versus vague statements (e.g., 'proteins are important') — the latter group needs further consolidation; (b) 'New questions' notes that show anticipatory thinking toward enzymes, digestion, or genetics (e.g., 'how does the body know which protein to make?' or 'what controls chemical reactions in the cell?') — these students are ready for extension; (c) questions that reveal incomplete understanding of today's content (e.g., 'are lipids the same as carbohydrates?') — these students are flagged for follow-up before Lesson 4.</w:t>
             </w:r>
           </w:p>
         </w:tc>
@@ -10986,7 +9188,7 @@
                 <w:sz w:val="18"/>
                 <w:szCs w:val="18"/>
               </w:rPr>
-              <w:t xml:space="preserve">Students retrieve their cumulative biomolecule model from Lessons 1 and 2 (a diagrammatic representation of a cell or food plate showing carbohydrates and proteins with their roles). They now add three new components: (1) a lipid layer drawn around the cell as a membrane, with labels 'saturated' and 'unsaturated' and arrows pointing to energy storage and insulation functions; (2) water molecules shown inside the cell with labels 'solvent,' 'reactant,' and 'temperature regulator'; and (3) mineral salt icons (symbols for Fe, I, Ca) with arrows pointing to their roles (haemoglobin, thyroid hormone, bone). Students annotate their models with one sentence connecting each new chemical to the phenomenon — specifically to either the girl's energy, the brother's symptoms, or the cook's porridge.</w:t>
+              <w:t xml:space="preserve">Students open their cumulative biomolecule model booklets — begun in Lesson 1 with water and minerals, expanded in Lesson 2 with carbohydrates — and add a new annotated layer for proteins and lipids. Using a model template (or blank page with a guiding prompt), students draw and label: (1) a dipeptide showing two amino acids connected by a peptide bond, with R-groups indicated; (2) a triglyceride showing glycerol bonded to three fatty acid chains; (3) a simplified cell membrane cross-section showing the phospholipid bilayer. For each structure, students add a colour-coded annotation key linking the molecule to its biological role AND to a specific Kenyan food source. Finally, students draw an arrow from their protein model to the phenomenon scenario box (pre-printed at the bottom of the page): 'Brother eats mainly ugali — result: small, weak, sick often' and annotate the arrow with one molecular explanation. Students who finish early add a second arrow from the lipid model to the same scenario box.</w:t>
             </w:r>
           </w:p>
         </w:tc>
@@ -11022,7 +9224,7 @@
             <w:pPr>
               <w:spacing w:after="20" w:before="0"/>
             </w:pPr>
-            <w:hyperlink w:history="1" r:id="rIdfrclew7xvwyiwpigputpx">
+            <w:hyperlink w:history="1" r:id="rIdyfill-i55roa4eztbke_s">
               <w:r>
                 <w:rPr>
                   <w:rFonts w:ascii="Arial" w:cs="Arial" w:eastAsia="Arial" w:hAnsi="Arial"/>
@@ -11055,7 +9257,7 @@
               <w:spacing w:after="10" w:before="0"/>
               <w:ind w:left="120"/>
             </w:pPr>
-            <w:hyperlink w:history="1" r:id="rId6vua106vhb-mmpunw6k2m">
+            <w:hyperlink w:history="1" r:id="rId-8d0i9nbf5nyrah1d4blt">
               <w:r>
                 <w:rPr>
                   <w:rFonts w:ascii="Arial" w:cs="Arial" w:eastAsia="Arial" w:hAnsi="Arial"/>
@@ -11093,14 +9295,14 @@
                 <w:sz w:val="16"/>
                 <w:szCs w:val="16"/>
               </w:rPr>
-              <w:t xml:space="preserve">📖 HTML:</w:t>
+              <w:t xml:space="preserve">📖 PDF:</w:t>
             </w:r>
           </w:p>
           <w:p>
             <w:pPr>
               <w:spacing w:after="20" w:before="0"/>
             </w:pPr>
-            <w:hyperlink w:history="1" r:id="rIdlj3pkniaytbskzbe2eih_">
+            <w:hyperlink w:history="1" r:id="rIdi65j4v-zmipqayprnhpdc">
               <w:r>
                 <w:rPr>
                   <w:rFonts w:ascii="Arial" w:cs="Arial" w:eastAsia="Arial" w:hAnsi="Arial"/>
@@ -11109,7 +9311,7 @@
                   <w:szCs w:val="16"/>
                   <w:u w:val="single" w:color="2E75B6"/>
                 </w:rPr>
-                <w:t xml:space="preserve">Bacterial Diseases - Advanced (Flexbook)</w:t>
+                <w:t xml:space="preserve">Meet the Family: Inv..:Segment 6 Single Letter Codes and DNA Codons for Amino Acids</w:t>
               </w:r>
             </w:hyperlink>
           </w:p>
@@ -11125,7 +9327,7 @@
                 <w:sz w:val="14"/>
                 <w:szCs w:val="14"/>
               </w:rPr>
-              <w:t xml:space="preserve">Source: CK-12</w:t>
+              <w:t xml:space="preserve">Source: MIT Blossoms</w:t>
             </w:r>
           </w:p>
           <w:p>
@@ -11133,7 +9335,7 @@
               <w:spacing w:after="10" w:before="0"/>
               <w:ind w:left="120"/>
             </w:pPr>
-            <w:hyperlink w:history="1" r:id="rIdfvn_d2v8flyesmfzznocd">
+            <w:hyperlink w:history="1" r:id="rId-jwsud-gsbo2trncml9sp">
               <w:r>
                 <w:rPr>
                   <w:rFonts w:ascii="Arial" w:cs="Arial" w:eastAsia="Arial" w:hAnsi="Arial"/>
@@ -11175,7 +9377,7 @@
                 <w:sz w:val="18"/>
                 <w:szCs w:val="18"/>
               </w:rPr>
-              <w:t xml:space="preserve">Say: 'Take out your model from Lessons 1 and 2. Today we are adding the chemicals that explain Omondi's — and the younger brother's — story. Add lipids, water, and mineral salts to your model. You have 6 minutes. Make sure every new thing you add has: a label, a function, and one sentence connecting it to our phenomenon.' Display the model revision checklist on the board: [ ] Lipid layer with saturated/unsaturated labels [ ] Lipid functions (2 minimum) [ ] Water with 3 roles labelled [ ] At least 2 mineral salts with their deficiency diseases [ ] One sentence linking each to the phenomenon. Circulate actively. When you see strong model features, say: 'I notice you drew [specific thing] — can you explain to me in one sentence why that matters for the younger brother?' If a student's model is incomplete, ask: 'Which symptom from Omondi's case study is not yet explained by your model? What chemical would you add to fix that?' After 6 minutes, ask 2 students to hold up their models and explain one addition they made. Cold-call using equity sticks. Apply 12 seconds WAIT TIME after each explanation before commenting. Close by saying: 'Your models are now showing four types of chemicals. Next lesson, we will add the invisible workers — enzymes — that control what these chemicals do inside every cell.'</w:t>
+              <w:t xml:space="preserve">Distribute model booklets and say: 'Your model has been growing since Lesson 1. Today you are adding two major new biomolecule classes. Your model must show structure AND function AND connect to our phenomenon. This is not just a drawing — it is a scientific explanation in visual form.' Allow 8 minutes for model building. Circulate and use targeted feedback prompts with at least 5 students: 'Show me the monomer of this molecule — is it labelled?' and 'What Kenyan food is your source for this lipid? Can you add that?' and 'I can see you've drawn the protein — now draw an arrow to the phenomenon box and explain the connection in one phrase.' For students struggling with the phospholipid bilayer, scaffold: 'The head of the phospholipid likes water — we call it hydrophilic. The tails avoid water — hydrophobic. Draw two rows of these, tails facing inward, and you have a cell membrane.' At the 7-minute mark, cold-call 2 students to briefly narrate their model to the class (30 seconds each), using the sentence starter: 'My model shows that without [molecule], the body cannot [function], which explains why the brother [observation].' Close by saying: 'Next lesson, we will ask: how does the body control and speed up the chemical reactions that use all these molecules? That is where enzymes come in — and that will change our model again.'</w:t>
             </w:r>
           </w:p>
         </w:tc>
@@ -11207,7 +9409,7 @@
                 <w:sz w:val="18"/>
                 <w:szCs w:val="18"/>
               </w:rPr>
-              <w:t xml:space="preserve">Cumulative Model Revision — students iteratively update a single representation across the lesson sequence, making their growing understanding visible and traceable. Requiring a phenomenon-connection sentence for each new addition prevents rote labelling and forces students to apply knowledge to explanation. The checklist provides self-assessment scaffolding for independent model building.</w:t>
+              <w:t xml:space="preserve">Cumulative Explanatory Model Building — the progressive model revision strategy (adapted from NGSS Model-Based Learning) treats the student's visual model as a running scientific argument rather than a finished product. Each lesson adds new molecular evidence that requires the model to be revised or extended, making conceptual change tangible and trackable. Requiring the phenomenon connection arrow ensures that molecular knowledge does not become decontextualised — every structural detail must be linked back to an observable outcome in the real-world scenario. Peer narration of the model (the 30-second share-outs) enforces explanatory coherence: a model that cannot be narrated clearly is a model that needs revision.</w:t>
             </w:r>
           </w:p>
         </w:tc>
@@ -11239,7 +9441,7 @@
                 <w:sz w:val="18"/>
                 <w:szCs w:val="18"/>
               </w:rPr>
-              <w:t xml:space="preserve">Circulate and photograph 4-5 models (with student permission) for review after class. Assess for: (1) Correct placement of lipids as membrane components AND energy stores (not just 'fat = bad'); (2) Water shown inside the cell, not just outside; (3) Mineral salts linked to specific biological functions, not just listed. Flag models that show mineral salts as 'food' without a cellular function — these students need follow-up in Lesson 4. Students who independently add a question mark or 'unknown' annotation to their model are showing strong scientific practice — note and celebrate these.</w:t>
+              <w:t xml:space="preserve">Teacher collects or photographs 4–5 model pages at the end of the lesson for review before Lesson 4. Assess against four criteria: (1) Structural accuracy — amino acid with correct functional groups labelled; triglyceride with glycerol and 3 fatty acid chains visible; (2) Role annotation — at least 2 roles per molecule class annotated on the model with colour coding; (3) Kenyan food source — at least one labelled food source per molecule class (e.g., 'beans → amino acids → proteins' or 'avocado → fatty acids → lipids'); (4) Phenomenon connection — the arrow annotation uses molecular language to explain an observable outcome from the story. Models lacking the phenomenon arrow are the primary intervention target before Lesson 4, as these students have not yet completed the evidence-to-explanation link.</w:t>
             </w:r>
           </w:p>
         </w:tc>
@@ -11332,83 +9534,83 @@
                 <w:sz w:val="18"/>
                 <w:szCs w:val="18"/>
               </w:rPr>
-              <w:t xml:space="preserve">1. Did students successfully distinguish between 'eating enough calories' and 'having the right chemicals' — and can they use the younger brother's symptoms as evidence for this distinction? If not, what additional support or questioning might bridge this gap in Lesson 4?</w:t>
-            </w:r>
-          </w:p>
-          <w:p>
-            <w:pPr>
-              <w:spacing w:after="40" w:before="0"/>
-              <w:jc w:val="left"/>
-            </w:pPr>
-            <w:r>
-              <w:rPr>
-                <w:rFonts w:ascii="Arial" w:cs="Arial" w:eastAsia="Arial" w:hAnsi="Arial"/>
-                <w:b w:val="false"/>
-                <w:bCs w:val="false"/>
-                <w:i w:val="false"/>
-                <w:iCs w:val="false"/>
-                <w:color w:val="000000"/>
-                <w:sz w:val="18"/>
-                <w:szCs w:val="18"/>
-              </w:rPr>
-              <w:t xml:space="preserve">2. Which mineral-to-deficiency-disease mappings caused the most confusion in student Explain Frames, and how can I address these misconceptions at the start of Lesson 4 without reteaching the whole lesson?</w:t>
-            </w:r>
-          </w:p>
-          <w:p>
-            <w:pPr>
-              <w:spacing w:after="40" w:before="0"/>
-              <w:jc w:val="left"/>
-            </w:pPr>
-            <w:r>
-              <w:rPr>
-                <w:rFonts w:ascii="Arial" w:cs="Arial" w:eastAsia="Arial" w:hAnsi="Arial"/>
-                <w:b w:val="false"/>
-                <w:bCs w:val="false"/>
-                <w:i w:val="false"/>
-                <w:iCs w:val="false"/>
-                <w:color w:val="000000"/>
-                <w:sz w:val="18"/>
-                <w:szCs w:val="18"/>
-              </w:rPr>
-              <w:t xml:space="preserve">3. Did the Omondi case study feel relevant and respectful to students — particularly those who may have experience with food insecurity or malnutrition in their own families? Were there any moments of discomfort or disengagement I should address?</w:t>
-            </w:r>
-          </w:p>
-          <w:p>
-            <w:pPr>
-              <w:spacing w:after="40" w:before="0"/>
-              <w:jc w:val="left"/>
-            </w:pPr>
-            <w:r>
-              <w:rPr>
-                <w:rFonts w:ascii="Arial" w:cs="Arial" w:eastAsia="Arial" w:hAnsi="Arial"/>
-                <w:b w:val="false"/>
-                <w:bCs w:val="false"/>
-                <w:i w:val="false"/>
-                <w:iCs w:val="false"/>
-                <w:color w:val="000000"/>
-                <w:sz w:val="18"/>
-                <w:szCs w:val="18"/>
-              </w:rPr>
-              <w:t xml:space="preserve">4. How much variation was there in students' model quality — specifically, did students add lipids and water as functional components or just as labels? What scaffolding might help lower-performing students build more explanatory models?</w:t>
-            </w:r>
-          </w:p>
-          <w:p>
-            <w:pPr>
-              <w:spacing w:after="40" w:before="0"/>
-              <w:jc w:val="left"/>
-            </w:pPr>
-            <w:r>
-              <w:rPr>
-                <w:rFonts w:ascii="Arial" w:cs="Arial" w:eastAsia="Arial" w:hAnsi="Arial"/>
-                <w:b w:val="false"/>
-                <w:bCs w:val="false"/>
-                <w:i w:val="false"/>
-                <w:iCs w:val="false"/>
-                <w:color w:val="000000"/>
-                <w:sz w:val="18"/>
-                <w:szCs w:val="18"/>
-              </w:rPr>
-              <w:t xml:space="preserve">5. Looking at the Driving Question Board, do the new questions students generated suggest they are ready to investigate enzymes and cellular processes, or do I need to consolidate lipid/mineral knowledge further before moving to Lesson 4?</w:t>
+              <w:t xml:space="preserve">1. During the Explain Phase CER share-out, did students use molecular language (amino acids, peptide bonds, fatty acids, phospholipid bilayer) in their claims, or did they stay at the level of 'proteins build muscles' without structural detail? What instructional move would deepen molecular precision in the next lesson?</w:t>
+            </w:r>
+          </w:p>
+          <w:p>
+            <w:pPr>
+              <w:spacing w:after="40" w:before="0"/>
+              <w:jc w:val="left"/>
+            </w:pPr>
+            <w:r>
+              <w:rPr>
+                <w:rFonts w:ascii="Arial" w:cs="Arial" w:eastAsia="Arial" w:hAnsi="Arial"/>
+                <w:b w:val="false"/>
+                <w:bCs w:val="false"/>
+                <w:i w:val="false"/>
+                <w:iCs w:val="false"/>
+                <w:color w:val="000000"/>
+                <w:sz w:val="18"/>
+                <w:szCs w:val="18"/>
+              </w:rPr>
+              <w:t xml:space="preserve">2. When students updated the DQB, how many 'New Question' sticky notes pointed toward enzymatic control or protein synthesis, indicating readiness for Lessons 4–5? Were there any questions that suggested students have not yet resolved the carbohydrate-vs-protein energy confusion from Lessons 1–2?</w:t>
+            </w:r>
+          </w:p>
+          <w:p>
+            <w:pPr>
+              <w:spacing w:after="40" w:before="0"/>
+              <w:jc w:val="left"/>
+            </w:pPr>
+            <w:r>
+              <w:rPr>
+                <w:rFonts w:ascii="Arial" w:cs="Arial" w:eastAsia="Arial" w:hAnsi="Arial"/>
+                <w:b w:val="false"/>
+                <w:bCs w:val="false"/>
+                <w:i w:val="false"/>
+                <w:iCs w:val="false"/>
+                <w:color w:val="000000"/>
+                <w:sz w:val="18"/>
+                <w:szCs w:val="18"/>
+              </w:rPr>
+              <w:t xml:space="preserve">3. In the Model Building Phase, did students successfully draw the phenomenon connection arrow with a molecular explanation, or did most arrows remain unlabelled or vague? What scaffold — sentence frames, a worked example, or a partner discussion — would support the weakest model-builders before Lesson 4?</w:t>
+            </w:r>
+          </w:p>
+          <w:p>
+            <w:pPr>
+              <w:spacing w:after="40" w:before="0"/>
+              <w:jc w:val="left"/>
+            </w:pPr>
+            <w:r>
+              <w:rPr>
+                <w:rFonts w:ascii="Arial" w:cs="Arial" w:eastAsia="Arial" w:hAnsi="Arial"/>
+                <w:b w:val="false"/>
+                <w:bCs w:val="false"/>
+                <w:i w:val="false"/>
+                <w:iCs w:val="false"/>
+                <w:color w:val="000000"/>
+                <w:sz w:val="18"/>
+                <w:szCs w:val="18"/>
+              </w:rPr>
+              <w:t xml:space="preserve">4. Did the two-source evidence structure (protein simulation + lipids video/reading) allow all students to engage productively, or did students with weaker reading fluency fall behind during the 7-minute windows? How might you adjust pacing, grouping, or resource format to ensure equitable access in Lesson 4?</w:t>
+            </w:r>
+          </w:p>
+          <w:p>
+            <w:pPr>
+              <w:spacing w:after="40" w:before="0"/>
+              <w:jc w:val="left"/>
+            </w:pPr>
+            <w:r>
+              <w:rPr>
+                <w:rFonts w:ascii="Arial" w:cs="Arial" w:eastAsia="Arial" w:hAnsi="Arial"/>
+                <w:b w:val="false"/>
+                <w:bCs w:val="false"/>
+                <w:i w:val="false"/>
+                <w:iCs w:val="false"/>
+                <w:color w:val="000000"/>
+                <w:sz w:val="18"/>
+                <w:szCs w:val="18"/>
+              </w:rPr>
+              <w:t xml:space="preserve">5. Looking at the cumulative models collected, is there evidence that students understand the distinction between molecule structure and molecule function — that is, do they show that the same amino acid building blocks can produce structurally different proteins with different roles (e.g., haemoglobin vs. antibody)? If not, this conceptual gap should be explicitly addressed at the start of Lesson 4 before introducing enzyme specificity.</w:t>
             </w:r>
           </w:p>
         </w:tc>
@@ -11535,7 +9737,7 @@
                 <w:sz w:val="18"/>
                 <w:szCs w:val="18"/>
               </w:rPr>
-              <w:t xml:space="preserve">Students observed that lipids exist in two types (saturated fats like ghee and nyama choma fat vs. unsaturated oils like sunflower oil and Lake Victoria sardines) with different health implications. They observed — through the Omondi case study — that three distinct physical symptoms (throat swelling, pale eyes, bowed legs) each map to a specific missing chemical (iodine, iron, calcium/vitamin D). They also observed from the text that water plays three distinct roles inside living cells — solvent, reactant, and temperature regulator — that are invisible but essential.</w:t>
+              <w:t xml:space="preserve">Students observed protein structure from amino acid monomers through peptide bond formation to folded functional proteins, and lipid structure from glycerol and fatty acid chains through triglycerides to phospholipid bilayers — using simulation diagrams, video, and annotated readings with Kenyan food examples including beans, eggs, nyama choma, avocado, ghee, and groundnuts.</w:t>
             </w:r>
           </w:p>
         </w:tc>
@@ -11601,7 +9803,7 @@
                 <w:sz w:val="18"/>
                 <w:szCs w:val="18"/>
               </w:rPr>
-              <w:t xml:space="preserve">Students learned that lipids serve as long-term energy stores, cell membrane components, and insulation — roles that carbohydrates cannot fill. They learned that water is not passive but is chemically active inside cells. Most importantly, they learned that eating enough food (calories) does not mean eating the right chemicals — specific mineral salts are needed in tiny amounts but cause severe, visible deficiency diseases when absent. They can now name three deficiency diseases (goitre, anaemia, rickets) and link each to a missing mineral or vitamin.</w:t>
+              <w:t xml:space="preserve">Proteins are polymers of amino acids (containing C, H, O, N, and sometimes S) whose sequence determines function; they serve structural, enzymatic, transport, and immune roles. Lipids are composed of glycerol and fatty acid chains (containing C, H, O) and serve as long-term energy stores, cell membrane components, insulators, and carriers of fat-soluble vitamins. Both classes carry out roles that carbohydrates — including ugali starch — cannot fulfil.</w:t>
             </w:r>
           </w:p>
         </w:tc>
@@ -11667,7 +9869,7 @@
                 <w:sz w:val="18"/>
                 <w:szCs w:val="18"/>
               </w:rPr>
-              <w:t xml:space="preserve">This lesson explains why the younger brother — who eats two meals of ugali a day — still has thinning hair, swollen feet, and slow growth: his diet is high in carbohydrate calories but lacks the mineral salts and proteins found in beans, fish, eggs, and varied vegetables. His body has the energy substrate but is missing the chemical regulators and structural materials needed for normal growth. This is a different explanation from what carbohydrates and proteins alone could provide, completing the class's initial understanding of why 'not all foods are the same' — the core puzzle of the phenomenon.</w:t>
+              <w:t xml:space="preserve">The brother's small size, weakness, and frequent illness are explained by the absence of sufficient amino acids in his mostly ugali-based diet: without these molecular building blocks, his body cannot synthesise the structural proteins needed for muscle growth, the enzymes needed to regulate metabolism, or the antibodies needed to fight infection. His slower recovery is consistent with impaired immune protein production. Insufficient dietary lipids would also compromise cell membrane integrity and reduce absorption of fat-soluble vitamins from any vegetables he does eat — further weakening his health relative to the child eating a varied diet including githeri, sukuma wiki, milk, and nyama choma.</w:t>
             </w:r>
           </w:p>
         </w:tc>
@@ -11736,7 +9938,7 @@
                 <w:sz w:val="22"/>
                 <w:szCs w:val="22"/>
               </w:rPr>
-              <w:t xml:space="preserve">LESSON 4 (40 minutes): Lesson 4 — Food Tests (Practical): Detecting the Chemicals Hidden in Kenyan Foods</w:t>
+              <w:t xml:space="preserve">LESSON 4 (40 minutes): Lesson 4 — Food Tests: Detecting Biomolecules in Kenyan Foods</w:t>
             </w:r>
           </w:p>
         </w:tc>
@@ -11903,7 +10105,7 @@
                 <w:sz w:val="18"/>
                 <w:szCs w:val="18"/>
               </w:rPr>
-              <w:t xml:space="preserve">Students perform four standard food chemical tests on common Kenyan foods to gather direct experimental evidence linking food composition to the energy, growth, and health effects observed in the phenomenon.</w:t>
+              <w:t xml:space="preserve">Students carry out food tests on familiar Kenyan food samples to gather evidence for the presence or absence of specific biomolecules, directly linking laboratory results to information shown on food labels.</w:t>
             </w:r>
           </w:p>
         </w:tc>
@@ -11955,62 +10157,21 @@
           </w:tcPr>
           <w:p>
             <w:pPr>
-              <w:spacing w:after="30" w:before="0"/>
-              <w:ind w:left="360" w:hanging="180"/>
-              <w:jc w:val="left"/>
-            </w:pPr>
-            <w:r>
-              <w:rPr>
-                <w:rFonts w:ascii="Arial" w:cs="Arial" w:eastAsia="Arial" w:hAnsi="Arial"/>
-                <w:b w:val="false"/>
-                <w:bCs w:val="false"/>
-                <w:i w:val="false"/>
-                <w:iCs w:val="false"/>
-                <w:color w:val="000000"/>
-                <w:sz w:val="18"/>
-                <w:szCs w:val="18"/>
-              </w:rPr>
-              <w:t xml:space="preserve">–  Identify the reagents, positive results (colour changes), and food macromolecules detected by Benedict's test, Iodine test, Biuret test, and Emulsion test</w:t>
-            </w:r>
-          </w:p>
-          <w:p>
-            <w:pPr>
-              <w:spacing w:after="30" w:before="0"/>
-              <w:ind w:left="360" w:hanging="180"/>
-              <w:jc w:val="left"/>
-            </w:pPr>
-            <w:r>
-              <w:rPr>
-                <w:rFonts w:ascii="Arial" w:cs="Arial" w:eastAsia="Arial" w:hAnsi="Arial"/>
-                <w:b w:val="false"/>
-                <w:bCs w:val="false"/>
-                <w:i w:val="false"/>
-                <w:iCs w:val="false"/>
-                <w:color w:val="000000"/>
-                <w:sz w:val="18"/>
-                <w:szCs w:val="18"/>
-              </w:rPr>
-              <w:t xml:space="preserve">–  Explain why different Kenyan foods give different test results based on their macromolecule composition established in Lessons 1–3</w:t>
-            </w:r>
-          </w:p>
-          <w:p>
-            <w:pPr>
-              <w:spacing w:after="30" w:before="0"/>
-              <w:ind w:left="360" w:hanging="180"/>
-              <w:jc w:val="left"/>
-            </w:pPr>
-            <w:r>
-              <w:rPr>
-                <w:rFonts w:ascii="Arial" w:cs="Arial" w:eastAsia="Arial" w:hAnsi="Arial"/>
-                <w:b w:val="false"/>
-                <w:bCs w:val="false"/>
-                <w:i w:val="false"/>
-                <w:iCs w:val="false"/>
-                <w:color w:val="000000"/>
-                <w:sz w:val="18"/>
-                <w:szCs w:val="18"/>
-              </w:rPr>
-              <w:t xml:space="preserve">–  Interpret discrepancies between food label data from Lesson 1 and experimental results as evidence about food composition accuracy and test sensitivity</w:t>
+              <w:spacing w:after="40" w:before="0"/>
+              <w:jc w:val="left"/>
+            </w:pPr>
+            <w:r>
+              <w:rPr>
+                <w:rFonts w:ascii="Arial" w:cs="Arial" w:eastAsia="Arial" w:hAnsi="Arial"/>
+                <w:b w:val="false"/>
+                <w:bCs w:val="false"/>
+                <w:i w:val="false"/>
+                <w:iCs w:val="false"/>
+                <w:color w:val="000000"/>
+                <w:sz w:val="18"/>
+                <w:szCs w:val="18"/>
+              </w:rPr>
+              <w:t xml:space="preserve">Students will be able to: (1) state the reagent and positive result for each food test — iodine for starch, Benedict solution for reducing sugars, biuret reagent for proteins, and the ethanol emulsion test for lipids; (2) explain what a positive and a negative result indicates about the chemical composition of a food sample.</w:t>
             </w:r>
           </w:p>
         </w:tc>
@@ -12062,42 +10223,21 @@
           </w:tcPr>
           <w:p>
             <w:pPr>
-              <w:spacing w:after="30" w:before="0"/>
-              <w:ind w:left="360" w:hanging="180"/>
-              <w:jc w:val="left"/>
-            </w:pPr>
-            <w:r>
-              <w:rPr>
-                <w:rFonts w:ascii="Arial" w:cs="Arial" w:eastAsia="Arial" w:hAnsi="Arial"/>
-                <w:b w:val="false"/>
-                <w:bCs w:val="false"/>
-                <w:i w:val="false"/>
-                <w:iCs w:val="false"/>
-                <w:color w:val="000000"/>
-                <w:sz w:val="18"/>
-                <w:szCs w:val="18"/>
-              </w:rPr>
-              <w:t xml:space="preserve">–  Safely perform the four standard food tests on ripe banana, Ribena, ugali, potato, milk, beans extract, avocado, cooking oil, and groundnuts, recording colour changes accurately</w:t>
-            </w:r>
-          </w:p>
-          <w:p>
-            <w:pPr>
-              <w:spacing w:after="30" w:before="0"/>
-              <w:ind w:left="360" w:hanging="180"/>
-              <w:jc w:val="left"/>
-            </w:pPr>
-            <w:r>
-              <w:rPr>
-                <w:rFonts w:ascii="Arial" w:cs="Arial" w:eastAsia="Arial" w:hAnsi="Arial"/>
-                <w:b w:val="false"/>
-                <w:bCs w:val="false"/>
-                <w:i w:val="false"/>
-                <w:iCs w:val="false"/>
-                <w:color w:val="000000"/>
-                <w:sz w:val="18"/>
-                <w:szCs w:val="18"/>
-              </w:rPr>
-              <w:t xml:space="preserve">–  Construct evidence-based explanations that connect experimental results to the phenomenon of energy duration, malnutrition signs, and temperature-dependent porridge thickening</w:t>
+              <w:spacing w:after="40" w:before="0"/>
+              <w:jc w:val="left"/>
+            </w:pPr>
+            <w:r>
+              <w:rPr>
+                <w:rFonts w:ascii="Arial" w:cs="Arial" w:eastAsia="Arial" w:hAnsi="Arial"/>
+                <w:b w:val="false"/>
+                <w:bCs w:val="false"/>
+                <w:i w:val="false"/>
+                <w:iCs w:val="false"/>
+                <w:color w:val="000000"/>
+                <w:sz w:val="18"/>
+                <w:szCs w:val="18"/>
+              </w:rPr>
+              <w:t xml:space="preserve">Students will: (1) safely handle and apply chemical reagents to food samples; (2) accurately observe and record colour changes as qualitative evidence; (3) construct a results table linking food samples, reagents, observed colour changes, and conclusions about biomolecule presence.</w:t>
             </w:r>
           </w:p>
         </w:tc>
@@ -12149,42 +10289,21 @@
           </w:tcPr>
           <w:p>
             <w:pPr>
-              <w:spacing w:after="30" w:before="0"/>
-              <w:ind w:left="360" w:hanging="180"/>
-              <w:jc w:val="left"/>
-            </w:pPr>
-            <w:r>
-              <w:rPr>
-                <w:rFonts w:ascii="Arial" w:cs="Arial" w:eastAsia="Arial" w:hAnsi="Arial"/>
-                <w:b w:val="false"/>
-                <w:bCs w:val="false"/>
-                <w:i w:val="false"/>
-                <w:iCs w:val="false"/>
-                <w:color w:val="000000"/>
-                <w:sz w:val="18"/>
-                <w:szCs w:val="18"/>
-              </w:rPr>
-              <w:t xml:space="preserve">–  Demonstrate scientific rigour by honestly recording unexpected or negative results rather than adjusting observations to match predictions</w:t>
-            </w:r>
-          </w:p>
-          <w:p>
-            <w:pPr>
-              <w:spacing w:after="30" w:before="0"/>
-              <w:ind w:left="360" w:hanging="180"/>
-              <w:jc w:val="left"/>
-            </w:pPr>
-            <w:r>
-              <w:rPr>
-                <w:rFonts w:ascii="Arial" w:cs="Arial" w:eastAsia="Arial" w:hAnsi="Arial"/>
-                <w:b w:val="false"/>
-                <w:bCs w:val="false"/>
-                <w:i w:val="false"/>
-                <w:iCs w:val="false"/>
-                <w:color w:val="000000"/>
-                <w:sz w:val="18"/>
-                <w:szCs w:val="18"/>
-              </w:rPr>
-              <w:t xml:space="preserve">–  Appreciate that controlled, repeatable chemical tests are more reliable than visual inspection or taste when determining what chemicals are present in food</w:t>
+              <w:spacing w:after="40" w:before="0"/>
+              <w:jc w:val="left"/>
+            </w:pPr>
+            <w:r>
+              <w:rPr>
+                <w:rFonts w:ascii="Arial" w:cs="Arial" w:eastAsia="Arial" w:hAnsi="Arial"/>
+                <w:b w:val="false"/>
+                <w:bCs w:val="false"/>
+                <w:i w:val="false"/>
+                <w:iCs w:val="false"/>
+                <w:color w:val="000000"/>
+                <w:sz w:val="18"/>
+                <w:szCs w:val="18"/>
+              </w:rPr>
+              <w:t xml:space="preserve">Students will demonstrate scientific curiosity and careful observation, appreciate the value of evidence-based conclusions, and develop responsibility for safe laboratory practice.</w:t>
             </w:r>
           </w:p>
         </w:tc>
@@ -12250,7 +10369,7 @@
                 <w:sz w:val="18"/>
                 <w:szCs w:val="18"/>
               </w:rPr>
-              <w:t xml:space="preserve">What are the chemicals of life and what roles do they play in living organisms?</w:t>
+              <w:t xml:space="preserve">How can colour changes produced by specific reagents be used as evidence to identify which biomolecules are present in everyday Kenyan foods?</w:t>
             </w:r>
           </w:p>
         </w:tc>
@@ -12316,7 +10435,7 @@
                 <w:sz w:val="18"/>
                 <w:szCs w:val="18"/>
               </w:rPr>
-              <w:t xml:space="preserve">This lesson moves students from conceptual knowledge of biomolecules (Lessons 1–3) to direct physical evidence: they generate their own data showing which macromolecules are present in specific Kenyan foods, allowing them to explain why ugali and sukuma wiki sustain energy, why the brother's low-protein diet causes visible malnutrition, and to set up questions about how the body processes these chemicals — bridging toward enzyme function in Lessons 5–6.</w:t>
+              <w:t xml:space="preserve">This lesson is the investigative core of Sub-Strand 1.4. Having learned the identity and structure of biomolecules in Lessons 1 to 3, students now generate first-hand evidence that these molecules truly exist in the foods they eat, anchoring the abstract chemistry to observable, real-world phenomena and advancing the class Driving Question Board.</w:t>
             </w:r>
           </w:p>
         </w:tc>
@@ -12382,7 +10501,7 @@
                 <w:sz w:val="18"/>
                 <w:szCs w:val="18"/>
               </w:rPr>
-              <w:t xml:space="preserve">Benedict's solution requires a hot water bath (nearly boiling water in a beaker) — teacher must supervise the heat source and students must use test-tube holders at all times. Iodine solution stains skin and clothing permanently — students must wear aprons if available and wash hands after use. Sodium hydroxide in Biuret reagent is corrosive — avoid skin contact, do not pipette by mouth. Ethanol in the emulsion test is flammable — keep away from heat sources. All chemical spills must be reported immediately to the teacher.</w:t>
+              <w:t xml:space="preserve">Benedict solution and biuret reagent contain copper compounds — avoid contact with eyes and skin; wash hands immediately after use. Hot water baths reach 80 to 100 degrees Celsius — use heat-proof mats and tongs; no direct handling of hot water. Iodine solution stains skin and clothing. Ethanol is flammable — keep away from all open flames. Dispose of all reagent-contaminated samples as directed by the teacher. Students with known food allergies should inform the teacher before handling food samples.</w:t>
             </w:r>
           </w:p>
         </w:tc>
@@ -12475,83 +10594,7 @@
                 <w:sz w:val="18"/>
                 <w:szCs w:val="18"/>
               </w:rPr>
-              <w:t xml:space="preserve">In Lessons 1–3, students built conceptual models of carbohydrates, proteins, lipids, and mineral salts and connected these to the puzzle of the Kisumu student's contrasting energy experiences and her brother's malnutrition. They have made predictions and worked with diagrams and food labels, but they have not yet generated their own experimental data. Lesson 4 changes that: students move into the role of biochemists, using four classic food tests to reveal the invisible chemical composition of everyday Kenyan foods. The four tests — Benedict's for reducing sugars, Iodine for starch, Biuret for proteins, and the Emulsion test for lipids — each exploit a specific chemical interaction that produces a visible colour change, giving students direct, observable evidence of macromolecule presence. Working in small laboratory groups, students test ripe banana, Ribena, ugali, potato, milk, beans extract, avocado, cooking oil, and groundnuts, then compare their results to food label predictions from Lesson 1.</w:t>
-            </w:r>
-          </w:p>
-          <w:p>
-            <w:pPr>
-              <w:spacing w:after="40" w:before="0"/>
-              <w:jc w:val="left"/>
-            </w:pPr>
-            <w:r>
-              <w:rPr>
-                <w:rFonts w:ascii="Arial" w:cs="Arial" w:eastAsia="Arial" w:hAnsi="Arial"/>
-                <w:b w:val="false"/>
-                <w:bCs w:val="false"/>
-                <w:i w:val="false"/>
-                <w:iCs w:val="false"/>
-                <w:color w:val="000000"/>
-                <w:sz w:val="18"/>
-                <w:szCs w:val="18"/>
-              </w:rPr>
-              <w:t xml:space="preserve"/>
-            </w:r>
-          </w:p>
-          <w:p>
-            <w:pPr>
-              <w:spacing w:after="40" w:before="0"/>
-              <w:jc w:val="left"/>
-            </w:pPr>
-            <w:r>
-              <w:rPr>
-                <w:rFonts w:ascii="Arial" w:cs="Arial" w:eastAsia="Arial" w:hAnsi="Arial"/>
-                <w:b w:val="false"/>
-                <w:bCs w:val="false"/>
-                <w:i w:val="false"/>
-                <w:iCs w:val="false"/>
-                <w:color w:val="000000"/>
-                <w:sz w:val="18"/>
-                <w:szCs w:val="18"/>
-              </w:rPr>
-              <w:t xml:space="preserve">The sensemaking core of this lesson is the gap between prediction and observation. Students will encounter surprises: ripe banana tests positive for reducing sugars (glucose and fructose) because ripening converts starch to simple sugars, while unripe banana would test positive for starch instead. Ugali and potato test strongly positive for starch but weakly for reducing sugars. Milk tests positive for both protein (Biuret) and reducing sugar (lactose via Benedict's). These nuances push students beyond simple category labels into understanding that foods contain mixtures of macromolecules, and that composition changes with processing and ripening — directly relevant to why the mandazi-and-soda meal gives only simple sugars while ugali gives slow-release starch.</w:t>
-            </w:r>
-          </w:p>
-          <w:p>
-            <w:pPr>
-              <w:spacing w:after="40" w:before="0"/>
-              <w:jc w:val="left"/>
-            </w:pPr>
-            <w:r>
-              <w:rPr>
-                <w:rFonts w:ascii="Arial" w:cs="Arial" w:eastAsia="Arial" w:hAnsi="Arial"/>
-                <w:b w:val="false"/>
-                <w:bCs w:val="false"/>
-                <w:i w:val="false"/>
-                <w:iCs w:val="false"/>
-                <w:color w:val="000000"/>
-                <w:sz w:val="18"/>
-                <w:szCs w:val="18"/>
-              </w:rPr>
-              <w:t xml:space="preserve"/>
-            </w:r>
-          </w:p>
-          <w:p>
-            <w:pPr>
-              <w:spacing w:after="40" w:before="0"/>
-              <w:jc w:val="left"/>
-            </w:pPr>
-            <w:r>
-              <w:rPr>
-                <w:rFonts w:ascii="Arial" w:cs="Arial" w:eastAsia="Arial" w:hAnsi="Arial"/>
-                <w:b w:val="false"/>
-                <w:bCs w:val="false"/>
-                <w:i w:val="false"/>
-                <w:iCs w:val="false"/>
-                <w:color w:val="000000"/>
-                <w:sz w:val="18"/>
-                <w:szCs w:val="18"/>
-              </w:rPr>
-              <w:t xml:space="preserve">The lesson concludes with DQB updating and model revision. Students annotate their cumulative food-chemistry model to show which macromolecules were confirmed in which foods and flag questions about how the body breaks these chemicals down — a direct bridge to enzyme lessons ahead. By the end of the lesson, students have produced their own empirical evidence that directly links the macromolecule composition of specific foods to the health and energy observations in the anchoring phenomenon.</w:t>
+              <w:t xml:space="preserve">In this 40-minute practical lesson, learners work in small groups to perform four standard food tests on four Kenyan food samples: ugali flour suspension (starch test with iodine), sugar solution (reducing sugar test with Benedict solution), fresh milk (protein test with biuret reagent and lipid test with ethanol emulsion test), and avocado pulp suspension (lipid test with ethanol emulsion test). Students predict results before testing, observe and record colour changes, construct an evidence table, and use their findings to re-examine a Kenyan food label displayed as the anchoring phenomenon. The lesson uses a Predict-Observe-Explain framework followed by DQB updating and consensus model building.</w:t>
             </w:r>
           </w:p>
         </w:tc>
@@ -12876,7 +10919,7 @@
                 <w:sz w:val="18"/>
                 <w:szCs w:val="18"/>
               </w:rPr>
-              <w:t xml:space="preserve">Students receive a Prediction Table (prepared on paper or drawn in exercise books) listing nine food samples across the top and four tests down the side. Working individually for 3 minutes, they fill in each cell with their predicted result — positive (+) or negative (−) and the expected colour change — drawing on knowledge from Lessons 1–3. They then share predictions with a partner for 1 minute, noting any disagreements, before the teacher takes a class poll on two deliberately tricky predictions: ripe banana with Iodine test, and milk with Benedict's test.</w:t>
+              <w:t xml:space="preserve">Students are shown four Kenyan food samples at their benches and a projected image of a Kenyan food product label highlighting carbohydrate, protein, and fat content. Each group receives a prediction table with columns: Food Sample, Biomolecule Expected, Reagent to Use, Predicted Colour Change (positive result). Groups spend 5 minutes completing predictions using knowledge from Lessons 1 to 3, discussing reasons for each prediction with their peers before writing.</w:t>
             </w:r>
           </w:p>
         </w:tc>
@@ -12912,7 +10955,7 @@
             <w:pPr>
               <w:spacing w:after="20" w:before="0"/>
             </w:pPr>
-            <w:hyperlink w:history="1" r:id="rIdkrwhm5cr6xvriehccwbn5">
+            <w:hyperlink w:history="1" r:id="rId33dj2snuj3w-pb3wtw6yu">
               <w:r>
                 <w:rPr>
                   <w:rFonts w:ascii="Arial" w:cs="Arial" w:eastAsia="Arial" w:hAnsi="Arial"/>
@@ -12921,7 +10964,7 @@
                   <w:szCs w:val="16"/>
                   <w:u w:val="single" w:color="2E75B6"/>
                 </w:rPr>
-                <w:t xml:space="preserve">Cell parts and their functions</w:t>
+                <w:t xml:space="preserve">Worked example: Using oxidation numbers to identify oxidation and reduction</w:t>
               </w:r>
             </w:hyperlink>
           </w:p>
@@ -12945,7 +10988,7 @@
               <w:spacing w:after="10" w:before="0"/>
               <w:ind w:left="120"/>
             </w:pPr>
-            <w:hyperlink w:history="1" r:id="rIdgjxe0w4ladwddyyp4qyql">
+            <w:hyperlink w:history="1" r:id="rId5mowby6aglngff4l00pyt">
               <w:r>
                 <w:rPr>
                   <w:rFonts w:ascii="Arial" w:cs="Arial" w:eastAsia="Arial" w:hAnsi="Arial"/>
@@ -12990,7 +11033,7 @@
             <w:pPr>
               <w:spacing w:after="20" w:before="0"/>
             </w:pPr>
-            <w:hyperlink w:history="1" r:id="rId3chwj_zfv5w8pacnjkmqr">
+            <w:hyperlink w:history="1" r:id="rIdry6ywnd4svnfnd3k4hokb">
               <w:r>
                 <w:rPr>
                   <w:rFonts w:ascii="Arial" w:cs="Arial" w:eastAsia="Arial" w:hAnsi="Arial"/>
@@ -12999,7 +11042,7 @@
                   <w:szCs w:val="16"/>
                   <w:u w:val="single" w:color="2E75B6"/>
                 </w:rPr>
-                <w:t xml:space="preserve">topical-test-form-1-biology-cell-and-tissue-answers</w:t>
+                <w:t xml:space="preserve">topical-test-form-2-biology-food-and-diet-answers</w:t>
               </w:r>
             </w:hyperlink>
           </w:p>
@@ -13023,7 +11066,7 @@
               <w:spacing w:after="10" w:before="0"/>
               <w:ind w:left="120"/>
             </w:pPr>
-            <w:hyperlink w:history="1" r:id="rIdwv_saciweijsm4m_568dd">
+            <w:hyperlink w:history="1" r:id="rIdnitqv5zrd3by26ost55iy">
               <w:r>
                 <w:rPr>
                   <w:rFonts w:ascii="Arial" w:cs="Arial" w:eastAsia="Arial" w:hAnsi="Arial"/>
@@ -13065,7 +11108,7 @@
                 <w:sz w:val="18"/>
                 <w:szCs w:val="18"/>
               </w:rPr>
-              <w:t xml:space="preserve">Display the Prediction Table on the board (or write it as a grid). Say: 'Before we touch a single reagent, I want you to be a food scientist in your mind. Look at each food sample and each test. Based on everything we have built in our model over the last three lessons, predict: will this test be positive or negative, and what colour do you expect to see? You have three minutes — work alone, in silence.' [START TIMER — 3 minutes silent individual work.] After 3 minutes: 'Now share with your partner. If you disagree on any cell, put a star next to it — those are your uncertainty spots.' [1 minute pair share.] Then conduct a class poll: 'Hands up — who predicts ripe banana will be POSITIVE for iodine?' [Count and note number publicly.] 'Hands up for NEGATIVE?' [Count.] Do NOT reveal the answer. Say: 'Interesting. We are split. Remember your prediction — the experiment will judge, not me.' Repeat for milk with Benedict's test. Cold-call 2 students to give a reasoning sentence: 'Wanjiku, tell me your reasoning for the milk prediction in one sentence.' [WAIT TIME — 12 seconds.] 'Otieno, do you agree or disagree with Wanjiku, and why?' [WAIT TIME — 10 seconds.] Record both responses on the board under 'Our Predictions — Milk + Benedict's.'</w:t>
+              <w:t xml:space="preserve">Display the food label image and ask: 'This label claims ugali flour contains starch and avocado contains fat. How could we test whether these claims are true?' Distribute prediction tables. Circulate and prompt groups with questions such as: 'Which reagent did we say detects reducing sugars?' and 'What colour change would tell you starch is present?' Avoid confirming or correcting predictions at this stage to preserve genuine inquiry.</w:t>
             </w:r>
           </w:p>
         </w:tc>
@@ -13097,7 +11140,7 @@
                 <w:sz w:val="18"/>
                 <w:szCs w:val="18"/>
               </w:rPr>
-              <w:t xml:space="preserve">Activating Prior Knowledge with Accountability: Students are required to generate specific, colour-coded predictions before observing, making their mental models visible and testable. The public class poll creates cognitive commitment — students are emotionally invested in seeing whether their prediction holds, which dramatically increases attention during the Observe phase. Noting disagreement stars models scientific uncertainty as legitimate and productive.</w:t>
+              <w:t xml:space="preserve">Prediction tables activate prior knowledge and create cognitive commitment — students will be motivated to compare their predicted results with actual observations. The food label image anchors the activity in the phenomenon and keeps the driving question visible.</w:t>
             </w:r>
           </w:p>
         </w:tc>
@@ -13129,7 +11172,7 @@
                 <w:sz w:val="18"/>
                 <w:szCs w:val="18"/>
               </w:rPr>
-              <w:t xml:space="preserve">Teacher circulates during silent prediction time and scans Prediction Tables. Look for: (1) students who leave cells blank — these students have gaps in prior knowledge from Lessons 1–3 and need prompting ('What does Benedict's reagent detect? Which foods from Lesson 2 had that molecule?'); (2) students who predict iodine-positive for ripe banana — this reveals a common misconception that all carbohydrates give the same iodine result; (3) students who predict milk as protein-only — this reveals incomplete understanding that milk contains lactose (a reducing sugar). Note the class split on the two poll questions as a percentage and use this to calibrate how much scaffolding to provide during the Observe phase.</w:t>
+              <w:t xml:space="preserve">Collect a quick show of hands: 'Who predicts the sugar solution will turn brick-red with Benedict solution?' Listen for misconceptions such as confusing iodine with biuret reagent or expecting all tests to give the same positive colour. Use responses to identify groups needing closer support during the practical.</w:t>
             </w:r>
           </w:p>
         </w:tc>
@@ -13195,7 +11238,7 @@
                 <w:sz w:val="18"/>
                 <w:szCs w:val="18"/>
               </w:rPr>
-              <w:t xml:space="preserve">Students work in pre-assigned groups of 4–5, each group at a labelled station with all nine food samples already prepared (extracts in labelled test tubes, solid samples mashed where needed). Groups perform all four tests sequentially, following a printed protocol card. Each student in the group has a role: Safety Monitor, Reagent Handler, Timer/Recorder, Colour Observer, and Reporter. Students record actual colour changes in their Results Table immediately after each test, before moving to the next. The hot water bath for Benedict's test is managed at a central station supervised by the teacher. Groups photograph their colour changes on a phone (if available) or sketch the colour in coloured pencil. After all tests are complete, groups compare their Results Table to their Prediction Table and circle every cell where the result differed from prediction.</w:t>
+              <w:t xml:space="preserve">Groups carry out the four food tests following a structured procedure card: (1) Iodine test — add 3 drops of iodine solution to ugali suspension in a white tile well; observe colour change. (2) Benedict test — add 1 cm3 of sugar solution to a test tube, add 2 cm3 of Benedict solution, heat in a water bath for 5 minutes; observe colour change. (3) Biuret test — add 1 cm3 of milk to a test tube, add 2 drops of sodium hydroxide solution followed by 2 drops of copper sulfate solution; observe colour change. (4) Ethanol emulsion test — add a small piece of avocado pulp and 2 cm3 of ethanol to a test tube, shake for 1 minute, pour the ethanol layer into a second test tube containing 2 cm3 of water; observe whether a milky white emulsion forms. Students record all observations — including negative results — in a results table in their science notebooks.</w:t>
             </w:r>
           </w:p>
         </w:tc>
@@ -13231,7 +11274,7 @@
             <w:pPr>
               <w:spacing w:after="20" w:before="0"/>
             </w:pPr>
-            <w:hyperlink w:history="1" r:id="rIdcabvh0xshsltihuidlyxr">
+            <w:hyperlink w:history="1" r:id="rIdvwswul4td1dwehnhf2_cp">
               <w:r>
                 <w:rPr>
                   <w:rFonts w:ascii="Arial" w:cs="Arial" w:eastAsia="Arial" w:hAnsi="Arial"/>
@@ -13240,7 +11283,7 @@
                   <w:szCs w:val="16"/>
                   <w:u w:val="single" w:color="2E75B6"/>
                 </w:rPr>
-                <w:t xml:space="preserve">Cell parts and their functions</w:t>
+                <w:t xml:space="preserve">Worked example: Using oxidation numbers to identify oxidation and reduction</w:t>
               </w:r>
             </w:hyperlink>
           </w:p>
@@ -13264,7 +11307,7 @@
               <w:spacing w:after="10" w:before="0"/>
               <w:ind w:left="120"/>
             </w:pPr>
-            <w:hyperlink w:history="1" r:id="rIdblmvntk2a60019drvzgl8">
+            <w:hyperlink w:history="1" r:id="rIdnbbg4beu2cb_baxqdo4px">
               <w:r>
                 <w:rPr>
                   <w:rFonts w:ascii="Arial" w:cs="Arial" w:eastAsia="Arial" w:hAnsi="Arial"/>
@@ -13309,7 +11352,7 @@
             <w:pPr>
               <w:spacing w:after="20" w:before="0"/>
             </w:pPr>
-            <w:hyperlink w:history="1" r:id="rIdujqd6evskqbakp8v2yedt">
+            <w:hyperlink w:history="1" r:id="rId2awzsbsbfoic3kkjsudcl">
               <w:r>
                 <w:rPr>
                   <w:rFonts w:ascii="Arial" w:cs="Arial" w:eastAsia="Arial" w:hAnsi="Arial"/>
@@ -13318,7 +11361,7 @@
                   <w:szCs w:val="16"/>
                   <w:u w:val="single" w:color="2E75B6"/>
                 </w:rPr>
-                <w:t xml:space="preserve">topical-test-form-1-biology-cell-and-tissue-answers</w:t>
+                <w:t xml:space="preserve">topical-test-form-2-biology-food-and-diet-answers</w:t>
               </w:r>
             </w:hyperlink>
           </w:p>
@@ -13342,7 +11385,7 @@
               <w:spacing w:after="10" w:before="0"/>
               <w:ind w:left="120"/>
             </w:pPr>
-            <w:hyperlink w:history="1" r:id="rIdykzrygt5z0zwx5rkmphvf">
+            <w:hyperlink w:history="1" r:id="rIds3x_xj2jbbdabixglxsbc">
               <w:r>
                 <w:rPr>
                   <w:rFonts w:ascii="Arial" w:cs="Arial" w:eastAsia="Arial" w:hAnsi="Arial"/>
@@ -13384,7 +11427,7 @@
                 <w:sz w:val="18"/>
                 <w:szCs w:val="18"/>
               </w:rPr>
-              <w:t xml:space="preserve">Before groups begin, spend 90 seconds on a safety briefing: 'Three non-negotiables today. One: test-tube holders must be used at the hot water bath at ALL times — no exceptions, no fingers on hot glass. Two: sodium hydroxide in the Biuret reagent stays in the test tube — if it touches your skin, rinse immediately with water from the bucket at the front. Three: the ethanol for the emulsion test must stay away from the Bunsen burner or any flame — I will be watching.' Distribute protocol cards. Say: 'Your protocol card is your script. Read step one, do step one, record, then read step two. Do not rush ahead.' Circulate continuously. At the Benedict's station, stay close and narrate: 'Watch the colour as the temperature rises — what are you seeing right now? Call it out.' [Prompt groups who stay silent: 'Colours do not describe themselves — your Colour Observer should be talking.'] When a group records a positive Benedict's for ripe banana, say: 'You got a brick-red precipitate on ripe banana. Before you move on — look at your Prediction Table. What did you predict?' [WAIT TIME — 10 seconds.] 'Does this match?' At the Iodine station, cold-call the Recorder: 'Amina, read me exactly what colour you are seeing on ugali right now.' [WAIT TIME — 8 seconds.] 'And what colour on ripe banana?' [WAIT TIME — 8 seconds.] At the Biuret station, remind groups: 'Add NaOH FIRST, then the copper sulphate — if you reverse the order, you will not see a clear result.' For the emulsion test: 'Add the food to ethanol, shake, then pour into water. Watch what forms at the surface.' With 5 minutes remaining, instruct groups: 'Stop testing. Circle every cell in your Results Table where the result does not match your prediction. Count your circles — how many surprises did you get?'</w:t>
+              <w:t xml:space="preserve">Demonstrate the water bath procedure and ethanol emulsion test before students begin. Circulate continuously, prompting accurate observation with questions such as: 'Describe exactly what you see — do not just write positive or negative.' Remind students of safety rules at each station. For groups whose Benedict test has not changed after 5 minutes, ask: 'What does no colour change tell us?' to normalise negative results as valid evidence.</w:t>
             </w:r>
           </w:p>
         </w:tc>
@@ -13416,7 +11459,7 @@
                 <w:sz w:val="18"/>
                 <w:szCs w:val="18"/>
               </w:rPr>
-              <w:t xml:space="preserve">Role-Based Collaborative Inquiry: Assigning distinct roles (Safety Monitor, Reagent Handler, Timer/Recorder, Colour Observer, Reporter) ensures every student is actively engaged rather than watching one student do all the work. This mirrors real laboratory practice and builds science process skills. The act of circling mismatches between prediction and result is a deliberate metacognitive move — it forces students to confront the difference between what they thought they knew and what the evidence shows, which is the engine of conceptual change.</w:t>
+              <w:t xml:space="preserve">The structured procedure card scaffolds the practical without removing student agency. Requiring written descriptions of colour (not just ticks) builds precision in scientific language. Including a negative control option — testing water — deepens understanding of what a negative result means.</w:t>
             </w:r>
           </w:p>
         </w:tc>
@@ -13448,7 +11491,7 @@
                 <w:sz w:val="18"/>
                 <w:szCs w:val="18"/>
               </w:rPr>
-              <w:t xml:space="preserve">Teacher watches for: (1) Correct identification of Benedict's positive result — brick-red/orange precipitate, not just a colour change in the solution; students who report 'it went orange' without noting the precipitate need redirection. (2) Groups confusing iodine blue-black (starch positive) with a brown colour (iodine negative) — circulate and ask 'What is the control colour of iodine? What changed?' (3) Biuret purple colour — some groups may see a weak lilac and be unsure; prompt 'Compare to the colour before you added the reagents. Any shift toward purple counts as positive.' (4) Emulsion test — look for groups who do not see a milky emulsion for oil; they may have used too little ethanol. (5) Count of 'surprises' (circled mismatches): groups with 0 surprises may have adjusted their records to match predictions — probe these groups immediately.</w:t>
+              <w:t xml:space="preserve">Observe group results tables during the practical. Ask targeted groups to read their observation aloud: 'You wrote blue-black for ugali — what does that tell you about the biomolecule present?' Use a quick thumbs-up check after each test to gauge whether all groups have completed it before moving on.</w:t>
             </w:r>
           </w:p>
         </w:tc>
@@ -13514,7 +11557,7 @@
                 <w:sz w:val="18"/>
                 <w:szCs w:val="18"/>
               </w:rPr>
-              <w:t xml:space="preserve">Groups appoint their Reporter to present two findings to the class: one result that matched their prediction and one that did not, with a proposed explanation for each. After all groups report (a carousel-style rapid share of 2 minutes per group), the class engages in a whole-group 'Evidence Synthesis' discussion facilitated by the teacher. Students use their results to answer three targeted questions written on the board: (1) Why did ripe banana test positive for reducing sugars but negative (or weakly positive) for starch, while ugali tested strongly positive for starch? (2) Why does milk test positive for both protein AND reducing sugar — does this mean milk is 'complex'? (3) Based on your results, which foods from today's tests would give the Kisumu student the most sustained energy — and why? Students record their group's consensus answers in their notebooks.</w:t>
+              <w:t xml:space="preserve">Groups compare their actual results with their predictions, annotating their prediction tables with ticks or crosses and writing a one-sentence conclusion for each test. A class gallery walk follows: each group posts their results table on the wall and reads two other groups results, using sticky notes to add agreements or questions. Whole-class discussion is facilitated for 7 minutes to reach consensus on which biomolecules were detected and what evidence supports each conclusion. Students return to the food label image and annotate a printed copy, circling claims on the label that their experimental results support.</w:t>
             </w:r>
           </w:p>
         </w:tc>
@@ -13550,7 +11593,7 @@
             <w:pPr>
               <w:spacing w:after="20" w:before="0"/>
             </w:pPr>
-            <w:hyperlink w:history="1" r:id="rIdn9d3xz35nqlm1m2msj3ba">
+            <w:hyperlink w:history="1" r:id="rIdrxaxsbuovchf29w2xfvdg">
               <w:r>
                 <w:rPr>
                   <w:rFonts w:ascii="Arial" w:cs="Arial" w:eastAsia="Arial" w:hAnsi="Arial"/>
@@ -13559,7 +11602,7 @@
                   <w:szCs w:val="16"/>
                   <w:u w:val="single" w:color="2E75B6"/>
                 </w:rPr>
-                <w:t xml:space="preserve">Cell parts and their functions</w:t>
+                <w:t xml:space="preserve">Worked example: Using oxidation numbers to identify oxidation and reduction</w:t>
               </w:r>
             </w:hyperlink>
           </w:p>
@@ -13583,7 +11626,7 @@
               <w:spacing w:after="10" w:before="0"/>
               <w:ind w:left="120"/>
             </w:pPr>
-            <w:hyperlink w:history="1" r:id="rIdvxrxgkwc0ej2kxcu6eisv">
+            <w:hyperlink w:history="1" r:id="rIdoqx9rhlrip70ffyf8zh6f">
               <w:r>
                 <w:rPr>
                   <w:rFonts w:ascii="Arial" w:cs="Arial" w:eastAsia="Arial" w:hAnsi="Arial"/>
@@ -13628,7 +11671,7 @@
             <w:pPr>
               <w:spacing w:after="20" w:before="0"/>
             </w:pPr>
-            <w:hyperlink w:history="1" r:id="rIdv4wuwo4fkalortp74qgdi">
+            <w:hyperlink w:history="1" r:id="rIdoluhv840j1bstjzpppa1c">
               <w:r>
                 <w:rPr>
                   <w:rFonts w:ascii="Arial" w:cs="Arial" w:eastAsia="Arial" w:hAnsi="Arial"/>
@@ -13637,7 +11680,7 @@
                   <w:szCs w:val="16"/>
                   <w:u w:val="single" w:color="2E75B6"/>
                 </w:rPr>
-                <w:t xml:space="preserve">topical-test-form-1-biology-cell-and-tissue-answers</w:t>
+                <w:t xml:space="preserve">topical-test-form-2-biology-food-and-diet-answers</w:t>
               </w:r>
             </w:hyperlink>
           </w:p>
@@ -13661,7 +11704,7 @@
               <w:spacing w:after="10" w:before="0"/>
               <w:ind w:left="120"/>
             </w:pPr>
-            <w:hyperlink w:history="1" r:id="rId8_c4q71ygoefnfcoybodh">
+            <w:hyperlink w:history="1" r:id="rIduegdr8dqlavuifpxbc8d1">
               <w:r>
                 <w:rPr>
                   <w:rFonts w:ascii="Arial" w:cs="Arial" w:eastAsia="Arial" w:hAnsi="Arial"/>
@@ -13703,7 +11746,7 @@
                 <w:sz w:val="18"/>
                 <w:szCs w:val="18"/>
               </w:rPr>
-              <w:t xml:space="preserve">After all groups have reported, draw a 2-column table on the board: 'What We Predicted' vs 'What the Evidence Showed.' Populate it rapidly with class data. Then say: 'I want to focus on two foods that surprised most groups. Ripe banana — nearly every group predicted it would test positive for starch, because banana is a carbohydrate. But most of you got a positive Benedict's and a NEGATIVE or very faint iodine. Why?' [WAIT TIME — 12 seconds. Do not accept 'I don't know' — redirect: 'Think back to Lesson 2. What happens to starch when a fruit ripens? What molecules does starch break down into?'] Cold-call student: 'Kipchoge, what do you think is happening inside the banana as it gets riper and sweeter?' [WAIT TIME — 12 seconds.] After a student articulates the starch-to-sugar conversion, affirm and extend: 'Exactly. Ripening is a chemical process. Enzymes inside the banana break starch into glucose and fructose — reducing sugars. So the food chemistry changes even before we eat it. How does this connect to our phenomenon? If Adhiambo ate unripe banana instead of ripe, would her energy curve look different?' [WAIT TIME — 10 seconds.] Cold-call a second student for the milk question: 'Fatuma, milk surprised your group. Tell us what you found and what you think it means about milk as a food.' [WAIT TIME — 12 seconds.] Consolidate with: 'Milk contains both casein — a protein — and lactose — a reducing sugar that Benedict's detects. This is why milk is considered a complete food for infants. It has protein for growth AND sugar for energy.' Finally, connect to the phenomenon directly: 'Now look at question 3. Which of today's foods would give Adhiambo the most sustained energy?' [Allow 2 pairs to share before consolidating: 'Ugali and beans extract together — starch for slow release, protein for sustained cellular processes. Ripe banana and Ribena would give quick energy because they are simple reducing sugars. This is exactly the difference between Adhiambo's ugali meal and her mandazi-and-soda meal.']</w:t>
+              <w:t xml:space="preserve">Facilitate the gallery walk by directing students to look for patterns: 'Did every group get a blue-black colour for ugali? What does agreement across groups tell us about reliability?' During whole-class discussion, use the talk move 'Can you add on to what your classmate said?' to build explanations collectively. Connect results to the food label: 'Your results show milk contains protein — does the label agree?' Challenge students with: 'If the avocado test was positive for lipid, why does the label list fat rather than lipid?'</w:t>
             </w:r>
           </w:p>
         </w:tc>
@@ -13735,7 +11778,7 @@
                 <w:sz w:val="18"/>
                 <w:szCs w:val="18"/>
               </w:rPr>
-              <w:t xml:space="preserve">Evidence-to-Explanation Bridging with Phenomenon Anchoring: The three targeted board questions are specifically designed to move students from raw data (colour changes) to mechanistic explanation (why does the colour change? what macromolecule is present? what does that mean for the body?). By explicitly requiring students to connect their results back to Adhiambo's energy experience and her brother's malnutrition, the teacher prevents the experiment from becoming an isolated 'cookbook' activity and maintains the storyline thread. The ripe banana surprise is deliberately used as a productive disruption — a case where prior knowledge was incomplete — to model how scientists revise explanations in light of evidence.</w:t>
+              <w:t xml:space="preserve">Comparing predictions with observations creates productive cognitive conflict where results differ from expectations, deepening conceptual engagement. The gallery walk distributes sensemaking across the class and builds scientific norms of checking others results. Annotating the food label closes the loop to the anchoring phenomenon.</w:t>
             </w:r>
           </w:p>
         </w:tc>
@@ -13767,7 +11810,7 @@
                 <w:sz w:val="18"/>
                 <w:szCs w:val="18"/>
               </w:rPr>
-              <w:t xml:space="preserve">During Reporter presentations, listen for: (1) students who explain a mismatch by blaming 'bad reagents' or 'wrong technique' rather than revising their conceptual model — these students need redirection toward 'What if the reagent was correct and our prediction was wrong? What would that mean about the food?' (2) Students who correctly identify that ripe banana has undergone enzymatic conversion of starch to sugar — this is advanced thinking that previews Lesson 5 on enzymes and should be publicly affirmed. (3) In written answers to question 3, look for explicit use of terms 'reducing sugars,' 'starch,' 'slow release,' 'sustained energy' — absence of these terms indicates the student has not yet connected food test results to the physiological phenomenon and needs individual follow-up.</w:t>
+              <w:t xml:space="preserve">Listen for explanations that include: the specific reagent used, the colour change observed, and the name of the biomolecule detected. Identify any student who conflates the test reagent with the biomolecule name and provide immediate corrective questioning. Collect one annotated food label per group as an exit artefact.</w:t>
             </w:r>
           </w:p>
         </w:tc>
@@ -13833,7 +11876,7 @@
                 <w:sz w:val="18"/>
                 <w:szCs w:val="18"/>
               </w:rPr>
-              <w:t xml:space="preserve">Each group receives three sticky notes or small paper slips in three colours: green (new evidence confirmed), orange (prediction revised — we were wrong), red (new question raised). Groups spend 3 minutes writing one note per colour, then the Reporter physically places each note on the class DQB under the appropriate column: 'Evidence We Now Have,' 'Ideas We Have Revised,' and 'Questions We Still Have.' The teacher reads selected notes aloud and facilitates a 2-minute whole-class synthesis to identify the most important new question emerging from today's evidence.</w:t>
+              <w:t xml:space="preserve">Each student writes one new question or revised thinking onto a sticky note and adds it to the class Driving Question Board under one of three columns: 'What we now know from evidence', 'What we are still wondering', and 'How this connects to our health'. Example contributions: 'We know avocado contains lipid because ethanol emulsion test gave a milky white result'; 'We are still wondering why the body needs protein specifically'; 'If ugali is mainly starch, does eating a lot of it give us more energy than eating avocado?' The teacher reads selected notes aloud and organises them under the three columns in front of the class.</w:t>
             </w:r>
           </w:p>
         </w:tc>
@@ -13869,7 +11912,7 @@
             <w:pPr>
               <w:spacing w:after="20" w:before="0"/>
             </w:pPr>
-            <w:hyperlink w:history="1" r:id="rIdsu_3w_ulybandzbthqqt3">
+            <w:hyperlink w:history="1" r:id="rIdfrbeokabnrt5_1ift-t3z">
               <w:r>
                 <w:rPr>
                   <w:rFonts w:ascii="Arial" w:cs="Arial" w:eastAsia="Arial" w:hAnsi="Arial"/>
@@ -13878,7 +11921,7 @@
                   <w:szCs w:val="16"/>
                   <w:u w:val="single" w:color="2E75B6"/>
                 </w:rPr>
-                <w:t xml:space="preserve">Cell parts and their functions</w:t>
+                <w:t xml:space="preserve">Worked example: Using oxidation numbers to identify oxidation and reduction</w:t>
               </w:r>
             </w:hyperlink>
           </w:p>
@@ -13902,7 +11945,7 @@
               <w:spacing w:after="10" w:before="0"/>
               <w:ind w:left="120"/>
             </w:pPr>
-            <w:hyperlink w:history="1" r:id="rId2tmmsajwwld0wf_mwm54l">
+            <w:hyperlink w:history="1" r:id="rIdmhrbcukqzncwjw21fb8qm">
               <w:r>
                 <w:rPr>
                   <w:rFonts w:ascii="Arial" w:cs="Arial" w:eastAsia="Arial" w:hAnsi="Arial"/>
@@ -13947,7 +11990,7 @@
             <w:pPr>
               <w:spacing w:after="20" w:before="0"/>
             </w:pPr>
-            <w:hyperlink w:history="1" r:id="rIdgfu8n_xafkbeuleqzldkz">
+            <w:hyperlink w:history="1" r:id="rIdjg2d3x6fmtcsnumjf5r09">
               <w:r>
                 <w:rPr>
                   <w:rFonts w:ascii="Arial" w:cs="Arial" w:eastAsia="Arial" w:hAnsi="Arial"/>
@@ -13956,7 +11999,7 @@
                   <w:szCs w:val="16"/>
                   <w:u w:val="single" w:color="2E75B6"/>
                 </w:rPr>
-                <w:t xml:space="preserve">topical-test-form-1-biology-cell-and-tissue-answers</w:t>
+                <w:t xml:space="preserve">topical-test-form-2-biology-food-and-diet-answers</w:t>
               </w:r>
             </w:hyperlink>
           </w:p>
@@ -13980,7 +12023,7 @@
               <w:spacing w:after="10" w:before="0"/>
               <w:ind w:left="120"/>
             </w:pPr>
-            <w:hyperlink w:history="1" r:id="rIdm9rgi9cb4eub2tewelpsk">
+            <w:hyperlink w:history="1" r:id="rIdmgm2_atjr-aphdqz0wmt4">
               <w:r>
                 <w:rPr>
                   <w:rFonts w:ascii="Arial" w:cs="Arial" w:eastAsia="Arial" w:hAnsi="Arial"/>
@@ -14022,7 +12065,7 @@
                 <w:sz w:val="18"/>
                 <w:szCs w:val="18"/>
               </w:rPr>
-              <w:t xml:space="preserve">Point to the DQB and say: 'Our driving question is still: Why do the chemicals in food determine how our bodies grow, move, and stay healthy? Today you generated real evidence. Now you need to update the board with what that evidence means.' Distribute coloured slips. Say: 'Green note: one piece of evidence from today's experiment that confirms something we already had on the board. Orange note: one idea or prediction you had before today that the experiment forced you to change. Red note: one new question today's results raised — something you now want to know that you did not wonder about before.' [Give 3 minutes.] As groups post notes, read several aloud. Look for red notes that mention enzymes or digestion: 'I see Juma's group is asking: If ripe banana already has simple sugars, does the body even need to digest it the same way as ugali? That is a brilliant question and it connects directly to where we are going in Lesson 5.' Write this question prominently on the DQB in a 'Bridge to Enzymes' section. Also look for orange notes about milk: affirm any group that revised their prediction that milk was only a protein food. Conclude: 'The DQB is showing us that today's experiment answered some questions but raised new ones. That is exactly how science works — each answer opens new doors. The biggest door we opened today is: how does the body chemically break down these macromolecules? That is Lesson 5.'</w:t>
+              <w:t xml:space="preserve">Prompt students who are unsure what to write by asking: 'What surprised you today?' or 'What question do you now have about why the body needs one of the biomolecules you detected?' Ensure contributions from all groups are represented on the board. Use the board to preview upcoming lessons: 'Several of you are asking why we need protein — that is exactly what Lesson 5 will address.'</w:t>
             </w:r>
           </w:p>
         </w:tc>
@@ -14054,7 +12097,7 @@
                 <w:sz w:val="18"/>
                 <w:szCs w:val="18"/>
               </w:rPr>
-              <w:t xml:space="preserve">Three-Colour Evidence Mapping: Using three distinct colours for confirmed evidence, revised ideas, and new questions structures the DQB update so that students must explicitly categorise their learning rather than simply adding disconnected notes. The 'orange' category is especially important: requiring students to publicly acknowledge a revised prediction normalises intellectual humility and models the iterative nature of scientific understanding. The teacher's act of identifying bridge questions (red notes about enzymes) actively links the current lesson to the next, maintaining storyline coherence.</w:t>
+              <w:t xml:space="preserve">The DQB makes student thinking visible, validates curiosity as part of science, and creates coherence across the lesson sequence. Organising notes into the three columns models scientific discourse — distinguishing evidence from inference and known from unknown.</w:t>
             </w:r>
           </w:p>
         </w:tc>
@@ -14086,7 +12129,7 @@
                 <w:sz w:val="18"/>
                 <w:szCs w:val="18"/>
               </w:rPr>
-              <w:t xml:space="preserve">Teacher evaluates the quality of sticky notes for three indicators: (1) Green notes should cite a specific test result and a specific macromolecule — vague notes like 'we confirmed carbohydrates are in food' indicate shallow engagement; specific notes like 'Benedict's brick-red on Ribena confirms it contains reducing sugars, matching Lesson 1 food label data' indicate strong evidence integration. (2) Orange notes should articulate WHY the prediction was wrong, not just that it was wrong — 'We thought ripe banana had starch, but ripening converts starch to reducing sugars' is the target level. (3) Red notes that mention processes (digestion, enzymes, absorption) rather than just composition (what is in food) indicate students are thinking ahead mechanistically — note these students for differentiated challenge in Lesson 5.</w:t>
+              <w:t xml:space="preserve">Scan sticky notes for evidence that students can connect a specific food test result to a biomolecule and to a food label claim. Notes that remain at the level of 'I liked the experiment' indicate a student who may need a brief one-to-one check-in before the next lesson.</w:t>
             </w:r>
           </w:p>
         </w:tc>
@@ -14152,7 +12195,7 @@
                 <w:sz w:val="18"/>
                 <w:szCs w:val="18"/>
               </w:rPr>
-              <w:t xml:space="preserve">Students open their cumulative model diagram from Lesson 3 (a multi-panel drawing showing the four food categories and their roles in the body). They add a new 'Evidence Layer' to their model by annotating each macromolecule section with icons representing today's food tests: a blue-black hexagon for starch (iodine positive), a brick-red circle for reducing sugars (Benedict's positive), a purple rectangle for protein (Biuret positive), and a cloudy-white droplet for lipids (emulsion positive). They add at least two specific Kenyan food examples in the correct section based on today's experimental evidence. Students also draw a dotted arrow from the ripe banana annotation to write: 'Starch → Reducing sugars during ripening (enzyme action?)' — planting a seed for the enzyme lesson. The lesson closes with each student writing a one-sentence evidence statement in the format: 'Today's food tests showed that [food] contains [macromolecule] because [test result], which means in the phenomenon [connection to Adhiambo or her brother].'</w:t>
+              <w:t xml:space="preserve">Groups receive a blank A3 sheet and create a visual consensus model titled 'Biomolecules in Kenyan Foods: Evidence from Food Tests'. The model must include: (1) the four food samples tested; (2) the reagent used for each test; (3) the colour change observed as evidence; (4) the biomolecule detected; and (5) one arrow connecting each biomolecule to a function in the human body drawn from prior lessons. Groups share models with one adjacent group, give one piece of feedback using the sentence frame 'Your model shows... and could be strengthened by...', then make one revision. Models are stored in the class science portfolio for reference in later lessons.</w:t>
             </w:r>
           </w:p>
         </w:tc>
@@ -14188,7 +12231,7 @@
             <w:pPr>
               <w:spacing w:after="20" w:before="0"/>
             </w:pPr>
-            <w:hyperlink w:history="1" r:id="rIdm5gi8n2aw10sw_vc9ogiy">
+            <w:hyperlink w:history="1" r:id="rIda6kfgpfvs6uneqnmaylge">
               <w:r>
                 <w:rPr>
                   <w:rFonts w:ascii="Arial" w:cs="Arial" w:eastAsia="Arial" w:hAnsi="Arial"/>
@@ -14197,7 +12240,7 @@
                   <w:szCs w:val="16"/>
                   <w:u w:val="single" w:color="2E75B6"/>
                 </w:rPr>
-                <w:t xml:space="preserve">Cell parts and their functions</w:t>
+                <w:t xml:space="preserve">Worked example: Using oxidation numbers to identify oxidation and reduction</w:t>
               </w:r>
             </w:hyperlink>
           </w:p>
@@ -14221,7 +12264,7 @@
               <w:spacing w:after="10" w:before="0"/>
               <w:ind w:left="120"/>
             </w:pPr>
-            <w:hyperlink w:history="1" r:id="rIdrypkgem9ekwj_eoi06ubu">
+            <w:hyperlink w:history="1" r:id="rIdafcgsukv60ivlsiwffjxh">
               <w:r>
                 <w:rPr>
                   <w:rFonts w:ascii="Arial" w:cs="Arial" w:eastAsia="Arial" w:hAnsi="Arial"/>
@@ -14266,7 +12309,7 @@
             <w:pPr>
               <w:spacing w:after="20" w:before="0"/>
             </w:pPr>
-            <w:hyperlink w:history="1" r:id="rIdjcuvxiolphqwwtmckxjaj">
+            <w:hyperlink w:history="1" r:id="rIdhgc2fzonalp8_ylf9xfgc">
               <w:r>
                 <w:rPr>
                   <w:rFonts w:ascii="Arial" w:cs="Arial" w:eastAsia="Arial" w:hAnsi="Arial"/>
@@ -14275,7 +12318,7 @@
                   <w:szCs w:val="16"/>
                   <w:u w:val="single" w:color="2E75B6"/>
                 </w:rPr>
-                <w:t xml:space="preserve">topical-test-form-1-biology-cell-and-tissue-answers</w:t>
+                <w:t xml:space="preserve">topical-test-form-2-biology-food-and-diet-answers</w:t>
               </w:r>
             </w:hyperlink>
           </w:p>
@@ -14299,7 +12342,7 @@
               <w:spacing w:after="10" w:before="0"/>
               <w:ind w:left="120"/>
             </w:pPr>
-            <w:hyperlink w:history="1" r:id="rIdwtbbp4wkh1timxoiw74mu">
+            <w:hyperlink w:history="1" r:id="rIdsxu4fw-q92yfboxvt08tw">
               <w:r>
                 <w:rPr>
                   <w:rFonts w:ascii="Arial" w:cs="Arial" w:eastAsia="Arial" w:hAnsi="Arial"/>
@@ -14341,7 +12384,7 @@
                 <w:sz w:val="18"/>
                 <w:szCs w:val="18"/>
               </w:rPr>
-              <w:t xml:space="preserve">Say: 'Your cumulative model has been growing since Lesson 1. Today you earned the right to add experimental evidence to it — not just ideas from books, but results you generated yourself in this room.' Display a sample model on the board showing the blank 'Evidence Layer' boxes. Walk through the four test icons quickly: 'Blue-black hexagon — you saw this on ugali and potato with iodine. Brick-red circle — you saw this on Ribena and ripe banana with Benedict's. Purple rectangle — you saw this on milk and beans extract with Biuret. Cloudy-white droplet — you saw this on avocado and cooking oil with the emulsion test. Add these to your model now, with the food names.' [Give 4 minutes for annotation.] Then say: 'Now I want you to write one sentence that does the hardest thing in science — connecting what you observed in the lab to a real person's real experience. Your sentence must mention a specific food from today, a specific test result, and either Adhiambo's energy or her brother's growth.' [WAIT TIME — allow 2 minutes for individual writing.] Cold-call two students to read their sentences aloud. After each, ask the class: 'Does this sentence make the connection? Thumbs up if yes, sideways if partially.' If a sentence is partially connected, say: 'How could we strengthen that connection? What specific detail from our phenomenon would make this sentence more powerful?' [WAIT TIME — 10 seconds.] Close the lesson: 'Your model now has four layers: what macromolecules are, what they do, what foods contain them from food labels — and now what foods actually tested positive for in our laboratory today. In Lesson 5, we add the most important layer of all: what happens to these chemicals once they enter your digestive system — and why temperature matters to that process. Think about the school cook's porridge.'</w:t>
+              <w:t xml:space="preserve">Provide a model-building checklist as a scaffold. Circulate and ask: 'Where on your model can I see the evidence — not just the conclusion?' Prompt groups to include both positive and negative results: 'Your model only shows what was found — what does a negative result tell us, and can you show that too?' After peer feedback, ask one group to explain their revision decision to the class to model the value of critique in science.</w:t>
             </w:r>
           </w:p>
         </w:tc>
@@ -14373,7 +12416,7 @@
                 <w:sz w:val="18"/>
                 <w:szCs w:val="18"/>
               </w:rPr>
-              <w:t xml:space="preserve">Cumulative Model Annotation with Evidence Icons: Rather than creating a new model from scratch, students add an 'Evidence Layer' to their existing diagram, making the cumulative nature of scientific model-building visible and tactile. The four icons create a visual shorthand that links each macromolecule directly to a specific, empirically-verified test result rather than abstract description. The one-sentence evidence statement in the prescribed format (food → test result → macromolecule → phenomenon connection) is a writing-to-learn strategy that forces students to traverse the full inferential chain from observation to explanation — the highest-order demand of this lesson phase.</w:t>
+              <w:t xml:space="preserve">Model building requires students to synthesise observations, chemical knowledge, and functional understanding into a single coherent representation. The peer feedback protocol develops scientific communication skills and mirrors the process of peer review. Storing models in the portfolio creates continuity across the sub-strand.</w:t>
             </w:r>
           </w:p>
         </w:tc>
@@ -14405,7 +12448,7 @@
                 <w:sz w:val="18"/>
                 <w:szCs w:val="18"/>
               </w:rPr>
-              <w:t xml:space="preserve">Collect or photograph the one-sentence evidence statements at the end of class. Evaluate against four criteria: (1) Specific food named — not 'food' in general; (2) Specific test result described — colour change named; (3) Macromolecule correctly identified from the result; (4) Explicit connection to the phenomenon (Adhiambo's energy, brother's malnutrition, or the cook's porridge). Students who achieve all four criteria are ready for Lesson 5's enzyme content. Students achieving 2–3 criteria need a brief 5-minute catch-up conversation before Lesson 5. Students achieving 0–1 criteria have not yet integrated experimental evidence with the storyline and may need to revisit their Lesson 2 or 3 model notes before the next lesson. Also check that ripe banana is correctly placed under 'reducing sugars' (not starch) in the annotated model — this is the key conceptual revision from today's lesson.</w:t>
+              <w:t xml:space="preserve">Assess models against the five required components using the checklist. Note whether students include body function connections accurately — a common error is listing energy as the function of all biomolecules. Use model quality to inform grouping decisions for Lesson 5.</w:t>
             </w:r>
           </w:p>
         </w:tc>
@@ -14498,83 +12541,7 @@
                 <w:sz w:val="18"/>
                 <w:szCs w:val="18"/>
               </w:rPr>
-              <w:t xml:space="preserve">1. During the Predict Phase, how many students correctly predicted that ripe banana would test negative (or only weakly positive) for iodine — and what does the distribution of predictions tell you about the depth of understanding of starch-to-sugar conversion that students carried into today's lesson from Lesson 2?</w:t>
-            </w:r>
-          </w:p>
-          <w:p>
-            <w:pPr>
-              <w:spacing w:after="40" w:before="0"/>
-              <w:jc w:val="left"/>
-            </w:pPr>
-            <w:r>
-              <w:rPr>
-                <w:rFonts w:ascii="Arial" w:cs="Arial" w:eastAsia="Arial" w:hAnsi="Arial"/>
-                <w:b w:val="false"/>
-                <w:bCs w:val="false"/>
-                <w:i w:val="false"/>
-                <w:iCs w:val="false"/>
-                <w:color w:val="000000"/>
-                <w:sz w:val="18"/>
-                <w:szCs w:val="18"/>
-              </w:rPr>
-              <w:t xml:space="preserve">2. Were students genuinely surprised by unexpected results, or did some groups appear to adjust their recorded observations to match their predictions? If you observed the latter, what does this reveal about the classroom culture around honesty in science, and how will you address it before Lesson 5?</w:t>
-            </w:r>
-          </w:p>
-          <w:p>
-            <w:pPr>
-              <w:spacing w:after="40" w:before="0"/>
-              <w:jc w:val="left"/>
-            </w:pPr>
-            <w:r>
-              <w:rPr>
-                <w:rFonts w:ascii="Arial" w:cs="Arial" w:eastAsia="Arial" w:hAnsi="Arial"/>
-                <w:b w:val="false"/>
-                <w:bCs w:val="false"/>
-                <w:i w:val="false"/>
-                <w:iCs w:val="false"/>
-                <w:color w:val="000000"/>
-                <w:sz w:val="18"/>
-                <w:szCs w:val="18"/>
-              </w:rPr>
-              <w:t xml:space="preserve">3. During the Explain Phase, were students able to independently connect specific food test results to specific aspects of the phenomenon (Adhiambo's energy duration, her brother's malnutrition, the cook's porridge) — or did they need heavy teacher scaffolding to make those links? What does this reveal about the effectiveness of the storyline connections in Lessons 1–3?</w:t>
-            </w:r>
-          </w:p>
-          <w:p>
-            <w:pPr>
-              <w:spacing w:after="40" w:before="0"/>
-              <w:jc w:val="left"/>
-            </w:pPr>
-            <w:r>
-              <w:rPr>
-                <w:rFonts w:ascii="Arial" w:cs="Arial" w:eastAsia="Arial" w:hAnsi="Arial"/>
-                <w:b w:val="false"/>
-                <w:bCs w:val="false"/>
-                <w:i w:val="false"/>
-                <w:iCs w:val="false"/>
-                <w:color w:val="000000"/>
-                <w:sz w:val="18"/>
-                <w:szCs w:val="18"/>
-              </w:rPr>
-              <w:t xml:space="preserve">4. Looking at the DQB red notes from today, did students' new questions move toward enzyme function and digestion — or did they remain focused on food composition? If students are not yet asking 'how does the body break these chemicals down?', what adjustments will you make in the opening of Lesson 5 to create that cognitive need?</w:t>
-            </w:r>
-          </w:p>
-          <w:p>
-            <w:pPr>
-              <w:spacing w:after="40" w:before="0"/>
-              <w:jc w:val="left"/>
-            </w:pPr>
-            <w:r>
-              <w:rPr>
-                <w:rFonts w:ascii="Arial" w:cs="Arial" w:eastAsia="Arial" w:hAnsi="Arial"/>
-                <w:b w:val="false"/>
-                <w:bCs w:val="false"/>
-                <w:i w:val="false"/>
-                <w:iCs w:val="false"/>
-                <w:color w:val="000000"/>
-                <w:sz w:val="18"/>
-                <w:szCs w:val="18"/>
-              </w:rPr>
-              <w:t xml:space="preserve">5. Were the safety protocols followed consistently throughout the practical, particularly at the Benedict's hot water bath and during Biuret test reagent handling — and are there any safety adjustments you need to make to your lab setup before repeating this lesson with another class?</w:t>
+              <w:t xml:space="preserve">Consider the following questions after the lesson: (1) Did all groups successfully complete all four tests within the time available, and if not, which tests caused delays and why? (2) Were students able to distinguish between a reagent, a colour change, and a conclusion, or did some conflate these? (3) How accurately did student predictions match their observations, and what does any mismatch reveal about prior knowledge gaps? (4) Were safety protocols followed consistently, particularly around the water bath and ethanol? (5) Do the DQB contributions show genuine curiosity about biomolecule functions, indicating readiness for Lesson 5, or do questions remain at the level of test procedures? Adjust the opening of Lesson 5 to address the most common questions from the DQB.</w:t>
             </w:r>
           </w:p>
         </w:tc>
@@ -14701,7 +12668,7 @@
                 <w:sz w:val="18"/>
                 <w:szCs w:val="18"/>
               </w:rPr>
-              <w:t xml:space="preserve">Students performed four chemical food tests on nine Kenyan food samples and observed specific colour changes: brick-red precipitate (Benedict's positive for reducing sugars in ripe banana, Ribena, milk/lactose), blue-black colour (iodine positive for starch in ugali and potato), purple colour (Biuret positive for protein in milk and beans extract), and milky emulsion (emulsion test positive for lipids in avocado, cooking oil, and groundnuts). Crucially, ripe banana tested negative or only weakly positive for iodine, contradicting most groups' predictions.</w:t>
+              <w:t xml:space="preserve">Students observed the following colour changes as positive results: blue-black colour when iodine was added to the ugali suspension indicating starch; brick-red precipitate when the sugar solution was heated with Benedict solution indicating a reducing sugar; purple colour when biuret reagent was applied to milk indicating protein; and a milky white emulsion when the avocado ethanol extract was added to water indicating lipid.</w:t>
             </w:r>
           </w:p>
         </w:tc>
@@ -14767,7 +12734,7 @@
                 <w:sz w:val="18"/>
                 <w:szCs w:val="18"/>
               </w:rPr>
-              <w:t xml:space="preserve">Different Kenyan foods contain different macromolecules detectable by specific chemical reagents; a single food (milk) can contain multiple macromolecules; and food composition changes with processing and ripening — ripe banana contains reducing sugars rather than starch because enzymatic conversion has already occurred inside the fruit before it is eaten. These results were compared to food label data from Lesson 1, with most labels confirmed but some discrepancies noted around processing effects.</w:t>
+              <w:t xml:space="preserve">Students learned that specific chemical reagents can be used as tools to detect the presence of particular biomolecules in food, that a positive result is identified by a characteristic colour change specific to each test, that negative results are valid scientific evidence of absence, and that the biomolecule claims on Kenyan food labels can be verified through laboratory testing.</w:t>
             </w:r>
           </w:p>
         </w:tc>
@@ -14833,7 +12800,7 @@
                 <w:sz w:val="18"/>
                 <w:szCs w:val="18"/>
               </w:rPr>
-              <w:t xml:space="preserve">The food test results directly explain why Adhiambo's mandazi-and-soda meal produced only a short energy burst — both foods tested positive for simple reducing sugars (fast release) with little starch or protein. Her ugali-and-sukuma-wiki meal would test strongly positive for starch (slow release) and contains protein. Her brother's low-protein diet is confirmed by the absence of Biuret-positive foods in his typical meals — beans and meat test positive for protein, and their absence explains thinning hair and slow growth. The ripe banana result also previews the next puzzle: if enzymes inside the banana convert starch to sugar during ripening, what do enzymes inside the human body do to these same chemicals after we swallow them?</w:t>
+              <w:t xml:space="preserve">Students explained their observations by connecting the colour changes to the molecular properties of each biomolecule: iodine molecules become trapped in the helical structure of starch polymers causing the blue-black colour; copper ions in Benedict solution are reduced by the aldehyde groups in reducing sugars forming the brick-red copper oxide precipitate; copper ions in biuret reagent form a complex with the peptide bonds of proteins producing the purple colour; and lipids dissolve in ethanol but not in water, so when the ethanol solution is poured into water the lipid comes out of solution as tiny droplets that scatter light and appear as a milky white emulsion.</w:t>
             </w:r>
           </w:p>
         </w:tc>
@@ -14902,7 +12869,7 @@
                 <w:sz w:val="22"/>
                 <w:szCs w:val="22"/>
               </w:rPr>
-              <w:t xml:space="preserve">LESSON 5 (40 minutes): Lesson 5 — Enzymes: Properties and Factors Affecting Activity</w:t>
+              <w:t xml:space="preserve">LESSON 5 (40 minutes): Lesson 5 — Enzymes: Nature, Properties, and Factors Affecting Activity</w:t>
             </w:r>
           </w:p>
         </w:tc>
@@ -15069,7 +13036,7 @@
                 <w:sz w:val="18"/>
                 <w:szCs w:val="18"/>
               </w:rPr>
-              <w:t xml:space="preserve">Students investigate enzyme activity through a catalase experiment and connect enzyme function to the porridge-thickening phenomenon and digestion of ugali and meat.</w:t>
+              <w:t xml:space="preserve">Students investigate how enzymes work and how environmental factors affect their activity, connecting this to why the protein-deficient brother cannot properly regulate his body's chemical processes.</w:t>
             </w:r>
           </w:p>
         </w:tc>
@@ -15136,7 +13103,7 @@
                 <w:sz w:val="18"/>
                 <w:szCs w:val="18"/>
               </w:rPr>
-              <w:t xml:space="preserve">–  Enzymes are biological catalysts made of protein that speed up chemical reactions without being consumed</w:t>
+              <w:t xml:space="preserve">–  Describe the nature of enzymes as biological catalysts made of protein and explain the lock-and-key model of enzyme-substrate interaction</w:t>
             </w:r>
           </w:p>
           <w:p>
@@ -15156,7 +13123,7 @@
                 <w:sz w:val="18"/>
                 <w:szCs w:val="18"/>
               </w:rPr>
-              <w:t xml:space="preserve">–  The lock-and-key model explains enzyme specificity: each enzyme has an active site that fits only specific substrate molecules</w:t>
+              <w:t xml:space="preserve">–  Identify and explain factors that affect enzyme activity: temperature, pH, substrate concentration, and inhibitors</w:t>
             </w:r>
           </w:p>
           <w:p>
@@ -15176,7 +13143,7 @@
                 <w:sz w:val="18"/>
                 <w:szCs w:val="18"/>
               </w:rPr>
-              <w:t xml:space="preserve">–  Factors including temperature, pH, and substrate concentration affect the rate of enzyme-catalysed reactions</w:t>
+              <w:t xml:space="preserve">–  Explain enzyme specificity and its importance in regulating life processes in the body</w:t>
             </w:r>
           </w:p>
         </w:tc>
@@ -15243,7 +13210,7 @@
                 <w:sz w:val="18"/>
                 <w:szCs w:val="18"/>
               </w:rPr>
-              <w:t xml:space="preserve">–  Design and carry out a controlled investigation varying temperature and pH to observe effects on catalase activity</w:t>
+              <w:t xml:space="preserve">–  Design and carry out a controlled experiment investigating how temperature and pH affect amylase activity using iodine solution as an indicator</w:t>
             </w:r>
           </w:p>
           <w:p>
@@ -15263,7 +13230,7 @@
                 <w:sz w:val="18"/>
                 <w:szCs w:val="18"/>
               </w:rPr>
-              <w:t xml:space="preserve">–  Construct and annotate diagrams of the lock-and-key model to explain enzyme-substrate specificity</w:t>
+              <w:t xml:space="preserve">–  Analyse and interpret experimental data to draw evidence-based conclusions about enzyme behaviour</w:t>
             </w:r>
           </w:p>
         </w:tc>
@@ -15330,7 +13297,7 @@
                 <w:sz w:val="18"/>
                 <w:szCs w:val="18"/>
               </w:rPr>
-              <w:t xml:space="preserve">–  Appreciate that invisible biochemical processes inside cells determine how food is used, connecting personal diet choices to cellular events</w:t>
+              <w:t xml:space="preserve">–  Appreciate the precision and specificity of biological systems and the consequences when those systems are disrupted by poor nutrition</w:t>
             </w:r>
           </w:p>
           <w:p>
@@ -15350,7 +13317,7 @@
                 <w:sz w:val="18"/>
                 <w:szCs w:val="18"/>
               </w:rPr>
-              <w:t xml:space="preserve">–  Show curiosity and precision when collecting and interpreting experimental evidence about enzyme activity</w:t>
+              <w:t xml:space="preserve">–  Value careful, systematic observation and recording as essential scientific practices</w:t>
             </w:r>
           </w:p>
         </w:tc>
@@ -15416,7 +13383,7 @@
                 <w:sz w:val="18"/>
                 <w:szCs w:val="18"/>
               </w:rPr>
-              <w:t xml:space="preserve">How do enzymes work and what factors affect their activity in living organisms?</w:t>
+              <w:t xml:space="preserve">How do enzymes regulate chemical processes in living organisms?</w:t>
             </w:r>
           </w:p>
         </w:tc>
@@ -15482,7 +13449,7 @@
                 <w:sz w:val="18"/>
                 <w:szCs w:val="18"/>
               </w:rPr>
-              <w:t xml:space="preserve">Students now have evidence about what chemicals are in food (Lessons 1–4); this lesson explains the mechanism by which those chemicals are processed inside cells — enzymes — and directly explains why the school cook's porridge thickens faster when hot (amylase activity) and why the girl from Kisumu's ugali releases energy steadily (enzyme-mediated digestion of starch).</w:t>
+              <w:t xml:space="preserve">This lesson explains the molecular machinery that processes the chemicals of life — showing students that without adequate protein (the raw material for enzymes), the body cannot catalyse the reactions needed for digestion, immunity, growth, or repair, directly explaining why the protein-deficient brother is weaker, sicker, and slower to recover.</w:t>
             </w:r>
           </w:p>
         </w:tc>
@@ -15548,7 +13515,7 @@
                 <w:sz w:val="18"/>
                 <w:szCs w:val="18"/>
               </w:rPr>
-              <w:t xml:space="preserve">Handle hydrogen peroxide (3% solution) with care — avoid contact with eyes and skin; provide goggles and gloves. Dispose of used liver/potato pieces in a sealed waste container. If using liver, handle raw tissue with gloves and wash hands thoroughly after the activity. Remind students not to taste any chemicals or experimental materials.</w:t>
+              <w:t xml:space="preserve">Iodine solution can stain skin and clothing; advise students to handle with care. Boiling water used for temperature experiments should be prepared by the teacher in advance and handled in heat-resistant containers. Remind students not to taste any experimental solutions. Wash hands after the practical.</w:t>
             </w:r>
           </w:p>
         </w:tc>
@@ -15641,7 +13608,7 @@
                 <w:sz w:val="18"/>
                 <w:szCs w:val="18"/>
               </w:rPr>
-              <w:t xml:space="preserve">This lesson is the fifth in a six-lesson evidence-gathering sequence on Chemicals of Life. Students arrive already knowing that different biomolecules serve different functions and that specific chemical tests can identify them in Kenyan foods. In this lesson they shift from 'what are the chemicals?' to 'how do cells actually use them?' — the mechanism of enzyme catalysis. The anchoring phenomenon is revisited explicitly: why does the school cook's porridge thicken much faster when hot, and why does the girl from Kisumu digest ugali differently from mandazi? Both questions point to enzyme activity.</w:t>
+              <w:t xml:space="preserve">Lesson 5 brings students to the molecular level of the phenomenon by introducing enzymes — the protein-based catalysts that carry out virtually every chemical reaction in the body. Building on Lessons 1–4, where students established that proteins are made from amino acids and that the protein-deficient brother lacks the raw material to build essential molecules, this lesson reveals that enzymes ARE proteins, meaning a low-protein diet directly impairs the body's ability to catalyse digestion, immune responses, tissue repair, and growth. Students begin by predicting what will happen when pineapple juice (containing the protease bromelain) is applied to raw meat — a familiar Kenyan cooking observation — and connect this to enzyme action. They then carry out or observe a structured practical using salivary or commercial amylase breaking down starch at different temperatures and pH levels, tracked with iodine solution colour changes from blue-black to amber. The practical generates real data that students interpret through the lens of the lock-and-key model introduced in the Explain phase.</w:t>
             </w:r>
           </w:p>
           <w:p>
@@ -15679,7 +13646,7 @@
                 <w:sz w:val="18"/>
                 <w:szCs w:val="18"/>
               </w:rPr>
-              <w:t xml:space="preserve">Students first predict what will happen when raw potato or liver (a source of the enzyme catalase) is added to hydrogen peroxide, and what they expect temperature to do to that reaction. They then conduct a structured investigation with three conditions (cold, room temperature, hot water baths) and optionally vary pH using lemon juice (acidic) and bicarbonate solution (alkaline). Bubble production — oxygen released as hydrogen peroxide is broken down — serves as the observable, measurable indicator of enzyme activity. Students count or estimate bubble production rate across conditions and record results in a class data table.</w:t>
+              <w:t xml:space="preserve">The Explain phase formalises the lock-and-key model, enzyme specificity, and the molecular explanation for how temperature and pH alter enzyme shape (denaturation) and therefore function. Students make the critical connection: if the body cannot make enough enzyme molecules due to protein deficiency, chemical reactions slow down or stop entirely — digestion is less efficient, pathogens are not broken down as effectively, and growth slows. This directly explains the phenomenon's observation that the ugali-only brother digests less effectively, grows more slowly, and fights infection poorly.</w:t>
             </w:r>
           </w:p>
           <w:p>
@@ -15717,7 +13684,7 @@
                 <w:sz w:val="18"/>
                 <w:szCs w:val="18"/>
               </w:rPr>
-              <w:t xml:space="preserve">In the Explain phase, students apply the lock-and-key model using diagrams and a simple physical analogy (key cut for one lock only) to explain why catalase works on hydrogen peroxide but not on starch, and why amylase works on starch in ugali but not on proteins in meat. They connect this to the porridge phenomenon (salivary amylase is active at body temperature ~37 °C; hot porridge denatures it) and to the digestion of the girl's ugali meal. The lesson closes with a DQB update and a cumulative model revision that adds enzyme-substrate diagrams to the class's growing explanatory model of how food chemicals are processed inside living cells.</w:t>
+              <w:t xml:space="preserve">The DQB is updated with new sticky notes answering sub-questions about why enzymes matter, what happens when they are missing or denatured, and how this connects to dietary protein. Students then revise their cumulative models to include enzymes as the functional link between dietary protein and bodily processes, completing the chain from food → amino acids → enzyme proteins → regulated life processes.</w:t>
             </w:r>
           </w:p>
         </w:tc>
@@ -16042,7 +14009,7 @@
                 <w:sz w:val="18"/>
                 <w:szCs w:val="18"/>
               </w:rPr>
-              <w:t xml:space="preserve">Students are shown two items: a small piece of raw potato and a bottle labelled '3% Hydrogen Peroxide'. They are asked to write individual predictions answering two questions in their exercise books: (1) What do you think will happen when the potato touches the hydrogen peroxide? and (2) If you repeat the experiment using very cold potato (from a fridge) and very hot potato (briefly heated), how will the results differ? Students then share predictions in pairs before a whole-class share-out.</w:t>
+              <w:t xml:space="preserve">Students are shown two pieces of raw meat (or presented with a vivid description and diagram): one soaked in fresh pineapple juice for 30 minutes, one soaked in plain water. Students write individual predictions in their notebooks: 'What do you think will happen to the texture of each piece of meat, and WHY?' They then share predictions with a partner before a few are shared whole-class. Students also predict: 'If a person does not eat enough protein, what do you think happens to the speed of chemical reactions inside their body?'</w:t>
             </w:r>
           </w:p>
         </w:tc>
@@ -16078,7 +14045,7 @@
             <w:pPr>
               <w:spacing w:after="20" w:before="0"/>
             </w:pPr>
-            <w:hyperlink w:history="1" r:id="rIdhv4c4er_pnmwchmb4i9b_">
+            <w:hyperlink w:history="1" r:id="rId1pxnjgkydeft8v_wsgorh">
               <w:r>
                 <w:rPr>
                   <w:rFonts w:ascii="Arial" w:cs="Arial" w:eastAsia="Arial" w:hAnsi="Arial"/>
@@ -16111,7 +14078,7 @@
               <w:spacing w:after="10" w:before="0"/>
               <w:ind w:left="120"/>
             </w:pPr>
-            <w:hyperlink w:history="1" r:id="rId2jik12zfnckqx_hwnnz9v">
+            <w:hyperlink w:history="1" r:id="rIdfbe34qm2twe9iqcezmc01">
               <w:r>
                 <w:rPr>
                   <w:rFonts w:ascii="Arial" w:cs="Arial" w:eastAsia="Arial" w:hAnsi="Arial"/>
@@ -16156,7 +14123,7 @@
             <w:pPr>
               <w:spacing w:after="20" w:before="0"/>
             </w:pPr>
-            <w:hyperlink w:history="1" r:id="rIdk0gcjewwvxsrc6dne9mee">
+            <w:hyperlink w:history="1" r:id="rId2phpmbutfw0ka-vqam85m">
               <w:r>
                 <w:rPr>
                   <w:rFonts w:ascii="Arial" w:cs="Arial" w:eastAsia="Arial" w:hAnsi="Arial"/>
@@ -16189,7 +14156,7 @@
               <w:spacing w:after="10" w:before="0"/>
               <w:ind w:left="120"/>
             </w:pPr>
-            <w:hyperlink w:history="1" r:id="rIdyrvpgkcnb4h13hop_yvbp">
+            <w:hyperlink w:history="1" r:id="rId2xwsdcvhl420czlndbl8v">
               <w:r>
                 <w:rPr>
                   <w:rFonts w:ascii="Arial" w:cs="Arial" w:eastAsia="Arial" w:hAnsi="Arial"/>
@@ -16231,7 +14198,7 @@
                 <w:sz w:val="18"/>
                 <w:szCs w:val="18"/>
               </w:rPr>
-              <w:t xml:space="preserve">Display the potato and hydrogen peroxide on the demonstration bench. Say: 'Before we do anything, I want you to think like a detective. Look at these two items. Write down exactly what you predict will happen when they come into contact — be specific about what you will see.' Allow 2 minutes silent individual writing. Then say: 'Now turn to your partner and compare predictions. Do you agree or disagree? Why?' Allow 90 seconds. Cold-call 3 pairs using a random name selector or row order: 'Akinyi and Odhiambo — what did you predict and why?' WAIT TIME: 12 seconds after each question before prompting. Record three contrasting predictions on the board under the heading 'OUR PREDICTIONS'. Prompt deeper thinking: 'What does the word catalyst mean from chemistry? Could the potato contain something like that?' WAIT TIME: 10 seconds. Do not confirm or deny predictions yet.</w:t>
+              <w:t xml:space="preserve">Display two labelled containers or images on the board: 'Meat + Pineapple Juice' and 'Meat + Water.' Say: 'Before I tell you anything, I want you to think about what you already know. Write your prediction — what will happen to each piece of meat and WHY. You have 2 minutes — write something, even if you are not sure.' After 2 minutes, say: 'Turn to your partner and share. You have 1 minute.' Then cold-call 3 students: 'Kamau, what did you predict and why?', 'Achieng, do you agree or disagree with Kamau — explain your thinking.', 'Mutua, what was your prediction about the protein-deficient brother's chemical reactions?' Allow 10–12 seconds WAIT TIME after each question before prompting. Record 3–4 student predictions on the board under the heading 'Our Predictions — We Will Test These.' Do NOT confirm or deny predictions yet. Say: 'Keep these predictions in mind — by the end of this lesson, you will be able to explain exactly what is happening and why.'</w:t>
             </w:r>
           </w:p>
         </w:tc>
@@ -16263,7 +14230,7 @@
                 <w:sz w:val="18"/>
                 <w:szCs w:val="18"/>
               </w:rPr>
-              <w:t xml:space="preserve">Prediction Journaling with Pair-Share: Students commit a prediction to writing before observation, activating prior knowledge about chemical reactions and catalysts. Recording predictions publicly on the board creates accountability and a reference point for sense-making after the experiment — students can explicitly see where their thinking was confirmed or challenged.</w:t>
+              <w:t xml:space="preserve">Prediction with Justification: Students are required to give a reason for their prediction, not just a guess. This activates prior knowledge about proteins from Lessons 1–4 and creates cognitive dissonance that motivates the investigation. Recording predictions publicly on the board makes thinking visible and creates accountability for revisiting and revising ideas.</w:t>
             </w:r>
           </w:p>
         </w:tc>
@@ -16295,7 +14262,7 @@
                 <w:sz w:val="18"/>
                 <w:szCs w:val="18"/>
               </w:rPr>
-              <w:t xml:space="preserve">Teacher scans written predictions during the pair-share phase. Look for: (a) students who mention 'bubbles' or 'gas' as a possible observation — they may already know catalase; (b) students who predict temperature will have no effect — these students need targeted questioning during the experiment; (c) students who cannot make any prediction — seat these students next to more confident peers in lab groups. Note: if fewer than half the class mentions any effect of temperature, open a brief whole-class discussion asking 'What happens to most cooking reactions when you heat them up?' before proceeding.</w:t>
+              <w:t xml:space="preserve">Teacher listens for whether students connect pineapple juice softening to a chemical process versus a physical one, and whether any students spontaneously link protein to enzyme function. Students who say 'the pineapple has something in it that breaks down the meat protein' are showing strong prior integration. Students who only say 'pineapple makes it soft' without a mechanism need scaffolding during Observe and Explain phases. Note these students for targeted cold-calling later.</w:t>
             </w:r>
           </w:p>
         </w:tc>
@@ -16361,7 +14328,7 @@
                 <w:sz w:val="18"/>
                 <w:szCs w:val="18"/>
               </w:rPr>
-              <w:t xml:space="preserve">In groups of four, students conduct a structured catalase activity. Each group receives three test tubes of hydrogen peroxide (3 mL each) and three equal-sized cubes of raw potato (or small pieces of raw liver if available). One tube is placed in a cold-water bowl (ice water ~5 °C), one at room temperature (~25 °C), and one in a warm-water bowl (~45 °C) for 5 minutes before the potato is added. Students add the potato cube to each tube simultaneously, observe for 2 minutes, and record bubble production as: None / Slow / Moderate / Fast / Very Fast. Groups also test one tube at room temperature using potato soaked in lemon juice (low pH ~3) and one using potato soaked in bicarbonate solution (high pH ~9) if time and materials allow. Students record all results in a shared class data table drawn on the board.</w:t>
+              <w:t xml:space="preserve">Students carry out a structured practical (or observe a teacher demonstration if materials are limited) investigating how temperature affects amylase activity. Each group receives three test tubes of starch solution mixed with amylase: one placed in cold water (~10°C using cold tap water or ice), one at body temperature (~37°C using a warm water bath), and one in near-boiling water (~80°C, pre-prepared by teacher). After 5 minutes, students test each tube with iodine solution and record the colour change (blue-black = starch still present; amber/yellow = starch digested). Students record results in a structured data table and repeat with a pH variation (acidic with dilute lemon juice, neutral, and alkaline with dilute bicarbonate solution) if time permits. Students also observe the pineapple juice versus water meat samples (or teacher-prepared demonstration) and note the textural difference.</w:t>
             </w:r>
           </w:p>
         </w:tc>
@@ -16397,7 +14364,7 @@
             <w:pPr>
               <w:spacing w:after="20" w:before="0"/>
             </w:pPr>
-            <w:hyperlink w:history="1" r:id="rIdwggx5xwpcab3a2pgv_aun">
+            <w:hyperlink w:history="1" r:id="rId9cs8wtuxkewwz0xjghthe">
               <w:r>
                 <w:rPr>
                   <w:rFonts w:ascii="Arial" w:cs="Arial" w:eastAsia="Arial" w:hAnsi="Arial"/>
@@ -16430,7 +14397,7 @@
               <w:spacing w:after="10" w:before="0"/>
               <w:ind w:left="120"/>
             </w:pPr>
-            <w:hyperlink w:history="1" r:id="rIdbwq3caycio_gtcduqhoms">
+            <w:hyperlink w:history="1" r:id="rIdcwuxvbedbfttselhbmpwl">
               <w:r>
                 <w:rPr>
                   <w:rFonts w:ascii="Arial" w:cs="Arial" w:eastAsia="Arial" w:hAnsi="Arial"/>
@@ -16475,7 +14442,7 @@
             <w:pPr>
               <w:spacing w:after="20" w:before="0"/>
             </w:pPr>
-            <w:hyperlink w:history="1" r:id="rIdcjdfl-w48t1zuhxicv_05">
+            <w:hyperlink w:history="1" r:id="rIdndliwwi2wm63pmixmxn7j">
               <w:r>
                 <w:rPr>
                   <w:rFonts w:ascii="Arial" w:cs="Arial" w:eastAsia="Arial" w:hAnsi="Arial"/>
@@ -16508,7 +14475,7 @@
               <w:spacing w:after="10" w:before="0"/>
               <w:ind w:left="120"/>
             </w:pPr>
-            <w:hyperlink w:history="1" r:id="rIddqfcpadgfh8ojgx3h4wgq">
+            <w:hyperlink w:history="1" r:id="rIdhxe6sk0dw248pr68hucr1">
               <w:r>
                 <w:rPr>
                   <w:rFonts w:ascii="Arial" w:cs="Arial" w:eastAsia="Arial" w:hAnsi="Arial"/>
@@ -16550,7 +14517,7 @@
                 <w:sz w:val="18"/>
                 <w:szCs w:val="18"/>
               </w:rPr>
-              <w:t xml:space="preserve">Set up the water baths before the lesson (cold bowl with ice, warm bowl on a hot plate set low, room-temperature bowl). Distribute materials as groups settle. Say: 'Your job right now is only to observe and record — not to explain yet. What exactly do you see? How much fizzing? Where?' Circulate to each group during the 2-minute observation window. Use specific prompts: 'Describe the bubbles — are they big or small, fast or slow?' and 'Write down exactly what you see, not what you think it means.' After all groups have recorded: cold-call one reporter from each group to contribute their results to the class table on the board. Say: 'Group 3 — Wanjiku, what did you observe in the hot-water condition? Just the observation.' WAIT TIME: 12 seconds. Once all data is on the board, ask: 'Look at the class table. What pattern do you see across temperature conditions?' WAIT TIME: 15 seconds. Cold-call 2 students. Then ask: 'Does this match your predictions from earlier?' WAIT TIME: 10 seconds.</w:t>
+              <w:t xml:space="preserve">Distribute materials and say: 'You are going to be scientists today. Your job is to gather evidence — observe carefully and record exactly what you see, not what you expected to see.' Walk through the procedure step by step on the board. Emphasise: 'The only variable you are changing is temperature — everything else stays the same. This is called a controlled experiment.' During the experiment, circulate and ask probing questions: 'What colour is your iodine test showing? What does that colour mean?' and 'Which tube digested the starch fastest — how do you know?' Give groups 30 seconds of quiet recording time after they complete each iodine test before discussing. After results are collected, call the class to attention and build a class results table on the board by asking each group to report: 'Group 1 — Auma, tell me your result for the cold water tube.' Cold-call at least 4 groups. Say: 'Look at the pattern in our class data. What do you notice?' Allow 12 seconds WAIT TIME. Cold-call 2 students to describe the pattern before explaining anything. If the pineapple demonstration is available, ask: 'What happened to the meat in pineapple juice compared to the water? Ndungu, describe exactly what you observe.'</w:t>
             </w:r>
           </w:p>
         </w:tc>
@@ -16582,7 +14549,7 @@
                 <w:sz w:val="18"/>
                 <w:szCs w:val="18"/>
               </w:rPr>
-              <w:t xml:space="preserve">Structured Data Table with Pattern Recognition: Pooling group results into a single class data table externalises evidence and makes patterns visible at a glance. Asking students to identify patterns before explaining them separates evidence from interpretation — a core NGSS Science and Engineering Practice (Analysing and Interpreting Data). This prepares students to construct explanations grounded in actual evidence rather than prior assumptions.</w:t>
+              <w:t xml:space="preserve">Data Collection and Pattern Recognition: Students generate their own empirical data rather than receiving results passively. Building a shared class data table on the board allows students to see variation across groups and identify a consistent pattern despite individual experimental error — a key feature of scientific reasoning. Connecting the amylase-starch result to the pineapple-meat observation bridges lab evidence to real-world context.</w:t>
             </w:r>
           </w:p>
         </w:tc>
@@ -16614,7 +14581,7 @@
                 <w:sz w:val="18"/>
                 <w:szCs w:val="18"/>
               </w:rPr>
-              <w:t xml:space="preserve">Walk the room during data recording and check: (a) Are students distinguishing between observation ('many fast bubbles') and explanation ('the enzyme is working')? Redirect if needed: 'That is an explanation — what did you actually see?'; (b) Is the class data table showing the expected pattern (most bubbles at ~35–45 °C, fewer at cold, fewer or none at very hot)? If the hot condition shows very little bubbling, ask: 'Why might heat have reduced the reaction rather than increased it?' — this plants the denaturation concept for the Explain phase; (c) Identify 1–2 groups whose data is an outlier — use these as a discussion point about experimental variability and the importance of repeating experiments.</w:t>
+              <w:t xml:space="preserve">Teacher checks that students correctly interpret iodine colour changes (blue-black = starch present; amber = starch absent). Watch for students who confuse cause and effect (e.g., 'the cold water made the iodine blue' rather than 'at cold temperatures, amylase did not digest the starch'). Listen for students who connect enzyme inactivity at high temperature to something happening to the enzyme itself — this indicates readiness for the denaturation concept in the Explain phase. Check data tables for accuracy and completeness as groups work.</w:t>
             </w:r>
           </w:p>
         </w:tc>
@@ -16680,7 +14647,7 @@
                 <w:sz w:val="18"/>
                 <w:szCs w:val="18"/>
               </w:rPr>
-              <w:t xml:space="preserve">Students use their evidence to construct an explanation for the pattern they observed. The teacher introduces the lock-and-key model using a diagram drawn on the board: enzyme (with active site) + substrate → enzyme-substrate complex → products + enzyme (unchanged). Students copy and annotate the diagram in their exercise books, labelling: enzyme, active site, substrate, enzyme-substrate complex, and products. They then apply the model to answer three focused questions in their books: (1) Why did the hot-water potato produce fewer bubbles than the warm-water potato? (2) Why does salivary amylase break down starch in ugali but NOT the protein in the meat eaten alongside it? (3) Why does the school cook's porridge thicken faster when it is hot? After writing, students discuss question 3 in pairs and then share with the class.</w:t>
+              <w:t xml:space="preserve">Students use their experimental data to build an explanation. The teacher introduces the lock-and-key model using a diagram on the board, labelling the enzyme, active site, substrate, enzyme-substrate complex, and products. Students annotate a printed or hand-drawn diagram in their notebooks. They then apply the model to explain their experimental observations: why did high temperature destroy amylase activity? (denaturation changes active site shape — key no longer fits lock) Why did extreme pH do the same? Students connect back to the phenomenon: 'If the protein-deficient brother cannot make enough amylase and other digestive enzymes, what happens to the food he eats?' Students individually write a 3-sentence explanation in their notebooks connecting enzyme function to the phenomenon.</w:t>
             </w:r>
           </w:p>
         </w:tc>
@@ -16716,7 +14683,7 @@
             <w:pPr>
               <w:spacing w:after="20" w:before="0"/>
             </w:pPr>
-            <w:hyperlink w:history="1" r:id="rIddxb-x6c_-fd3a-mufk_6g">
+            <w:hyperlink w:history="1" r:id="rIdxhnaxikmvljhelio7owke">
               <w:r>
                 <w:rPr>
                   <w:rFonts w:ascii="Arial" w:cs="Arial" w:eastAsia="Arial" w:hAnsi="Arial"/>
@@ -16749,7 +14716,7 @@
               <w:spacing w:after="10" w:before="0"/>
               <w:ind w:left="120"/>
             </w:pPr>
-            <w:hyperlink w:history="1" r:id="rIdead1d9vcqy4aojlaanfd4">
+            <w:hyperlink w:history="1" r:id="rIdnbheraiswdjajfb7sszuv">
               <w:r>
                 <w:rPr>
                   <w:rFonts w:ascii="Arial" w:cs="Arial" w:eastAsia="Arial" w:hAnsi="Arial"/>
@@ -16794,7 +14761,7 @@
             <w:pPr>
               <w:spacing w:after="20" w:before="0"/>
             </w:pPr>
-            <w:hyperlink w:history="1" r:id="rIdw4bq01hq6rtkz6oittdsb">
+            <w:hyperlink w:history="1" r:id="rId0rmqdx_jxavfbolgb0mwz">
               <w:r>
                 <w:rPr>
                   <w:rFonts w:ascii="Arial" w:cs="Arial" w:eastAsia="Arial" w:hAnsi="Arial"/>
@@ -16827,7 +14794,7 @@
               <w:spacing w:after="10" w:before="0"/>
               <w:ind w:left="120"/>
             </w:pPr>
-            <w:hyperlink w:history="1" r:id="rId-huhyu-ljhiom5uhyo21g">
+            <w:hyperlink w:history="1" r:id="rIducwtmvokrmks3xct4kwz-">
               <w:r>
                 <w:rPr>
                   <w:rFonts w:ascii="Arial" w:cs="Arial" w:eastAsia="Arial" w:hAnsi="Arial"/>
@@ -16869,7 +14836,7 @@
                 <w:sz w:val="18"/>
                 <w:szCs w:val="18"/>
               </w:rPr>
-              <w:t xml:space="preserve">Draw the lock-and-key diagram step by step on the board, narrating each step: 'This is our enzyme — notice this special-shaped pocket called the active site. Now here comes the substrate — only a molecule with the right shape can fit.' Use a physical analogy: hold up a key and a padlock (or draw one). Say: 'Just like only the right key fits this lock, only the right substrate fits this enzyme's active site — this is why we call it the lock-and-key model.' Then: 'Now, what happens when you put the key in very high heat? The metal warps. Same thing happens to enzymes — the shape of the active site changes. What do we call that?' WAIT TIME: 12 seconds. Accept 'denaturation' if students offer it; introduce the term if not. Write DENATURATION on the board and define: 'Permanent change in enzyme shape due to high temperature or extreme pH — the lock is broken.' Direct students to the three questions. Allow 5 minutes individual writing. Then: 'For question 3 — the porridge — turn to your partner.' After 90 seconds, cold-call Otieno: 'Otieno, what is your explanation for the porridge?' WAIT TIME: 12 seconds. Then ask a student who disagrees or has a different angle: 'Njeri, what would you add or change?' WAIT TIME: 10 seconds. Explicitly connect to phenomenon: 'So the school cook is unknowingly doing an enzyme experiment every morning.'</w:t>
+              <w:t xml:space="preserve">Begin by saying: 'Let us now make sense of what we observed. Our data showed a clear pattern — let us explain it at the molecular level.' Draw the lock-and-key model on the board step by step, narrating: 'An enzyme is a protein. It has a specific shape — this part is called the active site. Only one type of molecule — the substrate — fits this active site, like a specific key fits a specific lock.' Label each part as you draw. Say: 'Now look at your cold water result. At 10 degrees, the enzyme was slow — like a person working sluggishly in the cold. At 37 degrees — body temperature — the enzyme worked fastest. Why? Think about it for 10 seconds.' WAIT 10 seconds, then cold-call: 'Wanjiku, what is your explanation?' Then say: 'At 80 degrees, the enzyme stopped completely. I am going to use the word DENATURATION — write it down. What do you think denaturation means for the shape of the active site? Ochieng, what do you think?' After 3 cold-calls, formalise: 'High temperature permanently changes the shape of the active site — the key no longer fits the lock. The enzyme is destroyed. This is irreversible.' Then ask the class: 'Now think about our phenomenon. The brother eats mostly ugali — he is not getting enough protein. Protein is what enzymes are made of. If he cannot make enough enzymes, what happens to all the reactions in his body?' WAIT 12 seconds. Cold-call 3 students. Conclude: 'Write this sentence in your notebook: Without adequate dietary protein, the body cannot produce sufficient enzymes, slowing digestion, immune responses, and growth.' Ask students to add 2 more sentences of their own connecting this to the phenomenon.</w:t>
             </w:r>
           </w:p>
         </w:tc>
@@ -16901,7 +14868,7 @@
                 <w:sz w:val="18"/>
                 <w:szCs w:val="18"/>
               </w:rPr>
-              <w:t xml:space="preserve">Annotated Diagram Construction with Targeted Application Questions: Having students construct and annotate their own lock-and-key diagrams (rather than copying a completed one) requires active processing of the model. The three application questions scaffold transfer from the general model to specific Kenyan food contexts — a key NGSS practice (Constructing Explanations). Connecting question 3 directly to the anchor phenomenon ensures the explanation is not abstract but grounded in the observable event that started the unit.</w:t>
+              <w:t xml:space="preserve">Mechanistic Reasoning with Model Application: Students are not simply told what enzymes do — they are guided to construct a molecular explanation for their own experimental data using the lock-and-key model as an explanatory tool. This builds causal reasoning (shape change → loss of function → slower reactions → impaired body processes) rather than surface-level recall. Connecting the model back to the phenomenon in every step anchors new vocabulary and concepts to meaningful context.</w:t>
             </w:r>
           </w:p>
         </w:tc>
@@ -16933,7 +14900,7 @@
                 <w:sz w:val="18"/>
                 <w:szCs w:val="18"/>
               </w:rPr>
-              <w:t xml:space="preserve">Collect or scan written answers to the three questions. Look for: (a) Question 1: students should mention denaturation and shape change of active site, not just 'the enzyme died'; (b) Question 2: students should mention specificity — amylase active site fits starch (glucose polymer) but not protein; (c) Question 3: students should connect amylase activity and temperature — porridge thickens faster because amylase in the uji flour is more active at higher temperatures (up to its optimum), breaking down starch faster and releasing thickening agents. Common misconception to watch: students may say 'the enzyme speeds up forever as temperature increases' — probe with: 'What did we see happen at very high temperatures in our experiment?'</w:t>
+              <w:t xml:space="preserve">Collect or scan the 3-sentence written explanations. Look for: (1) correct use of 'active site,' 'substrate,' and 'denaturation'; (2) a causal chain from temperature/pH → shape change → loss of function; (3) explicit connection to the phenomenon (protein deficiency → fewer enzymes → impaired body processes). Students who write only 'high temperature kills enzymes' without explaining the mechanism need further scaffolding. Students who successfully connect enzyme deficiency to the brother's symptoms are demonstrating integrated understanding — note these for DQB leadership.</w:t>
             </w:r>
           </w:p>
         </w:tc>
@@ -16999,7 +14966,7 @@
                 <w:sz w:val="18"/>
                 <w:szCs w:val="18"/>
               </w:rPr>
-              <w:t xml:space="preserve">Students revisit the class Driving Question Board. Each student receives one sticky note and writes either: (a) one thing the lesson has now explained about the phenomenon (a claim they can now make with evidence), or (b) one new question the lesson has raised. Students post their notes under one of two columns on the DQB: 'We can now explain…' or 'We still wonder…'. The class does a 60-second gallery walk to read the new additions, then the teacher facilitates a 3-minute whole-class discussion identifying which parts of the driving question have been addressed and which remain open.</w:t>
+              <w:t xml:space="preserve">Students write new sticky notes (or entries in their DQB section of their notebooks) responding to three prompts: (1) 'What NEW answer can I now add to our driving question?' (2) 'What new question has this lesson raised for me?' (3) 'How does enzyme activity explain what is happening in the brother's body?' Students place sticky notes on the class DQB under columns: 'We Now Know,' 'We Still Wonder,' and 'This Explains the Phenomenon.' The class reviews previous entries from Lessons 1–4 and identifies which earlier questions can now be answered with enzyme knowledge.</w:t>
             </w:r>
           </w:p>
         </w:tc>
@@ -17035,7 +15002,7 @@
             <w:pPr>
               <w:spacing w:after="20" w:before="0"/>
             </w:pPr>
-            <w:hyperlink w:history="1" r:id="rIdjnxuiqosg4omf-xfi8lfu">
+            <w:hyperlink w:history="1" r:id="rIdd425xipi9g8hjh_-dtrzb">
               <w:r>
                 <w:rPr>
                   <w:rFonts w:ascii="Arial" w:cs="Arial" w:eastAsia="Arial" w:hAnsi="Arial"/>
@@ -17068,7 +15035,7 @@
               <w:spacing w:after="10" w:before="0"/>
               <w:ind w:left="120"/>
             </w:pPr>
-            <w:hyperlink w:history="1" r:id="rIdumucvw49jb9cwyzki3r7o">
+            <w:hyperlink w:history="1" r:id="rIdus0_l9iw-w5n5sizvsn7v">
               <w:r>
                 <w:rPr>
                   <w:rFonts w:ascii="Arial" w:cs="Arial" w:eastAsia="Arial" w:hAnsi="Arial"/>
@@ -17113,7 +15080,7 @@
             <w:pPr>
               <w:spacing w:after="20" w:before="0"/>
             </w:pPr>
-            <w:hyperlink w:history="1" r:id="rIdv093lk6lykmphvahd_vcr">
+            <w:hyperlink w:history="1" r:id="rIdnayb-7ibqgyuvsp6_b3-q">
               <w:r>
                 <w:rPr>
                   <w:rFonts w:ascii="Arial" w:cs="Arial" w:eastAsia="Arial" w:hAnsi="Arial"/>
@@ -17146,7 +15113,7 @@
               <w:spacing w:after="10" w:before="0"/>
               <w:ind w:left="120"/>
             </w:pPr>
-            <w:hyperlink w:history="1" r:id="rIdmf3qw_0gardyy8k2esi3r">
+            <w:hyperlink w:history="1" r:id="rId3w8bymfbdawqbtcqmzpym">
               <w:r>
                 <w:rPr>
                   <w:rFonts w:ascii="Arial" w:cs="Arial" w:eastAsia="Arial" w:hAnsi="Arial"/>
@@ -17188,7 +15155,7 @@
                 <w:sz w:val="18"/>
                 <w:szCs w:val="18"/>
               </w:rPr>
-              <w:t xml:space="preserve">Point to the DQB and say: 'We have been building evidence for five lessons. Let us see how our picture is growing.' Read the driving question aloud: 'Why do the chemicals in the food we eat determine how our bodies grow, move, and stay healthy — and what happens inside our cells when these chemicals are present or missing?' Ask: 'Before you write your sticky note, think: what can we now explain that we could not explain in Lesson 1?' WAIT TIME: 15 seconds. Distribute sticky notes. Allow 2 minutes writing. During the gallery walk, position yourself near the 'We still wonder…' column to read emerging questions — these will feed into Lesson 6. After the gallery walk, cold-call two students to read their 'We can now explain…' notes aloud. Then say: 'I noticed three notes asking about what happens when enzymes are missing entirely — like in the brother with swollen feet. That is a great question for our next lesson.' Write that question prominently on the DQB: 'What happens to the body when key enzymes or nutrients are absent?'</w:t>
+              <w:t xml:space="preserve">Say: 'We have been building our understanding across five lessons now. Let us update our Driving Question Board.' Point to the DQB and read the original driving question aloud: 'Why do our bodies need specific chemicals from food — and what happens at the molecular level when those chemicals are present or missing?' Say: 'You have 3 minutes to write your sticky notes — one for each column. Think carefully about the molecular level — use the vocabulary from today: enzyme, active site, denaturation, specificity.' After 3 minutes, invite 4–5 students to place their notes and read them aloud. For each note, ask the class: 'Do you agree? Does anyone want to challenge or add to this?' Then point to a sticky note from Lesson 2 or 3 and ask: 'Look at this question from earlier — Lesson 3 asked why the brother gets sick more often. Can we now answer that with what we know about enzymes? Fatuma, what do you think?' WAIT 10 seconds. Guide students to connect enzyme activity to immune function (enzymes are needed to produce immune proteins and fight pathogens). Record a summary statement on the board: 'Enzymes are the molecular workers that make every chemical process in the body possible — and they are made of protein.'</w:t>
             </w:r>
           </w:p>
         </w:tc>
@@ -17220,7 +15187,7 @@
                 <w:sz w:val="18"/>
                 <w:szCs w:val="18"/>
               </w:rPr>
-              <w:t xml:space="preserve">Public Knowledge Mapping on a Driving Question Board: The DQB makes collective understanding visible and tracks the class's epistemic progress across the unit. Separating 'We can now explain…' from 'We still wonder…' trains students to distinguish between settled and unsettled questions — a metacognitive habit aligned with NGSS practices of Engaging in Argument from Evidence and Asking Questions. New questions posted here create a bridge to Lesson 6 and maintain narrative momentum.</w:t>
+              <w:t xml:space="preserve">Cumulative DQB Synthesis: The DQB functions as a public record of growing understanding across the lesson sequence. Revisiting previous entries and answering older questions with new knowledge demonstrates that science learning is a progressive, building process — not isolated facts. This strategy develops metacognitive awareness as students recognise how their understanding has deepened and identify what still needs explaining.</w:t>
             </w:r>
           </w:p>
         </w:tc>
@@ -17252,7 +15219,7 @@
                 <w:sz w:val="18"/>
                 <w:szCs w:val="18"/>
               </w:rPr>
-              <w:t xml:space="preserve">Read sticky notes as they are posted. Assess: (a) Are 'can explain' notes making specific claims linked to evidence (e.g., 'The porridge thickens faster when hot because amylase works faster at higher temperatures up to the optimum')? Vague notes ('enzymes are important') indicate surface-level understanding — follow up individually; (b) Are 'still wonder' questions moving toward higher-order issues (deficiency, disease, metabolic disorders) rather than re-asking questions already answered? The quality of new questions is an indicator of how deeply students have processed the lesson; (c) Count: if fewer than 6 notes appear in 'We can now explain…', the Explain phase needs reinforcement — consider opening Lesson 6 with a brief recap activity.</w:t>
+              <w:t xml:space="preserve">Review the sticky notes for quality of explanation: do students use molecular-level language (active site, denaturation, enzyme-substrate)? Do the 'This Explains the Phenomenon' entries make a clear causal link between protein deficiency and specific health consequences (poor digestion, slow recovery, weak immunity)? Students who write vague notes ('enzymes help the body') need prompting with: 'Can you be more specific — which process, and what happens without enough enzymes?' Students who connect enzyme deficiency to multiple body systems (digestion, immunity, growth) are showing excellent integrative thinking.</w:t>
             </w:r>
           </w:p>
         </w:tc>
@@ -17318,7 +15285,7 @@
                 <w:sz w:val="18"/>
                 <w:szCs w:val="18"/>
               </w:rPr>
-              <w:t xml:space="preserve">Students retrieve their cumulative model from Lesson 4 (a labelled diagram showing biomolecules in food entering the body). They now add a new layer: an enzyme-substrate interaction diagram. Specifically, students draw amylase breaking down starch from ugali into glucose monomers, and protease beginning to break down proteins from meat. They label: enzyme name, substrate, active site, products, and add an arrow-based notation showing what happens at low temperature (slower rate), optimum temperature (fastest rate), and very high temperature (denaturation — enzyme shape changes, reaction stops). Students who finish early add a second diagram showing catalase breaking down hydrogen peroxide in a liver cell, linking to the experiment.</w:t>
+              <w:t xml:space="preserve">Students retrieve their cumulative models from Lessons 1–4 (which should already show: food → macromolecules → digestion into monomers → building body structures). They now add a new layer to the model: enzymes as protein molecules that catalyse each step of digestion and metabolism. Students draw the lock-and-key model as an inset diagram connected by an arrow to the digestion process already in their model. They annotate: 'Enzymes are made from amino acids (protein) → If dietary protein is low, fewer enzymes can be made → digestion slows → nutrients are not absorbed efficiently → growth, immunity, and energy regulation all decline.' Students also add a note showing that temperature and pH inside the body must remain stable (homeostasis) for enzymes to function — connecting forward to future lessons on body regulation.</w:t>
             </w:r>
           </w:p>
         </w:tc>
@@ -17354,7 +15321,7 @@
             <w:pPr>
               <w:spacing w:after="20" w:before="0"/>
             </w:pPr>
-            <w:hyperlink w:history="1" r:id="rIdmdca3g4sh04cnu-ih9a5m">
+            <w:hyperlink w:history="1" r:id="rIdpbawzmxizv_ok80z644yi">
               <w:r>
                 <w:rPr>
                   <w:rFonts w:ascii="Arial" w:cs="Arial" w:eastAsia="Arial" w:hAnsi="Arial"/>
@@ -17387,7 +15354,7 @@
               <w:spacing w:after="10" w:before="0"/>
               <w:ind w:left="120"/>
             </w:pPr>
-            <w:hyperlink w:history="1" r:id="rIdcvraqpe8ykmvqcjgw_h4a">
+            <w:hyperlink w:history="1" r:id="rIdj-iy9ab-zcmuwjcj7ut4e">
               <w:r>
                 <w:rPr>
                   <w:rFonts w:ascii="Arial" w:cs="Arial" w:eastAsia="Arial" w:hAnsi="Arial"/>
@@ -17432,7 +15399,7 @@
             <w:pPr>
               <w:spacing w:after="20" w:before="0"/>
             </w:pPr>
-            <w:hyperlink w:history="1" r:id="rIdltxspq7a4bral4xmlmaak">
+            <w:hyperlink w:history="1" r:id="rIdb1a_etwdmydj-81mbinmr">
               <w:r>
                 <w:rPr>
                   <w:rFonts w:ascii="Arial" w:cs="Arial" w:eastAsia="Arial" w:hAnsi="Arial"/>
@@ -17465,7 +15432,7 @@
               <w:spacing w:after="10" w:before="0"/>
               <w:ind w:left="120"/>
             </w:pPr>
-            <w:hyperlink w:history="1" r:id="rIdkca8xmjpfpyf56spwlvno">
+            <w:hyperlink w:history="1" r:id="rId_at-wedfqekgzx4hxvnwr">
               <w:r>
                 <w:rPr>
                   <w:rFonts w:ascii="Arial" w:cs="Arial" w:eastAsia="Arial" w:hAnsi="Arial"/>
@@ -17507,7 +15474,7 @@
                 <w:sz w:val="18"/>
                 <w:szCs w:val="18"/>
               </w:rPr>
-              <w:t xml:space="preserve">Say: 'Take out your cumulative model. In the last four lessons you showed what chemicals are in food and what they do in the body. Now we are going to show HOW those chemicals are processed — the enzyme machinery inside your cells.' Write on the board: 'Add to your model: (1) Amylase + starch from ugali → glucose; (2) Protease + protein from nyama → amino acids; (3) Show what temperature does to each reaction.' Circulate and prompt: 'Where in the body does amylase first work? Show that on your model.' WAIT TIME: 10 seconds if students hesitate. Prompt: 'Mouth — saliva contains amylase — add that label.' For advanced students: 'Can you show on your model why eating very hot ugali might actually reduce digestion efficiency?' After 6 minutes of model building, cold-call one student to show their model to the class using the document camera or by holding it up. Ask the class: 'What has Zawadi included that strengthens her model? What could she add?' WAIT TIME: 12 seconds for peer responses. Close by saying: 'In our final lesson, we will complete this model by explaining what happens when these chemicals — or the enzymes that process them — are missing, which will help us explain why the brother has swollen feet and thinning hair.'</w:t>
+              <w:t xml:space="preserve">Say: 'Get out your cumulative model from Lesson 4. You are going to add the most important layer yet — the molecular workers that make everything in your model actually happen.' Give students 5 minutes to revise their models independently. Circulate and prompt with: 'Where in your model does digestion happen? Now show me WHERE and HOW enzymes are involved in that step.' For students who are unsure, point to their existing model and ask: 'You drew that starch gets broken down into glucose — what is doing that breaking? Draw that in.' After individual work, ask 2 students to share their revised models with the class under the visualiser or by drawing on the board. For each shared model, ask the class: 'What does this model explain well? What is missing?' Cold-call 3 students for feedback. Close the lesson by saying: 'Your model now shows a complete chain: food contains macromolecules → the body uses protein to build enzymes → enzymes catalyse every step of digestion and metabolism → without enough dietary protein, the whole chain breaks down. This is why the brother in our phenomenon is struggling — not just because he lacks energy, but because his body cannot build the molecular tools it needs to function. Next lesson, we will explore how all of these chemicals of life work together in the full picture.'</w:t>
             </w:r>
           </w:p>
         </w:tc>
@@ -17539,7 +15506,7 @@
                 <w:sz w:val="18"/>
                 <w:szCs w:val="18"/>
               </w:rPr>
-              <w:t xml:space="preserve">Cumulative Model Revision with Annotated Mechanism Layer: Adding a mechanistic enzyme layer to a model students have been building across five lessons develops Systems Thinking — students see that biomolecules (Lessons 1–4) are not static but are dynamically processed by enzyme machinery (Lesson 5). This iterative model-building practice directly mirrors how scientists refine models as new evidence accumulates. Requiring temperature annotations forces students to integrate the experimental evidence into their conceptual model, not treat them as separate activities.</w:t>
+              <w:t xml:space="preserve">Cumulative Model Revision: By adding enzymes to a model that already includes macromolecules, monomers, and body structures, students see the integrated nature of biochemistry — no concept stands alone. The model serves as a thinking tool that externalises understanding and makes gaps visible. Peer critique of shared models develops scientific argumentation skills and reinforces that models are explanatory tools that improve with more evidence.</w:t>
             </w:r>
           </w:p>
         </w:tc>
@@ -17571,7 +15538,7 @@
                 <w:sz w:val="18"/>
                 <w:szCs w:val="18"/>
               </w:rPr>
-              <w:t xml:space="preserve">Collect or photograph cumulative models at the end of class (or check as you circulate). Look for: (a) Correct directionality: amylase acts ON starch to produce glucose — not the other way around; (b) Location accuracy: amylase starts in the mouth (saliva), continues in small intestine; (c) Temperature representation: students should show an optimum range (~35–40 °C for body enzymes) and denaturation at high temperatures — not a simple linear increase; (d) Continuity with previous lessons: the model should still show the biomolecule categories from Lesson 1 and the food test results from Lesson 4 — enzyme diagrams should be added to, not replace, existing content. Flag any models that have lost earlier content for a quick individual check-in.</w:t>
+              <w:t xml:space="preserve">Examine revised models for: (1) enzymes correctly positioned at the point of digestion/metabolism; (2) the lock-and-key diagram correctly labelled (enzyme, active site, substrate, product); (3) an annotation linking low dietary protein → fewer enzymes → impaired processes; (4) any forward-thinking note about temperature/pH stability. Students whose models show enzymes only in digestion (not in immunity, growth, or other processes) need a nudge: 'Think back to why the brother gets sick more — where else do enzymes work?' Collect or photograph models to track growth across the 6-lesson sequence.</w:t>
             </w:r>
           </w:p>
         </w:tc>
@@ -17664,83 +15631,83 @@
                 <w:sz w:val="18"/>
                 <w:szCs w:val="18"/>
               </w:rPr>
-              <w:t xml:space="preserve">1. Did students successfully connect the catalase experiment evidence to the abstract lock-and-key model, or did they treat the experiment and the diagram as separate activities? What would help them integrate these two representations more explicitly?</w:t>
-            </w:r>
-          </w:p>
-          <w:p>
-            <w:pPr>
-              <w:spacing w:after="40" w:before="0"/>
-              <w:jc w:val="left"/>
-            </w:pPr>
-            <w:r>
-              <w:rPr>
-                <w:rFonts w:ascii="Arial" w:cs="Arial" w:eastAsia="Arial" w:hAnsi="Arial"/>
-                <w:b w:val="false"/>
-                <w:bCs w:val="false"/>
-                <w:i w:val="false"/>
-                <w:iCs w:val="false"/>
-                <w:color w:val="000000"/>
-                <w:sz w:val="18"/>
-                <w:szCs w:val="18"/>
-              </w:rPr>
-              <w:t xml:space="preserve">2. Were students able to apply the concept of denaturation to explain both the porridge-thickening phenomenon AND the reduction in bubbles at high temperatures in the experiment — or did they apply it to only one context?</w:t>
-            </w:r>
-          </w:p>
-          <w:p>
-            <w:pPr>
-              <w:spacing w:after="40" w:before="0"/>
-              <w:jc w:val="left"/>
-            </w:pPr>
-            <w:r>
-              <w:rPr>
-                <w:rFonts w:ascii="Arial" w:cs="Arial" w:eastAsia="Arial" w:hAnsi="Arial"/>
-                <w:b w:val="false"/>
-                <w:bCs w:val="false"/>
-                <w:i w:val="false"/>
-                <w:iCs w:val="false"/>
-                <w:color w:val="000000"/>
-                <w:sz w:val="18"/>
-                <w:szCs w:val="18"/>
-              </w:rPr>
-              <w:t xml:space="preserve">3. During the Explain phase, how well did students articulate enzyme specificity (amylase works on starch but not protein)? Did the lock-and-key analogy help or did it create misconceptions about physical size/shape rather than chemical binding?</w:t>
-            </w:r>
-          </w:p>
-          <w:p>
-            <w:pPr>
-              <w:spacing w:after="40" w:before="0"/>
-              <w:jc w:val="left"/>
-            </w:pPr>
-            <w:r>
-              <w:rPr>
-                <w:rFonts w:ascii="Arial" w:cs="Arial" w:eastAsia="Arial" w:hAnsi="Arial"/>
-                <w:b w:val="false"/>
-                <w:bCs w:val="false"/>
-                <w:i w:val="false"/>
-                <w:iCs w:val="false"/>
-                <w:color w:val="000000"/>
-                <w:sz w:val="18"/>
-                <w:szCs w:val="18"/>
-              </w:rPr>
-              <w:t xml:space="preserve">4. Looking at the DQB sticky notes, are students generating questions that show genuine curiosity about enzyme deficiency and malnutrition — the direction Lesson 6 needs to go — or are most questions still about enzyme activity mechanics?</w:t>
-            </w:r>
-          </w:p>
-          <w:p>
-            <w:pPr>
-              <w:spacing w:after="40" w:before="0"/>
-              <w:jc w:val="left"/>
-            </w:pPr>
-            <w:r>
-              <w:rPr>
-                <w:rFonts w:ascii="Arial" w:cs="Arial" w:eastAsia="Arial" w:hAnsi="Arial"/>
-                <w:b w:val="false"/>
-                <w:bCs w:val="false"/>
-                <w:i w:val="false"/>
-                <w:iCs w:val="false"/>
-                <w:color w:val="000000"/>
-                <w:sz w:val="18"/>
-                <w:szCs w:val="18"/>
-              </w:rPr>
-              <w:t xml:space="preserve">5. Did all student groups obtain clear, interpretable results from the catalase experiment? If not, what practical adjustments (fresher potato, higher concentration hydrogen peroxide, tighter temperature control) are needed before teaching this lesson again?</w:t>
+              <w:t xml:space="preserve">1. During the practical, were all students able to correctly interpret the iodine colour change as evidence of starch presence or absence — or did some confuse the indicator result with the variable being tested? How will you address this misconception in Lesson 6 if it persists?</w:t>
+            </w:r>
+          </w:p>
+          <w:p>
+            <w:pPr>
+              <w:spacing w:after="40" w:before="0"/>
+              <w:jc w:val="left"/>
+            </w:pPr>
+            <w:r>
+              <w:rPr>
+                <w:rFonts w:ascii="Arial" w:cs="Arial" w:eastAsia="Arial" w:hAnsi="Arial"/>
+                <w:b w:val="false"/>
+                <w:bCs w:val="false"/>
+                <w:i w:val="false"/>
+                <w:iCs w:val="false"/>
+                <w:color w:val="000000"/>
+                <w:sz w:val="18"/>
+                <w:szCs w:val="18"/>
+              </w:rPr>
+              <w:t xml:space="preserve">2. When explaining denaturation, did students articulate the shape-change mechanism (active site distortion) or did they revert to surface descriptions like 'the enzyme dies'? What additional analogies or diagrams could strengthen the mechanistic explanation?</w:t>
+            </w:r>
+          </w:p>
+          <w:p>
+            <w:pPr>
+              <w:spacing w:after="40" w:before="0"/>
+              <w:jc w:val="left"/>
+            </w:pPr>
+            <w:r>
+              <w:rPr>
+                <w:rFonts w:ascii="Arial" w:cs="Arial" w:eastAsia="Arial" w:hAnsi="Arial"/>
+                <w:b w:val="false"/>
+                <w:bCs w:val="false"/>
+                <w:i w:val="false"/>
+                <w:iCs w:val="false"/>
+                <w:color w:val="000000"/>
+                <w:sz w:val="18"/>
+                <w:szCs w:val="18"/>
+              </w:rPr>
+              <w:t xml:space="preserve">3. How well did students connect enzyme deficiency (from low protein intake) to the specific symptoms in the phenomenon — weak immunity, slow recovery, poor growth? Were all three consequences addressed, or did discussion focus only on digestion?</w:t>
+            </w:r>
+          </w:p>
+          <w:p>
+            <w:pPr>
+              <w:spacing w:after="40" w:before="0"/>
+              <w:jc w:val="left"/>
+            </w:pPr>
+            <w:r>
+              <w:rPr>
+                <w:rFonts w:ascii="Arial" w:cs="Arial" w:eastAsia="Arial" w:hAnsi="Arial"/>
+                <w:b w:val="false"/>
+                <w:bCs w:val="false"/>
+                <w:i w:val="false"/>
+                <w:iCs w:val="false"/>
+                <w:color w:val="000000"/>
+                <w:sz w:val="18"/>
+                <w:szCs w:val="18"/>
+              </w:rPr>
+              <w:t xml:space="preserve">4. In the Model Building phase, did students integrate enzymes as a new layer into their existing cumulative models, or did they draw a separate, disconnected diagram? What scaffolding would help weaker students see the connected chain from food → amino acids → enzymes → regulated life processes?</w:t>
+            </w:r>
+          </w:p>
+          <w:p>
+            <w:pPr>
+              <w:spacing w:after="40" w:before="0"/>
+              <w:jc w:val="left"/>
+            </w:pPr>
+            <w:r>
+              <w:rPr>
+                <w:rFonts w:ascii="Arial" w:cs="Arial" w:eastAsia="Arial" w:hAnsi="Arial"/>
+                <w:b w:val="false"/>
+                <w:bCs w:val="false"/>
+                <w:i w:val="false"/>
+                <w:iCs w:val="false"/>
+                <w:color w:val="000000"/>
+                <w:sz w:val="18"/>
+                <w:szCs w:val="18"/>
+              </w:rPr>
+              <w:t xml:space="preserve">5. Reviewing the DQB entries, are there unresolved questions from earlier lessons that enzyme knowledge should now be able to address but was not addressed today? How will you ensure these are picked up in the final Lesson 6 synthesis?</w:t>
             </w:r>
           </w:p>
         </w:tc>
@@ -17867,7 +15834,7 @@
                 <w:sz w:val="18"/>
                 <w:szCs w:val="18"/>
               </w:rPr>
-              <w:t xml:space="preserve">Students observed that raw potato (containing catalase) produces visible bubbling when placed in hydrogen peroxide, and that the rate of bubbling changes with temperature — slow in cold water, fast at warm temperatures (~37–45 °C), and reduced or absent in very hot water where the enzyme is denatured.</w:t>
+              <w:t xml:space="preserve">Students observed that amylase breaks down starch at body temperature (37°C) most efficiently, with iodine turning amber; at very high temperatures the enzyme was denatured and starch remained (iodine stayed blue-black); pineapple juice visibly softened meat due to the protease bromelain — demonstrating enzyme action in a familiar Kenyan context.</w:t>
             </w:r>
           </w:p>
         </w:tc>
@@ -17933,7 +15900,7 @@
                 <w:sz w:val="18"/>
                 <w:szCs w:val="18"/>
               </w:rPr>
-              <w:t xml:space="preserve">Enzymes are biological protein catalysts with a specific active site (lock-and-key model) that determines which substrate they can act upon; factors including temperature, pH, and substrate concentration alter the rate of enzyme activity; extreme heat or pH causes denaturation — a permanent loss of the enzyme's functional shape.</w:t>
+              <w:t xml:space="preserve">Enzymes are specific protein catalysts that work through complementary active site shapes (lock-and-key model); their activity is affected by temperature (denaturation at high heat), pH, substrate concentration, and inhibitors; because enzymes are proteins, a low-protein diet directly impairs the body's ability to catalyse digestion, immune responses, and growth.</w:t>
             </w:r>
           </w:p>
         </w:tc>
@@ -17999,7 +15966,7 @@
                 <w:sz w:val="18"/>
                 <w:szCs w:val="18"/>
               </w:rPr>
-              <w:t xml:space="preserve">The school cook's porridge thickens faster when hot because amylase (present in uji flour) is more active at higher temperatures up to its optimum, breaking down starch faster; the girl from Kisumu's ugali is digested steadily because amylase and other digestive enzymes work efficiently at body temperature to release glucose gradually — unlike the rapidly absorbed simple sugars in mandazi and soda which spike blood glucose without sustained enzymatic processing.</w:t>
+              <w:t xml:space="preserve">The protein-deficient brother in the phenomenon cannot produce adequate quantities of digestive and metabolic enzymes from his ugali-only diet; this means his digestion is less efficient, his immune system cannot mount strong responses, and his growth and repair processes are slowed — explaining why he is smaller, weaker, and sicker than his better-nourished neighbour, despite both children eating until full.</w:t>
             </w:r>
           </w:p>
         </w:tc>
@@ -18068,7 +16035,7 @@
                 <w:sz w:val="22"/>
                 <w:szCs w:val="22"/>
               </w:rPr>
-              <w:t xml:space="preserve">LESSON 6 (40 minutes): Lesson 6 — Energy Requirements, Revisiting the Phenomenon, and Model Finalisation</w:t>
+              <w:t xml:space="preserve">LESSON 6 (40 minutes): Lesson 6 — Water, Mineral Salts, Energy Requirements, and Final Explanation of the Phenomenon</w:t>
             </w:r>
           </w:p>
         </w:tc>
@@ -18235,7 +16202,7 @@
                 <w:sz w:val="18"/>
                 <w:szCs w:val="18"/>
               </w:rPr>
-              <w:t xml:space="preserve">Students synthesise all five lessons of evidence to construct a complete, evidence-based explanation of the anchoring phenomenon and finalise their cumulative biomolecule models.</w:t>
+              <w:t xml:space="preserve">Students synthesise all prior learning about biomolecules, enzymes, water, and mineral salts to construct a full scientific explanation of why the two children in the anchoring phenomenon have such different health outcomes.</w:t>
             </w:r>
           </w:p>
         </w:tc>
@@ -18302,7 +16269,7 @@
                 <w:sz w:val="18"/>
                 <w:szCs w:val="18"/>
               </w:rPr>
-              <w:t xml:space="preserve">–  State and compare the energy values of carbohydrates (~17 kJ/g), proteins (~17 kJ/g), and lipids (~37 kJ/g) and explain why lipids store more energy per gram</w:t>
+              <w:t xml:space="preserve">–  Explain the roles of water and mineral salts (iron, calcium, iodine) in the human body and link deficiencies to Kenyan health issues such as anaemia and goitre</w:t>
             </w:r>
           </w:p>
           <w:p>
@@ -18322,7 +16289,7 @@
                 <w:sz w:val="18"/>
                 <w:szCs w:val="18"/>
               </w:rPr>
-              <w:t xml:space="preserve">–  Calculate the approximate energy content of a typical Kenyan school meal using energy value data</w:t>
+              <w:t xml:space="preserve">–  Calculate approximate energy values from food composition data and relate these to dietary differences between the two children in the phenomenon</w:t>
             </w:r>
           </w:p>
           <w:p>
@@ -18342,7 +16309,7 @@
                 <w:sz w:val="18"/>
                 <w:szCs w:val="18"/>
               </w:rPr>
-              <w:t xml:space="preserve">–  Explain, using biomolecule knowledge and enzyme principles, all three observations in the anchoring phenomenon: energy duration differences, signs of malnutrition, and temperature-dependent porridge thickening</w:t>
+              <w:t xml:space="preserve">–  Integrate knowledge of all four biomolecules (carbohydrates, lipids, proteins, nucleic acids), enzymes, water, and mineral salts into a unified explanation of growth, immunity, and health</w:t>
             </w:r>
           </w:p>
         </w:tc>
@@ -18409,7 +16376,7 @@
                 <w:sz w:val="18"/>
                 <w:szCs w:val="18"/>
               </w:rPr>
-              <w:t xml:space="preserve">–  Apply quantitative energy value data to evaluate the nutritional quality of real Kenyan meals</w:t>
+              <w:t xml:space="preserve">–  Analyse food composition data and food labels to calculate and compare energy and nutrient content</w:t>
             </w:r>
           </w:p>
           <w:p>
@@ -18429,7 +16396,7 @@
                 <w:sz w:val="18"/>
                 <w:szCs w:val="18"/>
               </w:rPr>
-              <w:t xml:space="preserve">–  Construct and present a finalised, annotated biomolecule model that integrates evidence from all six lessons</w:t>
+              <w:t xml:space="preserve">–  Construct and present a final annotated diagrammatic model that explains the phenomenon using all chemicals of life studied</w:t>
             </w:r>
           </w:p>
         </w:tc>
@@ -18496,7 +16463,7 @@
                 <w:sz w:val="18"/>
                 <w:szCs w:val="18"/>
               </w:rPr>
-              <w:t xml:space="preserve">–  Appreciate that scientific understanding is built incrementally across multiple lessons of evidence-gathering and revision</w:t>
+              <w:t xml:space="preserve">–  Appreciate that a balanced, varied diet — such as eating githeri, sukuma wiki, milk, eggs, and occasional nyama choma — is scientifically grounded in the body's molecular needs</w:t>
             </w:r>
           </w:p>
           <w:p>
@@ -18516,7 +16483,7 @@
                 <w:sz w:val="18"/>
                 <w:szCs w:val="18"/>
               </w:rPr>
-              <w:t xml:space="preserve">–  Value the connection between dietary choices and long-term health and growth, especially in local Kenyan food contexts</w:t>
+              <w:t xml:space="preserve">–  Show responsibility toward personal and community health by recognising how mineral and water deficiencies affect Kenyan communities</w:t>
             </w:r>
           </w:p>
         </w:tc>
@@ -18648,7 +16615,7 @@
                 <w:sz w:val="18"/>
                 <w:szCs w:val="18"/>
               </w:rPr>
-              <w:t xml:space="preserve">This lesson closes the unit storyline by empowering students to use their cumulative understanding of carbohydrates, proteins, lipids, water, mineral salts, enzymes, and energy values to fully explain every strand of the anchoring phenomenon — the Kisumu student's energy experience, her brother's malnutrition, and the cook's porridge observation — and to consolidate that understanding in a finalised visual model.</w:t>
+              <w:t xml:space="preserve">This final lesson completes the sub-strand storyline by adding water and mineral salts to the students' explanatory toolkit and then asking them to draw everything together — biomolecules, enzymes, water, mineral salts, and energy — into a final written and diagrammatic explanation of the anchoring phenomenon, resolving all outstanding questions on the Driving Question Board.</w:t>
             </w:r>
           </w:p>
         </w:tc>
@@ -18714,7 +16681,7 @@
                 <w:sz w:val="18"/>
                 <w:szCs w:val="18"/>
               </w:rPr>
-              <w:t xml:space="preserve">No specific hazards. This is a desk-based calculation and discussion lesson. If students use printed food labels, remind them to wash hands after handling food packaging.</w:t>
+              <w:t xml:space="preserve">No specific hazards. If physical food labels or samples are used, ensure no student has allergies to foods brought to class. Remind students to wash hands after handling food packaging.</w:t>
             </w:r>
           </w:p>
         </w:tc>
@@ -18807,7 +16774,7 @@
                 <w:sz w:val="18"/>
                 <w:szCs w:val="18"/>
               </w:rPr>
-              <w:t xml:space="preserve">Lesson 6 is the culminating lesson of Sub-Strand 1.4. Students begin by predicting which macromolecule provides the most energy per gram, drawing on their prior knowledge of lipids and carbohydrates. They then receive energy value data (kJ/g) for carbohydrates, proteins, and lipids and work in pairs to calculate the approximate energy content of a typical Kenyan school meal — ugali, sukuma wiki, beans, and a small piece of nyama choma — using a provided data table. This quantitative activity grounds their abstract knowledge in real dietary choices familiar to Kenyan learners.</w:t>
+              <w:t xml:space="preserve">This is the sixth and final lesson of Sub-Strand 1.4: Chemicals of Life. It opens with a focused Predict Phase in which students, drawing on their accumulated knowledge from Lessons 1–5, make a final prediction about what is missing from the younger brother's diet beyond just protein. The Observe Phase exposes students to structured data — a simplified food composition table comparing a day's meals for each child (ugali-only diet versus varied diet including githeri, sukuma wiki, milk, eggs, and nyama choma) — and students extract information about water content, iron, calcium, and iodine levels as well as approximate energy values, reinforcing how each chemical connects to a specific body function.</w:t>
             </w:r>
           </w:p>
           <w:p>
@@ -18845,7 +16812,7 @@
                 <w:sz w:val="18"/>
                 <w:szCs w:val="18"/>
               </w:rPr>
-              <w:t xml:space="preserve">In the Explain Phase, students return to the full anchoring phenomenon for the first time since Lesson 1. Using their accumulated evidence from all six lessons, they write a structured, evidence-based explanation addressing all three observations: why ugali and sukuma wiki give sustained energy while mandazi and soda give a short burst, why the brother's diet is causing specific malnutrition signs, and why porridge thickens faster when hot. This Final Explanation is a cornerstone assessment of the unit.</w:t>
+              <w:t xml:space="preserve">In the Explain Phase, students use a structured 'Chemicals of Life Explanation Frame' to write a paragraph-length scientific explanation connecting each deficiency to a visible symptom in the younger brother: low iron → anaemia → weakness and poor immunity; low calcium → bone and muscle weakness; low iodine → potential goitre risk and reduced metabolic regulation; low protein → insufficient enzyme production and stunted growth; low complex carbohydrates → inadequate sustained energy; insufficient water → impaired transport and enzyme function. The teacher facilitates a whole-class modelling discussion using the board to build a class consensus explanation.</w:t>
             </w:r>
           </w:p>
           <w:p>
@@ -18883,7 +16850,7 @@
                 <w:sz w:val="18"/>
                 <w:szCs w:val="18"/>
               </w:rPr>
-              <w:t xml:space="preserve">The lesson concludes with a DQB review — students identify which questions posted across the unit have now been answered and which new questions have emerged — followed by a gallery walk of finalised cumulative biomolecule models. The teacher facilitates a whole-class discussion comparing students' Lesson 1 initial models with their final models to make learning visible and celebrate intellectual growth.</w:t>
+              <w:t xml:space="preserve">The Driving Question Board (DQB) review phase allows every student to contribute to resolving the questions posted across all six lessons, celebrating the progression of understanding. Finally, in the Model Building Phase, students revise their cumulative diagrammatic model — begun in Lesson 1 — into a final annotated version labelled 'Final Model,' showing the molecular roles of all chemicals of life in the bodies of both children. Selected students present their models, and the class conducts a structured comparison between their Lesson 1 initial model and their final model to make their learning growth visible.</w:t>
             </w:r>
           </w:p>
         </w:tc>
@@ -19208,7 +17175,7 @@
                 <w:sz w:val="18"/>
                 <w:szCs w:val="18"/>
               </w:rPr>
-              <w:t xml:space="preserve">Students are shown three food items on the board: a spoonful of cooking fat (lipid), a spoonful of sugar (carbohydrate), and a piece of boiled egg white (protein). They are asked to write individually in their notebooks: 'Which of these three provides the most energy per gram when your body breaks it down? Rank them 1 (highest) to 3 (lowest) and give one reason for your ranking.' Students share their rankings with a shoulder partner before a brief whole-class share-out.</w:t>
+              <w:t xml:space="preserve">Students individually read a one-paragraph summary of the anchoring phenomenon printed on a card (or displayed on the board) and respond in writing to the prompt: 'We now know about carbohydrates, lipids, proteins, nucleic acids, and enzymes. List at least two other substances — not biomolecules — that you think the younger brother is missing from his diet, and predict one specific consequence for his body for each.' Students share predictions with a partner before a brief whole-class share-out. This activates prior knowledge from Lessons 1–5 and orients students toward water and mineral salts before the data is presented.</w:t>
             </w:r>
           </w:p>
         </w:tc>
@@ -19244,7 +17211,7 @@
             <w:pPr>
               <w:spacing w:after="20" w:before="0"/>
             </w:pPr>
-            <w:hyperlink w:history="1" r:id="rIdiopzyhvwth2bhfe0vtwrp">
+            <w:hyperlink w:history="1" r:id="rIdpzqpeid9gkr9izp59tpxv">
               <w:r>
                 <w:rPr>
                   <w:rFonts w:ascii="Arial" w:cs="Arial" w:eastAsia="Arial" w:hAnsi="Arial"/>
@@ -19253,7 +17220,7 @@
                   <w:szCs w:val="16"/>
                   <w:u w:val="single" w:color="2E75B6"/>
                 </w:rPr>
-                <w:t xml:space="preserve">Introduction to experiment design</w:t>
+                <w:t xml:space="preserve">Worked example: Using oxidation numbers to identify oxidation and reduction</w:t>
               </w:r>
             </w:hyperlink>
           </w:p>
@@ -19277,7 +17244,7 @@
               <w:spacing w:after="10" w:before="0"/>
               <w:ind w:left="120"/>
             </w:pPr>
-            <w:hyperlink w:history="1" r:id="rIdvhpmc-sc4l7pluoowd0c8">
+            <w:hyperlink w:history="1" r:id="rIdqeejle92fz5rjx7ae4dbs">
               <w:r>
                 <w:rPr>
                   <w:rFonts w:ascii="Arial" w:cs="Arial" w:eastAsia="Arial" w:hAnsi="Arial"/>
@@ -19322,7 +17289,7 @@
             <w:pPr>
               <w:spacing w:after="20" w:before="0"/>
             </w:pPr>
-            <w:hyperlink w:history="1" r:id="rIde01tv677uflr9b3tbfzdw">
+            <w:hyperlink w:history="1" r:id="rIdstspwvkzwrb8k1no8iejt">
               <w:r>
                 <w:rPr>
                   <w:rFonts w:ascii="Arial" w:cs="Arial" w:eastAsia="Arial" w:hAnsi="Arial"/>
@@ -19355,7 +17322,7 @@
               <w:spacing w:after="10" w:before="0"/>
               <w:ind w:left="120"/>
             </w:pPr>
-            <w:hyperlink w:history="1" r:id="rIdpzggcggpmheu2pbslotlh">
+            <w:hyperlink w:history="1" r:id="rIdlh_askeykkf_ouvqjyjr7">
               <w:r>
                 <w:rPr>
                   <w:rFonts w:ascii="Arial" w:cs="Arial" w:eastAsia="Arial" w:hAnsi="Arial"/>
@@ -19397,7 +17364,7 @@
                 <w:sz w:val="18"/>
                 <w:szCs w:val="18"/>
               </w:rPr>
-              <w:t xml:space="preserve">Display the three items (or drawn images) and say: 'Before I give you any data, I want you to think back to everything we have learned about these three biomolecules across this whole unit. In your notebook, rank them by energy per gram — highest to lowest — and write one reason. You have 2 minutes. Work silently.' After 2 minutes, say: 'Turn to your partner and compare your rankings. Do you agree? Disagree? Why?' Allow 90 seconds. Cold-call 3 students: 'Amara, what did you rank first and why?' — 'Brian, did you agree with Amara?' — 'Wanjiku, was there anything that made you change your mind when you heard your partner?' After each response, WAIT 12 seconds before moving on. Record rankings on the board in a tally. Do NOT confirm or deny answers yet — say: 'Hold that thought. We are about to find out.'</w:t>
+              <w:t xml:space="preserve">Display the phenomenon summary and the prediction prompt on the board. Say: 'We have spent five lessons learning about the chemicals inside living things. Today we complete the story. Before we look at any new information, I want you to think independently. Read the prompt and write your prediction — you have 90 seconds.' Allow 90 seconds of silent individual writing, then say: 'Now share your prediction with your partner. You have 60 seconds each.' After pair-share, cold-call 4 students by name — aim for at least one student who predicts water, one who predicts a mineral, and one who gives an unexpected answer. For each, ask: 'What evidence from the last five lessons makes you say that?' Apply 12-second WAIT TIME after each question before accepting an answer. Record all predicted substances on one side of the board under the heading 'Our Predictions' — do not affirm or correct yet. Say: 'Hold these predictions. Let us look at some data and see how close we are.'</w:t>
             </w:r>
           </w:p>
         </w:tc>
@@ -19429,7 +17396,7 @@
                 <w:sz w:val="18"/>
                 <w:szCs w:val="18"/>
               </w:rPr>
-              <w:t xml:space="preserve">Elicitation of Prior Knowledge — by asking students to predict before receiving data, the teacher surfaces existing mental models about energy storage, creating a productive need to find out whether their reasoning holds. This connects directly to Lessons 2 and 3 where lipids and carbohydrates were discussed qualitatively.</w:t>
+              <w:t xml:space="preserve">Activation of Prior Knowledge through Structured Prediction: Students retrieve and integrate knowledge from five previous lessons to make a prediction, forcing them to recognise gaps in their current explanatory model. Recording predictions publicly creates cognitive accountability — students are motivated to check whether their predictions are confirmed by evidence.</w:t>
             </w:r>
           </w:p>
         </w:tc>
@@ -19461,7 +17428,7 @@
                 <w:sz w:val="18"/>
                 <w:szCs w:val="18"/>
               </w:rPr>
-              <w:t xml:space="preserve">Teacher scans notebooks to check whether students are drawing on lesson content (e.g., referencing lipid structure, long carbon chains, or double bonds from Lesson 3) versus making intuitive guesses. Look for students who rank lipids highest with a structural reason — this signals deep understanding. Students who rank carbohydrates highest without reasoning may need targeted support during the calculation activity.</w:t>
+              <w:t xml:space="preserve">Teacher scans written predictions during pair-share for presence of water, minerals, or other non-biomolecule substances. A student who can only list biomolecules studied earlier has not yet generalised beyond the explicit content of previous lessons — this signals the need for bridging questions during the Observe Phase. Teacher notes which students spontaneously connect mineral deficiency to specific Kenyan health conditions (anaemia, goitre) as evidence of higher-order application.</w:t>
             </w:r>
           </w:p>
         </w:tc>
@@ -19527,7 +17494,7 @@
                 <w:sz w:val="18"/>
                 <w:szCs w:val="18"/>
               </w:rPr>
-              <w:t xml:space="preserve">Students receive a one-page data sheet (or the teacher writes values on the board) showing: Carbohydrates = 17 kJ/g; Proteins = 17 kJ/g; Lipids = 37 kJ/g. A second table shows the approximate macronutrient composition of a typical Kenyan school meal: 200g ugali (carbohydrate-rich: 30g carbs, 2g protein, 0.5g fat), 100g sukuma wiki (2g carbs, 2g protein, 0g fat), 150g beans (20g carbs, 10g protein, 1g fat), 50g nyama choma (0g carbs, 12g protein, 5g fat). Working in pairs, students calculate the total energy contributed by each macromolecule and the grand total energy for the meal. They record their calculations in a structured table in their notebooks.</w:t>
+              <w:t xml:space="preserve">Students receive or view a 'Day's Diet Comparison Table' showing two columns — Child A (younger brother: ugali and weak tea, twice daily) and Child B (neighbour's child: githeri with beans, sukuma wiki, glass of milk, occasional egg or nyama choma). The table lists approximate values per day for: total energy (kJ), water intake from food, iron (mg), calcium (mg), and iodine (µg) — all expressed in simple whole numbers appropriate for Grade 10. Students work in pairs to answer four guided observation questions: (1) Which child has a higher daily energy intake, and what food provides the most energy for each child? (2) Which minerals are significantly lower in Child A's diet? (3) Iron is needed to make haemoglobin. If Child A has low iron, predict what happens to his blood and his energy levels. (4) Iodine is needed by the thyroid gland to make thyroxine, which controls metabolic rate. What might happen to Child A if his iodine intake remains low? Students record answers in their notebooks and highlight two surprising findings to share with the class.</w:t>
             </w:r>
           </w:p>
         </w:tc>
@@ -19563,7 +17530,7 @@
             <w:pPr>
               <w:spacing w:after="20" w:before="0"/>
             </w:pPr>
-            <w:hyperlink w:history="1" r:id="rIdkpcrlpxgojbxak_k9pybf">
+            <w:hyperlink w:history="1" r:id="rIduqkdisnl0zaomvkuedfie">
               <w:r>
                 <w:rPr>
                   <w:rFonts w:ascii="Arial" w:cs="Arial" w:eastAsia="Arial" w:hAnsi="Arial"/>
@@ -19572,7 +17539,7 @@
                   <w:szCs w:val="16"/>
                   <w:u w:val="single" w:color="2E75B6"/>
                 </w:rPr>
-                <w:t xml:space="preserve">Introduction to experiment design</w:t>
+                <w:t xml:space="preserve">Worked example: Using oxidation numbers to identify oxidation and reduction</w:t>
               </w:r>
             </w:hyperlink>
           </w:p>
@@ -19596,7 +17563,7 @@
               <w:spacing w:after="10" w:before="0"/>
               <w:ind w:left="120"/>
             </w:pPr>
-            <w:hyperlink w:history="1" r:id="rIdqqarkjnh9m0kqebi-wzin">
+            <w:hyperlink w:history="1" r:id="rIddboc48d9uwb5wdpsimmzn">
               <w:r>
                 <w:rPr>
                   <w:rFonts w:ascii="Arial" w:cs="Arial" w:eastAsia="Arial" w:hAnsi="Arial"/>
@@ -19641,7 +17608,7 @@
             <w:pPr>
               <w:spacing w:after="20" w:before="0"/>
             </w:pPr>
-            <w:hyperlink w:history="1" r:id="rIdsee1dz_of-yqasofrovvh">
+            <w:hyperlink w:history="1" r:id="rId9iaoczdbzrtuwuytynybm">
               <w:r>
                 <w:rPr>
                   <w:rFonts w:ascii="Arial" w:cs="Arial" w:eastAsia="Arial" w:hAnsi="Arial"/>
@@ -19674,7 +17641,7 @@
               <w:spacing w:after="10" w:before="0"/>
               <w:ind w:left="120"/>
             </w:pPr>
-            <w:hyperlink w:history="1" r:id="rIdpvmoo-i8mqk8prrb0xb2h">
+            <w:hyperlink w:history="1" r:id="rIdhseqsyqgu1ms9wybxrbd_">
               <w:r>
                 <w:rPr>
                   <w:rFonts w:ascii="Arial" w:cs="Arial" w:eastAsia="Arial" w:hAnsi="Arial"/>
@@ -19716,7 +17683,7 @@
                 <w:sz w:val="18"/>
                 <w:szCs w:val="18"/>
               </w:rPr>
-              <w:t xml:space="preserve">Distribute or display the data sheet. Say: 'These are the energy values that nutritionists and food scientists use worldwide — the same values used by the Kenya Medical Research Institute when they study Kenyan diets. Your job now is to calculate the energy in this typical school meal. Work in pairs. Show all your working. You have 8 minutes.' Circulate purposefully — crouch to pair level and look at working. After 5 minutes, announce: 'Two more minutes — make sure you have a grand total.' After 8 minutes, cold-call 2 pairs to share their totals. Write both answers on the board. If they differ, ask: 'Kioni, can you walk us through your working for the ugali row?' WAIT 15 seconds. Then say: 'Now look back at your prediction. Were you right about which macromolecule gives the most energy per gram?' WAIT 12 seconds. 'What does it mean for our bodies that lipids store more than twice the energy of carbohydrates per gram?' Cold-call 2 students.</w:t>
+              <w:t xml:space="preserve">Distribute or display the Diet Comparison Table and say: 'You are now scientists analysing real nutritional data. Work with your partner — do not guess; use the numbers in the table to support every answer you write. You have 8 minutes.' Circulate and crouch to partner-pair level, listening for misconceptions. If a pair confuses total energy with protein content, prompt: 'Look at the units — kJ measures energy released by all macronutrients. Which food in Child A's diet provides most of those kilojoules?' After 8 minutes, say: 'Let us hear from three pairs — one observation about minerals, one about energy, one about water.' Cold-call 3 pairs. After each response, ask the class: 'Does anyone want to add to or challenge that?' Apply 10-second WAIT TIME. Then say: 'Now look at your predictions on the board. Which ones did the data support? Put a tick or a cross next to each.' Briefly annotate the predictions board together. Explicitly introduce iron → anaemia → Kisumu/Rift Valley anaemia prevalence context; calcium → bone density in growing children; iodine → goitre risk in some inland Kenyan communities where iodine in soil is low. Say: 'These are not abstract facts — these are health challenges that Kenyan health workers and nutritionists deal with every day.'</w:t>
             </w:r>
           </w:p>
         </w:tc>
@@ -19748,7 +17715,7 @@
                 <w:sz w:val="18"/>
                 <w:szCs w:val="18"/>
               </w:rPr>
-              <w:t xml:space="preserve">Quantitative Data Analysis with Real-World Anchoring — students move from qualitative understanding (lipids store energy) to quantitative literacy (37 kJ/g vs. 17 kJ/g), using a Kenyan meal as the context. This makes abstract biochemical data personally meaningful and prepares students for the Final Explanation by showing that the composition of a meal — not just its total mass — determines its energy and nutritional profile.</w:t>
+              <w:t xml:space="preserve">Data Analysis with Guided Questions (Evidence-Based Reasoning): Students extract patterns from a structured table rather than receiving information declaratively. The guided questions scaffold the move from 'noticing a number' to 'explaining a consequence,' mirroring the NGSS practice of Analysing and Interpreting Data. Connecting each mineral to a specific Kenyan health issue grounds the abstract chemical function in a real and meaningful context, making the learning personally relevant.</w:t>
             </w:r>
           </w:p>
         </w:tc>
@@ -19780,7 +17747,7 @@
                 <w:sz w:val="18"/>
                 <w:szCs w:val="18"/>
               </w:rPr>
-              <w:t xml:space="preserve">Correct calculation for the meal should yield approximately: ugali (30×17 + 2×17 + 0.5×37 = 510 + 34 + 18.5 = 562.5 kJ), sukuma wiki (2×17 + 2×17 = 68 kJ), beans (20×17 + 10×17 + 1×37 = 340 + 170 + 37 = 547 kJ), nyama choma (0 + 12×17 + 5×37 = 204 + 185 = 389 kJ), Grand total ≈ 1,566.5 kJ. Teacher checks for correct multiplication, correct use of kJ/g values, and correct column addition. Pairs who reach a plausible total (within 10%) demonstrate procedural and conceptual fluency. Pairs with large errors likely confused mass values or energy values — teacher redirects by asking: 'Which column is grams of macromolecule? Which is kJ/g?'</w:t>
+              <w:t xml:space="preserve">Teacher listens for whether students use the table values as evidence in their spoken and written answers (not just opinions). Correct observable indicator: 'Child A has only 3 mg of iron per day versus 11 mg for Child B, so he is likely to have too little haemoglobin, causing anaemia and fatigue.' Incorrect indicator: 'Child A eats less so he is weaker' — this shows the student has not connected the specific mineral to the specific function. These students need a targeted bridging question: 'Which row in the table tells you about iron specifically?'</w:t>
             </w:r>
           </w:p>
         </w:tc>
@@ -19846,7 +17813,7 @@
                 <w:sz w:val="18"/>
                 <w:szCs w:val="18"/>
               </w:rPr>
-              <w:t xml:space="preserve">Students individually write a Final Explanation in their notebooks, structured as three paragraphs — one for each observation in the anchoring phenomenon. Paragraph 1: Why does the Kisumu student feel energetic for hours after ugali and sukuma wiki but experiences a quick burst then crash after mandazi and soda? Paragraph 2: Why does her brother show thinning hair, swollen feet, and slow growth even though he eats enough calories? Paragraph 3: Why does the school cook's porridge thicken faster when hot than when cold, even with the same amount of uji flour? Each paragraph must cite at least two specific pieces of evidence from previous lessons. Students then share with a partner and give one piece of feedback using the sentence stem: 'I think your explanation would be stronger if you mentioned ___.'</w:t>
+              <w:t xml:space="preserve">Students use a teacher-provided 'Chemicals of Life Explanation Frame' — a structured writing scaffold with seven rows, one for each chemical category: carbohydrates, lipids, proteins, nucleic acids, enzymes, water, mineral salts. Each row has three columns: 'Chemical / Substance,' 'Role in the body,' and 'What is missing or insufficient for Child A and what consequence does this cause?' Students complete the frame individually (5 minutes), then the teacher facilitates a whole-class consensus-building discussion to construct a shared class explanation on the board. Students annotate or correct their own frames as the discussion proceeds. At the close of the Explain Phase, students write a 4–6 sentence paragraph in their notebooks beginning with the sentence starter: 'The reason the two children look and function so differently, even though both eat until they feel full, is that...'</w:t>
             </w:r>
           </w:p>
         </w:tc>
@@ -19882,7 +17849,7 @@
             <w:pPr>
               <w:spacing w:after="20" w:before="0"/>
             </w:pPr>
-            <w:hyperlink w:history="1" r:id="rIdmdoxdijqoys2frnth93qc">
+            <w:hyperlink w:history="1" r:id="rIdkjxrv4hx79s-jmfawin2j">
               <w:r>
                 <w:rPr>
                   <w:rFonts w:ascii="Arial" w:cs="Arial" w:eastAsia="Arial" w:hAnsi="Arial"/>
@@ -19891,7 +17858,7 @@
                   <w:szCs w:val="16"/>
                   <w:u w:val="single" w:color="2E75B6"/>
                 </w:rPr>
-                <w:t xml:space="preserve">Introduction to experiment design</w:t>
+                <w:t xml:space="preserve">Worked example: Using oxidation numbers to identify oxidation and reduction</w:t>
               </w:r>
             </w:hyperlink>
           </w:p>
@@ -19915,7 +17882,7 @@
               <w:spacing w:after="10" w:before="0"/>
               <w:ind w:left="120"/>
             </w:pPr>
-            <w:hyperlink w:history="1" r:id="rIdpm1uwk0hvdwz5o3ykuxcv">
+            <w:hyperlink w:history="1" r:id="rIdnr12yjoufcsv_dwxppeaq">
               <w:r>
                 <w:rPr>
                   <w:rFonts w:ascii="Arial" w:cs="Arial" w:eastAsia="Arial" w:hAnsi="Arial"/>
@@ -19960,7 +17927,7 @@
             <w:pPr>
               <w:spacing w:after="20" w:before="0"/>
             </w:pPr>
-            <w:hyperlink w:history="1" r:id="rIdk4f9lfij6ariqserwcufe">
+            <w:hyperlink w:history="1" r:id="rId-fo4vl1kxe2ux0bvykagj">
               <w:r>
                 <w:rPr>
                   <w:rFonts w:ascii="Arial" w:cs="Arial" w:eastAsia="Arial" w:hAnsi="Arial"/>
@@ -19993,7 +17960,7 @@
               <w:spacing w:after="10" w:before="0"/>
               <w:ind w:left="120"/>
             </w:pPr>
-            <w:hyperlink w:history="1" r:id="rIdq6pabqc9ybf233ha3txrp">
+            <w:hyperlink w:history="1" r:id="rId507kyzwkysu-it7umtiwf">
               <w:r>
                 <w:rPr>
                   <w:rFonts w:ascii="Arial" w:cs="Arial" w:eastAsia="Arial" w:hAnsi="Arial"/>
@@ -20035,7 +18002,7 @@
                 <w:sz w:val="18"/>
                 <w:szCs w:val="18"/>
               </w:rPr>
-              <w:t xml:space="preserve">Say: 'This is the moment we have been building toward for six lessons. You now have everything you need to answer the mystery we started with. Open your notebook to a fresh page and write the heading: Final Explanation of the Kisumu Phenomenon. Write three paragraphs — one for each observation. Each paragraph must use at least two pieces of evidence from our lessons. You have 10 minutes. This is individual work.' Circulate and silently read over shoulders. After 10 minutes, say: 'Exchange books with your partner. Read their explanations. Use this stem: I think your explanation would be stronger if you mentioned ___. You have 3 minutes.' After 3 minutes, cold-call 3 students to read their Paragraph 1 aloud. After each, ask: 'What evidence from our lessons supports that claim?' WAIT 12 seconds. Probe: 'Zawadi, you mentioned simple sugars digest quickly — can you connect that to what we learned about polymer length in Lesson 2?' For Paragraph 2, prompt: 'Think about what specific nutrient is missing and what that nutrient does — think Lesson 3 and Lesson 4.' For Paragraph 3, say: 'You must use the word enzyme and active site in your third paragraph.' WAIT 10 seconds before cold-calling.</w:t>
+              <w:t xml:space="preserve">Distribute the Explanation Frame and say: 'This frame is your tool for building a complete scientific explanation. Fill in every row — if you are unsure, look back at your notes from the last five lessons. You have 5 minutes of silent individual work.' Time this strictly. After 5 minutes, say: 'We are going to build a class explanation together. I will start with carbohydrates. Who can tell me the role of carbohydrates AND what Child A is missing?' Cold-call 1 student. After the response, ask: 'Can someone add a molecular detail — name a specific carbohydrate and say what it does?' Cold-call a second student. Apply 12-second WAIT TIME between each cold-call. Repeat this two-step pattern (role + molecular detail) for each chemical category, cold-calling a total of at least 10 different students across all seven rows. Write key phrases on the board as students speak — this becomes the class consensus model. After completing all seven rows, say: 'Now use this board to write your final paragraph. Your paragraph must include the words: haemoglobin, enzyme, hormone, ATP, immune, mineral, and molecule. You have 3 minutes.' Circulate and read 4–5 paragraphs over shoulders. If a paragraph is missing enzyme function, quietly prompt: 'You have written about proteins — can you say specifically how enzyme proteins are affected in Child A?'</w:t>
             </w:r>
           </w:p>
         </w:tc>
@@ -20067,7 +18034,7 @@
                 <w:sz w:val="18"/>
                 <w:szCs w:val="18"/>
               </w:rPr>
-              <w:t xml:space="preserve">Evidence-Based Scientific Explanation Writing (CER — Claim, Evidence, Reasoning) — students construct a formal scientific explanation by making claims, citing specific lesson evidence, and providing reasoning that connects the two. The peer feedback protocol (sentence stem) adds a collaborative revision layer, mimicking the iterative nature of scientific writing. This strategy consolidates six lessons of knowledge into a coherent, transferable narrative.</w:t>
+              <w:t xml:space="preserve">Explanation Frame with Consensus Building (Constructing Explanations): The structured frame ensures every student addresses all seven chemical categories systematically, preventing the common error of only explaining what they remember best. The whole-class consensus-building sequence — cold-calling for role, then cold-calling for molecular detail — models scientific explanation construction as a collaborative and iterative process, consistent with NGSS Science and Engineering Practice 6: Constructing Explanations. The required vocabulary list in the paragraph task ensures that explanation depth is demonstrated through precise language.</w:t>
             </w:r>
           </w:p>
         </w:tc>
@@ -20099,7 +18066,7 @@
                 <w:sz w:val="18"/>
                 <w:szCs w:val="18"/>
               </w:rPr>
-              <w:t xml:space="preserve">Teacher looks for: (1) Paragraph 1 should mention rapid digestion of simple carbohydrates (glucose from sugar/white flour), insulin spike, quick glucose depletion vs. slow digestion of starch in ugali (amylose/amylopectin) and fibre in sukuma wiki. (2) Paragraph 2 should identify protein deficiency (specifically kwashiorkor — swollen feet due to low plasma protein/osmotic pressure) and micronutrient deficiency, connecting to roles of protein in growth (hair = keratin), immune function, and enzyme production. (3) Paragraph 3 must correctly apply the lock-and-key enzyme model, explain that higher temperature (up to optimum) increases kinetic energy and frequency of enzyme-substrate collisions, causing faster starch hydrolysis and thus faster thickening. Absence of enzyme reference in Paragraph 3 is a key gap to address.</w:t>
+              <w:t xml:space="preserve">Teacher collects or photographs 5–6 completed paragraphs to assess during or after class. A complete explanation will: (1) name at least 4 specific chemical substances with their body functions, (2) link at least 2 mineral deficiencies to named health consequences, (3) mention enzymes specifically (not just proteins in general), and (4) reference water's role in transport or chemical reactions. Incomplete explanations that only mention 'food types' without molecular detail signal that the student has surface-level understanding — these students should be given a follow-up question in the next class or marked for one-on-one support.</w:t>
             </w:r>
           </w:p>
         </w:tc>
@@ -20165,7 +18132,7 @@
                 <w:sz w:val="18"/>
                 <w:szCs w:val="18"/>
               </w:rPr>
-              <w:t xml:space="preserve">The class returns to the Driving Question Board that has been maintained since Lesson 1. Students work in groups of four to sort the posted questions into three categories: 'Fully Answered by Our Evidence,' 'Partially Answered — We Need More,' and 'New Questions This Unit Opened Up.' Each group is assigned 4–5 questions from the board. Groups report back and the teacher facilitates a whole-class consensus on where each question belongs. Students individually write in their notebooks one question from the 'New Questions' category that they personally want to explore in future learning.</w:t>
+              <w:t xml:space="preserve">The teacher displays the full Driving Question Board that has accumulated questions from all six lessons. Students are given 2 minutes to silently re-read all questions on the board. They then individually write on a sticky note (or a slip of paper): one question from the board that they feel they can now answer confidently, and write a one-sentence answer to it. The class then does a rapid 'DQB Resolution Round' — the teacher points to each question cluster on the board and students call out 'Resolved,' 'Partially resolved,' or 'Still open.' Any question still marked 'Still open' is discussed briefly and either answered or acknowledged as a question for future learning in later strands (e.g., transport of nutrients — Sub-Strand 3.2; digestion — Sub-Strand 3.1). The teacher ceremonially moves resolved question cards to a 'Resolved' column, making the growth of understanding visible.</w:t>
             </w:r>
           </w:p>
         </w:tc>
@@ -20201,7 +18168,7 @@
             <w:pPr>
               <w:spacing w:after="20" w:before="0"/>
             </w:pPr>
-            <w:hyperlink w:history="1" r:id="rIdrznxrulky_vtbb2rllzkc">
+            <w:hyperlink w:history="1" r:id="rId-uqpdffzko_amzjmprapq">
               <w:r>
                 <w:rPr>
                   <w:rFonts w:ascii="Arial" w:cs="Arial" w:eastAsia="Arial" w:hAnsi="Arial"/>
@@ -20210,7 +18177,7 @@
                   <w:szCs w:val="16"/>
                   <w:u w:val="single" w:color="2E75B6"/>
                 </w:rPr>
-                <w:t xml:space="preserve">Introduction to experiment design</w:t>
+                <w:t xml:space="preserve">Worked example: Using oxidation numbers to identify oxidation and reduction</w:t>
               </w:r>
             </w:hyperlink>
           </w:p>
@@ -20234,7 +18201,7 @@
               <w:spacing w:after="10" w:before="0"/>
               <w:ind w:left="120"/>
             </w:pPr>
-            <w:hyperlink w:history="1" r:id="rIdjjthtr4x9rm6npq0td2f7">
+            <w:hyperlink w:history="1" r:id="rIdzlivdsn9hociky-xfeaiz">
               <w:r>
                 <w:rPr>
                   <w:rFonts w:ascii="Arial" w:cs="Arial" w:eastAsia="Arial" w:hAnsi="Arial"/>
@@ -20279,7 +18246,7 @@
             <w:pPr>
               <w:spacing w:after="20" w:before="0"/>
             </w:pPr>
-            <w:hyperlink w:history="1" r:id="rIdesesqrjwxyx4q2wzbyyyl">
+            <w:hyperlink w:history="1" r:id="rIdyuwe5jzb1vmi6wzm8yjme">
               <w:r>
                 <w:rPr>
                   <w:rFonts w:ascii="Arial" w:cs="Arial" w:eastAsia="Arial" w:hAnsi="Arial"/>
@@ -20312,7 +18279,7 @@
               <w:spacing w:after="10" w:before="0"/>
               <w:ind w:left="120"/>
             </w:pPr>
-            <w:hyperlink w:history="1" r:id="rIdxpj81f-zkqipxba3lxykn">
+            <w:hyperlink w:history="1" r:id="rIdgetn4pt7yvzk4j50xrndv">
               <w:r>
                 <w:rPr>
                   <w:rFonts w:ascii="Arial" w:cs="Arial" w:eastAsia="Arial" w:hAnsi="Arial"/>
@@ -20354,7 +18321,7 @@
                 <w:sz w:val="18"/>
                 <w:szCs w:val="18"/>
               </w:rPr>
-              <w:t xml:space="preserve">Gesture to the DQB and say: 'Look at every question we have posted since Day 1. Six lessons ago, these were mysteries. Let's find out where we stand.' Assign groups of four and distribute 4–5 sticky questions to each group. Say: 'Sort them into three piles: Fully Answered, Partially Answered, or New Questions This Unit Opened. You have 4 minutes.' After 4 minutes, call groups to report. As each question is placed, ask: 'What evidence from which lesson answers this?' WAIT 12 seconds. For questions placed in 'Partially Answered,' ask: 'What piece of evidence are we still missing?' Cold-call 4 students across the groups. After all questions are placed, say: 'In your notebook, write one question from the New Questions pile that you personally want to investigate. You have 90 seconds.' Cold-call 2 students to share their personal questions. Say: 'These questions — the ones our unit opened up — are the doorway into the rest of Grade 10 Biology. Look at the sub-strands ahead: plant nutrition, transport, respiration. Many of your questions live there.'</w:t>
+              <w:t xml:space="preserve">Point to the DQB and say: 'This board has held all of our wondering for six lessons. Let us see how far we have come.' Give 2 minutes of silent reading time. Then say: 'Take your slip of paper. Write one question from the board that you can now answer — and write the answer. You have 90 seconds.' After 90 seconds, say: 'We are going to do a resolution round. I will point to each cluster and you will call out — Resolved, Partially, or Still Open. I want to hear from everyone.' Move through the board cluster by cluster. For questions declared 'Resolved,' ask one student to state the answer aloud before moving the card. For questions declared 'Partially' or 'Still Open,' say: 'This question will be answered when we study [name the future sub-strand]. Write it in your notebook under the heading Future Learning.' After the resolution round, say: 'Look at how many questions we have answered together. At the start of Lesson 1, you asked these questions because you did not know. Now you know. That is what scientists do — they ask, they investigate, they explain.' Pause 5 seconds for reflection.</w:t>
             </w:r>
           </w:p>
         </w:tc>
@@ -20386,7 +18353,7 @@
                 <w:sz w:val="18"/>
                 <w:szCs w:val="18"/>
               </w:rPr>
-              <w:t xml:space="preserve">DQB Completion and Metacognitive Mapping — revisiting and categorising questions from across the unit makes the arc of learning visible to students. Sorting questions into 'answered,' 'partial,' and 'new' categories develops metacognitive awareness of what has been learned and what remains unknown. This strategy mirrors how scientists track progress in a research programme and validates intellectual humility — not all questions need immediate answers.</w:t>
+              <w:t xml:space="preserve">DQB Resolution with Metacognitive Reflection: The DQB Resolution Round is a metacognitive strategy that makes the arc of learning visible to students. By physically moving cards from 'open' to 'resolved,' students experience a concrete representation of knowledge growth. Writing a personal answer to one question reinforces individual ownership of understanding. Acknowledging 'Still Open' questions as belonging to future learning — rather than failures of the lesson — models the iterative, cumulative nature of scientific knowledge building.</w:t>
             </w:r>
           </w:p>
         </w:tc>
@@ -20418,7 +18385,7 @@
                 <w:sz w:val="18"/>
                 <w:szCs w:val="18"/>
               </w:rPr>
-              <w:t xml:space="preserve">Teacher checks whether groups can correctly identify which lessons provided evidence for each answered question — this reveals whether students can trace the storyline. A strong indicator is when students spontaneously cite lesson numbers or specific activities (e.g., 'We answered the enzyme question in Lesson 5 when we tested temperature on amylase'). Students who cannot link evidence to questions may need a brief guided review. The personal 'new question' written in notebooks reveals individual curiosity and readiness for future sub-strands.</w:t>
+              <w:t xml:space="preserve">Teacher reads the one-sentence answers on the slips as students write them (circulating) or collects slips. A confident and correct answer to a question such as 'Why does the body need iodine?' that cites thyroxine and metabolic rate demonstrates specific factual retention. A vague answer such as 'because it is healthy' indicates surface-level understanding. Teacher uses slip responses to gauge overall class mastery and identify 2–3 students for brief follow-up before Lesson 1 of the next sub-strand.</w:t>
             </w:r>
           </w:p>
         </w:tc>
@@ -20484,7 +18451,7 @@
                 <w:sz w:val="18"/>
                 <w:szCs w:val="18"/>
               </w:rPr>
-              <w:t xml:space="preserve">Students retrieve their cumulative biomolecule model from Lesson 1 (their initial drawing of 'what chemicals are in food and what they do'). They compare it side by side with the model they have been updating across lessons. Using a red pen, they annotate their final model with at least three additions or corrections that were not present in their Lesson 1 version. Students then participate in a brief gallery walk (3 minutes) viewing two classmates' final models and leaving one sticky-note comment on each: 'I can see you understood ___ because ___.' The lesson closes with the teacher leading a 2-minute whole-class reflection on how their models changed.</w:t>
+              <w:t xml:space="preserve">Students retrieve their cumulative diagrammatic model begun in Lesson 1 (a simple drawing of the two children with arrows showing what food provides). They now revise and annotate it into a 'Final Model' — adding all chemicals studied: carbohydrates (starch, glucose, glycogen), lipids (phospholipids in cell membranes, stored fat), proteins (structural proteins, enzymes, antibodies), nucleic acids (DNA for cell replication and growth), water (transport medium, medium for reactions), mineral salts (iron in haemoglobin, calcium in bones, iodine in thyroxine). Each arrow or label must include: the chemical name, its source food (e.g., 'Calcium ← milk / sukuma wiki'), and the consequence of its absence in Child A. Students label their model 'FINAL MODEL — Lesson 6' and draw a side-by-side comparison box showing 'Child A: What is missing and why' versus 'Child B: What is present and why he is healthy.' Three to four students present their final models to the class in a 60-second 'model talk' each. The class gives structured feedback using the sentence frame: 'I notice your model shows ___. I wonder if you could also add ___ because ___.'</w:t>
             </w:r>
           </w:p>
         </w:tc>
@@ -20520,7 +18487,7 @@
             <w:pPr>
               <w:spacing w:after="20" w:before="0"/>
             </w:pPr>
-            <w:hyperlink w:history="1" r:id="rIdpcbileejgly8-jzklolxn">
+            <w:hyperlink w:history="1" r:id="rIdyc0mwplsdnr9hqxjjyhfg">
               <w:r>
                 <w:rPr>
                   <w:rFonts w:ascii="Arial" w:cs="Arial" w:eastAsia="Arial" w:hAnsi="Arial"/>
@@ -20529,7 +18496,7 @@
                   <w:szCs w:val="16"/>
                   <w:u w:val="single" w:color="2E75B6"/>
                 </w:rPr>
-                <w:t xml:space="preserve">Introduction to experiment design</w:t>
+                <w:t xml:space="preserve">Worked example: Using oxidation numbers to identify oxidation and reduction</w:t>
               </w:r>
             </w:hyperlink>
           </w:p>
@@ -20553,7 +18520,7 @@
               <w:spacing w:after="10" w:before="0"/>
               <w:ind w:left="120"/>
             </w:pPr>
-            <w:hyperlink w:history="1" r:id="rIdkt3zwautjrxqczlkfqbec">
+            <w:hyperlink w:history="1" r:id="rIdyakv7v4bg46d9n1uisdfy">
               <w:r>
                 <w:rPr>
                   <w:rFonts w:ascii="Arial" w:cs="Arial" w:eastAsia="Arial" w:hAnsi="Arial"/>
@@ -20598,7 +18565,7 @@
             <w:pPr>
               <w:spacing w:after="20" w:before="0"/>
             </w:pPr>
-            <w:hyperlink w:history="1" r:id="rIdqe94zi-p2cglx9n2opkxo">
+            <w:hyperlink w:history="1" r:id="rIds6k6vceagsdl7byw2detq">
               <w:r>
                 <w:rPr>
                   <w:rFonts w:ascii="Arial" w:cs="Arial" w:eastAsia="Arial" w:hAnsi="Arial"/>
@@ -20631,7 +18598,7 @@
               <w:spacing w:after="10" w:before="0"/>
               <w:ind w:left="120"/>
             </w:pPr>
-            <w:hyperlink w:history="1" r:id="rIdciwcugklmetnpib_zgidw">
+            <w:hyperlink w:history="1" r:id="rIdkpckdc0nwe26euz-klint">
               <w:r>
                 <w:rPr>
                   <w:rFonts w:ascii="Arial" w:cs="Arial" w:eastAsia="Arial" w:hAnsi="Arial"/>
@@ -20673,7 +18640,7 @@
                 <w:sz w:val="18"/>
                 <w:szCs w:val="18"/>
               </w:rPr>
-              <w:t xml:space="preserve">Say: 'Take out your Lesson 1 model and your current model. Place them side by side. Using a red pen, circle or annotate at least three things in your final model that were NOT in your Lesson 1 model. These are your marks of growth. You have 3 minutes.' Circulate and prompt: 'Ochieng, I see your Lesson 1 model had no enzymes — what have you added now?' WAIT 10 seconds. After 3 minutes, say: 'Stand up and walk to two other desks. Look at their final model. Leave one sticky note using the stem: I can see you understood ___ because ___. You have 3 minutes.' After the gallery walk, say: 'Return to your seats.' Ask the class: 'What is the single biggest change between your Lesson 1 model and your final model?' Cold-call 4 students. WAIT 12 seconds after each. Close by saying: 'In Lesson 1, you saw three puzzling observations. Today you explained all three using chemistry. That is what biologists do — they use chemistry to explain life. The chemicals of life are not just in textbooks. They are in your ugali, your blood, and every cell of your body.' Collect final models and Final Explanation notebooks for summative review.</w:t>
+              <w:t xml:space="preserve">Say: 'Take out the model you started in Lesson 1. Look at it. What did you draw then?' Pause 10 seconds for students to look. Then say: 'In the next 6 minutes, you will transform that model into your final scientific explanation. Every chemical we have studied must appear. Every label must include: the chemical name, the food it comes from, and what happens to Child A without it. Go.' Time 6 minutes. Circulate and prompt students who have not yet added water or minerals: 'I can see carbohydrates, proteins, lipids — excellent. Where is water in this model? Where is iron? Add them.' After 6 minutes, select 3–4 students for model talks. Vary selection: choose one strong model, one partial model, and one that has an interesting diagrammatic approach. Before each talk, say: 'You have 60 seconds. Tell us: what does your model show, and how does it explain the difference between the two children?' After each talk, invite class feedback using the sentence frame written on the board. After all presentations, say: 'Now open your notebook to your Lesson 1 model — or think back to it. What is the biggest difference between what you drew then and what you have drawn today?' Cold-call 3 students. Conclude by saying: 'The chemicals of life are not abstract — they are in the ugali, the sukuma wiki, the beans, the milk. They are in every Kenyan meal. Understanding them is understanding ourselves at the molecular level.'</w:t>
             </w:r>
           </w:p>
         </w:tc>
@@ -20705,7 +18672,7 @@
                 <w:sz w:val="18"/>
                 <w:szCs w:val="18"/>
               </w:rPr>
-              <w:t xml:space="preserve">Model Comparison and Revision (Learning Visible Strategy) — placing the Lesson 1 model next to the final model makes intellectual growth concrete and visible. The red-pen annotation protocol forces students to explicitly identify what changed, deepening metacognitive awareness. The gallery walk adds a social dimension — students see that peers have noticed different things and built models with different emphases, reinforcing that models are tools for thinking, not single correct answers.</w:t>
+              <w:t xml:space="preserve">Cumulative Model Revision with Public Presentation (Developing and Using Models): The final model revision is the culminating sensemaking activity of the entire sub-strand. Requiring students to annotate every chemical with its source food and its consequence of absence forces integration of content across all six lessons into a single coherent explanatory representation. The structured 60-second model talk with peer feedback using a sentence frame develops scientific communication skills and exposes students to multiple valid ways of representing the same phenomenon. The L1 vs Final Model comparison makes learning growth explicit and gives students a concrete artefact of their intellectual journey.</w:t>
             </w:r>
           </w:p>
         </w:tc>
@@ -20737,7 +18704,7 @@
                 <w:sz w:val="18"/>
                 <w:szCs w:val="18"/>
               </w:rPr>
-              <w:t xml:space="preserve">Teacher collects both the Lesson 1 model and the final annotated model. Assessment criteria: (1) Final model includes all four macromolecule categories with at least one function each; (2) Enzymes are represented with active site and substrate specificity shown; (3) Energy values or relative energy comparisons are noted; (4) At least one malnutrition consequence is labelled (e.g., lack of protein → kwashiorkor, lack of iron → anaemia). (5) Red-pen annotations demonstrate genuine revision, not cosmetic additions. The Final Explanation (from Explain Phase) serves as the primary summative assessment for the unit — teacher uses a 3-point rubric: 3 = all three observations explained with correct biomolecule evidence; 2 = two observations fully explained; 1 = one or fewer observations explained with evidence.</w:t>
+              <w:t xml:space="preserve">Teacher assesses final models against a 4-point checklist: (1) All seven chemical categories present and correctly labelled — 2 points; (2) At least 3 food sources correctly linked to specific chemicals — 1 point; (3) At least 2 consequences of deficiency explicitly stated for Child A — 1 point. A score of 4/4 indicates mastery of the sub-strand content. A score of 2/4 or below indicates the student has not yet integrated the content and should receive a targeted revision task. Teacher also listens during model talks for whether students spontaneously use causal language ('because,' 'therefore,' 'this means that') — this signals mechanistic reasoning, the highest-order thinking outcome for this sub-strand.</w:t>
             </w:r>
           </w:p>
         </w:tc>
@@ -20830,83 +18797,83 @@
                 <w:sz w:val="18"/>
                 <w:szCs w:val="18"/>
               </w:rPr>
-              <w:t xml:space="preserve">1. Were students able to independently connect all three strands of the phenomenon (energy duration, malnutrition signs, enzyme-driven thickening) in their Final Explanations, or did most students explain only one or two strands well? What does this reveal about which lesson's content was least deeply learned?</w:t>
-            </w:r>
-          </w:p>
-          <w:p>
-            <w:pPr>
-              <w:spacing w:after="40" w:before="0"/>
-              <w:jc w:val="left"/>
-            </w:pPr>
-            <w:r>
-              <w:rPr>
-                <w:rFonts w:ascii="Arial" w:cs="Arial" w:eastAsia="Arial" w:hAnsi="Arial"/>
-                <w:b w:val="false"/>
-                <w:bCs w:val="false"/>
-                <w:i w:val="false"/>
-                <w:iCs w:val="false"/>
-                <w:color w:val="000000"/>
-                <w:sz w:val="18"/>
-                <w:szCs w:val="18"/>
-              </w:rPr>
-              <w:t xml:space="preserve">2. During the energy calculation activity, did pairs work confidently with the kJ/g values, or were there signs of mathematical anxiety that prevented engagement with the biochemical meaning of the numbers? How might I scaffold the quantitative component differently in future iterations?</w:t>
-            </w:r>
-          </w:p>
-          <w:p>
-            <w:pPr>
-              <w:spacing w:after="40" w:before="0"/>
-              <w:jc w:val="left"/>
-            </w:pPr>
-            <w:r>
-              <w:rPr>
-                <w:rFonts w:ascii="Arial" w:cs="Arial" w:eastAsia="Arial" w:hAnsi="Arial"/>
-                <w:b w:val="false"/>
-                <w:bCs w:val="false"/>
-                <w:i w:val="false"/>
-                <w:iCs w:val="false"/>
-                <w:color w:val="000000"/>
-                <w:sz w:val="18"/>
-                <w:szCs w:val="18"/>
-              </w:rPr>
-              <w:t xml:space="preserve">3. When students compared their Lesson 1 and final models side by side, were their red-pen annotations genuinely substantive (new concepts, corrected misconceptions) or superficial (adding labels without changing structure)? What does this suggest about how effectively I used the model-building thread across all six lessons?</w:t>
-            </w:r>
-          </w:p>
-          <w:p>
-            <w:pPr>
-              <w:spacing w:after="40" w:before="0"/>
-              <w:jc w:val="left"/>
-            </w:pPr>
-            <w:r>
-              <w:rPr>
-                <w:rFonts w:ascii="Arial" w:cs="Arial" w:eastAsia="Arial" w:hAnsi="Arial"/>
-                <w:b w:val="false"/>
-                <w:bCs w:val="false"/>
-                <w:i w:val="false"/>
-                <w:iCs w:val="false"/>
-                <w:color w:val="000000"/>
-                <w:sz w:val="18"/>
-                <w:szCs w:val="18"/>
-              </w:rPr>
-              <w:t xml:space="preserve">4. Did the DQB sorting activity reveal any questions that the unit failed to address adequately — questions that students unanimously placed in 'Partially Answered' but that I expected to be 'Fully Answered'? What adjustments to the lesson sequence would address these gaps?</w:t>
-            </w:r>
-          </w:p>
-          <w:p>
-            <w:pPr>
-              <w:spacing w:after="40" w:before="0"/>
-              <w:jc w:val="left"/>
-            </w:pPr>
-            <w:r>
-              <w:rPr>
-                <w:rFonts w:ascii="Arial" w:cs="Arial" w:eastAsia="Arial" w:hAnsi="Arial"/>
-                <w:b w:val="false"/>
-                <w:bCs w:val="false"/>
-                <w:i w:val="false"/>
-                <w:iCs w:val="false"/>
-                <w:color w:val="000000"/>
-                <w:sz w:val="18"/>
-                <w:szCs w:val="18"/>
-              </w:rPr>
-              <w:t xml:space="preserve">5. Did students make meaningful connections between the Kisumu phenomenon and their own dietary experiences in the Final Explanation — for example, referencing githeri, uji, or mandazi from their own school meals — or did they treat the phenomenon as abstract? How can I strengthen the personal relevance of the anchoring phenomenon from Lesson 1 onwards in the next cohort?</w:t>
+              <w:t xml:space="preserve">1. Were students able to connect all seven chemical categories — carbohydrates, lipids, proteins, nucleic acids, enzymes, water, and mineral salts — to specific, named consequences in the anchoring phenomenon, or did they revert to listing chemicals without explaining causal mechanisms? What does this tell me about the depth of understanding built across the six lessons?</w:t>
+            </w:r>
+          </w:p>
+          <w:p>
+            <w:pPr>
+              <w:spacing w:after="40" w:before="0"/>
+              <w:jc w:val="left"/>
+            </w:pPr>
+            <w:r>
+              <w:rPr>
+                <w:rFonts w:ascii="Arial" w:cs="Arial" w:eastAsia="Arial" w:hAnsi="Arial"/>
+                <w:b w:val="false"/>
+                <w:bCs w:val="false"/>
+                <w:i w:val="false"/>
+                <w:iCs w:val="false"/>
+                <w:color w:val="000000"/>
+                <w:sz w:val="18"/>
+                <w:szCs w:val="18"/>
+              </w:rPr>
+              <w:t xml:space="preserve">2. When students compared their Lesson 1 model to their Final Model, what was the most common type of growth you observed — more chemicals named, deeper mechanistic language, or better connection to real-world context? What does this suggest about which instructional moves were most effective in this sub-strand?</w:t>
+            </w:r>
+          </w:p>
+          <w:p>
+            <w:pPr>
+              <w:spacing w:after="40" w:before="0"/>
+              <w:jc w:val="left"/>
+            </w:pPr>
+            <w:r>
+              <w:rPr>
+                <w:rFonts w:ascii="Arial" w:cs="Arial" w:eastAsia="Arial" w:hAnsi="Arial"/>
+                <w:b w:val="false"/>
+                <w:bCs w:val="false"/>
+                <w:i w:val="false"/>
+                <w:iCs w:val="false"/>
+                <w:color w:val="000000"/>
+                <w:sz w:val="18"/>
+                <w:szCs w:val="18"/>
+              </w:rPr>
+              <w:t xml:space="preserve">3. Were there any questions on the DQB that remained genuinely unresolved — not because they belong to a future strand, but because the lessons did not provide sufficient evidence to answer them? How could I redesign the evidence activities in future lessons to address these gaps?</w:t>
+            </w:r>
+          </w:p>
+          <w:p>
+            <w:pPr>
+              <w:spacing w:after="40" w:before="0"/>
+              <w:jc w:val="left"/>
+            </w:pPr>
+            <w:r>
+              <w:rPr>
+                <w:rFonts w:ascii="Arial" w:cs="Arial" w:eastAsia="Arial" w:hAnsi="Arial"/>
+                <w:b w:val="false"/>
+                <w:bCs w:val="false"/>
+                <w:i w:val="false"/>
+                <w:iCs w:val="false"/>
+                <w:color w:val="000000"/>
+                <w:sz w:val="18"/>
+                <w:szCs w:val="18"/>
+              </w:rPr>
+              <w:t xml:space="preserve">4. Which students were consistently reluctant to speak during cold-calling throughout the six lessons, and what strategies did I use (or could I use) to build their confidence in scientific explanation? Did the structured paragraph frames and model revision activities help quieter students articulate their understanding?</w:t>
+            </w:r>
+          </w:p>
+          <w:p>
+            <w:pPr>
+              <w:spacing w:after="40" w:before="0"/>
+              <w:jc w:val="left"/>
+            </w:pPr>
+            <w:r>
+              <w:rPr>
+                <w:rFonts w:ascii="Arial" w:cs="Arial" w:eastAsia="Arial" w:hAnsi="Arial"/>
+                <w:b w:val="false"/>
+                <w:bCs w:val="false"/>
+                <w:i w:val="false"/>
+                <w:iCs w:val="false"/>
+                <w:color w:val="000000"/>
+                <w:sz w:val="18"/>
+                <w:szCs w:val="18"/>
+              </w:rPr>
+              <w:t xml:space="preserve">5. How effectively did the Kenyan food and health contexts (anaemia, goitre, githeri, ugali, sukuma wiki, nyama choma) make the chemistry feel personally relevant to students? What additional local contexts — Kenyan athletes, community health workers, Kenyan food scientists — could I incorporate to deepen this relevance in future iterations of this sub-strand?</w:t>
             </w:r>
           </w:p>
         </w:tc>
@@ -21033,7 +19000,7 @@
                 <w:sz w:val="18"/>
                 <w:szCs w:val="18"/>
               </w:rPr>
-              <w:t xml:space="preserve">Students observed that different macromolecules release different amounts of energy per gram (lipids: 37 kJ/g; carbohydrates and proteins: 17 kJ/g each), and calculated that a typical Kenyan school meal of ugali, sukuma wiki, beans, and nyama choma provides approximately 1,566 kJ of total energy. They also observed, through their Final Explanation writing and gallery walk, that their cumulative models now contain far more detail, specificity, and explanatory power than their Lesson 1 initial models.</w:t>
+              <w:t xml:space="preserve">Students observed a Day's Diet Comparison Table showing the nutritional content — including energy (kJ), water, iron, calcium, and iodine — of Child A's ugali-dominated diet versus Child B's varied diet of githeri, sukuma wiki, milk, eggs, and occasional nyama choma. They identified specific quantitative differences in mineral and water intake and linked these to measurable consequences.</w:t>
             </w:r>
           </w:p>
         </w:tc>
@@ -21099,7 +19066,7 @@
                 <w:sz w:val="18"/>
                 <w:szCs w:val="18"/>
               </w:rPr>
-              <w:t xml:space="preserve">Students learned that lipids store more than twice the energy per gram of carbohydrates or proteins due to the high proportion of C–H bonds in their long fatty acid chains. They synthesised knowledge across all six lessons to explain that: (1) the type of carbohydrate — simple vs. complex — determines how quickly glucose enters the blood and how long energy lasts; (2) protein deficiency causes specific, visible symptoms (kwashiorkor) because proteins are essential for growth, osmotic regulation, and enzyme production; and (3) the speed of porridge thickening is governed by enzyme activity, which increases with temperature up to the optimum because higher kinetic energy increases enzyme-substrate collision frequency.</w:t>
+              <w:t xml:space="preserve">Water is essential as a transport medium and reaction medium in all metabolic processes. Mineral salts play specific molecular roles: iron is a component of haemoglobin (deficiency causes anaemia, a significant health issue in Kenya); calcium is essential for bone and muscle function (deficiency impairs growth); iodine is required for thyroxine production by the thyroid gland (deficiency risks goitre and reduced metabolic rate, a concern in inland Kenyan communities). Energy values of foods can be compared using kilojoule data from food composition tables. Together with biomolecules and enzymes studied in Lessons 1–5, these substances form a complete picture of the chemicals of life and their indispensable roles in the human body.</w:t>
             </w:r>
           </w:p>
         </w:tc>
@@ -21165,7 +19132,7 @@
                 <w:sz w:val="18"/>
                 <w:szCs w:val="18"/>
               </w:rPr>
-              <w:t xml:space="preserve">The three puzzling observations in the Kisumu phenomenon are now fully explained by biomolecule chemistry and enzyme biology: the Kisumu student's sustained energy from ugali and sukuma wiki reflects the slow enzymatic hydrolysis of starch polymers and the presence of dietary fibre, while mandazi and soda deliver simple sugars that are absorbed rapidly causing a glucose spike and crash; her brother's symptoms are explained by kwashiorkor (protein deficiency) — insufficient amino acids mean the body cannot synthesise plasma proteins for osmotic balance (swollen feet), keratin for hair, or growth hormones; and the cook's observation that porridge thickens faster when hot is explained by the increased activity of amylase enzymes at higher temperatures, which accelerates starch hydrolysis and the release of thickening dextrins — all consistent with the lock-and-key enzyme model studied in Lesson 5.</w:t>
+              <w:t xml:space="preserve">The striking difference in growth, strength, immunity, and health between the two children in the phenomenon is now fully explained at the molecular level: Child A's plain ugali diet provides mainly starch (energy) but is severely deficient in proteins (stunting enzyme synthesis, antibody production, and structural growth), lipids (limiting membrane formation and hormone production), nucleic acid precursors (limiting cell replication), iron (causing anaemia and fatigue), calcium (weakening bones and muscles), iodine (risking metabolic dysregulation), and adequate water from food. Every visible symptom — smaller size, greater susceptibility to illness, slower recovery — maps directly to the absence or insufficiency of one or more specific chemicals of life. Child B's varied diet provides all of these chemicals in adequate amounts, explaining his visible health and energy. The chemicals of life are not interchangeable — each one performs a specific, irreplaceable molecular role, and no amount of energy from ugali alone can substitute for the structural, regulatory, and protective functions carried out by the missing chemicals.</w:t>
             </w:r>
           </w:p>
         </w:tc>

--- a/data/outputs/docx/Grade 10 Biology/Bio 1.4/Biology_Chemicals_of_Life_CBE_LessonSequence.docx
+++ b/data/outputs/docx/Grade 10 Biology/Bio 1.4/Biology_Chemicals_of_Life_CBE_LessonSequence.docx
@@ -147,21 +147,21 @@
           </w:tcPr>
           <w:p>
             <w:pPr>
-              <w:spacing w:after="60" w:before="0"/>
-              <w:jc w:val="left"/>
-            </w:pPr>
-            <w:r>
-              <w:rPr>
-                <w:rFonts w:ascii="Arial" w:cs="Arial" w:eastAsia="Arial" w:hAnsi="Arial"/>
-                <w:b w:val="false"/>
-                <w:bCs w:val="false"/>
-                <w:i w:val="false"/>
-                <w:iCs w:val="false"/>
-                <w:color w:val="000000"/>
-                <w:sz w:val="18"/>
-                <w:szCs w:val="18"/>
-              </w:rPr>
-              <w:t xml:space="preserve"/>
+              <w:spacing w:after="40" w:before="0"/>
+              <w:jc w:val="left"/>
+            </w:pPr>
+            <w:r>
+              <w:rPr>
+                <w:rFonts w:ascii="Arial" w:cs="Arial" w:eastAsia="Arial" w:hAnsi="Arial"/>
+                <w:b w:val="false"/>
+                <w:bCs w:val="false"/>
+                <w:i w:val="false"/>
+                <w:iCs w:val="false"/>
+                <w:color w:val="000000"/>
+                <w:sz w:val="18"/>
+                <w:szCs w:val="18"/>
+              </w:rPr>
+              <w:t xml:space="preserve">10</w:t>
             </w:r>
           </w:p>
         </w:tc>
@@ -211,7 +211,25 @@
             </w:tcMar>
             <w:vAlign w:val="top"/>
           </w:tcPr>
-          <w:p/>
+          <w:p>
+            <w:pPr>
+              <w:spacing w:after="40" w:before="0"/>
+              <w:jc w:val="left"/>
+            </w:pPr>
+            <w:r>
+              <w:rPr>
+                <w:rFonts w:ascii="Arial" w:cs="Arial" w:eastAsia="Arial" w:hAnsi="Arial"/>
+                <w:b w:val="false"/>
+                <w:bCs w:val="false"/>
+                <w:i w:val="false"/>
+                <w:iCs w:val="false"/>
+                <w:color w:val="000000"/>
+                <w:sz w:val="18"/>
+                <w:szCs w:val="18"/>
+              </w:rPr>
+              <w:t xml:space="preserve">Biology</w:t>
+            </w:r>
+          </w:p>
         </w:tc>
       </w:tr>
       <w:tr>
@@ -259,7 +277,25 @@
             </w:tcMar>
             <w:vAlign w:val="top"/>
           </w:tcPr>
-          <w:p/>
+          <w:p>
+            <w:pPr>
+              <w:spacing w:after="40" w:before="0"/>
+              <w:jc w:val="left"/>
+            </w:pPr>
+            <w:r>
+              <w:rPr>
+                <w:rFonts w:ascii="Arial" w:cs="Arial" w:eastAsia="Arial" w:hAnsi="Arial"/>
+                <w:b w:val="false"/>
+                <w:bCs w:val="false"/>
+                <w:i w:val="false"/>
+                <w:iCs w:val="false"/>
+                <w:color w:val="000000"/>
+                <w:sz w:val="18"/>
+                <w:szCs w:val="18"/>
+              </w:rPr>
+              <w:t xml:space="preserve">Strand 1.0: Cell Biology and Biodiversity</w:t>
+            </w:r>
+          </w:p>
         </w:tc>
       </w:tr>
       <w:tr>
@@ -307,7 +343,25 @@
             </w:tcMar>
             <w:vAlign w:val="top"/>
           </w:tcPr>
-          <w:p/>
+          <w:p>
+            <w:pPr>
+              <w:spacing w:after="40" w:before="0"/>
+              <w:jc w:val="left"/>
+            </w:pPr>
+            <w:r>
+              <w:rPr>
+                <w:rFonts w:ascii="Arial" w:cs="Arial" w:eastAsia="Arial" w:hAnsi="Arial"/>
+                <w:b w:val="false"/>
+                <w:bCs w:val="false"/>
+                <w:i w:val="false"/>
+                <w:iCs w:val="false"/>
+                <w:color w:val="000000"/>
+                <w:sz w:val="18"/>
+                <w:szCs w:val="18"/>
+              </w:rPr>
+              <w:t xml:space="preserve">Sub-Strand 1.4: Chemicals of Life</w:t>
+            </w:r>
+          </w:p>
         </w:tc>
       </w:tr>
       <w:tr>
@@ -357,7 +411,1186 @@
           </w:tcPr>
           <w:p>
             <w:pPr>
-              <w:spacing w:after="60" w:before="0"/>
+              <w:spacing w:after="40" w:before="0"/>
+              <w:jc w:val="left"/>
+            </w:pPr>
+            <w:r>
+              <w:rPr>
+                <w:rFonts w:ascii="Arial" w:cs="Arial" w:eastAsia="Arial" w:hAnsi="Arial"/>
+                <w:b w:val="false"/>
+                <w:bCs w:val="false"/>
+                <w:i w:val="false"/>
+                <w:iCs w:val="false"/>
+                <w:color w:val="000000"/>
+                <w:sz w:val="18"/>
+                <w:szCs w:val="18"/>
+              </w:rPr>
+              <w:t xml:space="preserve">6 lessons × 40 minutes = 240 minutes total</w:t>
+            </w:r>
+          </w:p>
+        </w:tc>
+      </w:tr>
+      <w:tr>
+        <w:tc>
+          <w:tcPr>
+            <w:tcW w:type="dxa" w:w="3000"/>
+            <w:shd w:fill="D5E8F0" w:color="auto" w:val="clear"/>
+            <w:tcMar>
+              <w:top w:type="dxa" w:w="60"/>
+              <w:left w:type="dxa" w:w="120"/>
+              <w:bottom w:type="dxa" w:w="60"/>
+              <w:right w:type="dxa" w:w="120"/>
+            </w:tcMar>
+            <w:vAlign w:val="top"/>
+          </w:tcPr>
+          <w:p>
+            <w:pPr>
+              <w:spacing w:after="40" w:before="0"/>
+              <w:jc w:val="left"/>
+            </w:pPr>
+            <w:r>
+              <w:rPr>
+                <w:rFonts w:ascii="Arial" w:cs="Arial" w:eastAsia="Arial" w:hAnsi="Arial"/>
+                <w:b/>
+                <w:bCs/>
+                <w:i w:val="false"/>
+                <w:iCs w:val="false"/>
+                <w:color w:val="000000"/>
+                <w:sz w:val="18"/>
+                <w:szCs w:val="18"/>
+              </w:rPr>
+              <w:t xml:space="preserve">Sub-Strand Content</w:t>
+            </w:r>
+          </w:p>
+        </w:tc>
+        <w:tc>
+          <w:tcPr>
+            <w:tcW w:type="dxa" w:w="10680"/>
+            <w:shd w:fill="FFFFFF" w:color="auto" w:val="clear"/>
+            <w:tcMar>
+              <w:top w:type="dxa" w:w="60"/>
+              <w:left w:type="dxa" w:w="120"/>
+              <w:bottom w:type="dxa" w:w="60"/>
+              <w:right w:type="dxa" w:w="120"/>
+            </w:tcMar>
+            <w:vAlign w:val="top"/>
+          </w:tcPr>
+          <w:p>
+            <w:pPr>
+              <w:spacing w:after="30" w:before="0"/>
+              <w:ind w:left="360" w:hanging="180"/>
+              <w:jc w:val="left"/>
+            </w:pPr>
+            <w:r>
+              <w:rPr>
+                <w:rFonts w:ascii="Arial" w:cs="Arial" w:eastAsia="Arial" w:hAnsi="Arial"/>
+                <w:b w:val="false"/>
+                <w:bCs w:val="false"/>
+                <w:i w:val="false"/>
+                <w:iCs w:val="false"/>
+                <w:color w:val="000000"/>
+                <w:sz w:val="18"/>
+                <w:szCs w:val="18"/>
+              </w:rPr>
+              <w:t xml:space="preserve">–  Biomolecules: carbohydrates, proteins, and lipids — composition, properties, and functions</w:t>
+            </w:r>
+          </w:p>
+          <w:p>
+            <w:pPr>
+              <w:spacing w:after="30" w:before="0"/>
+              <w:ind w:left="360" w:hanging="180"/>
+              <w:jc w:val="left"/>
+            </w:pPr>
+            <w:r>
+              <w:rPr>
+                <w:rFonts w:ascii="Arial" w:cs="Arial" w:eastAsia="Arial" w:hAnsi="Arial"/>
+                <w:b w:val="false"/>
+                <w:bCs w:val="false"/>
+                <w:i w:val="false"/>
+                <w:iCs w:val="false"/>
+                <w:color w:val="000000"/>
+                <w:sz w:val="18"/>
+                <w:szCs w:val="18"/>
+              </w:rPr>
+              <w:t xml:space="preserve">–  Food tests for detecting biomolecules in Kenyan foods (reducing sugars, starch, proteins, lipids)</w:t>
+            </w:r>
+          </w:p>
+          <w:p>
+            <w:pPr>
+              <w:spacing w:after="30" w:before="0"/>
+              <w:ind w:left="360" w:hanging="180"/>
+              <w:jc w:val="left"/>
+            </w:pPr>
+            <w:r>
+              <w:rPr>
+                <w:rFonts w:ascii="Arial" w:cs="Arial" w:eastAsia="Arial" w:hAnsi="Arial"/>
+                <w:b w:val="false"/>
+                <w:bCs w:val="false"/>
+                <w:i w:val="false"/>
+                <w:iCs w:val="false"/>
+                <w:color w:val="000000"/>
+                <w:sz w:val="18"/>
+                <w:szCs w:val="18"/>
+              </w:rPr>
+              <w:t xml:space="preserve">–  Enzymes: nature, properties, and factors affecting enzyme activity</w:t>
+            </w:r>
+          </w:p>
+          <w:p>
+            <w:pPr>
+              <w:spacing w:after="30" w:before="0"/>
+              <w:ind w:left="360" w:hanging="180"/>
+              <w:jc w:val="left"/>
+            </w:pPr>
+            <w:r>
+              <w:rPr>
+                <w:rFonts w:ascii="Arial" w:cs="Arial" w:eastAsia="Arial" w:hAnsi="Arial"/>
+                <w:b w:val="false"/>
+                <w:bCs w:val="false"/>
+                <w:i w:val="false"/>
+                <w:iCs w:val="false"/>
+                <w:color w:val="000000"/>
+                <w:sz w:val="18"/>
+                <w:szCs w:val="18"/>
+              </w:rPr>
+              <w:t xml:space="preserve">–  Water and mineral salts: their roles in living organisms</w:t>
+            </w:r>
+          </w:p>
+          <w:p>
+            <w:pPr>
+              <w:spacing w:after="30" w:before="0"/>
+              <w:ind w:left="360" w:hanging="180"/>
+              <w:jc w:val="left"/>
+            </w:pPr>
+            <w:r>
+              <w:rPr>
+                <w:rFonts w:ascii="Arial" w:cs="Arial" w:eastAsia="Arial" w:hAnsi="Arial"/>
+                <w:b w:val="false"/>
+                <w:bCs w:val="false"/>
+                <w:i w:val="false"/>
+                <w:iCs w:val="false"/>
+                <w:color w:val="000000"/>
+                <w:sz w:val="18"/>
+                <w:szCs w:val="18"/>
+              </w:rPr>
+              <w:t xml:space="preserve">–  Energy requirements and the energy value of food</w:t>
+            </w:r>
+          </w:p>
+        </w:tc>
+      </w:tr>
+      <w:tr>
+        <w:tc>
+          <w:tcPr>
+            <w:tcW w:type="dxa" w:w="3000"/>
+            <w:shd w:fill="D5E8F0" w:color="auto" w:val="clear"/>
+            <w:tcMar>
+              <w:top w:type="dxa" w:w="60"/>
+              <w:left w:type="dxa" w:w="120"/>
+              <w:bottom w:type="dxa" w:w="60"/>
+              <w:right w:type="dxa" w:w="120"/>
+            </w:tcMar>
+            <w:vAlign w:val="top"/>
+          </w:tcPr>
+          <w:p>
+            <w:pPr>
+              <w:spacing w:after="40" w:before="0"/>
+              <w:jc w:val="left"/>
+            </w:pPr>
+            <w:r>
+              <w:rPr>
+                <w:rFonts w:ascii="Arial" w:cs="Arial" w:eastAsia="Arial" w:hAnsi="Arial"/>
+                <w:b/>
+                <w:bCs/>
+                <w:i w:val="false"/>
+                <w:iCs w:val="false"/>
+                <w:color w:val="000000"/>
+                <w:sz w:val="18"/>
+                <w:szCs w:val="18"/>
+              </w:rPr>
+              <w:t xml:space="preserve">Learning Outcomes</w:t>
+            </w:r>
+          </w:p>
+        </w:tc>
+        <w:tc>
+          <w:tcPr>
+            <w:tcW w:type="dxa" w:w="10680"/>
+            <w:shd w:fill="FFFFFF" w:color="auto" w:val="clear"/>
+            <w:tcMar>
+              <w:top w:type="dxa" w:w="60"/>
+              <w:left w:type="dxa" w:w="120"/>
+              <w:bottom w:type="dxa" w:w="60"/>
+              <w:right w:type="dxa" w:w="120"/>
+            </w:tcMar>
+            <w:vAlign w:val="top"/>
+          </w:tcPr>
+          <w:p>
+            <w:pPr>
+              <w:spacing w:after="40" w:before="0"/>
+              <w:jc w:val="left"/>
+            </w:pPr>
+            <w:r>
+              <w:rPr>
+                <w:rFonts w:ascii="Arial" w:cs="Arial" w:eastAsia="Arial" w:hAnsi="Arial"/>
+                <w:b w:val="false"/>
+                <w:bCs w:val="false"/>
+                <w:i w:val="false"/>
+                <w:iCs w:val="false"/>
+                <w:color w:val="000000"/>
+                <w:sz w:val="18"/>
+                <w:szCs w:val="18"/>
+              </w:rPr>
+              <w:t xml:space="preserve">By the end of this sub-strand, the learner should be able to:</w:t>
+            </w:r>
+          </w:p>
+          <w:p>
+            <w:pPr>
+              <w:spacing w:after="30" w:before="0"/>
+              <w:ind w:left="360" w:hanging="180"/>
+              <w:jc w:val="left"/>
+            </w:pPr>
+            <w:r>
+              <w:rPr>
+                <w:rFonts w:ascii="Arial" w:cs="Arial" w:eastAsia="Arial" w:hAnsi="Arial"/>
+                <w:b w:val="false"/>
+                <w:bCs w:val="false"/>
+                <w:i w:val="false"/>
+                <w:iCs w:val="false"/>
+                <w:color w:val="000000"/>
+                <w:sz w:val="18"/>
+                <w:szCs w:val="18"/>
+              </w:rPr>
+              <w:t xml:space="preserve">–  a) Identify the chemicals of life in food substances</w:t>
+            </w:r>
+          </w:p>
+          <w:p>
+            <w:pPr>
+              <w:spacing w:after="30" w:before="0"/>
+              <w:ind w:left="360" w:hanging="180"/>
+              <w:jc w:val="left"/>
+            </w:pPr>
+            <w:r>
+              <w:rPr>
+                <w:rFonts w:ascii="Arial" w:cs="Arial" w:eastAsia="Arial" w:hAnsi="Arial"/>
+                <w:b w:val="false"/>
+                <w:bCs w:val="false"/>
+                <w:i w:val="false"/>
+                <w:iCs w:val="false"/>
+                <w:color w:val="000000"/>
+                <w:sz w:val="18"/>
+                <w:szCs w:val="18"/>
+              </w:rPr>
+              <w:t xml:space="preserve">–  b) State the roles of chemicals of life in the body</w:t>
+            </w:r>
+          </w:p>
+          <w:p>
+            <w:pPr>
+              <w:spacing w:after="30" w:before="0"/>
+              <w:ind w:left="360" w:hanging="180"/>
+              <w:jc w:val="left"/>
+            </w:pPr>
+            <w:r>
+              <w:rPr>
+                <w:rFonts w:ascii="Arial" w:cs="Arial" w:eastAsia="Arial" w:hAnsi="Arial"/>
+                <w:b w:val="false"/>
+                <w:bCs w:val="false"/>
+                <w:i w:val="false"/>
+                <w:iCs w:val="false"/>
+                <w:color w:val="000000"/>
+                <w:sz w:val="18"/>
+                <w:szCs w:val="18"/>
+              </w:rPr>
+              <w:t xml:space="preserve">–  c) Carry out food tests to identify chemicals of life</w:t>
+            </w:r>
+          </w:p>
+          <w:p>
+            <w:pPr>
+              <w:spacing w:after="30" w:before="0"/>
+              <w:ind w:left="360" w:hanging="180"/>
+              <w:jc w:val="left"/>
+            </w:pPr>
+            <w:r>
+              <w:rPr>
+                <w:rFonts w:ascii="Arial" w:cs="Arial" w:eastAsia="Arial" w:hAnsi="Arial"/>
+                <w:b w:val="false"/>
+                <w:bCs w:val="false"/>
+                <w:i w:val="false"/>
+                <w:iCs w:val="false"/>
+                <w:color w:val="000000"/>
+                <w:sz w:val="18"/>
+                <w:szCs w:val="18"/>
+              </w:rPr>
+              <w:t xml:space="preserve">–  d) Appreciate the importance of chemicals of life in maintaining health</w:t>
+            </w:r>
+          </w:p>
+        </w:tc>
+      </w:tr>
+      <w:tr>
+        <w:tc>
+          <w:tcPr>
+            <w:tcW w:type="dxa" w:w="3000"/>
+            <w:shd w:fill="D5E8F0" w:color="auto" w:val="clear"/>
+            <w:tcMar>
+              <w:top w:type="dxa" w:w="60"/>
+              <w:left w:type="dxa" w:w="120"/>
+              <w:bottom w:type="dxa" w:w="60"/>
+              <w:right w:type="dxa" w:w="120"/>
+            </w:tcMar>
+            <w:vAlign w:val="top"/>
+          </w:tcPr>
+          <w:p>
+            <w:pPr>
+              <w:spacing w:after="40" w:before="0"/>
+              <w:jc w:val="left"/>
+            </w:pPr>
+            <w:r>
+              <w:rPr>
+                <w:rFonts w:ascii="Arial" w:cs="Arial" w:eastAsia="Arial" w:hAnsi="Arial"/>
+                <w:b/>
+                <w:bCs/>
+                <w:i w:val="false"/>
+                <w:iCs w:val="false"/>
+                <w:color w:val="000000"/>
+                <w:sz w:val="18"/>
+                <w:szCs w:val="18"/>
+              </w:rPr>
+              <w:t xml:space="preserve">Core Competencies</w:t>
+            </w:r>
+          </w:p>
+        </w:tc>
+        <w:tc>
+          <w:tcPr>
+            <w:tcW w:type="dxa" w:w="10680"/>
+            <w:shd w:fill="FFFFFF" w:color="auto" w:val="clear"/>
+            <w:tcMar>
+              <w:top w:type="dxa" w:w="60"/>
+              <w:left w:type="dxa" w:w="120"/>
+              <w:bottom w:type="dxa" w:w="60"/>
+              <w:right w:type="dxa" w:w="120"/>
+            </w:tcMar>
+            <w:vAlign w:val="top"/>
+          </w:tcPr>
+          <w:p>
+            <w:pPr>
+              <w:spacing w:after="30" w:before="0"/>
+              <w:ind w:left="360" w:hanging="180"/>
+              <w:jc w:val="left"/>
+            </w:pPr>
+            <w:r>
+              <w:rPr>
+                <w:rFonts w:ascii="Arial" w:cs="Arial" w:eastAsia="Arial" w:hAnsi="Arial"/>
+                <w:b w:val="false"/>
+                <w:bCs w:val="false"/>
+                <w:i w:val="false"/>
+                <w:iCs w:val="false"/>
+                <w:color w:val="000000"/>
+                <w:sz w:val="18"/>
+                <w:szCs w:val="18"/>
+              </w:rPr>
+              <w:t xml:space="preserve">–  Critical Thinking and Problem Solving — analysing food label data and designing food tests</w:t>
+            </w:r>
+          </w:p>
+          <w:p>
+            <w:pPr>
+              <w:spacing w:after="30" w:before="0"/>
+              <w:ind w:left="360" w:hanging="180"/>
+              <w:jc w:val="left"/>
+            </w:pPr>
+            <w:r>
+              <w:rPr>
+                <w:rFonts w:ascii="Arial" w:cs="Arial" w:eastAsia="Arial" w:hAnsi="Arial"/>
+                <w:b w:val="false"/>
+                <w:bCs w:val="false"/>
+                <w:i w:val="false"/>
+                <w:iCs w:val="false"/>
+                <w:color w:val="000000"/>
+                <w:sz w:val="18"/>
+                <w:szCs w:val="18"/>
+              </w:rPr>
+              <w:t xml:space="preserve">–  Communication and Collaboration — sharing investigation results and building group explanatory models</w:t>
+            </w:r>
+          </w:p>
+          <w:p>
+            <w:pPr>
+              <w:spacing w:after="30" w:before="0"/>
+              <w:ind w:left="360" w:hanging="180"/>
+              <w:jc w:val="left"/>
+            </w:pPr>
+            <w:r>
+              <w:rPr>
+                <w:rFonts w:ascii="Arial" w:cs="Arial" w:eastAsia="Arial" w:hAnsi="Arial"/>
+                <w:b w:val="false"/>
+                <w:bCs w:val="false"/>
+                <w:i w:val="false"/>
+                <w:iCs w:val="false"/>
+                <w:color w:val="000000"/>
+                <w:sz w:val="18"/>
+                <w:szCs w:val="18"/>
+              </w:rPr>
+              <w:t xml:space="preserve">–  Learning to Learn — connecting new biochemistry concepts to prior knowledge of nutrition</w:t>
+            </w:r>
+          </w:p>
+          <w:p>
+            <w:pPr>
+              <w:spacing w:after="30" w:before="0"/>
+              <w:ind w:left="360" w:hanging="180"/>
+              <w:jc w:val="left"/>
+            </w:pPr>
+            <w:r>
+              <w:rPr>
+                <w:rFonts w:ascii="Arial" w:cs="Arial" w:eastAsia="Arial" w:hAnsi="Arial"/>
+                <w:b w:val="false"/>
+                <w:bCs w:val="false"/>
+                <w:i w:val="false"/>
+                <w:iCs w:val="false"/>
+                <w:color w:val="000000"/>
+                <w:sz w:val="18"/>
+                <w:szCs w:val="18"/>
+              </w:rPr>
+              <w:t xml:space="preserve">–  Self-Efficacy — building confidence through practical food-testing investigations</w:t>
+            </w:r>
+          </w:p>
+          <w:p>
+            <w:pPr>
+              <w:spacing w:after="30" w:before="0"/>
+              <w:ind w:left="360" w:hanging="180"/>
+              <w:jc w:val="left"/>
+            </w:pPr>
+            <w:r>
+              <w:rPr>
+                <w:rFonts w:ascii="Arial" w:cs="Arial" w:eastAsia="Arial" w:hAnsi="Arial"/>
+                <w:b w:val="false"/>
+                <w:bCs w:val="false"/>
+                <w:i w:val="false"/>
+                <w:iCs w:val="false"/>
+                <w:color w:val="000000"/>
+                <w:sz w:val="18"/>
+                <w:szCs w:val="18"/>
+              </w:rPr>
+              <w:t xml:space="preserve">–  Digital Literacy — researching nutritional information from reliable online sources</w:t>
+            </w:r>
+          </w:p>
+        </w:tc>
+      </w:tr>
+      <w:tr>
+        <w:tc>
+          <w:tcPr>
+            <w:tcW w:type="dxa" w:w="3000"/>
+            <w:shd w:fill="E2EFDA" w:color="auto" w:val="clear"/>
+            <w:tcMar>
+              <w:top w:type="dxa" w:w="60"/>
+              <w:left w:type="dxa" w:w="120"/>
+              <w:bottom w:type="dxa" w:w="60"/>
+              <w:right w:type="dxa" w:w="120"/>
+            </w:tcMar>
+            <w:vAlign w:val="top"/>
+          </w:tcPr>
+          <w:p>
+            <w:pPr>
+              <w:spacing w:after="40" w:before="0"/>
+              <w:jc w:val="left"/>
+            </w:pPr>
+            <w:r>
+              <w:rPr>
+                <w:rFonts w:ascii="Arial" w:cs="Arial" w:eastAsia="Arial" w:hAnsi="Arial"/>
+                <w:b/>
+                <w:bCs/>
+                <w:i w:val="false"/>
+                <w:iCs w:val="false"/>
+                <w:color w:val="000000"/>
+                <w:sz w:val="18"/>
+                <w:szCs w:val="18"/>
+              </w:rPr>
+              <w:t xml:space="preserve">Core Values</w:t>
+            </w:r>
+          </w:p>
+        </w:tc>
+        <w:tc>
+          <w:tcPr>
+            <w:tcW w:type="dxa" w:w="10680"/>
+            <w:shd w:fill="FFFFFF" w:color="auto" w:val="clear"/>
+            <w:tcMar>
+              <w:top w:type="dxa" w:w="60"/>
+              <w:left w:type="dxa" w:w="120"/>
+              <w:bottom w:type="dxa" w:w="60"/>
+              <w:right w:type="dxa" w:w="120"/>
+            </w:tcMar>
+            <w:vAlign w:val="top"/>
+          </w:tcPr>
+          <w:p>
+            <w:pPr>
+              <w:spacing w:after="30" w:before="0"/>
+              <w:ind w:left="360" w:hanging="180"/>
+              <w:jc w:val="left"/>
+            </w:pPr>
+            <w:r>
+              <w:rPr>
+                <w:rFonts w:ascii="Arial" w:cs="Arial" w:eastAsia="Arial" w:hAnsi="Arial"/>
+                <w:b w:val="false"/>
+                <w:bCs w:val="false"/>
+                <w:i w:val="false"/>
+                <w:iCs w:val="false"/>
+                <w:color w:val="000000"/>
+                <w:sz w:val="18"/>
+                <w:szCs w:val="18"/>
+              </w:rPr>
+              <w:t xml:space="preserve">–  Responsibility — handling chemicals (iodine, Benedict's solution, DCPIP) safely and disposing of waste correctly</w:t>
+            </w:r>
+          </w:p>
+          <w:p>
+            <w:pPr>
+              <w:spacing w:after="30" w:before="0"/>
+              <w:ind w:left="360" w:hanging="180"/>
+              <w:jc w:val="left"/>
+            </w:pPr>
+            <w:r>
+              <w:rPr>
+                <w:rFonts w:ascii="Arial" w:cs="Arial" w:eastAsia="Arial" w:hAnsi="Arial"/>
+                <w:b w:val="false"/>
+                <w:bCs w:val="false"/>
+                <w:i w:val="false"/>
+                <w:iCs w:val="false"/>
+                <w:color w:val="000000"/>
+                <w:sz w:val="18"/>
+                <w:szCs w:val="18"/>
+              </w:rPr>
+              <w:t xml:space="preserve">–  Respect — valuing diverse dietary practices across Kenyan communities</w:t>
+            </w:r>
+          </w:p>
+          <w:p>
+            <w:pPr>
+              <w:spacing w:after="30" w:before="0"/>
+              <w:ind w:left="360" w:hanging="180"/>
+              <w:jc w:val="left"/>
+            </w:pPr>
+            <w:r>
+              <w:rPr>
+                <w:rFonts w:ascii="Arial" w:cs="Arial" w:eastAsia="Arial" w:hAnsi="Arial"/>
+                <w:b w:val="false"/>
+                <w:bCs w:val="false"/>
+                <w:i w:val="false"/>
+                <w:iCs w:val="false"/>
+                <w:color w:val="000000"/>
+                <w:sz w:val="18"/>
+                <w:szCs w:val="18"/>
+              </w:rPr>
+              <w:t xml:space="preserve">–  Integrity — recording food-test results accurately even when results are unexpected</w:t>
+            </w:r>
+          </w:p>
+          <w:p>
+            <w:pPr>
+              <w:spacing w:after="30" w:before="0"/>
+              <w:ind w:left="360" w:hanging="180"/>
+              <w:jc w:val="left"/>
+            </w:pPr>
+            <w:r>
+              <w:rPr>
+                <w:rFonts w:ascii="Arial" w:cs="Arial" w:eastAsia="Arial" w:hAnsi="Arial"/>
+                <w:b w:val="false"/>
+                <w:bCs w:val="false"/>
+                <w:i w:val="false"/>
+                <w:iCs w:val="false"/>
+                <w:color w:val="000000"/>
+                <w:sz w:val="18"/>
+                <w:szCs w:val="18"/>
+              </w:rPr>
+              <w:t xml:space="preserve">–  Unity — collaborating in groups during practical investigations</w:t>
+            </w:r>
+          </w:p>
+          <w:p>
+            <w:pPr>
+              <w:spacing w:after="30" w:before="0"/>
+              <w:ind w:left="360" w:hanging="180"/>
+              <w:jc w:val="left"/>
+            </w:pPr>
+            <w:r>
+              <w:rPr>
+                <w:rFonts w:ascii="Arial" w:cs="Arial" w:eastAsia="Arial" w:hAnsi="Arial"/>
+                <w:b w:val="false"/>
+                <w:bCs w:val="false"/>
+                <w:i w:val="false"/>
+                <w:iCs w:val="false"/>
+                <w:color w:val="000000"/>
+                <w:sz w:val="18"/>
+                <w:szCs w:val="18"/>
+              </w:rPr>
+              <w:t xml:space="preserve">–  Love — caring about community health and food security through understanding nutrition</w:t>
+            </w:r>
+          </w:p>
+        </w:tc>
+      </w:tr>
+      <w:tr>
+        <w:tc>
+          <w:tcPr>
+            <w:tcW w:type="dxa" w:w="3000"/>
+            <w:shd w:fill="D5E8F0" w:color="auto" w:val="clear"/>
+            <w:tcMar>
+              <w:top w:type="dxa" w:w="60"/>
+              <w:left w:type="dxa" w:w="120"/>
+              <w:bottom w:type="dxa" w:w="60"/>
+              <w:right w:type="dxa" w:w="120"/>
+            </w:tcMar>
+            <w:vAlign w:val="top"/>
+          </w:tcPr>
+          <w:p>
+            <w:pPr>
+              <w:spacing w:after="40" w:before="0"/>
+              <w:jc w:val="left"/>
+            </w:pPr>
+            <w:r>
+              <w:rPr>
+                <w:rFonts w:ascii="Arial" w:cs="Arial" w:eastAsia="Arial" w:hAnsi="Arial"/>
+                <w:b/>
+                <w:bCs/>
+                <w:i w:val="false"/>
+                <w:iCs w:val="false"/>
+                <w:color w:val="000000"/>
+                <w:sz w:val="18"/>
+                <w:szCs w:val="18"/>
+              </w:rPr>
+              <w:t xml:space="preserve">Science &amp; Engineering Practices</w:t>
+            </w:r>
+          </w:p>
+        </w:tc>
+        <w:tc>
+          <w:tcPr>
+            <w:tcW w:type="dxa" w:w="10680"/>
+            <w:shd w:fill="FFFFFF" w:color="auto" w:val="clear"/>
+            <w:tcMar>
+              <w:top w:type="dxa" w:w="60"/>
+              <w:left w:type="dxa" w:w="120"/>
+              <w:bottom w:type="dxa" w:w="60"/>
+              <w:right w:type="dxa" w:w="120"/>
+            </w:tcMar>
+            <w:vAlign w:val="top"/>
+          </w:tcPr>
+          <w:p>
+            <w:pPr>
+              <w:spacing w:after="30" w:before="0"/>
+              <w:ind w:left="360" w:hanging="180"/>
+              <w:jc w:val="left"/>
+            </w:pPr>
+            <w:r>
+              <w:rPr>
+                <w:rFonts w:ascii="Arial" w:cs="Arial" w:eastAsia="Arial" w:hAnsi="Arial"/>
+                <w:b w:val="false"/>
+                <w:bCs w:val="false"/>
+                <w:i w:val="false"/>
+                <w:iCs w:val="false"/>
+                <w:color w:val="000000"/>
+                <w:sz w:val="18"/>
+                <w:szCs w:val="18"/>
+              </w:rPr>
+              <w:t xml:space="preserve">–  Asking Questions — generating DQB questions from the two-children phenomenon</w:t>
+            </w:r>
+          </w:p>
+          <w:p>
+            <w:pPr>
+              <w:spacing w:after="30" w:before="0"/>
+              <w:ind w:left="360" w:hanging="180"/>
+              <w:jc w:val="left"/>
+            </w:pPr>
+            <w:r>
+              <w:rPr>
+                <w:rFonts w:ascii="Arial" w:cs="Arial" w:eastAsia="Arial" w:hAnsi="Arial"/>
+                <w:b w:val="false"/>
+                <w:bCs w:val="false"/>
+                <w:i w:val="false"/>
+                <w:iCs w:val="false"/>
+                <w:color w:val="000000"/>
+                <w:sz w:val="18"/>
+                <w:szCs w:val="18"/>
+              </w:rPr>
+              <w:t xml:space="preserve">–  Planning and Carrying Out Investigations — designing controlled food tests</w:t>
+            </w:r>
+          </w:p>
+          <w:p>
+            <w:pPr>
+              <w:spacing w:after="30" w:before="0"/>
+              <w:ind w:left="360" w:hanging="180"/>
+              <w:jc w:val="left"/>
+            </w:pPr>
+            <w:r>
+              <w:rPr>
+                <w:rFonts w:ascii="Arial" w:cs="Arial" w:eastAsia="Arial" w:hAnsi="Arial"/>
+                <w:b w:val="false"/>
+                <w:bCs w:val="false"/>
+                <w:i w:val="false"/>
+                <w:iCs w:val="false"/>
+                <w:color w:val="000000"/>
+                <w:sz w:val="18"/>
+                <w:szCs w:val="18"/>
+              </w:rPr>
+              <w:t xml:space="preserve">–  Analyzing and Interpreting Data — reading food labels and interpreting food-test results</w:t>
+            </w:r>
+          </w:p>
+          <w:p>
+            <w:pPr>
+              <w:spacing w:after="30" w:before="0"/>
+              <w:ind w:left="360" w:hanging="180"/>
+              <w:jc w:val="left"/>
+            </w:pPr>
+            <w:r>
+              <w:rPr>
+                <w:rFonts w:ascii="Arial" w:cs="Arial" w:eastAsia="Arial" w:hAnsi="Arial"/>
+                <w:b w:val="false"/>
+                <w:bCs w:val="false"/>
+                <w:i w:val="false"/>
+                <w:iCs w:val="false"/>
+                <w:color w:val="000000"/>
+                <w:sz w:val="18"/>
+                <w:szCs w:val="18"/>
+              </w:rPr>
+              <w:t xml:space="preserve">–  Constructing Explanations — explaining health differences using biomolecule knowledge</w:t>
+            </w:r>
+          </w:p>
+          <w:p>
+            <w:pPr>
+              <w:spacing w:after="30" w:before="0"/>
+              <w:ind w:left="360" w:hanging="180"/>
+              <w:jc w:val="left"/>
+            </w:pPr>
+            <w:r>
+              <w:rPr>
+                <w:rFonts w:ascii="Arial" w:cs="Arial" w:eastAsia="Arial" w:hAnsi="Arial"/>
+                <w:b w:val="false"/>
+                <w:bCs w:val="false"/>
+                <w:i w:val="false"/>
+                <w:iCs w:val="false"/>
+                <w:color w:val="000000"/>
+                <w:sz w:val="18"/>
+                <w:szCs w:val="18"/>
+              </w:rPr>
+              <w:t xml:space="preserve">–  Obtaining, Evaluating, and Communicating Information — evaluating food label claims</w:t>
+            </w:r>
+          </w:p>
+        </w:tc>
+      </w:tr>
+      <w:tr>
+        <w:tc>
+          <w:tcPr>
+            <w:tcW w:type="dxa" w:w="3000"/>
+            <w:shd w:fill="FCE4D6" w:color="auto" w:val="clear"/>
+            <w:tcMar>
+              <w:top w:type="dxa" w:w="60"/>
+              <w:left w:type="dxa" w:w="120"/>
+              <w:bottom w:type="dxa" w:w="60"/>
+              <w:right w:type="dxa" w:w="120"/>
+            </w:tcMar>
+            <w:vAlign w:val="top"/>
+          </w:tcPr>
+          <w:p>
+            <w:pPr>
+              <w:spacing w:after="40" w:before="0"/>
+              <w:jc w:val="left"/>
+            </w:pPr>
+            <w:r>
+              <w:rPr>
+                <w:rFonts w:ascii="Arial" w:cs="Arial" w:eastAsia="Arial" w:hAnsi="Arial"/>
+                <w:b/>
+                <w:bCs/>
+                <w:i w:val="false"/>
+                <w:iCs w:val="false"/>
+                <w:color w:val="000000"/>
+                <w:sz w:val="18"/>
+                <w:szCs w:val="18"/>
+              </w:rPr>
+              <w:t xml:space="preserve">Pertinent &amp; Contemporary Issues (PCIs)</w:t>
+            </w:r>
+          </w:p>
+        </w:tc>
+        <w:tc>
+          <w:tcPr>
+            <w:tcW w:type="dxa" w:w="10680"/>
+            <w:shd w:fill="FFFFFF" w:color="auto" w:val="clear"/>
+            <w:tcMar>
+              <w:top w:type="dxa" w:w="60"/>
+              <w:left w:type="dxa" w:w="120"/>
+              <w:bottom w:type="dxa" w:w="60"/>
+              <w:right w:type="dxa" w:w="120"/>
+            </w:tcMar>
+            <w:vAlign w:val="top"/>
+          </w:tcPr>
+          <w:p>
+            <w:pPr>
+              <w:spacing w:after="30" w:before="0"/>
+              <w:ind w:left="360" w:hanging="180"/>
+              <w:jc w:val="left"/>
+            </w:pPr>
+            <w:r>
+              <w:rPr>
+                <w:rFonts w:ascii="Arial" w:cs="Arial" w:eastAsia="Arial" w:hAnsi="Arial"/>
+                <w:b w:val="false"/>
+                <w:bCs w:val="false"/>
+                <w:i w:val="false"/>
+                <w:iCs w:val="false"/>
+                <w:color w:val="000000"/>
+                <w:sz w:val="18"/>
+                <w:szCs w:val="18"/>
+              </w:rPr>
+              <w:t xml:space="preserve">–  Food Security — understanding how biomolecule deficiencies affect Kenyan communities</w:t>
+            </w:r>
+          </w:p>
+          <w:p>
+            <w:pPr>
+              <w:spacing w:after="30" w:before="0"/>
+              <w:ind w:left="360" w:hanging="180"/>
+              <w:jc w:val="left"/>
+            </w:pPr>
+            <w:r>
+              <w:rPr>
+                <w:rFonts w:ascii="Arial" w:cs="Arial" w:eastAsia="Arial" w:hAnsi="Arial"/>
+                <w:b w:val="false"/>
+                <w:bCs w:val="false"/>
+                <w:i w:val="false"/>
+                <w:iCs w:val="false"/>
+                <w:color w:val="000000"/>
+                <w:sz w:val="18"/>
+                <w:szCs w:val="18"/>
+              </w:rPr>
+              <w:t xml:space="preserve">–  Health Education — connecting diet, biomolecules, and disease prevention</w:t>
+            </w:r>
+          </w:p>
+          <w:p>
+            <w:pPr>
+              <w:spacing w:after="30" w:before="0"/>
+              <w:ind w:left="360" w:hanging="180"/>
+              <w:jc w:val="left"/>
+            </w:pPr>
+            <w:r>
+              <w:rPr>
+                <w:rFonts w:ascii="Arial" w:cs="Arial" w:eastAsia="Arial" w:hAnsi="Arial"/>
+                <w:b w:val="false"/>
+                <w:bCs w:val="false"/>
+                <w:i w:val="false"/>
+                <w:iCs w:val="false"/>
+                <w:color w:val="000000"/>
+                <w:sz w:val="18"/>
+                <w:szCs w:val="18"/>
+              </w:rPr>
+              <w:t xml:space="preserve">–  Safety and Security — safe handling of laboratory chemicals during food tests</w:t>
+            </w:r>
+          </w:p>
+          <w:p>
+            <w:pPr>
+              <w:spacing w:after="30" w:before="0"/>
+              <w:ind w:left="360" w:hanging="180"/>
+              <w:jc w:val="left"/>
+            </w:pPr>
+            <w:r>
+              <w:rPr>
+                <w:rFonts w:ascii="Arial" w:cs="Arial" w:eastAsia="Arial" w:hAnsi="Arial"/>
+                <w:b w:val="false"/>
+                <w:bCs w:val="false"/>
+                <w:i w:val="false"/>
+                <w:iCs w:val="false"/>
+                <w:color w:val="000000"/>
+                <w:sz w:val="18"/>
+                <w:szCs w:val="18"/>
+              </w:rPr>
+              <w:t xml:space="preserve">–  Environmental Conservation — considering sustainable food sources in Kenya</w:t>
+            </w:r>
+          </w:p>
+        </w:tc>
+      </w:tr>
+      <w:tr>
+        <w:tc>
+          <w:tcPr>
+            <w:tcW w:type="dxa" w:w="3000"/>
+            <w:shd w:fill="D9EEF1" w:color="auto" w:val="clear"/>
+            <w:tcMar>
+              <w:top w:type="dxa" w:w="60"/>
+              <w:left w:type="dxa" w:w="120"/>
+              <w:bottom w:type="dxa" w:w="60"/>
+              <w:right w:type="dxa" w:w="120"/>
+            </w:tcMar>
+            <w:vAlign w:val="top"/>
+          </w:tcPr>
+          <w:p>
+            <w:pPr>
+              <w:spacing w:after="40" w:before="0"/>
+              <w:jc w:val="left"/>
+            </w:pPr>
+            <w:r>
+              <w:rPr>
+                <w:rFonts w:ascii="Arial" w:cs="Arial" w:eastAsia="Arial" w:hAnsi="Arial"/>
+                <w:b/>
+                <w:bCs/>
+                <w:i w:val="false"/>
+                <w:iCs w:val="false"/>
+                <w:color w:val="000000"/>
+                <w:sz w:val="18"/>
+                <w:szCs w:val="18"/>
+              </w:rPr>
+              <w:t xml:space="preserve">Career Connections</w:t>
+            </w:r>
+          </w:p>
+        </w:tc>
+        <w:tc>
+          <w:tcPr>
+            <w:tcW w:type="dxa" w:w="10680"/>
+            <w:shd w:fill="FFFFFF" w:color="auto" w:val="clear"/>
+            <w:tcMar>
+              <w:top w:type="dxa" w:w="60"/>
+              <w:left w:type="dxa" w:w="120"/>
+              <w:bottom w:type="dxa" w:w="60"/>
+              <w:right w:type="dxa" w:w="120"/>
+            </w:tcMar>
+            <w:vAlign w:val="top"/>
+          </w:tcPr>
+          <w:p>
+            <w:pPr>
+              <w:spacing w:after="30" w:before="0"/>
+              <w:ind w:left="360" w:hanging="180"/>
+              <w:jc w:val="left"/>
+            </w:pPr>
+            <w:r>
+              <w:rPr>
+                <w:rFonts w:ascii="Arial" w:cs="Arial" w:eastAsia="Arial" w:hAnsi="Arial"/>
+                <w:b w:val="false"/>
+                <w:bCs w:val="false"/>
+                <w:i w:val="false"/>
+                <w:iCs w:val="false"/>
+                <w:color w:val="000000"/>
+                <w:sz w:val="18"/>
+                <w:szCs w:val="18"/>
+              </w:rPr>
+              <w:t xml:space="preserve">–  Nutritionist / Dietitian — advises on balanced diets using knowledge of biomolecules</w:t>
+            </w:r>
+          </w:p>
+          <w:p>
+            <w:pPr>
+              <w:spacing w:after="30" w:before="0"/>
+              <w:ind w:left="360" w:hanging="180"/>
+              <w:jc w:val="left"/>
+            </w:pPr>
+            <w:r>
+              <w:rPr>
+                <w:rFonts w:ascii="Arial" w:cs="Arial" w:eastAsia="Arial" w:hAnsi="Arial"/>
+                <w:b w:val="false"/>
+                <w:bCs w:val="false"/>
+                <w:i w:val="false"/>
+                <w:iCs w:val="false"/>
+                <w:color w:val="000000"/>
+                <w:sz w:val="18"/>
+                <w:szCs w:val="18"/>
+              </w:rPr>
+              <w:t xml:space="preserve">–  Food Scientist — analyses chemical composition of food products</w:t>
+            </w:r>
+          </w:p>
+          <w:p>
+            <w:pPr>
+              <w:spacing w:after="30" w:before="0"/>
+              <w:ind w:left="360" w:hanging="180"/>
+              <w:jc w:val="left"/>
+            </w:pPr>
+            <w:r>
+              <w:rPr>
+                <w:rFonts w:ascii="Arial" w:cs="Arial" w:eastAsia="Arial" w:hAnsi="Arial"/>
+                <w:b w:val="false"/>
+                <w:bCs w:val="false"/>
+                <w:i w:val="false"/>
+                <w:iCs w:val="false"/>
+                <w:color w:val="000000"/>
+                <w:sz w:val="18"/>
+                <w:szCs w:val="18"/>
+              </w:rPr>
+              <w:t xml:space="preserve">–  Biochemist — investigates molecular roles of carbohydrates, proteins, and lipids in cells</w:t>
+            </w:r>
+          </w:p>
+          <w:p>
+            <w:pPr>
+              <w:spacing w:after="30" w:before="0"/>
+              <w:ind w:left="360" w:hanging="180"/>
+              <w:jc w:val="left"/>
+            </w:pPr>
+            <w:r>
+              <w:rPr>
+                <w:rFonts w:ascii="Arial" w:cs="Arial" w:eastAsia="Arial" w:hAnsi="Arial"/>
+                <w:b w:val="false"/>
+                <w:bCs w:val="false"/>
+                <w:i w:val="false"/>
+                <w:iCs w:val="false"/>
+                <w:color w:val="000000"/>
+                <w:sz w:val="18"/>
+                <w:szCs w:val="18"/>
+              </w:rPr>
+              <w:t xml:space="preserve">–  Medical Doctor / Nurse — diagnoses and treats deficiency diseases</w:t>
+            </w:r>
+          </w:p>
+          <w:p>
+            <w:pPr>
+              <w:spacing w:after="30" w:before="0"/>
+              <w:ind w:left="360" w:hanging="180"/>
+              <w:jc w:val="left"/>
+            </w:pPr>
+            <w:r>
+              <w:rPr>
+                <w:rFonts w:ascii="Arial" w:cs="Arial" w:eastAsia="Arial" w:hAnsi="Arial"/>
+                <w:b w:val="false"/>
+                <w:bCs w:val="false"/>
+                <w:i w:val="false"/>
+                <w:iCs w:val="false"/>
+                <w:color w:val="000000"/>
+                <w:sz w:val="18"/>
+                <w:szCs w:val="18"/>
+              </w:rPr>
+              <w:t xml:space="preserve">–  Agricultural Scientist — develops nutritionally improved crop varieties for Kenyan farmers</w:t>
+            </w:r>
+          </w:p>
+          <w:p>
+            <w:pPr>
+              <w:spacing w:after="30" w:before="0"/>
+              <w:ind w:left="360" w:hanging="180"/>
+              <w:jc w:val="left"/>
+            </w:pPr>
+            <w:r>
+              <w:rPr>
+                <w:rFonts w:ascii="Arial" w:cs="Arial" w:eastAsia="Arial" w:hAnsi="Arial"/>
+                <w:b w:val="false"/>
+                <w:bCs w:val="false"/>
+                <w:i w:val="false"/>
+                <w:iCs w:val="false"/>
+                <w:color w:val="000000"/>
+                <w:sz w:val="18"/>
+                <w:szCs w:val="18"/>
+              </w:rPr>
+              <w:t xml:space="preserve">–  Public Health Officer — designs community nutrition programmes</w:t>
+            </w:r>
+          </w:p>
+        </w:tc>
+      </w:tr>
+      <w:tr>
+        <w:tc>
+          <w:tcPr>
+            <w:tcW w:type="dxa" w:w="3000"/>
+            <w:shd w:fill="D5E8F0" w:color="auto" w:val="clear"/>
+            <w:tcMar>
+              <w:top w:type="dxa" w:w="60"/>
+              <w:left w:type="dxa" w:w="120"/>
+              <w:bottom w:type="dxa" w:w="60"/>
+              <w:right w:type="dxa" w:w="120"/>
+            </w:tcMar>
+            <w:vAlign w:val="top"/>
+          </w:tcPr>
+          <w:p>
+            <w:pPr>
+              <w:spacing w:after="40" w:before="0"/>
+              <w:jc w:val="left"/>
+            </w:pPr>
+            <w:r>
+              <w:rPr>
+                <w:rFonts w:ascii="Arial" w:cs="Arial" w:eastAsia="Arial" w:hAnsi="Arial"/>
+                <w:b/>
+                <w:bCs/>
+                <w:i w:val="false"/>
+                <w:iCs w:val="false"/>
+                <w:color w:val="000000"/>
+                <w:sz w:val="18"/>
+                <w:szCs w:val="18"/>
+              </w:rPr>
+              <w:t xml:space="preserve">Focus for Lessons</w:t>
+            </w:r>
+          </w:p>
+        </w:tc>
+        <w:tc>
+          <w:tcPr>
+            <w:tcW w:type="dxa" w:w="10680"/>
+            <w:shd w:fill="FFFFFF" w:color="auto" w:val="clear"/>
+            <w:tcMar>
+              <w:top w:type="dxa" w:w="60"/>
+              <w:left w:type="dxa" w:w="120"/>
+              <w:bottom w:type="dxa" w:w="60"/>
+              <w:right w:type="dxa" w:w="120"/>
+            </w:tcMar>
+            <w:vAlign w:val="top"/>
+          </w:tcPr>
+          <w:p>
+            <w:pPr>
+              <w:spacing w:after="40" w:before="0"/>
+              <w:jc w:val="left"/>
+            </w:pPr>
+            <w:r>
+              <w:rPr>
+                <w:rFonts w:ascii="Arial" w:cs="Arial" w:eastAsia="Arial" w:hAnsi="Arial"/>
+                <w:b w:val="false"/>
+                <w:bCs w:val="false"/>
+                <w:i w:val="false"/>
+                <w:iCs w:val="false"/>
+                <w:color w:val="000000"/>
+                <w:sz w:val="18"/>
+                <w:szCs w:val="18"/>
+              </w:rPr>
+              <w:t xml:space="preserve">This unit anchors learning in a vivid Kenyan phenomenon: two Nairobi children who both eat until they feel full yet show dramatically different health outcomes. The brother subsisting on plain ugali is noticeably smaller, weaker, and sicker than a neighbour's child eating githeri, sukuma wiki, milk, and occasional nyama choma. The paradox — same satiety, very different bodies — drives six lessons of investigation into the four biomolecule families (carbohydrates, proteins, lipids, nucleic acids), food-testing techniques, and the specific roles each chemical plays in growth, energy, and health.</w:t>
+            </w:r>
+          </w:p>
+        </w:tc>
+      </w:tr>
+      <w:tr>
+        <w:tc>
+          <w:tcPr>
+            <w:tcW w:type="dxa" w:w="3000"/>
+            <w:shd w:fill="EAD1F5" w:color="auto" w:val="clear"/>
+            <w:tcMar>
+              <w:top w:type="dxa" w:w="60"/>
+              <w:left w:type="dxa" w:w="120"/>
+              <w:bottom w:type="dxa" w:w="60"/>
+              <w:right w:type="dxa" w:w="120"/>
+            </w:tcMar>
+            <w:vAlign w:val="top"/>
+          </w:tcPr>
+          <w:p>
+            <w:pPr>
+              <w:spacing w:after="40" w:before="0"/>
+              <w:jc w:val="left"/>
+            </w:pPr>
+            <w:r>
+              <w:rPr>
+                <w:rFonts w:ascii="Arial" w:cs="Arial" w:eastAsia="Arial" w:hAnsi="Arial"/>
+                <w:b/>
+                <w:bCs/>
+                <w:i w:val="false"/>
+                <w:iCs w:val="false"/>
+                <w:color w:val="000000"/>
+                <w:sz w:val="18"/>
+                <w:szCs w:val="18"/>
+              </w:rPr>
+              <w:t xml:space="preserve">Driving Question / Key Inquiry Questions</w:t>
+            </w:r>
+          </w:p>
+        </w:tc>
+        <w:tc>
+          <w:tcPr>
+            <w:tcW w:type="dxa" w:w="10680"/>
+            <w:shd w:fill="FFFFFF" w:color="auto" w:val="clear"/>
+            <w:tcMar>
+              <w:top w:type="dxa" w:w="60"/>
+              <w:left w:type="dxa" w:w="120"/>
+              <w:bottom w:type="dxa" w:w="60"/>
+              <w:right w:type="dxa" w:w="120"/>
+            </w:tcMar>
+            <w:vAlign w:val="top"/>
+          </w:tcPr>
+          <w:p>
+            <w:pPr>
+              <w:spacing w:after="40" w:before="0"/>
+              <w:jc w:val="left"/>
+            </w:pPr>
+            <w:r>
+              <w:rPr>
+                <w:rFonts w:ascii="Arial" w:cs="Arial" w:eastAsia="Arial" w:hAnsi="Arial"/>
+                <w:b w:val="false"/>
+                <w:bCs w:val="false"/>
+                <w:i w:val="false"/>
+                <w:iCs w:val="false"/>
+                <w:color w:val="000000"/>
+                <w:sz w:val="18"/>
+                <w:szCs w:val="18"/>
+              </w:rPr>
+              <w:t xml:space="preserve">DRIVING QUESTION: What specific chemical substances in food determine growth, strength, and health — and how can we detect them in the everyday foods Kenyan families eat?</w:t>
+            </w:r>
+          </w:p>
+          <w:p>
+            <w:pPr>
+              <w:spacing w:after="40" w:before="0"/>
               <w:jc w:val="left"/>
             </w:pPr>
             <w:r>
@@ -372,6 +1605,290 @@
                 <w:szCs w:val="18"/>
               </w:rPr>
               <w:t xml:space="preserve"/>
+            </w:r>
+          </w:p>
+          <w:p>
+            <w:pPr>
+              <w:spacing w:after="40" w:before="0"/>
+              <w:jc w:val="left"/>
+            </w:pPr>
+            <w:r>
+              <w:rPr>
+                <w:rFonts w:ascii="Arial" w:cs="Arial" w:eastAsia="Arial" w:hAnsi="Arial"/>
+                <w:b w:val="false"/>
+                <w:bCs w:val="false"/>
+                <w:i w:val="false"/>
+                <w:iCs w:val="false"/>
+                <w:color w:val="000000"/>
+                <w:sz w:val="18"/>
+                <w:szCs w:val="18"/>
+              </w:rPr>
+              <w:t xml:space="preserve">KICD KEY INQUIRY QUESTIONS:</w:t>
+            </w:r>
+          </w:p>
+          <w:p>
+            <w:pPr>
+              <w:spacing w:after="40" w:before="0"/>
+              <w:jc w:val="left"/>
+            </w:pPr>
+            <w:r>
+              <w:rPr>
+                <w:rFonts w:ascii="Arial" w:cs="Arial" w:eastAsia="Arial" w:hAnsi="Arial"/>
+                <w:b w:val="false"/>
+                <w:bCs w:val="false"/>
+                <w:i w:val="false"/>
+                <w:iCs w:val="false"/>
+                <w:color w:val="000000"/>
+                <w:sz w:val="18"/>
+                <w:szCs w:val="18"/>
+              </w:rPr>
+              <w:t xml:space="preserve">1. What are the chemicals of life and what roles do they play in living organisms?</w:t>
+            </w:r>
+          </w:p>
+          <w:p>
+            <w:pPr>
+              <w:spacing w:after="40" w:before="0"/>
+              <w:jc w:val="left"/>
+            </w:pPr>
+            <w:r>
+              <w:rPr>
+                <w:rFonts w:ascii="Arial" w:cs="Arial" w:eastAsia="Arial" w:hAnsi="Arial"/>
+                <w:b w:val="false"/>
+                <w:bCs w:val="false"/>
+                <w:i w:val="false"/>
+                <w:iCs w:val="false"/>
+                <w:color w:val="000000"/>
+                <w:sz w:val="18"/>
+                <w:szCs w:val="18"/>
+              </w:rPr>
+              <w:t xml:space="preserve">2. How is the presence of chemicals of life determined?</w:t>
+            </w:r>
+          </w:p>
+        </w:tc>
+      </w:tr>
+      <w:tr>
+        <w:tc>
+          <w:tcPr>
+            <w:tcW w:type="dxa" w:w="3000"/>
+            <w:shd w:fill="EAD1F5" w:color="auto" w:val="clear"/>
+            <w:tcMar>
+              <w:top w:type="dxa" w:w="60"/>
+              <w:left w:type="dxa" w:w="120"/>
+              <w:bottom w:type="dxa" w:w="60"/>
+              <w:right w:type="dxa" w:w="120"/>
+            </w:tcMar>
+            <w:vAlign w:val="top"/>
+          </w:tcPr>
+          <w:p>
+            <w:pPr>
+              <w:spacing w:after="40" w:before="0"/>
+              <w:jc w:val="left"/>
+            </w:pPr>
+            <w:r>
+              <w:rPr>
+                <w:rFonts w:ascii="Arial" w:cs="Arial" w:eastAsia="Arial" w:hAnsi="Arial"/>
+                <w:b/>
+                <w:bCs/>
+                <w:i w:val="false"/>
+                <w:iCs w:val="false"/>
+                <w:color w:val="000000"/>
+                <w:sz w:val="18"/>
+                <w:szCs w:val="18"/>
+              </w:rPr>
+              <w:t xml:space="preserve">Anchoring Phenomenon</w:t>
+            </w:r>
+          </w:p>
+        </w:tc>
+        <w:tc>
+          <w:tcPr>
+            <w:tcW w:type="dxa" w:w="10680"/>
+            <w:shd w:fill="FFFFFF" w:color="auto" w:val="clear"/>
+            <w:tcMar>
+              <w:top w:type="dxa" w:w="60"/>
+              <w:left w:type="dxa" w:w="120"/>
+              <w:bottom w:type="dxa" w:w="60"/>
+              <w:right w:type="dxa" w:w="120"/>
+            </w:tcMar>
+            <w:vAlign w:val="top"/>
+          </w:tcPr>
+          <w:p>
+            <w:pPr>
+              <w:spacing w:after="40" w:before="0"/>
+              <w:jc w:val="left"/>
+            </w:pPr>
+            <w:r>
+              <w:rPr>
+                <w:rFonts w:ascii="Arial" w:cs="Arial" w:eastAsia="Arial" w:hAnsi="Arial"/>
+                <w:b w:val="false"/>
+                <w:bCs w:val="false"/>
+                <w:i w:val="false"/>
+                <w:iCs w:val="false"/>
+                <w:color w:val="000000"/>
+                <w:sz w:val="18"/>
+                <w:szCs w:val="18"/>
+              </w:rPr>
+              <w:t xml:space="preserve">Two Nairobi children both eat until they feel full, yet show dramatically different health outcomes. The child eating mainly plain ugali is noticeably smaller, weaker, and more frequently ill than a neighbour's child eating a varied diet of githeri, sukuma wiki, milk, and occasional nyama choma. Same satiety — very different bodies. What is in food beyond the feeling of fullness that determines growth, strength, and health?</w:t>
+            </w:r>
+          </w:p>
+        </w:tc>
+      </w:tr>
+      <w:tr>
+        <w:tc>
+          <w:tcPr>
+            <w:tcW w:type="dxa" w:w="3000"/>
+            <w:shd w:fill="D9EEF1" w:color="auto" w:val="clear"/>
+            <w:tcMar>
+              <w:top w:type="dxa" w:w="60"/>
+              <w:left w:type="dxa" w:w="120"/>
+              <w:bottom w:type="dxa" w:w="60"/>
+              <w:right w:type="dxa" w:w="120"/>
+            </w:tcMar>
+            <w:vAlign w:val="top"/>
+          </w:tcPr>
+          <w:p>
+            <w:pPr>
+              <w:spacing w:after="40" w:before="0"/>
+              <w:jc w:val="left"/>
+            </w:pPr>
+            <w:r>
+              <w:rPr>
+                <w:rFonts w:ascii="Arial" w:cs="Arial" w:eastAsia="Arial" w:hAnsi="Arial"/>
+                <w:b/>
+                <w:bCs/>
+                <w:i w:val="false"/>
+                <w:iCs w:val="false"/>
+                <w:color w:val="000000"/>
+                <w:sz w:val="18"/>
+                <w:szCs w:val="18"/>
+              </w:rPr>
+              <w:t xml:space="preserve">Storyline Thread</w:t>
+            </w:r>
+          </w:p>
+        </w:tc>
+        <w:tc>
+          <w:tcPr>
+            <w:tcW w:type="dxa" w:w="10680"/>
+            <w:shd w:fill="FFFFFF" w:color="auto" w:val="clear"/>
+            <w:tcMar>
+              <w:top w:type="dxa" w:w="60"/>
+              <w:left w:type="dxa" w:w="120"/>
+              <w:bottom w:type="dxa" w:w="60"/>
+              <w:right w:type="dxa" w:w="120"/>
+            </w:tcMar>
+            <w:vAlign w:val="top"/>
+          </w:tcPr>
+          <w:p>
+            <w:pPr>
+              <w:spacing w:after="40" w:before="0"/>
+              <w:jc w:val="left"/>
+            </w:pPr>
+            <w:r>
+              <w:rPr>
+                <w:rFonts w:ascii="Arial" w:cs="Arial" w:eastAsia="Arial" w:hAnsi="Arial"/>
+                <w:b w:val="false"/>
+                <w:bCs w:val="false"/>
+                <w:i w:val="false"/>
+                <w:iCs w:val="false"/>
+                <w:color w:val="000000"/>
+                <w:sz w:val="18"/>
+                <w:szCs w:val="18"/>
+              </w:rPr>
+              <w:t xml:space="preserve">Lesson 1: ANCHORING PHENOMENON — Two Nairobi children, same satiety, different health. Students predict causes, examine Kenyan food labels, and are introduced to the four biomolecule categories. DQB opened. Initial model drawn.</w:t>
+            </w:r>
+          </w:p>
+          <w:p>
+            <w:pPr>
+              <w:spacing w:after="40" w:before="0"/>
+              <w:jc w:val="left"/>
+            </w:pPr>
+            <w:r>
+              <w:rPr>
+                <w:rFonts w:ascii="Arial" w:cs="Arial" w:eastAsia="Arial" w:hAnsi="Arial"/>
+                <w:b w:val="false"/>
+                <w:bCs w:val="false"/>
+                <w:i w:val="false"/>
+                <w:iCs w:val="false"/>
+                <w:color w:val="000000"/>
+                <w:sz w:val="18"/>
+                <w:szCs w:val="18"/>
+              </w:rPr>
+              <w:t xml:space="preserve">Lesson 2: CARBOHYDRATES — Structure, types, and roles. Iodine test for starch; Benedict's test for reducing sugars. Kenyan foods tested: ugali, banana, sugar cane juice, potato.</w:t>
+            </w:r>
+          </w:p>
+          <w:p>
+            <w:pPr>
+              <w:spacing w:after="40" w:before="0"/>
+              <w:jc w:val="left"/>
+            </w:pPr>
+            <w:r>
+              <w:rPr>
+                <w:rFonts w:ascii="Arial" w:cs="Arial" w:eastAsia="Arial" w:hAnsi="Arial"/>
+                <w:b w:val="false"/>
+                <w:bCs w:val="false"/>
+                <w:i w:val="false"/>
+                <w:iCs w:val="false"/>
+                <w:color w:val="000000"/>
+                <w:sz w:val="18"/>
+                <w:szCs w:val="18"/>
+              </w:rPr>
+              <w:t xml:space="preserve">Lesson 3: PROTEINS — Structure, types, and roles. Biuret test. Kenyan foods tested: eggs, beans, milk, nyama choma. Model revised to show protein's role in growth and repair.</w:t>
+            </w:r>
+          </w:p>
+          <w:p>
+            <w:pPr>
+              <w:spacing w:after="40" w:before="0"/>
+              <w:jc w:val="left"/>
+            </w:pPr>
+            <w:r>
+              <w:rPr>
+                <w:rFonts w:ascii="Arial" w:cs="Arial" w:eastAsia="Arial" w:hAnsi="Arial"/>
+                <w:b w:val="false"/>
+                <w:bCs w:val="false"/>
+                <w:i w:val="false"/>
+                <w:iCs w:val="false"/>
+                <w:color w:val="000000"/>
+                <w:sz w:val="18"/>
+                <w:szCs w:val="18"/>
+              </w:rPr>
+              <w:t xml:space="preserve">Lesson 4: LIPIDS AND NUCLEIC ACIDS — Roles of fats and oils; introduction to DNA/RNA. Ethanol emulsion test. Kenyan foods tested: avocado, cooking oil, groundnut paste.</w:t>
+            </w:r>
+          </w:p>
+          <w:p>
+            <w:pPr>
+              <w:spacing w:after="40" w:before="0"/>
+              <w:jc w:val="left"/>
+            </w:pPr>
+            <w:r>
+              <w:rPr>
+                <w:rFonts w:ascii="Arial" w:cs="Arial" w:eastAsia="Arial" w:hAnsi="Arial"/>
+                <w:b w:val="false"/>
+                <w:bCs w:val="false"/>
+                <w:i w:val="false"/>
+                <w:iCs w:val="false"/>
+                <w:color w:val="000000"/>
+                <w:sz w:val="18"/>
+                <w:szCs w:val="18"/>
+              </w:rPr>
+              <w:t xml:space="preserve">Lesson 5: VITAMINS, MINERAL SALTS, AND WATER — Roles and sources. DCPIP test for Vitamin C. Analysis of real Kenyan food packaging labels.</w:t>
+            </w:r>
+          </w:p>
+          <w:p>
+            <w:pPr>
+              <w:spacing w:after="40" w:before="0"/>
+              <w:jc w:val="left"/>
+            </w:pPr>
+            <w:r>
+              <w:rPr>
+                <w:rFonts w:ascii="Arial" w:cs="Arial" w:eastAsia="Arial" w:hAnsi="Arial"/>
+                <w:b w:val="false"/>
+                <w:bCs w:val="false"/>
+                <w:i w:val="false"/>
+                <w:iCs w:val="false"/>
+                <w:color w:val="000000"/>
+                <w:sz w:val="18"/>
+                <w:szCs w:val="18"/>
+              </w:rPr>
+              <w:t xml:space="preserve">Lesson 6: SYNTHESIS AND FINAL EXPLANATION — Students return to the two-children phenomenon and construct a complete evidence-based explanation of why their health outcomes differ. DQB completed. Final model revised. Assessment task.</w:t>
             </w:r>
           </w:p>
         </w:tc>
@@ -1616,7 +3133,7 @@
             <w:pPr>
               <w:spacing w:after="20" w:before="0"/>
             </w:pPr>
-            <w:hyperlink w:history="1" r:id="rIdjenz0xs0bokoibxuivnq5">
+            <w:hyperlink w:history="1" r:id="rId0rguodxnyb3recl1u7umc">
               <w:r>
                 <w:rPr>
                   <w:rFonts w:ascii="Arial" w:cs="Arial" w:eastAsia="Arial" w:hAnsi="Arial"/>
@@ -1649,7 +3166,7 @@
               <w:spacing w:after="10" w:before="0"/>
               <w:ind w:left="120"/>
             </w:pPr>
-            <w:hyperlink w:history="1" r:id="rIdbf4osooez_mbppa6ltscr">
+            <w:hyperlink w:history="1" r:id="rId9wdowtj-5y8ya2uuke3bx">
               <w:r>
                 <w:rPr>
                   <w:rFonts w:ascii="Arial" w:cs="Arial" w:eastAsia="Arial" w:hAnsi="Arial"/>
@@ -1694,7 +3211,7 @@
             <w:pPr>
               <w:spacing w:after="20" w:before="0"/>
             </w:pPr>
-            <w:hyperlink w:history="1" r:id="rIdtvwowi7bfqzm4rphdb6by">
+            <w:hyperlink w:history="1" r:id="rIdwun7yrasfhr5r-5kvrbh4">
               <w:r>
                 <w:rPr>
                   <w:rFonts w:ascii="Arial" w:cs="Arial" w:eastAsia="Arial" w:hAnsi="Arial"/>
@@ -1727,7 +3244,7 @@
               <w:spacing w:after="10" w:before="0"/>
               <w:ind w:left="120"/>
             </w:pPr>
-            <w:hyperlink w:history="1" r:id="rIdyv8nyc0p8pq3pwifl355l">
+            <w:hyperlink w:history="1" r:id="rIdj-ad33e3g8vatjllabtwy">
               <w:r>
                 <w:rPr>
                   <w:rFonts w:ascii="Arial" w:cs="Arial" w:eastAsia="Arial" w:hAnsi="Arial"/>
@@ -1935,7 +3452,7 @@
             <w:pPr>
               <w:spacing w:after="20" w:before="0"/>
             </w:pPr>
-            <w:hyperlink w:history="1" r:id="rIdqcgg5vd5_tmfgu2xcyvbi">
+            <w:hyperlink w:history="1" r:id="rIdx1qamc0agnb4hfqxgwgvg">
               <w:r>
                 <w:rPr>
                   <w:rFonts w:ascii="Arial" w:cs="Arial" w:eastAsia="Arial" w:hAnsi="Arial"/>
@@ -1968,7 +3485,7 @@
               <w:spacing w:after="10" w:before="0"/>
               <w:ind w:left="120"/>
             </w:pPr>
-            <w:hyperlink w:history="1" r:id="rIdugkz8_ltw7tar-vp8j58i">
+            <w:hyperlink w:history="1" r:id="rIdj0jsfqswj39-bnop7veip">
               <w:r>
                 <w:rPr>
                   <w:rFonts w:ascii="Arial" w:cs="Arial" w:eastAsia="Arial" w:hAnsi="Arial"/>
@@ -2013,7 +3530,7 @@
             <w:pPr>
               <w:spacing w:after="20" w:before="0"/>
             </w:pPr>
-            <w:hyperlink w:history="1" r:id="rIdoecd3cccrhod43jkxqq_z">
+            <w:hyperlink w:history="1" r:id="rIdlwmrsy4nwahhzfst1l2lu">
               <w:r>
                 <w:rPr>
                   <w:rFonts w:ascii="Arial" w:cs="Arial" w:eastAsia="Arial" w:hAnsi="Arial"/>
@@ -2046,7 +3563,7 @@
               <w:spacing w:after="10" w:before="0"/>
               <w:ind w:left="120"/>
             </w:pPr>
-            <w:hyperlink w:history="1" r:id="rIdrazpdq8fdmczk2hkalscn">
+            <w:hyperlink w:history="1" r:id="rIdvq33wbeapf2w4nndjf7qb">
               <w:r>
                 <w:rPr>
                   <w:rFonts w:ascii="Arial" w:cs="Arial" w:eastAsia="Arial" w:hAnsi="Arial"/>
@@ -2254,7 +3771,7 @@
             <w:pPr>
               <w:spacing w:after="20" w:before="0"/>
             </w:pPr>
-            <w:hyperlink w:history="1" r:id="rIdgtohu1yckjtwe16vy7azz">
+            <w:hyperlink w:history="1" r:id="rIdqhkh-tuycuravcj-thzp0">
               <w:r>
                 <w:rPr>
                   <w:rFonts w:ascii="Arial" w:cs="Arial" w:eastAsia="Arial" w:hAnsi="Arial"/>
@@ -2287,7 +3804,7 @@
               <w:spacing w:after="10" w:before="0"/>
               <w:ind w:left="120"/>
             </w:pPr>
-            <w:hyperlink w:history="1" r:id="rIdvphr8_65m5no-nbttq3q1">
+            <w:hyperlink w:history="1" r:id="rId9wn7-daa38kp1dsxin08k">
               <w:r>
                 <w:rPr>
                   <w:rFonts w:ascii="Arial" w:cs="Arial" w:eastAsia="Arial" w:hAnsi="Arial"/>
@@ -2332,7 +3849,7 @@
             <w:pPr>
               <w:spacing w:after="20" w:before="0"/>
             </w:pPr>
-            <w:hyperlink w:history="1" r:id="rIdly5pobaccnqr4l2ct5-r8">
+            <w:hyperlink w:history="1" r:id="rIdcmxpgy8mkmhgl7624qkdl">
               <w:r>
                 <w:rPr>
                   <w:rFonts w:ascii="Arial" w:cs="Arial" w:eastAsia="Arial" w:hAnsi="Arial"/>
@@ -2365,7 +3882,7 @@
               <w:spacing w:after="10" w:before="0"/>
               <w:ind w:left="120"/>
             </w:pPr>
-            <w:hyperlink w:history="1" r:id="rId6wgei9wov5b-cxrbop-in">
+            <w:hyperlink w:history="1" r:id="rId8wxrv5n_cdlkm9thmlc-g">
               <w:r>
                 <w:rPr>
                   <w:rFonts w:ascii="Arial" w:cs="Arial" w:eastAsia="Arial" w:hAnsi="Arial"/>
@@ -2573,7 +4090,7 @@
             <w:pPr>
               <w:spacing w:after="20" w:before="0"/>
             </w:pPr>
-            <w:hyperlink w:history="1" r:id="rIdaqdq_hwazbrwisgf1-nsu">
+            <w:hyperlink w:history="1" r:id="rIdsbcuk0l6asum-d6qh7nuf">
               <w:r>
                 <w:rPr>
                   <w:rFonts w:ascii="Arial" w:cs="Arial" w:eastAsia="Arial" w:hAnsi="Arial"/>
@@ -2606,7 +4123,7 @@
               <w:spacing w:after="10" w:before="0"/>
               <w:ind w:left="120"/>
             </w:pPr>
-            <w:hyperlink w:history="1" r:id="rIdomkgztw2rqujlamcjp4o6">
+            <w:hyperlink w:history="1" r:id="rIdos1dzdbapp-_xg5f1xjgj">
               <w:r>
                 <w:rPr>
                   <w:rFonts w:ascii="Arial" w:cs="Arial" w:eastAsia="Arial" w:hAnsi="Arial"/>
@@ -2651,7 +4168,7 @@
             <w:pPr>
               <w:spacing w:after="20" w:before="0"/>
             </w:pPr>
-            <w:hyperlink w:history="1" r:id="rIdfifphapai1brxlmk_xvhf">
+            <w:hyperlink w:history="1" r:id="rIdmo4o-ykjm9wuppf3oizbh">
               <w:r>
                 <w:rPr>
                   <w:rFonts w:ascii="Arial" w:cs="Arial" w:eastAsia="Arial" w:hAnsi="Arial"/>
@@ -2684,7 +4201,7 @@
               <w:spacing w:after="10" w:before="0"/>
               <w:ind w:left="120"/>
             </w:pPr>
-            <w:hyperlink w:history="1" r:id="rIdid4nwlawdavyfz7yntunu">
+            <w:hyperlink w:history="1" r:id="rIdr8yop1qwoe9bvlix_rib0">
               <w:r>
                 <w:rPr>
                   <w:rFonts w:ascii="Arial" w:cs="Arial" w:eastAsia="Arial" w:hAnsi="Arial"/>
@@ -2892,7 +4409,7 @@
             <w:pPr>
               <w:spacing w:after="20" w:before="0"/>
             </w:pPr>
-            <w:hyperlink w:history="1" r:id="rIdd3xgrggq6nppn96heu18s">
+            <w:hyperlink w:history="1" r:id="rIdgzxym_ao7cmdbafjkkgne">
               <w:r>
                 <w:rPr>
                   <w:rFonts w:ascii="Arial" w:cs="Arial" w:eastAsia="Arial" w:hAnsi="Arial"/>
@@ -2925,7 +4442,7 @@
               <w:spacing w:after="10" w:before="0"/>
               <w:ind w:left="120"/>
             </w:pPr>
-            <w:hyperlink w:history="1" r:id="rIdrylci9g7w1mceie_lsjbt">
+            <w:hyperlink w:history="1" r:id="rIdpznc_loah9mrvp8-s0q3q">
               <w:r>
                 <w:rPr>
                   <w:rFonts w:ascii="Arial" w:cs="Arial" w:eastAsia="Arial" w:hAnsi="Arial"/>
@@ -2970,7 +4487,7 @@
             <w:pPr>
               <w:spacing w:after="20" w:before="0"/>
             </w:pPr>
-            <w:hyperlink w:history="1" r:id="rIdyjtkka_wfyv4u-jprvzed">
+            <w:hyperlink w:history="1" r:id="rIdttdslbpncjtc76mae9x6j">
               <w:r>
                 <w:rPr>
                   <w:rFonts w:ascii="Arial" w:cs="Arial" w:eastAsia="Arial" w:hAnsi="Arial"/>
@@ -3003,7 +4520,7 @@
               <w:spacing w:after="10" w:before="0"/>
               <w:ind w:left="120"/>
             </w:pPr>
-            <w:hyperlink w:history="1" r:id="rIdodkr2xv7jcyz7pdsoptyz">
+            <w:hyperlink w:history="1" r:id="rId3_paw6kemcuszi6unyl0o">
               <w:r>
                 <w:rPr>
                   <w:rFonts w:ascii="Arial" w:cs="Arial" w:eastAsia="Arial" w:hAnsi="Arial"/>
@@ -4782,7 +6299,7 @@
             <w:pPr>
               <w:spacing w:after="20" w:before="0"/>
             </w:pPr>
-            <w:hyperlink w:history="1" r:id="rIdq3xqp5svt78_vpqgo3aeh">
+            <w:hyperlink w:history="1" r:id="rIdmyshygubkjulhlcihnlx0">
               <w:r>
                 <w:rPr>
                   <w:rFonts w:ascii="Arial" w:cs="Arial" w:eastAsia="Arial" w:hAnsi="Arial"/>
@@ -4815,7 +6332,7 @@
               <w:spacing w:after="10" w:before="0"/>
               <w:ind w:left="120"/>
             </w:pPr>
-            <w:hyperlink w:history="1" r:id="rIdsxl2y3qiienjeep3c4spi">
+            <w:hyperlink w:history="1" r:id="rIdufzin_wjoltgjm4ego54y">
               <w:r>
                 <w:rPr>
                   <w:rFonts w:ascii="Arial" w:cs="Arial" w:eastAsia="Arial" w:hAnsi="Arial"/>
@@ -4860,7 +6377,7 @@
             <w:pPr>
               <w:spacing w:after="20" w:before="0"/>
             </w:pPr>
-            <w:hyperlink w:history="1" r:id="rId_szbdwhossjvgurbtbqxz">
+            <w:hyperlink w:history="1" r:id="rIdrs9isjnf1dkzl4lxftiog">
               <w:r>
                 <w:rPr>
                   <w:rFonts w:ascii="Arial" w:cs="Arial" w:eastAsia="Arial" w:hAnsi="Arial"/>
@@ -4893,7 +6410,7 @@
               <w:spacing w:after="10" w:before="0"/>
               <w:ind w:left="120"/>
             </w:pPr>
-            <w:hyperlink w:history="1" r:id="rIdrlijjrcziflfratt0u7nk">
+            <w:hyperlink w:history="1" r:id="rIdhnd2gwvtv292skqk3zyo-">
               <w:r>
                 <w:rPr>
                   <w:rFonts w:ascii="Arial" w:cs="Arial" w:eastAsia="Arial" w:hAnsi="Arial"/>
@@ -5101,7 +6618,7 @@
             <w:pPr>
               <w:spacing w:after="20" w:before="0"/>
             </w:pPr>
-            <w:hyperlink w:history="1" r:id="rIdfg8grbvh16c1v01ohnbc_">
+            <w:hyperlink w:history="1" r:id="rIdewan2pwuxbb2oefnxo4fj">
               <w:r>
                 <w:rPr>
                   <w:rFonts w:ascii="Arial" w:cs="Arial" w:eastAsia="Arial" w:hAnsi="Arial"/>
@@ -5134,7 +6651,7 @@
               <w:spacing w:after="10" w:before="0"/>
               <w:ind w:left="120"/>
             </w:pPr>
-            <w:hyperlink w:history="1" r:id="rId3p3xrw5i-k3i1fh0b7wfr">
+            <w:hyperlink w:history="1" r:id="rIdmq3cktneviqwvl0whe6qh">
               <w:r>
                 <w:rPr>
                   <w:rFonts w:ascii="Arial" w:cs="Arial" w:eastAsia="Arial" w:hAnsi="Arial"/>
@@ -5179,7 +6696,7 @@
             <w:pPr>
               <w:spacing w:after="20" w:before="0"/>
             </w:pPr>
-            <w:hyperlink w:history="1" r:id="rIdu8hzco-kzwoa0usfvmibh">
+            <w:hyperlink w:history="1" r:id="rIdyjiyejfojulpnukafuuii">
               <w:r>
                 <w:rPr>
                   <w:rFonts w:ascii="Arial" w:cs="Arial" w:eastAsia="Arial" w:hAnsi="Arial"/>
@@ -5212,7 +6729,7 @@
               <w:spacing w:after="10" w:before="0"/>
               <w:ind w:left="120"/>
             </w:pPr>
-            <w:hyperlink w:history="1" r:id="rId_tbge6dgo5iijuosvr6du">
+            <w:hyperlink w:history="1" r:id="rIdglqaldbvinu_rmu-f77w8">
               <w:r>
                 <w:rPr>
                   <w:rFonts w:ascii="Arial" w:cs="Arial" w:eastAsia="Arial" w:hAnsi="Arial"/>
@@ -5420,7 +6937,7 @@
             <w:pPr>
               <w:spacing w:after="20" w:before="0"/>
             </w:pPr>
-            <w:hyperlink w:history="1" r:id="rIdsnkhrkdi2mosupsiho0wc">
+            <w:hyperlink w:history="1" r:id="rIdcsvgqxlubdbrh_ct2lmrw">
               <w:r>
                 <w:rPr>
                   <w:rFonts w:ascii="Arial" w:cs="Arial" w:eastAsia="Arial" w:hAnsi="Arial"/>
@@ -5453,7 +6970,7 @@
               <w:spacing w:after="10" w:before="0"/>
               <w:ind w:left="120"/>
             </w:pPr>
-            <w:hyperlink w:history="1" r:id="rIdwsx-uwhm5gyaxvqydfg5h">
+            <w:hyperlink w:history="1" r:id="rId9klhs5mhdnaa-wzjwnwna">
               <w:r>
                 <w:rPr>
                   <w:rFonts w:ascii="Arial" w:cs="Arial" w:eastAsia="Arial" w:hAnsi="Arial"/>
@@ -5498,7 +7015,7 @@
             <w:pPr>
               <w:spacing w:after="20" w:before="0"/>
             </w:pPr>
-            <w:hyperlink w:history="1" r:id="rIdvslxjkhxvydbudksntrot">
+            <w:hyperlink w:history="1" r:id="rIdxkw9wp7543_b5ugzobf4y">
               <w:r>
                 <w:rPr>
                   <w:rFonts w:ascii="Arial" w:cs="Arial" w:eastAsia="Arial" w:hAnsi="Arial"/>
@@ -5531,7 +7048,7 @@
               <w:spacing w:after="10" w:before="0"/>
               <w:ind w:left="120"/>
             </w:pPr>
-            <w:hyperlink w:history="1" r:id="rIdzkf8kx9gnqo9e2kclmpby">
+            <w:hyperlink w:history="1" r:id="rIdnahaygq1pcf1anvfmlp7l">
               <w:r>
                 <w:rPr>
                   <w:rFonts w:ascii="Arial" w:cs="Arial" w:eastAsia="Arial" w:hAnsi="Arial"/>
@@ -5739,7 +7256,7 @@
             <w:pPr>
               <w:spacing w:after="20" w:before="0"/>
             </w:pPr>
-            <w:hyperlink w:history="1" r:id="rIdj9xxwfu3pxzqra4jhui82">
+            <w:hyperlink w:history="1" r:id="rIdbnaqkzuieapdaa2oekze7">
               <w:r>
                 <w:rPr>
                   <w:rFonts w:ascii="Arial" w:cs="Arial" w:eastAsia="Arial" w:hAnsi="Arial"/>
@@ -5772,7 +7289,7 @@
               <w:spacing w:after="10" w:before="0"/>
               <w:ind w:left="120"/>
             </w:pPr>
-            <w:hyperlink w:history="1" r:id="rIdbmshqp0jkulrhdcrvpdyb">
+            <w:hyperlink w:history="1" r:id="rIdi97dk7rtsuan1qekti3hz">
               <w:r>
                 <w:rPr>
                   <w:rFonts w:ascii="Arial" w:cs="Arial" w:eastAsia="Arial" w:hAnsi="Arial"/>
@@ -5817,7 +7334,7 @@
             <w:pPr>
               <w:spacing w:after="20" w:before="0"/>
             </w:pPr>
-            <w:hyperlink w:history="1" r:id="rIdxp2cfoqja-paonwky0yy9">
+            <w:hyperlink w:history="1" r:id="rIdg8loffk_eddlkpeiefaos">
               <w:r>
                 <w:rPr>
                   <w:rFonts w:ascii="Arial" w:cs="Arial" w:eastAsia="Arial" w:hAnsi="Arial"/>
@@ -5850,7 +7367,7 @@
               <w:spacing w:after="10" w:before="0"/>
               <w:ind w:left="120"/>
             </w:pPr>
-            <w:hyperlink w:history="1" r:id="rIdmkzvbvd_gps1vlfnm0hfb">
+            <w:hyperlink w:history="1" r:id="rIdckxccg_odfdoqluvbdyxq">
               <w:r>
                 <w:rPr>
                   <w:rFonts w:ascii="Arial" w:cs="Arial" w:eastAsia="Arial" w:hAnsi="Arial"/>
@@ -6058,7 +7575,7 @@
             <w:pPr>
               <w:spacing w:after="20" w:before="0"/>
             </w:pPr>
-            <w:hyperlink w:history="1" r:id="rId9pqtrsplvpup9p3bynimq">
+            <w:hyperlink w:history="1" r:id="rIdlzg-umpwrsjywukphuxj-">
               <w:r>
                 <w:rPr>
                   <w:rFonts w:ascii="Arial" w:cs="Arial" w:eastAsia="Arial" w:hAnsi="Arial"/>
@@ -6091,7 +7608,7 @@
               <w:spacing w:after="10" w:before="0"/>
               <w:ind w:left="120"/>
             </w:pPr>
-            <w:hyperlink w:history="1" r:id="rId_ptdihgtruljkqaoam9av">
+            <w:hyperlink w:history="1" r:id="rIddbkd1nelrrzr00plhkzb4">
               <w:r>
                 <w:rPr>
                   <w:rFonts w:ascii="Arial" w:cs="Arial" w:eastAsia="Arial" w:hAnsi="Arial"/>
@@ -6136,7 +7653,7 @@
             <w:pPr>
               <w:spacing w:after="20" w:before="0"/>
             </w:pPr>
-            <w:hyperlink w:history="1" r:id="rIdeypa_epqucyrsbgacg06y">
+            <w:hyperlink w:history="1" r:id="rId0q2wsaff45jadfhdimy3f">
               <w:r>
                 <w:rPr>
                   <w:rFonts w:ascii="Arial" w:cs="Arial" w:eastAsia="Arial" w:hAnsi="Arial"/>
@@ -6169,7 +7686,7 @@
               <w:spacing w:after="10" w:before="0"/>
               <w:ind w:left="120"/>
             </w:pPr>
-            <w:hyperlink w:history="1" r:id="rIdrpyz21cxhl-sbp-qgpei1">
+            <w:hyperlink w:history="1" r:id="rIdfnh2657qvfa-yzpsbfyqu">
               <w:r>
                 <w:rPr>
                   <w:rFonts w:ascii="Arial" w:cs="Arial" w:eastAsia="Arial" w:hAnsi="Arial"/>
@@ -7948,7 +9465,7 @@
             <w:pPr>
               <w:spacing w:after="20" w:before="0"/>
             </w:pPr>
-            <w:hyperlink w:history="1" r:id="rIdeh-6deerr7xwbv77cpshs">
+            <w:hyperlink w:history="1" r:id="rId3fuvzs3zlxphz3uvvrzyl">
               <w:r>
                 <w:rPr>
                   <w:rFonts w:ascii="Arial" w:cs="Arial" w:eastAsia="Arial" w:hAnsi="Arial"/>
@@ -7981,7 +9498,7 @@
               <w:spacing w:after="10" w:before="0"/>
               <w:ind w:left="120"/>
             </w:pPr>
-            <w:hyperlink w:history="1" r:id="rIdttatlpp6t0n4ot-on_4jk">
+            <w:hyperlink w:history="1" r:id="rId4d9dajgva68dtqbkxh4dy">
               <w:r>
                 <w:rPr>
                   <w:rFonts w:ascii="Arial" w:cs="Arial" w:eastAsia="Arial" w:hAnsi="Arial"/>
@@ -8026,7 +9543,7 @@
             <w:pPr>
               <w:spacing w:after="20" w:before="0"/>
             </w:pPr>
-            <w:hyperlink w:history="1" r:id="rId_8bk_lv1wpftbqkb_lvzo">
+            <w:hyperlink w:history="1" r:id="rIdas5z8jc-vwsdiqfhw9mtt">
               <w:r>
                 <w:rPr>
                   <w:rFonts w:ascii="Arial" w:cs="Arial" w:eastAsia="Arial" w:hAnsi="Arial"/>
@@ -8059,7 +9576,7 @@
               <w:spacing w:after="10" w:before="0"/>
               <w:ind w:left="120"/>
             </w:pPr>
-            <w:hyperlink w:history="1" r:id="rIdvkaucdnmppq3ijhbooy94">
+            <w:hyperlink w:history="1" r:id="rId2k4vwdowp_ydknjdfz6rn">
               <w:r>
                 <w:rPr>
                   <w:rFonts w:ascii="Arial" w:cs="Arial" w:eastAsia="Arial" w:hAnsi="Arial"/>
@@ -8267,7 +9784,7 @@
             <w:pPr>
               <w:spacing w:after="20" w:before="0"/>
             </w:pPr>
-            <w:hyperlink w:history="1" r:id="rIdkhfb151cjzhhqamqund50">
+            <w:hyperlink w:history="1" r:id="rId7jaz_mo4rsmlt5vwlygqa">
               <w:r>
                 <w:rPr>
                   <w:rFonts w:ascii="Arial" w:cs="Arial" w:eastAsia="Arial" w:hAnsi="Arial"/>
@@ -8300,7 +9817,7 @@
               <w:spacing w:after="10" w:before="0"/>
               <w:ind w:left="120"/>
             </w:pPr>
-            <w:hyperlink w:history="1" r:id="rId6iysrmdkpvysoy8nce7rf">
+            <w:hyperlink w:history="1" r:id="rIdtujjgb8mt27jughg8bmd2">
               <w:r>
                 <w:rPr>
                   <w:rFonts w:ascii="Arial" w:cs="Arial" w:eastAsia="Arial" w:hAnsi="Arial"/>
@@ -8345,7 +9862,7 @@
             <w:pPr>
               <w:spacing w:after="20" w:before="0"/>
             </w:pPr>
-            <w:hyperlink w:history="1" r:id="rIdx3z78no8u3jsrui8flwic">
+            <w:hyperlink w:history="1" r:id="rIdvuqsg-sgq3ds3_c7_maji">
               <w:r>
                 <w:rPr>
                   <w:rFonts w:ascii="Arial" w:cs="Arial" w:eastAsia="Arial" w:hAnsi="Arial"/>
@@ -8378,7 +9895,7 @@
               <w:spacing w:after="10" w:before="0"/>
               <w:ind w:left="120"/>
             </w:pPr>
-            <w:hyperlink w:history="1" r:id="rIdggpecytokpom_ju0zehpi">
+            <w:hyperlink w:history="1" r:id="rIdxv4mushmc0t1gd7rgtert">
               <w:r>
                 <w:rPr>
                   <w:rFonts w:ascii="Arial" w:cs="Arial" w:eastAsia="Arial" w:hAnsi="Arial"/>
@@ -8586,7 +10103,7 @@
             <w:pPr>
               <w:spacing w:after="20" w:before="0"/>
             </w:pPr>
-            <w:hyperlink w:history="1" r:id="rIddslrhqgvimxlpn34dblad">
+            <w:hyperlink w:history="1" r:id="rIdwzjcjqhmnnhch4bc_lye2">
               <w:r>
                 <w:rPr>
                   <w:rFonts w:ascii="Arial" w:cs="Arial" w:eastAsia="Arial" w:hAnsi="Arial"/>
@@ -8619,7 +10136,7 @@
               <w:spacing w:after="10" w:before="0"/>
               <w:ind w:left="120"/>
             </w:pPr>
-            <w:hyperlink w:history="1" r:id="rId5kvygnaegvfmmz5rq5v_m">
+            <w:hyperlink w:history="1" r:id="rIdfvnsrd4hf1oovopg-tjpn">
               <w:r>
                 <w:rPr>
                   <w:rFonts w:ascii="Arial" w:cs="Arial" w:eastAsia="Arial" w:hAnsi="Arial"/>
@@ -8664,7 +10181,7 @@
             <w:pPr>
               <w:spacing w:after="20" w:before="0"/>
             </w:pPr>
-            <w:hyperlink w:history="1" r:id="rIdvyynievrm0ecctgee52d3">
+            <w:hyperlink w:history="1" r:id="rIdhegy5tewktb7xcyauh49k">
               <w:r>
                 <w:rPr>
                   <w:rFonts w:ascii="Arial" w:cs="Arial" w:eastAsia="Arial" w:hAnsi="Arial"/>
@@ -8697,7 +10214,7 @@
               <w:spacing w:after="10" w:before="0"/>
               <w:ind w:left="120"/>
             </w:pPr>
-            <w:hyperlink w:history="1" r:id="rId8yda3m_h_xqqmad8rl48n">
+            <w:hyperlink w:history="1" r:id="rIdcmokwtvxwic7z3dduab42">
               <w:r>
                 <w:rPr>
                   <w:rFonts w:ascii="Arial" w:cs="Arial" w:eastAsia="Arial" w:hAnsi="Arial"/>
@@ -8905,7 +10422,7 @@
             <w:pPr>
               <w:spacing w:after="20" w:before="0"/>
             </w:pPr>
-            <w:hyperlink w:history="1" r:id="rIdfxnm1-xf-8d8w72otc-68">
+            <w:hyperlink w:history="1" r:id="rId9ozowjckztcd_uf-n4bjo">
               <w:r>
                 <w:rPr>
                   <w:rFonts w:ascii="Arial" w:cs="Arial" w:eastAsia="Arial" w:hAnsi="Arial"/>
@@ -8938,7 +10455,7 @@
               <w:spacing w:after="10" w:before="0"/>
               <w:ind w:left="120"/>
             </w:pPr>
-            <w:hyperlink w:history="1" r:id="rIdzion8kmobnxppjjvmrszk">
+            <w:hyperlink w:history="1" r:id="rIdevehjj-jwsyvs41jyvl2z">
               <w:r>
                 <w:rPr>
                   <w:rFonts w:ascii="Arial" w:cs="Arial" w:eastAsia="Arial" w:hAnsi="Arial"/>
@@ -8983,7 +10500,7 @@
             <w:pPr>
               <w:spacing w:after="20" w:before="0"/>
             </w:pPr>
-            <w:hyperlink w:history="1" r:id="rIdkqqemowas3kwzhqwzoeuq">
+            <w:hyperlink w:history="1" r:id="rIdpehxqunxpoll4qhatomts">
               <w:r>
                 <w:rPr>
                   <w:rFonts w:ascii="Arial" w:cs="Arial" w:eastAsia="Arial" w:hAnsi="Arial"/>
@@ -9016,7 +10533,7 @@
               <w:spacing w:after="10" w:before="0"/>
               <w:ind w:left="120"/>
             </w:pPr>
-            <w:hyperlink w:history="1" r:id="rIdozgqhonjnwlmplahnw-t6">
+            <w:hyperlink w:history="1" r:id="rIdzqgn3ulztbpsths93mna2">
               <w:r>
                 <w:rPr>
                   <w:rFonts w:ascii="Arial" w:cs="Arial" w:eastAsia="Arial" w:hAnsi="Arial"/>
@@ -9224,7 +10741,7 @@
             <w:pPr>
               <w:spacing w:after="20" w:before="0"/>
             </w:pPr>
-            <w:hyperlink w:history="1" r:id="rIdyfill-i55roa4eztbke_s">
+            <w:hyperlink w:history="1" r:id="rIdcenvotmrotbtrajxqrh7b">
               <w:r>
                 <w:rPr>
                   <w:rFonts w:ascii="Arial" w:cs="Arial" w:eastAsia="Arial" w:hAnsi="Arial"/>
@@ -9257,7 +10774,7 @@
               <w:spacing w:after="10" w:before="0"/>
               <w:ind w:left="120"/>
             </w:pPr>
-            <w:hyperlink w:history="1" r:id="rId-8d0i9nbf5nyrah1d4blt">
+            <w:hyperlink w:history="1" r:id="rId2txhuytuhhodsjh7o8ebn">
               <w:r>
                 <w:rPr>
                   <w:rFonts w:ascii="Arial" w:cs="Arial" w:eastAsia="Arial" w:hAnsi="Arial"/>
@@ -9302,7 +10819,7 @@
             <w:pPr>
               <w:spacing w:after="20" w:before="0"/>
             </w:pPr>
-            <w:hyperlink w:history="1" r:id="rIdi65j4v-zmipqayprnhpdc">
+            <w:hyperlink w:history="1" r:id="rIdfnujwjmouj-s-l0-plykn">
               <w:r>
                 <w:rPr>
                   <w:rFonts w:ascii="Arial" w:cs="Arial" w:eastAsia="Arial" w:hAnsi="Arial"/>
@@ -9335,7 +10852,7 @@
               <w:spacing w:after="10" w:before="0"/>
               <w:ind w:left="120"/>
             </w:pPr>
-            <w:hyperlink w:history="1" r:id="rId-jwsud-gsbo2trncml9sp">
+            <w:hyperlink w:history="1" r:id="rIdn6o8t-wf8nvrjsgyos54n">
               <w:r>
                 <w:rPr>
                   <w:rFonts w:ascii="Arial" w:cs="Arial" w:eastAsia="Arial" w:hAnsi="Arial"/>
@@ -10955,7 +12472,7 @@
             <w:pPr>
               <w:spacing w:after="20" w:before="0"/>
             </w:pPr>
-            <w:hyperlink w:history="1" r:id="rId33dj2snuj3w-pb3wtw6yu">
+            <w:hyperlink w:history="1" r:id="rIdxyskdp4zfeymkukp1bbkr">
               <w:r>
                 <w:rPr>
                   <w:rFonts w:ascii="Arial" w:cs="Arial" w:eastAsia="Arial" w:hAnsi="Arial"/>
@@ -10988,7 +12505,7 @@
               <w:spacing w:after="10" w:before="0"/>
               <w:ind w:left="120"/>
             </w:pPr>
-            <w:hyperlink w:history="1" r:id="rId5mowby6aglngff4l00pyt">
+            <w:hyperlink w:history="1" r:id="rIdmfaez3m9xpq9kgafv2-yy">
               <w:r>
                 <w:rPr>
                   <w:rFonts w:ascii="Arial" w:cs="Arial" w:eastAsia="Arial" w:hAnsi="Arial"/>
@@ -11033,7 +12550,7 @@
             <w:pPr>
               <w:spacing w:after="20" w:before="0"/>
             </w:pPr>
-            <w:hyperlink w:history="1" r:id="rIdry6ywnd4svnfnd3k4hokb">
+            <w:hyperlink w:history="1" r:id="rIdoiw-dkk-dhvwt6dhvjgvk">
               <w:r>
                 <w:rPr>
                   <w:rFonts w:ascii="Arial" w:cs="Arial" w:eastAsia="Arial" w:hAnsi="Arial"/>
@@ -11066,7 +12583,7 @@
               <w:spacing w:after="10" w:before="0"/>
               <w:ind w:left="120"/>
             </w:pPr>
-            <w:hyperlink w:history="1" r:id="rIdnitqv5zrd3by26ost55iy">
+            <w:hyperlink w:history="1" r:id="rIdnhriujgenfwkwynmpzeir">
               <w:r>
                 <w:rPr>
                   <w:rFonts w:ascii="Arial" w:cs="Arial" w:eastAsia="Arial" w:hAnsi="Arial"/>
@@ -11274,7 +12791,7 @@
             <w:pPr>
               <w:spacing w:after="20" w:before="0"/>
             </w:pPr>
-            <w:hyperlink w:history="1" r:id="rIdvwswul4td1dwehnhf2_cp">
+            <w:hyperlink w:history="1" r:id="rIdua4gygdvijbusoghvmkof">
               <w:r>
                 <w:rPr>
                   <w:rFonts w:ascii="Arial" w:cs="Arial" w:eastAsia="Arial" w:hAnsi="Arial"/>
@@ -11307,7 +12824,7 @@
               <w:spacing w:after="10" w:before="0"/>
               <w:ind w:left="120"/>
             </w:pPr>
-            <w:hyperlink w:history="1" r:id="rIdnbbg4beu2cb_baxqdo4px">
+            <w:hyperlink w:history="1" r:id="rIdgoxwy70d_urt4m55ozyjf">
               <w:r>
                 <w:rPr>
                   <w:rFonts w:ascii="Arial" w:cs="Arial" w:eastAsia="Arial" w:hAnsi="Arial"/>
@@ -11352,7 +12869,7 @@
             <w:pPr>
               <w:spacing w:after="20" w:before="0"/>
             </w:pPr>
-            <w:hyperlink w:history="1" r:id="rId2awzsbsbfoic3kkjsudcl">
+            <w:hyperlink w:history="1" r:id="rIdvzwj8of6bt88vfssadew0">
               <w:r>
                 <w:rPr>
                   <w:rFonts w:ascii="Arial" w:cs="Arial" w:eastAsia="Arial" w:hAnsi="Arial"/>
@@ -11385,7 +12902,7 @@
               <w:spacing w:after="10" w:before="0"/>
               <w:ind w:left="120"/>
             </w:pPr>
-            <w:hyperlink w:history="1" r:id="rIds3x_xj2jbbdabixglxsbc">
+            <w:hyperlink w:history="1" r:id="rIdyh_1btcnil8ly45egoquz">
               <w:r>
                 <w:rPr>
                   <w:rFonts w:ascii="Arial" w:cs="Arial" w:eastAsia="Arial" w:hAnsi="Arial"/>
@@ -11593,7 +13110,7 @@
             <w:pPr>
               <w:spacing w:after="20" w:before="0"/>
             </w:pPr>
-            <w:hyperlink w:history="1" r:id="rIdrxaxsbuovchf29w2xfvdg">
+            <w:hyperlink w:history="1" r:id="rIde2abanlxhlol8d8tbd49x">
               <w:r>
                 <w:rPr>
                   <w:rFonts w:ascii="Arial" w:cs="Arial" w:eastAsia="Arial" w:hAnsi="Arial"/>
@@ -11626,7 +13143,7 @@
               <w:spacing w:after="10" w:before="0"/>
               <w:ind w:left="120"/>
             </w:pPr>
-            <w:hyperlink w:history="1" r:id="rIdoqx9rhlrip70ffyf8zh6f">
+            <w:hyperlink w:history="1" r:id="rIdjukb7khf6cl1qo0bc7uqx">
               <w:r>
                 <w:rPr>
                   <w:rFonts w:ascii="Arial" w:cs="Arial" w:eastAsia="Arial" w:hAnsi="Arial"/>
@@ -11671,7 +13188,7 @@
             <w:pPr>
               <w:spacing w:after="20" w:before="0"/>
             </w:pPr>
-            <w:hyperlink w:history="1" r:id="rIdoluhv840j1bstjzpppa1c">
+            <w:hyperlink w:history="1" r:id="rIdpi2rcxazcesyare--4to3">
               <w:r>
                 <w:rPr>
                   <w:rFonts w:ascii="Arial" w:cs="Arial" w:eastAsia="Arial" w:hAnsi="Arial"/>
@@ -11704,7 +13221,7 @@
               <w:spacing w:after="10" w:before="0"/>
               <w:ind w:left="120"/>
             </w:pPr>
-            <w:hyperlink w:history="1" r:id="rIduegdr8dqlavuifpxbc8d1">
+            <w:hyperlink w:history="1" r:id="rId-4ndypcbilx5bdlkkurfu">
               <w:r>
                 <w:rPr>
                   <w:rFonts w:ascii="Arial" w:cs="Arial" w:eastAsia="Arial" w:hAnsi="Arial"/>
@@ -11912,7 +13429,7 @@
             <w:pPr>
               <w:spacing w:after="20" w:before="0"/>
             </w:pPr>
-            <w:hyperlink w:history="1" r:id="rIdfrbeokabnrt5_1ift-t3z">
+            <w:hyperlink w:history="1" r:id="rIdlrzwllikezaesmuyigngh">
               <w:r>
                 <w:rPr>
                   <w:rFonts w:ascii="Arial" w:cs="Arial" w:eastAsia="Arial" w:hAnsi="Arial"/>
@@ -11945,7 +13462,7 @@
               <w:spacing w:after="10" w:before="0"/>
               <w:ind w:left="120"/>
             </w:pPr>
-            <w:hyperlink w:history="1" r:id="rIdmhrbcukqzncwjw21fb8qm">
+            <w:hyperlink w:history="1" r:id="rId7-jg8656r60jw35-fq9rx">
               <w:r>
                 <w:rPr>
                   <w:rFonts w:ascii="Arial" w:cs="Arial" w:eastAsia="Arial" w:hAnsi="Arial"/>
@@ -11990,7 +13507,7 @@
             <w:pPr>
               <w:spacing w:after="20" w:before="0"/>
             </w:pPr>
-            <w:hyperlink w:history="1" r:id="rIdjg2d3x6fmtcsnumjf5r09">
+            <w:hyperlink w:history="1" r:id="rIdby5ndoddsmfxmmcmtg5bh">
               <w:r>
                 <w:rPr>
                   <w:rFonts w:ascii="Arial" w:cs="Arial" w:eastAsia="Arial" w:hAnsi="Arial"/>
@@ -12023,7 +13540,7 @@
               <w:spacing w:after="10" w:before="0"/>
               <w:ind w:left="120"/>
             </w:pPr>
-            <w:hyperlink w:history="1" r:id="rIdmgm2_atjr-aphdqz0wmt4">
+            <w:hyperlink w:history="1" r:id="rIdk95hmsavyycu5letdjajb">
               <w:r>
                 <w:rPr>
                   <w:rFonts w:ascii="Arial" w:cs="Arial" w:eastAsia="Arial" w:hAnsi="Arial"/>
@@ -12231,7 +13748,7 @@
             <w:pPr>
               <w:spacing w:after="20" w:before="0"/>
             </w:pPr>
-            <w:hyperlink w:history="1" r:id="rIda6kfgpfvs6uneqnmaylge">
+            <w:hyperlink w:history="1" r:id="rIdwhcvaiuorzgaviadzde0c">
               <w:r>
                 <w:rPr>
                   <w:rFonts w:ascii="Arial" w:cs="Arial" w:eastAsia="Arial" w:hAnsi="Arial"/>
@@ -12264,7 +13781,7 @@
               <w:spacing w:after="10" w:before="0"/>
               <w:ind w:left="120"/>
             </w:pPr>
-            <w:hyperlink w:history="1" r:id="rIdafcgsukv60ivlsiwffjxh">
+            <w:hyperlink w:history="1" r:id="rIdcijf7kvmbp-lml5ovedit">
               <w:r>
                 <w:rPr>
                   <w:rFonts w:ascii="Arial" w:cs="Arial" w:eastAsia="Arial" w:hAnsi="Arial"/>
@@ -12309,7 +13826,7 @@
             <w:pPr>
               <w:spacing w:after="20" w:before="0"/>
             </w:pPr>
-            <w:hyperlink w:history="1" r:id="rIdhgc2fzonalp8_ylf9xfgc">
+            <w:hyperlink w:history="1" r:id="rIdgrm5idvhmhrapkrgefgyp">
               <w:r>
                 <w:rPr>
                   <w:rFonts w:ascii="Arial" w:cs="Arial" w:eastAsia="Arial" w:hAnsi="Arial"/>
@@ -12342,7 +13859,7 @@
               <w:spacing w:after="10" w:before="0"/>
               <w:ind w:left="120"/>
             </w:pPr>
-            <w:hyperlink w:history="1" r:id="rIdsxu4fw-q92yfboxvt08tw">
+            <w:hyperlink w:history="1" r:id="rIdd7f8sqk_lvx-8mhjpxd9g">
               <w:r>
                 <w:rPr>
                   <w:rFonts w:ascii="Arial" w:cs="Arial" w:eastAsia="Arial" w:hAnsi="Arial"/>
@@ -14045,7 +15562,7 @@
             <w:pPr>
               <w:spacing w:after="20" w:before="0"/>
             </w:pPr>
-            <w:hyperlink w:history="1" r:id="rId1pxnjgkydeft8v_wsgorh">
+            <w:hyperlink w:history="1" r:id="rIdt-hpnzgektko-hav_ru0p">
               <w:r>
                 <w:rPr>
                   <w:rFonts w:ascii="Arial" w:cs="Arial" w:eastAsia="Arial" w:hAnsi="Arial"/>
@@ -14078,7 +15595,7 @@
               <w:spacing w:after="10" w:before="0"/>
               <w:ind w:left="120"/>
             </w:pPr>
-            <w:hyperlink w:history="1" r:id="rIdfbe34qm2twe9iqcezmc01">
+            <w:hyperlink w:history="1" r:id="rIdcnaqi7vpcigw-jhohtd_u">
               <w:r>
                 <w:rPr>
                   <w:rFonts w:ascii="Arial" w:cs="Arial" w:eastAsia="Arial" w:hAnsi="Arial"/>
@@ -14123,7 +15640,7 @@
             <w:pPr>
               <w:spacing w:after="20" w:before="0"/>
             </w:pPr>
-            <w:hyperlink w:history="1" r:id="rId2phpmbutfw0ka-vqam85m">
+            <w:hyperlink w:history="1" r:id="rIdlbpv8julxt-m9h_yhbaas">
               <w:r>
                 <w:rPr>
                   <w:rFonts w:ascii="Arial" w:cs="Arial" w:eastAsia="Arial" w:hAnsi="Arial"/>
@@ -14156,7 +15673,7 @@
               <w:spacing w:after="10" w:before="0"/>
               <w:ind w:left="120"/>
             </w:pPr>
-            <w:hyperlink w:history="1" r:id="rId2xwsdcvhl420czlndbl8v">
+            <w:hyperlink w:history="1" r:id="rIdrtvxxkvjowt8fy_b72v-j">
               <w:r>
                 <w:rPr>
                   <w:rFonts w:ascii="Arial" w:cs="Arial" w:eastAsia="Arial" w:hAnsi="Arial"/>
@@ -14364,7 +15881,7 @@
             <w:pPr>
               <w:spacing w:after="20" w:before="0"/>
             </w:pPr>
-            <w:hyperlink w:history="1" r:id="rId9cs8wtuxkewwz0xjghthe">
+            <w:hyperlink w:history="1" r:id="rIdy93emzrap8yh3s-rws-2y">
               <w:r>
                 <w:rPr>
                   <w:rFonts w:ascii="Arial" w:cs="Arial" w:eastAsia="Arial" w:hAnsi="Arial"/>
@@ -14397,7 +15914,7 @@
               <w:spacing w:after="10" w:before="0"/>
               <w:ind w:left="120"/>
             </w:pPr>
-            <w:hyperlink w:history="1" r:id="rIdcwuxvbedbfttselhbmpwl">
+            <w:hyperlink w:history="1" r:id="rIdh-6yf6xrctxlpab0nc-4n">
               <w:r>
                 <w:rPr>
                   <w:rFonts w:ascii="Arial" w:cs="Arial" w:eastAsia="Arial" w:hAnsi="Arial"/>
@@ -14442,7 +15959,7 @@
             <w:pPr>
               <w:spacing w:after="20" w:before="0"/>
             </w:pPr>
-            <w:hyperlink w:history="1" r:id="rIdndliwwi2wm63pmixmxn7j">
+            <w:hyperlink w:history="1" r:id="rIdesm668kmnx85yls3uteyw">
               <w:r>
                 <w:rPr>
                   <w:rFonts w:ascii="Arial" w:cs="Arial" w:eastAsia="Arial" w:hAnsi="Arial"/>
@@ -14475,7 +15992,7 @@
               <w:spacing w:after="10" w:before="0"/>
               <w:ind w:left="120"/>
             </w:pPr>
-            <w:hyperlink w:history="1" r:id="rIdhxe6sk0dw248pr68hucr1">
+            <w:hyperlink w:history="1" r:id="rId62hbdaplao4b56rqnvrt9">
               <w:r>
                 <w:rPr>
                   <w:rFonts w:ascii="Arial" w:cs="Arial" w:eastAsia="Arial" w:hAnsi="Arial"/>
@@ -14683,7 +16200,7 @@
             <w:pPr>
               <w:spacing w:after="20" w:before="0"/>
             </w:pPr>
-            <w:hyperlink w:history="1" r:id="rIdxhnaxikmvljhelio7owke">
+            <w:hyperlink w:history="1" r:id="rIdtmrlcwxxvy1lntlvmmaf2">
               <w:r>
                 <w:rPr>
                   <w:rFonts w:ascii="Arial" w:cs="Arial" w:eastAsia="Arial" w:hAnsi="Arial"/>
@@ -14716,7 +16233,7 @@
               <w:spacing w:after="10" w:before="0"/>
               <w:ind w:left="120"/>
             </w:pPr>
-            <w:hyperlink w:history="1" r:id="rIdnbheraiswdjajfb7sszuv">
+            <w:hyperlink w:history="1" r:id="rIdmcznwdkv_vow8oosglwhn">
               <w:r>
                 <w:rPr>
                   <w:rFonts w:ascii="Arial" w:cs="Arial" w:eastAsia="Arial" w:hAnsi="Arial"/>
@@ -14761,7 +16278,7 @@
             <w:pPr>
               <w:spacing w:after="20" w:before="0"/>
             </w:pPr>
-            <w:hyperlink w:history="1" r:id="rId0rmqdx_jxavfbolgb0mwz">
+            <w:hyperlink w:history="1" r:id="rIdddf-zyeh06hjzpksslgn0">
               <w:r>
                 <w:rPr>
                   <w:rFonts w:ascii="Arial" w:cs="Arial" w:eastAsia="Arial" w:hAnsi="Arial"/>
@@ -14794,7 +16311,7 @@
               <w:spacing w:after="10" w:before="0"/>
               <w:ind w:left="120"/>
             </w:pPr>
-            <w:hyperlink w:history="1" r:id="rIducwtmvokrmks3xct4kwz-">
+            <w:hyperlink w:history="1" r:id="rIdgg8cyqbdftq0v6c_ojxhh">
               <w:r>
                 <w:rPr>
                   <w:rFonts w:ascii="Arial" w:cs="Arial" w:eastAsia="Arial" w:hAnsi="Arial"/>
@@ -15002,7 +16519,7 @@
             <w:pPr>
               <w:spacing w:after="20" w:before="0"/>
             </w:pPr>
-            <w:hyperlink w:history="1" r:id="rIdd425xipi9g8hjh_-dtrzb">
+            <w:hyperlink w:history="1" r:id="rId5mm2q8er-2y-a2fj3votz">
               <w:r>
                 <w:rPr>
                   <w:rFonts w:ascii="Arial" w:cs="Arial" w:eastAsia="Arial" w:hAnsi="Arial"/>
@@ -15035,7 +16552,7 @@
               <w:spacing w:after="10" w:before="0"/>
               <w:ind w:left="120"/>
             </w:pPr>
-            <w:hyperlink w:history="1" r:id="rIdus0_l9iw-w5n5sizvsn7v">
+            <w:hyperlink w:history="1" r:id="rIda1mexhoq1tkukmtcf02zg">
               <w:r>
                 <w:rPr>
                   <w:rFonts w:ascii="Arial" w:cs="Arial" w:eastAsia="Arial" w:hAnsi="Arial"/>
@@ -15080,7 +16597,7 @@
             <w:pPr>
               <w:spacing w:after="20" w:before="0"/>
             </w:pPr>
-            <w:hyperlink w:history="1" r:id="rIdnayb-7ibqgyuvsp6_b3-q">
+            <w:hyperlink w:history="1" r:id="rIdm7u3yb4efuycj5fdpvrap">
               <w:r>
                 <w:rPr>
                   <w:rFonts w:ascii="Arial" w:cs="Arial" w:eastAsia="Arial" w:hAnsi="Arial"/>
@@ -15113,7 +16630,7 @@
               <w:spacing w:after="10" w:before="0"/>
               <w:ind w:left="120"/>
             </w:pPr>
-            <w:hyperlink w:history="1" r:id="rId3w8bymfbdawqbtcqmzpym">
+            <w:hyperlink w:history="1" r:id="rIdhh3jvdxtl1smgxzs5kx6a">
               <w:r>
                 <w:rPr>
                   <w:rFonts w:ascii="Arial" w:cs="Arial" w:eastAsia="Arial" w:hAnsi="Arial"/>
@@ -15321,7 +16838,7 @@
             <w:pPr>
               <w:spacing w:after="20" w:before="0"/>
             </w:pPr>
-            <w:hyperlink w:history="1" r:id="rIdpbawzmxizv_ok80z644yi">
+            <w:hyperlink w:history="1" r:id="rIdzrceqn_qnvkl2l-bkg8aj">
               <w:r>
                 <w:rPr>
                   <w:rFonts w:ascii="Arial" w:cs="Arial" w:eastAsia="Arial" w:hAnsi="Arial"/>
@@ -15354,7 +16871,7 @@
               <w:spacing w:after="10" w:before="0"/>
               <w:ind w:left="120"/>
             </w:pPr>
-            <w:hyperlink w:history="1" r:id="rIdj-iy9ab-zcmuwjcj7ut4e">
+            <w:hyperlink w:history="1" r:id="rIdxa566iezrapn3naxaa_4l">
               <w:r>
                 <w:rPr>
                   <w:rFonts w:ascii="Arial" w:cs="Arial" w:eastAsia="Arial" w:hAnsi="Arial"/>
@@ -15399,7 +16916,7 @@
             <w:pPr>
               <w:spacing w:after="20" w:before="0"/>
             </w:pPr>
-            <w:hyperlink w:history="1" r:id="rIdb1a_etwdmydj-81mbinmr">
+            <w:hyperlink w:history="1" r:id="rId00tnvhyt4wezurlrqdhz3">
               <w:r>
                 <w:rPr>
                   <w:rFonts w:ascii="Arial" w:cs="Arial" w:eastAsia="Arial" w:hAnsi="Arial"/>
@@ -15432,7 +16949,7 @@
               <w:spacing w:after="10" w:before="0"/>
               <w:ind w:left="120"/>
             </w:pPr>
-            <w:hyperlink w:history="1" r:id="rId_at-wedfqekgzx4hxvnwr">
+            <w:hyperlink w:history="1" r:id="rIdafqlr0j3wqlekvv0nrskf">
               <w:r>
                 <w:rPr>
                   <w:rFonts w:ascii="Arial" w:cs="Arial" w:eastAsia="Arial" w:hAnsi="Arial"/>
@@ -17211,7 +18728,7 @@
             <w:pPr>
               <w:spacing w:after="20" w:before="0"/>
             </w:pPr>
-            <w:hyperlink w:history="1" r:id="rIdpzqpeid9gkr9izp59tpxv">
+            <w:hyperlink w:history="1" r:id="rId406rk6u2oo16cx7ojzpin">
               <w:r>
                 <w:rPr>
                   <w:rFonts w:ascii="Arial" w:cs="Arial" w:eastAsia="Arial" w:hAnsi="Arial"/>
@@ -17244,7 +18761,7 @@
               <w:spacing w:after="10" w:before="0"/>
               <w:ind w:left="120"/>
             </w:pPr>
-            <w:hyperlink w:history="1" r:id="rIdqeejle92fz5rjx7ae4dbs">
+            <w:hyperlink w:history="1" r:id="rIdeu9xgnobcmnwxkipa2f_n">
               <w:r>
                 <w:rPr>
                   <w:rFonts w:ascii="Arial" w:cs="Arial" w:eastAsia="Arial" w:hAnsi="Arial"/>
@@ -17289,7 +18806,7 @@
             <w:pPr>
               <w:spacing w:after="20" w:before="0"/>
             </w:pPr>
-            <w:hyperlink w:history="1" r:id="rIdstspwvkzwrb8k1no8iejt">
+            <w:hyperlink w:history="1" r:id="rIdzblp1us_uiidbaqjyilgu">
               <w:r>
                 <w:rPr>
                   <w:rFonts w:ascii="Arial" w:cs="Arial" w:eastAsia="Arial" w:hAnsi="Arial"/>
@@ -17322,7 +18839,7 @@
               <w:spacing w:after="10" w:before="0"/>
               <w:ind w:left="120"/>
             </w:pPr>
-            <w:hyperlink w:history="1" r:id="rIdlh_askeykkf_ouvqjyjr7">
+            <w:hyperlink w:history="1" r:id="rIdljbuioahytlcyvhdoddyq">
               <w:r>
                 <w:rPr>
                   <w:rFonts w:ascii="Arial" w:cs="Arial" w:eastAsia="Arial" w:hAnsi="Arial"/>
@@ -17530,7 +19047,7 @@
             <w:pPr>
               <w:spacing w:after="20" w:before="0"/>
             </w:pPr>
-            <w:hyperlink w:history="1" r:id="rIduqkdisnl0zaomvkuedfie">
+            <w:hyperlink w:history="1" r:id="rIdyqaxbewk7s7pudet_qq7d">
               <w:r>
                 <w:rPr>
                   <w:rFonts w:ascii="Arial" w:cs="Arial" w:eastAsia="Arial" w:hAnsi="Arial"/>
@@ -17563,7 +19080,7 @@
               <w:spacing w:after="10" w:before="0"/>
               <w:ind w:left="120"/>
             </w:pPr>
-            <w:hyperlink w:history="1" r:id="rIddboc48d9uwb5wdpsimmzn">
+            <w:hyperlink w:history="1" r:id="rId47cc0ghhukgi-2evmxhyp">
               <w:r>
                 <w:rPr>
                   <w:rFonts w:ascii="Arial" w:cs="Arial" w:eastAsia="Arial" w:hAnsi="Arial"/>
@@ -17608,7 +19125,7 @@
             <w:pPr>
               <w:spacing w:after="20" w:before="0"/>
             </w:pPr>
-            <w:hyperlink w:history="1" r:id="rId9iaoczdbzrtuwuytynybm">
+            <w:hyperlink w:history="1" r:id="rIdlfl5hridpcciemiehec8y">
               <w:r>
                 <w:rPr>
                   <w:rFonts w:ascii="Arial" w:cs="Arial" w:eastAsia="Arial" w:hAnsi="Arial"/>
@@ -17641,7 +19158,7 @@
               <w:spacing w:after="10" w:before="0"/>
               <w:ind w:left="120"/>
             </w:pPr>
-            <w:hyperlink w:history="1" r:id="rIdhseqsyqgu1ms9wybxrbd_">
+            <w:hyperlink w:history="1" r:id="rIdsxtbed4zscbbvxt3vkbqt">
               <w:r>
                 <w:rPr>
                   <w:rFonts w:ascii="Arial" w:cs="Arial" w:eastAsia="Arial" w:hAnsi="Arial"/>
@@ -17849,7 +19366,7 @@
             <w:pPr>
               <w:spacing w:after="20" w:before="0"/>
             </w:pPr>
-            <w:hyperlink w:history="1" r:id="rIdkjxrv4hx79s-jmfawin2j">
+            <w:hyperlink w:history="1" r:id="rIdk3ohjbwyrfgdgvaa-p9dg">
               <w:r>
                 <w:rPr>
                   <w:rFonts w:ascii="Arial" w:cs="Arial" w:eastAsia="Arial" w:hAnsi="Arial"/>
@@ -17882,7 +19399,7 @@
               <w:spacing w:after="10" w:before="0"/>
               <w:ind w:left="120"/>
             </w:pPr>
-            <w:hyperlink w:history="1" r:id="rIdnr12yjoufcsv_dwxppeaq">
+            <w:hyperlink w:history="1" r:id="rIdwvmhxzd13njk-xspc1lpm">
               <w:r>
                 <w:rPr>
                   <w:rFonts w:ascii="Arial" w:cs="Arial" w:eastAsia="Arial" w:hAnsi="Arial"/>
@@ -17927,7 +19444,7 @@
             <w:pPr>
               <w:spacing w:after="20" w:before="0"/>
             </w:pPr>
-            <w:hyperlink w:history="1" r:id="rId-fo4vl1kxe2ux0bvykagj">
+            <w:hyperlink w:history="1" r:id="rIdszvxcdn8w4dwhcsmhpmgl">
               <w:r>
                 <w:rPr>
                   <w:rFonts w:ascii="Arial" w:cs="Arial" w:eastAsia="Arial" w:hAnsi="Arial"/>
@@ -17960,7 +19477,7 @@
               <w:spacing w:after="10" w:before="0"/>
               <w:ind w:left="120"/>
             </w:pPr>
-            <w:hyperlink w:history="1" r:id="rId507kyzwkysu-it7umtiwf">
+            <w:hyperlink w:history="1" r:id="rIdtif_9cwtu6d728sqnsjql">
               <w:r>
                 <w:rPr>
                   <w:rFonts w:ascii="Arial" w:cs="Arial" w:eastAsia="Arial" w:hAnsi="Arial"/>
@@ -18168,7 +19685,7 @@
             <w:pPr>
               <w:spacing w:after="20" w:before="0"/>
             </w:pPr>
-            <w:hyperlink w:history="1" r:id="rId-uqpdffzko_amzjmprapq">
+            <w:hyperlink w:history="1" r:id="rIdapsmuwp7affez9txdjfhp">
               <w:r>
                 <w:rPr>
                   <w:rFonts w:ascii="Arial" w:cs="Arial" w:eastAsia="Arial" w:hAnsi="Arial"/>
@@ -18201,7 +19718,7 @@
               <w:spacing w:after="10" w:before="0"/>
               <w:ind w:left="120"/>
             </w:pPr>
-            <w:hyperlink w:history="1" r:id="rIdzlivdsn9hociky-xfeaiz">
+            <w:hyperlink w:history="1" r:id="rIdvihkcb1ful36jjuqnoqnh">
               <w:r>
                 <w:rPr>
                   <w:rFonts w:ascii="Arial" w:cs="Arial" w:eastAsia="Arial" w:hAnsi="Arial"/>
@@ -18246,7 +19763,7 @@
             <w:pPr>
               <w:spacing w:after="20" w:before="0"/>
             </w:pPr>
-            <w:hyperlink w:history="1" r:id="rIdyuwe5jzb1vmi6wzm8yjme">
+            <w:hyperlink w:history="1" r:id="rIdiu2kkxypawjco3djgu8oc">
               <w:r>
                 <w:rPr>
                   <w:rFonts w:ascii="Arial" w:cs="Arial" w:eastAsia="Arial" w:hAnsi="Arial"/>
@@ -18279,7 +19796,7 @@
               <w:spacing w:after="10" w:before="0"/>
               <w:ind w:left="120"/>
             </w:pPr>
-            <w:hyperlink w:history="1" r:id="rIdgetn4pt7yvzk4j50xrndv">
+            <w:hyperlink w:history="1" r:id="rIdq_asrfmbjpfvsscgbn1t2">
               <w:r>
                 <w:rPr>
                   <w:rFonts w:ascii="Arial" w:cs="Arial" w:eastAsia="Arial" w:hAnsi="Arial"/>
@@ -18487,7 +20004,7 @@
             <w:pPr>
               <w:spacing w:after="20" w:before="0"/>
             </w:pPr>
-            <w:hyperlink w:history="1" r:id="rIdyc0mwplsdnr9hqxjjyhfg">
+            <w:hyperlink w:history="1" r:id="rIdokzwzgjwj5xrsng1j9ivm">
               <w:r>
                 <w:rPr>
                   <w:rFonts w:ascii="Arial" w:cs="Arial" w:eastAsia="Arial" w:hAnsi="Arial"/>
@@ -18520,7 +20037,7 @@
               <w:spacing w:after="10" w:before="0"/>
               <w:ind w:left="120"/>
             </w:pPr>
-            <w:hyperlink w:history="1" r:id="rIdyakv7v4bg46d9n1uisdfy">
+            <w:hyperlink w:history="1" r:id="rIduiaoapxponddfdtfbisq8">
               <w:r>
                 <w:rPr>
                   <w:rFonts w:ascii="Arial" w:cs="Arial" w:eastAsia="Arial" w:hAnsi="Arial"/>
@@ -18565,7 +20082,7 @@
             <w:pPr>
               <w:spacing w:after="20" w:before="0"/>
             </w:pPr>
-            <w:hyperlink w:history="1" r:id="rIds6k6vceagsdl7byw2detq">
+            <w:hyperlink w:history="1" r:id="rId6uqpkmqapgfnprd_ezy3u">
               <w:r>
                 <w:rPr>
                   <w:rFonts w:ascii="Arial" w:cs="Arial" w:eastAsia="Arial" w:hAnsi="Arial"/>
@@ -18598,7 +20115,7 @@
               <w:spacing w:after="10" w:before="0"/>
               <w:ind w:left="120"/>
             </w:pPr>
-            <w:hyperlink w:history="1" r:id="rIdkpckdc0nwe26euz-klint">
+            <w:hyperlink w:history="1" r:id="rIdi7b1xbcrbtnvozgniyiwh">
               <w:r>
                 <w:rPr>
                   <w:rFonts w:ascii="Arial" w:cs="Arial" w:eastAsia="Arial" w:hAnsi="Arial"/>

--- a/data/outputs/docx/Grade 10 Biology/Bio 1.4/Biology_Chemicals_of_Life_CBE_LessonSequence.docx
+++ b/data/outputs/docx/Grade 10 Biology/Bio 1.4/Biology_Chemicals_of_Life_CBE_LessonSequence.docx
@@ -3133,7 +3133,7 @@
             <w:pPr>
               <w:spacing w:after="20" w:before="0"/>
             </w:pPr>
-            <w:hyperlink w:history="1" r:id="rId0rguodxnyb3recl1u7umc">
+            <w:hyperlink w:history="1" r:id="rIdm0_fnjtwipacchezlj76z">
               <w:r>
                 <w:rPr>
                   <w:rFonts w:ascii="Arial" w:cs="Arial" w:eastAsia="Arial" w:hAnsi="Arial"/>
@@ -3166,7 +3166,7 @@
               <w:spacing w:after="10" w:before="0"/>
               <w:ind w:left="120"/>
             </w:pPr>
-            <w:hyperlink w:history="1" r:id="rId9wdowtj-5y8ya2uuke3bx">
+            <w:hyperlink w:history="1" r:id="rIdgna2_xwccnlbwdgkwdhbw">
               <w:r>
                 <w:rPr>
                   <w:rFonts w:ascii="Arial" w:cs="Arial" w:eastAsia="Arial" w:hAnsi="Arial"/>
@@ -3211,7 +3211,7 @@
             <w:pPr>
               <w:spacing w:after="20" w:before="0"/>
             </w:pPr>
-            <w:hyperlink w:history="1" r:id="rIdwun7yrasfhr5r-5kvrbh4">
+            <w:hyperlink w:history="1" r:id="rId-f8xnph0cski-9c0iwf2r">
               <w:r>
                 <w:rPr>
                   <w:rFonts w:ascii="Arial" w:cs="Arial" w:eastAsia="Arial" w:hAnsi="Arial"/>
@@ -3244,7 +3244,7 @@
               <w:spacing w:after="10" w:before="0"/>
               <w:ind w:left="120"/>
             </w:pPr>
-            <w:hyperlink w:history="1" r:id="rIdj-ad33e3g8vatjllabtwy">
+            <w:hyperlink w:history="1" r:id="rIdimj0sc5z07f2v_mqtpbeg">
               <w:r>
                 <w:rPr>
                   <w:rFonts w:ascii="Arial" w:cs="Arial" w:eastAsia="Arial" w:hAnsi="Arial"/>
@@ -3452,7 +3452,7 @@
             <w:pPr>
               <w:spacing w:after="20" w:before="0"/>
             </w:pPr>
-            <w:hyperlink w:history="1" r:id="rIdx1qamc0agnb4hfqxgwgvg">
+            <w:hyperlink w:history="1" r:id="rIdp_8inl0qkbxzmpuhshyhe">
               <w:r>
                 <w:rPr>
                   <w:rFonts w:ascii="Arial" w:cs="Arial" w:eastAsia="Arial" w:hAnsi="Arial"/>
@@ -3485,7 +3485,7 @@
               <w:spacing w:after="10" w:before="0"/>
               <w:ind w:left="120"/>
             </w:pPr>
-            <w:hyperlink w:history="1" r:id="rIdj0jsfqswj39-bnop7veip">
+            <w:hyperlink w:history="1" r:id="rId9kwiwtxcocufrwxpeqthn">
               <w:r>
                 <w:rPr>
                   <w:rFonts w:ascii="Arial" w:cs="Arial" w:eastAsia="Arial" w:hAnsi="Arial"/>
@@ -3530,7 +3530,7 @@
             <w:pPr>
               <w:spacing w:after="20" w:before="0"/>
             </w:pPr>
-            <w:hyperlink w:history="1" r:id="rIdlwmrsy4nwahhzfst1l2lu">
+            <w:hyperlink w:history="1" r:id="rIdxkjscszgfftswyqfclu7z">
               <w:r>
                 <w:rPr>
                   <w:rFonts w:ascii="Arial" w:cs="Arial" w:eastAsia="Arial" w:hAnsi="Arial"/>
@@ -3563,7 +3563,7 @@
               <w:spacing w:after="10" w:before="0"/>
               <w:ind w:left="120"/>
             </w:pPr>
-            <w:hyperlink w:history="1" r:id="rIdvq33wbeapf2w4nndjf7qb">
+            <w:hyperlink w:history="1" r:id="rId_9nn6zwadnlozbhltbksg">
               <w:r>
                 <w:rPr>
                   <w:rFonts w:ascii="Arial" w:cs="Arial" w:eastAsia="Arial" w:hAnsi="Arial"/>
@@ -3771,7 +3771,7 @@
             <w:pPr>
               <w:spacing w:after="20" w:before="0"/>
             </w:pPr>
-            <w:hyperlink w:history="1" r:id="rIdqhkh-tuycuravcj-thzp0">
+            <w:hyperlink w:history="1" r:id="rIdtqbfgl6woojuxzlufrzv2">
               <w:r>
                 <w:rPr>
                   <w:rFonts w:ascii="Arial" w:cs="Arial" w:eastAsia="Arial" w:hAnsi="Arial"/>
@@ -3804,7 +3804,7 @@
               <w:spacing w:after="10" w:before="0"/>
               <w:ind w:left="120"/>
             </w:pPr>
-            <w:hyperlink w:history="1" r:id="rId9wn7-daa38kp1dsxin08k">
+            <w:hyperlink w:history="1" r:id="rIdmgppsufyxt6bqzofnoxtb">
               <w:r>
                 <w:rPr>
                   <w:rFonts w:ascii="Arial" w:cs="Arial" w:eastAsia="Arial" w:hAnsi="Arial"/>
@@ -3849,7 +3849,7 @@
             <w:pPr>
               <w:spacing w:after="20" w:before="0"/>
             </w:pPr>
-            <w:hyperlink w:history="1" r:id="rIdcmxpgy8mkmhgl7624qkdl">
+            <w:hyperlink w:history="1" r:id="rId5usgx8oi4jybrdtq3uibp">
               <w:r>
                 <w:rPr>
                   <w:rFonts w:ascii="Arial" w:cs="Arial" w:eastAsia="Arial" w:hAnsi="Arial"/>
@@ -3882,7 +3882,7 @@
               <w:spacing w:after="10" w:before="0"/>
               <w:ind w:left="120"/>
             </w:pPr>
-            <w:hyperlink w:history="1" r:id="rId8wxrv5n_cdlkm9thmlc-g">
+            <w:hyperlink w:history="1" r:id="rIdho8vludk0semlvzrbmaex">
               <w:r>
                 <w:rPr>
                   <w:rFonts w:ascii="Arial" w:cs="Arial" w:eastAsia="Arial" w:hAnsi="Arial"/>
@@ -4090,7 +4090,7 @@
             <w:pPr>
               <w:spacing w:after="20" w:before="0"/>
             </w:pPr>
-            <w:hyperlink w:history="1" r:id="rIdsbcuk0l6asum-d6qh7nuf">
+            <w:hyperlink w:history="1" r:id="rId7_r1mhff5evpjoe2wu0oz">
               <w:r>
                 <w:rPr>
                   <w:rFonts w:ascii="Arial" w:cs="Arial" w:eastAsia="Arial" w:hAnsi="Arial"/>
@@ -4123,7 +4123,7 @@
               <w:spacing w:after="10" w:before="0"/>
               <w:ind w:left="120"/>
             </w:pPr>
-            <w:hyperlink w:history="1" r:id="rIdos1dzdbapp-_xg5f1xjgj">
+            <w:hyperlink w:history="1" r:id="rIdf98zmhk-vohtsa-rmpopt">
               <w:r>
                 <w:rPr>
                   <w:rFonts w:ascii="Arial" w:cs="Arial" w:eastAsia="Arial" w:hAnsi="Arial"/>
@@ -4168,7 +4168,7 @@
             <w:pPr>
               <w:spacing w:after="20" w:before="0"/>
             </w:pPr>
-            <w:hyperlink w:history="1" r:id="rIdmo4o-ykjm9wuppf3oizbh">
+            <w:hyperlink w:history="1" r:id="rId0gqi0qwbkfwqjvr_l9dw-">
               <w:r>
                 <w:rPr>
                   <w:rFonts w:ascii="Arial" w:cs="Arial" w:eastAsia="Arial" w:hAnsi="Arial"/>
@@ -4201,7 +4201,7 @@
               <w:spacing w:after="10" w:before="0"/>
               <w:ind w:left="120"/>
             </w:pPr>
-            <w:hyperlink w:history="1" r:id="rIdr8yop1qwoe9bvlix_rib0">
+            <w:hyperlink w:history="1" r:id="rIdkrbdiue4-ukuylnxpnmc7">
               <w:r>
                 <w:rPr>
                   <w:rFonts w:ascii="Arial" w:cs="Arial" w:eastAsia="Arial" w:hAnsi="Arial"/>
@@ -4409,7 +4409,7 @@
             <w:pPr>
               <w:spacing w:after="20" w:before="0"/>
             </w:pPr>
-            <w:hyperlink w:history="1" r:id="rIdgzxym_ao7cmdbafjkkgne">
+            <w:hyperlink w:history="1" r:id="rIdvu-3ledtoszz6u57owxng">
               <w:r>
                 <w:rPr>
                   <w:rFonts w:ascii="Arial" w:cs="Arial" w:eastAsia="Arial" w:hAnsi="Arial"/>
@@ -4442,7 +4442,7 @@
               <w:spacing w:after="10" w:before="0"/>
               <w:ind w:left="120"/>
             </w:pPr>
-            <w:hyperlink w:history="1" r:id="rIdpznc_loah9mrvp8-s0q3q">
+            <w:hyperlink w:history="1" r:id="rIdgrtfi52qiv2-kibqgiy3-">
               <w:r>
                 <w:rPr>
                   <w:rFonts w:ascii="Arial" w:cs="Arial" w:eastAsia="Arial" w:hAnsi="Arial"/>
@@ -4487,7 +4487,7 @@
             <w:pPr>
               <w:spacing w:after="20" w:before="0"/>
             </w:pPr>
-            <w:hyperlink w:history="1" r:id="rIdttdslbpncjtc76mae9x6j">
+            <w:hyperlink w:history="1" r:id="rIdnupkdsvd4oocqtx06web5">
               <w:r>
                 <w:rPr>
                   <w:rFonts w:ascii="Arial" w:cs="Arial" w:eastAsia="Arial" w:hAnsi="Arial"/>
@@ -4520,7 +4520,7 @@
               <w:spacing w:after="10" w:before="0"/>
               <w:ind w:left="120"/>
             </w:pPr>
-            <w:hyperlink w:history="1" r:id="rId3_paw6kemcuszi6unyl0o">
+            <w:hyperlink w:history="1" r:id="rIdmbsovb4_rsqwc_bqgipup">
               <w:r>
                 <w:rPr>
                   <w:rFonts w:ascii="Arial" w:cs="Arial" w:eastAsia="Arial" w:hAnsi="Arial"/>
@@ -6299,7 +6299,7 @@
             <w:pPr>
               <w:spacing w:after="20" w:before="0"/>
             </w:pPr>
-            <w:hyperlink w:history="1" r:id="rIdmyshygubkjulhlcihnlx0">
+            <w:hyperlink w:history="1" r:id="rIdtz9a2ffierjdwy_3sckzr">
               <w:r>
                 <w:rPr>
                   <w:rFonts w:ascii="Arial" w:cs="Arial" w:eastAsia="Arial" w:hAnsi="Arial"/>
@@ -6332,7 +6332,7 @@
               <w:spacing w:after="10" w:before="0"/>
               <w:ind w:left="120"/>
             </w:pPr>
-            <w:hyperlink w:history="1" r:id="rIdufzin_wjoltgjm4ego54y">
+            <w:hyperlink w:history="1" r:id="rIdwz60htlftx3tsceve7kco">
               <w:r>
                 <w:rPr>
                   <w:rFonts w:ascii="Arial" w:cs="Arial" w:eastAsia="Arial" w:hAnsi="Arial"/>
@@ -6377,7 +6377,7 @@
             <w:pPr>
               <w:spacing w:after="20" w:before="0"/>
             </w:pPr>
-            <w:hyperlink w:history="1" r:id="rIdrs9isjnf1dkzl4lxftiog">
+            <w:hyperlink w:history="1" r:id="rIdvwin9oq3dza6ypapg1vi1">
               <w:r>
                 <w:rPr>
                   <w:rFonts w:ascii="Arial" w:cs="Arial" w:eastAsia="Arial" w:hAnsi="Arial"/>
@@ -6410,7 +6410,7 @@
               <w:spacing w:after="10" w:before="0"/>
               <w:ind w:left="120"/>
             </w:pPr>
-            <w:hyperlink w:history="1" r:id="rIdhnd2gwvtv292skqk3zyo-">
+            <w:hyperlink w:history="1" r:id="rIdhjp1hoajcawklvbxtqedt">
               <w:r>
                 <w:rPr>
                   <w:rFonts w:ascii="Arial" w:cs="Arial" w:eastAsia="Arial" w:hAnsi="Arial"/>
@@ -6618,7 +6618,7 @@
             <w:pPr>
               <w:spacing w:after="20" w:before="0"/>
             </w:pPr>
-            <w:hyperlink w:history="1" r:id="rIdewan2pwuxbb2oefnxo4fj">
+            <w:hyperlink w:history="1" r:id="rId9oyjalc4ckxgamxhhg3ma">
               <w:r>
                 <w:rPr>
                   <w:rFonts w:ascii="Arial" w:cs="Arial" w:eastAsia="Arial" w:hAnsi="Arial"/>
@@ -6651,7 +6651,7 @@
               <w:spacing w:after="10" w:before="0"/>
               <w:ind w:left="120"/>
             </w:pPr>
-            <w:hyperlink w:history="1" r:id="rIdmq3cktneviqwvl0whe6qh">
+            <w:hyperlink w:history="1" r:id="rId1_qib9q3dtpnbskoqha16">
               <w:r>
                 <w:rPr>
                   <w:rFonts w:ascii="Arial" w:cs="Arial" w:eastAsia="Arial" w:hAnsi="Arial"/>
@@ -6696,7 +6696,7 @@
             <w:pPr>
               <w:spacing w:after="20" w:before="0"/>
             </w:pPr>
-            <w:hyperlink w:history="1" r:id="rIdyjiyejfojulpnukafuuii">
+            <w:hyperlink w:history="1" r:id="rId1x983l3djq9yeuiez0cs6">
               <w:r>
                 <w:rPr>
                   <w:rFonts w:ascii="Arial" w:cs="Arial" w:eastAsia="Arial" w:hAnsi="Arial"/>
@@ -6729,7 +6729,7 @@
               <w:spacing w:after="10" w:before="0"/>
               <w:ind w:left="120"/>
             </w:pPr>
-            <w:hyperlink w:history="1" r:id="rIdglqaldbvinu_rmu-f77w8">
+            <w:hyperlink w:history="1" r:id="rId-jfv4b8-mmbz3b7xw2mz1">
               <w:r>
                 <w:rPr>
                   <w:rFonts w:ascii="Arial" w:cs="Arial" w:eastAsia="Arial" w:hAnsi="Arial"/>
@@ -6937,7 +6937,7 @@
             <w:pPr>
               <w:spacing w:after="20" w:before="0"/>
             </w:pPr>
-            <w:hyperlink w:history="1" r:id="rIdcsvgqxlubdbrh_ct2lmrw">
+            <w:hyperlink w:history="1" r:id="rIdoq0n_vmxvcyxksg2qrqlj">
               <w:r>
                 <w:rPr>
                   <w:rFonts w:ascii="Arial" w:cs="Arial" w:eastAsia="Arial" w:hAnsi="Arial"/>
@@ -6970,7 +6970,7 @@
               <w:spacing w:after="10" w:before="0"/>
               <w:ind w:left="120"/>
             </w:pPr>
-            <w:hyperlink w:history="1" r:id="rId9klhs5mhdnaa-wzjwnwna">
+            <w:hyperlink w:history="1" r:id="rIdsubua9zwv4g2mp42b_vp3">
               <w:r>
                 <w:rPr>
                   <w:rFonts w:ascii="Arial" w:cs="Arial" w:eastAsia="Arial" w:hAnsi="Arial"/>
@@ -7015,7 +7015,7 @@
             <w:pPr>
               <w:spacing w:after="20" w:before="0"/>
             </w:pPr>
-            <w:hyperlink w:history="1" r:id="rIdxkw9wp7543_b5ugzobf4y">
+            <w:hyperlink w:history="1" r:id="rIdys0_2ivzbnetsae_xh-af">
               <w:r>
                 <w:rPr>
                   <w:rFonts w:ascii="Arial" w:cs="Arial" w:eastAsia="Arial" w:hAnsi="Arial"/>
@@ -7048,7 +7048,7 @@
               <w:spacing w:after="10" w:before="0"/>
               <w:ind w:left="120"/>
             </w:pPr>
-            <w:hyperlink w:history="1" r:id="rIdnahaygq1pcf1anvfmlp7l">
+            <w:hyperlink w:history="1" r:id="rId7e7ztic4ckzdi8lsecoun">
               <w:r>
                 <w:rPr>
                   <w:rFonts w:ascii="Arial" w:cs="Arial" w:eastAsia="Arial" w:hAnsi="Arial"/>
@@ -7256,7 +7256,7 @@
             <w:pPr>
               <w:spacing w:after="20" w:before="0"/>
             </w:pPr>
-            <w:hyperlink w:history="1" r:id="rIdbnaqkzuieapdaa2oekze7">
+            <w:hyperlink w:history="1" r:id="rIdklxm1tiv_gg4r0xw97if5">
               <w:r>
                 <w:rPr>
                   <w:rFonts w:ascii="Arial" w:cs="Arial" w:eastAsia="Arial" w:hAnsi="Arial"/>
@@ -7289,7 +7289,7 @@
               <w:spacing w:after="10" w:before="0"/>
               <w:ind w:left="120"/>
             </w:pPr>
-            <w:hyperlink w:history="1" r:id="rIdi97dk7rtsuan1qekti3hz">
+            <w:hyperlink w:history="1" r:id="rId2j52kee8xrncvahe-rs2z">
               <w:r>
                 <w:rPr>
                   <w:rFonts w:ascii="Arial" w:cs="Arial" w:eastAsia="Arial" w:hAnsi="Arial"/>
@@ -7334,7 +7334,7 @@
             <w:pPr>
               <w:spacing w:after="20" w:before="0"/>
             </w:pPr>
-            <w:hyperlink w:history="1" r:id="rIdg8loffk_eddlkpeiefaos">
+            <w:hyperlink w:history="1" r:id="rIdmk2cyd4sdg0cy64e60r6g">
               <w:r>
                 <w:rPr>
                   <w:rFonts w:ascii="Arial" w:cs="Arial" w:eastAsia="Arial" w:hAnsi="Arial"/>
@@ -7367,7 +7367,7 @@
               <w:spacing w:after="10" w:before="0"/>
               <w:ind w:left="120"/>
             </w:pPr>
-            <w:hyperlink w:history="1" r:id="rIdckxccg_odfdoqluvbdyxq">
+            <w:hyperlink w:history="1" r:id="rIdskbjt8lc7gay8vpwyl3ka">
               <w:r>
                 <w:rPr>
                   <w:rFonts w:ascii="Arial" w:cs="Arial" w:eastAsia="Arial" w:hAnsi="Arial"/>
@@ -7575,7 +7575,7 @@
             <w:pPr>
               <w:spacing w:after="20" w:before="0"/>
             </w:pPr>
-            <w:hyperlink w:history="1" r:id="rIdlzg-umpwrsjywukphuxj-">
+            <w:hyperlink w:history="1" r:id="rIdwa0sn3mbmqy2iwsz9fsod">
               <w:r>
                 <w:rPr>
                   <w:rFonts w:ascii="Arial" w:cs="Arial" w:eastAsia="Arial" w:hAnsi="Arial"/>
@@ -7608,7 +7608,7 @@
               <w:spacing w:after="10" w:before="0"/>
               <w:ind w:left="120"/>
             </w:pPr>
-            <w:hyperlink w:history="1" r:id="rIddbkd1nelrrzr00plhkzb4">
+            <w:hyperlink w:history="1" r:id="rIdcazr3p3qvl7pwnlccqj6a">
               <w:r>
                 <w:rPr>
                   <w:rFonts w:ascii="Arial" w:cs="Arial" w:eastAsia="Arial" w:hAnsi="Arial"/>
@@ -7653,7 +7653,7 @@
             <w:pPr>
               <w:spacing w:after="20" w:before="0"/>
             </w:pPr>
-            <w:hyperlink w:history="1" r:id="rId0q2wsaff45jadfhdimy3f">
+            <w:hyperlink w:history="1" r:id="rIdyotxfyr0abrapvttxsa_p">
               <w:r>
                 <w:rPr>
                   <w:rFonts w:ascii="Arial" w:cs="Arial" w:eastAsia="Arial" w:hAnsi="Arial"/>
@@ -7686,7 +7686,7 @@
               <w:spacing w:after="10" w:before="0"/>
               <w:ind w:left="120"/>
             </w:pPr>
-            <w:hyperlink w:history="1" r:id="rIdfnh2657qvfa-yzpsbfyqu">
+            <w:hyperlink w:history="1" r:id="rIdpwynqvwylwrelgtmcqp-f">
               <w:r>
                 <w:rPr>
                   <w:rFonts w:ascii="Arial" w:cs="Arial" w:eastAsia="Arial" w:hAnsi="Arial"/>
@@ -9465,7 +9465,7 @@
             <w:pPr>
               <w:spacing w:after="20" w:before="0"/>
             </w:pPr>
-            <w:hyperlink w:history="1" r:id="rId3fuvzs3zlxphz3uvvrzyl">
+            <w:hyperlink w:history="1" r:id="rIdgvaj-jdnfxeq55pzdcwj4">
               <w:r>
                 <w:rPr>
                   <w:rFonts w:ascii="Arial" w:cs="Arial" w:eastAsia="Arial" w:hAnsi="Arial"/>
@@ -9498,7 +9498,7 @@
               <w:spacing w:after="10" w:before="0"/>
               <w:ind w:left="120"/>
             </w:pPr>
-            <w:hyperlink w:history="1" r:id="rId4d9dajgva68dtqbkxh4dy">
+            <w:hyperlink w:history="1" r:id="rIduta8aoiqju5pxdq6m8flb">
               <w:r>
                 <w:rPr>
                   <w:rFonts w:ascii="Arial" w:cs="Arial" w:eastAsia="Arial" w:hAnsi="Arial"/>
@@ -9543,7 +9543,7 @@
             <w:pPr>
               <w:spacing w:after="20" w:before="0"/>
             </w:pPr>
-            <w:hyperlink w:history="1" r:id="rIdas5z8jc-vwsdiqfhw9mtt">
+            <w:hyperlink w:history="1" r:id="rIdmi3gq9cnsll4l6ckxux9x">
               <w:r>
                 <w:rPr>
                   <w:rFonts w:ascii="Arial" w:cs="Arial" w:eastAsia="Arial" w:hAnsi="Arial"/>
@@ -9576,7 +9576,7 @@
               <w:spacing w:after="10" w:before="0"/>
               <w:ind w:left="120"/>
             </w:pPr>
-            <w:hyperlink w:history="1" r:id="rId2k4vwdowp_ydknjdfz6rn">
+            <w:hyperlink w:history="1" r:id="rIdlwkyhbwgk-idbhdwitptb">
               <w:r>
                 <w:rPr>
                   <w:rFonts w:ascii="Arial" w:cs="Arial" w:eastAsia="Arial" w:hAnsi="Arial"/>
@@ -9784,7 +9784,7 @@
             <w:pPr>
               <w:spacing w:after="20" w:before="0"/>
             </w:pPr>
-            <w:hyperlink w:history="1" r:id="rId7jaz_mo4rsmlt5vwlygqa">
+            <w:hyperlink w:history="1" r:id="rId-hypo_0w81elzjqyhwkvl">
               <w:r>
                 <w:rPr>
                   <w:rFonts w:ascii="Arial" w:cs="Arial" w:eastAsia="Arial" w:hAnsi="Arial"/>
@@ -9817,7 +9817,7 @@
               <w:spacing w:after="10" w:before="0"/>
               <w:ind w:left="120"/>
             </w:pPr>
-            <w:hyperlink w:history="1" r:id="rIdtujjgb8mt27jughg8bmd2">
+            <w:hyperlink w:history="1" r:id="rIdvb3dafj2i9stteslcy8xh">
               <w:r>
                 <w:rPr>
                   <w:rFonts w:ascii="Arial" w:cs="Arial" w:eastAsia="Arial" w:hAnsi="Arial"/>
@@ -9862,7 +9862,7 @@
             <w:pPr>
               <w:spacing w:after="20" w:before="0"/>
             </w:pPr>
-            <w:hyperlink w:history="1" r:id="rIdvuqsg-sgq3ds3_c7_maji">
+            <w:hyperlink w:history="1" r:id="rIdkzg9_zb41ra18nbfqej_f">
               <w:r>
                 <w:rPr>
                   <w:rFonts w:ascii="Arial" w:cs="Arial" w:eastAsia="Arial" w:hAnsi="Arial"/>
@@ -9895,7 +9895,7 @@
               <w:spacing w:after="10" w:before="0"/>
               <w:ind w:left="120"/>
             </w:pPr>
-            <w:hyperlink w:history="1" r:id="rIdxv4mushmc0t1gd7rgtert">
+            <w:hyperlink w:history="1" r:id="rIdix6grg4zxvne864dlb4rx">
               <w:r>
                 <w:rPr>
                   <w:rFonts w:ascii="Arial" w:cs="Arial" w:eastAsia="Arial" w:hAnsi="Arial"/>
@@ -10103,7 +10103,7 @@
             <w:pPr>
               <w:spacing w:after="20" w:before="0"/>
             </w:pPr>
-            <w:hyperlink w:history="1" r:id="rIdwzjcjqhmnnhch4bc_lye2">
+            <w:hyperlink w:history="1" r:id="rIdnwelcd2smjvrztx_idp4b">
               <w:r>
                 <w:rPr>
                   <w:rFonts w:ascii="Arial" w:cs="Arial" w:eastAsia="Arial" w:hAnsi="Arial"/>
@@ -10136,7 +10136,7 @@
               <w:spacing w:after="10" w:before="0"/>
               <w:ind w:left="120"/>
             </w:pPr>
-            <w:hyperlink w:history="1" r:id="rIdfvnsrd4hf1oovopg-tjpn">
+            <w:hyperlink w:history="1" r:id="rIdty-e2biahwzcdxgyedsgd">
               <w:r>
                 <w:rPr>
                   <w:rFonts w:ascii="Arial" w:cs="Arial" w:eastAsia="Arial" w:hAnsi="Arial"/>
@@ -10181,7 +10181,7 @@
             <w:pPr>
               <w:spacing w:after="20" w:before="0"/>
             </w:pPr>
-            <w:hyperlink w:history="1" r:id="rIdhegy5tewktb7xcyauh49k">
+            <w:hyperlink w:history="1" r:id="rIdgwhzofc32svpdcicihqpx">
               <w:r>
                 <w:rPr>
                   <w:rFonts w:ascii="Arial" w:cs="Arial" w:eastAsia="Arial" w:hAnsi="Arial"/>
@@ -10214,7 +10214,7 @@
               <w:spacing w:after="10" w:before="0"/>
               <w:ind w:left="120"/>
             </w:pPr>
-            <w:hyperlink w:history="1" r:id="rIdcmokwtvxwic7z3dduab42">
+            <w:hyperlink w:history="1" r:id="rIdceok_cxeohifkuy_w9f3r">
               <w:r>
                 <w:rPr>
                   <w:rFonts w:ascii="Arial" w:cs="Arial" w:eastAsia="Arial" w:hAnsi="Arial"/>
@@ -10422,7 +10422,7 @@
             <w:pPr>
               <w:spacing w:after="20" w:before="0"/>
             </w:pPr>
-            <w:hyperlink w:history="1" r:id="rId9ozowjckztcd_uf-n4bjo">
+            <w:hyperlink w:history="1" r:id="rIdv0a9ye4bbijctev5pwwno">
               <w:r>
                 <w:rPr>
                   <w:rFonts w:ascii="Arial" w:cs="Arial" w:eastAsia="Arial" w:hAnsi="Arial"/>
@@ -10455,7 +10455,7 @@
               <w:spacing w:after="10" w:before="0"/>
               <w:ind w:left="120"/>
             </w:pPr>
-            <w:hyperlink w:history="1" r:id="rIdevehjj-jwsyvs41jyvl2z">
+            <w:hyperlink w:history="1" r:id="rIdp1ia6a-cq5pqgrm16zqaj">
               <w:r>
                 <w:rPr>
                   <w:rFonts w:ascii="Arial" w:cs="Arial" w:eastAsia="Arial" w:hAnsi="Arial"/>
@@ -10500,7 +10500,7 @@
             <w:pPr>
               <w:spacing w:after="20" w:before="0"/>
             </w:pPr>
-            <w:hyperlink w:history="1" r:id="rIdpehxqunxpoll4qhatomts">
+            <w:hyperlink w:history="1" r:id="rIdnpesug2nx3sxmdn6jmpq-">
               <w:r>
                 <w:rPr>
                   <w:rFonts w:ascii="Arial" w:cs="Arial" w:eastAsia="Arial" w:hAnsi="Arial"/>
@@ -10533,7 +10533,7 @@
               <w:spacing w:after="10" w:before="0"/>
               <w:ind w:left="120"/>
             </w:pPr>
-            <w:hyperlink w:history="1" r:id="rIdzqgn3ulztbpsths93mna2">
+            <w:hyperlink w:history="1" r:id="rId8uqrs68byfdavsxylz_hj">
               <w:r>
                 <w:rPr>
                   <w:rFonts w:ascii="Arial" w:cs="Arial" w:eastAsia="Arial" w:hAnsi="Arial"/>
@@ -10741,7 +10741,7 @@
             <w:pPr>
               <w:spacing w:after="20" w:before="0"/>
             </w:pPr>
-            <w:hyperlink w:history="1" r:id="rIdcenvotmrotbtrajxqrh7b">
+            <w:hyperlink w:history="1" r:id="rIdbnre9hiz14wcbtehuphwp">
               <w:r>
                 <w:rPr>
                   <w:rFonts w:ascii="Arial" w:cs="Arial" w:eastAsia="Arial" w:hAnsi="Arial"/>
@@ -10774,7 +10774,7 @@
               <w:spacing w:after="10" w:before="0"/>
               <w:ind w:left="120"/>
             </w:pPr>
-            <w:hyperlink w:history="1" r:id="rId2txhuytuhhodsjh7o8ebn">
+            <w:hyperlink w:history="1" r:id="rIdf3drhlgdyxok1v0x8qczq">
               <w:r>
                 <w:rPr>
                   <w:rFonts w:ascii="Arial" w:cs="Arial" w:eastAsia="Arial" w:hAnsi="Arial"/>
@@ -10819,7 +10819,7 @@
             <w:pPr>
               <w:spacing w:after="20" w:before="0"/>
             </w:pPr>
-            <w:hyperlink w:history="1" r:id="rIdfnujwjmouj-s-l0-plykn">
+            <w:hyperlink w:history="1" r:id="rIdsoro6_saxtpamok4f38bu">
               <w:r>
                 <w:rPr>
                   <w:rFonts w:ascii="Arial" w:cs="Arial" w:eastAsia="Arial" w:hAnsi="Arial"/>
@@ -10852,7 +10852,7 @@
               <w:spacing w:after="10" w:before="0"/>
               <w:ind w:left="120"/>
             </w:pPr>
-            <w:hyperlink w:history="1" r:id="rIdn6o8t-wf8nvrjsgyos54n">
+            <w:hyperlink w:history="1" r:id="rIdsn9qqazap8-hbx-tpshv4">
               <w:r>
                 <w:rPr>
                   <w:rFonts w:ascii="Arial" w:cs="Arial" w:eastAsia="Arial" w:hAnsi="Arial"/>
@@ -12472,7 +12472,7 @@
             <w:pPr>
               <w:spacing w:after="20" w:before="0"/>
             </w:pPr>
-            <w:hyperlink w:history="1" r:id="rIdxyskdp4zfeymkukp1bbkr">
+            <w:hyperlink w:history="1" r:id="rId3aoora1mnfvzrtpdidyb7">
               <w:r>
                 <w:rPr>
                   <w:rFonts w:ascii="Arial" w:cs="Arial" w:eastAsia="Arial" w:hAnsi="Arial"/>
@@ -12505,7 +12505,7 @@
               <w:spacing w:after="10" w:before="0"/>
               <w:ind w:left="120"/>
             </w:pPr>
-            <w:hyperlink w:history="1" r:id="rIdmfaez3m9xpq9kgafv2-yy">
+            <w:hyperlink w:history="1" r:id="rIdygbybtptkdkcwggeeikws">
               <w:r>
                 <w:rPr>
                   <w:rFonts w:ascii="Arial" w:cs="Arial" w:eastAsia="Arial" w:hAnsi="Arial"/>
@@ -12550,7 +12550,7 @@
             <w:pPr>
               <w:spacing w:after="20" w:before="0"/>
             </w:pPr>
-            <w:hyperlink w:history="1" r:id="rIdoiw-dkk-dhvwt6dhvjgvk">
+            <w:hyperlink w:history="1" r:id="rIdb9n9tpg4chlel21i6covi">
               <w:r>
                 <w:rPr>
                   <w:rFonts w:ascii="Arial" w:cs="Arial" w:eastAsia="Arial" w:hAnsi="Arial"/>
@@ -12583,7 +12583,7 @@
               <w:spacing w:after="10" w:before="0"/>
               <w:ind w:left="120"/>
             </w:pPr>
-            <w:hyperlink w:history="1" r:id="rIdnhriujgenfwkwynmpzeir">
+            <w:hyperlink w:history="1" r:id="rIdhixualy5n-yhheglcaut3">
               <w:r>
                 <w:rPr>
                   <w:rFonts w:ascii="Arial" w:cs="Arial" w:eastAsia="Arial" w:hAnsi="Arial"/>
@@ -12791,7 +12791,7 @@
             <w:pPr>
               <w:spacing w:after="20" w:before="0"/>
             </w:pPr>
-            <w:hyperlink w:history="1" r:id="rIdua4gygdvijbusoghvmkof">
+            <w:hyperlink w:history="1" r:id="rIdjxzsnis7lqwyjm22t6ynq">
               <w:r>
                 <w:rPr>
                   <w:rFonts w:ascii="Arial" w:cs="Arial" w:eastAsia="Arial" w:hAnsi="Arial"/>
@@ -12824,7 +12824,7 @@
               <w:spacing w:after="10" w:before="0"/>
               <w:ind w:left="120"/>
             </w:pPr>
-            <w:hyperlink w:history="1" r:id="rIdgoxwy70d_urt4m55ozyjf">
+            <w:hyperlink w:history="1" r:id="rIdfggi8ndp9eqeerqmj8kaz">
               <w:r>
                 <w:rPr>
                   <w:rFonts w:ascii="Arial" w:cs="Arial" w:eastAsia="Arial" w:hAnsi="Arial"/>
@@ -12869,7 +12869,7 @@
             <w:pPr>
               <w:spacing w:after="20" w:before="0"/>
             </w:pPr>
-            <w:hyperlink w:history="1" r:id="rIdvzwj8of6bt88vfssadew0">
+            <w:hyperlink w:history="1" r:id="rIdvg43ws2lhewnymq-4e1dq">
               <w:r>
                 <w:rPr>
                   <w:rFonts w:ascii="Arial" w:cs="Arial" w:eastAsia="Arial" w:hAnsi="Arial"/>
@@ -12902,7 +12902,7 @@
               <w:spacing w:after="10" w:before="0"/>
               <w:ind w:left="120"/>
             </w:pPr>
-            <w:hyperlink w:history="1" r:id="rIdyh_1btcnil8ly45egoquz">
+            <w:hyperlink w:history="1" r:id="rIdzt94gx03uju0zflcguchs">
               <w:r>
                 <w:rPr>
                   <w:rFonts w:ascii="Arial" w:cs="Arial" w:eastAsia="Arial" w:hAnsi="Arial"/>
@@ -13110,7 +13110,7 @@
             <w:pPr>
               <w:spacing w:after="20" w:before="0"/>
             </w:pPr>
-            <w:hyperlink w:history="1" r:id="rIde2abanlxhlol8d8tbd49x">
+            <w:hyperlink w:history="1" r:id="rId1ur8f-wv3ns32imjdwt4c">
               <w:r>
                 <w:rPr>
                   <w:rFonts w:ascii="Arial" w:cs="Arial" w:eastAsia="Arial" w:hAnsi="Arial"/>
@@ -13143,7 +13143,7 @@
               <w:spacing w:after="10" w:before="0"/>
               <w:ind w:left="120"/>
             </w:pPr>
-            <w:hyperlink w:history="1" r:id="rIdjukb7khf6cl1qo0bc7uqx">
+            <w:hyperlink w:history="1" r:id="rIdpirrycnabfuqqlveeh-e7">
               <w:r>
                 <w:rPr>
                   <w:rFonts w:ascii="Arial" w:cs="Arial" w:eastAsia="Arial" w:hAnsi="Arial"/>
@@ -13188,7 +13188,7 @@
             <w:pPr>
               <w:spacing w:after="20" w:before="0"/>
             </w:pPr>
-            <w:hyperlink w:history="1" r:id="rIdpi2rcxazcesyare--4to3">
+            <w:hyperlink w:history="1" r:id="rId0sprcn-j-g7d6uhbrp0y4">
               <w:r>
                 <w:rPr>
                   <w:rFonts w:ascii="Arial" w:cs="Arial" w:eastAsia="Arial" w:hAnsi="Arial"/>
@@ -13221,7 +13221,7 @@
               <w:spacing w:after="10" w:before="0"/>
               <w:ind w:left="120"/>
             </w:pPr>
-            <w:hyperlink w:history="1" r:id="rId-4ndypcbilx5bdlkkurfu">
+            <w:hyperlink w:history="1" r:id="rId0jdc454peoeyel62rrpnu">
               <w:r>
                 <w:rPr>
                   <w:rFonts w:ascii="Arial" w:cs="Arial" w:eastAsia="Arial" w:hAnsi="Arial"/>
@@ -13429,7 +13429,7 @@
             <w:pPr>
               <w:spacing w:after="20" w:before="0"/>
             </w:pPr>
-            <w:hyperlink w:history="1" r:id="rIdlrzwllikezaesmuyigngh">
+            <w:hyperlink w:history="1" r:id="rIdzl--z8jrckxqmzlgpkvam">
               <w:r>
                 <w:rPr>
                   <w:rFonts w:ascii="Arial" w:cs="Arial" w:eastAsia="Arial" w:hAnsi="Arial"/>
@@ -13462,7 +13462,7 @@
               <w:spacing w:after="10" w:before="0"/>
               <w:ind w:left="120"/>
             </w:pPr>
-            <w:hyperlink w:history="1" r:id="rId7-jg8656r60jw35-fq9rx">
+            <w:hyperlink w:history="1" r:id="rIdhjlv4en8ejo3oypdj7hs2">
               <w:r>
                 <w:rPr>
                   <w:rFonts w:ascii="Arial" w:cs="Arial" w:eastAsia="Arial" w:hAnsi="Arial"/>
@@ -13507,7 +13507,7 @@
             <w:pPr>
               <w:spacing w:after="20" w:before="0"/>
             </w:pPr>
-            <w:hyperlink w:history="1" r:id="rIdby5ndoddsmfxmmcmtg5bh">
+            <w:hyperlink w:history="1" r:id="rIdsgnlihjtxazhj-tnnaipv">
               <w:r>
                 <w:rPr>
                   <w:rFonts w:ascii="Arial" w:cs="Arial" w:eastAsia="Arial" w:hAnsi="Arial"/>
@@ -13540,7 +13540,7 @@
               <w:spacing w:after="10" w:before="0"/>
               <w:ind w:left="120"/>
             </w:pPr>
-            <w:hyperlink w:history="1" r:id="rIdk95hmsavyycu5letdjajb">
+            <w:hyperlink w:history="1" r:id="rId2n_nl340ocwu31emyouoc">
               <w:r>
                 <w:rPr>
                   <w:rFonts w:ascii="Arial" w:cs="Arial" w:eastAsia="Arial" w:hAnsi="Arial"/>
@@ -13748,7 +13748,7 @@
             <w:pPr>
               <w:spacing w:after="20" w:before="0"/>
             </w:pPr>
-            <w:hyperlink w:history="1" r:id="rIdwhcvaiuorzgaviadzde0c">
+            <w:hyperlink w:history="1" r:id="rIdhxe10wb9dtfaohua-afvz">
               <w:r>
                 <w:rPr>
                   <w:rFonts w:ascii="Arial" w:cs="Arial" w:eastAsia="Arial" w:hAnsi="Arial"/>
@@ -13781,7 +13781,7 @@
               <w:spacing w:after="10" w:before="0"/>
               <w:ind w:left="120"/>
             </w:pPr>
-            <w:hyperlink w:history="1" r:id="rIdcijf7kvmbp-lml5ovedit">
+            <w:hyperlink w:history="1" r:id="rIdp01wbuvfk7ox4fzvej29s">
               <w:r>
                 <w:rPr>
                   <w:rFonts w:ascii="Arial" w:cs="Arial" w:eastAsia="Arial" w:hAnsi="Arial"/>
@@ -13826,7 +13826,7 @@
             <w:pPr>
               <w:spacing w:after="20" w:before="0"/>
             </w:pPr>
-            <w:hyperlink w:history="1" r:id="rIdgrm5idvhmhrapkrgefgyp">
+            <w:hyperlink w:history="1" r:id="rIdhooxpndqjicaf1l_je_5g">
               <w:r>
                 <w:rPr>
                   <w:rFonts w:ascii="Arial" w:cs="Arial" w:eastAsia="Arial" w:hAnsi="Arial"/>
@@ -13859,7 +13859,7 @@
               <w:spacing w:after="10" w:before="0"/>
               <w:ind w:left="120"/>
             </w:pPr>
-            <w:hyperlink w:history="1" r:id="rIdd7f8sqk_lvx-8mhjpxd9g">
+            <w:hyperlink w:history="1" r:id="rIdbfuilsinjiigqnrarfoib">
               <w:r>
                 <w:rPr>
                   <w:rFonts w:ascii="Arial" w:cs="Arial" w:eastAsia="Arial" w:hAnsi="Arial"/>
@@ -15562,7 +15562,7 @@
             <w:pPr>
               <w:spacing w:after="20" w:before="0"/>
             </w:pPr>
-            <w:hyperlink w:history="1" r:id="rIdt-hpnzgektko-hav_ru0p">
+            <w:hyperlink w:history="1" r:id="rIdtaqa1nv57ies1_h4vyx3l">
               <w:r>
                 <w:rPr>
                   <w:rFonts w:ascii="Arial" w:cs="Arial" w:eastAsia="Arial" w:hAnsi="Arial"/>
@@ -15595,7 +15595,7 @@
               <w:spacing w:after="10" w:before="0"/>
               <w:ind w:left="120"/>
             </w:pPr>
-            <w:hyperlink w:history="1" r:id="rIdcnaqi7vpcigw-jhohtd_u">
+            <w:hyperlink w:history="1" r:id="rIdtzi0ay_syas4gq3i0jkko">
               <w:r>
                 <w:rPr>
                   <w:rFonts w:ascii="Arial" w:cs="Arial" w:eastAsia="Arial" w:hAnsi="Arial"/>
@@ -15640,7 +15640,7 @@
             <w:pPr>
               <w:spacing w:after="20" w:before="0"/>
             </w:pPr>
-            <w:hyperlink w:history="1" r:id="rIdlbpv8julxt-m9h_yhbaas">
+            <w:hyperlink w:history="1" r:id="rIddxe5ivjgrktwsctuv7eup">
               <w:r>
                 <w:rPr>
                   <w:rFonts w:ascii="Arial" w:cs="Arial" w:eastAsia="Arial" w:hAnsi="Arial"/>
@@ -15673,7 +15673,7 @@
               <w:spacing w:after="10" w:before="0"/>
               <w:ind w:left="120"/>
             </w:pPr>
-            <w:hyperlink w:history="1" r:id="rIdrtvxxkvjowt8fy_b72v-j">
+            <w:hyperlink w:history="1" r:id="rId9pinq1lsjfxodlwjapunm">
               <w:r>
                 <w:rPr>
                   <w:rFonts w:ascii="Arial" w:cs="Arial" w:eastAsia="Arial" w:hAnsi="Arial"/>
@@ -15881,7 +15881,7 @@
             <w:pPr>
               <w:spacing w:after="20" w:before="0"/>
             </w:pPr>
-            <w:hyperlink w:history="1" r:id="rIdy93emzrap8yh3s-rws-2y">
+            <w:hyperlink w:history="1" r:id="rIdcn7yxkpfn0ehfkiqjrc_z">
               <w:r>
                 <w:rPr>
                   <w:rFonts w:ascii="Arial" w:cs="Arial" w:eastAsia="Arial" w:hAnsi="Arial"/>
@@ -15914,7 +15914,7 @@
               <w:spacing w:after="10" w:before="0"/>
               <w:ind w:left="120"/>
             </w:pPr>
-            <w:hyperlink w:history="1" r:id="rIdh-6yf6xrctxlpab0nc-4n">
+            <w:hyperlink w:history="1" r:id="rId2wdbgndsgvz4ys38_jigl">
               <w:r>
                 <w:rPr>
                   <w:rFonts w:ascii="Arial" w:cs="Arial" w:eastAsia="Arial" w:hAnsi="Arial"/>
@@ -15959,7 +15959,7 @@
             <w:pPr>
               <w:spacing w:after="20" w:before="0"/>
             </w:pPr>
-            <w:hyperlink w:history="1" r:id="rIdesm668kmnx85yls3uteyw">
+            <w:hyperlink w:history="1" r:id="rIdtqspcsnpngy-5ie4eaenm">
               <w:r>
                 <w:rPr>
                   <w:rFonts w:ascii="Arial" w:cs="Arial" w:eastAsia="Arial" w:hAnsi="Arial"/>
@@ -15992,7 +15992,7 @@
               <w:spacing w:after="10" w:before="0"/>
               <w:ind w:left="120"/>
             </w:pPr>
-            <w:hyperlink w:history="1" r:id="rId62hbdaplao4b56rqnvrt9">
+            <w:hyperlink w:history="1" r:id="rId3sdfmgitb-nmwd6pe5j23">
               <w:r>
                 <w:rPr>
                   <w:rFonts w:ascii="Arial" w:cs="Arial" w:eastAsia="Arial" w:hAnsi="Arial"/>
@@ -16200,7 +16200,7 @@
             <w:pPr>
               <w:spacing w:after="20" w:before="0"/>
             </w:pPr>
-            <w:hyperlink w:history="1" r:id="rIdtmrlcwxxvy1lntlvmmaf2">
+            <w:hyperlink w:history="1" r:id="rIdsssmm3dhl2aq39bik3scc">
               <w:r>
                 <w:rPr>
                   <w:rFonts w:ascii="Arial" w:cs="Arial" w:eastAsia="Arial" w:hAnsi="Arial"/>
@@ -16233,7 +16233,7 @@
               <w:spacing w:after="10" w:before="0"/>
               <w:ind w:left="120"/>
             </w:pPr>
-            <w:hyperlink w:history="1" r:id="rIdmcznwdkv_vow8oosglwhn">
+            <w:hyperlink w:history="1" r:id="rId8fiepddlgmep8iwhqgzuq">
               <w:r>
                 <w:rPr>
                   <w:rFonts w:ascii="Arial" w:cs="Arial" w:eastAsia="Arial" w:hAnsi="Arial"/>
@@ -16278,7 +16278,7 @@
             <w:pPr>
               <w:spacing w:after="20" w:before="0"/>
             </w:pPr>
-            <w:hyperlink w:history="1" r:id="rIdddf-zyeh06hjzpksslgn0">
+            <w:hyperlink w:history="1" r:id="rIduiglklkcjk863p1e5v-k-">
               <w:r>
                 <w:rPr>
                   <w:rFonts w:ascii="Arial" w:cs="Arial" w:eastAsia="Arial" w:hAnsi="Arial"/>
@@ -16311,7 +16311,7 @@
               <w:spacing w:after="10" w:before="0"/>
               <w:ind w:left="120"/>
             </w:pPr>
-            <w:hyperlink w:history="1" r:id="rIdgg8cyqbdftq0v6c_ojxhh">
+            <w:hyperlink w:history="1" r:id="rIdd4c3eicbnh74sdmvxnfsh">
               <w:r>
                 <w:rPr>
                   <w:rFonts w:ascii="Arial" w:cs="Arial" w:eastAsia="Arial" w:hAnsi="Arial"/>
@@ -16519,7 +16519,7 @@
             <w:pPr>
               <w:spacing w:after="20" w:before="0"/>
             </w:pPr>
-            <w:hyperlink w:history="1" r:id="rId5mm2q8er-2y-a2fj3votz">
+            <w:hyperlink w:history="1" r:id="rIdtq04dnpbtsknee5vdaacc">
               <w:r>
                 <w:rPr>
                   <w:rFonts w:ascii="Arial" w:cs="Arial" w:eastAsia="Arial" w:hAnsi="Arial"/>
@@ -16552,7 +16552,7 @@
               <w:spacing w:after="10" w:before="0"/>
               <w:ind w:left="120"/>
             </w:pPr>
-            <w:hyperlink w:history="1" r:id="rIda1mexhoq1tkukmtcf02zg">
+            <w:hyperlink w:history="1" r:id="rId-y79cy1yznvnvx96qpopg">
               <w:r>
                 <w:rPr>
                   <w:rFonts w:ascii="Arial" w:cs="Arial" w:eastAsia="Arial" w:hAnsi="Arial"/>
@@ -16597,7 +16597,7 @@
             <w:pPr>
               <w:spacing w:after="20" w:before="0"/>
             </w:pPr>
-            <w:hyperlink w:history="1" r:id="rIdm7u3yb4efuycj5fdpvrap">
+            <w:hyperlink w:history="1" r:id="rIdwtta7m3n8r9teap5cz7oy">
               <w:r>
                 <w:rPr>
                   <w:rFonts w:ascii="Arial" w:cs="Arial" w:eastAsia="Arial" w:hAnsi="Arial"/>
@@ -16630,7 +16630,7 @@
               <w:spacing w:after="10" w:before="0"/>
               <w:ind w:left="120"/>
             </w:pPr>
-            <w:hyperlink w:history="1" r:id="rIdhh3jvdxtl1smgxzs5kx6a">
+            <w:hyperlink w:history="1" r:id="rIdpjj3_gnqzumsl5y-0zqv5">
               <w:r>
                 <w:rPr>
                   <w:rFonts w:ascii="Arial" w:cs="Arial" w:eastAsia="Arial" w:hAnsi="Arial"/>
@@ -16838,7 +16838,7 @@
             <w:pPr>
               <w:spacing w:after="20" w:before="0"/>
             </w:pPr>
-            <w:hyperlink w:history="1" r:id="rIdzrceqn_qnvkl2l-bkg8aj">
+            <w:hyperlink w:history="1" r:id="rIdjqurzjeoztzz9mevh6tlv">
               <w:r>
                 <w:rPr>
                   <w:rFonts w:ascii="Arial" w:cs="Arial" w:eastAsia="Arial" w:hAnsi="Arial"/>
@@ -16871,7 +16871,7 @@
               <w:spacing w:after="10" w:before="0"/>
               <w:ind w:left="120"/>
             </w:pPr>
-            <w:hyperlink w:history="1" r:id="rIdxa566iezrapn3naxaa_4l">
+            <w:hyperlink w:history="1" r:id="rId-isidcwtarhol9kdkzzj7">
               <w:r>
                 <w:rPr>
                   <w:rFonts w:ascii="Arial" w:cs="Arial" w:eastAsia="Arial" w:hAnsi="Arial"/>
@@ -16916,7 +16916,7 @@
             <w:pPr>
               <w:spacing w:after="20" w:before="0"/>
             </w:pPr>
-            <w:hyperlink w:history="1" r:id="rId00tnvhyt4wezurlrqdhz3">
+            <w:hyperlink w:history="1" r:id="rIdio2jlg7tylyj5tcbbrqpw">
               <w:r>
                 <w:rPr>
                   <w:rFonts w:ascii="Arial" w:cs="Arial" w:eastAsia="Arial" w:hAnsi="Arial"/>
@@ -16949,7 +16949,7 @@
               <w:spacing w:after="10" w:before="0"/>
               <w:ind w:left="120"/>
             </w:pPr>
-            <w:hyperlink w:history="1" r:id="rIdafqlr0j3wqlekvv0nrskf">
+            <w:hyperlink w:history="1" r:id="rIdauu1ilawotyrdyw0dnd-z">
               <w:r>
                 <w:rPr>
                   <w:rFonts w:ascii="Arial" w:cs="Arial" w:eastAsia="Arial" w:hAnsi="Arial"/>
@@ -18728,7 +18728,7 @@
             <w:pPr>
               <w:spacing w:after="20" w:before="0"/>
             </w:pPr>
-            <w:hyperlink w:history="1" r:id="rId406rk6u2oo16cx7ojzpin">
+            <w:hyperlink w:history="1" r:id="rIdpwhpgfwvwy_qgrgehrzml">
               <w:r>
                 <w:rPr>
                   <w:rFonts w:ascii="Arial" w:cs="Arial" w:eastAsia="Arial" w:hAnsi="Arial"/>
@@ -18761,7 +18761,7 @@
               <w:spacing w:after="10" w:before="0"/>
               <w:ind w:left="120"/>
             </w:pPr>
-            <w:hyperlink w:history="1" r:id="rIdeu9xgnobcmnwxkipa2f_n">
+            <w:hyperlink w:history="1" r:id="rIdqha7_whnnqi_vv3zfqiun">
               <w:r>
                 <w:rPr>
                   <w:rFonts w:ascii="Arial" w:cs="Arial" w:eastAsia="Arial" w:hAnsi="Arial"/>
@@ -18806,7 +18806,7 @@
             <w:pPr>
               <w:spacing w:after="20" w:before="0"/>
             </w:pPr>
-            <w:hyperlink w:history="1" r:id="rIdzblp1us_uiidbaqjyilgu">
+            <w:hyperlink w:history="1" r:id="rId1wbkau9gtdxxbrnalywgi">
               <w:r>
                 <w:rPr>
                   <w:rFonts w:ascii="Arial" w:cs="Arial" w:eastAsia="Arial" w:hAnsi="Arial"/>
@@ -18839,7 +18839,7 @@
               <w:spacing w:after="10" w:before="0"/>
               <w:ind w:left="120"/>
             </w:pPr>
-            <w:hyperlink w:history="1" r:id="rIdljbuioahytlcyvhdoddyq">
+            <w:hyperlink w:history="1" r:id="rIddyovqnk3x11ijsvrjc0xo">
               <w:r>
                 <w:rPr>
                   <w:rFonts w:ascii="Arial" w:cs="Arial" w:eastAsia="Arial" w:hAnsi="Arial"/>
@@ -19047,7 +19047,7 @@
             <w:pPr>
               <w:spacing w:after="20" w:before="0"/>
             </w:pPr>
-            <w:hyperlink w:history="1" r:id="rIdyqaxbewk7s7pudet_qq7d">
+            <w:hyperlink w:history="1" r:id="rIdq3urxou1rahquif8kynto">
               <w:r>
                 <w:rPr>
                   <w:rFonts w:ascii="Arial" w:cs="Arial" w:eastAsia="Arial" w:hAnsi="Arial"/>
@@ -19080,7 +19080,7 @@
               <w:spacing w:after="10" w:before="0"/>
               <w:ind w:left="120"/>
             </w:pPr>
-            <w:hyperlink w:history="1" r:id="rId47cc0ghhukgi-2evmxhyp">
+            <w:hyperlink w:history="1" r:id="rIdoukx91ebvxzzkct_meozu">
               <w:r>
                 <w:rPr>
                   <w:rFonts w:ascii="Arial" w:cs="Arial" w:eastAsia="Arial" w:hAnsi="Arial"/>
@@ -19125,7 +19125,7 @@
             <w:pPr>
               <w:spacing w:after="20" w:before="0"/>
             </w:pPr>
-            <w:hyperlink w:history="1" r:id="rIdlfl5hridpcciemiehec8y">
+            <w:hyperlink w:history="1" r:id="rId7qcsubkbb4knebyi0ps1k">
               <w:r>
                 <w:rPr>
                   <w:rFonts w:ascii="Arial" w:cs="Arial" w:eastAsia="Arial" w:hAnsi="Arial"/>
@@ -19158,7 +19158,7 @@
               <w:spacing w:after="10" w:before="0"/>
               <w:ind w:left="120"/>
             </w:pPr>
-            <w:hyperlink w:history="1" r:id="rIdsxtbed4zscbbvxt3vkbqt">
+            <w:hyperlink w:history="1" r:id="rIdypr2bd4dseboppgd5ghub">
               <w:r>
                 <w:rPr>
                   <w:rFonts w:ascii="Arial" w:cs="Arial" w:eastAsia="Arial" w:hAnsi="Arial"/>
@@ -19366,7 +19366,7 @@
             <w:pPr>
               <w:spacing w:after="20" w:before="0"/>
             </w:pPr>
-            <w:hyperlink w:history="1" r:id="rIdk3ohjbwyrfgdgvaa-p9dg">
+            <w:hyperlink w:history="1" r:id="rIddm7fn8ocdylzue0wrm0wm">
               <w:r>
                 <w:rPr>
                   <w:rFonts w:ascii="Arial" w:cs="Arial" w:eastAsia="Arial" w:hAnsi="Arial"/>
@@ -19399,7 +19399,7 @@
               <w:spacing w:after="10" w:before="0"/>
               <w:ind w:left="120"/>
             </w:pPr>
-            <w:hyperlink w:history="1" r:id="rIdwvmhxzd13njk-xspc1lpm">
+            <w:hyperlink w:history="1" r:id="rIdsb0lgosm6vgse2fj9yf4p">
               <w:r>
                 <w:rPr>
                   <w:rFonts w:ascii="Arial" w:cs="Arial" w:eastAsia="Arial" w:hAnsi="Arial"/>
@@ -19444,7 +19444,7 @@
             <w:pPr>
               <w:spacing w:after="20" w:before="0"/>
             </w:pPr>
-            <w:hyperlink w:history="1" r:id="rIdszvxcdn8w4dwhcsmhpmgl">
+            <w:hyperlink w:history="1" r:id="rIdat76uwvk14-q99tpntbs3">
               <w:r>
                 <w:rPr>
                   <w:rFonts w:ascii="Arial" w:cs="Arial" w:eastAsia="Arial" w:hAnsi="Arial"/>
@@ -19477,7 +19477,7 @@
               <w:spacing w:after="10" w:before="0"/>
               <w:ind w:left="120"/>
             </w:pPr>
-            <w:hyperlink w:history="1" r:id="rIdtif_9cwtu6d728sqnsjql">
+            <w:hyperlink w:history="1" r:id="rIdugaakd6ld3cafypg4rrlx">
               <w:r>
                 <w:rPr>
                   <w:rFonts w:ascii="Arial" w:cs="Arial" w:eastAsia="Arial" w:hAnsi="Arial"/>
@@ -19685,7 +19685,7 @@
             <w:pPr>
               <w:spacing w:after="20" w:before="0"/>
             </w:pPr>
-            <w:hyperlink w:history="1" r:id="rIdapsmuwp7affez9txdjfhp">
+            <w:hyperlink w:history="1" r:id="rIdr8chbgi9uat-8-svr6j0q">
               <w:r>
                 <w:rPr>
                   <w:rFonts w:ascii="Arial" w:cs="Arial" w:eastAsia="Arial" w:hAnsi="Arial"/>
@@ -19718,7 +19718,7 @@
               <w:spacing w:after="10" w:before="0"/>
               <w:ind w:left="120"/>
             </w:pPr>
-            <w:hyperlink w:history="1" r:id="rIdvihkcb1ful36jjuqnoqnh">
+            <w:hyperlink w:history="1" r:id="rIdewymayd_os9igbewtgynj">
               <w:r>
                 <w:rPr>
                   <w:rFonts w:ascii="Arial" w:cs="Arial" w:eastAsia="Arial" w:hAnsi="Arial"/>
@@ -19763,7 +19763,7 @@
             <w:pPr>
               <w:spacing w:after="20" w:before="0"/>
             </w:pPr>
-            <w:hyperlink w:history="1" r:id="rIdiu2kkxypawjco3djgu8oc">
+            <w:hyperlink w:history="1" r:id="rIdep7gswqakfwldcjnyetbd">
               <w:r>
                 <w:rPr>
                   <w:rFonts w:ascii="Arial" w:cs="Arial" w:eastAsia="Arial" w:hAnsi="Arial"/>
@@ -19796,7 +19796,7 @@
               <w:spacing w:after="10" w:before="0"/>
               <w:ind w:left="120"/>
             </w:pPr>
-            <w:hyperlink w:history="1" r:id="rIdq_asrfmbjpfvsscgbn1t2">
+            <w:hyperlink w:history="1" r:id="rIdy5rthzlyewmb3phplylis">
               <w:r>
                 <w:rPr>
                   <w:rFonts w:ascii="Arial" w:cs="Arial" w:eastAsia="Arial" w:hAnsi="Arial"/>
@@ -20004,7 +20004,7 @@
             <w:pPr>
               <w:spacing w:after="20" w:before="0"/>
             </w:pPr>
-            <w:hyperlink w:history="1" r:id="rIdokzwzgjwj5xrsng1j9ivm">
+            <w:hyperlink w:history="1" r:id="rIdihicrscaxkvpvox26ry_j">
               <w:r>
                 <w:rPr>
                   <w:rFonts w:ascii="Arial" w:cs="Arial" w:eastAsia="Arial" w:hAnsi="Arial"/>
@@ -20037,7 +20037,7 @@
               <w:spacing w:after="10" w:before="0"/>
               <w:ind w:left="120"/>
             </w:pPr>
-            <w:hyperlink w:history="1" r:id="rIduiaoapxponddfdtfbisq8">
+            <w:hyperlink w:history="1" r:id="rIdxhxv4fqvvvdrpdim2q6ur">
               <w:r>
                 <w:rPr>
                   <w:rFonts w:ascii="Arial" w:cs="Arial" w:eastAsia="Arial" w:hAnsi="Arial"/>
@@ -20082,7 +20082,7 @@
             <w:pPr>
               <w:spacing w:after="20" w:before="0"/>
             </w:pPr>
-            <w:hyperlink w:history="1" r:id="rId6uqpkmqapgfnprd_ezy3u">
+            <w:hyperlink w:history="1" r:id="rIdgmak7iyfirmz17xxittgb">
               <w:r>
                 <w:rPr>
                   <w:rFonts w:ascii="Arial" w:cs="Arial" w:eastAsia="Arial" w:hAnsi="Arial"/>
@@ -20115,7 +20115,7 @@
               <w:spacing w:after="10" w:before="0"/>
               <w:ind w:left="120"/>
             </w:pPr>
-            <w:hyperlink w:history="1" r:id="rIdi7b1xbcrbtnvozgniyiwh">
+            <w:hyperlink w:history="1" r:id="rIdhyj3ouahpatnefcl-wxpb">
               <w:r>
                 <w:rPr>
                   <w:rFonts w:ascii="Arial" w:cs="Arial" w:eastAsia="Arial" w:hAnsi="Arial"/>

--- a/data/outputs/docx/Grade 10 Biology/Bio 1.4/Biology_Chemicals_of_Life_CBE_LessonSequence.docx
+++ b/data/outputs/docx/Grade 10 Biology/Bio 1.4/Biology_Chemicals_of_Life_CBE_LessonSequence.docx
@@ -3133,7 +3133,7 @@
             <w:pPr>
               <w:spacing w:after="20" w:before="0"/>
             </w:pPr>
-            <w:hyperlink w:history="1" r:id="rIdm0_fnjtwipacchezlj76z">
+            <w:hyperlink w:history="1" r:id="rIdjl2lvcqvjsi3gsagyz9r5">
               <w:r>
                 <w:rPr>
                   <w:rFonts w:ascii="Arial" w:cs="Arial" w:eastAsia="Arial" w:hAnsi="Arial"/>
@@ -3166,7 +3166,7 @@
               <w:spacing w:after="10" w:before="0"/>
               <w:ind w:left="120"/>
             </w:pPr>
-            <w:hyperlink w:history="1" r:id="rIdgna2_xwccnlbwdgkwdhbw">
+            <w:hyperlink w:history="1" r:id="rIdn3au0mf-uqobjlwiy5px-">
               <w:r>
                 <w:rPr>
                   <w:rFonts w:ascii="Arial" w:cs="Arial" w:eastAsia="Arial" w:hAnsi="Arial"/>
@@ -3211,7 +3211,7 @@
             <w:pPr>
               <w:spacing w:after="20" w:before="0"/>
             </w:pPr>
-            <w:hyperlink w:history="1" r:id="rId-f8xnph0cski-9c0iwf2r">
+            <w:hyperlink w:history="1" r:id="rIdd88jdnessqpjzfp-ix3wl">
               <w:r>
                 <w:rPr>
                   <w:rFonts w:ascii="Arial" w:cs="Arial" w:eastAsia="Arial" w:hAnsi="Arial"/>
@@ -3244,7 +3244,7 @@
               <w:spacing w:after="10" w:before="0"/>
               <w:ind w:left="120"/>
             </w:pPr>
-            <w:hyperlink w:history="1" r:id="rIdimj0sc5z07f2v_mqtpbeg">
+            <w:hyperlink w:history="1" r:id="rIdb9zute_xfismlvotwk9vt">
               <w:r>
                 <w:rPr>
                   <w:rFonts w:ascii="Arial" w:cs="Arial" w:eastAsia="Arial" w:hAnsi="Arial"/>
@@ -3452,7 +3452,7 @@
             <w:pPr>
               <w:spacing w:after="20" w:before="0"/>
             </w:pPr>
-            <w:hyperlink w:history="1" r:id="rIdp_8inl0qkbxzmpuhshyhe">
+            <w:hyperlink w:history="1" r:id="rIdbrszojnuv-o8f4hgmwogk">
               <w:r>
                 <w:rPr>
                   <w:rFonts w:ascii="Arial" w:cs="Arial" w:eastAsia="Arial" w:hAnsi="Arial"/>
@@ -3485,7 +3485,7 @@
               <w:spacing w:after="10" w:before="0"/>
               <w:ind w:left="120"/>
             </w:pPr>
-            <w:hyperlink w:history="1" r:id="rId9kwiwtxcocufrwxpeqthn">
+            <w:hyperlink w:history="1" r:id="rIdd_e-9jsleyojzin8zr2ya">
               <w:r>
                 <w:rPr>
                   <w:rFonts w:ascii="Arial" w:cs="Arial" w:eastAsia="Arial" w:hAnsi="Arial"/>
@@ -3530,7 +3530,7 @@
             <w:pPr>
               <w:spacing w:after="20" w:before="0"/>
             </w:pPr>
-            <w:hyperlink w:history="1" r:id="rIdxkjscszgfftswyqfclu7z">
+            <w:hyperlink w:history="1" r:id="rIdlzorkrxkbnxvoc59bgwsl">
               <w:r>
                 <w:rPr>
                   <w:rFonts w:ascii="Arial" w:cs="Arial" w:eastAsia="Arial" w:hAnsi="Arial"/>
@@ -3563,7 +3563,7 @@
               <w:spacing w:after="10" w:before="0"/>
               <w:ind w:left="120"/>
             </w:pPr>
-            <w:hyperlink w:history="1" r:id="rId_9nn6zwadnlozbhltbksg">
+            <w:hyperlink w:history="1" r:id="rId48n7zf6cpb64a06ar2fpv">
               <w:r>
                 <w:rPr>
                   <w:rFonts w:ascii="Arial" w:cs="Arial" w:eastAsia="Arial" w:hAnsi="Arial"/>
@@ -3771,7 +3771,7 @@
             <w:pPr>
               <w:spacing w:after="20" w:before="0"/>
             </w:pPr>
-            <w:hyperlink w:history="1" r:id="rIdtqbfgl6woojuxzlufrzv2">
+            <w:hyperlink w:history="1" r:id="rIdccrbsd5q5waymb3kjgpp9">
               <w:r>
                 <w:rPr>
                   <w:rFonts w:ascii="Arial" w:cs="Arial" w:eastAsia="Arial" w:hAnsi="Arial"/>
@@ -3804,7 +3804,7 @@
               <w:spacing w:after="10" w:before="0"/>
               <w:ind w:left="120"/>
             </w:pPr>
-            <w:hyperlink w:history="1" r:id="rIdmgppsufyxt6bqzofnoxtb">
+            <w:hyperlink w:history="1" r:id="rIdghvtzbulw5sequwjx1tbd">
               <w:r>
                 <w:rPr>
                   <w:rFonts w:ascii="Arial" w:cs="Arial" w:eastAsia="Arial" w:hAnsi="Arial"/>
@@ -3849,7 +3849,7 @@
             <w:pPr>
               <w:spacing w:after="20" w:before="0"/>
             </w:pPr>
-            <w:hyperlink w:history="1" r:id="rId5usgx8oi4jybrdtq3uibp">
+            <w:hyperlink w:history="1" r:id="rIdjzzalt1hxevzl3u94xvq1">
               <w:r>
                 <w:rPr>
                   <w:rFonts w:ascii="Arial" w:cs="Arial" w:eastAsia="Arial" w:hAnsi="Arial"/>
@@ -3882,7 +3882,7 @@
               <w:spacing w:after="10" w:before="0"/>
               <w:ind w:left="120"/>
             </w:pPr>
-            <w:hyperlink w:history="1" r:id="rIdho8vludk0semlvzrbmaex">
+            <w:hyperlink w:history="1" r:id="rId4gd72hc6yzmc7lrbdoyrd">
               <w:r>
                 <w:rPr>
                   <w:rFonts w:ascii="Arial" w:cs="Arial" w:eastAsia="Arial" w:hAnsi="Arial"/>
@@ -4090,7 +4090,7 @@
             <w:pPr>
               <w:spacing w:after="20" w:before="0"/>
             </w:pPr>
-            <w:hyperlink w:history="1" r:id="rId7_r1mhff5evpjoe2wu0oz">
+            <w:hyperlink w:history="1" r:id="rIdfmzumdnycpuc8detmwjmv">
               <w:r>
                 <w:rPr>
                   <w:rFonts w:ascii="Arial" w:cs="Arial" w:eastAsia="Arial" w:hAnsi="Arial"/>
@@ -4123,7 +4123,7 @@
               <w:spacing w:after="10" w:before="0"/>
               <w:ind w:left="120"/>
             </w:pPr>
-            <w:hyperlink w:history="1" r:id="rIdf98zmhk-vohtsa-rmpopt">
+            <w:hyperlink w:history="1" r:id="rIdgrf2kfzxn5mbvt73buyse">
               <w:r>
                 <w:rPr>
                   <w:rFonts w:ascii="Arial" w:cs="Arial" w:eastAsia="Arial" w:hAnsi="Arial"/>
@@ -4168,7 +4168,7 @@
             <w:pPr>
               <w:spacing w:after="20" w:before="0"/>
             </w:pPr>
-            <w:hyperlink w:history="1" r:id="rId0gqi0qwbkfwqjvr_l9dw-">
+            <w:hyperlink w:history="1" r:id="rIdir4zhjno1rgb33mimuhq1">
               <w:r>
                 <w:rPr>
                   <w:rFonts w:ascii="Arial" w:cs="Arial" w:eastAsia="Arial" w:hAnsi="Arial"/>
@@ -4201,7 +4201,7 @@
               <w:spacing w:after="10" w:before="0"/>
               <w:ind w:left="120"/>
             </w:pPr>
-            <w:hyperlink w:history="1" r:id="rIdkrbdiue4-ukuylnxpnmc7">
+            <w:hyperlink w:history="1" r:id="rIdpiiphom8brsfj2urrbftj">
               <w:r>
                 <w:rPr>
                   <w:rFonts w:ascii="Arial" w:cs="Arial" w:eastAsia="Arial" w:hAnsi="Arial"/>
@@ -4409,7 +4409,7 @@
             <w:pPr>
               <w:spacing w:after="20" w:before="0"/>
             </w:pPr>
-            <w:hyperlink w:history="1" r:id="rIdvu-3ledtoszz6u57owxng">
+            <w:hyperlink w:history="1" r:id="rIdfoorgy_trh45qikheb-kd">
               <w:r>
                 <w:rPr>
                   <w:rFonts w:ascii="Arial" w:cs="Arial" w:eastAsia="Arial" w:hAnsi="Arial"/>
@@ -4442,7 +4442,7 @@
               <w:spacing w:after="10" w:before="0"/>
               <w:ind w:left="120"/>
             </w:pPr>
-            <w:hyperlink w:history="1" r:id="rIdgrtfi52qiv2-kibqgiy3-">
+            <w:hyperlink w:history="1" r:id="rId8uugzytdmw0mhcibnfmvb">
               <w:r>
                 <w:rPr>
                   <w:rFonts w:ascii="Arial" w:cs="Arial" w:eastAsia="Arial" w:hAnsi="Arial"/>
@@ -4487,7 +4487,7 @@
             <w:pPr>
               <w:spacing w:after="20" w:before="0"/>
             </w:pPr>
-            <w:hyperlink w:history="1" r:id="rIdnupkdsvd4oocqtx06web5">
+            <w:hyperlink w:history="1" r:id="rIdvjgfxy5lk2-l4boq0c04n">
               <w:r>
                 <w:rPr>
                   <w:rFonts w:ascii="Arial" w:cs="Arial" w:eastAsia="Arial" w:hAnsi="Arial"/>
@@ -4520,7 +4520,7 @@
               <w:spacing w:after="10" w:before="0"/>
               <w:ind w:left="120"/>
             </w:pPr>
-            <w:hyperlink w:history="1" r:id="rIdmbsovb4_rsqwc_bqgipup">
+            <w:hyperlink w:history="1" r:id="rIdnmlyzg24nkyxbtcee_6d5">
               <w:r>
                 <w:rPr>
                   <w:rFonts w:ascii="Arial" w:cs="Arial" w:eastAsia="Arial" w:hAnsi="Arial"/>
@@ -6299,7 +6299,7 @@
             <w:pPr>
               <w:spacing w:after="20" w:before="0"/>
             </w:pPr>
-            <w:hyperlink w:history="1" r:id="rIdtz9a2ffierjdwy_3sckzr">
+            <w:hyperlink w:history="1" r:id="rIdljih816kkghcxgbat2phi">
               <w:r>
                 <w:rPr>
                   <w:rFonts w:ascii="Arial" w:cs="Arial" w:eastAsia="Arial" w:hAnsi="Arial"/>
@@ -6332,7 +6332,7 @@
               <w:spacing w:after="10" w:before="0"/>
               <w:ind w:left="120"/>
             </w:pPr>
-            <w:hyperlink w:history="1" r:id="rIdwz60htlftx3tsceve7kco">
+            <w:hyperlink w:history="1" r:id="rId_ie6kt0yki2lo06vyo-xq">
               <w:r>
                 <w:rPr>
                   <w:rFonts w:ascii="Arial" w:cs="Arial" w:eastAsia="Arial" w:hAnsi="Arial"/>
@@ -6377,7 +6377,7 @@
             <w:pPr>
               <w:spacing w:after="20" w:before="0"/>
             </w:pPr>
-            <w:hyperlink w:history="1" r:id="rIdvwin9oq3dza6ypapg1vi1">
+            <w:hyperlink w:history="1" r:id="rIdvm4xfhljdadqfxke7jiyf">
               <w:r>
                 <w:rPr>
                   <w:rFonts w:ascii="Arial" w:cs="Arial" w:eastAsia="Arial" w:hAnsi="Arial"/>
@@ -6410,7 +6410,7 @@
               <w:spacing w:after="10" w:before="0"/>
               <w:ind w:left="120"/>
             </w:pPr>
-            <w:hyperlink w:history="1" r:id="rIdhjp1hoajcawklvbxtqedt">
+            <w:hyperlink w:history="1" r:id="rId16siv1ahvvomujjgtp--t">
               <w:r>
                 <w:rPr>
                   <w:rFonts w:ascii="Arial" w:cs="Arial" w:eastAsia="Arial" w:hAnsi="Arial"/>
@@ -6618,7 +6618,7 @@
             <w:pPr>
               <w:spacing w:after="20" w:before="0"/>
             </w:pPr>
-            <w:hyperlink w:history="1" r:id="rId9oyjalc4ckxgamxhhg3ma">
+            <w:hyperlink w:history="1" r:id="rId5h0d_153tunu_z7taqod8">
               <w:r>
                 <w:rPr>
                   <w:rFonts w:ascii="Arial" w:cs="Arial" w:eastAsia="Arial" w:hAnsi="Arial"/>
@@ -6651,7 +6651,7 @@
               <w:spacing w:after="10" w:before="0"/>
               <w:ind w:left="120"/>
             </w:pPr>
-            <w:hyperlink w:history="1" r:id="rId1_qib9q3dtpnbskoqha16">
+            <w:hyperlink w:history="1" r:id="rIds2syhbos376vrmuz2fegs">
               <w:r>
                 <w:rPr>
                   <w:rFonts w:ascii="Arial" w:cs="Arial" w:eastAsia="Arial" w:hAnsi="Arial"/>
@@ -6696,7 +6696,7 @@
             <w:pPr>
               <w:spacing w:after="20" w:before="0"/>
             </w:pPr>
-            <w:hyperlink w:history="1" r:id="rId1x983l3djq9yeuiez0cs6">
+            <w:hyperlink w:history="1" r:id="rIdplwos-ywcxzgiwbgwyiai">
               <w:r>
                 <w:rPr>
                   <w:rFonts w:ascii="Arial" w:cs="Arial" w:eastAsia="Arial" w:hAnsi="Arial"/>
@@ -6729,7 +6729,7 @@
               <w:spacing w:after="10" w:before="0"/>
               <w:ind w:left="120"/>
             </w:pPr>
-            <w:hyperlink w:history="1" r:id="rId-jfv4b8-mmbz3b7xw2mz1">
+            <w:hyperlink w:history="1" r:id="rIdipq8wne_61vlqvop-ibiy">
               <w:r>
                 <w:rPr>
                   <w:rFonts w:ascii="Arial" w:cs="Arial" w:eastAsia="Arial" w:hAnsi="Arial"/>
@@ -6937,7 +6937,7 @@
             <w:pPr>
               <w:spacing w:after="20" w:before="0"/>
             </w:pPr>
-            <w:hyperlink w:history="1" r:id="rIdoq0n_vmxvcyxksg2qrqlj">
+            <w:hyperlink w:history="1" r:id="rIdwrn-mdc54hsmgw8aoppn7">
               <w:r>
                 <w:rPr>
                   <w:rFonts w:ascii="Arial" w:cs="Arial" w:eastAsia="Arial" w:hAnsi="Arial"/>
@@ -6970,7 +6970,7 @@
               <w:spacing w:after="10" w:before="0"/>
               <w:ind w:left="120"/>
             </w:pPr>
-            <w:hyperlink w:history="1" r:id="rIdsubua9zwv4g2mp42b_vp3">
+            <w:hyperlink w:history="1" r:id="rId7ipzdysgdazajg7arbblx">
               <w:r>
                 <w:rPr>
                   <w:rFonts w:ascii="Arial" w:cs="Arial" w:eastAsia="Arial" w:hAnsi="Arial"/>
@@ -7015,7 +7015,7 @@
             <w:pPr>
               <w:spacing w:after="20" w:before="0"/>
             </w:pPr>
-            <w:hyperlink w:history="1" r:id="rIdys0_2ivzbnetsae_xh-af">
+            <w:hyperlink w:history="1" r:id="rIduqrdsjhnkdcbtn_lpfxv3">
               <w:r>
                 <w:rPr>
                   <w:rFonts w:ascii="Arial" w:cs="Arial" w:eastAsia="Arial" w:hAnsi="Arial"/>
@@ -7048,7 +7048,7 @@
               <w:spacing w:after="10" w:before="0"/>
               <w:ind w:left="120"/>
             </w:pPr>
-            <w:hyperlink w:history="1" r:id="rId7e7ztic4ckzdi8lsecoun">
+            <w:hyperlink w:history="1" r:id="rIdsmlsltcuynlax6zrso4kz">
               <w:r>
                 <w:rPr>
                   <w:rFonts w:ascii="Arial" w:cs="Arial" w:eastAsia="Arial" w:hAnsi="Arial"/>
@@ -7256,7 +7256,7 @@
             <w:pPr>
               <w:spacing w:after="20" w:before="0"/>
             </w:pPr>
-            <w:hyperlink w:history="1" r:id="rIdklxm1tiv_gg4r0xw97if5">
+            <w:hyperlink w:history="1" r:id="rIdl_jjym7picvl2wvklw5h5">
               <w:r>
                 <w:rPr>
                   <w:rFonts w:ascii="Arial" w:cs="Arial" w:eastAsia="Arial" w:hAnsi="Arial"/>
@@ -7289,7 +7289,7 @@
               <w:spacing w:after="10" w:before="0"/>
               <w:ind w:left="120"/>
             </w:pPr>
-            <w:hyperlink w:history="1" r:id="rId2j52kee8xrncvahe-rs2z">
+            <w:hyperlink w:history="1" r:id="rIdpt-pqajpi3q-vz9shoarp">
               <w:r>
                 <w:rPr>
                   <w:rFonts w:ascii="Arial" w:cs="Arial" w:eastAsia="Arial" w:hAnsi="Arial"/>
@@ -7334,7 +7334,7 @@
             <w:pPr>
               <w:spacing w:after="20" w:before="0"/>
             </w:pPr>
-            <w:hyperlink w:history="1" r:id="rIdmk2cyd4sdg0cy64e60r6g">
+            <w:hyperlink w:history="1" r:id="rIdkhuwbcfk6y-ub2qxv4eci">
               <w:r>
                 <w:rPr>
                   <w:rFonts w:ascii="Arial" w:cs="Arial" w:eastAsia="Arial" w:hAnsi="Arial"/>
@@ -7367,7 +7367,7 @@
               <w:spacing w:after="10" w:before="0"/>
               <w:ind w:left="120"/>
             </w:pPr>
-            <w:hyperlink w:history="1" r:id="rIdskbjt8lc7gay8vpwyl3ka">
+            <w:hyperlink w:history="1" r:id="rId6_hhdxgycfd0ez2ya15vb">
               <w:r>
                 <w:rPr>
                   <w:rFonts w:ascii="Arial" w:cs="Arial" w:eastAsia="Arial" w:hAnsi="Arial"/>
@@ -7575,7 +7575,7 @@
             <w:pPr>
               <w:spacing w:after="20" w:before="0"/>
             </w:pPr>
-            <w:hyperlink w:history="1" r:id="rIdwa0sn3mbmqy2iwsz9fsod">
+            <w:hyperlink w:history="1" r:id="rIdbgyzlfjggkn5mmdmgasor">
               <w:r>
                 <w:rPr>
                   <w:rFonts w:ascii="Arial" w:cs="Arial" w:eastAsia="Arial" w:hAnsi="Arial"/>
@@ -7608,7 +7608,7 @@
               <w:spacing w:after="10" w:before="0"/>
               <w:ind w:left="120"/>
             </w:pPr>
-            <w:hyperlink w:history="1" r:id="rIdcazr3p3qvl7pwnlccqj6a">
+            <w:hyperlink w:history="1" r:id="rIdqynihpssrpctx-0eg2yf7">
               <w:r>
                 <w:rPr>
                   <w:rFonts w:ascii="Arial" w:cs="Arial" w:eastAsia="Arial" w:hAnsi="Arial"/>
@@ -7653,7 +7653,7 @@
             <w:pPr>
               <w:spacing w:after="20" w:before="0"/>
             </w:pPr>
-            <w:hyperlink w:history="1" r:id="rIdyotxfyr0abrapvttxsa_p">
+            <w:hyperlink w:history="1" r:id="rIdw9q7bzvntsqgo-s7hvslr">
               <w:r>
                 <w:rPr>
                   <w:rFonts w:ascii="Arial" w:cs="Arial" w:eastAsia="Arial" w:hAnsi="Arial"/>
@@ -7686,7 +7686,7 @@
               <w:spacing w:after="10" w:before="0"/>
               <w:ind w:left="120"/>
             </w:pPr>
-            <w:hyperlink w:history="1" r:id="rIdpwynqvwylwrelgtmcqp-f">
+            <w:hyperlink w:history="1" r:id="rIdmwoo2lx-zrxr_xmvuxu-w">
               <w:r>
                 <w:rPr>
                   <w:rFonts w:ascii="Arial" w:cs="Arial" w:eastAsia="Arial" w:hAnsi="Arial"/>
@@ -9465,7 +9465,7 @@
             <w:pPr>
               <w:spacing w:after="20" w:before="0"/>
             </w:pPr>
-            <w:hyperlink w:history="1" r:id="rIdgvaj-jdnfxeq55pzdcwj4">
+            <w:hyperlink w:history="1" r:id="rIda3ilhcnolrcclsgv8rphb">
               <w:r>
                 <w:rPr>
                   <w:rFonts w:ascii="Arial" w:cs="Arial" w:eastAsia="Arial" w:hAnsi="Arial"/>
@@ -9498,7 +9498,7 @@
               <w:spacing w:after="10" w:before="0"/>
               <w:ind w:left="120"/>
             </w:pPr>
-            <w:hyperlink w:history="1" r:id="rIduta8aoiqju5pxdq6m8flb">
+            <w:hyperlink w:history="1" r:id="rIdrtvbpwyoj11c9wzp57os1">
               <w:r>
                 <w:rPr>
                   <w:rFonts w:ascii="Arial" w:cs="Arial" w:eastAsia="Arial" w:hAnsi="Arial"/>
@@ -9543,7 +9543,7 @@
             <w:pPr>
               <w:spacing w:after="20" w:before="0"/>
             </w:pPr>
-            <w:hyperlink w:history="1" r:id="rIdmi3gq9cnsll4l6ckxux9x">
+            <w:hyperlink w:history="1" r:id="rId8icnkm__dzpt82wahvhmq">
               <w:r>
                 <w:rPr>
                   <w:rFonts w:ascii="Arial" w:cs="Arial" w:eastAsia="Arial" w:hAnsi="Arial"/>
@@ -9576,7 +9576,7 @@
               <w:spacing w:after="10" w:before="0"/>
               <w:ind w:left="120"/>
             </w:pPr>
-            <w:hyperlink w:history="1" r:id="rIdlwkyhbwgk-idbhdwitptb">
+            <w:hyperlink w:history="1" r:id="rIdjw2zlaonyjbinhofkzenp">
               <w:r>
                 <w:rPr>
                   <w:rFonts w:ascii="Arial" w:cs="Arial" w:eastAsia="Arial" w:hAnsi="Arial"/>
@@ -9784,7 +9784,7 @@
             <w:pPr>
               <w:spacing w:after="20" w:before="0"/>
             </w:pPr>
-            <w:hyperlink w:history="1" r:id="rId-hypo_0w81elzjqyhwkvl">
+            <w:hyperlink w:history="1" r:id="rIdkwyb6kiutfvuy7ojm7li-">
               <w:r>
                 <w:rPr>
                   <w:rFonts w:ascii="Arial" w:cs="Arial" w:eastAsia="Arial" w:hAnsi="Arial"/>
@@ -9817,7 +9817,7 @@
               <w:spacing w:after="10" w:before="0"/>
               <w:ind w:left="120"/>
             </w:pPr>
-            <w:hyperlink w:history="1" r:id="rIdvb3dafj2i9stteslcy8xh">
+            <w:hyperlink w:history="1" r:id="rId8xjxwnbjaewha6heoobyf">
               <w:r>
                 <w:rPr>
                   <w:rFonts w:ascii="Arial" w:cs="Arial" w:eastAsia="Arial" w:hAnsi="Arial"/>
@@ -9862,7 +9862,7 @@
             <w:pPr>
               <w:spacing w:after="20" w:before="0"/>
             </w:pPr>
-            <w:hyperlink w:history="1" r:id="rIdkzg9_zb41ra18nbfqej_f">
+            <w:hyperlink w:history="1" r:id="rId-s7b-kofk1za2vj7eo8wh">
               <w:r>
                 <w:rPr>
                   <w:rFonts w:ascii="Arial" w:cs="Arial" w:eastAsia="Arial" w:hAnsi="Arial"/>
@@ -9895,7 +9895,7 @@
               <w:spacing w:after="10" w:before="0"/>
               <w:ind w:left="120"/>
             </w:pPr>
-            <w:hyperlink w:history="1" r:id="rIdix6grg4zxvne864dlb4rx">
+            <w:hyperlink w:history="1" r:id="rIdehi3a7ugxwszv6ufhdkx9">
               <w:r>
                 <w:rPr>
                   <w:rFonts w:ascii="Arial" w:cs="Arial" w:eastAsia="Arial" w:hAnsi="Arial"/>
@@ -10103,7 +10103,7 @@
             <w:pPr>
               <w:spacing w:after="20" w:before="0"/>
             </w:pPr>
-            <w:hyperlink w:history="1" r:id="rIdnwelcd2smjvrztx_idp4b">
+            <w:hyperlink w:history="1" r:id="rId6jcg6jaajrqbfbab3qgx-">
               <w:r>
                 <w:rPr>
                   <w:rFonts w:ascii="Arial" w:cs="Arial" w:eastAsia="Arial" w:hAnsi="Arial"/>
@@ -10136,7 +10136,7 @@
               <w:spacing w:after="10" w:before="0"/>
               <w:ind w:left="120"/>
             </w:pPr>
-            <w:hyperlink w:history="1" r:id="rIdty-e2biahwzcdxgyedsgd">
+            <w:hyperlink w:history="1" r:id="rIdgjl2tzkyyqwhnxf4iglvp">
               <w:r>
                 <w:rPr>
                   <w:rFonts w:ascii="Arial" w:cs="Arial" w:eastAsia="Arial" w:hAnsi="Arial"/>
@@ -10181,7 +10181,7 @@
             <w:pPr>
               <w:spacing w:after="20" w:before="0"/>
             </w:pPr>
-            <w:hyperlink w:history="1" r:id="rIdgwhzofc32svpdcicihqpx">
+            <w:hyperlink w:history="1" r:id="rIdybjwupmydbutbkmiiowgt">
               <w:r>
                 <w:rPr>
                   <w:rFonts w:ascii="Arial" w:cs="Arial" w:eastAsia="Arial" w:hAnsi="Arial"/>
@@ -10214,7 +10214,7 @@
               <w:spacing w:after="10" w:before="0"/>
               <w:ind w:left="120"/>
             </w:pPr>
-            <w:hyperlink w:history="1" r:id="rIdceok_cxeohifkuy_w9f3r">
+            <w:hyperlink w:history="1" r:id="rIdnutsmu0-loqtwczx50odg">
               <w:r>
                 <w:rPr>
                   <w:rFonts w:ascii="Arial" w:cs="Arial" w:eastAsia="Arial" w:hAnsi="Arial"/>
@@ -10422,7 +10422,7 @@
             <w:pPr>
               <w:spacing w:after="20" w:before="0"/>
             </w:pPr>
-            <w:hyperlink w:history="1" r:id="rIdv0a9ye4bbijctev5pwwno">
+            <w:hyperlink w:history="1" r:id="rId2towxyuzhbspmbfeaf4q0">
               <w:r>
                 <w:rPr>
                   <w:rFonts w:ascii="Arial" w:cs="Arial" w:eastAsia="Arial" w:hAnsi="Arial"/>
@@ -10455,7 +10455,7 @@
               <w:spacing w:after="10" w:before="0"/>
               <w:ind w:left="120"/>
             </w:pPr>
-            <w:hyperlink w:history="1" r:id="rIdp1ia6a-cq5pqgrm16zqaj">
+            <w:hyperlink w:history="1" r:id="rId9nmyypowydebn5bcbogrk">
               <w:r>
                 <w:rPr>
                   <w:rFonts w:ascii="Arial" w:cs="Arial" w:eastAsia="Arial" w:hAnsi="Arial"/>
@@ -10500,7 +10500,7 @@
             <w:pPr>
               <w:spacing w:after="20" w:before="0"/>
             </w:pPr>
-            <w:hyperlink w:history="1" r:id="rIdnpesug2nx3sxmdn6jmpq-">
+            <w:hyperlink w:history="1" r:id="rIdwdzx_ptknjfglgjxjahjx">
               <w:r>
                 <w:rPr>
                   <w:rFonts w:ascii="Arial" w:cs="Arial" w:eastAsia="Arial" w:hAnsi="Arial"/>
@@ -10533,7 +10533,7 @@
               <w:spacing w:after="10" w:before="0"/>
               <w:ind w:left="120"/>
             </w:pPr>
-            <w:hyperlink w:history="1" r:id="rId8uqrs68byfdavsxylz_hj">
+            <w:hyperlink w:history="1" r:id="rIddoxgu2xjubrxziejytwgm">
               <w:r>
                 <w:rPr>
                   <w:rFonts w:ascii="Arial" w:cs="Arial" w:eastAsia="Arial" w:hAnsi="Arial"/>
@@ -10741,7 +10741,7 @@
             <w:pPr>
               <w:spacing w:after="20" w:before="0"/>
             </w:pPr>
-            <w:hyperlink w:history="1" r:id="rIdbnre9hiz14wcbtehuphwp">
+            <w:hyperlink w:history="1" r:id="rId8bvnpjjqnsnpjnzezzfxp">
               <w:r>
                 <w:rPr>
                   <w:rFonts w:ascii="Arial" w:cs="Arial" w:eastAsia="Arial" w:hAnsi="Arial"/>
@@ -10774,7 +10774,7 @@
               <w:spacing w:after="10" w:before="0"/>
               <w:ind w:left="120"/>
             </w:pPr>
-            <w:hyperlink w:history="1" r:id="rIdf3drhlgdyxok1v0x8qczq">
+            <w:hyperlink w:history="1" r:id="rIdqqerjrqbpij-waga2b5zu">
               <w:r>
                 <w:rPr>
                   <w:rFonts w:ascii="Arial" w:cs="Arial" w:eastAsia="Arial" w:hAnsi="Arial"/>
@@ -10819,7 +10819,7 @@
             <w:pPr>
               <w:spacing w:after="20" w:before="0"/>
             </w:pPr>
-            <w:hyperlink w:history="1" r:id="rIdsoro6_saxtpamok4f38bu">
+            <w:hyperlink w:history="1" r:id="rIduvaoitmi_7fr48pghonln">
               <w:r>
                 <w:rPr>
                   <w:rFonts w:ascii="Arial" w:cs="Arial" w:eastAsia="Arial" w:hAnsi="Arial"/>
@@ -10852,7 +10852,7 @@
               <w:spacing w:after="10" w:before="0"/>
               <w:ind w:left="120"/>
             </w:pPr>
-            <w:hyperlink w:history="1" r:id="rIdsn9qqazap8-hbx-tpshv4">
+            <w:hyperlink w:history="1" r:id="rIdxdo4kqcncruq2mf6okkbc">
               <w:r>
                 <w:rPr>
                   <w:rFonts w:ascii="Arial" w:cs="Arial" w:eastAsia="Arial" w:hAnsi="Arial"/>
@@ -12472,7 +12472,7 @@
             <w:pPr>
               <w:spacing w:after="20" w:before="0"/>
             </w:pPr>
-            <w:hyperlink w:history="1" r:id="rId3aoora1mnfvzrtpdidyb7">
+            <w:hyperlink w:history="1" r:id="rIdqxzyifgbzczvwz3sftw1h">
               <w:r>
                 <w:rPr>
                   <w:rFonts w:ascii="Arial" w:cs="Arial" w:eastAsia="Arial" w:hAnsi="Arial"/>
@@ -12505,7 +12505,7 @@
               <w:spacing w:after="10" w:before="0"/>
               <w:ind w:left="120"/>
             </w:pPr>
-            <w:hyperlink w:history="1" r:id="rIdygbybtptkdkcwggeeikws">
+            <w:hyperlink w:history="1" r:id="rIdsmc_tbq2zfo-8crocaffm">
               <w:r>
                 <w:rPr>
                   <w:rFonts w:ascii="Arial" w:cs="Arial" w:eastAsia="Arial" w:hAnsi="Arial"/>
@@ -12550,7 +12550,7 @@
             <w:pPr>
               <w:spacing w:after="20" w:before="0"/>
             </w:pPr>
-            <w:hyperlink w:history="1" r:id="rIdb9n9tpg4chlel21i6covi">
+            <w:hyperlink w:history="1" r:id="rIdjimsnbjyihiyprbyat4hg">
               <w:r>
                 <w:rPr>
                   <w:rFonts w:ascii="Arial" w:cs="Arial" w:eastAsia="Arial" w:hAnsi="Arial"/>
@@ -12583,7 +12583,7 @@
               <w:spacing w:after="10" w:before="0"/>
               <w:ind w:left="120"/>
             </w:pPr>
-            <w:hyperlink w:history="1" r:id="rIdhixualy5n-yhheglcaut3">
+            <w:hyperlink w:history="1" r:id="rIdzew-dvz6b6m86zmfk_qgk">
               <w:r>
                 <w:rPr>
                   <w:rFonts w:ascii="Arial" w:cs="Arial" w:eastAsia="Arial" w:hAnsi="Arial"/>
@@ -12791,7 +12791,7 @@
             <w:pPr>
               <w:spacing w:after="20" w:before="0"/>
             </w:pPr>
-            <w:hyperlink w:history="1" r:id="rIdjxzsnis7lqwyjm22t6ynq">
+            <w:hyperlink w:history="1" r:id="rId3wndkosgc26yf6dqs8wyg">
               <w:r>
                 <w:rPr>
                   <w:rFonts w:ascii="Arial" w:cs="Arial" w:eastAsia="Arial" w:hAnsi="Arial"/>
@@ -12824,7 +12824,7 @@
               <w:spacing w:after="10" w:before="0"/>
               <w:ind w:left="120"/>
             </w:pPr>
-            <w:hyperlink w:history="1" r:id="rIdfggi8ndp9eqeerqmj8kaz">
+            <w:hyperlink w:history="1" r:id="rId9r80vetr_yrezau7setns">
               <w:r>
                 <w:rPr>
                   <w:rFonts w:ascii="Arial" w:cs="Arial" w:eastAsia="Arial" w:hAnsi="Arial"/>
@@ -12869,7 +12869,7 @@
             <w:pPr>
               <w:spacing w:after="20" w:before="0"/>
             </w:pPr>
-            <w:hyperlink w:history="1" r:id="rIdvg43ws2lhewnymq-4e1dq">
+            <w:hyperlink w:history="1" r:id="rIdlcshv2k2qpvtes4ifkrhl">
               <w:r>
                 <w:rPr>
                   <w:rFonts w:ascii="Arial" w:cs="Arial" w:eastAsia="Arial" w:hAnsi="Arial"/>
@@ -12902,7 +12902,7 @@
               <w:spacing w:after="10" w:before="0"/>
               <w:ind w:left="120"/>
             </w:pPr>
-            <w:hyperlink w:history="1" r:id="rIdzt94gx03uju0zflcguchs">
+            <w:hyperlink w:history="1" r:id="rIdvm88dkmrd7tgsmwlxmue5">
               <w:r>
                 <w:rPr>
                   <w:rFonts w:ascii="Arial" w:cs="Arial" w:eastAsia="Arial" w:hAnsi="Arial"/>
@@ -13110,7 +13110,7 @@
             <w:pPr>
               <w:spacing w:after="20" w:before="0"/>
             </w:pPr>
-            <w:hyperlink w:history="1" r:id="rId1ur8f-wv3ns32imjdwt4c">
+            <w:hyperlink w:history="1" r:id="rIdd5g4rz9c1lqqvg0krpuub">
               <w:r>
                 <w:rPr>
                   <w:rFonts w:ascii="Arial" w:cs="Arial" w:eastAsia="Arial" w:hAnsi="Arial"/>
@@ -13143,7 +13143,7 @@
               <w:spacing w:after="10" w:before="0"/>
               <w:ind w:left="120"/>
             </w:pPr>
-            <w:hyperlink w:history="1" r:id="rIdpirrycnabfuqqlveeh-e7">
+            <w:hyperlink w:history="1" r:id="rId0q2spdzv2dikmbkit_5iq">
               <w:r>
                 <w:rPr>
                   <w:rFonts w:ascii="Arial" w:cs="Arial" w:eastAsia="Arial" w:hAnsi="Arial"/>
@@ -13188,7 +13188,7 @@
             <w:pPr>
               <w:spacing w:after="20" w:before="0"/>
             </w:pPr>
-            <w:hyperlink w:history="1" r:id="rId0sprcn-j-g7d6uhbrp0y4">
+            <w:hyperlink w:history="1" r:id="rId6v0ubpaexbgdgtrbocdg1">
               <w:r>
                 <w:rPr>
                   <w:rFonts w:ascii="Arial" w:cs="Arial" w:eastAsia="Arial" w:hAnsi="Arial"/>
@@ -13221,7 +13221,7 @@
               <w:spacing w:after="10" w:before="0"/>
               <w:ind w:left="120"/>
             </w:pPr>
-            <w:hyperlink w:history="1" r:id="rId0jdc454peoeyel62rrpnu">
+            <w:hyperlink w:history="1" r:id="rIdiwmm5o12vgqsuvlh-apre">
               <w:r>
                 <w:rPr>
                   <w:rFonts w:ascii="Arial" w:cs="Arial" w:eastAsia="Arial" w:hAnsi="Arial"/>
@@ -13429,7 +13429,7 @@
             <w:pPr>
               <w:spacing w:after="20" w:before="0"/>
             </w:pPr>
-            <w:hyperlink w:history="1" r:id="rIdzl--z8jrckxqmzlgpkvam">
+            <w:hyperlink w:history="1" r:id="rIdib0doafrh4yo8clgrtyso">
               <w:r>
                 <w:rPr>
                   <w:rFonts w:ascii="Arial" w:cs="Arial" w:eastAsia="Arial" w:hAnsi="Arial"/>
@@ -13462,7 +13462,7 @@
               <w:spacing w:after="10" w:before="0"/>
               <w:ind w:left="120"/>
             </w:pPr>
-            <w:hyperlink w:history="1" r:id="rIdhjlv4en8ejo3oypdj7hs2">
+            <w:hyperlink w:history="1" r:id="rId9jityxxsw8wglr3n3dt9y">
               <w:r>
                 <w:rPr>
                   <w:rFonts w:ascii="Arial" w:cs="Arial" w:eastAsia="Arial" w:hAnsi="Arial"/>
@@ -13507,7 +13507,7 @@
             <w:pPr>
               <w:spacing w:after="20" w:before="0"/>
             </w:pPr>
-            <w:hyperlink w:history="1" r:id="rIdsgnlihjtxazhj-tnnaipv">
+            <w:hyperlink w:history="1" r:id="rIdm5lcgda0dcalmdsn_h1at">
               <w:r>
                 <w:rPr>
                   <w:rFonts w:ascii="Arial" w:cs="Arial" w:eastAsia="Arial" w:hAnsi="Arial"/>
@@ -13540,7 +13540,7 @@
               <w:spacing w:after="10" w:before="0"/>
               <w:ind w:left="120"/>
             </w:pPr>
-            <w:hyperlink w:history="1" r:id="rId2n_nl340ocwu31emyouoc">
+            <w:hyperlink w:history="1" r:id="rIdrinnw5zld_bgx5kvgkayx">
               <w:r>
                 <w:rPr>
                   <w:rFonts w:ascii="Arial" w:cs="Arial" w:eastAsia="Arial" w:hAnsi="Arial"/>
@@ -13748,7 +13748,7 @@
             <w:pPr>
               <w:spacing w:after="20" w:before="0"/>
             </w:pPr>
-            <w:hyperlink w:history="1" r:id="rIdhxe10wb9dtfaohua-afvz">
+            <w:hyperlink w:history="1" r:id="rId7an-r6bwub_x9wdpmgvsx">
               <w:r>
                 <w:rPr>
                   <w:rFonts w:ascii="Arial" w:cs="Arial" w:eastAsia="Arial" w:hAnsi="Arial"/>
@@ -13781,7 +13781,7 @@
               <w:spacing w:after="10" w:before="0"/>
               <w:ind w:left="120"/>
             </w:pPr>
-            <w:hyperlink w:history="1" r:id="rIdp01wbuvfk7ox4fzvej29s">
+            <w:hyperlink w:history="1" r:id="rId_uxszxspcnsgkbfjln0z6">
               <w:r>
                 <w:rPr>
                   <w:rFonts w:ascii="Arial" w:cs="Arial" w:eastAsia="Arial" w:hAnsi="Arial"/>
@@ -13826,7 +13826,7 @@
             <w:pPr>
               <w:spacing w:after="20" w:before="0"/>
             </w:pPr>
-            <w:hyperlink w:history="1" r:id="rIdhooxpndqjicaf1l_je_5g">
+            <w:hyperlink w:history="1" r:id="rIdbdeivqnhfb6zzh_ewffhs">
               <w:r>
                 <w:rPr>
                   <w:rFonts w:ascii="Arial" w:cs="Arial" w:eastAsia="Arial" w:hAnsi="Arial"/>
@@ -13859,7 +13859,7 @@
               <w:spacing w:after="10" w:before="0"/>
               <w:ind w:left="120"/>
             </w:pPr>
-            <w:hyperlink w:history="1" r:id="rIdbfuilsinjiigqnrarfoib">
+            <w:hyperlink w:history="1" r:id="rIdhrwde20hcgx48iqbe9vxw">
               <w:r>
                 <w:rPr>
                   <w:rFonts w:ascii="Arial" w:cs="Arial" w:eastAsia="Arial" w:hAnsi="Arial"/>
@@ -15562,7 +15562,7 @@
             <w:pPr>
               <w:spacing w:after="20" w:before="0"/>
             </w:pPr>
-            <w:hyperlink w:history="1" r:id="rIdtaqa1nv57ies1_h4vyx3l">
+            <w:hyperlink w:history="1" r:id="rId3vqgekinicf1p-nexxb8d">
               <w:r>
                 <w:rPr>
                   <w:rFonts w:ascii="Arial" w:cs="Arial" w:eastAsia="Arial" w:hAnsi="Arial"/>
@@ -15595,7 +15595,7 @@
               <w:spacing w:after="10" w:before="0"/>
               <w:ind w:left="120"/>
             </w:pPr>
-            <w:hyperlink w:history="1" r:id="rIdtzi0ay_syas4gq3i0jkko">
+            <w:hyperlink w:history="1" r:id="rIdcuyjrmtxch0h4fr3ng2by">
               <w:r>
                 <w:rPr>
                   <w:rFonts w:ascii="Arial" w:cs="Arial" w:eastAsia="Arial" w:hAnsi="Arial"/>
@@ -15640,7 +15640,7 @@
             <w:pPr>
               <w:spacing w:after="20" w:before="0"/>
             </w:pPr>
-            <w:hyperlink w:history="1" r:id="rIddxe5ivjgrktwsctuv7eup">
+            <w:hyperlink w:history="1" r:id="rIdeqmkc6zgsxts3owl9fp9h">
               <w:r>
                 <w:rPr>
                   <w:rFonts w:ascii="Arial" w:cs="Arial" w:eastAsia="Arial" w:hAnsi="Arial"/>
@@ -15673,7 +15673,7 @@
               <w:spacing w:after="10" w:before="0"/>
               <w:ind w:left="120"/>
             </w:pPr>
-            <w:hyperlink w:history="1" r:id="rId9pinq1lsjfxodlwjapunm">
+            <w:hyperlink w:history="1" r:id="rIdhh0mqjmpxfwt1shlktrf-">
               <w:r>
                 <w:rPr>
                   <w:rFonts w:ascii="Arial" w:cs="Arial" w:eastAsia="Arial" w:hAnsi="Arial"/>
@@ -15881,7 +15881,7 @@
             <w:pPr>
               <w:spacing w:after="20" w:before="0"/>
             </w:pPr>
-            <w:hyperlink w:history="1" r:id="rIdcn7yxkpfn0ehfkiqjrc_z">
+            <w:hyperlink w:history="1" r:id="rId9zwi6acl6th0eq2km3btd">
               <w:r>
                 <w:rPr>
                   <w:rFonts w:ascii="Arial" w:cs="Arial" w:eastAsia="Arial" w:hAnsi="Arial"/>
@@ -15914,7 +15914,7 @@
               <w:spacing w:after="10" w:before="0"/>
               <w:ind w:left="120"/>
             </w:pPr>
-            <w:hyperlink w:history="1" r:id="rId2wdbgndsgvz4ys38_jigl">
+            <w:hyperlink w:history="1" r:id="rIdaec1rtrq_ufh6gv6afvrl">
               <w:r>
                 <w:rPr>
                   <w:rFonts w:ascii="Arial" w:cs="Arial" w:eastAsia="Arial" w:hAnsi="Arial"/>
@@ -15959,7 +15959,7 @@
             <w:pPr>
               <w:spacing w:after="20" w:before="0"/>
             </w:pPr>
-            <w:hyperlink w:history="1" r:id="rIdtqspcsnpngy-5ie4eaenm">
+            <w:hyperlink w:history="1" r:id="rIdibocbnxt4n3epvuq5rxhq">
               <w:r>
                 <w:rPr>
                   <w:rFonts w:ascii="Arial" w:cs="Arial" w:eastAsia="Arial" w:hAnsi="Arial"/>
@@ -15992,7 +15992,7 @@
               <w:spacing w:after="10" w:before="0"/>
               <w:ind w:left="120"/>
             </w:pPr>
-            <w:hyperlink w:history="1" r:id="rId3sdfmgitb-nmwd6pe5j23">
+            <w:hyperlink w:history="1" r:id="rId8yoh6lqazc4rifzy3sx4b">
               <w:r>
                 <w:rPr>
                   <w:rFonts w:ascii="Arial" w:cs="Arial" w:eastAsia="Arial" w:hAnsi="Arial"/>
@@ -16200,7 +16200,7 @@
             <w:pPr>
               <w:spacing w:after="20" w:before="0"/>
             </w:pPr>
-            <w:hyperlink w:history="1" r:id="rIdsssmm3dhl2aq39bik3scc">
+            <w:hyperlink w:history="1" r:id="rIdodpzx8u1n7wqtxfxzhzhh">
               <w:r>
                 <w:rPr>
                   <w:rFonts w:ascii="Arial" w:cs="Arial" w:eastAsia="Arial" w:hAnsi="Arial"/>
@@ -16233,7 +16233,7 @@
               <w:spacing w:after="10" w:before="0"/>
               <w:ind w:left="120"/>
             </w:pPr>
-            <w:hyperlink w:history="1" r:id="rId8fiepddlgmep8iwhqgzuq">
+            <w:hyperlink w:history="1" r:id="rIdlffxlkvoyej_zg3rcrvvx">
               <w:r>
                 <w:rPr>
                   <w:rFonts w:ascii="Arial" w:cs="Arial" w:eastAsia="Arial" w:hAnsi="Arial"/>
@@ -16278,7 +16278,7 @@
             <w:pPr>
               <w:spacing w:after="20" w:before="0"/>
             </w:pPr>
-            <w:hyperlink w:history="1" r:id="rIduiglklkcjk863p1e5v-k-">
+            <w:hyperlink w:history="1" r:id="rIdgxceybzb3ldl8st6uzmce">
               <w:r>
                 <w:rPr>
                   <w:rFonts w:ascii="Arial" w:cs="Arial" w:eastAsia="Arial" w:hAnsi="Arial"/>
@@ -16311,7 +16311,7 @@
               <w:spacing w:after="10" w:before="0"/>
               <w:ind w:left="120"/>
             </w:pPr>
-            <w:hyperlink w:history="1" r:id="rIdd4c3eicbnh74sdmvxnfsh">
+            <w:hyperlink w:history="1" r:id="rIdeyxwm-fflmq9yxbknaoon">
               <w:r>
                 <w:rPr>
                   <w:rFonts w:ascii="Arial" w:cs="Arial" w:eastAsia="Arial" w:hAnsi="Arial"/>
@@ -16519,7 +16519,7 @@
             <w:pPr>
               <w:spacing w:after="20" w:before="0"/>
             </w:pPr>
-            <w:hyperlink w:history="1" r:id="rIdtq04dnpbtsknee5vdaacc">
+            <w:hyperlink w:history="1" r:id="rIdobl1sep7v9s7sln5x9b9a">
               <w:r>
                 <w:rPr>
                   <w:rFonts w:ascii="Arial" w:cs="Arial" w:eastAsia="Arial" w:hAnsi="Arial"/>
@@ -16552,7 +16552,7 @@
               <w:spacing w:after="10" w:before="0"/>
               <w:ind w:left="120"/>
             </w:pPr>
-            <w:hyperlink w:history="1" r:id="rId-y79cy1yznvnvx96qpopg">
+            <w:hyperlink w:history="1" r:id="rId1wswz0s0he68jyodwy9ql">
               <w:r>
                 <w:rPr>
                   <w:rFonts w:ascii="Arial" w:cs="Arial" w:eastAsia="Arial" w:hAnsi="Arial"/>
@@ -16597,7 +16597,7 @@
             <w:pPr>
               <w:spacing w:after="20" w:before="0"/>
             </w:pPr>
-            <w:hyperlink w:history="1" r:id="rIdwtta7m3n8r9teap5cz7oy">
+            <w:hyperlink w:history="1" r:id="rIdpttnytk-gkds66xazmzfy">
               <w:r>
                 <w:rPr>
                   <w:rFonts w:ascii="Arial" w:cs="Arial" w:eastAsia="Arial" w:hAnsi="Arial"/>
@@ -16630,7 +16630,7 @@
               <w:spacing w:after="10" w:before="0"/>
               <w:ind w:left="120"/>
             </w:pPr>
-            <w:hyperlink w:history="1" r:id="rIdpjj3_gnqzumsl5y-0zqv5">
+            <w:hyperlink w:history="1" r:id="rIdah8rcbqomew0kqxivlbru">
               <w:r>
                 <w:rPr>
                   <w:rFonts w:ascii="Arial" w:cs="Arial" w:eastAsia="Arial" w:hAnsi="Arial"/>
@@ -16838,7 +16838,7 @@
             <w:pPr>
               <w:spacing w:after="20" w:before="0"/>
             </w:pPr>
-            <w:hyperlink w:history="1" r:id="rIdjqurzjeoztzz9mevh6tlv">
+            <w:hyperlink w:history="1" r:id="rId5gal1dci1adcz5mvrgiy6">
               <w:r>
                 <w:rPr>
                   <w:rFonts w:ascii="Arial" w:cs="Arial" w:eastAsia="Arial" w:hAnsi="Arial"/>
@@ -16871,7 +16871,7 @@
               <w:spacing w:after="10" w:before="0"/>
               <w:ind w:left="120"/>
             </w:pPr>
-            <w:hyperlink w:history="1" r:id="rId-isidcwtarhol9kdkzzj7">
+            <w:hyperlink w:history="1" r:id="rIdrebtp39cgemhaonerszwx">
               <w:r>
                 <w:rPr>
                   <w:rFonts w:ascii="Arial" w:cs="Arial" w:eastAsia="Arial" w:hAnsi="Arial"/>
@@ -16916,7 +16916,7 @@
             <w:pPr>
               <w:spacing w:after="20" w:before="0"/>
             </w:pPr>
-            <w:hyperlink w:history="1" r:id="rIdio2jlg7tylyj5tcbbrqpw">
+            <w:hyperlink w:history="1" r:id="rIdex3s_8szftgynb4k0yfaa">
               <w:r>
                 <w:rPr>
                   <w:rFonts w:ascii="Arial" w:cs="Arial" w:eastAsia="Arial" w:hAnsi="Arial"/>
@@ -16949,7 +16949,7 @@
               <w:spacing w:after="10" w:before="0"/>
               <w:ind w:left="120"/>
             </w:pPr>
-            <w:hyperlink w:history="1" r:id="rIdauu1ilawotyrdyw0dnd-z">
+            <w:hyperlink w:history="1" r:id="rIdgoyfgaaurqvu4zxmxqbed">
               <w:r>
                 <w:rPr>
                   <w:rFonts w:ascii="Arial" w:cs="Arial" w:eastAsia="Arial" w:hAnsi="Arial"/>
@@ -18728,7 +18728,7 @@
             <w:pPr>
               <w:spacing w:after="20" w:before="0"/>
             </w:pPr>
-            <w:hyperlink w:history="1" r:id="rIdpwhpgfwvwy_qgrgehrzml">
+            <w:hyperlink w:history="1" r:id="rIdggtrdqd1p34vmeufibhn4">
               <w:r>
                 <w:rPr>
                   <w:rFonts w:ascii="Arial" w:cs="Arial" w:eastAsia="Arial" w:hAnsi="Arial"/>
@@ -18761,7 +18761,7 @@
               <w:spacing w:after="10" w:before="0"/>
               <w:ind w:left="120"/>
             </w:pPr>
-            <w:hyperlink w:history="1" r:id="rIdqha7_whnnqi_vv3zfqiun">
+            <w:hyperlink w:history="1" r:id="rIdbucvvd4ctzbmko7uj_tjd">
               <w:r>
                 <w:rPr>
                   <w:rFonts w:ascii="Arial" w:cs="Arial" w:eastAsia="Arial" w:hAnsi="Arial"/>
@@ -18806,7 +18806,7 @@
             <w:pPr>
               <w:spacing w:after="20" w:before="0"/>
             </w:pPr>
-            <w:hyperlink w:history="1" r:id="rId1wbkau9gtdxxbrnalywgi">
+            <w:hyperlink w:history="1" r:id="rIdffeadzxrugpzqalznixgi">
               <w:r>
                 <w:rPr>
                   <w:rFonts w:ascii="Arial" w:cs="Arial" w:eastAsia="Arial" w:hAnsi="Arial"/>
@@ -18839,7 +18839,7 @@
               <w:spacing w:after="10" w:before="0"/>
               <w:ind w:left="120"/>
             </w:pPr>
-            <w:hyperlink w:history="1" r:id="rIddyovqnk3x11ijsvrjc0xo">
+            <w:hyperlink w:history="1" r:id="rId9hdxdji17_gjz6udfgwfx">
               <w:r>
                 <w:rPr>
                   <w:rFonts w:ascii="Arial" w:cs="Arial" w:eastAsia="Arial" w:hAnsi="Arial"/>
@@ -19047,7 +19047,7 @@
             <w:pPr>
               <w:spacing w:after="20" w:before="0"/>
             </w:pPr>
-            <w:hyperlink w:history="1" r:id="rIdq3urxou1rahquif8kynto">
+            <w:hyperlink w:history="1" r:id="rIdhrery2e5eipg6wruv_-gp">
               <w:r>
                 <w:rPr>
                   <w:rFonts w:ascii="Arial" w:cs="Arial" w:eastAsia="Arial" w:hAnsi="Arial"/>
@@ -19080,7 +19080,7 @@
               <w:spacing w:after="10" w:before="0"/>
               <w:ind w:left="120"/>
             </w:pPr>
-            <w:hyperlink w:history="1" r:id="rIdoukx91ebvxzzkct_meozu">
+            <w:hyperlink w:history="1" r:id="rIdwk1dgscaset8vikwgpqqm">
               <w:r>
                 <w:rPr>
                   <w:rFonts w:ascii="Arial" w:cs="Arial" w:eastAsia="Arial" w:hAnsi="Arial"/>
@@ -19125,7 +19125,7 @@
             <w:pPr>
               <w:spacing w:after="20" w:before="0"/>
             </w:pPr>
-            <w:hyperlink w:history="1" r:id="rId7qcsubkbb4knebyi0ps1k">
+            <w:hyperlink w:history="1" r:id="rId3btz29so1ewqtdfitgw_o">
               <w:r>
                 <w:rPr>
                   <w:rFonts w:ascii="Arial" w:cs="Arial" w:eastAsia="Arial" w:hAnsi="Arial"/>
@@ -19158,7 +19158,7 @@
               <w:spacing w:after="10" w:before="0"/>
               <w:ind w:left="120"/>
             </w:pPr>
-            <w:hyperlink w:history="1" r:id="rIdypr2bd4dseboppgd5ghub">
+            <w:hyperlink w:history="1" r:id="rIdr4p2pxhqr_wsyz28mwavw">
               <w:r>
                 <w:rPr>
                   <w:rFonts w:ascii="Arial" w:cs="Arial" w:eastAsia="Arial" w:hAnsi="Arial"/>
@@ -19366,7 +19366,7 @@
             <w:pPr>
               <w:spacing w:after="20" w:before="0"/>
             </w:pPr>
-            <w:hyperlink w:history="1" r:id="rIddm7fn8ocdylzue0wrm0wm">
+            <w:hyperlink w:history="1" r:id="rId-qrbpbcmpgg0tzg4--wb7">
               <w:r>
                 <w:rPr>
                   <w:rFonts w:ascii="Arial" w:cs="Arial" w:eastAsia="Arial" w:hAnsi="Arial"/>
@@ -19399,7 +19399,7 @@
               <w:spacing w:after="10" w:before="0"/>
               <w:ind w:left="120"/>
             </w:pPr>
-            <w:hyperlink w:history="1" r:id="rIdsb0lgosm6vgse2fj9yf4p">
+            <w:hyperlink w:history="1" r:id="rId30elvzbxlpexe9ntwhqgp">
               <w:r>
                 <w:rPr>
                   <w:rFonts w:ascii="Arial" w:cs="Arial" w:eastAsia="Arial" w:hAnsi="Arial"/>
@@ -19444,7 +19444,7 @@
             <w:pPr>
               <w:spacing w:after="20" w:before="0"/>
             </w:pPr>
-            <w:hyperlink w:history="1" r:id="rIdat76uwvk14-q99tpntbs3">
+            <w:hyperlink w:history="1" r:id="rIdbcudrawf1yzftrkl_dhdf">
               <w:r>
                 <w:rPr>
                   <w:rFonts w:ascii="Arial" w:cs="Arial" w:eastAsia="Arial" w:hAnsi="Arial"/>
@@ -19477,7 +19477,7 @@
               <w:spacing w:after="10" w:before="0"/>
               <w:ind w:left="120"/>
             </w:pPr>
-            <w:hyperlink w:history="1" r:id="rIdugaakd6ld3cafypg4rrlx">
+            <w:hyperlink w:history="1" r:id="rId6ozplf6pxxkjxzxdrxq7z">
               <w:r>
                 <w:rPr>
                   <w:rFonts w:ascii="Arial" w:cs="Arial" w:eastAsia="Arial" w:hAnsi="Arial"/>
@@ -19685,7 +19685,7 @@
             <w:pPr>
               <w:spacing w:after="20" w:before="0"/>
             </w:pPr>
-            <w:hyperlink w:history="1" r:id="rIdr8chbgi9uat-8-svr6j0q">
+            <w:hyperlink w:history="1" r:id="rIdqbzccdikiccffh3trgvyy">
               <w:r>
                 <w:rPr>
                   <w:rFonts w:ascii="Arial" w:cs="Arial" w:eastAsia="Arial" w:hAnsi="Arial"/>
@@ -19718,7 +19718,7 @@
               <w:spacing w:after="10" w:before="0"/>
               <w:ind w:left="120"/>
             </w:pPr>
-            <w:hyperlink w:history="1" r:id="rIdewymayd_os9igbewtgynj">
+            <w:hyperlink w:history="1" r:id="rIdlya56i1r6xygy4dnm0lio">
               <w:r>
                 <w:rPr>
                   <w:rFonts w:ascii="Arial" w:cs="Arial" w:eastAsia="Arial" w:hAnsi="Arial"/>
@@ -19763,7 +19763,7 @@
             <w:pPr>
               <w:spacing w:after="20" w:before="0"/>
             </w:pPr>
-            <w:hyperlink w:history="1" r:id="rIdep7gswqakfwldcjnyetbd">
+            <w:hyperlink w:history="1" r:id="rIdhepulflclx8chjyeuffdw">
               <w:r>
                 <w:rPr>
                   <w:rFonts w:ascii="Arial" w:cs="Arial" w:eastAsia="Arial" w:hAnsi="Arial"/>
@@ -19796,7 +19796,7 @@
               <w:spacing w:after="10" w:before="0"/>
               <w:ind w:left="120"/>
             </w:pPr>
-            <w:hyperlink w:history="1" r:id="rIdy5rthzlyewmb3phplylis">
+            <w:hyperlink w:history="1" r:id="rId6bftrl5p2aokev-m7ynl3">
               <w:r>
                 <w:rPr>
                   <w:rFonts w:ascii="Arial" w:cs="Arial" w:eastAsia="Arial" w:hAnsi="Arial"/>
@@ -20004,7 +20004,7 @@
             <w:pPr>
               <w:spacing w:after="20" w:before="0"/>
             </w:pPr>
-            <w:hyperlink w:history="1" r:id="rIdihicrscaxkvpvox26ry_j">
+            <w:hyperlink w:history="1" r:id="rIdexjj1bs3czfzawfltcguy">
               <w:r>
                 <w:rPr>
                   <w:rFonts w:ascii="Arial" w:cs="Arial" w:eastAsia="Arial" w:hAnsi="Arial"/>
@@ -20037,7 +20037,7 @@
               <w:spacing w:after="10" w:before="0"/>
               <w:ind w:left="120"/>
             </w:pPr>
-            <w:hyperlink w:history="1" r:id="rIdxhxv4fqvvvdrpdim2q6ur">
+            <w:hyperlink w:history="1" r:id="rIdsgnwljhcas4f9qq2hdwlw">
               <w:r>
                 <w:rPr>
                   <w:rFonts w:ascii="Arial" w:cs="Arial" w:eastAsia="Arial" w:hAnsi="Arial"/>
@@ -20082,7 +20082,7 @@
             <w:pPr>
               <w:spacing w:after="20" w:before="0"/>
             </w:pPr>
-            <w:hyperlink w:history="1" r:id="rIdgmak7iyfirmz17xxittgb">
+            <w:hyperlink w:history="1" r:id="rIdnqxfwvfx2bhm7jfrjyvso">
               <w:r>
                 <w:rPr>
                   <w:rFonts w:ascii="Arial" w:cs="Arial" w:eastAsia="Arial" w:hAnsi="Arial"/>
@@ -20115,7 +20115,7 @@
               <w:spacing w:after="10" w:before="0"/>
               <w:ind w:left="120"/>
             </w:pPr>
-            <w:hyperlink w:history="1" r:id="rIdhyj3ouahpatnefcl-wxpb">
+            <w:hyperlink w:history="1" r:id="rIdrdss5-es-dn7w4vnnwe-g">
               <w:r>
                 <w:rPr>
                   <w:rFonts w:ascii="Arial" w:cs="Arial" w:eastAsia="Arial" w:hAnsi="Arial"/>

--- a/data/outputs/docx/Grade 10 Biology/Bio 1.4/Biology_Chemicals_of_Life_CBE_LessonSequence.docx
+++ b/data/outputs/docx/Grade 10 Biology/Bio 1.4/Biology_Chemicals_of_Life_CBE_LessonSequence.docx
@@ -2800,18 +2800,17 @@
         <w:tblLayout w:type="fixed"/>
       </w:tblPr>
       <w:tblGrid>
-        <w:gridCol w:w="900"/>
-        <w:gridCol w:w="2300"/>
-        <w:gridCol w:w="2556"/>
-        <w:gridCol w:w="3324"/>
-        <w:gridCol w:w="2300"/>
-        <w:gridCol w:w="2300"/>
+        <w:gridCol w:w="1520"/>
+        <w:gridCol w:w="3040"/>
+        <w:gridCol w:w="3040"/>
+        <w:gridCol w:w="3040"/>
+        <w:gridCol w:w="3040"/>
       </w:tblGrid>
       <w:tr>
         <w:tc>
           <w:tcPr>
             <w:tcW w:type="dxa" w:w="13680"/>
-            <w:gridSpan w:val="6"/>
+            <w:gridSpan w:val="5"/>
             <w:shd w:fill="1F6B75" w:color="auto" w:val="clear"/>
             <w:tcMar>
               <w:top w:type="dxa" w:w="60"/>
@@ -2845,7 +2844,7 @@
       <w:tr>
         <w:tc>
           <w:tcPr>
-            <w:tcW w:type="dxa" w:w="900"/>
+            <w:tcW w:type="dxa" w:w="1520"/>
             <w:shd w:fill="1F3864" w:color="auto" w:val="clear"/>
             <w:tcMar>
               <w:top w:type="dxa" w:w="60"/>
@@ -2877,7 +2876,7 @@
         </w:tc>
         <w:tc>
           <w:tcPr>
-            <w:tcW w:type="dxa" w:w="2300"/>
+            <w:tcW w:type="dxa" w:w="3040"/>
             <w:shd w:fill="2E75B6" w:color="auto" w:val="clear"/>
             <w:tcMar>
               <w:top w:type="dxa" w:w="60"/>
@@ -2909,7 +2908,39 @@
         </w:tc>
         <w:tc>
           <w:tcPr>
-            <w:tcW w:type="dxa" w:w="2556"/>
+            <w:tcW w:type="dxa" w:w="3040"/>
+            <w:shd w:fill="2E75B6" w:color="auto" w:val="clear"/>
+            <w:tcMar>
+              <w:top w:type="dxa" w:w="60"/>
+              <w:left w:type="dxa" w:w="120"/>
+              <w:bottom w:type="dxa" w:w="60"/>
+              <w:right w:type="dxa" w:w="120"/>
+            </w:tcMar>
+            <w:vAlign w:val="top"/>
+          </w:tcPr>
+          <w:p>
+            <w:pPr>
+              <w:spacing w:after="40" w:before="0"/>
+              <w:jc w:val="left"/>
+            </w:pPr>
+            <w:r>
+              <w:rPr>
+                <w:rFonts w:ascii="Arial" w:cs="Arial" w:eastAsia="Arial" w:hAnsi="Arial"/>
+                <w:b/>
+                <w:bCs/>
+                <w:i w:val="false"/>
+                <w:iCs w:val="false"/>
+                <w:color w:val="FFFFFF"/>
+                <w:sz w:val="18"/>
+                <w:szCs w:val="18"/>
+              </w:rPr>
+              <w:t xml:space="preserve">Teacher Moves</w:t>
+            </w:r>
+          </w:p>
+        </w:tc>
+        <w:tc>
+          <w:tcPr>
+            <w:tcW w:type="dxa" w:w="3040"/>
             <w:shd w:fill="1F6B75" w:color="auto" w:val="clear"/>
             <w:tcMar>
               <w:top w:type="dxa" w:w="60"/>
@@ -2935,77 +2966,13 @@
                 <w:sz w:val="18"/>
                 <w:szCs w:val="18"/>
               </w:rPr>
-              <w:t xml:space="preserve">Resource</w:t>
-            </w:r>
-          </w:p>
-        </w:tc>
-        <w:tc>
-          <w:tcPr>
-            <w:tcW w:type="dxa" w:w="3324"/>
-            <w:shd w:fill="2E75B6" w:color="auto" w:val="clear"/>
-            <w:tcMar>
-              <w:top w:type="dxa" w:w="60"/>
-              <w:left w:type="dxa" w:w="120"/>
-              <w:bottom w:type="dxa" w:w="60"/>
-              <w:right w:type="dxa" w:w="120"/>
-            </w:tcMar>
-            <w:vAlign w:val="top"/>
-          </w:tcPr>
-          <w:p>
-            <w:pPr>
-              <w:spacing w:after="40" w:before="0"/>
-              <w:jc w:val="left"/>
-            </w:pPr>
-            <w:r>
-              <w:rPr>
-                <w:rFonts w:ascii="Arial" w:cs="Arial" w:eastAsia="Arial" w:hAnsi="Arial"/>
-                <w:b/>
-                <w:bCs/>
-                <w:i w:val="false"/>
-                <w:iCs w:val="false"/>
-                <w:color w:val="FFFFFF"/>
-                <w:sz w:val="18"/>
-                <w:szCs w:val="18"/>
-              </w:rPr>
-              <w:t xml:space="preserve">Teacher Moves</w:t>
-            </w:r>
-          </w:p>
-        </w:tc>
-        <w:tc>
-          <w:tcPr>
-            <w:tcW w:type="dxa" w:w="2300"/>
-            <w:shd w:fill="1F6B75" w:color="auto" w:val="clear"/>
-            <w:tcMar>
-              <w:top w:type="dxa" w:w="60"/>
-              <w:left w:type="dxa" w:w="120"/>
-              <w:bottom w:type="dxa" w:w="60"/>
-              <w:right w:type="dxa" w:w="120"/>
-            </w:tcMar>
-            <w:vAlign w:val="top"/>
-          </w:tcPr>
-          <w:p>
-            <w:pPr>
-              <w:spacing w:after="40" w:before="0"/>
-              <w:jc w:val="left"/>
-            </w:pPr>
-            <w:r>
-              <w:rPr>
-                <w:rFonts w:ascii="Arial" w:cs="Arial" w:eastAsia="Arial" w:hAnsi="Arial"/>
-                <w:b/>
-                <w:bCs/>
-                <w:i w:val="false"/>
-                <w:iCs w:val="false"/>
-                <w:color w:val="FFFFFF"/>
-                <w:sz w:val="18"/>
-                <w:szCs w:val="18"/>
-              </w:rPr>
               <w:t xml:space="preserve">Sensemaking Strategy</w:t>
             </w:r>
           </w:p>
         </w:tc>
         <w:tc>
           <w:tcPr>
-            <w:tcW w:type="dxa" w:w="2300"/>
+            <w:tcW w:type="dxa" w:w="3040"/>
             <w:shd w:fill="2E75B6" w:color="auto" w:val="clear"/>
             <w:tcMar>
               <w:top w:type="dxa" w:w="60"/>
@@ -3039,7 +3006,7 @@
       <w:tr>
         <w:tc>
           <w:tcPr>
-            <w:tcW w:type="dxa" w:w="900"/>
+            <w:tcW w:type="dxa" w:w="1520"/>
             <w:shd w:fill="EAD1F5" w:color="auto" w:val="clear"/>
             <w:tcMar>
               <w:top w:type="dxa" w:w="60"/>
@@ -3068,51 +3035,6 @@
               <w:t xml:space="preserve">Predict Phase</w:t>
             </w:r>
           </w:p>
-        </w:tc>
-        <w:tc>
-          <w:tcPr>
-            <w:tcW w:type="dxa" w:w="2300"/>
-            <w:shd w:fill="FFFFFF" w:color="auto" w:val="clear"/>
-            <w:tcMar>
-              <w:top w:type="dxa" w:w="60"/>
-              <w:left w:type="dxa" w:w="120"/>
-              <w:bottom w:type="dxa" w:w="60"/>
-              <w:right w:type="dxa" w:w="120"/>
-            </w:tcMar>
-            <w:vAlign w:val="top"/>
-          </w:tcPr>
-          <w:p>
-            <w:pPr>
-              <w:spacing w:after="40" w:before="0"/>
-              <w:jc w:val="left"/>
-            </w:pPr>
-            <w:r>
-              <w:rPr>
-                <w:rFonts w:ascii="Arial" w:cs="Arial" w:eastAsia="Arial" w:hAnsi="Arial"/>
-                <w:b w:val="false"/>
-                <w:bCs w:val="false"/>
-                <w:i w:val="false"/>
-                <w:iCs w:val="false"/>
-                <w:color w:val="000000"/>
-                <w:sz w:val="18"/>
-                <w:szCs w:val="18"/>
-              </w:rPr>
-              <w:t xml:space="preserve">Students read or listen to the phenomenon narrative (projected on the board or read aloud) about the two Nairobi children — the brother eating mostly plain ugali versus the neighbour's child eating githeri, sukuma wiki, milk, and nyama choma. Working individually for two minutes, they write in their science notebooks: (1) What do you think is causing the difference between the two children? (2) What is in the food that might matter? They then share their initial ideas with a shoulder partner before the teacher takes three to four cold-call responses to the whole class.</w:t>
-            </w:r>
-          </w:p>
-        </w:tc>
-        <w:tc>
-          <w:tcPr>
-            <w:tcW w:type="dxa" w:w="2556"/>
-            <w:shd w:fill="F2F2F2" w:color="auto" w:val="clear"/>
-            <w:tcMar>
-              <w:top w:type="dxa" w:w="60"/>
-              <w:left w:type="dxa" w:w="120"/>
-              <w:bottom w:type="dxa" w:w="60"/>
-              <w:right w:type="dxa" w:w="120"/>
-            </w:tcMar>
-            <w:vAlign w:val="top"/>
-          </w:tcPr>
           <w:p>
             <w:pPr>
               <w:spacing w:after="20" w:before="0"/>
@@ -3133,7 +3055,7 @@
             <w:pPr>
               <w:spacing w:after="20" w:before="0"/>
             </w:pPr>
-            <w:hyperlink w:history="1" r:id="rIdjl2lvcqvjsi3gsagyz9r5">
+            <w:hyperlink w:history="1" r:id="rIdsuoks9uosztnohstzjw2m">
               <w:r>
                 <w:rPr>
                   <w:rFonts w:ascii="Arial" w:cs="Arial" w:eastAsia="Arial" w:hAnsi="Arial"/>
@@ -3166,7 +3088,7 @@
               <w:spacing w:after="10" w:before="0"/>
               <w:ind w:left="120"/>
             </w:pPr>
-            <w:hyperlink w:history="1" r:id="rIdn3au0mf-uqobjlwiy5px-">
+            <w:hyperlink w:history="1" r:id="rIdarb76eqxgndbbmpqyxyyu">
               <w:r>
                 <w:rPr>
                   <w:rFonts w:ascii="Arial" w:cs="Arial" w:eastAsia="Arial" w:hAnsi="Arial"/>
@@ -3211,7 +3133,7 @@
             <w:pPr>
               <w:spacing w:after="20" w:before="0"/>
             </w:pPr>
-            <w:hyperlink w:history="1" r:id="rIdd88jdnessqpjzfp-ix3wl">
+            <w:hyperlink w:history="1" r:id="rIdcznjgoouw_rmatmegh5ch">
               <w:r>
                 <w:rPr>
                   <w:rFonts w:ascii="Arial" w:cs="Arial" w:eastAsia="Arial" w:hAnsi="Arial"/>
@@ -3244,7 +3166,7 @@
               <w:spacing w:after="10" w:before="0"/>
               <w:ind w:left="120"/>
             </w:pPr>
-            <w:hyperlink w:history="1" r:id="rIdb9zute_xfismlvotwk9vt">
+            <w:hyperlink w:history="1" r:id="rIdlsijnvnbeskgebumzgfsp">
               <w:r>
                 <w:rPr>
                   <w:rFonts w:ascii="Arial" w:cs="Arial" w:eastAsia="Arial" w:hAnsi="Arial"/>
@@ -3260,7 +3182,7 @@
         </w:tc>
         <w:tc>
           <w:tcPr>
-            <w:tcW w:type="dxa" w:w="3324"/>
+            <w:tcW w:type="dxa" w:w="3040"/>
             <w:shd w:fill="FFFFFF" w:color="auto" w:val="clear"/>
             <w:tcMar>
               <w:top w:type="dxa" w:w="60"/>
@@ -3286,46 +3208,78 @@
                 <w:sz w:val="18"/>
                 <w:szCs w:val="18"/>
               </w:rPr>
+              <w:t xml:space="preserve">Students read or listen to the phenomenon narrative (projected on the board or read aloud) about the two Nairobi children — the brother eating mostly plain ugali versus the neighbour's child eating githeri, sukuma wiki, milk, and nyama choma. Working individually for two minutes, they write in their science notebooks: (1) What do you think is causing the difference between the two children? (2) What is in the food that might matter? They then share their initial ideas with a shoulder partner before the teacher takes three to four cold-call responses to the whole class.</w:t>
+            </w:r>
+          </w:p>
+        </w:tc>
+        <w:tc>
+          <w:tcPr>
+            <w:tcW w:type="dxa" w:w="3040"/>
+            <w:shd w:fill="F2F2F2" w:color="auto" w:val="clear"/>
+            <w:tcMar>
+              <w:top w:type="dxa" w:w="60"/>
+              <w:left w:type="dxa" w:w="120"/>
+              <w:bottom w:type="dxa" w:w="60"/>
+              <w:right w:type="dxa" w:w="120"/>
+            </w:tcMar>
+            <w:vAlign w:val="top"/>
+          </w:tcPr>
+          <w:p>
+            <w:pPr>
+              <w:spacing w:after="40" w:before="0"/>
+              <w:jc w:val="left"/>
+            </w:pPr>
+            <w:r>
+              <w:rPr>
+                <w:rFonts w:ascii="Arial" w:cs="Arial" w:eastAsia="Arial" w:hAnsi="Arial"/>
+                <w:b w:val="false"/>
+                <w:bCs w:val="false"/>
+                <w:i w:val="false"/>
+                <w:iCs w:val="false"/>
+                <w:color w:val="000000"/>
+                <w:sz w:val="18"/>
+                <w:szCs w:val="18"/>
+              </w:rPr>
               <w:t xml:space="preserve">Read the phenomenon narrative aloud expressively, pausing after '…both children eat until they feel full' to let the paradox land. Then say: 'Before I teach you anything, I want your honest first thoughts. Write them down — there are no wrong answers right now. You have two minutes, working alone.' Set a visible timer. After two minutes, say: 'Now share with your shoulder partner for one minute.' After partner talk, cold-call exactly four students using random name selection. For each response, probe with: 'What made you think that?' or 'What in the story gave you that clue?' Apply 10-second WAIT TIME after each probe before moving on. Do NOT correct or validate predictions yet — write all ideas on the board under the heading 'Our Starting Ideas.' Close by saying: 'Hold onto these ideas. We are going to test them today and across this whole unit.'</w:t>
             </w:r>
           </w:p>
         </w:tc>
         <w:tc>
           <w:tcPr>
-            <w:tcW w:type="dxa" w:w="2300"/>
+            <w:tcW w:type="dxa" w:w="3040"/>
+            <w:shd w:fill="FFFFFF" w:color="auto" w:val="clear"/>
+            <w:tcMar>
+              <w:top w:type="dxa" w:w="60"/>
+              <w:left w:type="dxa" w:w="120"/>
+              <w:bottom w:type="dxa" w:w="60"/>
+              <w:right w:type="dxa" w:w="120"/>
+            </w:tcMar>
+            <w:vAlign w:val="top"/>
+          </w:tcPr>
+          <w:p>
+            <w:pPr>
+              <w:spacing w:after="40" w:before="0"/>
+              <w:jc w:val="left"/>
+            </w:pPr>
+            <w:r>
+              <w:rPr>
+                <w:rFonts w:ascii="Arial" w:cs="Arial" w:eastAsia="Arial" w:hAnsi="Arial"/>
+                <w:b w:val="false"/>
+                <w:bCs w:val="false"/>
+                <w:i w:val="false"/>
+                <w:iCs w:val="false"/>
+                <w:color w:val="000000"/>
+                <w:sz w:val="18"/>
+                <w:szCs w:val="18"/>
+              </w:rPr>
+              <w:t xml:space="preserve">Elicit-Before-Explain: By capturing unfiltered prior knowledge before instruction, the teacher surfaces existing mental models (e.g., 'ugali has no protein,' 'the other child has vitamins') that can be built upon or productively disrupted. This strategy also signals that student thinking is valued and creates personal investment in the investigation.</w:t>
+            </w:r>
+          </w:p>
+        </w:tc>
+        <w:tc>
+          <w:tcPr>
+            <w:tcW w:type="dxa" w:w="3040"/>
             <w:shd w:fill="F2F2F2" w:color="auto" w:val="clear"/>
-            <w:tcMar>
-              <w:top w:type="dxa" w:w="60"/>
-              <w:left w:type="dxa" w:w="120"/>
-              <w:bottom w:type="dxa" w:w="60"/>
-              <w:right w:type="dxa" w:w="120"/>
-            </w:tcMar>
-            <w:vAlign w:val="top"/>
-          </w:tcPr>
-          <w:p>
-            <w:pPr>
-              <w:spacing w:after="40" w:before="0"/>
-              <w:jc w:val="left"/>
-            </w:pPr>
-            <w:r>
-              <w:rPr>
-                <w:rFonts w:ascii="Arial" w:cs="Arial" w:eastAsia="Arial" w:hAnsi="Arial"/>
-                <w:b w:val="false"/>
-                <w:bCs w:val="false"/>
-                <w:i w:val="false"/>
-                <w:iCs w:val="false"/>
-                <w:color w:val="000000"/>
-                <w:sz w:val="18"/>
-                <w:szCs w:val="18"/>
-              </w:rPr>
-              <w:t xml:space="preserve">Elicit-Before-Explain: By capturing unfiltered prior knowledge before instruction, the teacher surfaces existing mental models (e.g., 'ugali has no protein,' 'the other child has vitamins') that can be built upon or productively disrupted. This strategy also signals that student thinking is valued and creates personal investment in the investigation.</w:t>
-            </w:r>
-          </w:p>
-        </w:tc>
-        <w:tc>
-          <w:tcPr>
-            <w:tcW w:type="dxa" w:w="2300"/>
-            <w:shd w:fill="FFFFFF" w:color="auto" w:val="clear"/>
             <w:tcMar>
               <w:top w:type="dxa" w:w="60"/>
               <w:left w:type="dxa" w:w="120"/>
@@ -3358,7 +3312,7 @@
       <w:tr>
         <w:tc>
           <w:tcPr>
-            <w:tcW w:type="dxa" w:w="900"/>
+            <w:tcW w:type="dxa" w:w="1520"/>
             <w:shd w:fill="D9EEF1" w:color="auto" w:val="clear"/>
             <w:tcMar>
               <w:top w:type="dxa" w:w="60"/>
@@ -3387,51 +3341,6 @@
               <w:t xml:space="preserve">Observe Phase</w:t>
             </w:r>
           </w:p>
-        </w:tc>
-        <w:tc>
-          <w:tcPr>
-            <w:tcW w:type="dxa" w:w="2300"/>
-            <w:shd w:fill="FFFFFF" w:color="auto" w:val="clear"/>
-            <w:tcMar>
-              <w:top w:type="dxa" w:w="60"/>
-              <w:left w:type="dxa" w:w="120"/>
-              <w:bottom w:type="dxa" w:w="60"/>
-              <w:right w:type="dxa" w:w="120"/>
-            </w:tcMar>
-            <w:vAlign w:val="top"/>
-          </w:tcPr>
-          <w:p>
-            <w:pPr>
-              <w:spacing w:after="40" w:before="0"/>
-              <w:jc w:val="left"/>
-            </w:pPr>
-            <w:r>
-              <w:rPr>
-                <w:rFonts w:ascii="Arial" w:cs="Arial" w:eastAsia="Arial" w:hAnsi="Arial"/>
-                <w:b w:val="false"/>
-                <w:bCs w:val="false"/>
-                <w:i w:val="false"/>
-                <w:iCs w:val="false"/>
-                <w:color w:val="000000"/>
-                <w:sz w:val="18"/>
-                <w:szCs w:val="18"/>
-              </w:rPr>
-              <w:t xml:space="preserve">In groups of three or four, students receive a set of four food label cards — printed labels or actual packaging from: (1) Jogoo unga wa mahindi (maize flour), (2) Tuzo UHT milk, (3) Zesta groundnut paste, and (4) Blue Band margarine. Each group also receives a simple data table with columns: Food Item, Total Carbohydrates (per 100g), Protein (per 100g), Fat/Lipids (per 100g), and Other (vitamins, minerals, fibre). Groups read the labels carefully and complete the data table. They then circle which food(s) the ugali-eating child is mostly consuming and which foods are present in the varied-diet child's meals, and highlight the nutritional differences they can see in the data.</w:t>
-            </w:r>
-          </w:p>
-        </w:tc>
-        <w:tc>
-          <w:tcPr>
-            <w:tcW w:type="dxa" w:w="2556"/>
-            <w:shd w:fill="F2F2F2" w:color="auto" w:val="clear"/>
-            <w:tcMar>
-              <w:top w:type="dxa" w:w="60"/>
-              <w:left w:type="dxa" w:w="120"/>
-              <w:bottom w:type="dxa" w:w="60"/>
-              <w:right w:type="dxa" w:w="120"/>
-            </w:tcMar>
-            <w:vAlign w:val="top"/>
-          </w:tcPr>
           <w:p>
             <w:pPr>
               <w:spacing w:after="20" w:before="0"/>
@@ -3452,7 +3361,7 @@
             <w:pPr>
               <w:spacing w:after="20" w:before="0"/>
             </w:pPr>
-            <w:hyperlink w:history="1" r:id="rIdbrszojnuv-o8f4hgmwogk">
+            <w:hyperlink w:history="1" r:id="rIdmnmbwhxrnlj5o8gzthbal">
               <w:r>
                 <w:rPr>
                   <w:rFonts w:ascii="Arial" w:cs="Arial" w:eastAsia="Arial" w:hAnsi="Arial"/>
@@ -3485,7 +3394,7 @@
               <w:spacing w:after="10" w:before="0"/>
               <w:ind w:left="120"/>
             </w:pPr>
-            <w:hyperlink w:history="1" r:id="rIdd_e-9jsleyojzin8zr2ya">
+            <w:hyperlink w:history="1" r:id="rIdpzhc6bkgcbn6ht6lsj67u">
               <w:r>
                 <w:rPr>
                   <w:rFonts w:ascii="Arial" w:cs="Arial" w:eastAsia="Arial" w:hAnsi="Arial"/>
@@ -3530,7 +3439,7 @@
             <w:pPr>
               <w:spacing w:after="20" w:before="0"/>
             </w:pPr>
-            <w:hyperlink w:history="1" r:id="rIdlzorkrxkbnxvoc59bgwsl">
+            <w:hyperlink w:history="1" r:id="rIdpzdzvkbikw5hjz6bdyf5j">
               <w:r>
                 <w:rPr>
                   <w:rFonts w:ascii="Arial" w:cs="Arial" w:eastAsia="Arial" w:hAnsi="Arial"/>
@@ -3563,7 +3472,7 @@
               <w:spacing w:after="10" w:before="0"/>
               <w:ind w:left="120"/>
             </w:pPr>
-            <w:hyperlink w:history="1" r:id="rId48n7zf6cpb64a06ar2fpv">
+            <w:hyperlink w:history="1" r:id="rId3rxrrsowvpkzaykifevu4">
               <w:r>
                 <w:rPr>
                   <w:rFonts w:ascii="Arial" w:cs="Arial" w:eastAsia="Arial" w:hAnsi="Arial"/>
@@ -3579,7 +3488,7 @@
         </w:tc>
         <w:tc>
           <w:tcPr>
-            <w:tcW w:type="dxa" w:w="3324"/>
+            <w:tcW w:type="dxa" w:w="3040"/>
             <w:shd w:fill="FFFFFF" w:color="auto" w:val="clear"/>
             <w:tcMar>
               <w:top w:type="dxa" w:w="60"/>
@@ -3605,46 +3514,78 @@
                 <w:sz w:val="18"/>
                 <w:szCs w:val="18"/>
               </w:rPr>
+              <w:t xml:space="preserve">In groups of three or four, students receive a set of four food label cards — printed labels or actual packaging from: (1) Jogoo unga wa mahindi (maize flour), (2) Tuzo UHT milk, (3) Zesta groundnut paste, and (4) Blue Band margarine. Each group also receives a simple data table with columns: Food Item, Total Carbohydrates (per 100g), Protein (per 100g), Fat/Lipids (per 100g), and Other (vitamins, minerals, fibre). Groups read the labels carefully and complete the data table. They then circle which food(s) the ugali-eating child is mostly consuming and which foods are present in the varied-diet child's meals, and highlight the nutritional differences they can see in the data.</w:t>
+            </w:r>
+          </w:p>
+        </w:tc>
+        <w:tc>
+          <w:tcPr>
+            <w:tcW w:type="dxa" w:w="3040"/>
+            <w:shd w:fill="F2F2F2" w:color="auto" w:val="clear"/>
+            <w:tcMar>
+              <w:top w:type="dxa" w:w="60"/>
+              <w:left w:type="dxa" w:w="120"/>
+              <w:bottom w:type="dxa" w:w="60"/>
+              <w:right w:type="dxa" w:w="120"/>
+            </w:tcMar>
+            <w:vAlign w:val="top"/>
+          </w:tcPr>
+          <w:p>
+            <w:pPr>
+              <w:spacing w:after="40" w:before="0"/>
+              <w:jc w:val="left"/>
+            </w:pPr>
+            <w:r>
+              <w:rPr>
+                <w:rFonts w:ascii="Arial" w:cs="Arial" w:eastAsia="Arial" w:hAnsi="Arial"/>
+                <w:b w:val="false"/>
+                <w:bCs w:val="false"/>
+                <w:i w:val="false"/>
+                <w:iCs w:val="false"/>
+                <w:color w:val="000000"/>
+                <w:sz w:val="18"/>
+                <w:szCs w:val="18"/>
+              </w:rPr>
               <w:t xml:space="preserve">Distribute the label card sets to each group and say: 'You are now food detectives. Your job is to read these labels like scientists — looking for chemical clues that might explain the difference between the two children.' Circulate actively. At the two-minute mark, prompt any group that is stuck with: 'Look at the row labelled Protein — how many grams per 100g does ugali give compared to groundnut paste?' At the four-minute mark, ask the whole class: 'Has anyone found something surprising on a label? Hands up.' Take two volunteers. After groups complete the table (approximately six to seven minutes total), orchestrate a brief whole-class data share: cold-call two groups to read out their numbers for protein content. Ask the class: 'What pattern do you notice across these four foods?' Apply 12-second WAIT TIME. Then say: 'Keep this data — it is our first piece of evidence for the driving question.'</w:t>
             </w:r>
           </w:p>
         </w:tc>
         <w:tc>
           <w:tcPr>
-            <w:tcW w:type="dxa" w:w="2300"/>
+            <w:tcW w:type="dxa" w:w="3040"/>
+            <w:shd w:fill="FFFFFF" w:color="auto" w:val="clear"/>
+            <w:tcMar>
+              <w:top w:type="dxa" w:w="60"/>
+              <w:left w:type="dxa" w:w="120"/>
+              <w:bottom w:type="dxa" w:w="60"/>
+              <w:right w:type="dxa" w:w="120"/>
+            </w:tcMar>
+            <w:vAlign w:val="top"/>
+          </w:tcPr>
+          <w:p>
+            <w:pPr>
+              <w:spacing w:after="40" w:before="0"/>
+              <w:jc w:val="left"/>
+            </w:pPr>
+            <w:r>
+              <w:rPr>
+                <w:rFonts w:ascii="Arial" w:cs="Arial" w:eastAsia="Arial" w:hAnsi="Arial"/>
+                <w:b w:val="false"/>
+                <w:bCs w:val="false"/>
+                <w:i w:val="false"/>
+                <w:iCs w:val="false"/>
+                <w:color w:val="000000"/>
+                <w:sz w:val="18"/>
+                <w:szCs w:val="18"/>
+              </w:rPr>
+              <w:t xml:space="preserve">Data Table Analysis with Anchor Comparison: Students use structured observation (the data table) to move from vague impressions ('ugali is not nutritious enough') to specific, quantitative evidence ('ugali has 1.2g protein per 100g versus groundnut paste which has 24g'). Anchoring the comparison explicitly to the two children in the phenomenon ensures students treat the data as evidence for an explanation, not just numbers to record.</w:t>
+            </w:r>
+          </w:p>
+        </w:tc>
+        <w:tc>
+          <w:tcPr>
+            <w:tcW w:type="dxa" w:w="3040"/>
             <w:shd w:fill="F2F2F2" w:color="auto" w:val="clear"/>
-            <w:tcMar>
-              <w:top w:type="dxa" w:w="60"/>
-              <w:left w:type="dxa" w:w="120"/>
-              <w:bottom w:type="dxa" w:w="60"/>
-              <w:right w:type="dxa" w:w="120"/>
-            </w:tcMar>
-            <w:vAlign w:val="top"/>
-          </w:tcPr>
-          <w:p>
-            <w:pPr>
-              <w:spacing w:after="40" w:before="0"/>
-              <w:jc w:val="left"/>
-            </w:pPr>
-            <w:r>
-              <w:rPr>
-                <w:rFonts w:ascii="Arial" w:cs="Arial" w:eastAsia="Arial" w:hAnsi="Arial"/>
-                <w:b w:val="false"/>
-                <w:bCs w:val="false"/>
-                <w:i w:val="false"/>
-                <w:iCs w:val="false"/>
-                <w:color w:val="000000"/>
-                <w:sz w:val="18"/>
-                <w:szCs w:val="18"/>
-              </w:rPr>
-              <w:t xml:space="preserve">Data Table Analysis with Anchor Comparison: Students use structured observation (the data table) to move from vague impressions ('ugali is not nutritious enough') to specific, quantitative evidence ('ugali has 1.2g protein per 100g versus groundnut paste which has 24g'). Anchoring the comparison explicitly to the two children in the phenomenon ensures students treat the data as evidence for an explanation, not just numbers to record.</w:t>
-            </w:r>
-          </w:p>
-        </w:tc>
-        <w:tc>
-          <w:tcPr>
-            <w:tcW w:type="dxa" w:w="2300"/>
-            <w:shd w:fill="FFFFFF" w:color="auto" w:val="clear"/>
             <w:tcMar>
               <w:top w:type="dxa" w:w="60"/>
               <w:left w:type="dxa" w:w="120"/>
@@ -3677,7 +3618,7 @@
       <w:tr>
         <w:tc>
           <w:tcPr>
-            <w:tcW w:type="dxa" w:w="900"/>
+            <w:tcW w:type="dxa" w:w="1520"/>
             <w:shd w:fill="E2EFDA" w:color="auto" w:val="clear"/>
             <w:tcMar>
               <w:top w:type="dxa" w:w="60"/>
@@ -3706,51 +3647,6 @@
               <w:t xml:space="preserve">Explain Phase</w:t>
             </w:r>
           </w:p>
-        </w:tc>
-        <w:tc>
-          <w:tcPr>
-            <w:tcW w:type="dxa" w:w="2300"/>
-            <w:shd w:fill="FFFFFF" w:color="auto" w:val="clear"/>
-            <w:tcMar>
-              <w:top w:type="dxa" w:w="60"/>
-              <w:left w:type="dxa" w:w="120"/>
-              <w:bottom w:type="dxa" w:w="60"/>
-              <w:right w:type="dxa" w:w="120"/>
-            </w:tcMar>
-            <w:vAlign w:val="top"/>
-          </w:tcPr>
-          <w:p>
-            <w:pPr>
-              <w:spacing w:after="40" w:before="0"/>
-              <w:jc w:val="left"/>
-            </w:pPr>
-            <w:r>
-              <w:rPr>
-                <w:rFonts w:ascii="Arial" w:cs="Arial" w:eastAsia="Arial" w:hAnsi="Arial"/>
-                <w:b w:val="false"/>
-                <w:bCs w:val="false"/>
-                <w:i w:val="false"/>
-                <w:iCs w:val="false"/>
-                <w:color w:val="000000"/>
-                <w:sz w:val="18"/>
-                <w:szCs w:val="18"/>
-              </w:rPr>
-              <w:t xml:space="preserve">The teacher introduces the four major biomolecule categories using a simple illustrated anchor chart (or projected slide) showing: Carbohydrates — primary energy source (maize/ugali as example); Proteins — building and repair (beans, eggs, groundnut paste, nyama choma as examples); Lipids — stored energy and cell membranes (Blue Band, groundnut paste, milk fat); Nucleic Acids — genetic information and cell instructions (DNA in all cells). Students annotate their food label data tables by writing the biomolecule category name next to each nutrient row. They then return to the phenomenon and write one sentence in their notebooks: 'I now think the difference between the two children is caused by…' connecting at least one biomolecule category to an observed health difference (e.g., weak muscles → lack of protein).</w:t>
-            </w:r>
-          </w:p>
-        </w:tc>
-        <w:tc>
-          <w:tcPr>
-            <w:tcW w:type="dxa" w:w="2556"/>
-            <w:shd w:fill="F2F2F2" w:color="auto" w:val="clear"/>
-            <w:tcMar>
-              <w:top w:type="dxa" w:w="60"/>
-              <w:left w:type="dxa" w:w="120"/>
-              <w:bottom w:type="dxa" w:w="60"/>
-              <w:right w:type="dxa" w:w="120"/>
-            </w:tcMar>
-            <w:vAlign w:val="top"/>
-          </w:tcPr>
           <w:p>
             <w:pPr>
               <w:spacing w:after="20" w:before="0"/>
@@ -3771,7 +3667,7 @@
             <w:pPr>
               <w:spacing w:after="20" w:before="0"/>
             </w:pPr>
-            <w:hyperlink w:history="1" r:id="rIdccrbsd5q5waymb3kjgpp9">
+            <w:hyperlink w:history="1" r:id="rIdqyw7idm3a3dtxolhd6x8r">
               <w:r>
                 <w:rPr>
                   <w:rFonts w:ascii="Arial" w:cs="Arial" w:eastAsia="Arial" w:hAnsi="Arial"/>
@@ -3804,7 +3700,7 @@
               <w:spacing w:after="10" w:before="0"/>
               <w:ind w:left="120"/>
             </w:pPr>
-            <w:hyperlink w:history="1" r:id="rIdghvtzbulw5sequwjx1tbd">
+            <w:hyperlink w:history="1" r:id="rIdavc7q6ykr4xjg50zvmsxt">
               <w:r>
                 <w:rPr>
                   <w:rFonts w:ascii="Arial" w:cs="Arial" w:eastAsia="Arial" w:hAnsi="Arial"/>
@@ -3849,7 +3745,7 @@
             <w:pPr>
               <w:spacing w:after="20" w:before="0"/>
             </w:pPr>
-            <w:hyperlink w:history="1" r:id="rIdjzzalt1hxevzl3u94xvq1">
+            <w:hyperlink w:history="1" r:id="rId_yifvlq8g-yjklxee-z1p">
               <w:r>
                 <w:rPr>
                   <w:rFonts w:ascii="Arial" w:cs="Arial" w:eastAsia="Arial" w:hAnsi="Arial"/>
@@ -3882,7 +3778,7 @@
               <w:spacing w:after="10" w:before="0"/>
               <w:ind w:left="120"/>
             </w:pPr>
-            <w:hyperlink w:history="1" r:id="rId4gd72hc6yzmc7lrbdoyrd">
+            <w:hyperlink w:history="1" r:id="rId5oswyf3eaptaktaoaezre">
               <w:r>
                 <w:rPr>
                   <w:rFonts w:ascii="Arial" w:cs="Arial" w:eastAsia="Arial" w:hAnsi="Arial"/>
@@ -3898,7 +3794,7 @@
         </w:tc>
         <w:tc>
           <w:tcPr>
-            <w:tcW w:type="dxa" w:w="3324"/>
+            <w:tcW w:type="dxa" w:w="3040"/>
             <w:shd w:fill="FFFFFF" w:color="auto" w:val="clear"/>
             <w:tcMar>
               <w:top w:type="dxa" w:w="60"/>
@@ -3924,46 +3820,78 @@
                 <w:sz w:val="18"/>
                 <w:szCs w:val="18"/>
               </w:rPr>
+              <w:t xml:space="preserve">The teacher introduces the four major biomolecule categories using a simple illustrated anchor chart (or projected slide) showing: Carbohydrates — primary energy source (maize/ugali as example); Proteins — building and repair (beans, eggs, groundnut paste, nyama choma as examples); Lipids — stored energy and cell membranes (Blue Band, groundnut paste, milk fat); Nucleic Acids — genetic information and cell instructions (DNA in all cells). Students annotate their food label data tables by writing the biomolecule category name next to each nutrient row. They then return to the phenomenon and write one sentence in their notebooks: 'I now think the difference between the two children is caused by…' connecting at least one biomolecule category to an observed health difference (e.g., weak muscles → lack of protein).</w:t>
+            </w:r>
+          </w:p>
+        </w:tc>
+        <w:tc>
+          <w:tcPr>
+            <w:tcW w:type="dxa" w:w="3040"/>
+            <w:shd w:fill="F2F2F2" w:color="auto" w:val="clear"/>
+            <w:tcMar>
+              <w:top w:type="dxa" w:w="60"/>
+              <w:left w:type="dxa" w:w="120"/>
+              <w:bottom w:type="dxa" w:w="60"/>
+              <w:right w:type="dxa" w:w="120"/>
+            </w:tcMar>
+            <w:vAlign w:val="top"/>
+          </w:tcPr>
+          <w:p>
+            <w:pPr>
+              <w:spacing w:after="40" w:before="0"/>
+              <w:jc w:val="left"/>
+            </w:pPr>
+            <w:r>
+              <w:rPr>
+                <w:rFonts w:ascii="Arial" w:cs="Arial" w:eastAsia="Arial" w:hAnsi="Arial"/>
+                <w:b w:val="false"/>
+                <w:bCs w:val="false"/>
+                <w:i w:val="false"/>
+                <w:iCs w:val="false"/>
+                <w:color w:val="000000"/>
+                <w:sz w:val="18"/>
+                <w:szCs w:val="18"/>
+              </w:rPr>
               <w:t xml:space="preserve">Stand at the anchor chart and say: 'Scientists have a naming system for the chemical substances in food and in our bodies. These are called biomolecules — biological molecules. There are four main families. I am going to name them and give you one Kenyan food example for each, and then you are going to connect them back to our labels.' Present each category in under 90 seconds each, using the food label data students just collected as the reference point (e.g., 'That protein row on your Tuzo milk label — that is measuring biomolecules called proteins'). After all four categories, say: 'Now look back at the two children. In your notebook, write one sentence starting with: I now think the difference is caused by…' Give 3 minutes for individual writing. Cold-call three students to share their sentence — after each, ask the class: 'Does anyone want to add to that or push back on it?' Apply 10-second WAIT TIME. Conclude by saying: 'These are your first hypotheses. We will test and revise them across the whole unit.'</w:t>
             </w:r>
           </w:p>
         </w:tc>
         <w:tc>
           <w:tcPr>
-            <w:tcW w:type="dxa" w:w="2300"/>
+            <w:tcW w:type="dxa" w:w="3040"/>
+            <w:shd w:fill="FFFFFF" w:color="auto" w:val="clear"/>
+            <w:tcMar>
+              <w:top w:type="dxa" w:w="60"/>
+              <w:left w:type="dxa" w:w="120"/>
+              <w:bottom w:type="dxa" w:w="60"/>
+              <w:right w:type="dxa" w:w="120"/>
+            </w:tcMar>
+            <w:vAlign w:val="top"/>
+          </w:tcPr>
+          <w:p>
+            <w:pPr>
+              <w:spacing w:after="40" w:before="0"/>
+              <w:jc w:val="left"/>
+            </w:pPr>
+            <w:r>
+              <w:rPr>
+                <w:rFonts w:ascii="Arial" w:cs="Arial" w:eastAsia="Arial" w:hAnsi="Arial"/>
+                <w:b w:val="false"/>
+                <w:bCs w:val="false"/>
+                <w:i w:val="false"/>
+                <w:iCs w:val="false"/>
+                <w:color w:val="000000"/>
+                <w:sz w:val="18"/>
+                <w:szCs w:val="18"/>
+              </w:rPr>
+              <w:t xml:space="preserve">Concept Mapping to Phenomenon: Rather than presenting biomolecules as an abstract list, the teacher anchors each category immediately to (a) a Kenyan food students already know and (b) the specific health difference in the phenomenon. This 'explain-by-connecting' strategy builds meaningful rather than rote understanding, and the one-sentence writing task forces students to attempt a causal explanation — the cognitive work of science.</w:t>
+            </w:r>
+          </w:p>
+        </w:tc>
+        <w:tc>
+          <w:tcPr>
+            <w:tcW w:type="dxa" w:w="3040"/>
             <w:shd w:fill="F2F2F2" w:color="auto" w:val="clear"/>
-            <w:tcMar>
-              <w:top w:type="dxa" w:w="60"/>
-              <w:left w:type="dxa" w:w="120"/>
-              <w:bottom w:type="dxa" w:w="60"/>
-              <w:right w:type="dxa" w:w="120"/>
-            </w:tcMar>
-            <w:vAlign w:val="top"/>
-          </w:tcPr>
-          <w:p>
-            <w:pPr>
-              <w:spacing w:after="40" w:before="0"/>
-              <w:jc w:val="left"/>
-            </w:pPr>
-            <w:r>
-              <w:rPr>
-                <w:rFonts w:ascii="Arial" w:cs="Arial" w:eastAsia="Arial" w:hAnsi="Arial"/>
-                <w:b w:val="false"/>
-                <w:bCs w:val="false"/>
-                <w:i w:val="false"/>
-                <w:iCs w:val="false"/>
-                <w:color w:val="000000"/>
-                <w:sz w:val="18"/>
-                <w:szCs w:val="18"/>
-              </w:rPr>
-              <w:t xml:space="preserve">Concept Mapping to Phenomenon: Rather than presenting biomolecules as an abstract list, the teacher anchors each category immediately to (a) a Kenyan food students already know and (b) the specific health difference in the phenomenon. This 'explain-by-connecting' strategy builds meaningful rather than rote understanding, and the one-sentence writing task forces students to attempt a causal explanation — the cognitive work of science.</w:t>
-            </w:r>
-          </w:p>
-        </w:tc>
-        <w:tc>
-          <w:tcPr>
-            <w:tcW w:type="dxa" w:w="2300"/>
-            <w:shd w:fill="FFFFFF" w:color="auto" w:val="clear"/>
             <w:tcMar>
               <w:top w:type="dxa" w:w="60"/>
               <w:left w:type="dxa" w:w="120"/>
@@ -3996,7 +3924,7 @@
       <w:tr>
         <w:tc>
           <w:tcPr>
-            <w:tcW w:type="dxa" w:w="900"/>
+            <w:tcW w:type="dxa" w:w="1520"/>
             <w:shd w:fill="FCE4D6" w:color="auto" w:val="clear"/>
             <w:tcMar>
               <w:top w:type="dxa" w:w="60"/>
@@ -4025,51 +3953,6 @@
               <w:t xml:space="preserve">Driving Question Board (DQB) Creation</w:t>
             </w:r>
           </w:p>
-        </w:tc>
-        <w:tc>
-          <w:tcPr>
-            <w:tcW w:type="dxa" w:w="2300"/>
-            <w:shd w:fill="FFFFFF" w:color="auto" w:val="clear"/>
-            <w:tcMar>
-              <w:top w:type="dxa" w:w="60"/>
-              <w:left w:type="dxa" w:w="120"/>
-              <w:bottom w:type="dxa" w:w="60"/>
-              <w:right w:type="dxa" w:w="120"/>
-            </w:tcMar>
-            <w:vAlign w:val="top"/>
-          </w:tcPr>
-          <w:p>
-            <w:pPr>
-              <w:spacing w:after="40" w:before="0"/>
-              <w:jc w:val="left"/>
-            </w:pPr>
-            <w:r>
-              <w:rPr>
-                <w:rFonts w:ascii="Arial" w:cs="Arial" w:eastAsia="Arial" w:hAnsi="Arial"/>
-                <w:b w:val="false"/>
-                <w:bCs w:val="false"/>
-                <w:i w:val="false"/>
-                <w:iCs w:val="false"/>
-                <w:color w:val="000000"/>
-                <w:sz w:val="18"/>
-                <w:szCs w:val="18"/>
-              </w:rPr>
-              <w:t xml:space="preserve">Each student receives two sticky notes (or small paper squares). On the first, they write one question they still have about the chemicals in food and how the body uses them — their most pressing 'I wonder…' question. On the second, they write what they now feel more confident about after today's lesson. Students post both notes on the class Driving Question Board (a large paper or section of the wall divided into four columns labelled: Carbohydrates, Proteins, Lipids, Nucleic Acids). The teacher reads several questions aloud and, with student input, clusters them under the appropriate biomolecule column.</w:t>
-            </w:r>
-          </w:p>
-        </w:tc>
-        <w:tc>
-          <w:tcPr>
-            <w:tcW w:type="dxa" w:w="2556"/>
-            <w:shd w:fill="F2F2F2" w:color="auto" w:val="clear"/>
-            <w:tcMar>
-              <w:top w:type="dxa" w:w="60"/>
-              <w:left w:type="dxa" w:w="120"/>
-              <w:bottom w:type="dxa" w:w="60"/>
-              <w:right w:type="dxa" w:w="120"/>
-            </w:tcMar>
-            <w:vAlign w:val="top"/>
-          </w:tcPr>
           <w:p>
             <w:pPr>
               <w:spacing w:after="20" w:before="0"/>
@@ -4090,7 +3973,7 @@
             <w:pPr>
               <w:spacing w:after="20" w:before="0"/>
             </w:pPr>
-            <w:hyperlink w:history="1" r:id="rIdfmzumdnycpuc8detmwjmv">
+            <w:hyperlink w:history="1" r:id="rId-eivlmpwflpayloyqzdwc">
               <w:r>
                 <w:rPr>
                   <w:rFonts w:ascii="Arial" w:cs="Arial" w:eastAsia="Arial" w:hAnsi="Arial"/>
@@ -4123,7 +4006,7 @@
               <w:spacing w:after="10" w:before="0"/>
               <w:ind w:left="120"/>
             </w:pPr>
-            <w:hyperlink w:history="1" r:id="rIdgrf2kfzxn5mbvt73buyse">
+            <w:hyperlink w:history="1" r:id="rId_pddhf1msmmhq6qyglxbe">
               <w:r>
                 <w:rPr>
                   <w:rFonts w:ascii="Arial" w:cs="Arial" w:eastAsia="Arial" w:hAnsi="Arial"/>
@@ -4168,7 +4051,7 @@
             <w:pPr>
               <w:spacing w:after="20" w:before="0"/>
             </w:pPr>
-            <w:hyperlink w:history="1" r:id="rIdir4zhjno1rgb33mimuhq1">
+            <w:hyperlink w:history="1" r:id="rIdaj2-t4cqdqj7rej7poiga">
               <w:r>
                 <w:rPr>
                   <w:rFonts w:ascii="Arial" w:cs="Arial" w:eastAsia="Arial" w:hAnsi="Arial"/>
@@ -4201,7 +4084,7 @@
               <w:spacing w:after="10" w:before="0"/>
               <w:ind w:left="120"/>
             </w:pPr>
-            <w:hyperlink w:history="1" r:id="rIdpiiphom8brsfj2urrbftj">
+            <w:hyperlink w:history="1" r:id="rIdi6htl-vxgijxae8zrsth_">
               <w:r>
                 <w:rPr>
                   <w:rFonts w:ascii="Arial" w:cs="Arial" w:eastAsia="Arial" w:hAnsi="Arial"/>
@@ -4217,7 +4100,7 @@
         </w:tc>
         <w:tc>
           <w:tcPr>
-            <w:tcW w:type="dxa" w:w="3324"/>
+            <w:tcW w:type="dxa" w:w="3040"/>
             <w:shd w:fill="FFFFFF" w:color="auto" w:val="clear"/>
             <w:tcMar>
               <w:top w:type="dxa" w:w="60"/>
@@ -4243,46 +4126,78 @@
                 <w:sz w:val="18"/>
                 <w:szCs w:val="18"/>
               </w:rPr>
+              <w:t xml:space="preserve">Each student receives two sticky notes (or small paper squares). On the first, they write one question they still have about the chemicals in food and how the body uses them — their most pressing 'I wonder…' question. On the second, they write what they now feel more confident about after today's lesson. Students post both notes on the class Driving Question Board (a large paper or section of the wall divided into four columns labelled: Carbohydrates, Proteins, Lipids, Nucleic Acids). The teacher reads several questions aloud and, with student input, clusters them under the appropriate biomolecule column.</w:t>
+            </w:r>
+          </w:p>
+        </w:tc>
+        <w:tc>
+          <w:tcPr>
+            <w:tcW w:type="dxa" w:w="3040"/>
+            <w:shd w:fill="F2F2F2" w:color="auto" w:val="clear"/>
+            <w:tcMar>
+              <w:top w:type="dxa" w:w="60"/>
+              <w:left w:type="dxa" w:w="120"/>
+              <w:bottom w:type="dxa" w:w="60"/>
+              <w:right w:type="dxa" w:w="120"/>
+            </w:tcMar>
+            <w:vAlign w:val="top"/>
+          </w:tcPr>
+          <w:p>
+            <w:pPr>
+              <w:spacing w:after="40" w:before="0"/>
+              <w:jc w:val="left"/>
+            </w:pPr>
+            <w:r>
+              <w:rPr>
+                <w:rFonts w:ascii="Arial" w:cs="Arial" w:eastAsia="Arial" w:hAnsi="Arial"/>
+                <w:b w:val="false"/>
+                <w:bCs w:val="false"/>
+                <w:i w:val="false"/>
+                <w:iCs w:val="false"/>
+                <w:color w:val="000000"/>
+                <w:sz w:val="18"/>
+                <w:szCs w:val="18"/>
+              </w:rPr>
               <w:t xml:space="preserve">Distribute sticky notes and say: 'The Driving Question Board is going to be our living record of this investigation all the way to the end of the sub-strand. Every question you post today is a question we are committing to answer together.' Give students two minutes to write in silence. As students post their notes, circulate and read them without comment. Once all notes are posted, stand at the board and say: 'Let me read some of these out loud.' Read five to six questions aloud, then say: 'Help me sort these — which column does this question belong in?' For each placement, cold-call one student. If a question does not fit any column, create a fifth column labelled 'Other / Enzymes / How the body works' and say: 'These are questions we will also come back to — they might belong in a later lesson.' Close by saying: 'This board is yours. You can add to it any time. We will return to it at the start of every lesson to check what we have answered.'</w:t>
             </w:r>
           </w:p>
         </w:tc>
         <w:tc>
           <w:tcPr>
-            <w:tcW w:type="dxa" w:w="2300"/>
+            <w:tcW w:type="dxa" w:w="3040"/>
+            <w:shd w:fill="FFFFFF" w:color="auto" w:val="clear"/>
+            <w:tcMar>
+              <w:top w:type="dxa" w:w="60"/>
+              <w:left w:type="dxa" w:w="120"/>
+              <w:bottom w:type="dxa" w:w="60"/>
+              <w:right w:type="dxa" w:w="120"/>
+            </w:tcMar>
+            <w:vAlign w:val="top"/>
+          </w:tcPr>
+          <w:p>
+            <w:pPr>
+              <w:spacing w:after="40" w:before="0"/>
+              <w:jc w:val="left"/>
+            </w:pPr>
+            <w:r>
+              <w:rPr>
+                <w:rFonts w:ascii="Arial" w:cs="Arial" w:eastAsia="Arial" w:hAnsi="Arial"/>
+                <w:b w:val="false"/>
+                <w:bCs w:val="false"/>
+                <w:i w:val="false"/>
+                <w:iCs w:val="false"/>
+                <w:color w:val="000000"/>
+                <w:sz w:val="18"/>
+                <w:szCs w:val="18"/>
+              </w:rPr>
+              <w:t xml:space="preserve">Driving Question Board as Epistemic Tracker: The DQB makes student wondering visible and public, transforming individual curiosity into a shared class investigation agenda. Clustering questions under biomolecule categories gives students an immediate organisational framework and signals that their questions are the engine of the unit — not just a warm-up activity. Returning to the DQB each lesson creates metacognitive awareness of growing understanding.</w:t>
+            </w:r>
+          </w:p>
+        </w:tc>
+        <w:tc>
+          <w:tcPr>
+            <w:tcW w:type="dxa" w:w="3040"/>
             <w:shd w:fill="F2F2F2" w:color="auto" w:val="clear"/>
-            <w:tcMar>
-              <w:top w:type="dxa" w:w="60"/>
-              <w:left w:type="dxa" w:w="120"/>
-              <w:bottom w:type="dxa" w:w="60"/>
-              <w:right w:type="dxa" w:w="120"/>
-            </w:tcMar>
-            <w:vAlign w:val="top"/>
-          </w:tcPr>
-          <w:p>
-            <w:pPr>
-              <w:spacing w:after="40" w:before="0"/>
-              <w:jc w:val="left"/>
-            </w:pPr>
-            <w:r>
-              <w:rPr>
-                <w:rFonts w:ascii="Arial" w:cs="Arial" w:eastAsia="Arial" w:hAnsi="Arial"/>
-                <w:b w:val="false"/>
-                <w:bCs w:val="false"/>
-                <w:i w:val="false"/>
-                <w:iCs w:val="false"/>
-                <w:color w:val="000000"/>
-                <w:sz w:val="18"/>
-                <w:szCs w:val="18"/>
-              </w:rPr>
-              <w:t xml:space="preserve">Driving Question Board as Epistemic Tracker: The DQB makes student wondering visible and public, transforming individual curiosity into a shared class investigation agenda. Clustering questions under biomolecule categories gives students an immediate organisational framework and signals that their questions are the engine of the unit — not just a warm-up activity. Returning to the DQB each lesson creates metacognitive awareness of growing understanding.</w:t>
-            </w:r>
-          </w:p>
-        </w:tc>
-        <w:tc>
-          <w:tcPr>
-            <w:tcW w:type="dxa" w:w="2300"/>
-            <w:shd w:fill="FFFFFF" w:color="auto" w:val="clear"/>
             <w:tcMar>
               <w:top w:type="dxa" w:w="60"/>
               <w:left w:type="dxa" w:w="120"/>
@@ -4315,7 +4230,7 @@
       <w:tr>
         <w:tc>
           <w:tcPr>
-            <w:tcW w:type="dxa" w:w="900"/>
+            <w:tcW w:type="dxa" w:w="1520"/>
             <w:shd w:fill="D5E8F0" w:color="auto" w:val="clear"/>
             <w:tcMar>
               <w:top w:type="dxa" w:w="60"/>
@@ -4344,51 +4259,6 @@
               <w:t xml:space="preserve">Model Building Phase</w:t>
             </w:r>
           </w:p>
-        </w:tc>
-        <w:tc>
-          <w:tcPr>
-            <w:tcW w:type="dxa" w:w="2300"/>
-            <w:shd w:fill="FFFFFF" w:color="auto" w:val="clear"/>
-            <w:tcMar>
-              <w:top w:type="dxa" w:w="60"/>
-              <w:left w:type="dxa" w:w="120"/>
-              <w:bottom w:type="dxa" w:w="60"/>
-              <w:right w:type="dxa" w:w="120"/>
-            </w:tcMar>
-            <w:vAlign w:val="top"/>
-          </w:tcPr>
-          <w:p>
-            <w:pPr>
-              <w:spacing w:after="40" w:before="0"/>
-              <w:jc w:val="left"/>
-            </w:pPr>
-            <w:r>
-              <w:rPr>
-                <w:rFonts w:ascii="Arial" w:cs="Arial" w:eastAsia="Arial" w:hAnsi="Arial"/>
-                <w:b w:val="false"/>
-                <w:bCs w:val="false"/>
-                <w:i w:val="false"/>
-                <w:iCs w:val="false"/>
-                <w:color w:val="000000"/>
-                <w:sz w:val="18"/>
-                <w:szCs w:val="18"/>
-              </w:rPr>
-              <w:t xml:space="preserve">Students draw their first explanatory model in their science notebooks — a simple annotated diagram. They draw two figures labelled 'Child A (ugali diet)' and 'Child B (varied diet — githeri, sukuma wiki, milk, nyama choma)'. They draw arrows from each food item to the child's body and label each arrow with the biomolecule category they think that food contributes (e.g., 'ugali → Carbohydrates'). They then add speech bubbles or annotations to each child showing observable outcomes: size, energy, illness frequency, recovery speed. At the bottom of the model, students write one 'Model Limitation' statement: 'My model does not yet explain…' to acknowledge what remains unknown.</w:t>
-            </w:r>
-          </w:p>
-        </w:tc>
-        <w:tc>
-          <w:tcPr>
-            <w:tcW w:type="dxa" w:w="2556"/>
-            <w:shd w:fill="F2F2F2" w:color="auto" w:val="clear"/>
-            <w:tcMar>
-              <w:top w:type="dxa" w:w="60"/>
-              <w:left w:type="dxa" w:w="120"/>
-              <w:bottom w:type="dxa" w:w="60"/>
-              <w:right w:type="dxa" w:w="120"/>
-            </w:tcMar>
-            <w:vAlign w:val="top"/>
-          </w:tcPr>
           <w:p>
             <w:pPr>
               <w:spacing w:after="20" w:before="0"/>
@@ -4409,7 +4279,7 @@
             <w:pPr>
               <w:spacing w:after="20" w:before="0"/>
             </w:pPr>
-            <w:hyperlink w:history="1" r:id="rIdfoorgy_trh45qikheb-kd">
+            <w:hyperlink w:history="1" r:id="rIdfu5j5drbgvnozklwgrn6f">
               <w:r>
                 <w:rPr>
                   <w:rFonts w:ascii="Arial" w:cs="Arial" w:eastAsia="Arial" w:hAnsi="Arial"/>
@@ -4442,7 +4312,7 @@
               <w:spacing w:after="10" w:before="0"/>
               <w:ind w:left="120"/>
             </w:pPr>
-            <w:hyperlink w:history="1" r:id="rId8uugzytdmw0mhcibnfmvb">
+            <w:hyperlink w:history="1" r:id="rIdc6mw2fws8arbhubfrn7xk">
               <w:r>
                 <w:rPr>
                   <w:rFonts w:ascii="Arial" w:cs="Arial" w:eastAsia="Arial" w:hAnsi="Arial"/>
@@ -4487,7 +4357,7 @@
             <w:pPr>
               <w:spacing w:after="20" w:before="0"/>
             </w:pPr>
-            <w:hyperlink w:history="1" r:id="rIdvjgfxy5lk2-l4boq0c04n">
+            <w:hyperlink w:history="1" r:id="rIdz_q_vqw4h9gy4sglkk26t">
               <w:r>
                 <w:rPr>
                   <w:rFonts w:ascii="Arial" w:cs="Arial" w:eastAsia="Arial" w:hAnsi="Arial"/>
@@ -4520,7 +4390,7 @@
               <w:spacing w:after="10" w:before="0"/>
               <w:ind w:left="120"/>
             </w:pPr>
-            <w:hyperlink w:history="1" r:id="rIdnmlyzg24nkyxbtcee_6d5">
+            <w:hyperlink w:history="1" r:id="rIdhng1ixguruewqluqpxpuk">
               <w:r>
                 <w:rPr>
                   <w:rFonts w:ascii="Arial" w:cs="Arial" w:eastAsia="Arial" w:hAnsi="Arial"/>
@@ -4536,7 +4406,7 @@
         </w:tc>
         <w:tc>
           <w:tcPr>
-            <w:tcW w:type="dxa" w:w="3324"/>
+            <w:tcW w:type="dxa" w:w="3040"/>
             <w:shd w:fill="FFFFFF" w:color="auto" w:val="clear"/>
             <w:tcMar>
               <w:top w:type="dxa" w:w="60"/>
@@ -4562,46 +4432,78 @@
                 <w:sz w:val="18"/>
                 <w:szCs w:val="18"/>
               </w:rPr>
+              <w:t xml:space="preserve">Students draw their first explanatory model in their science notebooks — a simple annotated diagram. They draw two figures labelled 'Child A (ugali diet)' and 'Child B (varied diet — githeri, sukuma wiki, milk, nyama choma)'. They draw arrows from each food item to the child's body and label each arrow with the biomolecule category they think that food contributes (e.g., 'ugali → Carbohydrates'). They then add speech bubbles or annotations to each child showing observable outcomes: size, energy, illness frequency, recovery speed. At the bottom of the model, students write one 'Model Limitation' statement: 'My model does not yet explain…' to acknowledge what remains unknown.</w:t>
+            </w:r>
+          </w:p>
+        </w:tc>
+        <w:tc>
+          <w:tcPr>
+            <w:tcW w:type="dxa" w:w="3040"/>
+            <w:shd w:fill="F2F2F2" w:color="auto" w:val="clear"/>
+            <w:tcMar>
+              <w:top w:type="dxa" w:w="60"/>
+              <w:left w:type="dxa" w:w="120"/>
+              <w:bottom w:type="dxa" w:w="60"/>
+              <w:right w:type="dxa" w:w="120"/>
+            </w:tcMar>
+            <w:vAlign w:val="top"/>
+          </w:tcPr>
+          <w:p>
+            <w:pPr>
+              <w:spacing w:after="40" w:before="0"/>
+              <w:jc w:val="left"/>
+            </w:pPr>
+            <w:r>
+              <w:rPr>
+                <w:rFonts w:ascii="Arial" w:cs="Arial" w:eastAsia="Arial" w:hAnsi="Arial"/>
+                <w:b w:val="false"/>
+                <w:bCs w:val="false"/>
+                <w:i w:val="false"/>
+                <w:iCs w:val="false"/>
+                <w:color w:val="000000"/>
+                <w:sz w:val="18"/>
+                <w:szCs w:val="18"/>
+              </w:rPr>
               <w:t xml:space="preserve">Say: 'Scientists build models to show their current best thinking — not perfect answers, but honest attempts to explain what they observe. Your model today will be incomplete and that is correct — that is science. Draw it anyway.' Give five minutes for individual model drawing. Circulate and look for students who are hesitant — prompt them with: 'Just start with the two children. What food does Child A eat? Draw that food next to them and draw an arrow to their body.' After five minutes, ask two volunteers to share their model under the document camera or by holding it up. For each model shown, ask the class: 'What does this model explain well? What is it missing?' Apply 12-second WAIT TIME after each question. Close by saying: 'You will return to this exact model at the end of every lesson and add one new thing. By the end of this sub-strand, your model will answer our driving question completely.'</w:t>
             </w:r>
           </w:p>
         </w:tc>
         <w:tc>
           <w:tcPr>
-            <w:tcW w:type="dxa" w:w="2300"/>
+            <w:tcW w:type="dxa" w:w="3040"/>
+            <w:shd w:fill="FFFFFF" w:color="auto" w:val="clear"/>
+            <w:tcMar>
+              <w:top w:type="dxa" w:w="60"/>
+              <w:left w:type="dxa" w:w="120"/>
+              <w:bottom w:type="dxa" w:w="60"/>
+              <w:right w:type="dxa" w:w="120"/>
+            </w:tcMar>
+            <w:vAlign w:val="top"/>
+          </w:tcPr>
+          <w:p>
+            <w:pPr>
+              <w:spacing w:after="40" w:before="0"/>
+              <w:jc w:val="left"/>
+            </w:pPr>
+            <w:r>
+              <w:rPr>
+                <w:rFonts w:ascii="Arial" w:cs="Arial" w:eastAsia="Arial" w:hAnsi="Arial"/>
+                <w:b w:val="false"/>
+                <w:bCs w:val="false"/>
+                <w:i w:val="false"/>
+                <w:iCs w:val="false"/>
+                <w:color w:val="000000"/>
+                <w:sz w:val="18"/>
+                <w:szCs w:val="18"/>
+              </w:rPr>
+              <w:t xml:space="preserve">Progressive Model Revision (Initial Model): The first model serves as a cognitive baseline — an externalised record of what students currently understand and where their reasoning has gaps. By explicitly writing a 'Model Limitation' statement, students practise the scientific habit of acknowledging the boundaries of their explanations. The model becomes a personal artefact that grows with the learner, making conceptual change visible and motivating.</w:t>
+            </w:r>
+          </w:p>
+        </w:tc>
+        <w:tc>
+          <w:tcPr>
+            <w:tcW w:type="dxa" w:w="3040"/>
             <w:shd w:fill="F2F2F2" w:color="auto" w:val="clear"/>
-            <w:tcMar>
-              <w:top w:type="dxa" w:w="60"/>
-              <w:left w:type="dxa" w:w="120"/>
-              <w:bottom w:type="dxa" w:w="60"/>
-              <w:right w:type="dxa" w:w="120"/>
-            </w:tcMar>
-            <w:vAlign w:val="top"/>
-          </w:tcPr>
-          <w:p>
-            <w:pPr>
-              <w:spacing w:after="40" w:before="0"/>
-              <w:jc w:val="left"/>
-            </w:pPr>
-            <w:r>
-              <w:rPr>
-                <w:rFonts w:ascii="Arial" w:cs="Arial" w:eastAsia="Arial" w:hAnsi="Arial"/>
-                <w:b w:val="false"/>
-                <w:bCs w:val="false"/>
-                <w:i w:val="false"/>
-                <w:iCs w:val="false"/>
-                <w:color w:val="000000"/>
-                <w:sz w:val="18"/>
-                <w:szCs w:val="18"/>
-              </w:rPr>
-              <w:t xml:space="preserve">Progressive Model Revision (Initial Model): The first model serves as a cognitive baseline — an externalised record of what students currently understand and where their reasoning has gaps. By explicitly writing a 'Model Limitation' statement, students practise the scientific habit of acknowledging the boundaries of their explanations. The model becomes a personal artefact that grows with the learner, making conceptual change visible and motivating.</w:t>
-            </w:r>
-          </w:p>
-        </w:tc>
-        <w:tc>
-          <w:tcPr>
-            <w:tcW w:type="dxa" w:w="2300"/>
-            <w:shd w:fill="FFFFFF" w:color="auto" w:val="clear"/>
             <w:tcMar>
               <w:top w:type="dxa" w:w="60"/>
               <w:left w:type="dxa" w:w="120"/>
@@ -5966,18 +5868,17 @@
         <w:tblLayout w:type="fixed"/>
       </w:tblPr>
       <w:tblGrid>
-        <w:gridCol w:w="900"/>
-        <w:gridCol w:w="2300"/>
-        <w:gridCol w:w="2556"/>
-        <w:gridCol w:w="3324"/>
-        <w:gridCol w:w="2300"/>
-        <w:gridCol w:w="2300"/>
+        <w:gridCol w:w="1520"/>
+        <w:gridCol w:w="3040"/>
+        <w:gridCol w:w="3040"/>
+        <w:gridCol w:w="3040"/>
+        <w:gridCol w:w="3040"/>
       </w:tblGrid>
       <w:tr>
         <w:tc>
           <w:tcPr>
             <w:tcW w:type="dxa" w:w="13680"/>
-            <w:gridSpan w:val="6"/>
+            <w:gridSpan w:val="5"/>
             <w:shd w:fill="1F6B75" w:color="auto" w:val="clear"/>
             <w:tcMar>
               <w:top w:type="dxa" w:w="60"/>
@@ -6011,7 +5912,7 @@
       <w:tr>
         <w:tc>
           <w:tcPr>
-            <w:tcW w:type="dxa" w:w="900"/>
+            <w:tcW w:type="dxa" w:w="1520"/>
             <w:shd w:fill="1F3864" w:color="auto" w:val="clear"/>
             <w:tcMar>
               <w:top w:type="dxa" w:w="60"/>
@@ -6043,7 +5944,7 @@
         </w:tc>
         <w:tc>
           <w:tcPr>
-            <w:tcW w:type="dxa" w:w="2300"/>
+            <w:tcW w:type="dxa" w:w="3040"/>
             <w:shd w:fill="2E75B6" w:color="auto" w:val="clear"/>
             <w:tcMar>
               <w:top w:type="dxa" w:w="60"/>
@@ -6075,7 +5976,39 @@
         </w:tc>
         <w:tc>
           <w:tcPr>
-            <w:tcW w:type="dxa" w:w="2556"/>
+            <w:tcW w:type="dxa" w:w="3040"/>
+            <w:shd w:fill="2E75B6" w:color="auto" w:val="clear"/>
+            <w:tcMar>
+              <w:top w:type="dxa" w:w="60"/>
+              <w:left w:type="dxa" w:w="120"/>
+              <w:bottom w:type="dxa" w:w="60"/>
+              <w:right w:type="dxa" w:w="120"/>
+            </w:tcMar>
+            <w:vAlign w:val="top"/>
+          </w:tcPr>
+          <w:p>
+            <w:pPr>
+              <w:spacing w:after="40" w:before="0"/>
+              <w:jc w:val="left"/>
+            </w:pPr>
+            <w:r>
+              <w:rPr>
+                <w:rFonts w:ascii="Arial" w:cs="Arial" w:eastAsia="Arial" w:hAnsi="Arial"/>
+                <w:b/>
+                <w:bCs/>
+                <w:i w:val="false"/>
+                <w:iCs w:val="false"/>
+                <w:color w:val="FFFFFF"/>
+                <w:sz w:val="18"/>
+                <w:szCs w:val="18"/>
+              </w:rPr>
+              <w:t xml:space="preserve">Teacher Moves</w:t>
+            </w:r>
+          </w:p>
+        </w:tc>
+        <w:tc>
+          <w:tcPr>
+            <w:tcW w:type="dxa" w:w="3040"/>
             <w:shd w:fill="1F6B75" w:color="auto" w:val="clear"/>
             <w:tcMar>
               <w:top w:type="dxa" w:w="60"/>
@@ -6101,77 +6034,13 @@
                 <w:sz w:val="18"/>
                 <w:szCs w:val="18"/>
               </w:rPr>
-              <w:t xml:space="preserve">Resource</w:t>
-            </w:r>
-          </w:p>
-        </w:tc>
-        <w:tc>
-          <w:tcPr>
-            <w:tcW w:type="dxa" w:w="3324"/>
-            <w:shd w:fill="2E75B6" w:color="auto" w:val="clear"/>
-            <w:tcMar>
-              <w:top w:type="dxa" w:w="60"/>
-              <w:left w:type="dxa" w:w="120"/>
-              <w:bottom w:type="dxa" w:w="60"/>
-              <w:right w:type="dxa" w:w="120"/>
-            </w:tcMar>
-            <w:vAlign w:val="top"/>
-          </w:tcPr>
-          <w:p>
-            <w:pPr>
-              <w:spacing w:after="40" w:before="0"/>
-              <w:jc w:val="left"/>
-            </w:pPr>
-            <w:r>
-              <w:rPr>
-                <w:rFonts w:ascii="Arial" w:cs="Arial" w:eastAsia="Arial" w:hAnsi="Arial"/>
-                <w:b/>
-                <w:bCs/>
-                <w:i w:val="false"/>
-                <w:iCs w:val="false"/>
-                <w:color w:val="FFFFFF"/>
-                <w:sz w:val="18"/>
-                <w:szCs w:val="18"/>
-              </w:rPr>
-              <w:t xml:space="preserve">Teacher Moves</w:t>
-            </w:r>
-          </w:p>
-        </w:tc>
-        <w:tc>
-          <w:tcPr>
-            <w:tcW w:type="dxa" w:w="2300"/>
-            <w:shd w:fill="1F6B75" w:color="auto" w:val="clear"/>
-            <w:tcMar>
-              <w:top w:type="dxa" w:w="60"/>
-              <w:left w:type="dxa" w:w="120"/>
-              <w:bottom w:type="dxa" w:w="60"/>
-              <w:right w:type="dxa" w:w="120"/>
-            </w:tcMar>
-            <w:vAlign w:val="top"/>
-          </w:tcPr>
-          <w:p>
-            <w:pPr>
-              <w:spacing w:after="40" w:before="0"/>
-              <w:jc w:val="left"/>
-            </w:pPr>
-            <w:r>
-              <w:rPr>
-                <w:rFonts w:ascii="Arial" w:cs="Arial" w:eastAsia="Arial" w:hAnsi="Arial"/>
-                <w:b/>
-                <w:bCs/>
-                <w:i w:val="false"/>
-                <w:iCs w:val="false"/>
-                <w:color w:val="FFFFFF"/>
-                <w:sz w:val="18"/>
-                <w:szCs w:val="18"/>
-              </w:rPr>
               <w:t xml:space="preserve">Sensemaking Strategy</w:t>
             </w:r>
           </w:p>
         </w:tc>
         <w:tc>
           <w:tcPr>
-            <w:tcW w:type="dxa" w:w="2300"/>
+            <w:tcW w:type="dxa" w:w="3040"/>
             <w:shd w:fill="2E75B6" w:color="auto" w:val="clear"/>
             <w:tcMar>
               <w:top w:type="dxa" w:w="60"/>
@@ -6205,7 +6074,7 @@
       <w:tr>
         <w:tc>
           <w:tcPr>
-            <w:tcW w:type="dxa" w:w="900"/>
+            <w:tcW w:type="dxa" w:w="1520"/>
             <w:shd w:fill="EAD1F5" w:color="auto" w:val="clear"/>
             <w:tcMar>
               <w:top w:type="dxa" w:w="60"/>
@@ -6234,51 +6103,6 @@
               <w:t xml:space="preserve">Predict Phase</w:t>
             </w:r>
           </w:p>
-        </w:tc>
-        <w:tc>
-          <w:tcPr>
-            <w:tcW w:type="dxa" w:w="2300"/>
-            <w:shd w:fill="FFFFFF" w:color="auto" w:val="clear"/>
-            <w:tcMar>
-              <w:top w:type="dxa" w:w="60"/>
-              <w:left w:type="dxa" w:w="120"/>
-              <w:bottom w:type="dxa" w:w="60"/>
-              <w:right w:type="dxa" w:w="120"/>
-            </w:tcMar>
-            <w:vAlign w:val="top"/>
-          </w:tcPr>
-          <w:p>
-            <w:pPr>
-              <w:spacing w:after="40" w:before="0"/>
-              <w:jc w:val="left"/>
-            </w:pPr>
-            <w:r>
-              <w:rPr>
-                <w:rFonts w:ascii="Arial" w:cs="Arial" w:eastAsia="Arial" w:hAnsi="Arial"/>
-                <w:b w:val="false"/>
-                <w:bCs w:val="false"/>
-                <w:i w:val="false"/>
-                <w:iCs w:val="false"/>
-                <w:color w:val="000000"/>
-                <w:sz w:val="18"/>
-                <w:szCs w:val="18"/>
-              </w:rPr>
-              <w:t xml:space="preserve">Students individually write a 2-sentence prediction in their science notebooks responding to the prompt: 'The sugar in a ripe mango, the lactose in milk, and the starch in ugali are all called carbohydrates. Do you think they are the same molecule, or different? How might any differences affect what they do in the body?' Students then share their prediction with a shoulder partner for 60 seconds before the teacher takes two or three responses for the class.</w:t>
-            </w:r>
-          </w:p>
-        </w:tc>
-        <w:tc>
-          <w:tcPr>
-            <w:tcW w:type="dxa" w:w="2556"/>
-            <w:shd w:fill="F2F2F2" w:color="auto" w:val="clear"/>
-            <w:tcMar>
-              <w:top w:type="dxa" w:w="60"/>
-              <w:left w:type="dxa" w:w="120"/>
-              <w:bottom w:type="dxa" w:w="60"/>
-              <w:right w:type="dxa" w:w="120"/>
-            </w:tcMar>
-            <w:vAlign w:val="top"/>
-          </w:tcPr>
           <w:p>
             <w:pPr>
               <w:spacing w:after="20" w:before="0"/>
@@ -6299,7 +6123,7 @@
             <w:pPr>
               <w:spacing w:after="20" w:before="0"/>
             </w:pPr>
-            <w:hyperlink w:history="1" r:id="rIdljih816kkghcxgbat2phi">
+            <w:hyperlink w:history="1" r:id="rId_qoqyw8rc4wcqxeyy89vq">
               <w:r>
                 <w:rPr>
                   <w:rFonts w:ascii="Arial" w:cs="Arial" w:eastAsia="Arial" w:hAnsi="Arial"/>
@@ -6332,7 +6156,7 @@
               <w:spacing w:after="10" w:before="0"/>
               <w:ind w:left="120"/>
             </w:pPr>
-            <w:hyperlink w:history="1" r:id="rId_ie6kt0yki2lo06vyo-xq">
+            <w:hyperlink w:history="1" r:id="rIddpp3s7h_ygcvsprvcykhb">
               <w:r>
                 <w:rPr>
                   <w:rFonts w:ascii="Arial" w:cs="Arial" w:eastAsia="Arial" w:hAnsi="Arial"/>
@@ -6377,7 +6201,7 @@
             <w:pPr>
               <w:spacing w:after="20" w:before="0"/>
             </w:pPr>
-            <w:hyperlink w:history="1" r:id="rIdvm4xfhljdadqfxke7jiyf">
+            <w:hyperlink w:history="1" r:id="rIdofhnr15ytapungzr80q-p">
               <w:r>
                 <w:rPr>
                   <w:rFonts w:ascii="Arial" w:cs="Arial" w:eastAsia="Arial" w:hAnsi="Arial"/>
@@ -6410,7 +6234,7 @@
               <w:spacing w:after="10" w:before="0"/>
               <w:ind w:left="120"/>
             </w:pPr>
-            <w:hyperlink w:history="1" r:id="rId16siv1ahvvomujjgtp--t">
+            <w:hyperlink w:history="1" r:id="rIdknxchhvpbbxeuob8tne-4">
               <w:r>
                 <w:rPr>
                   <w:rFonts w:ascii="Arial" w:cs="Arial" w:eastAsia="Arial" w:hAnsi="Arial"/>
@@ -6426,7 +6250,7 @@
         </w:tc>
         <w:tc>
           <w:tcPr>
-            <w:tcW w:type="dxa" w:w="3324"/>
+            <w:tcW w:type="dxa" w:w="3040"/>
             <w:shd w:fill="FFFFFF" w:color="auto" w:val="clear"/>
             <w:tcMar>
               <w:top w:type="dxa" w:w="60"/>
@@ -6452,46 +6276,78 @@
                 <w:sz w:val="18"/>
                 <w:szCs w:val="18"/>
               </w:rPr>
+              <w:t xml:space="preserve">Students individually write a 2-sentence prediction in their science notebooks responding to the prompt: 'The sugar in a ripe mango, the lactose in milk, and the starch in ugali are all called carbohydrates. Do you think they are the same molecule, or different? How might any differences affect what they do in the body?' Students then share their prediction with a shoulder partner for 60 seconds before the teacher takes two or three responses for the class.</w:t>
+            </w:r>
+          </w:p>
+        </w:tc>
+        <w:tc>
+          <w:tcPr>
+            <w:tcW w:type="dxa" w:w="3040"/>
+            <w:shd w:fill="F2F2F2" w:color="auto" w:val="clear"/>
+            <w:tcMar>
+              <w:top w:type="dxa" w:w="60"/>
+              <w:left w:type="dxa" w:w="120"/>
+              <w:bottom w:type="dxa" w:w="60"/>
+              <w:right w:type="dxa" w:w="120"/>
+            </w:tcMar>
+            <w:vAlign w:val="top"/>
+          </w:tcPr>
+          <w:p>
+            <w:pPr>
+              <w:spacing w:after="40" w:before="0"/>
+              <w:jc w:val="left"/>
+            </w:pPr>
+            <w:r>
+              <w:rPr>
+                <w:rFonts w:ascii="Arial" w:cs="Arial" w:eastAsia="Arial" w:hAnsi="Arial"/>
+                <w:b w:val="false"/>
+                <w:bCs w:val="false"/>
+                <w:i w:val="false"/>
+                <w:iCs w:val="false"/>
+                <w:color w:val="000000"/>
+                <w:sz w:val="18"/>
+                <w:szCs w:val="18"/>
+              </w:rPr>
               <w:t xml:space="preserve">Display the prompt on the board alongside an image showing a ripe mango, a cup of milk, and a bowl of ugali. Say: 'Look at these three foods. Your notes from Lesson 1 told us that carbohydrates are one class of biomolecule. But are all carbohydrates the same thing? Write your prediction — two sentences — right now. You have 90 seconds.' [Allow 90 seconds of individual silent writing. Circulate and observe notebooks — do not comment yet.] After 90 seconds: 'Turn to your shoulder partner. Share your prediction. You have 60 seconds — go.' [Allow 60 seconds.] After partner share: 'I want to hear three predictions. Let me cold-call.' [Cold-call three students: one who wrote 'same molecule,' one who wrote 'different,' one who was unsure.] For each response say: 'Interesting — keep that idea. Let's see what the evidence shows.' Do NOT confirm or correct predictions. WAIT TIME: 10 seconds after each student response before calling the next.</w:t>
             </w:r>
           </w:p>
         </w:tc>
         <w:tc>
           <w:tcPr>
-            <w:tcW w:type="dxa" w:w="2300"/>
+            <w:tcW w:type="dxa" w:w="3040"/>
+            <w:shd w:fill="FFFFFF" w:color="auto" w:val="clear"/>
+            <w:tcMar>
+              <w:top w:type="dxa" w:w="60"/>
+              <w:left w:type="dxa" w:w="120"/>
+              <w:bottom w:type="dxa" w:w="60"/>
+              <w:right w:type="dxa" w:w="120"/>
+            </w:tcMar>
+            <w:vAlign w:val="top"/>
+          </w:tcPr>
+          <w:p>
+            <w:pPr>
+              <w:spacing w:after="40" w:before="0"/>
+              <w:jc w:val="left"/>
+            </w:pPr>
+            <w:r>
+              <w:rPr>
+                <w:rFonts w:ascii="Arial" w:cs="Arial" w:eastAsia="Arial" w:hAnsi="Arial"/>
+                <w:b w:val="false"/>
+                <w:bCs w:val="false"/>
+                <w:i w:val="false"/>
+                <w:iCs w:val="false"/>
+                <w:color w:val="000000"/>
+                <w:sz w:val="18"/>
+                <w:szCs w:val="18"/>
+              </w:rPr>
+              <w:t xml:space="preserve">Prediction-before-evidence journaling: Students commit a written prediction to paper, activating prior knowledge and creating a cognitive anchor. The partner share surfaces diverse reasoning without peer pressure to conform, while the cold-call sample reveals the spread of prior conceptions the teacher must address during the Observe Phase.</w:t>
+            </w:r>
+          </w:p>
+        </w:tc>
+        <w:tc>
+          <w:tcPr>
+            <w:tcW w:type="dxa" w:w="3040"/>
             <w:shd w:fill="F2F2F2" w:color="auto" w:val="clear"/>
-            <w:tcMar>
-              <w:top w:type="dxa" w:w="60"/>
-              <w:left w:type="dxa" w:w="120"/>
-              <w:bottom w:type="dxa" w:w="60"/>
-              <w:right w:type="dxa" w:w="120"/>
-            </w:tcMar>
-            <w:vAlign w:val="top"/>
-          </w:tcPr>
-          <w:p>
-            <w:pPr>
-              <w:spacing w:after="40" w:before="0"/>
-              <w:jc w:val="left"/>
-            </w:pPr>
-            <w:r>
-              <w:rPr>
-                <w:rFonts w:ascii="Arial" w:cs="Arial" w:eastAsia="Arial" w:hAnsi="Arial"/>
-                <w:b w:val="false"/>
-                <w:bCs w:val="false"/>
-                <w:i w:val="false"/>
-                <w:iCs w:val="false"/>
-                <w:color w:val="000000"/>
-                <w:sz w:val="18"/>
-                <w:szCs w:val="18"/>
-              </w:rPr>
-              <w:t xml:space="preserve">Prediction-before-evidence journaling: Students commit a written prediction to paper, activating prior knowledge and creating a cognitive anchor. The partner share surfaces diverse reasoning without peer pressure to conform, while the cold-call sample reveals the spread of prior conceptions the teacher must address during the Observe Phase.</w:t>
-            </w:r>
-          </w:p>
-        </w:tc>
-        <w:tc>
-          <w:tcPr>
-            <w:tcW w:type="dxa" w:w="2300"/>
-            <w:shd w:fill="FFFFFF" w:color="auto" w:val="clear"/>
             <w:tcMar>
               <w:top w:type="dxa" w:w="60"/>
               <w:left w:type="dxa" w:w="120"/>
@@ -6524,7 +6380,7 @@
       <w:tr>
         <w:tc>
           <w:tcPr>
-            <w:tcW w:type="dxa" w:w="900"/>
+            <w:tcW w:type="dxa" w:w="1520"/>
             <w:shd w:fill="D9EEF1" w:color="auto" w:val="clear"/>
             <w:tcMar>
               <w:top w:type="dxa" w:w="60"/>
@@ -6553,51 +6409,6 @@
               <w:t xml:space="preserve">Observe Phase</w:t>
             </w:r>
           </w:p>
-        </w:tc>
-        <w:tc>
-          <w:tcPr>
-            <w:tcW w:type="dxa" w:w="2300"/>
-            <w:shd w:fill="FFFFFF" w:color="auto" w:val="clear"/>
-            <w:tcMar>
-              <w:top w:type="dxa" w:w="60"/>
-              <w:left w:type="dxa" w:w="120"/>
-              <w:bottom w:type="dxa" w:w="60"/>
-              <w:right w:type="dxa" w:w="120"/>
-            </w:tcMar>
-            <w:vAlign w:val="top"/>
-          </w:tcPr>
-          <w:p>
-            <w:pPr>
-              <w:spacing w:after="40" w:before="0"/>
-              <w:jc w:val="left"/>
-            </w:pPr>
-            <w:r>
-              <w:rPr>
-                <w:rFonts w:ascii="Arial" w:cs="Arial" w:eastAsia="Arial" w:hAnsi="Arial"/>
-                <w:b w:val="false"/>
-                <w:bCs w:val="false"/>
-                <w:i w:val="false"/>
-                <w:iCs w:val="false"/>
-                <w:color w:val="000000"/>
-                <w:sz w:val="18"/>
-                <w:szCs w:val="18"/>
-              </w:rPr>
-              <w:t xml:space="preserve">Students work in pairs at ARES platform stations (or shared devices) to complete a two-part evidence-gathering task. Part A: Interactive carbohydrate simulation — students drag and connect monosaccharide units (represented as hexagon tiles labelled glucose, fructose, galactose) to form disaccharides (maltose, sucrose, lactose) and then chain multiple glucose units to build a starch or glycogen polymer, observing a water molecule released at each glycosidic bond formed. Part B: Structured reading (provided on the ARES platform) titled 'Carbohydrates in Kenyan Foods' — students read three short paragraphs about maize starch in ugali (polysaccharide), lactose in milk (disaccharide), and glucose/fructose in ripe fruit (monosaccharides), then complete a three-column evidence table: Carbohydrate Type | Example Kenyan Food Source | Molecular Building Blocks.</w:t>
-            </w:r>
-          </w:p>
-        </w:tc>
-        <w:tc>
-          <w:tcPr>
-            <w:tcW w:type="dxa" w:w="2556"/>
-            <w:shd w:fill="F2F2F2" w:color="auto" w:val="clear"/>
-            <w:tcMar>
-              <w:top w:type="dxa" w:w="60"/>
-              <w:left w:type="dxa" w:w="120"/>
-              <w:bottom w:type="dxa" w:w="60"/>
-              <w:right w:type="dxa" w:w="120"/>
-            </w:tcMar>
-            <w:vAlign w:val="top"/>
-          </w:tcPr>
           <w:p>
             <w:pPr>
               <w:spacing w:after="20" w:before="0"/>
@@ -6618,7 +6429,7 @@
             <w:pPr>
               <w:spacing w:after="20" w:before="0"/>
             </w:pPr>
-            <w:hyperlink w:history="1" r:id="rId5h0d_153tunu_z7taqod8">
+            <w:hyperlink w:history="1" r:id="rIdwip6x6y0merqnwfypbfkj">
               <w:r>
                 <w:rPr>
                   <w:rFonts w:ascii="Arial" w:cs="Arial" w:eastAsia="Arial" w:hAnsi="Arial"/>
@@ -6651,7 +6462,7 @@
               <w:spacing w:after="10" w:before="0"/>
               <w:ind w:left="120"/>
             </w:pPr>
-            <w:hyperlink w:history="1" r:id="rIds2syhbos376vrmuz2fegs">
+            <w:hyperlink w:history="1" r:id="rId96q1eg7mfpnrs1pgyclau">
               <w:r>
                 <w:rPr>
                   <w:rFonts w:ascii="Arial" w:cs="Arial" w:eastAsia="Arial" w:hAnsi="Arial"/>
@@ -6696,7 +6507,7 @@
             <w:pPr>
               <w:spacing w:after="20" w:before="0"/>
             </w:pPr>
-            <w:hyperlink w:history="1" r:id="rIdplwos-ywcxzgiwbgwyiai">
+            <w:hyperlink w:history="1" r:id="rIdqodya8u68ebpnzbn9inik">
               <w:r>
                 <w:rPr>
                   <w:rFonts w:ascii="Arial" w:cs="Arial" w:eastAsia="Arial" w:hAnsi="Arial"/>
@@ -6729,7 +6540,7 @@
               <w:spacing w:after="10" w:before="0"/>
               <w:ind w:left="120"/>
             </w:pPr>
-            <w:hyperlink w:history="1" r:id="rIdipq8wne_61vlqvop-ibiy">
+            <w:hyperlink w:history="1" r:id="rIddvw9mne9aqohxpwrjsoap">
               <w:r>
                 <w:rPr>
                   <w:rFonts w:ascii="Arial" w:cs="Arial" w:eastAsia="Arial" w:hAnsi="Arial"/>
@@ -6745,7 +6556,7 @@
         </w:tc>
         <w:tc>
           <w:tcPr>
-            <w:tcW w:type="dxa" w:w="3324"/>
+            <w:tcW w:type="dxa" w:w="3040"/>
             <w:shd w:fill="FFFFFF" w:color="auto" w:val="clear"/>
             <w:tcMar>
               <w:top w:type="dxa" w:w="60"/>
@@ -6771,46 +6582,78 @@
                 <w:sz w:val="18"/>
                 <w:szCs w:val="18"/>
               </w:rPr>
+              <w:t xml:space="preserve">Students work in pairs at ARES platform stations (or shared devices) to complete a two-part evidence-gathering task. Part A: Interactive carbohydrate simulation — students drag and connect monosaccharide units (represented as hexagon tiles labelled glucose, fructose, galactose) to form disaccharides (maltose, sucrose, lactose) and then chain multiple glucose units to build a starch or glycogen polymer, observing a water molecule released at each glycosidic bond formed. Part B: Structured reading (provided on the ARES platform) titled 'Carbohydrates in Kenyan Foods' — students read three short paragraphs about maize starch in ugali (polysaccharide), lactose in milk (disaccharide), and glucose/fructose in ripe fruit (monosaccharides), then complete a three-column evidence table: Carbohydrate Type | Example Kenyan Food Source | Molecular Building Blocks.</w:t>
+            </w:r>
+          </w:p>
+        </w:tc>
+        <w:tc>
+          <w:tcPr>
+            <w:tcW w:type="dxa" w:w="3040"/>
+            <w:shd w:fill="F2F2F2" w:color="auto" w:val="clear"/>
+            <w:tcMar>
+              <w:top w:type="dxa" w:w="60"/>
+              <w:left w:type="dxa" w:w="120"/>
+              <w:bottom w:type="dxa" w:w="60"/>
+              <w:right w:type="dxa" w:w="120"/>
+            </w:tcMar>
+            <w:vAlign w:val="top"/>
+          </w:tcPr>
+          <w:p>
+            <w:pPr>
+              <w:spacing w:after="40" w:before="0"/>
+              <w:jc w:val="left"/>
+            </w:pPr>
+            <w:r>
+              <w:rPr>
+                <w:rFonts w:ascii="Arial" w:cs="Arial" w:eastAsia="Arial" w:hAnsi="Arial"/>
+                <w:b w:val="false"/>
+                <w:bCs w:val="false"/>
+                <w:i w:val="false"/>
+                <w:iCs w:val="false"/>
+                <w:color w:val="000000"/>
+                <w:sz w:val="18"/>
+                <w:szCs w:val="18"/>
+              </w:rPr>
               <w:t xml:space="preserve">Before releasing students to devices, briefly frame the task: 'In the simulation, you are going to build carbohydrate molecules the way your body's enzymes do. Watch what happens each time you join two sugar units. In the reading, you will find the Kenyan foods that contain each type. Your job is to fill in your three-column evidence table — Carbohydrate Type, Kenyan Food Source, Molecular Building Blocks. You have 15 minutes. Go.' [Set a visible 15-minute timer.] Circulate every 90 seconds. At the 5-minute mark, pause the class briefly: 'Quick check — has everyone observed what happens to water molecules each time two sugar units join? Cold-call: Amina, what did you see?' [WAIT TIME: 12 seconds.] Continue circulating. At the 10-minute mark, prompt pairs who have finished Part A to begin Part B: 'If you've built your polysaccharide, move to the reading now.' At the 13-minute mark: 'Two more minutes — make sure your evidence table has at least three rows filled in.' At 15 minutes: 'Stop where you are. Pencils down. You will have a chance to add to your table in the next phase.'</w:t>
             </w:r>
           </w:p>
         </w:tc>
         <w:tc>
           <w:tcPr>
-            <w:tcW w:type="dxa" w:w="2300"/>
+            <w:tcW w:type="dxa" w:w="3040"/>
+            <w:shd w:fill="FFFFFF" w:color="auto" w:val="clear"/>
+            <w:tcMar>
+              <w:top w:type="dxa" w:w="60"/>
+              <w:left w:type="dxa" w:w="120"/>
+              <w:bottom w:type="dxa" w:w="60"/>
+              <w:right w:type="dxa" w:w="120"/>
+            </w:tcMar>
+            <w:vAlign w:val="top"/>
+          </w:tcPr>
+          <w:p>
+            <w:pPr>
+              <w:spacing w:after="40" w:before="0"/>
+              <w:jc w:val="left"/>
+            </w:pPr>
+            <w:r>
+              <w:rPr>
+                <w:rFonts w:ascii="Arial" w:cs="Arial" w:eastAsia="Arial" w:hAnsi="Arial"/>
+                <w:b w:val="false"/>
+                <w:bCs w:val="false"/>
+                <w:i w:val="false"/>
+                <w:iCs w:val="false"/>
+                <w:color w:val="000000"/>
+                <w:sz w:val="18"/>
+                <w:szCs w:val="18"/>
+              </w:rPr>
+              <w:t xml:space="preserve">Dual-coding evidence gathering (simulation + text): The simulation builds a visual-kinesthetic model of condensation reactions and glycosidic bond formation, while the structured reading anchors abstract molecular types to familiar Kenyan foods. Using both sources simultaneously requires students to translate between representational modes, which deepens encoding and supports students with different learning strengths. The evidence table acts as a cognitive organiser that students will reference throughout the lesson.</w:t>
+            </w:r>
+          </w:p>
+        </w:tc>
+        <w:tc>
+          <w:tcPr>
+            <w:tcW w:type="dxa" w:w="3040"/>
             <w:shd w:fill="F2F2F2" w:color="auto" w:val="clear"/>
-            <w:tcMar>
-              <w:top w:type="dxa" w:w="60"/>
-              <w:left w:type="dxa" w:w="120"/>
-              <w:bottom w:type="dxa" w:w="60"/>
-              <w:right w:type="dxa" w:w="120"/>
-            </w:tcMar>
-            <w:vAlign w:val="top"/>
-          </w:tcPr>
-          <w:p>
-            <w:pPr>
-              <w:spacing w:after="40" w:before="0"/>
-              <w:jc w:val="left"/>
-            </w:pPr>
-            <w:r>
-              <w:rPr>
-                <w:rFonts w:ascii="Arial" w:cs="Arial" w:eastAsia="Arial" w:hAnsi="Arial"/>
-                <w:b w:val="false"/>
-                <w:bCs w:val="false"/>
-                <w:i w:val="false"/>
-                <w:iCs w:val="false"/>
-                <w:color w:val="000000"/>
-                <w:sz w:val="18"/>
-                <w:szCs w:val="18"/>
-              </w:rPr>
-              <w:t xml:space="preserve">Dual-coding evidence gathering (simulation + text): The simulation builds a visual-kinesthetic model of condensation reactions and glycosidic bond formation, while the structured reading anchors abstract molecular types to familiar Kenyan foods. Using both sources simultaneously requires students to translate between representational modes, which deepens encoding and supports students with different learning strengths. The evidence table acts as a cognitive organiser that students will reference throughout the lesson.</w:t>
-            </w:r>
-          </w:p>
-        </w:tc>
-        <w:tc>
-          <w:tcPr>
-            <w:tcW w:type="dxa" w:w="2300"/>
-            <w:shd w:fill="FFFFFF" w:color="auto" w:val="clear"/>
             <w:tcMar>
               <w:top w:type="dxa" w:w="60"/>
               <w:left w:type="dxa" w:w="120"/>
@@ -6843,7 +6686,7 @@
       <w:tr>
         <w:tc>
           <w:tcPr>
-            <w:tcW w:type="dxa" w:w="900"/>
+            <w:tcW w:type="dxa" w:w="1520"/>
             <w:shd w:fill="E2EFDA" w:color="auto" w:val="clear"/>
             <w:tcMar>
               <w:top w:type="dxa" w:w="60"/>
@@ -6872,51 +6715,6 @@
               <w:t xml:space="preserve">Explain Phase</w:t>
             </w:r>
           </w:p>
-        </w:tc>
-        <w:tc>
-          <w:tcPr>
-            <w:tcW w:type="dxa" w:w="2300"/>
-            <w:shd w:fill="FFFFFF" w:color="auto" w:val="clear"/>
-            <w:tcMar>
-              <w:top w:type="dxa" w:w="60"/>
-              <w:left w:type="dxa" w:w="120"/>
-              <w:bottom w:type="dxa" w:w="60"/>
-              <w:right w:type="dxa" w:w="120"/>
-            </w:tcMar>
-            <w:vAlign w:val="top"/>
-          </w:tcPr>
-          <w:p>
-            <w:pPr>
-              <w:spacing w:after="40" w:before="0"/>
-              <w:jc w:val="left"/>
-            </w:pPr>
-            <w:r>
-              <w:rPr>
-                <w:rFonts w:ascii="Arial" w:cs="Arial" w:eastAsia="Arial" w:hAnsi="Arial"/>
-                <w:b w:val="false"/>
-                <w:bCs w:val="false"/>
-                <w:i w:val="false"/>
-                <w:iCs w:val="false"/>
-                <w:color w:val="000000"/>
-                <w:sz w:val="18"/>
-                <w:szCs w:val="18"/>
-              </w:rPr>
-              <w:t xml:space="preserve">Using their completed evidence tables, student pairs join into groups of four to discuss two sensemaking questions projected on the board: (1) 'The brother eats ugali every day. Based on your evidence, what type of carbohydrate is he getting, and what can his body use it for?' (2) 'Carbohydrates give the brother energy — so why is he still smaller, weaker, and sicker than the neighbour's child?' Groups discuss for 4 minutes, then the class comes together for a teacher-facilitated whole-class discussion. Students then individually annotate their evidence tables with a fourth column: 'Role in the body / Connection to phenomenon.'</w:t>
-            </w:r>
-          </w:p>
-        </w:tc>
-        <w:tc>
-          <w:tcPr>
-            <w:tcW w:type="dxa" w:w="2556"/>
-            <w:shd w:fill="F2F2F2" w:color="auto" w:val="clear"/>
-            <w:tcMar>
-              <w:top w:type="dxa" w:w="60"/>
-              <w:left w:type="dxa" w:w="120"/>
-              <w:bottom w:type="dxa" w:w="60"/>
-              <w:right w:type="dxa" w:w="120"/>
-            </w:tcMar>
-            <w:vAlign w:val="top"/>
-          </w:tcPr>
           <w:p>
             <w:pPr>
               <w:spacing w:after="20" w:before="0"/>
@@ -6937,7 +6735,7 @@
             <w:pPr>
               <w:spacing w:after="20" w:before="0"/>
             </w:pPr>
-            <w:hyperlink w:history="1" r:id="rIdwrn-mdc54hsmgw8aoppn7">
+            <w:hyperlink w:history="1" r:id="rId9i_ykffkv-m2k6fxhxoab">
               <w:r>
                 <w:rPr>
                   <w:rFonts w:ascii="Arial" w:cs="Arial" w:eastAsia="Arial" w:hAnsi="Arial"/>
@@ -6970,7 +6768,7 @@
               <w:spacing w:after="10" w:before="0"/>
               <w:ind w:left="120"/>
             </w:pPr>
-            <w:hyperlink w:history="1" r:id="rId7ipzdysgdazajg7arbblx">
+            <w:hyperlink w:history="1" r:id="rId3uk4ywlsnqgywx6sc-fia">
               <w:r>
                 <w:rPr>
                   <w:rFonts w:ascii="Arial" w:cs="Arial" w:eastAsia="Arial" w:hAnsi="Arial"/>
@@ -7015,7 +6813,7 @@
             <w:pPr>
               <w:spacing w:after="20" w:before="0"/>
             </w:pPr>
-            <w:hyperlink w:history="1" r:id="rIduqrdsjhnkdcbtn_lpfxv3">
+            <w:hyperlink w:history="1" r:id="rIdz9ujoqmvlsiglyg1vmsja">
               <w:r>
                 <w:rPr>
                   <w:rFonts w:ascii="Arial" w:cs="Arial" w:eastAsia="Arial" w:hAnsi="Arial"/>
@@ -7048,7 +6846,7 @@
               <w:spacing w:after="10" w:before="0"/>
               <w:ind w:left="120"/>
             </w:pPr>
-            <w:hyperlink w:history="1" r:id="rIdsmlsltcuynlax6zrso4kz">
+            <w:hyperlink w:history="1" r:id="rId0csvgm-wlixl6nghugrd6">
               <w:r>
                 <w:rPr>
                   <w:rFonts w:ascii="Arial" w:cs="Arial" w:eastAsia="Arial" w:hAnsi="Arial"/>
@@ -7064,7 +6862,7 @@
         </w:tc>
         <w:tc>
           <w:tcPr>
-            <w:tcW w:type="dxa" w:w="3324"/>
+            <w:tcW w:type="dxa" w:w="3040"/>
             <w:shd w:fill="FFFFFF" w:color="auto" w:val="clear"/>
             <w:tcMar>
               <w:top w:type="dxa" w:w="60"/>
@@ -7090,46 +6888,78 @@
                 <w:sz w:val="18"/>
                 <w:szCs w:val="18"/>
               </w:rPr>
+              <w:t xml:space="preserve">Using their completed evidence tables, student pairs join into groups of four to discuss two sensemaking questions projected on the board: (1) 'The brother eats ugali every day. Based on your evidence, what type of carbohydrate is he getting, and what can his body use it for?' (2) 'Carbohydrates give the brother energy — so why is he still smaller, weaker, and sicker than the neighbour's child?' Groups discuss for 4 minutes, then the class comes together for a teacher-facilitated whole-class discussion. Students then individually annotate their evidence tables with a fourth column: 'Role in the body / Connection to phenomenon.'</w:t>
+            </w:r>
+          </w:p>
+        </w:tc>
+        <w:tc>
+          <w:tcPr>
+            <w:tcW w:type="dxa" w:w="3040"/>
+            <w:shd w:fill="F2F2F2" w:color="auto" w:val="clear"/>
+            <w:tcMar>
+              <w:top w:type="dxa" w:w="60"/>
+              <w:left w:type="dxa" w:w="120"/>
+              <w:bottom w:type="dxa" w:w="60"/>
+              <w:right w:type="dxa" w:w="120"/>
+            </w:tcMar>
+            <w:vAlign w:val="top"/>
+          </w:tcPr>
+          <w:p>
+            <w:pPr>
+              <w:spacing w:after="40" w:before="0"/>
+              <w:jc w:val="left"/>
+            </w:pPr>
+            <w:r>
+              <w:rPr>
+                <w:rFonts w:ascii="Arial" w:cs="Arial" w:eastAsia="Arial" w:hAnsi="Arial"/>
+                <w:b w:val="false"/>
+                <w:bCs w:val="false"/>
+                <w:i w:val="false"/>
+                <w:iCs w:val="false"/>
+                <w:color w:val="000000"/>
+                <w:sz w:val="18"/>
+                <w:szCs w:val="18"/>
+              </w:rPr>
               <w:t xml:space="preserve">Project both sensemaking questions. Say: 'In your group of four, use your evidence table to answer both questions. You must point to specific evidence — not just what you already believed. You have 4 minutes.' [Allow 4 minutes of group discussion. Circulate and listen. Identify one group with a strong answer to Q1 and one with a strong answer to Q2.] After 4 minutes, bring the class together: 'Let's hear from Omondi's group on question one.' [Cold-call the group you identified. WAIT TIME: 10 seconds.] After response, probe: 'You said starch. Where does the body get glucose from starch — does it use starch directly?' [WAIT TIME: 12 seconds. Cold-call a different student.] Guide toward: starch must be broken down (hydrolysis) into glucose monomers before cells can use it — we will study enzymes in a later lesson. Then ask: 'Now the harder question — question two. The brother has energy from the ugali. So why is there still a problem?' [WAIT TIME: 15 seconds. Cold-call a student who seemed to grasp this in group work.] Guide students toward the key insight: carbohydrates cannot build muscle proteins, make antibodies, form haemoglobin, or carry out enzyme catalysis — these require other biomolecules. Say: 'Write that insight in your fourth column right now. One sentence: what carbohydrates can and cannot do.'</w:t>
             </w:r>
           </w:p>
         </w:tc>
         <w:tc>
           <w:tcPr>
-            <w:tcW w:type="dxa" w:w="2300"/>
+            <w:tcW w:type="dxa" w:w="3040"/>
+            <w:shd w:fill="FFFFFF" w:color="auto" w:val="clear"/>
+            <w:tcMar>
+              <w:top w:type="dxa" w:w="60"/>
+              <w:left w:type="dxa" w:w="120"/>
+              <w:bottom w:type="dxa" w:w="60"/>
+              <w:right w:type="dxa" w:w="120"/>
+            </w:tcMar>
+            <w:vAlign w:val="top"/>
+          </w:tcPr>
+          <w:p>
+            <w:pPr>
+              <w:spacing w:after="40" w:before="0"/>
+              <w:jc w:val="left"/>
+            </w:pPr>
+            <w:r>
+              <w:rPr>
+                <w:rFonts w:ascii="Arial" w:cs="Arial" w:eastAsia="Arial" w:hAnsi="Arial"/>
+                <w:b w:val="false"/>
+                <w:bCs w:val="false"/>
+                <w:i w:val="false"/>
+                <w:iCs w:val="false"/>
+                <w:color w:val="000000"/>
+                <w:sz w:val="18"/>
+                <w:szCs w:val="18"/>
+              </w:rPr>
+              <w:t xml:space="preserve">Evidence-based group sensemaking followed by whole-class press for mechanism: The group discussion allows peer scaffolding as students connect molecular evidence to the macroscopic phenomenon. The teacher's deliberate follow-up probing ('Does the body use starch directly?') pushes students from descriptive statements ('carbohydrates give energy') toward mechanistic reasoning (hydrolysis of starch → glucose → cellular respiration). The individual annotation of the fourth column ensures every student personally commits the key idea to their notes, not just the vocal group members.</w:t>
+            </w:r>
+          </w:p>
+        </w:tc>
+        <w:tc>
+          <w:tcPr>
+            <w:tcW w:type="dxa" w:w="3040"/>
             <w:shd w:fill="F2F2F2" w:color="auto" w:val="clear"/>
-            <w:tcMar>
-              <w:top w:type="dxa" w:w="60"/>
-              <w:left w:type="dxa" w:w="120"/>
-              <w:bottom w:type="dxa" w:w="60"/>
-              <w:right w:type="dxa" w:w="120"/>
-            </w:tcMar>
-            <w:vAlign w:val="top"/>
-          </w:tcPr>
-          <w:p>
-            <w:pPr>
-              <w:spacing w:after="40" w:before="0"/>
-              <w:jc w:val="left"/>
-            </w:pPr>
-            <w:r>
-              <w:rPr>
-                <w:rFonts w:ascii="Arial" w:cs="Arial" w:eastAsia="Arial" w:hAnsi="Arial"/>
-                <w:b w:val="false"/>
-                <w:bCs w:val="false"/>
-                <w:i w:val="false"/>
-                <w:iCs w:val="false"/>
-                <w:color w:val="000000"/>
-                <w:sz w:val="18"/>
-                <w:szCs w:val="18"/>
-              </w:rPr>
-              <w:t xml:space="preserve">Evidence-based group sensemaking followed by whole-class press for mechanism: The group discussion allows peer scaffolding as students connect molecular evidence to the macroscopic phenomenon. The teacher's deliberate follow-up probing ('Does the body use starch directly?') pushes students from descriptive statements ('carbohydrates give energy') toward mechanistic reasoning (hydrolysis of starch → glucose → cellular respiration). The individual annotation of the fourth column ensures every student personally commits the key idea to their notes, not just the vocal group members.</w:t>
-            </w:r>
-          </w:p>
-        </w:tc>
-        <w:tc>
-          <w:tcPr>
-            <w:tcW w:type="dxa" w:w="2300"/>
-            <w:shd w:fill="FFFFFF" w:color="auto" w:val="clear"/>
             <w:tcMar>
               <w:top w:type="dxa" w:w="60"/>
               <w:left w:type="dxa" w:w="120"/>
@@ -7162,7 +6992,7 @@
       <w:tr>
         <w:tc>
           <w:tcPr>
-            <w:tcW w:type="dxa" w:w="900"/>
+            <w:tcW w:type="dxa" w:w="1520"/>
             <w:shd w:fill="FCE4D6" w:color="auto" w:val="clear"/>
             <w:tcMar>
               <w:top w:type="dxa" w:w="60"/>
@@ -7191,51 +7021,6 @@
               <w:t xml:space="preserve">Driving Question Board (DQB) Creation</w:t>
             </w:r>
           </w:p>
-        </w:tc>
-        <w:tc>
-          <w:tcPr>
-            <w:tcW w:type="dxa" w:w="2300"/>
-            <w:shd w:fill="FFFFFF" w:color="auto" w:val="clear"/>
-            <w:tcMar>
-              <w:top w:type="dxa" w:w="60"/>
-              <w:left w:type="dxa" w:w="120"/>
-              <w:bottom w:type="dxa" w:w="60"/>
-              <w:right w:type="dxa" w:w="120"/>
-            </w:tcMar>
-            <w:vAlign w:val="top"/>
-          </w:tcPr>
-          <w:p>
-            <w:pPr>
-              <w:spacing w:after="40" w:before="0"/>
-              <w:jc w:val="left"/>
-            </w:pPr>
-            <w:r>
-              <w:rPr>
-                <w:rFonts w:ascii="Arial" w:cs="Arial" w:eastAsia="Arial" w:hAnsi="Arial"/>
-                <w:b w:val="false"/>
-                <w:bCs w:val="false"/>
-                <w:i w:val="false"/>
-                <w:iCs w:val="false"/>
-                <w:color w:val="000000"/>
-                <w:sz w:val="18"/>
-                <w:szCs w:val="18"/>
-              </w:rPr>
-              <w:t xml:space="preserve">Each student writes one or two new questions generated by today's evidence on a sticky note (or index card) and adds it to the class Driving Question Board under one of three headers: 'What we now know,' 'What we still wonder,' or 'What we need to investigate next.' Students then do a 2-minute gallery walk to read classmates' questions silently before returning to their seats. The teacher facilitates a 3-minute whole-class synthesis, highlighting questions that will be answered in upcoming lessons (proteins, lipids, enzymes).</w:t>
-            </w:r>
-          </w:p>
-        </w:tc>
-        <w:tc>
-          <w:tcPr>
-            <w:tcW w:type="dxa" w:w="2556"/>
-            <w:shd w:fill="F2F2F2" w:color="auto" w:val="clear"/>
-            <w:tcMar>
-              <w:top w:type="dxa" w:w="60"/>
-              <w:left w:type="dxa" w:w="120"/>
-              <w:bottom w:type="dxa" w:w="60"/>
-              <w:right w:type="dxa" w:w="120"/>
-            </w:tcMar>
-            <w:vAlign w:val="top"/>
-          </w:tcPr>
           <w:p>
             <w:pPr>
               <w:spacing w:after="20" w:before="0"/>
@@ -7256,7 +7041,7 @@
             <w:pPr>
               <w:spacing w:after="20" w:before="0"/>
             </w:pPr>
-            <w:hyperlink w:history="1" r:id="rIdl_jjym7picvl2wvklw5h5">
+            <w:hyperlink w:history="1" r:id="rIdsmoi99rraecuyd8odc_tb">
               <w:r>
                 <w:rPr>
                   <w:rFonts w:ascii="Arial" w:cs="Arial" w:eastAsia="Arial" w:hAnsi="Arial"/>
@@ -7289,7 +7074,7 @@
               <w:spacing w:after="10" w:before="0"/>
               <w:ind w:left="120"/>
             </w:pPr>
-            <w:hyperlink w:history="1" r:id="rIdpt-pqajpi3q-vz9shoarp">
+            <w:hyperlink w:history="1" r:id="rId0p33snpcks9woawsns0h7">
               <w:r>
                 <w:rPr>
                   <w:rFonts w:ascii="Arial" w:cs="Arial" w:eastAsia="Arial" w:hAnsi="Arial"/>
@@ -7334,7 +7119,7 @@
             <w:pPr>
               <w:spacing w:after="20" w:before="0"/>
             </w:pPr>
-            <w:hyperlink w:history="1" r:id="rIdkhuwbcfk6y-ub2qxv4eci">
+            <w:hyperlink w:history="1" r:id="rIdxb3cqyvlskabbmhzw0ual">
               <w:r>
                 <w:rPr>
                   <w:rFonts w:ascii="Arial" w:cs="Arial" w:eastAsia="Arial" w:hAnsi="Arial"/>
@@ -7367,7 +7152,7 @@
               <w:spacing w:after="10" w:before="0"/>
               <w:ind w:left="120"/>
             </w:pPr>
-            <w:hyperlink w:history="1" r:id="rId6_hhdxgycfd0ez2ya15vb">
+            <w:hyperlink w:history="1" r:id="rId28kmywkxal6kwc7tpgwo-">
               <w:r>
                 <w:rPr>
                   <w:rFonts w:ascii="Arial" w:cs="Arial" w:eastAsia="Arial" w:hAnsi="Arial"/>
@@ -7383,7 +7168,7 @@
         </w:tc>
         <w:tc>
           <w:tcPr>
-            <w:tcW w:type="dxa" w:w="3324"/>
+            <w:tcW w:type="dxa" w:w="3040"/>
             <w:shd w:fill="FFFFFF" w:color="auto" w:val="clear"/>
             <w:tcMar>
               <w:top w:type="dxa" w:w="60"/>
@@ -7409,46 +7194,78 @@
                 <w:sz w:val="18"/>
                 <w:szCs w:val="18"/>
               </w:rPr>
+              <w:t xml:space="preserve">Each student writes one or two new questions generated by today's evidence on a sticky note (or index card) and adds it to the class Driving Question Board under one of three headers: 'What we now know,' 'What we still wonder,' or 'What we need to investigate next.' Students then do a 2-minute gallery walk to read classmates' questions silently before returning to their seats. The teacher facilitates a 3-minute whole-class synthesis, highlighting questions that will be answered in upcoming lessons (proteins, lipids, enzymes).</w:t>
+            </w:r>
+          </w:p>
+        </w:tc>
+        <w:tc>
+          <w:tcPr>
+            <w:tcW w:type="dxa" w:w="3040"/>
+            <w:shd w:fill="F2F2F2" w:color="auto" w:val="clear"/>
+            <w:tcMar>
+              <w:top w:type="dxa" w:w="60"/>
+              <w:left w:type="dxa" w:w="120"/>
+              <w:bottom w:type="dxa" w:w="60"/>
+              <w:right w:type="dxa" w:w="120"/>
+            </w:tcMar>
+            <w:vAlign w:val="top"/>
+          </w:tcPr>
+          <w:p>
+            <w:pPr>
+              <w:spacing w:after="40" w:before="0"/>
+              <w:jc w:val="left"/>
+            </w:pPr>
+            <w:r>
+              <w:rPr>
+                <w:rFonts w:ascii="Arial" w:cs="Arial" w:eastAsia="Arial" w:hAnsi="Arial"/>
+                <w:b w:val="false"/>
+                <w:bCs w:val="false"/>
+                <w:i w:val="false"/>
+                <w:iCs w:val="false"/>
+                <w:color w:val="000000"/>
+                <w:sz w:val="18"/>
+                <w:szCs w:val="18"/>
+              </w:rPr>
               <w:t xml:space="preserve">Distribute sticky notes. Say: 'Based on today's evidence, write one or two questions that you are now wondering about — things today's lesson raised but did not fully answer. Think about the brother in the phenomenon. Think about what carbohydrates cannot do. You have 90 seconds.' [Allow 90 seconds of silent writing. Circulate.] 'Now come place your note under the right header on the DQB. Read the headers as you walk up — What we now know, What we still wonder, What we need to investigate next.' [Allow 2 minutes for placement and silent gallery walk.] Return to front. Say: 'I see several questions here about proteins and muscles — we will tackle that in Lesson 3. I see a question about how starch gets broken down — that connects to our enzyme lessons later. I see a question about why the brother gets sick more often — that is a clue about a biomolecule we have not yet studied. These questions are doing science. Keep them.' Point to 2-3 specific student questions (without naming authors unless they volunteer) and say: 'This question is going to be answered by our evidence in Lesson 4. Hold onto that wonder.' Update the DQB visually — move any Lesson 1 'wonder' cards that today's evidence has answered to the 'What we now know' column.</w:t>
             </w:r>
           </w:p>
         </w:tc>
         <w:tc>
           <w:tcPr>
-            <w:tcW w:type="dxa" w:w="2300"/>
+            <w:tcW w:type="dxa" w:w="3040"/>
+            <w:shd w:fill="FFFFFF" w:color="auto" w:val="clear"/>
+            <w:tcMar>
+              <w:top w:type="dxa" w:w="60"/>
+              <w:left w:type="dxa" w:w="120"/>
+              <w:bottom w:type="dxa" w:w="60"/>
+              <w:right w:type="dxa" w:w="120"/>
+            </w:tcMar>
+            <w:vAlign w:val="top"/>
+          </w:tcPr>
+          <w:p>
+            <w:pPr>
+              <w:spacing w:after="40" w:before="0"/>
+              <w:jc w:val="left"/>
+            </w:pPr>
+            <w:r>
+              <w:rPr>
+                <w:rFonts w:ascii="Arial" w:cs="Arial" w:eastAsia="Arial" w:hAnsi="Arial"/>
+                <w:b w:val="false"/>
+                <w:bCs w:val="false"/>
+                <w:i w:val="false"/>
+                <w:iCs w:val="false"/>
+                <w:color w:val="000000"/>
+                <w:sz w:val="18"/>
+                <w:szCs w:val="18"/>
+              </w:rPr>
+              <w:t xml:space="preserve">Driving Question Board as living knowledge tracker: The DQB is a whole-class epistemic artefact that makes the development of understanding visible over time. By distinguishing 'now know' from 'still wonder' from 'investigate next,' students practise the scientific practice of identifying gaps in current models (NGSS SEP 1: Asking Questions). Moving Lesson 1 cards to 'now know' gives students a tangible sense of intellectual progress and motivates the remaining lessons.</w:t>
+            </w:r>
+          </w:p>
+        </w:tc>
+        <w:tc>
+          <w:tcPr>
+            <w:tcW w:type="dxa" w:w="3040"/>
             <w:shd w:fill="F2F2F2" w:color="auto" w:val="clear"/>
-            <w:tcMar>
-              <w:top w:type="dxa" w:w="60"/>
-              <w:left w:type="dxa" w:w="120"/>
-              <w:bottom w:type="dxa" w:w="60"/>
-              <w:right w:type="dxa" w:w="120"/>
-            </w:tcMar>
-            <w:vAlign w:val="top"/>
-          </w:tcPr>
-          <w:p>
-            <w:pPr>
-              <w:spacing w:after="40" w:before="0"/>
-              <w:jc w:val="left"/>
-            </w:pPr>
-            <w:r>
-              <w:rPr>
-                <w:rFonts w:ascii="Arial" w:cs="Arial" w:eastAsia="Arial" w:hAnsi="Arial"/>
-                <w:b w:val="false"/>
-                <w:bCs w:val="false"/>
-                <w:i w:val="false"/>
-                <w:iCs w:val="false"/>
-                <w:color w:val="000000"/>
-                <w:sz w:val="18"/>
-                <w:szCs w:val="18"/>
-              </w:rPr>
-              <w:t xml:space="preserve">Driving Question Board as living knowledge tracker: The DQB is a whole-class epistemic artefact that makes the development of understanding visible over time. By distinguishing 'now know' from 'still wonder' from 'investigate next,' students practise the scientific practice of identifying gaps in current models (NGSS SEP 1: Asking Questions). Moving Lesson 1 cards to 'now know' gives students a tangible sense of intellectual progress and motivates the remaining lessons.</w:t>
-            </w:r>
-          </w:p>
-        </w:tc>
-        <w:tc>
-          <w:tcPr>
-            <w:tcW w:type="dxa" w:w="2300"/>
-            <w:shd w:fill="FFFFFF" w:color="auto" w:val="clear"/>
             <w:tcMar>
               <w:top w:type="dxa" w:w="60"/>
               <w:left w:type="dxa" w:w="120"/>
@@ -7481,7 +7298,7 @@
       <w:tr>
         <w:tc>
           <w:tcPr>
-            <w:tcW w:type="dxa" w:w="900"/>
+            <w:tcW w:type="dxa" w:w="1520"/>
             <w:shd w:fill="D5E8F0" w:color="auto" w:val="clear"/>
             <w:tcMar>
               <w:top w:type="dxa" w:w="60"/>
@@ -7510,51 +7327,6 @@
               <w:t xml:space="preserve">Model Building Phase</w:t>
             </w:r>
           </w:p>
-        </w:tc>
-        <w:tc>
-          <w:tcPr>
-            <w:tcW w:type="dxa" w:w="2300"/>
-            <w:shd w:fill="FFFFFF" w:color="auto" w:val="clear"/>
-            <w:tcMar>
-              <w:top w:type="dxa" w:w="60"/>
-              <w:left w:type="dxa" w:w="120"/>
-              <w:bottom w:type="dxa" w:w="60"/>
-              <w:right w:type="dxa" w:w="120"/>
-            </w:tcMar>
-            <w:vAlign w:val="top"/>
-          </w:tcPr>
-          <w:p>
-            <w:pPr>
-              <w:spacing w:after="40" w:before="0"/>
-              <w:jc w:val="left"/>
-            </w:pPr>
-            <w:r>
-              <w:rPr>
-                <w:rFonts w:ascii="Arial" w:cs="Arial" w:eastAsia="Arial" w:hAnsi="Arial"/>
-                <w:b w:val="false"/>
-                <w:bCs w:val="false"/>
-                <w:i w:val="false"/>
-                <w:iCs w:val="false"/>
-                <w:color w:val="000000"/>
-                <w:sz w:val="18"/>
-                <w:szCs w:val="18"/>
-              </w:rPr>
-              <w:t xml:space="preserve">Student pairs create a 'Carbohydrate Panel' for the class biomolecule model wall — a shared display that will grow across all six lessons. Each pair receives a panel template (A4 or A3 card) divided into three sections: (1) Molecular structure sketch — students draw a simple diagram showing a monosaccharide, a disaccharide (two units joined with a labelled glycosidic bond), and a polysaccharide chain, with a water molecule shown being released; (2) Kenyan food examples — labelled drawings or written list linking each carbohydrate type to a specific Kenyan food (e.g., glucose → ripe banana/mango, lactose → milk, starch → ugali from maize); (3) Body functions and limitations — two sentences: what carbohydrates do in the body AND one thing carbohydrates cannot do (referencing the phenomenon). Panels are posted on the model wall before the bell.</w:t>
-            </w:r>
-          </w:p>
-        </w:tc>
-        <w:tc>
-          <w:tcPr>
-            <w:tcW w:type="dxa" w:w="2556"/>
-            <w:shd w:fill="F2F2F2" w:color="auto" w:val="clear"/>
-            <w:tcMar>
-              <w:top w:type="dxa" w:w="60"/>
-              <w:left w:type="dxa" w:w="120"/>
-              <w:bottom w:type="dxa" w:w="60"/>
-              <w:right w:type="dxa" w:w="120"/>
-            </w:tcMar>
-            <w:vAlign w:val="top"/>
-          </w:tcPr>
           <w:p>
             <w:pPr>
               <w:spacing w:after="20" w:before="0"/>
@@ -7575,7 +7347,7 @@
             <w:pPr>
               <w:spacing w:after="20" w:before="0"/>
             </w:pPr>
-            <w:hyperlink w:history="1" r:id="rIdbgyzlfjggkn5mmdmgasor">
+            <w:hyperlink w:history="1" r:id="rIdftld3xjnosftud4kexpks">
               <w:r>
                 <w:rPr>
                   <w:rFonts w:ascii="Arial" w:cs="Arial" w:eastAsia="Arial" w:hAnsi="Arial"/>
@@ -7608,7 +7380,7 @@
               <w:spacing w:after="10" w:before="0"/>
               <w:ind w:left="120"/>
             </w:pPr>
-            <w:hyperlink w:history="1" r:id="rIdqynihpssrpctx-0eg2yf7">
+            <w:hyperlink w:history="1" r:id="rIdfbyii0nop6yyybtj-juu_">
               <w:r>
                 <w:rPr>
                   <w:rFonts w:ascii="Arial" w:cs="Arial" w:eastAsia="Arial" w:hAnsi="Arial"/>
@@ -7653,7 +7425,7 @@
             <w:pPr>
               <w:spacing w:after="20" w:before="0"/>
             </w:pPr>
-            <w:hyperlink w:history="1" r:id="rIdw9q7bzvntsqgo-s7hvslr">
+            <w:hyperlink w:history="1" r:id="rIdksvmkyz-xjgeqywf_wqht">
               <w:r>
                 <w:rPr>
                   <w:rFonts w:ascii="Arial" w:cs="Arial" w:eastAsia="Arial" w:hAnsi="Arial"/>
@@ -7686,7 +7458,7 @@
               <w:spacing w:after="10" w:before="0"/>
               <w:ind w:left="120"/>
             </w:pPr>
-            <w:hyperlink w:history="1" r:id="rIdmwoo2lx-zrxr_xmvuxu-w">
+            <w:hyperlink w:history="1" r:id="rIdt_atyezzvtt0rq54i8axe">
               <w:r>
                 <w:rPr>
                   <w:rFonts w:ascii="Arial" w:cs="Arial" w:eastAsia="Arial" w:hAnsi="Arial"/>
@@ -7702,7 +7474,7 @@
         </w:tc>
         <w:tc>
           <w:tcPr>
-            <w:tcW w:type="dxa" w:w="3324"/>
+            <w:tcW w:type="dxa" w:w="3040"/>
             <w:shd w:fill="FFFFFF" w:color="auto" w:val="clear"/>
             <w:tcMar>
               <w:top w:type="dxa" w:w="60"/>
@@ -7728,46 +7500,78 @@
                 <w:sz w:val="18"/>
                 <w:szCs w:val="18"/>
               </w:rPr>
+              <w:t xml:space="preserve">Student pairs create a 'Carbohydrate Panel' for the class biomolecule model wall — a shared display that will grow across all six lessons. Each pair receives a panel template (A4 or A3 card) divided into three sections: (1) Molecular structure sketch — students draw a simple diagram showing a monosaccharide, a disaccharide (two units joined with a labelled glycosidic bond), and a polysaccharide chain, with a water molecule shown being released; (2) Kenyan food examples — labelled drawings or written list linking each carbohydrate type to a specific Kenyan food (e.g., glucose → ripe banana/mango, lactose → milk, starch → ugali from maize); (3) Body functions and limitations — two sentences: what carbohydrates do in the body AND one thing carbohydrates cannot do (referencing the phenomenon). Panels are posted on the model wall before the bell.</w:t>
+            </w:r>
+          </w:p>
+        </w:tc>
+        <w:tc>
+          <w:tcPr>
+            <w:tcW w:type="dxa" w:w="3040"/>
+            <w:shd w:fill="F2F2F2" w:color="auto" w:val="clear"/>
+            <w:tcMar>
+              <w:top w:type="dxa" w:w="60"/>
+              <w:left w:type="dxa" w:w="120"/>
+              <w:bottom w:type="dxa" w:w="60"/>
+              <w:right w:type="dxa" w:w="120"/>
+            </w:tcMar>
+            <w:vAlign w:val="top"/>
+          </w:tcPr>
+          <w:p>
+            <w:pPr>
+              <w:spacing w:after="40" w:before="0"/>
+              <w:jc w:val="left"/>
+            </w:pPr>
+            <w:r>
+              <w:rPr>
+                <w:rFonts w:ascii="Arial" w:cs="Arial" w:eastAsia="Arial" w:hAnsi="Arial"/>
+                <w:b w:val="false"/>
+                <w:bCs w:val="false"/>
+                <w:i w:val="false"/>
+                <w:iCs w:val="false"/>
+                <w:color w:val="000000"/>
+                <w:sz w:val="18"/>
+                <w:szCs w:val="18"/>
+              </w:rPr>
               <w:t xml:space="preserve">Distribute panel templates. Say: 'For the last 7 minutes, you are building our first biomolecule panel for the model wall. This panel will be here all term — every lesson we add a new one. Your panel needs three things: a structure diagram with a glycosidic bond labelled, Kenyan food examples for each type, and one function and one limitation of carbohydrates in the context of the brother and the neighbour's child. You have 7 minutes. Go.' [Circulate for the first 3 minutes, checking that structure diagrams include the water molecule released in condensation. Prompt as needed: 'Show me where the water molecule goes when the bond forms.'] At the 5-minute mark: 'Two minutes — make sure your limitation sentence uses the word cannot and connects to the phenomenon.' At 7 minutes: 'Post your panel on the model wall. In Lesson 3, we will add the protein panel right next to it — and then you will see why the brother's diet is incomplete at the molecular level.' [Ensure all panels are posted before dismissal. Do not grade panels publicly — collect for formative review after class.]</w:t>
             </w:r>
           </w:p>
         </w:tc>
         <w:tc>
           <w:tcPr>
-            <w:tcW w:type="dxa" w:w="2300"/>
+            <w:tcW w:type="dxa" w:w="3040"/>
+            <w:shd w:fill="FFFFFF" w:color="auto" w:val="clear"/>
+            <w:tcMar>
+              <w:top w:type="dxa" w:w="60"/>
+              <w:left w:type="dxa" w:w="120"/>
+              <w:bottom w:type="dxa" w:w="60"/>
+              <w:right w:type="dxa" w:w="120"/>
+            </w:tcMar>
+            <w:vAlign w:val="top"/>
+          </w:tcPr>
+          <w:p>
+            <w:pPr>
+              <w:spacing w:after="40" w:before="0"/>
+              <w:jc w:val="left"/>
+            </w:pPr>
+            <w:r>
+              <w:rPr>
+                <w:rFonts w:ascii="Arial" w:cs="Arial" w:eastAsia="Arial" w:hAnsi="Arial"/>
+                <w:b w:val="false"/>
+                <w:bCs w:val="false"/>
+                <w:i w:val="false"/>
+                <w:iCs w:val="false"/>
+                <w:color w:val="000000"/>
+                <w:sz w:val="18"/>
+                <w:szCs w:val="18"/>
+              </w:rPr>
+              <w:t xml:space="preserve">Progressive model building (NGSS SEP 2 &amp; 6 — Developing and Using Models): The biomolecule model wall is a cumulative representational artefact that grows across all six lessons, embodying the storyline's progression. By requiring both a structural diagram and a 'cannot do' limitation sentence, the panel forces students to represent knowledge at two levels: molecular structure and functional significance relative to the phenomenon. The wall's physical presence in the classroom provides a persistent anchor that students can return to in future lessons when comparing carbohydrates to proteins, lipids, and other biomolecules.</w:t>
+            </w:r>
+          </w:p>
+        </w:tc>
+        <w:tc>
+          <w:tcPr>
+            <w:tcW w:type="dxa" w:w="3040"/>
             <w:shd w:fill="F2F2F2" w:color="auto" w:val="clear"/>
-            <w:tcMar>
-              <w:top w:type="dxa" w:w="60"/>
-              <w:left w:type="dxa" w:w="120"/>
-              <w:bottom w:type="dxa" w:w="60"/>
-              <w:right w:type="dxa" w:w="120"/>
-            </w:tcMar>
-            <w:vAlign w:val="top"/>
-          </w:tcPr>
-          <w:p>
-            <w:pPr>
-              <w:spacing w:after="40" w:before="0"/>
-              <w:jc w:val="left"/>
-            </w:pPr>
-            <w:r>
-              <w:rPr>
-                <w:rFonts w:ascii="Arial" w:cs="Arial" w:eastAsia="Arial" w:hAnsi="Arial"/>
-                <w:b w:val="false"/>
-                <w:bCs w:val="false"/>
-                <w:i w:val="false"/>
-                <w:iCs w:val="false"/>
-                <w:color w:val="000000"/>
-                <w:sz w:val="18"/>
-                <w:szCs w:val="18"/>
-              </w:rPr>
-              <w:t xml:space="preserve">Progressive model building (NGSS SEP 2 &amp; 6 — Developing and Using Models): The biomolecule model wall is a cumulative representational artefact that grows across all six lessons, embodying the storyline's progression. By requiring both a structural diagram and a 'cannot do' limitation sentence, the panel forces students to represent knowledge at two levels: molecular structure and functional significance relative to the phenomenon. The wall's physical presence in the classroom provides a persistent anchor that students can return to in future lessons when comparing carbohydrates to proteins, lipids, and other biomolecules.</w:t>
-            </w:r>
-          </w:p>
-        </w:tc>
-        <w:tc>
-          <w:tcPr>
-            <w:tcW w:type="dxa" w:w="2300"/>
-            <w:shd w:fill="FFFFFF" w:color="auto" w:val="clear"/>
             <w:tcMar>
               <w:top w:type="dxa" w:w="60"/>
               <w:left w:type="dxa" w:w="120"/>
@@ -9132,18 +8936,17 @@
         <w:tblLayout w:type="fixed"/>
       </w:tblPr>
       <w:tblGrid>
-        <w:gridCol w:w="900"/>
-        <w:gridCol w:w="2300"/>
-        <w:gridCol w:w="2556"/>
-        <w:gridCol w:w="3324"/>
-        <w:gridCol w:w="2300"/>
-        <w:gridCol w:w="2300"/>
+        <w:gridCol w:w="1520"/>
+        <w:gridCol w:w="3040"/>
+        <w:gridCol w:w="3040"/>
+        <w:gridCol w:w="3040"/>
+        <w:gridCol w:w="3040"/>
       </w:tblGrid>
       <w:tr>
         <w:tc>
           <w:tcPr>
             <w:tcW w:type="dxa" w:w="13680"/>
-            <w:gridSpan w:val="6"/>
+            <w:gridSpan w:val="5"/>
             <w:shd w:fill="1F6B75" w:color="auto" w:val="clear"/>
             <w:tcMar>
               <w:top w:type="dxa" w:w="60"/>
@@ -9177,7 +8980,7 @@
       <w:tr>
         <w:tc>
           <w:tcPr>
-            <w:tcW w:type="dxa" w:w="900"/>
+            <w:tcW w:type="dxa" w:w="1520"/>
             <w:shd w:fill="1F3864" w:color="auto" w:val="clear"/>
             <w:tcMar>
               <w:top w:type="dxa" w:w="60"/>
@@ -9209,7 +9012,7 @@
         </w:tc>
         <w:tc>
           <w:tcPr>
-            <w:tcW w:type="dxa" w:w="2300"/>
+            <w:tcW w:type="dxa" w:w="3040"/>
             <w:shd w:fill="2E75B6" w:color="auto" w:val="clear"/>
             <w:tcMar>
               <w:top w:type="dxa" w:w="60"/>
@@ -9241,7 +9044,39 @@
         </w:tc>
         <w:tc>
           <w:tcPr>
-            <w:tcW w:type="dxa" w:w="2556"/>
+            <w:tcW w:type="dxa" w:w="3040"/>
+            <w:shd w:fill="2E75B6" w:color="auto" w:val="clear"/>
+            <w:tcMar>
+              <w:top w:type="dxa" w:w="60"/>
+              <w:left w:type="dxa" w:w="120"/>
+              <w:bottom w:type="dxa" w:w="60"/>
+              <w:right w:type="dxa" w:w="120"/>
+            </w:tcMar>
+            <w:vAlign w:val="top"/>
+          </w:tcPr>
+          <w:p>
+            <w:pPr>
+              <w:spacing w:after="40" w:before="0"/>
+              <w:jc w:val="left"/>
+            </w:pPr>
+            <w:r>
+              <w:rPr>
+                <w:rFonts w:ascii="Arial" w:cs="Arial" w:eastAsia="Arial" w:hAnsi="Arial"/>
+                <w:b/>
+                <w:bCs/>
+                <w:i w:val="false"/>
+                <w:iCs w:val="false"/>
+                <w:color w:val="FFFFFF"/>
+                <w:sz w:val="18"/>
+                <w:szCs w:val="18"/>
+              </w:rPr>
+              <w:t xml:space="preserve">Teacher Moves</w:t>
+            </w:r>
+          </w:p>
+        </w:tc>
+        <w:tc>
+          <w:tcPr>
+            <w:tcW w:type="dxa" w:w="3040"/>
             <w:shd w:fill="1F6B75" w:color="auto" w:val="clear"/>
             <w:tcMar>
               <w:top w:type="dxa" w:w="60"/>
@@ -9267,77 +9102,13 @@
                 <w:sz w:val="18"/>
                 <w:szCs w:val="18"/>
               </w:rPr>
-              <w:t xml:space="preserve">Resource</w:t>
-            </w:r>
-          </w:p>
-        </w:tc>
-        <w:tc>
-          <w:tcPr>
-            <w:tcW w:type="dxa" w:w="3324"/>
-            <w:shd w:fill="2E75B6" w:color="auto" w:val="clear"/>
-            <w:tcMar>
-              <w:top w:type="dxa" w:w="60"/>
-              <w:left w:type="dxa" w:w="120"/>
-              <w:bottom w:type="dxa" w:w="60"/>
-              <w:right w:type="dxa" w:w="120"/>
-            </w:tcMar>
-            <w:vAlign w:val="top"/>
-          </w:tcPr>
-          <w:p>
-            <w:pPr>
-              <w:spacing w:after="40" w:before="0"/>
-              <w:jc w:val="left"/>
-            </w:pPr>
-            <w:r>
-              <w:rPr>
-                <w:rFonts w:ascii="Arial" w:cs="Arial" w:eastAsia="Arial" w:hAnsi="Arial"/>
-                <w:b/>
-                <w:bCs/>
-                <w:i w:val="false"/>
-                <w:iCs w:val="false"/>
-                <w:color w:val="FFFFFF"/>
-                <w:sz w:val="18"/>
-                <w:szCs w:val="18"/>
-              </w:rPr>
-              <w:t xml:space="preserve">Teacher Moves</w:t>
-            </w:r>
-          </w:p>
-        </w:tc>
-        <w:tc>
-          <w:tcPr>
-            <w:tcW w:type="dxa" w:w="2300"/>
-            <w:shd w:fill="1F6B75" w:color="auto" w:val="clear"/>
-            <w:tcMar>
-              <w:top w:type="dxa" w:w="60"/>
-              <w:left w:type="dxa" w:w="120"/>
-              <w:bottom w:type="dxa" w:w="60"/>
-              <w:right w:type="dxa" w:w="120"/>
-            </w:tcMar>
-            <w:vAlign w:val="top"/>
-          </w:tcPr>
-          <w:p>
-            <w:pPr>
-              <w:spacing w:after="40" w:before="0"/>
-              <w:jc w:val="left"/>
-            </w:pPr>
-            <w:r>
-              <w:rPr>
-                <w:rFonts w:ascii="Arial" w:cs="Arial" w:eastAsia="Arial" w:hAnsi="Arial"/>
-                <w:b/>
-                <w:bCs/>
-                <w:i w:val="false"/>
-                <w:iCs w:val="false"/>
-                <w:color w:val="FFFFFF"/>
-                <w:sz w:val="18"/>
-                <w:szCs w:val="18"/>
-              </w:rPr>
               <w:t xml:space="preserve">Sensemaking Strategy</w:t>
             </w:r>
           </w:p>
         </w:tc>
         <w:tc>
           <w:tcPr>
-            <w:tcW w:type="dxa" w:w="2300"/>
+            <w:tcW w:type="dxa" w:w="3040"/>
             <w:shd w:fill="2E75B6" w:color="auto" w:val="clear"/>
             <w:tcMar>
               <w:top w:type="dxa" w:w="60"/>
@@ -9371,7 +9142,7 @@
       <w:tr>
         <w:tc>
           <w:tcPr>
-            <w:tcW w:type="dxa" w:w="900"/>
+            <w:tcW w:type="dxa" w:w="1520"/>
             <w:shd w:fill="EAD1F5" w:color="auto" w:val="clear"/>
             <w:tcMar>
               <w:top w:type="dxa" w:w="60"/>
@@ -9400,51 +9171,6 @@
               <w:t xml:space="preserve">Predict Phase</w:t>
             </w:r>
           </w:p>
-        </w:tc>
-        <w:tc>
-          <w:tcPr>
-            <w:tcW w:type="dxa" w:w="2300"/>
-            <w:shd w:fill="FFFFFF" w:color="auto" w:val="clear"/>
-            <w:tcMar>
-              <w:top w:type="dxa" w:w="60"/>
-              <w:left w:type="dxa" w:w="120"/>
-              <w:bottom w:type="dxa" w:w="60"/>
-              <w:right w:type="dxa" w:w="120"/>
-            </w:tcMar>
-            <w:vAlign w:val="top"/>
-          </w:tcPr>
-          <w:p>
-            <w:pPr>
-              <w:spacing w:after="40" w:before="0"/>
-              <w:jc w:val="left"/>
-            </w:pPr>
-            <w:r>
-              <w:rPr>
-                <w:rFonts w:ascii="Arial" w:cs="Arial" w:eastAsia="Arial" w:hAnsi="Arial"/>
-                <w:b w:val="false"/>
-                <w:bCs w:val="false"/>
-                <w:i w:val="false"/>
-                <w:iCs w:val="false"/>
-                <w:color w:val="000000"/>
-                <w:sz w:val="18"/>
-                <w:szCs w:val="18"/>
-              </w:rPr>
-              <w:t xml:space="preserve">Students look at two sets of food images displayed on the board or printed cards: Set A (beans, boiled egg, nyama choma — protein-rich foods) and Set B (avocado, ghee, groundnuts — lipid-rich foods). In their science notebooks, students write responses to two prediction prompts: (1) 'How do you think the chemicals in Set A foods are built differently from the chemicals in Set B foods at the molecular level?' and (2) 'What specific jobs do you think each group of chemicals does inside the body that ugali alone cannot do?' Students share predictions with a partner before three are cold-called to share with the class. Predictions are recorded on a class T-chart labelled 'Our Predictions — Proteins' and 'Our Predictions — Lipids' on the DQB, which will be revisited after evidence gathering.</w:t>
-            </w:r>
-          </w:p>
-        </w:tc>
-        <w:tc>
-          <w:tcPr>
-            <w:tcW w:type="dxa" w:w="2556"/>
-            <w:shd w:fill="F2F2F2" w:color="auto" w:val="clear"/>
-            <w:tcMar>
-              <w:top w:type="dxa" w:w="60"/>
-              <w:left w:type="dxa" w:w="120"/>
-              <w:bottom w:type="dxa" w:w="60"/>
-              <w:right w:type="dxa" w:w="120"/>
-            </w:tcMar>
-            <w:vAlign w:val="top"/>
-          </w:tcPr>
           <w:p>
             <w:pPr>
               <w:spacing w:after="20" w:before="0"/>
@@ -9465,7 +9191,7 @@
             <w:pPr>
               <w:spacing w:after="20" w:before="0"/>
             </w:pPr>
-            <w:hyperlink w:history="1" r:id="rIda3ilhcnolrcclsgv8rphb">
+            <w:hyperlink w:history="1" r:id="rIdi_o4otanybejwyk8ht8fb">
               <w:r>
                 <w:rPr>
                   <w:rFonts w:ascii="Arial" w:cs="Arial" w:eastAsia="Arial" w:hAnsi="Arial"/>
@@ -9498,7 +9224,7 @@
               <w:spacing w:after="10" w:before="0"/>
               <w:ind w:left="120"/>
             </w:pPr>
-            <w:hyperlink w:history="1" r:id="rIdrtvbpwyoj11c9wzp57os1">
+            <w:hyperlink w:history="1" r:id="rIdehj8ymqer3xuy8su5ukxp">
               <w:r>
                 <w:rPr>
                   <w:rFonts w:ascii="Arial" w:cs="Arial" w:eastAsia="Arial" w:hAnsi="Arial"/>
@@ -9543,7 +9269,7 @@
             <w:pPr>
               <w:spacing w:after="20" w:before="0"/>
             </w:pPr>
-            <w:hyperlink w:history="1" r:id="rId8icnkm__dzpt82wahvhmq">
+            <w:hyperlink w:history="1" r:id="rIdjtwig4wfjnpxkr-7fhsqy">
               <w:r>
                 <w:rPr>
                   <w:rFonts w:ascii="Arial" w:cs="Arial" w:eastAsia="Arial" w:hAnsi="Arial"/>
@@ -9576,7 +9302,7 @@
               <w:spacing w:after="10" w:before="0"/>
               <w:ind w:left="120"/>
             </w:pPr>
-            <w:hyperlink w:history="1" r:id="rIdjw2zlaonyjbinhofkzenp">
+            <w:hyperlink w:history="1" r:id="rId9olk9ecrlttdxr2n189fy">
               <w:r>
                 <w:rPr>
                   <w:rFonts w:ascii="Arial" w:cs="Arial" w:eastAsia="Arial" w:hAnsi="Arial"/>
@@ -9592,7 +9318,7 @@
         </w:tc>
         <w:tc>
           <w:tcPr>
-            <w:tcW w:type="dxa" w:w="3324"/>
+            <w:tcW w:type="dxa" w:w="3040"/>
             <w:shd w:fill="FFFFFF" w:color="auto" w:val="clear"/>
             <w:tcMar>
               <w:top w:type="dxa" w:w="60"/>
@@ -9618,46 +9344,78 @@
                 <w:sz w:val="18"/>
                 <w:szCs w:val="18"/>
               </w:rPr>
+              <w:t xml:space="preserve">Students look at two sets of food images displayed on the board or printed cards: Set A (beans, boiled egg, nyama choma — protein-rich foods) and Set B (avocado, ghee, groundnuts — lipid-rich foods). In their science notebooks, students write responses to two prediction prompts: (1) 'How do you think the chemicals in Set A foods are built differently from the chemicals in Set B foods at the molecular level?' and (2) 'What specific jobs do you think each group of chemicals does inside the body that ugali alone cannot do?' Students share predictions with a partner before three are cold-called to share with the class. Predictions are recorded on a class T-chart labelled 'Our Predictions — Proteins' and 'Our Predictions — Lipids' on the DQB, which will be revisited after evidence gathering.</w:t>
+            </w:r>
+          </w:p>
+        </w:tc>
+        <w:tc>
+          <w:tcPr>
+            <w:tcW w:type="dxa" w:w="3040"/>
+            <w:shd w:fill="F2F2F2" w:color="auto" w:val="clear"/>
+            <w:tcMar>
+              <w:top w:type="dxa" w:w="60"/>
+              <w:left w:type="dxa" w:w="120"/>
+              <w:bottom w:type="dxa" w:w="60"/>
+              <w:right w:type="dxa" w:w="120"/>
+            </w:tcMar>
+            <w:vAlign w:val="top"/>
+          </w:tcPr>
+          <w:p>
+            <w:pPr>
+              <w:spacing w:after="40" w:before="0"/>
+              <w:jc w:val="left"/>
+            </w:pPr>
+            <w:r>
+              <w:rPr>
+                <w:rFonts w:ascii="Arial" w:cs="Arial" w:eastAsia="Arial" w:hAnsi="Arial"/>
+                <w:b w:val="false"/>
+                <w:bCs w:val="false"/>
+                <w:i w:val="false"/>
+                <w:iCs w:val="false"/>
+                <w:color w:val="000000"/>
+                <w:sz w:val="18"/>
+                <w:szCs w:val="18"/>
+              </w:rPr>
               <w:t xml:space="preserve">Display the two food sets and say: 'You now know that carbohydrates give the body fuel. But look at these two groups of foods. Think carefully — what do you predict is chemically different between the foods in Set A and Set B, and what jobs might each group be doing that plain ugali cannot do?' Allow 3 minutes of individual silent writing. Then say: 'Turn to your partner and compare your predictions. Do you agree or disagree? Why?' Allow 2 minutes of paired talk. After partner talk, say: 'I'm going to cold-call three people — so be ready.' WAIT TIME: 10 seconds of silence after asking the whole class before cold-calling. Cold-call exactly 3 students (varied gender and seating zone). For each response, probe with: 'What makes you think that?' or 'Can you connect that to what happened to the brother in our story?' Record key prediction phrases verbatim on the T-chart in a different colour from later evidence notes. Do NOT confirm or correct predictions yet — say: 'We're holding these ideas — let's go gather evidence.'</w:t>
             </w:r>
           </w:p>
         </w:tc>
         <w:tc>
           <w:tcPr>
-            <w:tcW w:type="dxa" w:w="2300"/>
+            <w:tcW w:type="dxa" w:w="3040"/>
+            <w:shd w:fill="FFFFFF" w:color="auto" w:val="clear"/>
+            <w:tcMar>
+              <w:top w:type="dxa" w:w="60"/>
+              <w:left w:type="dxa" w:w="120"/>
+              <w:bottom w:type="dxa" w:w="60"/>
+              <w:right w:type="dxa" w:w="120"/>
+            </w:tcMar>
+            <w:vAlign w:val="top"/>
+          </w:tcPr>
+          <w:p>
+            <w:pPr>
+              <w:spacing w:after="40" w:before="0"/>
+              <w:jc w:val="left"/>
+            </w:pPr>
+            <w:r>
+              <w:rPr>
+                <w:rFonts w:ascii="Arial" w:cs="Arial" w:eastAsia="Arial" w:hAnsi="Arial"/>
+                <w:b w:val="false"/>
+                <w:bCs w:val="false"/>
+                <w:i w:val="false"/>
+                <w:iCs w:val="false"/>
+                <w:color w:val="000000"/>
+                <w:sz w:val="18"/>
+                <w:szCs w:val="18"/>
+              </w:rPr>
+              <w:t xml:space="preserve">Prediction Journaling with Partner Comparison — students commit their prior conceptions to writing before instruction, creating a personal record that can be compared against evidence later. Partner comparison surfaces conflicting ideas and raises cognitive engagement before the observe phase. Recording predictions publicly on the DQB creates accountability and allows the class to track conceptual change across the lesson.</w:t>
+            </w:r>
+          </w:p>
+        </w:tc>
+        <w:tc>
+          <w:tcPr>
+            <w:tcW w:type="dxa" w:w="3040"/>
             <w:shd w:fill="F2F2F2" w:color="auto" w:val="clear"/>
-            <w:tcMar>
-              <w:top w:type="dxa" w:w="60"/>
-              <w:left w:type="dxa" w:w="120"/>
-              <w:bottom w:type="dxa" w:w="60"/>
-              <w:right w:type="dxa" w:w="120"/>
-            </w:tcMar>
-            <w:vAlign w:val="top"/>
-          </w:tcPr>
-          <w:p>
-            <w:pPr>
-              <w:spacing w:after="40" w:before="0"/>
-              <w:jc w:val="left"/>
-            </w:pPr>
-            <w:r>
-              <w:rPr>
-                <w:rFonts w:ascii="Arial" w:cs="Arial" w:eastAsia="Arial" w:hAnsi="Arial"/>
-                <w:b w:val="false"/>
-                <w:bCs w:val="false"/>
-                <w:i w:val="false"/>
-                <w:iCs w:val="false"/>
-                <w:color w:val="000000"/>
-                <w:sz w:val="18"/>
-                <w:szCs w:val="18"/>
-              </w:rPr>
-              <w:t xml:space="preserve">Prediction Journaling with Partner Comparison — students commit their prior conceptions to writing before instruction, creating a personal record that can be compared against evidence later. Partner comparison surfaces conflicting ideas and raises cognitive engagement before the observe phase. Recording predictions publicly on the DQB creates accountability and allows the class to track conceptual change across the lesson.</w:t>
-            </w:r>
-          </w:p>
-        </w:tc>
-        <w:tc>
-          <w:tcPr>
-            <w:tcW w:type="dxa" w:w="2300"/>
-            <w:shd w:fill="FFFFFF" w:color="auto" w:val="clear"/>
             <w:tcMar>
               <w:top w:type="dxa" w:w="60"/>
               <w:left w:type="dxa" w:w="120"/>
@@ -9690,7 +9448,7 @@
       <w:tr>
         <w:tc>
           <w:tcPr>
-            <w:tcW w:type="dxa" w:w="900"/>
+            <w:tcW w:type="dxa" w:w="1520"/>
             <w:shd w:fill="D9EEF1" w:color="auto" w:val="clear"/>
             <w:tcMar>
               <w:top w:type="dxa" w:w="60"/>
@@ -9719,51 +9477,6 @@
               <w:t xml:space="preserve">Observe Phase</w:t>
             </w:r>
           </w:p>
-        </w:tc>
-        <w:tc>
-          <w:tcPr>
-            <w:tcW w:type="dxa" w:w="2300"/>
-            <w:shd w:fill="FFFFFF" w:color="auto" w:val="clear"/>
-            <w:tcMar>
-              <w:top w:type="dxa" w:w="60"/>
-              <w:left w:type="dxa" w:w="120"/>
-              <w:bottom w:type="dxa" w:w="60"/>
-              <w:right w:type="dxa" w:w="120"/>
-            </w:tcMar>
-            <w:vAlign w:val="top"/>
-          </w:tcPr>
-          <w:p>
-            <w:pPr>
-              <w:spacing w:after="40" w:before="0"/>
-              <w:jc w:val="left"/>
-            </w:pPr>
-            <w:r>
-              <w:rPr>
-                <w:rFonts w:ascii="Arial" w:cs="Arial" w:eastAsia="Arial" w:hAnsi="Arial"/>
-                <w:b w:val="false"/>
-                <w:bCs w:val="false"/>
-                <w:i w:val="false"/>
-                <w:iCs w:val="false"/>
-                <w:color w:val="000000"/>
-                <w:sz w:val="18"/>
-                <w:szCs w:val="18"/>
-              </w:rPr>
-              <w:t xml:space="preserve">Students engage with two parallel evidence sources in a structured 'Stations within Seats' format, spending approximately 7 minutes on each. Evidence Source 1 (Proteins): Students examine a protein structure simulation printout or interactive diagram sequence showing: (i) a single amino acid with labelled amino group, carboxyl group, R-group, and carbon backbone; (ii) two amino acids joined by a peptide bond; (iii) a short polypeptide chain; (iv) a folded functional protein (e.g., haemoglobin for transport, an antibody for immune defence). Alongside the simulation, students read a 150-word annotated text that names the 20 amino acids concept, explains that sequence determines function, and lists four protein roles with Kenyan food sources. Evidence Source 2 (Lipids): Students watch a 3-minute narrated animation (or read an equivalent illustrated text) showing glycerol bonded to three fatty acid chains forming a triglyceride, with a second segment showing a phospholipid bilayer forming a cell membrane. A companion reading describes saturated vs. unsaturated fats, energy storage in adipose tissue, the role of lipids in insulation and fat-soluble vitamin absorption, and lists avocado, ghee, fish from Lake Victoria, and groundnuts as Kenyan sources. Students complete a structured comparison table with columns: Monomer/Building block | Polymer/large molecule | Elements present | 3 key biological roles | 2 Kenyan food sources.</w:t>
-            </w:r>
-          </w:p>
-        </w:tc>
-        <w:tc>
-          <w:tcPr>
-            <w:tcW w:type="dxa" w:w="2556"/>
-            <w:shd w:fill="F2F2F2" w:color="auto" w:val="clear"/>
-            <w:tcMar>
-              <w:top w:type="dxa" w:w="60"/>
-              <w:left w:type="dxa" w:w="120"/>
-              <w:bottom w:type="dxa" w:w="60"/>
-              <w:right w:type="dxa" w:w="120"/>
-            </w:tcMar>
-            <w:vAlign w:val="top"/>
-          </w:tcPr>
           <w:p>
             <w:pPr>
               <w:spacing w:after="20" w:before="0"/>
@@ -9784,7 +9497,7 @@
             <w:pPr>
               <w:spacing w:after="20" w:before="0"/>
             </w:pPr>
-            <w:hyperlink w:history="1" r:id="rIdkwyb6kiutfvuy7ojm7li-">
+            <w:hyperlink w:history="1" r:id="rIdhtqzqamo4wfpc6rd6ztse">
               <w:r>
                 <w:rPr>
                   <w:rFonts w:ascii="Arial" w:cs="Arial" w:eastAsia="Arial" w:hAnsi="Arial"/>
@@ -9817,7 +9530,7 @@
               <w:spacing w:after="10" w:before="0"/>
               <w:ind w:left="120"/>
             </w:pPr>
-            <w:hyperlink w:history="1" r:id="rId8xjxwnbjaewha6heoobyf">
+            <w:hyperlink w:history="1" r:id="rIdcsj1cz1g6rxqwayp5npg1">
               <w:r>
                 <w:rPr>
                   <w:rFonts w:ascii="Arial" w:cs="Arial" w:eastAsia="Arial" w:hAnsi="Arial"/>
@@ -9862,7 +9575,7 @@
             <w:pPr>
               <w:spacing w:after="20" w:before="0"/>
             </w:pPr>
-            <w:hyperlink w:history="1" r:id="rId-s7b-kofk1za2vj7eo8wh">
+            <w:hyperlink w:history="1" r:id="rIdoexv4pgg9wttxxlzvscgb">
               <w:r>
                 <w:rPr>
                   <w:rFonts w:ascii="Arial" w:cs="Arial" w:eastAsia="Arial" w:hAnsi="Arial"/>
@@ -9895,7 +9608,7 @@
               <w:spacing w:after="10" w:before="0"/>
               <w:ind w:left="120"/>
             </w:pPr>
-            <w:hyperlink w:history="1" r:id="rIdehi3a7ugxwszv6ufhdkx9">
+            <w:hyperlink w:history="1" r:id="rIdm4xmu0optrabqs5suu03p">
               <w:r>
                 <w:rPr>
                   <w:rFonts w:ascii="Arial" w:cs="Arial" w:eastAsia="Arial" w:hAnsi="Arial"/>
@@ -9911,7 +9624,7 @@
         </w:tc>
         <w:tc>
           <w:tcPr>
-            <w:tcW w:type="dxa" w:w="3324"/>
+            <w:tcW w:type="dxa" w:w="3040"/>
             <w:shd w:fill="FFFFFF" w:color="auto" w:val="clear"/>
             <w:tcMar>
               <w:top w:type="dxa" w:w="60"/>
@@ -9937,46 +9650,78 @@
                 <w:sz w:val="18"/>
                 <w:szCs w:val="18"/>
               </w:rPr>
+              <w:t xml:space="preserve">Students engage with two parallel evidence sources in a structured 'Stations within Seats' format, spending approximately 7 minutes on each. Evidence Source 1 (Proteins): Students examine a protein structure simulation printout or interactive diagram sequence showing: (i) a single amino acid with labelled amino group, carboxyl group, R-group, and carbon backbone; (ii) two amino acids joined by a peptide bond; (iii) a short polypeptide chain; (iv) a folded functional protein (e.g., haemoglobin for transport, an antibody for immune defence). Alongside the simulation, students read a 150-word annotated text that names the 20 amino acids concept, explains that sequence determines function, and lists four protein roles with Kenyan food sources. Evidence Source 2 (Lipids): Students watch a 3-minute narrated animation (or read an equivalent illustrated text) showing glycerol bonded to three fatty acid chains forming a triglyceride, with a second segment showing a phospholipid bilayer forming a cell membrane. A companion reading describes saturated vs. unsaturated fats, energy storage in adipose tissue, the role of lipids in insulation and fat-soluble vitamin absorption, and lists avocado, ghee, fish from Lake Victoria, and groundnuts as Kenyan sources. Students complete a structured comparison table with columns: Monomer/Building block | Polymer/large molecule | Elements present | 3 key biological roles | 2 Kenyan food sources.</w:t>
+            </w:r>
+          </w:p>
+        </w:tc>
+        <w:tc>
+          <w:tcPr>
+            <w:tcW w:type="dxa" w:w="3040"/>
+            <w:shd w:fill="F2F2F2" w:color="auto" w:val="clear"/>
+            <w:tcMar>
+              <w:top w:type="dxa" w:w="60"/>
+              <w:left w:type="dxa" w:w="120"/>
+              <w:bottom w:type="dxa" w:w="60"/>
+              <w:right w:type="dxa" w:w="120"/>
+            </w:tcMar>
+            <w:vAlign w:val="top"/>
+          </w:tcPr>
+          <w:p>
+            <w:pPr>
+              <w:spacing w:after="40" w:before="0"/>
+              <w:jc w:val="left"/>
+            </w:pPr>
+            <w:r>
+              <w:rPr>
+                <w:rFonts w:ascii="Arial" w:cs="Arial" w:eastAsia="Arial" w:hAnsi="Arial"/>
+                <w:b w:val="false"/>
+                <w:bCs w:val="false"/>
+                <w:i w:val="false"/>
+                <w:iCs w:val="false"/>
+                <w:color w:val="000000"/>
+                <w:sz w:val="18"/>
+                <w:szCs w:val="18"/>
+              </w:rPr>
               <w:t xml:space="preserve">Distribute materials and say: 'You have two evidence packs. For each one, your job is a scientist's job — gather evidence and fill in your comparison table. You are NOT just reading for information; you are looking for clues that explain why the brother eating only ugali is smaller and weaker.' Allow 7 minutes for Protein evidence, then signal transition: 'Switch to Evidence Pack 2 — Lipids — now.' Allow 7 minutes for Lipid evidence. Circulate continuously. At the 4-minute mark of each source, use a targeted question prompt with at least 4 different student pairs: 'What elements are present in this molecule?' and 'Find one role that ugali absolutely cannot play — which role is that?' WAIT TIME: After asking a pair, stand silently for 10 seconds before accepting a response. If a student is confused by the simulation diagram, scaffold with: 'Start with the smallest piece — what is it called? Good. Now look at what happens when two of those join. What forms?' For students who finish early, pose an extension question: 'Avocado is eaten with sukuma wiki in many Kenyan homes — can you find any evidence in your reading that explains why this combination might be more beneficial than eating sukuma wiki alone?'</w:t>
             </w:r>
           </w:p>
         </w:tc>
         <w:tc>
           <w:tcPr>
-            <w:tcW w:type="dxa" w:w="2300"/>
+            <w:tcW w:type="dxa" w:w="3040"/>
+            <w:shd w:fill="FFFFFF" w:color="auto" w:val="clear"/>
+            <w:tcMar>
+              <w:top w:type="dxa" w:w="60"/>
+              <w:left w:type="dxa" w:w="120"/>
+              <w:bottom w:type="dxa" w:w="60"/>
+              <w:right w:type="dxa" w:w="120"/>
+            </w:tcMar>
+            <w:vAlign w:val="top"/>
+          </w:tcPr>
+          <w:p>
+            <w:pPr>
+              <w:spacing w:after="40" w:before="0"/>
+              <w:jc w:val="left"/>
+            </w:pPr>
+            <w:r>
+              <w:rPr>
+                <w:rFonts w:ascii="Arial" w:cs="Arial" w:eastAsia="Arial" w:hAnsi="Arial"/>
+                <w:b w:val="false"/>
+                <w:bCs w:val="false"/>
+                <w:i w:val="false"/>
+                <w:iCs w:val="false"/>
+                <w:color w:val="000000"/>
+                <w:sz w:val="18"/>
+                <w:szCs w:val="18"/>
+              </w:rPr>
+              <w:t xml:space="preserve">Parallel Evidence Sources with Structured Comparison Table — presenting proteins and lipids through separate but simultaneous evidence sources requires students to process each molecule class deeply before comparing them. The structured table scaffolds the comparison by holding constant the categories of analysis (monomer, polymer, elements, roles, sources), preventing superficial reading and directing attention to the structural features that explain functional differences. The phenomenon anchor embedded in the task instructions ('clues that explain the brother's condition') keeps evidence gathering purposeful rather than passive.</w:t>
+            </w:r>
+          </w:p>
+        </w:tc>
+        <w:tc>
+          <w:tcPr>
+            <w:tcW w:type="dxa" w:w="3040"/>
             <w:shd w:fill="F2F2F2" w:color="auto" w:val="clear"/>
-            <w:tcMar>
-              <w:top w:type="dxa" w:w="60"/>
-              <w:left w:type="dxa" w:w="120"/>
-              <w:bottom w:type="dxa" w:w="60"/>
-              <w:right w:type="dxa" w:w="120"/>
-            </w:tcMar>
-            <w:vAlign w:val="top"/>
-          </w:tcPr>
-          <w:p>
-            <w:pPr>
-              <w:spacing w:after="40" w:before="0"/>
-              <w:jc w:val="left"/>
-            </w:pPr>
-            <w:r>
-              <w:rPr>
-                <w:rFonts w:ascii="Arial" w:cs="Arial" w:eastAsia="Arial" w:hAnsi="Arial"/>
-                <w:b w:val="false"/>
-                <w:bCs w:val="false"/>
-                <w:i w:val="false"/>
-                <w:iCs w:val="false"/>
-                <w:color w:val="000000"/>
-                <w:sz w:val="18"/>
-                <w:szCs w:val="18"/>
-              </w:rPr>
-              <w:t xml:space="preserve">Parallel Evidence Sources with Structured Comparison Table — presenting proteins and lipids through separate but simultaneous evidence sources requires students to process each molecule class deeply before comparing them. The structured table scaffolds the comparison by holding constant the categories of analysis (monomer, polymer, elements, roles, sources), preventing superficial reading and directing attention to the structural features that explain functional differences. The phenomenon anchor embedded in the task instructions ('clues that explain the brother's condition') keeps evidence gathering purposeful rather than passive.</w:t>
-            </w:r>
-          </w:p>
-        </w:tc>
-        <w:tc>
-          <w:tcPr>
-            <w:tcW w:type="dxa" w:w="2300"/>
-            <w:shd w:fill="FFFFFF" w:color="auto" w:val="clear"/>
             <w:tcMar>
               <w:top w:type="dxa" w:w="60"/>
               <w:left w:type="dxa" w:w="120"/>
@@ -10009,7 +9754,7 @@
       <w:tr>
         <w:tc>
           <w:tcPr>
-            <w:tcW w:type="dxa" w:w="900"/>
+            <w:tcW w:type="dxa" w:w="1520"/>
             <w:shd w:fill="E2EFDA" w:color="auto" w:val="clear"/>
             <w:tcMar>
               <w:top w:type="dxa" w:w="60"/>
@@ -10038,51 +9783,6 @@
               <w:t xml:space="preserve">Explain Phase</w:t>
             </w:r>
           </w:p>
-        </w:tc>
-        <w:tc>
-          <w:tcPr>
-            <w:tcW w:type="dxa" w:w="2300"/>
-            <w:shd w:fill="FFFFFF" w:color="auto" w:val="clear"/>
-            <w:tcMar>
-              <w:top w:type="dxa" w:w="60"/>
-              <w:left w:type="dxa" w:w="120"/>
-              <w:bottom w:type="dxa" w:w="60"/>
-              <w:right w:type="dxa" w:w="120"/>
-            </w:tcMar>
-            <w:vAlign w:val="top"/>
-          </w:tcPr>
-          <w:p>
-            <w:pPr>
-              <w:spacing w:after="40" w:before="0"/>
-              <w:jc w:val="left"/>
-            </w:pPr>
-            <w:r>
-              <w:rPr>
-                <w:rFonts w:ascii="Arial" w:cs="Arial" w:eastAsia="Arial" w:hAnsi="Arial"/>
-                <w:b w:val="false"/>
-                <w:bCs w:val="false"/>
-                <w:i w:val="false"/>
-                <w:iCs w:val="false"/>
-                <w:color w:val="000000"/>
-                <w:sz w:val="18"/>
-                <w:szCs w:val="18"/>
-              </w:rPr>
-              <w:t xml:space="preserve">The class reconvenes for a structured whole-group sensemaking discussion lasting approximately 10 minutes. The teacher guides students to build a shared explanation in three moves: First, students compare their completed tables with an annotated class version revealed on the board, correcting and adding detail. Second, students apply their evidence directly to the phenomenon by responding to a written prompt: 'Use your evidence about proteins AND lipids to write two or three sentences explaining why the brother eating mostly plain ugali is smaller, weaker, and gets sick more often — even though he eats until he is full.' Third, students engage in a 'Claim–Evidence–Reasoning' (CER) structured share-out, with three students presenting their written explanations while classmates offer one agreement and one extension or question. The teacher explicitly addresses the pre-lesson misconception that 'proteins are mainly for energy' by showing that while proteins can be metabolised for energy in extreme cases, their primary roles are structural and functional — and this is what ugali cannot provide.</w:t>
-            </w:r>
-          </w:p>
-        </w:tc>
-        <w:tc>
-          <w:tcPr>
-            <w:tcW w:type="dxa" w:w="2556"/>
-            <w:shd w:fill="F2F2F2" w:color="auto" w:val="clear"/>
-            <w:tcMar>
-              <w:top w:type="dxa" w:w="60"/>
-              <w:left w:type="dxa" w:w="120"/>
-              <w:bottom w:type="dxa" w:w="60"/>
-              <w:right w:type="dxa" w:w="120"/>
-            </w:tcMar>
-            <w:vAlign w:val="top"/>
-          </w:tcPr>
           <w:p>
             <w:pPr>
               <w:spacing w:after="20" w:before="0"/>
@@ -10103,7 +9803,7 @@
             <w:pPr>
               <w:spacing w:after="20" w:before="0"/>
             </w:pPr>
-            <w:hyperlink w:history="1" r:id="rId6jcg6jaajrqbfbab3qgx-">
+            <w:hyperlink w:history="1" r:id="rIdgwb1eivveyyr4n1dq0chs">
               <w:r>
                 <w:rPr>
                   <w:rFonts w:ascii="Arial" w:cs="Arial" w:eastAsia="Arial" w:hAnsi="Arial"/>
@@ -10136,7 +9836,7 @@
               <w:spacing w:after="10" w:before="0"/>
               <w:ind w:left="120"/>
             </w:pPr>
-            <w:hyperlink w:history="1" r:id="rIdgjl2tzkyyqwhnxf4iglvp">
+            <w:hyperlink w:history="1" r:id="rIdlgpd8bhlels8p-6v-lfhq">
               <w:r>
                 <w:rPr>
                   <w:rFonts w:ascii="Arial" w:cs="Arial" w:eastAsia="Arial" w:hAnsi="Arial"/>
@@ -10181,7 +9881,7 @@
             <w:pPr>
               <w:spacing w:after="20" w:before="0"/>
             </w:pPr>
-            <w:hyperlink w:history="1" r:id="rIdybjwupmydbutbkmiiowgt">
+            <w:hyperlink w:history="1" r:id="rId5rnonm5ugfehrqhe0n1r8">
               <w:r>
                 <w:rPr>
                   <w:rFonts w:ascii="Arial" w:cs="Arial" w:eastAsia="Arial" w:hAnsi="Arial"/>
@@ -10214,7 +9914,7 @@
               <w:spacing w:after="10" w:before="0"/>
               <w:ind w:left="120"/>
             </w:pPr>
-            <w:hyperlink w:history="1" r:id="rIdnutsmu0-loqtwczx50odg">
+            <w:hyperlink w:history="1" r:id="rIdrq4mci6lseh6nr08yfqnl">
               <w:r>
                 <w:rPr>
                   <w:rFonts w:ascii="Arial" w:cs="Arial" w:eastAsia="Arial" w:hAnsi="Arial"/>
@@ -10230,7 +9930,7 @@
         </w:tc>
         <w:tc>
           <w:tcPr>
-            <w:tcW w:type="dxa" w:w="3324"/>
+            <w:tcW w:type="dxa" w:w="3040"/>
             <w:shd w:fill="FFFFFF" w:color="auto" w:val="clear"/>
             <w:tcMar>
               <w:top w:type="dxa" w:w="60"/>
@@ -10256,46 +9956,78 @@
                 <w:sz w:val="18"/>
                 <w:szCs w:val="18"/>
               </w:rPr>
+              <w:t xml:space="preserve">The class reconvenes for a structured whole-group sensemaking discussion lasting approximately 10 minutes. The teacher guides students to build a shared explanation in three moves: First, students compare their completed tables with an annotated class version revealed on the board, correcting and adding detail. Second, students apply their evidence directly to the phenomenon by responding to a written prompt: 'Use your evidence about proteins AND lipids to write two or three sentences explaining why the brother eating mostly plain ugali is smaller, weaker, and gets sick more often — even though he eats until he is full.' Third, students engage in a 'Claim–Evidence–Reasoning' (CER) structured share-out, with three students presenting their written explanations while classmates offer one agreement and one extension or question. The teacher explicitly addresses the pre-lesson misconception that 'proteins are mainly for energy' by showing that while proteins can be metabolised for energy in extreme cases, their primary roles are structural and functional — and this is what ugali cannot provide.</w:t>
+            </w:r>
+          </w:p>
+        </w:tc>
+        <w:tc>
+          <w:tcPr>
+            <w:tcW w:type="dxa" w:w="3040"/>
+            <w:shd w:fill="F2F2F2" w:color="auto" w:val="clear"/>
+            <w:tcMar>
+              <w:top w:type="dxa" w:w="60"/>
+              <w:left w:type="dxa" w:w="120"/>
+              <w:bottom w:type="dxa" w:w="60"/>
+              <w:right w:type="dxa" w:w="120"/>
+            </w:tcMar>
+            <w:vAlign w:val="top"/>
+          </w:tcPr>
+          <w:p>
+            <w:pPr>
+              <w:spacing w:after="40" w:before="0"/>
+              <w:jc w:val="left"/>
+            </w:pPr>
+            <w:r>
+              <w:rPr>
+                <w:rFonts w:ascii="Arial" w:cs="Arial" w:eastAsia="Arial" w:hAnsi="Arial"/>
+                <w:b w:val="false"/>
+                <w:bCs w:val="false"/>
+                <w:i w:val="false"/>
+                <w:iCs w:val="false"/>
+                <w:color w:val="000000"/>
+                <w:sz w:val="18"/>
+                <w:szCs w:val="18"/>
+              </w:rPr>
               <w:t xml:space="preserve">Begin by revealing the annotated class comparison table and say: 'Let's check our evidence together. Tell me — what elements are in proteins that are NOT in carbohydrates?' WAIT TIME: 12 seconds. Cold-call 2 students. Then say: 'Nitrogen. That is a chemical fact. Ugali — which is mostly starch — contains no nitrogen. Now look at what the body uses nitrogen for in proteins.' Point to enzyme and antibody roles on the table. Then say: 'Now I want you to write — silently, in your own words — two or three sentences that use this evidence to explain the brother's situation. You have 3 minutes.' After writing, say: 'I need three volunteers for a CER share-out — Claim, Evidence, Reasoning. Who has a claim?' Select one volunteer and one cold-call, plus one student who has been quiet. After each presentation, direct the class: 'Give me one thing you agree with and one question or extension you have.' To address the misconception about proteins as energy sources, say: 'Some of you predicted earlier that proteins give energy. Let's be precise — proteins CAN be broken down for energy, but that is like burning your furniture to heat your house. The body strongly prefers to use them for building and controlling. Ugali gives the fuel; beans and eggs provide the builders and the guards.' Reinforce with the avocado–sukuma wiki connection: 'Someone noticed that lipids help absorb fat-soluble vitamins from vegetables like sukuma wiki. That is a real biological relationship — lipids do more than store energy.'</w:t>
             </w:r>
           </w:p>
         </w:tc>
         <w:tc>
           <w:tcPr>
-            <w:tcW w:type="dxa" w:w="2300"/>
+            <w:tcW w:type="dxa" w:w="3040"/>
+            <w:shd w:fill="FFFFFF" w:color="auto" w:val="clear"/>
+            <w:tcMar>
+              <w:top w:type="dxa" w:w="60"/>
+              <w:left w:type="dxa" w:w="120"/>
+              <w:bottom w:type="dxa" w:w="60"/>
+              <w:right w:type="dxa" w:w="120"/>
+            </w:tcMar>
+            <w:vAlign w:val="top"/>
+          </w:tcPr>
+          <w:p>
+            <w:pPr>
+              <w:spacing w:after="40" w:before="0"/>
+              <w:jc w:val="left"/>
+            </w:pPr>
+            <w:r>
+              <w:rPr>
+                <w:rFonts w:ascii="Arial" w:cs="Arial" w:eastAsia="Arial" w:hAnsi="Arial"/>
+                <w:b w:val="false"/>
+                <w:bCs w:val="false"/>
+                <w:i w:val="false"/>
+                <w:iCs w:val="false"/>
+                <w:color w:val="000000"/>
+                <w:sz w:val="18"/>
+                <w:szCs w:val="18"/>
+              </w:rPr>
+              <w:t xml:space="preserve">Claim–Evidence–Reasoning (CER) Framework — this strategy requires students to move beyond recall into scientific argumentation by explicitly naming their claim, citing specific evidence from the simulation or reading, and constructing a logical reasoning chain connecting evidence to claim. When applied to the phenomenon, CER ensures that molecular knowledge is mobilised explanatorily rather than stored as inert facts. The public share-out with peer agreement and extension builds a collaborative class explanation that is richer than any individual response.</w:t>
+            </w:r>
+          </w:p>
+        </w:tc>
+        <w:tc>
+          <w:tcPr>
+            <w:tcW w:type="dxa" w:w="3040"/>
             <w:shd w:fill="F2F2F2" w:color="auto" w:val="clear"/>
-            <w:tcMar>
-              <w:top w:type="dxa" w:w="60"/>
-              <w:left w:type="dxa" w:w="120"/>
-              <w:bottom w:type="dxa" w:w="60"/>
-              <w:right w:type="dxa" w:w="120"/>
-            </w:tcMar>
-            <w:vAlign w:val="top"/>
-          </w:tcPr>
-          <w:p>
-            <w:pPr>
-              <w:spacing w:after="40" w:before="0"/>
-              <w:jc w:val="left"/>
-            </w:pPr>
-            <w:r>
-              <w:rPr>
-                <w:rFonts w:ascii="Arial" w:cs="Arial" w:eastAsia="Arial" w:hAnsi="Arial"/>
-                <w:b w:val="false"/>
-                <w:bCs w:val="false"/>
-                <w:i w:val="false"/>
-                <w:iCs w:val="false"/>
-                <w:color w:val="000000"/>
-                <w:sz w:val="18"/>
-                <w:szCs w:val="18"/>
-              </w:rPr>
-              <w:t xml:space="preserve">Claim–Evidence–Reasoning (CER) Framework — this strategy requires students to move beyond recall into scientific argumentation by explicitly naming their claim, citing specific evidence from the simulation or reading, and constructing a logical reasoning chain connecting evidence to claim. When applied to the phenomenon, CER ensures that molecular knowledge is mobilised explanatorily rather than stored as inert facts. The public share-out with peer agreement and extension builds a collaborative class explanation that is richer than any individual response.</w:t>
-            </w:r>
-          </w:p>
-        </w:tc>
-        <w:tc>
-          <w:tcPr>
-            <w:tcW w:type="dxa" w:w="2300"/>
-            <w:shd w:fill="FFFFFF" w:color="auto" w:val="clear"/>
             <w:tcMar>
               <w:top w:type="dxa" w:w="60"/>
               <w:left w:type="dxa" w:w="120"/>
@@ -10328,7 +10060,7 @@
       <w:tr>
         <w:tc>
           <w:tcPr>
-            <w:tcW w:type="dxa" w:w="900"/>
+            <w:tcW w:type="dxa" w:w="1520"/>
             <w:shd w:fill="FCE4D6" w:color="auto" w:val="clear"/>
             <w:tcMar>
               <w:top w:type="dxa" w:w="60"/>
@@ -10357,51 +10089,6 @@
               <w:t xml:space="preserve">Driving Question Board (DQB) Creation</w:t>
             </w:r>
           </w:p>
-        </w:tc>
-        <w:tc>
-          <w:tcPr>
-            <w:tcW w:type="dxa" w:w="2300"/>
-            <w:shd w:fill="FFFFFF" w:color="auto" w:val="clear"/>
-            <w:tcMar>
-              <w:top w:type="dxa" w:w="60"/>
-              <w:left w:type="dxa" w:w="120"/>
-              <w:bottom w:type="dxa" w:w="60"/>
-              <w:right w:type="dxa" w:w="120"/>
-            </w:tcMar>
-            <w:vAlign w:val="top"/>
-          </w:tcPr>
-          <w:p>
-            <w:pPr>
-              <w:spacing w:after="40" w:before="0"/>
-              <w:jc w:val="left"/>
-            </w:pPr>
-            <w:r>
-              <w:rPr>
-                <w:rFonts w:ascii="Arial" w:cs="Arial" w:eastAsia="Arial" w:hAnsi="Arial"/>
-                <w:b w:val="false"/>
-                <w:bCs w:val="false"/>
-                <w:i w:val="false"/>
-                <w:iCs w:val="false"/>
-                <w:color w:val="000000"/>
-                <w:sz w:val="18"/>
-                <w:szCs w:val="18"/>
-              </w:rPr>
-              <w:t xml:space="preserve">Students return to the class DQB, which displays the central driving question and the prediction T-chart from the Predict Phase, alongside sticky-note questions and claims generated in Lessons 1 and 2. Each student writes on one sticky note (provided by the teacher): one new understanding they can now add to the DQB under 'What we now know' and one new question their evidence has raised, placed under 'What we still need to find out.' Students physically place their sticky notes on the DQB in the correct sections. The class then does a 90-second 'gallery scan' — reading four to five notes placed by others — before the teacher facilitates a 2-minute whole-class identification of the most important new question to carry forward into Lesson 4.</w:t>
-            </w:r>
-          </w:p>
-        </w:tc>
-        <w:tc>
-          <w:tcPr>
-            <w:tcW w:type="dxa" w:w="2556"/>
-            <w:shd w:fill="F2F2F2" w:color="auto" w:val="clear"/>
-            <w:tcMar>
-              <w:top w:type="dxa" w:w="60"/>
-              <w:left w:type="dxa" w:w="120"/>
-              <w:bottom w:type="dxa" w:w="60"/>
-              <w:right w:type="dxa" w:w="120"/>
-            </w:tcMar>
-            <w:vAlign w:val="top"/>
-          </w:tcPr>
           <w:p>
             <w:pPr>
               <w:spacing w:after="20" w:before="0"/>
@@ -10422,7 +10109,7 @@
             <w:pPr>
               <w:spacing w:after="20" w:before="0"/>
             </w:pPr>
-            <w:hyperlink w:history="1" r:id="rId2towxyuzhbspmbfeaf4q0">
+            <w:hyperlink w:history="1" r:id="rId86swymrfl3-4suowg6k0v">
               <w:r>
                 <w:rPr>
                   <w:rFonts w:ascii="Arial" w:cs="Arial" w:eastAsia="Arial" w:hAnsi="Arial"/>
@@ -10455,7 +10142,7 @@
               <w:spacing w:after="10" w:before="0"/>
               <w:ind w:left="120"/>
             </w:pPr>
-            <w:hyperlink w:history="1" r:id="rId9nmyypowydebn5bcbogrk">
+            <w:hyperlink w:history="1" r:id="rIdb3yivrbq_l2tbb14teq5c">
               <w:r>
                 <w:rPr>
                   <w:rFonts w:ascii="Arial" w:cs="Arial" w:eastAsia="Arial" w:hAnsi="Arial"/>
@@ -10500,7 +10187,7 @@
             <w:pPr>
               <w:spacing w:after="20" w:before="0"/>
             </w:pPr>
-            <w:hyperlink w:history="1" r:id="rIdwdzx_ptknjfglgjxjahjx">
+            <w:hyperlink w:history="1" r:id="rIdt_01hrl4l47vipqwsig5u">
               <w:r>
                 <w:rPr>
                   <w:rFonts w:ascii="Arial" w:cs="Arial" w:eastAsia="Arial" w:hAnsi="Arial"/>
@@ -10533,7 +10220,7 @@
               <w:spacing w:after="10" w:before="0"/>
               <w:ind w:left="120"/>
             </w:pPr>
-            <w:hyperlink w:history="1" r:id="rIddoxgu2xjubrxziejytwgm">
+            <w:hyperlink w:history="1" r:id="rIdoukicicrrqjzxb6zwsbl0">
               <w:r>
                 <w:rPr>
                   <w:rFonts w:ascii="Arial" w:cs="Arial" w:eastAsia="Arial" w:hAnsi="Arial"/>
@@ -10549,7 +10236,7 @@
         </w:tc>
         <w:tc>
           <w:tcPr>
-            <w:tcW w:type="dxa" w:w="3324"/>
+            <w:tcW w:type="dxa" w:w="3040"/>
             <w:shd w:fill="FFFFFF" w:color="auto" w:val="clear"/>
             <w:tcMar>
               <w:top w:type="dxa" w:w="60"/>
@@ -10575,46 +10262,78 @@
                 <w:sz w:val="18"/>
                 <w:szCs w:val="18"/>
               </w:rPr>
+              <w:t xml:space="preserve">Students return to the class DQB, which displays the central driving question and the prediction T-chart from the Predict Phase, alongside sticky-note questions and claims generated in Lessons 1 and 2. Each student writes on one sticky note (provided by the teacher): one new understanding they can now add to the DQB under 'What we now know' and one new question their evidence has raised, placed under 'What we still need to find out.' Students physically place their sticky notes on the DQB in the correct sections. The class then does a 90-second 'gallery scan' — reading four to five notes placed by others — before the teacher facilitates a 2-minute whole-class identification of the most important new question to carry forward into Lesson 4.</w:t>
+            </w:r>
+          </w:p>
+        </w:tc>
+        <w:tc>
+          <w:tcPr>
+            <w:tcW w:type="dxa" w:w="3040"/>
+            <w:shd w:fill="F2F2F2" w:color="auto" w:val="clear"/>
+            <w:tcMar>
+              <w:top w:type="dxa" w:w="60"/>
+              <w:left w:type="dxa" w:w="120"/>
+              <w:bottom w:type="dxa" w:w="60"/>
+              <w:right w:type="dxa" w:w="120"/>
+            </w:tcMar>
+            <w:vAlign w:val="top"/>
+          </w:tcPr>
+          <w:p>
+            <w:pPr>
+              <w:spacing w:after="40" w:before="0"/>
+              <w:jc w:val="left"/>
+            </w:pPr>
+            <w:r>
+              <w:rPr>
+                <w:rFonts w:ascii="Arial" w:cs="Arial" w:eastAsia="Arial" w:hAnsi="Arial"/>
+                <w:b w:val="false"/>
+                <w:bCs w:val="false"/>
+                <w:i w:val="false"/>
+                <w:iCs w:val="false"/>
+                <w:color w:val="000000"/>
+                <w:sz w:val="18"/>
+                <w:szCs w:val="18"/>
+              </w:rPr>
               <w:t xml:space="preserve">Hand out sticky notes and say: 'We have been adding to our Driving Question Board since Lesson 1. Today you have new evidence. On your sticky note, write ONE thing you now know that you did not know at the start of today — make it molecular, make it specific. On the back, write one new question this evidence has raised for you.' Allow 2 minutes for writing. As students place notes, direct them: 'Proteins and lipids understanding — this side. New questions — this side.' During the gallery scan, say: 'Walk to the board, read four notes you did not write, and find one that connects to something you wrote.' After the scan, ask the whole class: 'What is the single most important question we still cannot answer?' WAIT TIME: 10 seconds. Accept 2–3 responses, then synthesise: 'It seems many of us are wondering how the body actually uses these molecules — especially HOW proteins get built from amino acids, and HOW the body controls all these chemical reactions. That points toward enzymes. Keep that question — it will become central in Lessons 4 and 5.' Write the synthesised question on the DQB in a distinct colour as the 'bridge question' to the next lesson.</w:t>
             </w:r>
           </w:p>
         </w:tc>
         <w:tc>
           <w:tcPr>
-            <w:tcW w:type="dxa" w:w="2300"/>
+            <w:tcW w:type="dxa" w:w="3040"/>
+            <w:shd w:fill="FFFFFF" w:color="auto" w:val="clear"/>
+            <w:tcMar>
+              <w:top w:type="dxa" w:w="60"/>
+              <w:left w:type="dxa" w:w="120"/>
+              <w:bottom w:type="dxa" w:w="60"/>
+              <w:right w:type="dxa" w:w="120"/>
+            </w:tcMar>
+            <w:vAlign w:val="top"/>
+          </w:tcPr>
+          <w:p>
+            <w:pPr>
+              <w:spacing w:after="40" w:before="0"/>
+              <w:jc w:val="left"/>
+            </w:pPr>
+            <w:r>
+              <w:rPr>
+                <w:rFonts w:ascii="Arial" w:cs="Arial" w:eastAsia="Arial" w:hAnsi="Arial"/>
+                <w:b w:val="false"/>
+                <w:bCs w:val="false"/>
+                <w:i w:val="false"/>
+                <w:iCs w:val="false"/>
+                <w:color w:val="000000"/>
+                <w:sz w:val="18"/>
+                <w:szCs w:val="18"/>
+              </w:rPr>
+              <w:t xml:space="preserve">Public Knowledge Tracking on a Driving Question Board — the DQB functions as a living epistemic artefact that makes the class's collective knowledge growth visible over time. By requiring students to distinguish 'what we now know' from 'what we still need to find out,' the strategy cultivates metacognitive awareness about the difference between evidence-based knowledge and unanswered questions. The gallery scan enables peer learning and cross-pollination of ideas without requiring a full class discussion, maximising participation in limited time.</w:t>
+            </w:r>
+          </w:p>
+        </w:tc>
+        <w:tc>
+          <w:tcPr>
+            <w:tcW w:type="dxa" w:w="3040"/>
             <w:shd w:fill="F2F2F2" w:color="auto" w:val="clear"/>
-            <w:tcMar>
-              <w:top w:type="dxa" w:w="60"/>
-              <w:left w:type="dxa" w:w="120"/>
-              <w:bottom w:type="dxa" w:w="60"/>
-              <w:right w:type="dxa" w:w="120"/>
-            </w:tcMar>
-            <w:vAlign w:val="top"/>
-          </w:tcPr>
-          <w:p>
-            <w:pPr>
-              <w:spacing w:after="40" w:before="0"/>
-              <w:jc w:val="left"/>
-            </w:pPr>
-            <w:r>
-              <w:rPr>
-                <w:rFonts w:ascii="Arial" w:cs="Arial" w:eastAsia="Arial" w:hAnsi="Arial"/>
-                <w:b w:val="false"/>
-                <w:bCs w:val="false"/>
-                <w:i w:val="false"/>
-                <w:iCs w:val="false"/>
-                <w:color w:val="000000"/>
-                <w:sz w:val="18"/>
-                <w:szCs w:val="18"/>
-              </w:rPr>
-              <w:t xml:space="preserve">Public Knowledge Tracking on a Driving Question Board — the DQB functions as a living epistemic artefact that makes the class's collective knowledge growth visible over time. By requiring students to distinguish 'what we now know' from 'what we still need to find out,' the strategy cultivates metacognitive awareness about the difference between evidence-based knowledge and unanswered questions. The gallery scan enables peer learning and cross-pollination of ideas without requiring a full class discussion, maximising participation in limited time.</w:t>
-            </w:r>
-          </w:p>
-        </w:tc>
-        <w:tc>
-          <w:tcPr>
-            <w:tcW w:type="dxa" w:w="2300"/>
-            <w:shd w:fill="FFFFFF" w:color="auto" w:val="clear"/>
             <w:tcMar>
               <w:top w:type="dxa" w:w="60"/>
               <w:left w:type="dxa" w:w="120"/>
@@ -10647,7 +10366,7 @@
       <w:tr>
         <w:tc>
           <w:tcPr>
-            <w:tcW w:type="dxa" w:w="900"/>
+            <w:tcW w:type="dxa" w:w="1520"/>
             <w:shd w:fill="D5E8F0" w:color="auto" w:val="clear"/>
             <w:tcMar>
               <w:top w:type="dxa" w:w="60"/>
@@ -10676,51 +10395,6 @@
               <w:t xml:space="preserve">Model Building Phase</w:t>
             </w:r>
           </w:p>
-        </w:tc>
-        <w:tc>
-          <w:tcPr>
-            <w:tcW w:type="dxa" w:w="2300"/>
-            <w:shd w:fill="FFFFFF" w:color="auto" w:val="clear"/>
-            <w:tcMar>
-              <w:top w:type="dxa" w:w="60"/>
-              <w:left w:type="dxa" w:w="120"/>
-              <w:bottom w:type="dxa" w:w="60"/>
-              <w:right w:type="dxa" w:w="120"/>
-            </w:tcMar>
-            <w:vAlign w:val="top"/>
-          </w:tcPr>
-          <w:p>
-            <w:pPr>
-              <w:spacing w:after="40" w:before="0"/>
-              <w:jc w:val="left"/>
-            </w:pPr>
-            <w:r>
-              <w:rPr>
-                <w:rFonts w:ascii="Arial" w:cs="Arial" w:eastAsia="Arial" w:hAnsi="Arial"/>
-                <w:b w:val="false"/>
-                <w:bCs w:val="false"/>
-                <w:i w:val="false"/>
-                <w:iCs w:val="false"/>
-                <w:color w:val="000000"/>
-                <w:sz w:val="18"/>
-                <w:szCs w:val="18"/>
-              </w:rPr>
-              <w:t xml:space="preserve">Students open their cumulative biomolecule model booklets — begun in Lesson 1 with water and minerals, expanded in Lesson 2 with carbohydrates — and add a new annotated layer for proteins and lipids. Using a model template (or blank page with a guiding prompt), students draw and label: (1) a dipeptide showing two amino acids connected by a peptide bond, with R-groups indicated; (2) a triglyceride showing glycerol bonded to three fatty acid chains; (3) a simplified cell membrane cross-section showing the phospholipid bilayer. For each structure, students add a colour-coded annotation key linking the molecule to its biological role AND to a specific Kenyan food source. Finally, students draw an arrow from their protein model to the phenomenon scenario box (pre-printed at the bottom of the page): 'Brother eats mainly ugali — result: small, weak, sick often' and annotate the arrow with one molecular explanation. Students who finish early add a second arrow from the lipid model to the same scenario box.</w:t>
-            </w:r>
-          </w:p>
-        </w:tc>
-        <w:tc>
-          <w:tcPr>
-            <w:tcW w:type="dxa" w:w="2556"/>
-            <w:shd w:fill="F2F2F2" w:color="auto" w:val="clear"/>
-            <w:tcMar>
-              <w:top w:type="dxa" w:w="60"/>
-              <w:left w:type="dxa" w:w="120"/>
-              <w:bottom w:type="dxa" w:w="60"/>
-              <w:right w:type="dxa" w:w="120"/>
-            </w:tcMar>
-            <w:vAlign w:val="top"/>
-          </w:tcPr>
           <w:p>
             <w:pPr>
               <w:spacing w:after="20" w:before="0"/>
@@ -10741,7 +10415,7 @@
             <w:pPr>
               <w:spacing w:after="20" w:before="0"/>
             </w:pPr>
-            <w:hyperlink w:history="1" r:id="rId8bvnpjjqnsnpjnzezzfxp">
+            <w:hyperlink w:history="1" r:id="rIdaweymkt89_r04kf-q1wri">
               <w:r>
                 <w:rPr>
                   <w:rFonts w:ascii="Arial" w:cs="Arial" w:eastAsia="Arial" w:hAnsi="Arial"/>
@@ -10774,7 +10448,7 @@
               <w:spacing w:after="10" w:before="0"/>
               <w:ind w:left="120"/>
             </w:pPr>
-            <w:hyperlink w:history="1" r:id="rIdqqerjrqbpij-waga2b5zu">
+            <w:hyperlink w:history="1" r:id="rIdv5vscaquoy9cjqt_udbzg">
               <w:r>
                 <w:rPr>
                   <w:rFonts w:ascii="Arial" w:cs="Arial" w:eastAsia="Arial" w:hAnsi="Arial"/>
@@ -10819,7 +10493,7 @@
             <w:pPr>
               <w:spacing w:after="20" w:before="0"/>
             </w:pPr>
-            <w:hyperlink w:history="1" r:id="rIduvaoitmi_7fr48pghonln">
+            <w:hyperlink w:history="1" r:id="rIdmm6lpr-ztojlvfns2b2up">
               <w:r>
                 <w:rPr>
                   <w:rFonts w:ascii="Arial" w:cs="Arial" w:eastAsia="Arial" w:hAnsi="Arial"/>
@@ -10852,7 +10526,7 @@
               <w:spacing w:after="10" w:before="0"/>
               <w:ind w:left="120"/>
             </w:pPr>
-            <w:hyperlink w:history="1" r:id="rIdxdo4kqcncruq2mf6okkbc">
+            <w:hyperlink w:history="1" r:id="rIdc2npaerzddicddsxo-juh">
               <w:r>
                 <w:rPr>
                   <w:rFonts w:ascii="Arial" w:cs="Arial" w:eastAsia="Arial" w:hAnsi="Arial"/>
@@ -10868,7 +10542,7 @@
         </w:tc>
         <w:tc>
           <w:tcPr>
-            <w:tcW w:type="dxa" w:w="3324"/>
+            <w:tcW w:type="dxa" w:w="3040"/>
             <w:shd w:fill="FFFFFF" w:color="auto" w:val="clear"/>
             <w:tcMar>
               <w:top w:type="dxa" w:w="60"/>
@@ -10894,46 +10568,78 @@
                 <w:sz w:val="18"/>
                 <w:szCs w:val="18"/>
               </w:rPr>
+              <w:t xml:space="preserve">Students open their cumulative biomolecule model booklets — begun in Lesson 1 with water and minerals, expanded in Lesson 2 with carbohydrates — and add a new annotated layer for proteins and lipids. Using a model template (or blank page with a guiding prompt), students draw and label: (1) a dipeptide showing two amino acids connected by a peptide bond, with R-groups indicated; (2) a triglyceride showing glycerol bonded to three fatty acid chains; (3) a simplified cell membrane cross-section showing the phospholipid bilayer. For each structure, students add a colour-coded annotation key linking the molecule to its biological role AND to a specific Kenyan food source. Finally, students draw an arrow from their protein model to the phenomenon scenario box (pre-printed at the bottom of the page): 'Brother eats mainly ugali — result: small, weak, sick often' and annotate the arrow with one molecular explanation. Students who finish early add a second arrow from the lipid model to the same scenario box.</w:t>
+            </w:r>
+          </w:p>
+        </w:tc>
+        <w:tc>
+          <w:tcPr>
+            <w:tcW w:type="dxa" w:w="3040"/>
+            <w:shd w:fill="F2F2F2" w:color="auto" w:val="clear"/>
+            <w:tcMar>
+              <w:top w:type="dxa" w:w="60"/>
+              <w:left w:type="dxa" w:w="120"/>
+              <w:bottom w:type="dxa" w:w="60"/>
+              <w:right w:type="dxa" w:w="120"/>
+            </w:tcMar>
+            <w:vAlign w:val="top"/>
+          </w:tcPr>
+          <w:p>
+            <w:pPr>
+              <w:spacing w:after="40" w:before="0"/>
+              <w:jc w:val="left"/>
+            </w:pPr>
+            <w:r>
+              <w:rPr>
+                <w:rFonts w:ascii="Arial" w:cs="Arial" w:eastAsia="Arial" w:hAnsi="Arial"/>
+                <w:b w:val="false"/>
+                <w:bCs w:val="false"/>
+                <w:i w:val="false"/>
+                <w:iCs w:val="false"/>
+                <w:color w:val="000000"/>
+                <w:sz w:val="18"/>
+                <w:szCs w:val="18"/>
+              </w:rPr>
               <w:t xml:space="preserve">Distribute model booklets and say: 'Your model has been growing since Lesson 1. Today you are adding two major new biomolecule classes. Your model must show structure AND function AND connect to our phenomenon. This is not just a drawing — it is a scientific explanation in visual form.' Allow 8 minutes for model building. Circulate and use targeted feedback prompts with at least 5 students: 'Show me the monomer of this molecule — is it labelled?' and 'What Kenyan food is your source for this lipid? Can you add that?' and 'I can see you've drawn the protein — now draw an arrow to the phenomenon box and explain the connection in one phrase.' For students struggling with the phospholipid bilayer, scaffold: 'The head of the phospholipid likes water — we call it hydrophilic. The tails avoid water — hydrophobic. Draw two rows of these, tails facing inward, and you have a cell membrane.' At the 7-minute mark, cold-call 2 students to briefly narrate their model to the class (30 seconds each), using the sentence starter: 'My model shows that without [molecule], the body cannot [function], which explains why the brother [observation].' Close by saying: 'Next lesson, we will ask: how does the body control and speed up the chemical reactions that use all these molecules? That is where enzymes come in — and that will change our model again.'</w:t>
             </w:r>
           </w:p>
         </w:tc>
         <w:tc>
           <w:tcPr>
-            <w:tcW w:type="dxa" w:w="2300"/>
+            <w:tcW w:type="dxa" w:w="3040"/>
+            <w:shd w:fill="FFFFFF" w:color="auto" w:val="clear"/>
+            <w:tcMar>
+              <w:top w:type="dxa" w:w="60"/>
+              <w:left w:type="dxa" w:w="120"/>
+              <w:bottom w:type="dxa" w:w="60"/>
+              <w:right w:type="dxa" w:w="120"/>
+            </w:tcMar>
+            <w:vAlign w:val="top"/>
+          </w:tcPr>
+          <w:p>
+            <w:pPr>
+              <w:spacing w:after="40" w:before="0"/>
+              <w:jc w:val="left"/>
+            </w:pPr>
+            <w:r>
+              <w:rPr>
+                <w:rFonts w:ascii="Arial" w:cs="Arial" w:eastAsia="Arial" w:hAnsi="Arial"/>
+                <w:b w:val="false"/>
+                <w:bCs w:val="false"/>
+                <w:i w:val="false"/>
+                <w:iCs w:val="false"/>
+                <w:color w:val="000000"/>
+                <w:sz w:val="18"/>
+                <w:szCs w:val="18"/>
+              </w:rPr>
+              <w:t xml:space="preserve">Cumulative Explanatory Model Building — the progressive model revision strategy (adapted from NGSS Model-Based Learning) treats the student's visual model as a running scientific argument rather than a finished product. Each lesson adds new molecular evidence that requires the model to be revised or extended, making conceptual change tangible and trackable. Requiring the phenomenon connection arrow ensures that molecular knowledge does not become decontextualised — every structural detail must be linked back to an observable outcome in the real-world scenario. Peer narration of the model (the 30-second share-outs) enforces explanatory coherence: a model that cannot be narrated clearly is a model that needs revision.</w:t>
+            </w:r>
+          </w:p>
+        </w:tc>
+        <w:tc>
+          <w:tcPr>
+            <w:tcW w:type="dxa" w:w="3040"/>
             <w:shd w:fill="F2F2F2" w:color="auto" w:val="clear"/>
-            <w:tcMar>
-              <w:top w:type="dxa" w:w="60"/>
-              <w:left w:type="dxa" w:w="120"/>
-              <w:bottom w:type="dxa" w:w="60"/>
-              <w:right w:type="dxa" w:w="120"/>
-            </w:tcMar>
-            <w:vAlign w:val="top"/>
-          </w:tcPr>
-          <w:p>
-            <w:pPr>
-              <w:spacing w:after="40" w:before="0"/>
-              <w:jc w:val="left"/>
-            </w:pPr>
-            <w:r>
-              <w:rPr>
-                <w:rFonts w:ascii="Arial" w:cs="Arial" w:eastAsia="Arial" w:hAnsi="Arial"/>
-                <w:b w:val="false"/>
-                <w:bCs w:val="false"/>
-                <w:i w:val="false"/>
-                <w:iCs w:val="false"/>
-                <w:color w:val="000000"/>
-                <w:sz w:val="18"/>
-                <w:szCs w:val="18"/>
-              </w:rPr>
-              <w:t xml:space="preserve">Cumulative Explanatory Model Building — the progressive model revision strategy (adapted from NGSS Model-Based Learning) treats the student's visual model as a running scientific argument rather than a finished product. Each lesson adds new molecular evidence that requires the model to be revised or extended, making conceptual change tangible and trackable. Requiring the phenomenon connection arrow ensures that molecular knowledge does not become decontextualised — every structural detail must be linked back to an observable outcome in the real-world scenario. Peer narration of the model (the 30-second share-outs) enforces explanatory coherence: a model that cannot be narrated clearly is a model that needs revision.</w:t>
-            </w:r>
-          </w:p>
-        </w:tc>
-        <w:tc>
-          <w:tcPr>
-            <w:tcW w:type="dxa" w:w="2300"/>
-            <w:shd w:fill="FFFFFF" w:color="auto" w:val="clear"/>
             <w:tcMar>
               <w:top w:type="dxa" w:w="60"/>
               <w:left w:type="dxa" w:w="120"/>
@@ -12139,18 +11845,17 @@
         <w:tblLayout w:type="fixed"/>
       </w:tblPr>
       <w:tblGrid>
-        <w:gridCol w:w="900"/>
-        <w:gridCol w:w="2300"/>
-        <w:gridCol w:w="2556"/>
-        <w:gridCol w:w="3324"/>
-        <w:gridCol w:w="2300"/>
-        <w:gridCol w:w="2300"/>
+        <w:gridCol w:w="1520"/>
+        <w:gridCol w:w="3040"/>
+        <w:gridCol w:w="3040"/>
+        <w:gridCol w:w="3040"/>
+        <w:gridCol w:w="3040"/>
       </w:tblGrid>
       <w:tr>
         <w:tc>
           <w:tcPr>
             <w:tcW w:type="dxa" w:w="13680"/>
-            <w:gridSpan w:val="6"/>
+            <w:gridSpan w:val="5"/>
             <w:shd w:fill="1F6B75" w:color="auto" w:val="clear"/>
             <w:tcMar>
               <w:top w:type="dxa" w:w="60"/>
@@ -12184,7 +11889,7 @@
       <w:tr>
         <w:tc>
           <w:tcPr>
-            <w:tcW w:type="dxa" w:w="900"/>
+            <w:tcW w:type="dxa" w:w="1520"/>
             <w:shd w:fill="1F3864" w:color="auto" w:val="clear"/>
             <w:tcMar>
               <w:top w:type="dxa" w:w="60"/>
@@ -12216,7 +11921,7 @@
         </w:tc>
         <w:tc>
           <w:tcPr>
-            <w:tcW w:type="dxa" w:w="2300"/>
+            <w:tcW w:type="dxa" w:w="3040"/>
             <w:shd w:fill="2E75B6" w:color="auto" w:val="clear"/>
             <w:tcMar>
               <w:top w:type="dxa" w:w="60"/>
@@ -12248,7 +11953,39 @@
         </w:tc>
         <w:tc>
           <w:tcPr>
-            <w:tcW w:type="dxa" w:w="2556"/>
+            <w:tcW w:type="dxa" w:w="3040"/>
+            <w:shd w:fill="2E75B6" w:color="auto" w:val="clear"/>
+            <w:tcMar>
+              <w:top w:type="dxa" w:w="60"/>
+              <w:left w:type="dxa" w:w="120"/>
+              <w:bottom w:type="dxa" w:w="60"/>
+              <w:right w:type="dxa" w:w="120"/>
+            </w:tcMar>
+            <w:vAlign w:val="top"/>
+          </w:tcPr>
+          <w:p>
+            <w:pPr>
+              <w:spacing w:after="40" w:before="0"/>
+              <w:jc w:val="left"/>
+            </w:pPr>
+            <w:r>
+              <w:rPr>
+                <w:rFonts w:ascii="Arial" w:cs="Arial" w:eastAsia="Arial" w:hAnsi="Arial"/>
+                <w:b/>
+                <w:bCs/>
+                <w:i w:val="false"/>
+                <w:iCs w:val="false"/>
+                <w:color w:val="FFFFFF"/>
+                <w:sz w:val="18"/>
+                <w:szCs w:val="18"/>
+              </w:rPr>
+              <w:t xml:space="preserve">Teacher Moves</w:t>
+            </w:r>
+          </w:p>
+        </w:tc>
+        <w:tc>
+          <w:tcPr>
+            <w:tcW w:type="dxa" w:w="3040"/>
             <w:shd w:fill="1F6B75" w:color="auto" w:val="clear"/>
             <w:tcMar>
               <w:top w:type="dxa" w:w="60"/>
@@ -12274,77 +12011,13 @@
                 <w:sz w:val="18"/>
                 <w:szCs w:val="18"/>
               </w:rPr>
-              <w:t xml:space="preserve">Resource</w:t>
-            </w:r>
-          </w:p>
-        </w:tc>
-        <w:tc>
-          <w:tcPr>
-            <w:tcW w:type="dxa" w:w="3324"/>
-            <w:shd w:fill="2E75B6" w:color="auto" w:val="clear"/>
-            <w:tcMar>
-              <w:top w:type="dxa" w:w="60"/>
-              <w:left w:type="dxa" w:w="120"/>
-              <w:bottom w:type="dxa" w:w="60"/>
-              <w:right w:type="dxa" w:w="120"/>
-            </w:tcMar>
-            <w:vAlign w:val="top"/>
-          </w:tcPr>
-          <w:p>
-            <w:pPr>
-              <w:spacing w:after="40" w:before="0"/>
-              <w:jc w:val="left"/>
-            </w:pPr>
-            <w:r>
-              <w:rPr>
-                <w:rFonts w:ascii="Arial" w:cs="Arial" w:eastAsia="Arial" w:hAnsi="Arial"/>
-                <w:b/>
-                <w:bCs/>
-                <w:i w:val="false"/>
-                <w:iCs w:val="false"/>
-                <w:color w:val="FFFFFF"/>
-                <w:sz w:val="18"/>
-                <w:szCs w:val="18"/>
-              </w:rPr>
-              <w:t xml:space="preserve">Teacher Moves</w:t>
-            </w:r>
-          </w:p>
-        </w:tc>
-        <w:tc>
-          <w:tcPr>
-            <w:tcW w:type="dxa" w:w="2300"/>
-            <w:shd w:fill="1F6B75" w:color="auto" w:val="clear"/>
-            <w:tcMar>
-              <w:top w:type="dxa" w:w="60"/>
-              <w:left w:type="dxa" w:w="120"/>
-              <w:bottom w:type="dxa" w:w="60"/>
-              <w:right w:type="dxa" w:w="120"/>
-            </w:tcMar>
-            <w:vAlign w:val="top"/>
-          </w:tcPr>
-          <w:p>
-            <w:pPr>
-              <w:spacing w:after="40" w:before="0"/>
-              <w:jc w:val="left"/>
-            </w:pPr>
-            <w:r>
-              <w:rPr>
-                <w:rFonts w:ascii="Arial" w:cs="Arial" w:eastAsia="Arial" w:hAnsi="Arial"/>
-                <w:b/>
-                <w:bCs/>
-                <w:i w:val="false"/>
-                <w:iCs w:val="false"/>
-                <w:color w:val="FFFFFF"/>
-                <w:sz w:val="18"/>
-                <w:szCs w:val="18"/>
-              </w:rPr>
               <w:t xml:space="preserve">Sensemaking Strategy</w:t>
             </w:r>
           </w:p>
         </w:tc>
         <w:tc>
           <w:tcPr>
-            <w:tcW w:type="dxa" w:w="2300"/>
+            <w:tcW w:type="dxa" w:w="3040"/>
             <w:shd w:fill="2E75B6" w:color="auto" w:val="clear"/>
             <w:tcMar>
               <w:top w:type="dxa" w:w="60"/>
@@ -12378,7 +12051,7 @@
       <w:tr>
         <w:tc>
           <w:tcPr>
-            <w:tcW w:type="dxa" w:w="900"/>
+            <w:tcW w:type="dxa" w:w="1520"/>
             <w:shd w:fill="EAD1F5" w:color="auto" w:val="clear"/>
             <w:tcMar>
               <w:top w:type="dxa" w:w="60"/>
@@ -12407,51 +12080,6 @@
               <w:t xml:space="preserve">Predict Phase</w:t>
             </w:r>
           </w:p>
-        </w:tc>
-        <w:tc>
-          <w:tcPr>
-            <w:tcW w:type="dxa" w:w="2300"/>
-            <w:shd w:fill="FFFFFF" w:color="auto" w:val="clear"/>
-            <w:tcMar>
-              <w:top w:type="dxa" w:w="60"/>
-              <w:left w:type="dxa" w:w="120"/>
-              <w:bottom w:type="dxa" w:w="60"/>
-              <w:right w:type="dxa" w:w="120"/>
-            </w:tcMar>
-            <w:vAlign w:val="top"/>
-          </w:tcPr>
-          <w:p>
-            <w:pPr>
-              <w:spacing w:after="40" w:before="0"/>
-              <w:jc w:val="left"/>
-            </w:pPr>
-            <w:r>
-              <w:rPr>
-                <w:rFonts w:ascii="Arial" w:cs="Arial" w:eastAsia="Arial" w:hAnsi="Arial"/>
-                <w:b w:val="false"/>
-                <w:bCs w:val="false"/>
-                <w:i w:val="false"/>
-                <w:iCs w:val="false"/>
-                <w:color w:val="000000"/>
-                <w:sz w:val="18"/>
-                <w:szCs w:val="18"/>
-              </w:rPr>
-              <w:t xml:space="preserve">Students are shown four Kenyan food samples at their benches and a projected image of a Kenyan food product label highlighting carbohydrate, protein, and fat content. Each group receives a prediction table with columns: Food Sample, Biomolecule Expected, Reagent to Use, Predicted Colour Change (positive result). Groups spend 5 minutes completing predictions using knowledge from Lessons 1 to 3, discussing reasons for each prediction with their peers before writing.</w:t>
-            </w:r>
-          </w:p>
-        </w:tc>
-        <w:tc>
-          <w:tcPr>
-            <w:tcW w:type="dxa" w:w="2556"/>
-            <w:shd w:fill="F2F2F2" w:color="auto" w:val="clear"/>
-            <w:tcMar>
-              <w:top w:type="dxa" w:w="60"/>
-              <w:left w:type="dxa" w:w="120"/>
-              <w:bottom w:type="dxa" w:w="60"/>
-              <w:right w:type="dxa" w:w="120"/>
-            </w:tcMar>
-            <w:vAlign w:val="top"/>
-          </w:tcPr>
           <w:p>
             <w:pPr>
               <w:spacing w:after="20" w:before="0"/>
@@ -12472,7 +12100,7 @@
             <w:pPr>
               <w:spacing w:after="20" w:before="0"/>
             </w:pPr>
-            <w:hyperlink w:history="1" r:id="rIdqxzyifgbzczvwz3sftw1h">
+            <w:hyperlink w:history="1" r:id="rId10i_ful9fx0xdb7cwwipk">
               <w:r>
                 <w:rPr>
                   <w:rFonts w:ascii="Arial" w:cs="Arial" w:eastAsia="Arial" w:hAnsi="Arial"/>
@@ -12505,7 +12133,7 @@
               <w:spacing w:after="10" w:before="0"/>
               <w:ind w:left="120"/>
             </w:pPr>
-            <w:hyperlink w:history="1" r:id="rIdsmc_tbq2zfo-8crocaffm">
+            <w:hyperlink w:history="1" r:id="rIdlyocs5o2pfwqoudxyqcoh">
               <w:r>
                 <w:rPr>
                   <w:rFonts w:ascii="Arial" w:cs="Arial" w:eastAsia="Arial" w:hAnsi="Arial"/>
@@ -12550,7 +12178,7 @@
             <w:pPr>
               <w:spacing w:after="20" w:before="0"/>
             </w:pPr>
-            <w:hyperlink w:history="1" r:id="rIdjimsnbjyihiyprbyat4hg">
+            <w:hyperlink w:history="1" r:id="rId6mqgqyehmc_glwbqo_gdd">
               <w:r>
                 <w:rPr>
                   <w:rFonts w:ascii="Arial" w:cs="Arial" w:eastAsia="Arial" w:hAnsi="Arial"/>
@@ -12583,7 +12211,7 @@
               <w:spacing w:after="10" w:before="0"/>
               <w:ind w:left="120"/>
             </w:pPr>
-            <w:hyperlink w:history="1" r:id="rIdzew-dvz6b6m86zmfk_qgk">
+            <w:hyperlink w:history="1" r:id="rId8lnaibyqrosjsaxgw-57t">
               <w:r>
                 <w:rPr>
                   <w:rFonts w:ascii="Arial" w:cs="Arial" w:eastAsia="Arial" w:hAnsi="Arial"/>
@@ -12599,7 +12227,7 @@
         </w:tc>
         <w:tc>
           <w:tcPr>
-            <w:tcW w:type="dxa" w:w="3324"/>
+            <w:tcW w:type="dxa" w:w="3040"/>
             <w:shd w:fill="FFFFFF" w:color="auto" w:val="clear"/>
             <w:tcMar>
               <w:top w:type="dxa" w:w="60"/>
@@ -12625,46 +12253,78 @@
                 <w:sz w:val="18"/>
                 <w:szCs w:val="18"/>
               </w:rPr>
+              <w:t xml:space="preserve">Students are shown four Kenyan food samples at their benches and a projected image of a Kenyan food product label highlighting carbohydrate, protein, and fat content. Each group receives a prediction table with columns: Food Sample, Biomolecule Expected, Reagent to Use, Predicted Colour Change (positive result). Groups spend 5 minutes completing predictions using knowledge from Lessons 1 to 3, discussing reasons for each prediction with their peers before writing.</w:t>
+            </w:r>
+          </w:p>
+        </w:tc>
+        <w:tc>
+          <w:tcPr>
+            <w:tcW w:type="dxa" w:w="3040"/>
+            <w:shd w:fill="F2F2F2" w:color="auto" w:val="clear"/>
+            <w:tcMar>
+              <w:top w:type="dxa" w:w="60"/>
+              <w:left w:type="dxa" w:w="120"/>
+              <w:bottom w:type="dxa" w:w="60"/>
+              <w:right w:type="dxa" w:w="120"/>
+            </w:tcMar>
+            <w:vAlign w:val="top"/>
+          </w:tcPr>
+          <w:p>
+            <w:pPr>
+              <w:spacing w:after="40" w:before="0"/>
+              <w:jc w:val="left"/>
+            </w:pPr>
+            <w:r>
+              <w:rPr>
+                <w:rFonts w:ascii="Arial" w:cs="Arial" w:eastAsia="Arial" w:hAnsi="Arial"/>
+                <w:b w:val="false"/>
+                <w:bCs w:val="false"/>
+                <w:i w:val="false"/>
+                <w:iCs w:val="false"/>
+                <w:color w:val="000000"/>
+                <w:sz w:val="18"/>
+                <w:szCs w:val="18"/>
+              </w:rPr>
               <w:t xml:space="preserve">Display the food label image and ask: 'This label claims ugali flour contains starch and avocado contains fat. How could we test whether these claims are true?' Distribute prediction tables. Circulate and prompt groups with questions such as: 'Which reagent did we say detects reducing sugars?' and 'What colour change would tell you starch is present?' Avoid confirming or correcting predictions at this stage to preserve genuine inquiry.</w:t>
             </w:r>
           </w:p>
         </w:tc>
         <w:tc>
           <w:tcPr>
-            <w:tcW w:type="dxa" w:w="2300"/>
+            <w:tcW w:type="dxa" w:w="3040"/>
+            <w:shd w:fill="FFFFFF" w:color="auto" w:val="clear"/>
+            <w:tcMar>
+              <w:top w:type="dxa" w:w="60"/>
+              <w:left w:type="dxa" w:w="120"/>
+              <w:bottom w:type="dxa" w:w="60"/>
+              <w:right w:type="dxa" w:w="120"/>
+            </w:tcMar>
+            <w:vAlign w:val="top"/>
+          </w:tcPr>
+          <w:p>
+            <w:pPr>
+              <w:spacing w:after="40" w:before="0"/>
+              <w:jc w:val="left"/>
+            </w:pPr>
+            <w:r>
+              <w:rPr>
+                <w:rFonts w:ascii="Arial" w:cs="Arial" w:eastAsia="Arial" w:hAnsi="Arial"/>
+                <w:b w:val="false"/>
+                <w:bCs w:val="false"/>
+                <w:i w:val="false"/>
+                <w:iCs w:val="false"/>
+                <w:color w:val="000000"/>
+                <w:sz w:val="18"/>
+                <w:szCs w:val="18"/>
+              </w:rPr>
+              <w:t xml:space="preserve">Prediction tables activate prior knowledge and create cognitive commitment — students will be motivated to compare their predicted results with actual observations. The food label image anchors the activity in the phenomenon and keeps the driving question visible.</w:t>
+            </w:r>
+          </w:p>
+        </w:tc>
+        <w:tc>
+          <w:tcPr>
+            <w:tcW w:type="dxa" w:w="3040"/>
             <w:shd w:fill="F2F2F2" w:color="auto" w:val="clear"/>
-            <w:tcMar>
-              <w:top w:type="dxa" w:w="60"/>
-              <w:left w:type="dxa" w:w="120"/>
-              <w:bottom w:type="dxa" w:w="60"/>
-              <w:right w:type="dxa" w:w="120"/>
-            </w:tcMar>
-            <w:vAlign w:val="top"/>
-          </w:tcPr>
-          <w:p>
-            <w:pPr>
-              <w:spacing w:after="40" w:before="0"/>
-              <w:jc w:val="left"/>
-            </w:pPr>
-            <w:r>
-              <w:rPr>
-                <w:rFonts w:ascii="Arial" w:cs="Arial" w:eastAsia="Arial" w:hAnsi="Arial"/>
-                <w:b w:val="false"/>
-                <w:bCs w:val="false"/>
-                <w:i w:val="false"/>
-                <w:iCs w:val="false"/>
-                <w:color w:val="000000"/>
-                <w:sz w:val="18"/>
-                <w:szCs w:val="18"/>
-              </w:rPr>
-              <w:t xml:space="preserve">Prediction tables activate prior knowledge and create cognitive commitment — students will be motivated to compare their predicted results with actual observations. The food label image anchors the activity in the phenomenon and keeps the driving question visible.</w:t>
-            </w:r>
-          </w:p>
-        </w:tc>
-        <w:tc>
-          <w:tcPr>
-            <w:tcW w:type="dxa" w:w="2300"/>
-            <w:shd w:fill="FFFFFF" w:color="auto" w:val="clear"/>
             <w:tcMar>
               <w:top w:type="dxa" w:w="60"/>
               <w:left w:type="dxa" w:w="120"/>
@@ -12697,7 +12357,7 @@
       <w:tr>
         <w:tc>
           <w:tcPr>
-            <w:tcW w:type="dxa" w:w="900"/>
+            <w:tcW w:type="dxa" w:w="1520"/>
             <w:shd w:fill="D9EEF1" w:color="auto" w:val="clear"/>
             <w:tcMar>
               <w:top w:type="dxa" w:w="60"/>
@@ -12726,51 +12386,6 @@
               <w:t xml:space="preserve">Observe Phase</w:t>
             </w:r>
           </w:p>
-        </w:tc>
-        <w:tc>
-          <w:tcPr>
-            <w:tcW w:type="dxa" w:w="2300"/>
-            <w:shd w:fill="FFFFFF" w:color="auto" w:val="clear"/>
-            <w:tcMar>
-              <w:top w:type="dxa" w:w="60"/>
-              <w:left w:type="dxa" w:w="120"/>
-              <w:bottom w:type="dxa" w:w="60"/>
-              <w:right w:type="dxa" w:w="120"/>
-            </w:tcMar>
-            <w:vAlign w:val="top"/>
-          </w:tcPr>
-          <w:p>
-            <w:pPr>
-              <w:spacing w:after="40" w:before="0"/>
-              <w:jc w:val="left"/>
-            </w:pPr>
-            <w:r>
-              <w:rPr>
-                <w:rFonts w:ascii="Arial" w:cs="Arial" w:eastAsia="Arial" w:hAnsi="Arial"/>
-                <w:b w:val="false"/>
-                <w:bCs w:val="false"/>
-                <w:i w:val="false"/>
-                <w:iCs w:val="false"/>
-                <w:color w:val="000000"/>
-                <w:sz w:val="18"/>
-                <w:szCs w:val="18"/>
-              </w:rPr>
-              <w:t xml:space="preserve">Groups carry out the four food tests following a structured procedure card: (1) Iodine test — add 3 drops of iodine solution to ugali suspension in a white tile well; observe colour change. (2) Benedict test — add 1 cm3 of sugar solution to a test tube, add 2 cm3 of Benedict solution, heat in a water bath for 5 minutes; observe colour change. (3) Biuret test — add 1 cm3 of milk to a test tube, add 2 drops of sodium hydroxide solution followed by 2 drops of copper sulfate solution; observe colour change. (4) Ethanol emulsion test — add a small piece of avocado pulp and 2 cm3 of ethanol to a test tube, shake for 1 minute, pour the ethanol layer into a second test tube containing 2 cm3 of water; observe whether a milky white emulsion forms. Students record all observations — including negative results — in a results table in their science notebooks.</w:t>
-            </w:r>
-          </w:p>
-        </w:tc>
-        <w:tc>
-          <w:tcPr>
-            <w:tcW w:type="dxa" w:w="2556"/>
-            <w:shd w:fill="F2F2F2" w:color="auto" w:val="clear"/>
-            <w:tcMar>
-              <w:top w:type="dxa" w:w="60"/>
-              <w:left w:type="dxa" w:w="120"/>
-              <w:bottom w:type="dxa" w:w="60"/>
-              <w:right w:type="dxa" w:w="120"/>
-            </w:tcMar>
-            <w:vAlign w:val="top"/>
-          </w:tcPr>
           <w:p>
             <w:pPr>
               <w:spacing w:after="20" w:before="0"/>
@@ -12791,7 +12406,7 @@
             <w:pPr>
               <w:spacing w:after="20" w:before="0"/>
             </w:pPr>
-            <w:hyperlink w:history="1" r:id="rId3wndkosgc26yf6dqs8wyg">
+            <w:hyperlink w:history="1" r:id="rIdopkjxbryy277i7iiuiwlu">
               <w:r>
                 <w:rPr>
                   <w:rFonts w:ascii="Arial" w:cs="Arial" w:eastAsia="Arial" w:hAnsi="Arial"/>
@@ -12824,7 +12439,7 @@
               <w:spacing w:after="10" w:before="0"/>
               <w:ind w:left="120"/>
             </w:pPr>
-            <w:hyperlink w:history="1" r:id="rId9r80vetr_yrezau7setns">
+            <w:hyperlink w:history="1" r:id="rId-ohy44k7o9wlxmub4tbgf">
               <w:r>
                 <w:rPr>
                   <w:rFonts w:ascii="Arial" w:cs="Arial" w:eastAsia="Arial" w:hAnsi="Arial"/>
@@ -12869,7 +12484,7 @@
             <w:pPr>
               <w:spacing w:after="20" w:before="0"/>
             </w:pPr>
-            <w:hyperlink w:history="1" r:id="rIdlcshv2k2qpvtes4ifkrhl">
+            <w:hyperlink w:history="1" r:id="rIdu-uf4-naosirw_xjix62n">
               <w:r>
                 <w:rPr>
                   <w:rFonts w:ascii="Arial" w:cs="Arial" w:eastAsia="Arial" w:hAnsi="Arial"/>
@@ -12902,7 +12517,7 @@
               <w:spacing w:after="10" w:before="0"/>
               <w:ind w:left="120"/>
             </w:pPr>
-            <w:hyperlink w:history="1" r:id="rIdvm88dkmrd7tgsmwlxmue5">
+            <w:hyperlink w:history="1" r:id="rIddbteykq-y6u9leqiiqyrn">
               <w:r>
                 <w:rPr>
                   <w:rFonts w:ascii="Arial" w:cs="Arial" w:eastAsia="Arial" w:hAnsi="Arial"/>
@@ -12918,7 +12533,7 @@
         </w:tc>
         <w:tc>
           <w:tcPr>
-            <w:tcW w:type="dxa" w:w="3324"/>
+            <w:tcW w:type="dxa" w:w="3040"/>
             <w:shd w:fill="FFFFFF" w:color="auto" w:val="clear"/>
             <w:tcMar>
               <w:top w:type="dxa" w:w="60"/>
@@ -12944,46 +12559,78 @@
                 <w:sz w:val="18"/>
                 <w:szCs w:val="18"/>
               </w:rPr>
+              <w:t xml:space="preserve">Groups carry out the four food tests following a structured procedure card: (1) Iodine test — add 3 drops of iodine solution to ugali suspension in a white tile well; observe colour change. (2) Benedict test — add 1 cm3 of sugar solution to a test tube, add 2 cm3 of Benedict solution, heat in a water bath for 5 minutes; observe colour change. (3) Biuret test — add 1 cm3 of milk to a test tube, add 2 drops of sodium hydroxide solution followed by 2 drops of copper sulfate solution; observe colour change. (4) Ethanol emulsion test — add a small piece of avocado pulp and 2 cm3 of ethanol to a test tube, shake for 1 minute, pour the ethanol layer into a second test tube containing 2 cm3 of water; observe whether a milky white emulsion forms. Students record all observations — including negative results — in a results table in their science notebooks.</w:t>
+            </w:r>
+          </w:p>
+        </w:tc>
+        <w:tc>
+          <w:tcPr>
+            <w:tcW w:type="dxa" w:w="3040"/>
+            <w:shd w:fill="F2F2F2" w:color="auto" w:val="clear"/>
+            <w:tcMar>
+              <w:top w:type="dxa" w:w="60"/>
+              <w:left w:type="dxa" w:w="120"/>
+              <w:bottom w:type="dxa" w:w="60"/>
+              <w:right w:type="dxa" w:w="120"/>
+            </w:tcMar>
+            <w:vAlign w:val="top"/>
+          </w:tcPr>
+          <w:p>
+            <w:pPr>
+              <w:spacing w:after="40" w:before="0"/>
+              <w:jc w:val="left"/>
+            </w:pPr>
+            <w:r>
+              <w:rPr>
+                <w:rFonts w:ascii="Arial" w:cs="Arial" w:eastAsia="Arial" w:hAnsi="Arial"/>
+                <w:b w:val="false"/>
+                <w:bCs w:val="false"/>
+                <w:i w:val="false"/>
+                <w:iCs w:val="false"/>
+                <w:color w:val="000000"/>
+                <w:sz w:val="18"/>
+                <w:szCs w:val="18"/>
+              </w:rPr>
               <w:t xml:space="preserve">Demonstrate the water bath procedure and ethanol emulsion test before students begin. Circulate continuously, prompting accurate observation with questions such as: 'Describe exactly what you see — do not just write positive or negative.' Remind students of safety rules at each station. For groups whose Benedict test has not changed after 5 minutes, ask: 'What does no colour change tell us?' to normalise negative results as valid evidence.</w:t>
             </w:r>
           </w:p>
         </w:tc>
         <w:tc>
           <w:tcPr>
-            <w:tcW w:type="dxa" w:w="2300"/>
+            <w:tcW w:type="dxa" w:w="3040"/>
+            <w:shd w:fill="FFFFFF" w:color="auto" w:val="clear"/>
+            <w:tcMar>
+              <w:top w:type="dxa" w:w="60"/>
+              <w:left w:type="dxa" w:w="120"/>
+              <w:bottom w:type="dxa" w:w="60"/>
+              <w:right w:type="dxa" w:w="120"/>
+            </w:tcMar>
+            <w:vAlign w:val="top"/>
+          </w:tcPr>
+          <w:p>
+            <w:pPr>
+              <w:spacing w:after="40" w:before="0"/>
+              <w:jc w:val="left"/>
+            </w:pPr>
+            <w:r>
+              <w:rPr>
+                <w:rFonts w:ascii="Arial" w:cs="Arial" w:eastAsia="Arial" w:hAnsi="Arial"/>
+                <w:b w:val="false"/>
+                <w:bCs w:val="false"/>
+                <w:i w:val="false"/>
+                <w:iCs w:val="false"/>
+                <w:color w:val="000000"/>
+                <w:sz w:val="18"/>
+                <w:szCs w:val="18"/>
+              </w:rPr>
+              <w:t xml:space="preserve">The structured procedure card scaffolds the practical without removing student agency. Requiring written descriptions of colour (not just ticks) builds precision in scientific language. Including a negative control option — testing water — deepens understanding of what a negative result means.</w:t>
+            </w:r>
+          </w:p>
+        </w:tc>
+        <w:tc>
+          <w:tcPr>
+            <w:tcW w:type="dxa" w:w="3040"/>
             <w:shd w:fill="F2F2F2" w:color="auto" w:val="clear"/>
-            <w:tcMar>
-              <w:top w:type="dxa" w:w="60"/>
-              <w:left w:type="dxa" w:w="120"/>
-              <w:bottom w:type="dxa" w:w="60"/>
-              <w:right w:type="dxa" w:w="120"/>
-            </w:tcMar>
-            <w:vAlign w:val="top"/>
-          </w:tcPr>
-          <w:p>
-            <w:pPr>
-              <w:spacing w:after="40" w:before="0"/>
-              <w:jc w:val="left"/>
-            </w:pPr>
-            <w:r>
-              <w:rPr>
-                <w:rFonts w:ascii="Arial" w:cs="Arial" w:eastAsia="Arial" w:hAnsi="Arial"/>
-                <w:b w:val="false"/>
-                <w:bCs w:val="false"/>
-                <w:i w:val="false"/>
-                <w:iCs w:val="false"/>
-                <w:color w:val="000000"/>
-                <w:sz w:val="18"/>
-                <w:szCs w:val="18"/>
-              </w:rPr>
-              <w:t xml:space="preserve">The structured procedure card scaffolds the practical without removing student agency. Requiring written descriptions of colour (not just ticks) builds precision in scientific language. Including a negative control option — testing water — deepens understanding of what a negative result means.</w:t>
-            </w:r>
-          </w:p>
-        </w:tc>
-        <w:tc>
-          <w:tcPr>
-            <w:tcW w:type="dxa" w:w="2300"/>
-            <w:shd w:fill="FFFFFF" w:color="auto" w:val="clear"/>
             <w:tcMar>
               <w:top w:type="dxa" w:w="60"/>
               <w:left w:type="dxa" w:w="120"/>
@@ -13016,7 +12663,7 @@
       <w:tr>
         <w:tc>
           <w:tcPr>
-            <w:tcW w:type="dxa" w:w="900"/>
+            <w:tcW w:type="dxa" w:w="1520"/>
             <w:shd w:fill="E2EFDA" w:color="auto" w:val="clear"/>
             <w:tcMar>
               <w:top w:type="dxa" w:w="60"/>
@@ -13045,51 +12692,6 @@
               <w:t xml:space="preserve">Explain Phase</w:t>
             </w:r>
           </w:p>
-        </w:tc>
-        <w:tc>
-          <w:tcPr>
-            <w:tcW w:type="dxa" w:w="2300"/>
-            <w:shd w:fill="FFFFFF" w:color="auto" w:val="clear"/>
-            <w:tcMar>
-              <w:top w:type="dxa" w:w="60"/>
-              <w:left w:type="dxa" w:w="120"/>
-              <w:bottom w:type="dxa" w:w="60"/>
-              <w:right w:type="dxa" w:w="120"/>
-            </w:tcMar>
-            <w:vAlign w:val="top"/>
-          </w:tcPr>
-          <w:p>
-            <w:pPr>
-              <w:spacing w:after="40" w:before="0"/>
-              <w:jc w:val="left"/>
-            </w:pPr>
-            <w:r>
-              <w:rPr>
-                <w:rFonts w:ascii="Arial" w:cs="Arial" w:eastAsia="Arial" w:hAnsi="Arial"/>
-                <w:b w:val="false"/>
-                <w:bCs w:val="false"/>
-                <w:i w:val="false"/>
-                <w:iCs w:val="false"/>
-                <w:color w:val="000000"/>
-                <w:sz w:val="18"/>
-                <w:szCs w:val="18"/>
-              </w:rPr>
-              <w:t xml:space="preserve">Groups compare their actual results with their predictions, annotating their prediction tables with ticks or crosses and writing a one-sentence conclusion for each test. A class gallery walk follows: each group posts their results table on the wall and reads two other groups results, using sticky notes to add agreements or questions. Whole-class discussion is facilitated for 7 minutes to reach consensus on which biomolecules were detected and what evidence supports each conclusion. Students return to the food label image and annotate a printed copy, circling claims on the label that their experimental results support.</w:t>
-            </w:r>
-          </w:p>
-        </w:tc>
-        <w:tc>
-          <w:tcPr>
-            <w:tcW w:type="dxa" w:w="2556"/>
-            <w:shd w:fill="F2F2F2" w:color="auto" w:val="clear"/>
-            <w:tcMar>
-              <w:top w:type="dxa" w:w="60"/>
-              <w:left w:type="dxa" w:w="120"/>
-              <w:bottom w:type="dxa" w:w="60"/>
-              <w:right w:type="dxa" w:w="120"/>
-            </w:tcMar>
-            <w:vAlign w:val="top"/>
-          </w:tcPr>
           <w:p>
             <w:pPr>
               <w:spacing w:after="20" w:before="0"/>
@@ -13110,7 +12712,7 @@
             <w:pPr>
               <w:spacing w:after="20" w:before="0"/>
             </w:pPr>
-            <w:hyperlink w:history="1" r:id="rIdd5g4rz9c1lqqvg0krpuub">
+            <w:hyperlink w:history="1" r:id="rIdapt_xt3dhmm4mdgmewfpe">
               <w:r>
                 <w:rPr>
                   <w:rFonts w:ascii="Arial" w:cs="Arial" w:eastAsia="Arial" w:hAnsi="Arial"/>
@@ -13143,7 +12745,7 @@
               <w:spacing w:after="10" w:before="0"/>
               <w:ind w:left="120"/>
             </w:pPr>
-            <w:hyperlink w:history="1" r:id="rId0q2spdzv2dikmbkit_5iq">
+            <w:hyperlink w:history="1" r:id="rIdhiqr1qionxwioeimetlal">
               <w:r>
                 <w:rPr>
                   <w:rFonts w:ascii="Arial" w:cs="Arial" w:eastAsia="Arial" w:hAnsi="Arial"/>
@@ -13188,7 +12790,7 @@
             <w:pPr>
               <w:spacing w:after="20" w:before="0"/>
             </w:pPr>
-            <w:hyperlink w:history="1" r:id="rId6v0ubpaexbgdgtrbocdg1">
+            <w:hyperlink w:history="1" r:id="rIddhdcfgpl2zmu_heux-i6t">
               <w:r>
                 <w:rPr>
                   <w:rFonts w:ascii="Arial" w:cs="Arial" w:eastAsia="Arial" w:hAnsi="Arial"/>
@@ -13221,7 +12823,7 @@
               <w:spacing w:after="10" w:before="0"/>
               <w:ind w:left="120"/>
             </w:pPr>
-            <w:hyperlink w:history="1" r:id="rIdiwmm5o12vgqsuvlh-apre">
+            <w:hyperlink w:history="1" r:id="rIddjjct5lpcs7fe_sr28_ta">
               <w:r>
                 <w:rPr>
                   <w:rFonts w:ascii="Arial" w:cs="Arial" w:eastAsia="Arial" w:hAnsi="Arial"/>
@@ -13237,7 +12839,7 @@
         </w:tc>
         <w:tc>
           <w:tcPr>
-            <w:tcW w:type="dxa" w:w="3324"/>
+            <w:tcW w:type="dxa" w:w="3040"/>
             <w:shd w:fill="FFFFFF" w:color="auto" w:val="clear"/>
             <w:tcMar>
               <w:top w:type="dxa" w:w="60"/>
@@ -13263,46 +12865,78 @@
                 <w:sz w:val="18"/>
                 <w:szCs w:val="18"/>
               </w:rPr>
+              <w:t xml:space="preserve">Groups compare their actual results with their predictions, annotating their prediction tables with ticks or crosses and writing a one-sentence conclusion for each test. A class gallery walk follows: each group posts their results table on the wall and reads two other groups results, using sticky notes to add agreements or questions. Whole-class discussion is facilitated for 7 minutes to reach consensus on which biomolecules were detected and what evidence supports each conclusion. Students return to the food label image and annotate a printed copy, circling claims on the label that their experimental results support.</w:t>
+            </w:r>
+          </w:p>
+        </w:tc>
+        <w:tc>
+          <w:tcPr>
+            <w:tcW w:type="dxa" w:w="3040"/>
+            <w:shd w:fill="F2F2F2" w:color="auto" w:val="clear"/>
+            <w:tcMar>
+              <w:top w:type="dxa" w:w="60"/>
+              <w:left w:type="dxa" w:w="120"/>
+              <w:bottom w:type="dxa" w:w="60"/>
+              <w:right w:type="dxa" w:w="120"/>
+            </w:tcMar>
+            <w:vAlign w:val="top"/>
+          </w:tcPr>
+          <w:p>
+            <w:pPr>
+              <w:spacing w:after="40" w:before="0"/>
+              <w:jc w:val="left"/>
+            </w:pPr>
+            <w:r>
+              <w:rPr>
+                <w:rFonts w:ascii="Arial" w:cs="Arial" w:eastAsia="Arial" w:hAnsi="Arial"/>
+                <w:b w:val="false"/>
+                <w:bCs w:val="false"/>
+                <w:i w:val="false"/>
+                <w:iCs w:val="false"/>
+                <w:color w:val="000000"/>
+                <w:sz w:val="18"/>
+                <w:szCs w:val="18"/>
+              </w:rPr>
               <w:t xml:space="preserve">Facilitate the gallery walk by directing students to look for patterns: 'Did every group get a blue-black colour for ugali? What does agreement across groups tell us about reliability?' During whole-class discussion, use the talk move 'Can you add on to what your classmate said?' to build explanations collectively. Connect results to the food label: 'Your results show milk contains protein — does the label agree?' Challenge students with: 'If the avocado test was positive for lipid, why does the label list fat rather than lipid?'</w:t>
             </w:r>
           </w:p>
         </w:tc>
         <w:tc>
           <w:tcPr>
-            <w:tcW w:type="dxa" w:w="2300"/>
+            <w:tcW w:type="dxa" w:w="3040"/>
+            <w:shd w:fill="FFFFFF" w:color="auto" w:val="clear"/>
+            <w:tcMar>
+              <w:top w:type="dxa" w:w="60"/>
+              <w:left w:type="dxa" w:w="120"/>
+              <w:bottom w:type="dxa" w:w="60"/>
+              <w:right w:type="dxa" w:w="120"/>
+            </w:tcMar>
+            <w:vAlign w:val="top"/>
+          </w:tcPr>
+          <w:p>
+            <w:pPr>
+              <w:spacing w:after="40" w:before="0"/>
+              <w:jc w:val="left"/>
+            </w:pPr>
+            <w:r>
+              <w:rPr>
+                <w:rFonts w:ascii="Arial" w:cs="Arial" w:eastAsia="Arial" w:hAnsi="Arial"/>
+                <w:b w:val="false"/>
+                <w:bCs w:val="false"/>
+                <w:i w:val="false"/>
+                <w:iCs w:val="false"/>
+                <w:color w:val="000000"/>
+                <w:sz w:val="18"/>
+                <w:szCs w:val="18"/>
+              </w:rPr>
+              <w:t xml:space="preserve">Comparing predictions with observations creates productive cognitive conflict where results differ from expectations, deepening conceptual engagement. The gallery walk distributes sensemaking across the class and builds scientific norms of checking others results. Annotating the food label closes the loop to the anchoring phenomenon.</w:t>
+            </w:r>
+          </w:p>
+        </w:tc>
+        <w:tc>
+          <w:tcPr>
+            <w:tcW w:type="dxa" w:w="3040"/>
             <w:shd w:fill="F2F2F2" w:color="auto" w:val="clear"/>
-            <w:tcMar>
-              <w:top w:type="dxa" w:w="60"/>
-              <w:left w:type="dxa" w:w="120"/>
-              <w:bottom w:type="dxa" w:w="60"/>
-              <w:right w:type="dxa" w:w="120"/>
-            </w:tcMar>
-            <w:vAlign w:val="top"/>
-          </w:tcPr>
-          <w:p>
-            <w:pPr>
-              <w:spacing w:after="40" w:before="0"/>
-              <w:jc w:val="left"/>
-            </w:pPr>
-            <w:r>
-              <w:rPr>
-                <w:rFonts w:ascii="Arial" w:cs="Arial" w:eastAsia="Arial" w:hAnsi="Arial"/>
-                <w:b w:val="false"/>
-                <w:bCs w:val="false"/>
-                <w:i w:val="false"/>
-                <w:iCs w:val="false"/>
-                <w:color w:val="000000"/>
-                <w:sz w:val="18"/>
-                <w:szCs w:val="18"/>
-              </w:rPr>
-              <w:t xml:space="preserve">Comparing predictions with observations creates productive cognitive conflict where results differ from expectations, deepening conceptual engagement. The gallery walk distributes sensemaking across the class and builds scientific norms of checking others results. Annotating the food label closes the loop to the anchoring phenomenon.</w:t>
-            </w:r>
-          </w:p>
-        </w:tc>
-        <w:tc>
-          <w:tcPr>
-            <w:tcW w:type="dxa" w:w="2300"/>
-            <w:shd w:fill="FFFFFF" w:color="auto" w:val="clear"/>
             <w:tcMar>
               <w:top w:type="dxa" w:w="60"/>
               <w:left w:type="dxa" w:w="120"/>
@@ -13335,7 +12969,7 @@
       <w:tr>
         <w:tc>
           <w:tcPr>
-            <w:tcW w:type="dxa" w:w="900"/>
+            <w:tcW w:type="dxa" w:w="1520"/>
             <w:shd w:fill="FCE4D6" w:color="auto" w:val="clear"/>
             <w:tcMar>
               <w:top w:type="dxa" w:w="60"/>
@@ -13364,51 +12998,6 @@
               <w:t xml:space="preserve">Driving Question Board (DQB) Creation</w:t>
             </w:r>
           </w:p>
-        </w:tc>
-        <w:tc>
-          <w:tcPr>
-            <w:tcW w:type="dxa" w:w="2300"/>
-            <w:shd w:fill="FFFFFF" w:color="auto" w:val="clear"/>
-            <w:tcMar>
-              <w:top w:type="dxa" w:w="60"/>
-              <w:left w:type="dxa" w:w="120"/>
-              <w:bottom w:type="dxa" w:w="60"/>
-              <w:right w:type="dxa" w:w="120"/>
-            </w:tcMar>
-            <w:vAlign w:val="top"/>
-          </w:tcPr>
-          <w:p>
-            <w:pPr>
-              <w:spacing w:after="40" w:before="0"/>
-              <w:jc w:val="left"/>
-            </w:pPr>
-            <w:r>
-              <w:rPr>
-                <w:rFonts w:ascii="Arial" w:cs="Arial" w:eastAsia="Arial" w:hAnsi="Arial"/>
-                <w:b w:val="false"/>
-                <w:bCs w:val="false"/>
-                <w:i w:val="false"/>
-                <w:iCs w:val="false"/>
-                <w:color w:val="000000"/>
-                <w:sz w:val="18"/>
-                <w:szCs w:val="18"/>
-              </w:rPr>
-              <w:t xml:space="preserve">Each student writes one new question or revised thinking onto a sticky note and adds it to the class Driving Question Board under one of three columns: 'What we now know from evidence', 'What we are still wondering', and 'How this connects to our health'. Example contributions: 'We know avocado contains lipid because ethanol emulsion test gave a milky white result'; 'We are still wondering why the body needs protein specifically'; 'If ugali is mainly starch, does eating a lot of it give us more energy than eating avocado?' The teacher reads selected notes aloud and organises them under the three columns in front of the class.</w:t>
-            </w:r>
-          </w:p>
-        </w:tc>
-        <w:tc>
-          <w:tcPr>
-            <w:tcW w:type="dxa" w:w="2556"/>
-            <w:shd w:fill="F2F2F2" w:color="auto" w:val="clear"/>
-            <w:tcMar>
-              <w:top w:type="dxa" w:w="60"/>
-              <w:left w:type="dxa" w:w="120"/>
-              <w:bottom w:type="dxa" w:w="60"/>
-              <w:right w:type="dxa" w:w="120"/>
-            </w:tcMar>
-            <w:vAlign w:val="top"/>
-          </w:tcPr>
           <w:p>
             <w:pPr>
               <w:spacing w:after="20" w:before="0"/>
@@ -13429,7 +13018,7 @@
             <w:pPr>
               <w:spacing w:after="20" w:before="0"/>
             </w:pPr>
-            <w:hyperlink w:history="1" r:id="rIdib0doafrh4yo8clgrtyso">
+            <w:hyperlink w:history="1" r:id="rIdyh55ayladcel1qppw5cvv">
               <w:r>
                 <w:rPr>
                   <w:rFonts w:ascii="Arial" w:cs="Arial" w:eastAsia="Arial" w:hAnsi="Arial"/>
@@ -13462,7 +13051,7 @@
               <w:spacing w:after="10" w:before="0"/>
               <w:ind w:left="120"/>
             </w:pPr>
-            <w:hyperlink w:history="1" r:id="rId9jityxxsw8wglr3n3dt9y">
+            <w:hyperlink w:history="1" r:id="rId7unek2s8r7gzrs0n-3psz">
               <w:r>
                 <w:rPr>
                   <w:rFonts w:ascii="Arial" w:cs="Arial" w:eastAsia="Arial" w:hAnsi="Arial"/>
@@ -13507,7 +13096,7 @@
             <w:pPr>
               <w:spacing w:after="20" w:before="0"/>
             </w:pPr>
-            <w:hyperlink w:history="1" r:id="rIdm5lcgda0dcalmdsn_h1at">
+            <w:hyperlink w:history="1" r:id="rIdranbemyf1wp5dksekvu1_">
               <w:r>
                 <w:rPr>
                   <w:rFonts w:ascii="Arial" w:cs="Arial" w:eastAsia="Arial" w:hAnsi="Arial"/>
@@ -13540,7 +13129,7 @@
               <w:spacing w:after="10" w:before="0"/>
               <w:ind w:left="120"/>
             </w:pPr>
-            <w:hyperlink w:history="1" r:id="rIdrinnw5zld_bgx5kvgkayx">
+            <w:hyperlink w:history="1" r:id="rIdj35n9rsg1glaz4mzratml">
               <w:r>
                 <w:rPr>
                   <w:rFonts w:ascii="Arial" w:cs="Arial" w:eastAsia="Arial" w:hAnsi="Arial"/>
@@ -13556,7 +13145,7 @@
         </w:tc>
         <w:tc>
           <w:tcPr>
-            <w:tcW w:type="dxa" w:w="3324"/>
+            <w:tcW w:type="dxa" w:w="3040"/>
             <w:shd w:fill="FFFFFF" w:color="auto" w:val="clear"/>
             <w:tcMar>
               <w:top w:type="dxa" w:w="60"/>
@@ -13582,46 +13171,78 @@
                 <w:sz w:val="18"/>
                 <w:szCs w:val="18"/>
               </w:rPr>
+              <w:t xml:space="preserve">Each student writes one new question or revised thinking onto a sticky note and adds it to the class Driving Question Board under one of three columns: 'What we now know from evidence', 'What we are still wondering', and 'How this connects to our health'. Example contributions: 'We know avocado contains lipid because ethanol emulsion test gave a milky white result'; 'We are still wondering why the body needs protein specifically'; 'If ugali is mainly starch, does eating a lot of it give us more energy than eating avocado?' The teacher reads selected notes aloud and organises them under the three columns in front of the class.</w:t>
+            </w:r>
+          </w:p>
+        </w:tc>
+        <w:tc>
+          <w:tcPr>
+            <w:tcW w:type="dxa" w:w="3040"/>
+            <w:shd w:fill="F2F2F2" w:color="auto" w:val="clear"/>
+            <w:tcMar>
+              <w:top w:type="dxa" w:w="60"/>
+              <w:left w:type="dxa" w:w="120"/>
+              <w:bottom w:type="dxa" w:w="60"/>
+              <w:right w:type="dxa" w:w="120"/>
+            </w:tcMar>
+            <w:vAlign w:val="top"/>
+          </w:tcPr>
+          <w:p>
+            <w:pPr>
+              <w:spacing w:after="40" w:before="0"/>
+              <w:jc w:val="left"/>
+            </w:pPr>
+            <w:r>
+              <w:rPr>
+                <w:rFonts w:ascii="Arial" w:cs="Arial" w:eastAsia="Arial" w:hAnsi="Arial"/>
+                <w:b w:val="false"/>
+                <w:bCs w:val="false"/>
+                <w:i w:val="false"/>
+                <w:iCs w:val="false"/>
+                <w:color w:val="000000"/>
+                <w:sz w:val="18"/>
+                <w:szCs w:val="18"/>
+              </w:rPr>
               <w:t xml:space="preserve">Prompt students who are unsure what to write by asking: 'What surprised you today?' or 'What question do you now have about why the body needs one of the biomolecules you detected?' Ensure contributions from all groups are represented on the board. Use the board to preview upcoming lessons: 'Several of you are asking why we need protein — that is exactly what Lesson 5 will address.'</w:t>
             </w:r>
           </w:p>
         </w:tc>
         <w:tc>
           <w:tcPr>
-            <w:tcW w:type="dxa" w:w="2300"/>
+            <w:tcW w:type="dxa" w:w="3040"/>
+            <w:shd w:fill="FFFFFF" w:color="auto" w:val="clear"/>
+            <w:tcMar>
+              <w:top w:type="dxa" w:w="60"/>
+              <w:left w:type="dxa" w:w="120"/>
+              <w:bottom w:type="dxa" w:w="60"/>
+              <w:right w:type="dxa" w:w="120"/>
+            </w:tcMar>
+            <w:vAlign w:val="top"/>
+          </w:tcPr>
+          <w:p>
+            <w:pPr>
+              <w:spacing w:after="40" w:before="0"/>
+              <w:jc w:val="left"/>
+            </w:pPr>
+            <w:r>
+              <w:rPr>
+                <w:rFonts w:ascii="Arial" w:cs="Arial" w:eastAsia="Arial" w:hAnsi="Arial"/>
+                <w:b w:val="false"/>
+                <w:bCs w:val="false"/>
+                <w:i w:val="false"/>
+                <w:iCs w:val="false"/>
+                <w:color w:val="000000"/>
+                <w:sz w:val="18"/>
+                <w:szCs w:val="18"/>
+              </w:rPr>
+              <w:t xml:space="preserve">The DQB makes student thinking visible, validates curiosity as part of science, and creates coherence across the lesson sequence. Organising notes into the three columns models scientific discourse — distinguishing evidence from inference and known from unknown.</w:t>
+            </w:r>
+          </w:p>
+        </w:tc>
+        <w:tc>
+          <w:tcPr>
+            <w:tcW w:type="dxa" w:w="3040"/>
             <w:shd w:fill="F2F2F2" w:color="auto" w:val="clear"/>
-            <w:tcMar>
-              <w:top w:type="dxa" w:w="60"/>
-              <w:left w:type="dxa" w:w="120"/>
-              <w:bottom w:type="dxa" w:w="60"/>
-              <w:right w:type="dxa" w:w="120"/>
-            </w:tcMar>
-            <w:vAlign w:val="top"/>
-          </w:tcPr>
-          <w:p>
-            <w:pPr>
-              <w:spacing w:after="40" w:before="0"/>
-              <w:jc w:val="left"/>
-            </w:pPr>
-            <w:r>
-              <w:rPr>
-                <w:rFonts w:ascii="Arial" w:cs="Arial" w:eastAsia="Arial" w:hAnsi="Arial"/>
-                <w:b w:val="false"/>
-                <w:bCs w:val="false"/>
-                <w:i w:val="false"/>
-                <w:iCs w:val="false"/>
-                <w:color w:val="000000"/>
-                <w:sz w:val="18"/>
-                <w:szCs w:val="18"/>
-              </w:rPr>
-              <w:t xml:space="preserve">The DQB makes student thinking visible, validates curiosity as part of science, and creates coherence across the lesson sequence. Organising notes into the three columns models scientific discourse — distinguishing evidence from inference and known from unknown.</w:t>
-            </w:r>
-          </w:p>
-        </w:tc>
-        <w:tc>
-          <w:tcPr>
-            <w:tcW w:type="dxa" w:w="2300"/>
-            <w:shd w:fill="FFFFFF" w:color="auto" w:val="clear"/>
             <w:tcMar>
               <w:top w:type="dxa" w:w="60"/>
               <w:left w:type="dxa" w:w="120"/>
@@ -13654,7 +13275,7 @@
       <w:tr>
         <w:tc>
           <w:tcPr>
-            <w:tcW w:type="dxa" w:w="900"/>
+            <w:tcW w:type="dxa" w:w="1520"/>
             <w:shd w:fill="D5E8F0" w:color="auto" w:val="clear"/>
             <w:tcMar>
               <w:top w:type="dxa" w:w="60"/>
@@ -13683,51 +13304,6 @@
               <w:t xml:space="preserve">Model Building Phase</w:t>
             </w:r>
           </w:p>
-        </w:tc>
-        <w:tc>
-          <w:tcPr>
-            <w:tcW w:type="dxa" w:w="2300"/>
-            <w:shd w:fill="FFFFFF" w:color="auto" w:val="clear"/>
-            <w:tcMar>
-              <w:top w:type="dxa" w:w="60"/>
-              <w:left w:type="dxa" w:w="120"/>
-              <w:bottom w:type="dxa" w:w="60"/>
-              <w:right w:type="dxa" w:w="120"/>
-            </w:tcMar>
-            <w:vAlign w:val="top"/>
-          </w:tcPr>
-          <w:p>
-            <w:pPr>
-              <w:spacing w:after="40" w:before="0"/>
-              <w:jc w:val="left"/>
-            </w:pPr>
-            <w:r>
-              <w:rPr>
-                <w:rFonts w:ascii="Arial" w:cs="Arial" w:eastAsia="Arial" w:hAnsi="Arial"/>
-                <w:b w:val="false"/>
-                <w:bCs w:val="false"/>
-                <w:i w:val="false"/>
-                <w:iCs w:val="false"/>
-                <w:color w:val="000000"/>
-                <w:sz w:val="18"/>
-                <w:szCs w:val="18"/>
-              </w:rPr>
-              <w:t xml:space="preserve">Groups receive a blank A3 sheet and create a visual consensus model titled 'Biomolecules in Kenyan Foods: Evidence from Food Tests'. The model must include: (1) the four food samples tested; (2) the reagent used for each test; (3) the colour change observed as evidence; (4) the biomolecule detected; and (5) one arrow connecting each biomolecule to a function in the human body drawn from prior lessons. Groups share models with one adjacent group, give one piece of feedback using the sentence frame 'Your model shows... and could be strengthened by...', then make one revision. Models are stored in the class science portfolio for reference in later lessons.</w:t>
-            </w:r>
-          </w:p>
-        </w:tc>
-        <w:tc>
-          <w:tcPr>
-            <w:tcW w:type="dxa" w:w="2556"/>
-            <w:shd w:fill="F2F2F2" w:color="auto" w:val="clear"/>
-            <w:tcMar>
-              <w:top w:type="dxa" w:w="60"/>
-              <w:left w:type="dxa" w:w="120"/>
-              <w:bottom w:type="dxa" w:w="60"/>
-              <w:right w:type="dxa" w:w="120"/>
-            </w:tcMar>
-            <w:vAlign w:val="top"/>
-          </w:tcPr>
           <w:p>
             <w:pPr>
               <w:spacing w:after="20" w:before="0"/>
@@ -13748,7 +13324,7 @@
             <w:pPr>
               <w:spacing w:after="20" w:before="0"/>
             </w:pPr>
-            <w:hyperlink w:history="1" r:id="rId7an-r6bwub_x9wdpmgvsx">
+            <w:hyperlink w:history="1" r:id="rIdjhmzxo57mfznagmbnh4zf">
               <w:r>
                 <w:rPr>
                   <w:rFonts w:ascii="Arial" w:cs="Arial" w:eastAsia="Arial" w:hAnsi="Arial"/>
@@ -13781,7 +13357,7 @@
               <w:spacing w:after="10" w:before="0"/>
               <w:ind w:left="120"/>
             </w:pPr>
-            <w:hyperlink w:history="1" r:id="rId_uxszxspcnsgkbfjln0z6">
+            <w:hyperlink w:history="1" r:id="rIdxj3wnrsybcn9eoxxjkzjp">
               <w:r>
                 <w:rPr>
                   <w:rFonts w:ascii="Arial" w:cs="Arial" w:eastAsia="Arial" w:hAnsi="Arial"/>
@@ -13826,7 +13402,7 @@
             <w:pPr>
               <w:spacing w:after="20" w:before="0"/>
             </w:pPr>
-            <w:hyperlink w:history="1" r:id="rIdbdeivqnhfb6zzh_ewffhs">
+            <w:hyperlink w:history="1" r:id="rIdsec6euuwpif49eeok1lja">
               <w:r>
                 <w:rPr>
                   <w:rFonts w:ascii="Arial" w:cs="Arial" w:eastAsia="Arial" w:hAnsi="Arial"/>
@@ -13859,7 +13435,7 @@
               <w:spacing w:after="10" w:before="0"/>
               <w:ind w:left="120"/>
             </w:pPr>
-            <w:hyperlink w:history="1" r:id="rIdhrwde20hcgx48iqbe9vxw">
+            <w:hyperlink w:history="1" r:id="rIdzpos4w8t48ilipocompx5">
               <w:r>
                 <w:rPr>
                   <w:rFonts w:ascii="Arial" w:cs="Arial" w:eastAsia="Arial" w:hAnsi="Arial"/>
@@ -13875,7 +13451,7 @@
         </w:tc>
         <w:tc>
           <w:tcPr>
-            <w:tcW w:type="dxa" w:w="3324"/>
+            <w:tcW w:type="dxa" w:w="3040"/>
             <w:shd w:fill="FFFFFF" w:color="auto" w:val="clear"/>
             <w:tcMar>
               <w:top w:type="dxa" w:w="60"/>
@@ -13901,46 +13477,78 @@
                 <w:sz w:val="18"/>
                 <w:szCs w:val="18"/>
               </w:rPr>
+              <w:t xml:space="preserve">Groups receive a blank A3 sheet and create a visual consensus model titled 'Biomolecules in Kenyan Foods: Evidence from Food Tests'. The model must include: (1) the four food samples tested; (2) the reagent used for each test; (3) the colour change observed as evidence; (4) the biomolecule detected; and (5) one arrow connecting each biomolecule to a function in the human body drawn from prior lessons. Groups share models with one adjacent group, give one piece of feedback using the sentence frame 'Your model shows... and could be strengthened by...', then make one revision. Models are stored in the class science portfolio for reference in later lessons.</w:t>
+            </w:r>
+          </w:p>
+        </w:tc>
+        <w:tc>
+          <w:tcPr>
+            <w:tcW w:type="dxa" w:w="3040"/>
+            <w:shd w:fill="F2F2F2" w:color="auto" w:val="clear"/>
+            <w:tcMar>
+              <w:top w:type="dxa" w:w="60"/>
+              <w:left w:type="dxa" w:w="120"/>
+              <w:bottom w:type="dxa" w:w="60"/>
+              <w:right w:type="dxa" w:w="120"/>
+            </w:tcMar>
+            <w:vAlign w:val="top"/>
+          </w:tcPr>
+          <w:p>
+            <w:pPr>
+              <w:spacing w:after="40" w:before="0"/>
+              <w:jc w:val="left"/>
+            </w:pPr>
+            <w:r>
+              <w:rPr>
+                <w:rFonts w:ascii="Arial" w:cs="Arial" w:eastAsia="Arial" w:hAnsi="Arial"/>
+                <w:b w:val="false"/>
+                <w:bCs w:val="false"/>
+                <w:i w:val="false"/>
+                <w:iCs w:val="false"/>
+                <w:color w:val="000000"/>
+                <w:sz w:val="18"/>
+                <w:szCs w:val="18"/>
+              </w:rPr>
               <w:t xml:space="preserve">Provide a model-building checklist as a scaffold. Circulate and ask: 'Where on your model can I see the evidence — not just the conclusion?' Prompt groups to include both positive and negative results: 'Your model only shows what was found — what does a negative result tell us, and can you show that too?' After peer feedback, ask one group to explain their revision decision to the class to model the value of critique in science.</w:t>
             </w:r>
           </w:p>
         </w:tc>
         <w:tc>
           <w:tcPr>
-            <w:tcW w:type="dxa" w:w="2300"/>
+            <w:tcW w:type="dxa" w:w="3040"/>
+            <w:shd w:fill="FFFFFF" w:color="auto" w:val="clear"/>
+            <w:tcMar>
+              <w:top w:type="dxa" w:w="60"/>
+              <w:left w:type="dxa" w:w="120"/>
+              <w:bottom w:type="dxa" w:w="60"/>
+              <w:right w:type="dxa" w:w="120"/>
+            </w:tcMar>
+            <w:vAlign w:val="top"/>
+          </w:tcPr>
+          <w:p>
+            <w:pPr>
+              <w:spacing w:after="40" w:before="0"/>
+              <w:jc w:val="left"/>
+            </w:pPr>
+            <w:r>
+              <w:rPr>
+                <w:rFonts w:ascii="Arial" w:cs="Arial" w:eastAsia="Arial" w:hAnsi="Arial"/>
+                <w:b w:val="false"/>
+                <w:bCs w:val="false"/>
+                <w:i w:val="false"/>
+                <w:iCs w:val="false"/>
+                <w:color w:val="000000"/>
+                <w:sz w:val="18"/>
+                <w:szCs w:val="18"/>
+              </w:rPr>
+              <w:t xml:space="preserve">Model building requires students to synthesise observations, chemical knowledge, and functional understanding into a single coherent representation. The peer feedback protocol develops scientific communication skills and mirrors the process of peer review. Storing models in the portfolio creates continuity across the sub-strand.</w:t>
+            </w:r>
+          </w:p>
+        </w:tc>
+        <w:tc>
+          <w:tcPr>
+            <w:tcW w:type="dxa" w:w="3040"/>
             <w:shd w:fill="F2F2F2" w:color="auto" w:val="clear"/>
-            <w:tcMar>
-              <w:top w:type="dxa" w:w="60"/>
-              <w:left w:type="dxa" w:w="120"/>
-              <w:bottom w:type="dxa" w:w="60"/>
-              <w:right w:type="dxa" w:w="120"/>
-            </w:tcMar>
-            <w:vAlign w:val="top"/>
-          </w:tcPr>
-          <w:p>
-            <w:pPr>
-              <w:spacing w:after="40" w:before="0"/>
-              <w:jc w:val="left"/>
-            </w:pPr>
-            <w:r>
-              <w:rPr>
-                <w:rFonts w:ascii="Arial" w:cs="Arial" w:eastAsia="Arial" w:hAnsi="Arial"/>
-                <w:b w:val="false"/>
-                <w:bCs w:val="false"/>
-                <w:i w:val="false"/>
-                <w:iCs w:val="false"/>
-                <w:color w:val="000000"/>
-                <w:sz w:val="18"/>
-                <w:szCs w:val="18"/>
-              </w:rPr>
-              <w:t xml:space="preserve">Model building requires students to synthesise observations, chemical knowledge, and functional understanding into a single coherent representation. The peer feedback protocol develops scientific communication skills and mirrors the process of peer review. Storing models in the portfolio creates continuity across the sub-strand.</w:t>
-            </w:r>
-          </w:p>
-        </w:tc>
-        <w:tc>
-          <w:tcPr>
-            <w:tcW w:type="dxa" w:w="2300"/>
-            <w:shd w:fill="FFFFFF" w:color="auto" w:val="clear"/>
             <w:tcMar>
               <w:top w:type="dxa" w:w="60"/>
               <w:left w:type="dxa" w:w="120"/>
@@ -15229,18 +14837,17 @@
         <w:tblLayout w:type="fixed"/>
       </w:tblPr>
       <w:tblGrid>
-        <w:gridCol w:w="900"/>
-        <w:gridCol w:w="2300"/>
-        <w:gridCol w:w="2556"/>
-        <w:gridCol w:w="3324"/>
-        <w:gridCol w:w="2300"/>
-        <w:gridCol w:w="2300"/>
+        <w:gridCol w:w="1520"/>
+        <w:gridCol w:w="3040"/>
+        <w:gridCol w:w="3040"/>
+        <w:gridCol w:w="3040"/>
+        <w:gridCol w:w="3040"/>
       </w:tblGrid>
       <w:tr>
         <w:tc>
           <w:tcPr>
             <w:tcW w:type="dxa" w:w="13680"/>
-            <w:gridSpan w:val="6"/>
+            <w:gridSpan w:val="5"/>
             <w:shd w:fill="1F6B75" w:color="auto" w:val="clear"/>
             <w:tcMar>
               <w:top w:type="dxa" w:w="60"/>
@@ -15274,7 +14881,7 @@
       <w:tr>
         <w:tc>
           <w:tcPr>
-            <w:tcW w:type="dxa" w:w="900"/>
+            <w:tcW w:type="dxa" w:w="1520"/>
             <w:shd w:fill="1F3864" w:color="auto" w:val="clear"/>
             <w:tcMar>
               <w:top w:type="dxa" w:w="60"/>
@@ -15306,7 +14913,7 @@
         </w:tc>
         <w:tc>
           <w:tcPr>
-            <w:tcW w:type="dxa" w:w="2300"/>
+            <w:tcW w:type="dxa" w:w="3040"/>
             <w:shd w:fill="2E75B6" w:color="auto" w:val="clear"/>
             <w:tcMar>
               <w:top w:type="dxa" w:w="60"/>
@@ -15338,7 +14945,39 @@
         </w:tc>
         <w:tc>
           <w:tcPr>
-            <w:tcW w:type="dxa" w:w="2556"/>
+            <w:tcW w:type="dxa" w:w="3040"/>
+            <w:shd w:fill="2E75B6" w:color="auto" w:val="clear"/>
+            <w:tcMar>
+              <w:top w:type="dxa" w:w="60"/>
+              <w:left w:type="dxa" w:w="120"/>
+              <w:bottom w:type="dxa" w:w="60"/>
+              <w:right w:type="dxa" w:w="120"/>
+            </w:tcMar>
+            <w:vAlign w:val="top"/>
+          </w:tcPr>
+          <w:p>
+            <w:pPr>
+              <w:spacing w:after="40" w:before="0"/>
+              <w:jc w:val="left"/>
+            </w:pPr>
+            <w:r>
+              <w:rPr>
+                <w:rFonts w:ascii="Arial" w:cs="Arial" w:eastAsia="Arial" w:hAnsi="Arial"/>
+                <w:b/>
+                <w:bCs/>
+                <w:i w:val="false"/>
+                <w:iCs w:val="false"/>
+                <w:color w:val="FFFFFF"/>
+                <w:sz w:val="18"/>
+                <w:szCs w:val="18"/>
+              </w:rPr>
+              <w:t xml:space="preserve">Teacher Moves</w:t>
+            </w:r>
+          </w:p>
+        </w:tc>
+        <w:tc>
+          <w:tcPr>
+            <w:tcW w:type="dxa" w:w="3040"/>
             <w:shd w:fill="1F6B75" w:color="auto" w:val="clear"/>
             <w:tcMar>
               <w:top w:type="dxa" w:w="60"/>
@@ -15364,77 +15003,13 @@
                 <w:sz w:val="18"/>
                 <w:szCs w:val="18"/>
               </w:rPr>
-              <w:t xml:space="preserve">Resource</w:t>
-            </w:r>
-          </w:p>
-        </w:tc>
-        <w:tc>
-          <w:tcPr>
-            <w:tcW w:type="dxa" w:w="3324"/>
-            <w:shd w:fill="2E75B6" w:color="auto" w:val="clear"/>
-            <w:tcMar>
-              <w:top w:type="dxa" w:w="60"/>
-              <w:left w:type="dxa" w:w="120"/>
-              <w:bottom w:type="dxa" w:w="60"/>
-              <w:right w:type="dxa" w:w="120"/>
-            </w:tcMar>
-            <w:vAlign w:val="top"/>
-          </w:tcPr>
-          <w:p>
-            <w:pPr>
-              <w:spacing w:after="40" w:before="0"/>
-              <w:jc w:val="left"/>
-            </w:pPr>
-            <w:r>
-              <w:rPr>
-                <w:rFonts w:ascii="Arial" w:cs="Arial" w:eastAsia="Arial" w:hAnsi="Arial"/>
-                <w:b/>
-                <w:bCs/>
-                <w:i w:val="false"/>
-                <w:iCs w:val="false"/>
-                <w:color w:val="FFFFFF"/>
-                <w:sz w:val="18"/>
-                <w:szCs w:val="18"/>
-              </w:rPr>
-              <w:t xml:space="preserve">Teacher Moves</w:t>
-            </w:r>
-          </w:p>
-        </w:tc>
-        <w:tc>
-          <w:tcPr>
-            <w:tcW w:type="dxa" w:w="2300"/>
-            <w:shd w:fill="1F6B75" w:color="auto" w:val="clear"/>
-            <w:tcMar>
-              <w:top w:type="dxa" w:w="60"/>
-              <w:left w:type="dxa" w:w="120"/>
-              <w:bottom w:type="dxa" w:w="60"/>
-              <w:right w:type="dxa" w:w="120"/>
-            </w:tcMar>
-            <w:vAlign w:val="top"/>
-          </w:tcPr>
-          <w:p>
-            <w:pPr>
-              <w:spacing w:after="40" w:before="0"/>
-              <w:jc w:val="left"/>
-            </w:pPr>
-            <w:r>
-              <w:rPr>
-                <w:rFonts w:ascii="Arial" w:cs="Arial" w:eastAsia="Arial" w:hAnsi="Arial"/>
-                <w:b/>
-                <w:bCs/>
-                <w:i w:val="false"/>
-                <w:iCs w:val="false"/>
-                <w:color w:val="FFFFFF"/>
-                <w:sz w:val="18"/>
-                <w:szCs w:val="18"/>
-              </w:rPr>
               <w:t xml:space="preserve">Sensemaking Strategy</w:t>
             </w:r>
           </w:p>
         </w:tc>
         <w:tc>
           <w:tcPr>
-            <w:tcW w:type="dxa" w:w="2300"/>
+            <w:tcW w:type="dxa" w:w="3040"/>
             <w:shd w:fill="2E75B6" w:color="auto" w:val="clear"/>
             <w:tcMar>
               <w:top w:type="dxa" w:w="60"/>
@@ -15468,7 +15043,7 @@
       <w:tr>
         <w:tc>
           <w:tcPr>
-            <w:tcW w:type="dxa" w:w="900"/>
+            <w:tcW w:type="dxa" w:w="1520"/>
             <w:shd w:fill="EAD1F5" w:color="auto" w:val="clear"/>
             <w:tcMar>
               <w:top w:type="dxa" w:w="60"/>
@@ -15497,51 +15072,6 @@
               <w:t xml:space="preserve">Predict Phase</w:t>
             </w:r>
           </w:p>
-        </w:tc>
-        <w:tc>
-          <w:tcPr>
-            <w:tcW w:type="dxa" w:w="2300"/>
-            <w:shd w:fill="FFFFFF" w:color="auto" w:val="clear"/>
-            <w:tcMar>
-              <w:top w:type="dxa" w:w="60"/>
-              <w:left w:type="dxa" w:w="120"/>
-              <w:bottom w:type="dxa" w:w="60"/>
-              <w:right w:type="dxa" w:w="120"/>
-            </w:tcMar>
-            <w:vAlign w:val="top"/>
-          </w:tcPr>
-          <w:p>
-            <w:pPr>
-              <w:spacing w:after="40" w:before="0"/>
-              <w:jc w:val="left"/>
-            </w:pPr>
-            <w:r>
-              <w:rPr>
-                <w:rFonts w:ascii="Arial" w:cs="Arial" w:eastAsia="Arial" w:hAnsi="Arial"/>
-                <w:b w:val="false"/>
-                <w:bCs w:val="false"/>
-                <w:i w:val="false"/>
-                <w:iCs w:val="false"/>
-                <w:color w:val="000000"/>
-                <w:sz w:val="18"/>
-                <w:szCs w:val="18"/>
-              </w:rPr>
-              <w:t xml:space="preserve">Students are shown two pieces of raw meat (or presented with a vivid description and diagram): one soaked in fresh pineapple juice for 30 minutes, one soaked in plain water. Students write individual predictions in their notebooks: 'What do you think will happen to the texture of each piece of meat, and WHY?' They then share predictions with a partner before a few are shared whole-class. Students also predict: 'If a person does not eat enough protein, what do you think happens to the speed of chemical reactions inside their body?'</w:t>
-            </w:r>
-          </w:p>
-        </w:tc>
-        <w:tc>
-          <w:tcPr>
-            <w:tcW w:type="dxa" w:w="2556"/>
-            <w:shd w:fill="F2F2F2" w:color="auto" w:val="clear"/>
-            <w:tcMar>
-              <w:top w:type="dxa" w:w="60"/>
-              <w:left w:type="dxa" w:w="120"/>
-              <w:bottom w:type="dxa" w:w="60"/>
-              <w:right w:type="dxa" w:w="120"/>
-            </w:tcMar>
-            <w:vAlign w:val="top"/>
-          </w:tcPr>
           <w:p>
             <w:pPr>
               <w:spacing w:after="20" w:before="0"/>
@@ -15562,7 +15092,7 @@
             <w:pPr>
               <w:spacing w:after="20" w:before="0"/>
             </w:pPr>
-            <w:hyperlink w:history="1" r:id="rId3vqgekinicf1p-nexxb8d">
+            <w:hyperlink w:history="1" r:id="rIdi6d04yspdzj4rck7klio0">
               <w:r>
                 <w:rPr>
                   <w:rFonts w:ascii="Arial" w:cs="Arial" w:eastAsia="Arial" w:hAnsi="Arial"/>
@@ -15595,7 +15125,7 @@
               <w:spacing w:after="10" w:before="0"/>
               <w:ind w:left="120"/>
             </w:pPr>
-            <w:hyperlink w:history="1" r:id="rIdcuyjrmtxch0h4fr3ng2by">
+            <w:hyperlink w:history="1" r:id="rIdpyix_2engw7_2tiu4lfyz">
               <w:r>
                 <w:rPr>
                   <w:rFonts w:ascii="Arial" w:cs="Arial" w:eastAsia="Arial" w:hAnsi="Arial"/>
@@ -15640,7 +15170,7 @@
             <w:pPr>
               <w:spacing w:after="20" w:before="0"/>
             </w:pPr>
-            <w:hyperlink w:history="1" r:id="rIdeqmkc6zgsxts3owl9fp9h">
+            <w:hyperlink w:history="1" r:id="rIdyuh4z6g4jtwwhzwg_kbba">
               <w:r>
                 <w:rPr>
                   <w:rFonts w:ascii="Arial" w:cs="Arial" w:eastAsia="Arial" w:hAnsi="Arial"/>
@@ -15673,7 +15203,7 @@
               <w:spacing w:after="10" w:before="0"/>
               <w:ind w:left="120"/>
             </w:pPr>
-            <w:hyperlink w:history="1" r:id="rIdhh0mqjmpxfwt1shlktrf-">
+            <w:hyperlink w:history="1" r:id="rIds3cosvbbzhftyhavxr402">
               <w:r>
                 <w:rPr>
                   <w:rFonts w:ascii="Arial" w:cs="Arial" w:eastAsia="Arial" w:hAnsi="Arial"/>
@@ -15689,7 +15219,7 @@
         </w:tc>
         <w:tc>
           <w:tcPr>
-            <w:tcW w:type="dxa" w:w="3324"/>
+            <w:tcW w:type="dxa" w:w="3040"/>
             <w:shd w:fill="FFFFFF" w:color="auto" w:val="clear"/>
             <w:tcMar>
               <w:top w:type="dxa" w:w="60"/>
@@ -15715,46 +15245,78 @@
                 <w:sz w:val="18"/>
                 <w:szCs w:val="18"/>
               </w:rPr>
+              <w:t xml:space="preserve">Students are shown two pieces of raw meat (or presented with a vivid description and diagram): one soaked in fresh pineapple juice for 30 minutes, one soaked in plain water. Students write individual predictions in their notebooks: 'What do you think will happen to the texture of each piece of meat, and WHY?' They then share predictions with a partner before a few are shared whole-class. Students also predict: 'If a person does not eat enough protein, what do you think happens to the speed of chemical reactions inside their body?'</w:t>
+            </w:r>
+          </w:p>
+        </w:tc>
+        <w:tc>
+          <w:tcPr>
+            <w:tcW w:type="dxa" w:w="3040"/>
+            <w:shd w:fill="F2F2F2" w:color="auto" w:val="clear"/>
+            <w:tcMar>
+              <w:top w:type="dxa" w:w="60"/>
+              <w:left w:type="dxa" w:w="120"/>
+              <w:bottom w:type="dxa" w:w="60"/>
+              <w:right w:type="dxa" w:w="120"/>
+            </w:tcMar>
+            <w:vAlign w:val="top"/>
+          </w:tcPr>
+          <w:p>
+            <w:pPr>
+              <w:spacing w:after="40" w:before="0"/>
+              <w:jc w:val="left"/>
+            </w:pPr>
+            <w:r>
+              <w:rPr>
+                <w:rFonts w:ascii="Arial" w:cs="Arial" w:eastAsia="Arial" w:hAnsi="Arial"/>
+                <w:b w:val="false"/>
+                <w:bCs w:val="false"/>
+                <w:i w:val="false"/>
+                <w:iCs w:val="false"/>
+                <w:color w:val="000000"/>
+                <w:sz w:val="18"/>
+                <w:szCs w:val="18"/>
+              </w:rPr>
               <w:t xml:space="preserve">Display two labelled containers or images on the board: 'Meat + Pineapple Juice' and 'Meat + Water.' Say: 'Before I tell you anything, I want you to think about what you already know. Write your prediction — what will happen to each piece of meat and WHY. You have 2 minutes — write something, even if you are not sure.' After 2 minutes, say: 'Turn to your partner and share. You have 1 minute.' Then cold-call 3 students: 'Kamau, what did you predict and why?', 'Achieng, do you agree or disagree with Kamau — explain your thinking.', 'Mutua, what was your prediction about the protein-deficient brother's chemical reactions?' Allow 10–12 seconds WAIT TIME after each question before prompting. Record 3–4 student predictions on the board under the heading 'Our Predictions — We Will Test These.' Do NOT confirm or deny predictions yet. Say: 'Keep these predictions in mind — by the end of this lesson, you will be able to explain exactly what is happening and why.'</w:t>
             </w:r>
           </w:p>
         </w:tc>
         <w:tc>
           <w:tcPr>
-            <w:tcW w:type="dxa" w:w="2300"/>
+            <w:tcW w:type="dxa" w:w="3040"/>
+            <w:shd w:fill="FFFFFF" w:color="auto" w:val="clear"/>
+            <w:tcMar>
+              <w:top w:type="dxa" w:w="60"/>
+              <w:left w:type="dxa" w:w="120"/>
+              <w:bottom w:type="dxa" w:w="60"/>
+              <w:right w:type="dxa" w:w="120"/>
+            </w:tcMar>
+            <w:vAlign w:val="top"/>
+          </w:tcPr>
+          <w:p>
+            <w:pPr>
+              <w:spacing w:after="40" w:before="0"/>
+              <w:jc w:val="left"/>
+            </w:pPr>
+            <w:r>
+              <w:rPr>
+                <w:rFonts w:ascii="Arial" w:cs="Arial" w:eastAsia="Arial" w:hAnsi="Arial"/>
+                <w:b w:val="false"/>
+                <w:bCs w:val="false"/>
+                <w:i w:val="false"/>
+                <w:iCs w:val="false"/>
+                <w:color w:val="000000"/>
+                <w:sz w:val="18"/>
+                <w:szCs w:val="18"/>
+              </w:rPr>
+              <w:t xml:space="preserve">Prediction with Justification: Students are required to give a reason for their prediction, not just a guess. This activates prior knowledge about proteins from Lessons 1–4 and creates cognitive dissonance that motivates the investigation. Recording predictions publicly on the board makes thinking visible and creates accountability for revisiting and revising ideas.</w:t>
+            </w:r>
+          </w:p>
+        </w:tc>
+        <w:tc>
+          <w:tcPr>
+            <w:tcW w:type="dxa" w:w="3040"/>
             <w:shd w:fill="F2F2F2" w:color="auto" w:val="clear"/>
-            <w:tcMar>
-              <w:top w:type="dxa" w:w="60"/>
-              <w:left w:type="dxa" w:w="120"/>
-              <w:bottom w:type="dxa" w:w="60"/>
-              <w:right w:type="dxa" w:w="120"/>
-            </w:tcMar>
-            <w:vAlign w:val="top"/>
-          </w:tcPr>
-          <w:p>
-            <w:pPr>
-              <w:spacing w:after="40" w:before="0"/>
-              <w:jc w:val="left"/>
-            </w:pPr>
-            <w:r>
-              <w:rPr>
-                <w:rFonts w:ascii="Arial" w:cs="Arial" w:eastAsia="Arial" w:hAnsi="Arial"/>
-                <w:b w:val="false"/>
-                <w:bCs w:val="false"/>
-                <w:i w:val="false"/>
-                <w:iCs w:val="false"/>
-                <w:color w:val="000000"/>
-                <w:sz w:val="18"/>
-                <w:szCs w:val="18"/>
-              </w:rPr>
-              <w:t xml:space="preserve">Prediction with Justification: Students are required to give a reason for their prediction, not just a guess. This activates prior knowledge about proteins from Lessons 1–4 and creates cognitive dissonance that motivates the investigation. Recording predictions publicly on the board makes thinking visible and creates accountability for revisiting and revising ideas.</w:t>
-            </w:r>
-          </w:p>
-        </w:tc>
-        <w:tc>
-          <w:tcPr>
-            <w:tcW w:type="dxa" w:w="2300"/>
-            <w:shd w:fill="FFFFFF" w:color="auto" w:val="clear"/>
             <w:tcMar>
               <w:top w:type="dxa" w:w="60"/>
               <w:left w:type="dxa" w:w="120"/>
@@ -15787,7 +15349,7 @@
       <w:tr>
         <w:tc>
           <w:tcPr>
-            <w:tcW w:type="dxa" w:w="900"/>
+            <w:tcW w:type="dxa" w:w="1520"/>
             <w:shd w:fill="D9EEF1" w:color="auto" w:val="clear"/>
             <w:tcMar>
               <w:top w:type="dxa" w:w="60"/>
@@ -15816,51 +15378,6 @@
               <w:t xml:space="preserve">Observe Phase</w:t>
             </w:r>
           </w:p>
-        </w:tc>
-        <w:tc>
-          <w:tcPr>
-            <w:tcW w:type="dxa" w:w="2300"/>
-            <w:shd w:fill="FFFFFF" w:color="auto" w:val="clear"/>
-            <w:tcMar>
-              <w:top w:type="dxa" w:w="60"/>
-              <w:left w:type="dxa" w:w="120"/>
-              <w:bottom w:type="dxa" w:w="60"/>
-              <w:right w:type="dxa" w:w="120"/>
-            </w:tcMar>
-            <w:vAlign w:val="top"/>
-          </w:tcPr>
-          <w:p>
-            <w:pPr>
-              <w:spacing w:after="40" w:before="0"/>
-              <w:jc w:val="left"/>
-            </w:pPr>
-            <w:r>
-              <w:rPr>
-                <w:rFonts w:ascii="Arial" w:cs="Arial" w:eastAsia="Arial" w:hAnsi="Arial"/>
-                <w:b w:val="false"/>
-                <w:bCs w:val="false"/>
-                <w:i w:val="false"/>
-                <w:iCs w:val="false"/>
-                <w:color w:val="000000"/>
-                <w:sz w:val="18"/>
-                <w:szCs w:val="18"/>
-              </w:rPr>
-              <w:t xml:space="preserve">Students carry out a structured practical (or observe a teacher demonstration if materials are limited) investigating how temperature affects amylase activity. Each group receives three test tubes of starch solution mixed with amylase: one placed in cold water (~10°C using cold tap water or ice), one at body temperature (~37°C using a warm water bath), and one in near-boiling water (~80°C, pre-prepared by teacher). After 5 minutes, students test each tube with iodine solution and record the colour change (blue-black = starch still present; amber/yellow = starch digested). Students record results in a structured data table and repeat with a pH variation (acidic with dilute lemon juice, neutral, and alkaline with dilute bicarbonate solution) if time permits. Students also observe the pineapple juice versus water meat samples (or teacher-prepared demonstration) and note the textural difference.</w:t>
-            </w:r>
-          </w:p>
-        </w:tc>
-        <w:tc>
-          <w:tcPr>
-            <w:tcW w:type="dxa" w:w="2556"/>
-            <w:shd w:fill="F2F2F2" w:color="auto" w:val="clear"/>
-            <w:tcMar>
-              <w:top w:type="dxa" w:w="60"/>
-              <w:left w:type="dxa" w:w="120"/>
-              <w:bottom w:type="dxa" w:w="60"/>
-              <w:right w:type="dxa" w:w="120"/>
-            </w:tcMar>
-            <w:vAlign w:val="top"/>
-          </w:tcPr>
           <w:p>
             <w:pPr>
               <w:spacing w:after="20" w:before="0"/>
@@ -15881,7 +15398,7 @@
             <w:pPr>
               <w:spacing w:after="20" w:before="0"/>
             </w:pPr>
-            <w:hyperlink w:history="1" r:id="rId9zwi6acl6th0eq2km3btd">
+            <w:hyperlink w:history="1" r:id="rIdacgnrrf61fipdfqgsg9pg">
               <w:r>
                 <w:rPr>
                   <w:rFonts w:ascii="Arial" w:cs="Arial" w:eastAsia="Arial" w:hAnsi="Arial"/>
@@ -15914,7 +15431,7 @@
               <w:spacing w:after="10" w:before="0"/>
               <w:ind w:left="120"/>
             </w:pPr>
-            <w:hyperlink w:history="1" r:id="rIdaec1rtrq_ufh6gv6afvrl">
+            <w:hyperlink w:history="1" r:id="rIdoec9gxwk8nqofbtdflufe">
               <w:r>
                 <w:rPr>
                   <w:rFonts w:ascii="Arial" w:cs="Arial" w:eastAsia="Arial" w:hAnsi="Arial"/>
@@ -15959,7 +15476,7 @@
             <w:pPr>
               <w:spacing w:after="20" w:before="0"/>
             </w:pPr>
-            <w:hyperlink w:history="1" r:id="rIdibocbnxt4n3epvuq5rxhq">
+            <w:hyperlink w:history="1" r:id="rIdp-jumtk7or3f6uzbrm2mv">
               <w:r>
                 <w:rPr>
                   <w:rFonts w:ascii="Arial" w:cs="Arial" w:eastAsia="Arial" w:hAnsi="Arial"/>
@@ -15992,7 +15509,7 @@
               <w:spacing w:after="10" w:before="0"/>
               <w:ind w:left="120"/>
             </w:pPr>
-            <w:hyperlink w:history="1" r:id="rId8yoh6lqazc4rifzy3sx4b">
+            <w:hyperlink w:history="1" r:id="rIdht3wzggq3aulac5-ffq6c">
               <w:r>
                 <w:rPr>
                   <w:rFonts w:ascii="Arial" w:cs="Arial" w:eastAsia="Arial" w:hAnsi="Arial"/>
@@ -16008,7 +15525,7 @@
         </w:tc>
         <w:tc>
           <w:tcPr>
-            <w:tcW w:type="dxa" w:w="3324"/>
+            <w:tcW w:type="dxa" w:w="3040"/>
             <w:shd w:fill="FFFFFF" w:color="auto" w:val="clear"/>
             <w:tcMar>
               <w:top w:type="dxa" w:w="60"/>
@@ -16034,46 +15551,78 @@
                 <w:sz w:val="18"/>
                 <w:szCs w:val="18"/>
               </w:rPr>
+              <w:t xml:space="preserve">Students carry out a structured practical (or observe a teacher demonstration if materials are limited) investigating how temperature affects amylase activity. Each group receives three test tubes of starch solution mixed with amylase: one placed in cold water (~10°C using cold tap water or ice), one at body temperature (~37°C using a warm water bath), and one in near-boiling water (~80°C, pre-prepared by teacher). After 5 minutes, students test each tube with iodine solution and record the colour change (blue-black = starch still present; amber/yellow = starch digested). Students record results in a structured data table and repeat with a pH variation (acidic with dilute lemon juice, neutral, and alkaline with dilute bicarbonate solution) if time permits. Students also observe the pineapple juice versus water meat samples (or teacher-prepared demonstration) and note the textural difference.</w:t>
+            </w:r>
+          </w:p>
+        </w:tc>
+        <w:tc>
+          <w:tcPr>
+            <w:tcW w:type="dxa" w:w="3040"/>
+            <w:shd w:fill="F2F2F2" w:color="auto" w:val="clear"/>
+            <w:tcMar>
+              <w:top w:type="dxa" w:w="60"/>
+              <w:left w:type="dxa" w:w="120"/>
+              <w:bottom w:type="dxa" w:w="60"/>
+              <w:right w:type="dxa" w:w="120"/>
+            </w:tcMar>
+            <w:vAlign w:val="top"/>
+          </w:tcPr>
+          <w:p>
+            <w:pPr>
+              <w:spacing w:after="40" w:before="0"/>
+              <w:jc w:val="left"/>
+            </w:pPr>
+            <w:r>
+              <w:rPr>
+                <w:rFonts w:ascii="Arial" w:cs="Arial" w:eastAsia="Arial" w:hAnsi="Arial"/>
+                <w:b w:val="false"/>
+                <w:bCs w:val="false"/>
+                <w:i w:val="false"/>
+                <w:iCs w:val="false"/>
+                <w:color w:val="000000"/>
+                <w:sz w:val="18"/>
+                <w:szCs w:val="18"/>
+              </w:rPr>
               <w:t xml:space="preserve">Distribute materials and say: 'You are going to be scientists today. Your job is to gather evidence — observe carefully and record exactly what you see, not what you expected to see.' Walk through the procedure step by step on the board. Emphasise: 'The only variable you are changing is temperature — everything else stays the same. This is called a controlled experiment.' During the experiment, circulate and ask probing questions: 'What colour is your iodine test showing? What does that colour mean?' and 'Which tube digested the starch fastest — how do you know?' Give groups 30 seconds of quiet recording time after they complete each iodine test before discussing. After results are collected, call the class to attention and build a class results table on the board by asking each group to report: 'Group 1 — Auma, tell me your result for the cold water tube.' Cold-call at least 4 groups. Say: 'Look at the pattern in our class data. What do you notice?' Allow 12 seconds WAIT TIME. Cold-call 2 students to describe the pattern before explaining anything. If the pineapple demonstration is available, ask: 'What happened to the meat in pineapple juice compared to the water? Ndungu, describe exactly what you observe.'</w:t>
             </w:r>
           </w:p>
         </w:tc>
         <w:tc>
           <w:tcPr>
-            <w:tcW w:type="dxa" w:w="2300"/>
+            <w:tcW w:type="dxa" w:w="3040"/>
+            <w:shd w:fill="FFFFFF" w:color="auto" w:val="clear"/>
+            <w:tcMar>
+              <w:top w:type="dxa" w:w="60"/>
+              <w:left w:type="dxa" w:w="120"/>
+              <w:bottom w:type="dxa" w:w="60"/>
+              <w:right w:type="dxa" w:w="120"/>
+            </w:tcMar>
+            <w:vAlign w:val="top"/>
+          </w:tcPr>
+          <w:p>
+            <w:pPr>
+              <w:spacing w:after="40" w:before="0"/>
+              <w:jc w:val="left"/>
+            </w:pPr>
+            <w:r>
+              <w:rPr>
+                <w:rFonts w:ascii="Arial" w:cs="Arial" w:eastAsia="Arial" w:hAnsi="Arial"/>
+                <w:b w:val="false"/>
+                <w:bCs w:val="false"/>
+                <w:i w:val="false"/>
+                <w:iCs w:val="false"/>
+                <w:color w:val="000000"/>
+                <w:sz w:val="18"/>
+                <w:szCs w:val="18"/>
+              </w:rPr>
+              <w:t xml:space="preserve">Data Collection and Pattern Recognition: Students generate their own empirical data rather than receiving results passively. Building a shared class data table on the board allows students to see variation across groups and identify a consistent pattern despite individual experimental error — a key feature of scientific reasoning. Connecting the amylase-starch result to the pineapple-meat observation bridges lab evidence to real-world context.</w:t>
+            </w:r>
+          </w:p>
+        </w:tc>
+        <w:tc>
+          <w:tcPr>
+            <w:tcW w:type="dxa" w:w="3040"/>
             <w:shd w:fill="F2F2F2" w:color="auto" w:val="clear"/>
-            <w:tcMar>
-              <w:top w:type="dxa" w:w="60"/>
-              <w:left w:type="dxa" w:w="120"/>
-              <w:bottom w:type="dxa" w:w="60"/>
-              <w:right w:type="dxa" w:w="120"/>
-            </w:tcMar>
-            <w:vAlign w:val="top"/>
-          </w:tcPr>
-          <w:p>
-            <w:pPr>
-              <w:spacing w:after="40" w:before="0"/>
-              <w:jc w:val="left"/>
-            </w:pPr>
-            <w:r>
-              <w:rPr>
-                <w:rFonts w:ascii="Arial" w:cs="Arial" w:eastAsia="Arial" w:hAnsi="Arial"/>
-                <w:b w:val="false"/>
-                <w:bCs w:val="false"/>
-                <w:i w:val="false"/>
-                <w:iCs w:val="false"/>
-                <w:color w:val="000000"/>
-                <w:sz w:val="18"/>
-                <w:szCs w:val="18"/>
-              </w:rPr>
-              <w:t xml:space="preserve">Data Collection and Pattern Recognition: Students generate their own empirical data rather than receiving results passively. Building a shared class data table on the board allows students to see variation across groups and identify a consistent pattern despite individual experimental error — a key feature of scientific reasoning. Connecting the amylase-starch result to the pineapple-meat observation bridges lab evidence to real-world context.</w:t>
-            </w:r>
-          </w:p>
-        </w:tc>
-        <w:tc>
-          <w:tcPr>
-            <w:tcW w:type="dxa" w:w="2300"/>
-            <w:shd w:fill="FFFFFF" w:color="auto" w:val="clear"/>
             <w:tcMar>
               <w:top w:type="dxa" w:w="60"/>
               <w:left w:type="dxa" w:w="120"/>
@@ -16106,7 +15655,7 @@
       <w:tr>
         <w:tc>
           <w:tcPr>
-            <w:tcW w:type="dxa" w:w="900"/>
+            <w:tcW w:type="dxa" w:w="1520"/>
             <w:shd w:fill="E2EFDA" w:color="auto" w:val="clear"/>
             <w:tcMar>
               <w:top w:type="dxa" w:w="60"/>
@@ -16135,51 +15684,6 @@
               <w:t xml:space="preserve">Explain Phase</w:t>
             </w:r>
           </w:p>
-        </w:tc>
-        <w:tc>
-          <w:tcPr>
-            <w:tcW w:type="dxa" w:w="2300"/>
-            <w:shd w:fill="FFFFFF" w:color="auto" w:val="clear"/>
-            <w:tcMar>
-              <w:top w:type="dxa" w:w="60"/>
-              <w:left w:type="dxa" w:w="120"/>
-              <w:bottom w:type="dxa" w:w="60"/>
-              <w:right w:type="dxa" w:w="120"/>
-            </w:tcMar>
-            <w:vAlign w:val="top"/>
-          </w:tcPr>
-          <w:p>
-            <w:pPr>
-              <w:spacing w:after="40" w:before="0"/>
-              <w:jc w:val="left"/>
-            </w:pPr>
-            <w:r>
-              <w:rPr>
-                <w:rFonts w:ascii="Arial" w:cs="Arial" w:eastAsia="Arial" w:hAnsi="Arial"/>
-                <w:b w:val="false"/>
-                <w:bCs w:val="false"/>
-                <w:i w:val="false"/>
-                <w:iCs w:val="false"/>
-                <w:color w:val="000000"/>
-                <w:sz w:val="18"/>
-                <w:szCs w:val="18"/>
-              </w:rPr>
-              <w:t xml:space="preserve">Students use their experimental data to build an explanation. The teacher introduces the lock-and-key model using a diagram on the board, labelling the enzyme, active site, substrate, enzyme-substrate complex, and products. Students annotate a printed or hand-drawn diagram in their notebooks. They then apply the model to explain their experimental observations: why did high temperature destroy amylase activity? (denaturation changes active site shape — key no longer fits lock) Why did extreme pH do the same? Students connect back to the phenomenon: 'If the protein-deficient brother cannot make enough amylase and other digestive enzymes, what happens to the food he eats?' Students individually write a 3-sentence explanation in their notebooks connecting enzyme function to the phenomenon.</w:t>
-            </w:r>
-          </w:p>
-        </w:tc>
-        <w:tc>
-          <w:tcPr>
-            <w:tcW w:type="dxa" w:w="2556"/>
-            <w:shd w:fill="F2F2F2" w:color="auto" w:val="clear"/>
-            <w:tcMar>
-              <w:top w:type="dxa" w:w="60"/>
-              <w:left w:type="dxa" w:w="120"/>
-              <w:bottom w:type="dxa" w:w="60"/>
-              <w:right w:type="dxa" w:w="120"/>
-            </w:tcMar>
-            <w:vAlign w:val="top"/>
-          </w:tcPr>
           <w:p>
             <w:pPr>
               <w:spacing w:after="20" w:before="0"/>
@@ -16200,7 +15704,7 @@
             <w:pPr>
               <w:spacing w:after="20" w:before="0"/>
             </w:pPr>
-            <w:hyperlink w:history="1" r:id="rIdodpzx8u1n7wqtxfxzhzhh">
+            <w:hyperlink w:history="1" r:id="rId1rd0uyfxtum87mx4dxlya">
               <w:r>
                 <w:rPr>
                   <w:rFonts w:ascii="Arial" w:cs="Arial" w:eastAsia="Arial" w:hAnsi="Arial"/>
@@ -16233,7 +15737,7 @@
               <w:spacing w:after="10" w:before="0"/>
               <w:ind w:left="120"/>
             </w:pPr>
-            <w:hyperlink w:history="1" r:id="rIdlffxlkvoyej_zg3rcrvvx">
+            <w:hyperlink w:history="1" r:id="rIdhn6bl485krow-ktsjcpfm">
               <w:r>
                 <w:rPr>
                   <w:rFonts w:ascii="Arial" w:cs="Arial" w:eastAsia="Arial" w:hAnsi="Arial"/>
@@ -16278,7 +15782,7 @@
             <w:pPr>
               <w:spacing w:after="20" w:before="0"/>
             </w:pPr>
-            <w:hyperlink w:history="1" r:id="rIdgxceybzb3ldl8st6uzmce">
+            <w:hyperlink w:history="1" r:id="rIdvbi_mycxzlgbupxsm6l1m">
               <w:r>
                 <w:rPr>
                   <w:rFonts w:ascii="Arial" w:cs="Arial" w:eastAsia="Arial" w:hAnsi="Arial"/>
@@ -16311,7 +15815,7 @@
               <w:spacing w:after="10" w:before="0"/>
               <w:ind w:left="120"/>
             </w:pPr>
-            <w:hyperlink w:history="1" r:id="rIdeyxwm-fflmq9yxbknaoon">
+            <w:hyperlink w:history="1" r:id="rIdbstgiqaj9h5h6nygwbegf">
               <w:r>
                 <w:rPr>
                   <w:rFonts w:ascii="Arial" w:cs="Arial" w:eastAsia="Arial" w:hAnsi="Arial"/>
@@ -16327,7 +15831,7 @@
         </w:tc>
         <w:tc>
           <w:tcPr>
-            <w:tcW w:type="dxa" w:w="3324"/>
+            <w:tcW w:type="dxa" w:w="3040"/>
             <w:shd w:fill="FFFFFF" w:color="auto" w:val="clear"/>
             <w:tcMar>
               <w:top w:type="dxa" w:w="60"/>
@@ -16353,46 +15857,78 @@
                 <w:sz w:val="18"/>
                 <w:szCs w:val="18"/>
               </w:rPr>
+              <w:t xml:space="preserve">Students use their experimental data to build an explanation. The teacher introduces the lock-and-key model using a diagram on the board, labelling the enzyme, active site, substrate, enzyme-substrate complex, and products. Students annotate a printed or hand-drawn diagram in their notebooks. They then apply the model to explain their experimental observations: why did high temperature destroy amylase activity? (denaturation changes active site shape — key no longer fits lock) Why did extreme pH do the same? Students connect back to the phenomenon: 'If the protein-deficient brother cannot make enough amylase and other digestive enzymes, what happens to the food he eats?' Students individually write a 3-sentence explanation in their notebooks connecting enzyme function to the phenomenon.</w:t>
+            </w:r>
+          </w:p>
+        </w:tc>
+        <w:tc>
+          <w:tcPr>
+            <w:tcW w:type="dxa" w:w="3040"/>
+            <w:shd w:fill="F2F2F2" w:color="auto" w:val="clear"/>
+            <w:tcMar>
+              <w:top w:type="dxa" w:w="60"/>
+              <w:left w:type="dxa" w:w="120"/>
+              <w:bottom w:type="dxa" w:w="60"/>
+              <w:right w:type="dxa" w:w="120"/>
+            </w:tcMar>
+            <w:vAlign w:val="top"/>
+          </w:tcPr>
+          <w:p>
+            <w:pPr>
+              <w:spacing w:after="40" w:before="0"/>
+              <w:jc w:val="left"/>
+            </w:pPr>
+            <w:r>
+              <w:rPr>
+                <w:rFonts w:ascii="Arial" w:cs="Arial" w:eastAsia="Arial" w:hAnsi="Arial"/>
+                <w:b w:val="false"/>
+                <w:bCs w:val="false"/>
+                <w:i w:val="false"/>
+                <w:iCs w:val="false"/>
+                <w:color w:val="000000"/>
+                <w:sz w:val="18"/>
+                <w:szCs w:val="18"/>
+              </w:rPr>
               <w:t xml:space="preserve">Begin by saying: 'Let us now make sense of what we observed. Our data showed a clear pattern — let us explain it at the molecular level.' Draw the lock-and-key model on the board step by step, narrating: 'An enzyme is a protein. It has a specific shape — this part is called the active site. Only one type of molecule — the substrate — fits this active site, like a specific key fits a specific lock.' Label each part as you draw. Say: 'Now look at your cold water result. At 10 degrees, the enzyme was slow — like a person working sluggishly in the cold. At 37 degrees — body temperature — the enzyme worked fastest. Why? Think about it for 10 seconds.' WAIT 10 seconds, then cold-call: 'Wanjiku, what is your explanation?' Then say: 'At 80 degrees, the enzyme stopped completely. I am going to use the word DENATURATION — write it down. What do you think denaturation means for the shape of the active site? Ochieng, what do you think?' After 3 cold-calls, formalise: 'High temperature permanently changes the shape of the active site — the key no longer fits the lock. The enzyme is destroyed. This is irreversible.' Then ask the class: 'Now think about our phenomenon. The brother eats mostly ugali — he is not getting enough protein. Protein is what enzymes are made of. If he cannot make enough enzymes, what happens to all the reactions in his body?' WAIT 12 seconds. Cold-call 3 students. Conclude: 'Write this sentence in your notebook: Without adequate dietary protein, the body cannot produce sufficient enzymes, slowing digestion, immune responses, and growth.' Ask students to add 2 more sentences of their own connecting this to the phenomenon.</w:t>
             </w:r>
           </w:p>
         </w:tc>
         <w:tc>
           <w:tcPr>
-            <w:tcW w:type="dxa" w:w="2300"/>
+            <w:tcW w:type="dxa" w:w="3040"/>
+            <w:shd w:fill="FFFFFF" w:color="auto" w:val="clear"/>
+            <w:tcMar>
+              <w:top w:type="dxa" w:w="60"/>
+              <w:left w:type="dxa" w:w="120"/>
+              <w:bottom w:type="dxa" w:w="60"/>
+              <w:right w:type="dxa" w:w="120"/>
+            </w:tcMar>
+            <w:vAlign w:val="top"/>
+          </w:tcPr>
+          <w:p>
+            <w:pPr>
+              <w:spacing w:after="40" w:before="0"/>
+              <w:jc w:val="left"/>
+            </w:pPr>
+            <w:r>
+              <w:rPr>
+                <w:rFonts w:ascii="Arial" w:cs="Arial" w:eastAsia="Arial" w:hAnsi="Arial"/>
+                <w:b w:val="false"/>
+                <w:bCs w:val="false"/>
+                <w:i w:val="false"/>
+                <w:iCs w:val="false"/>
+                <w:color w:val="000000"/>
+                <w:sz w:val="18"/>
+                <w:szCs w:val="18"/>
+              </w:rPr>
+              <w:t xml:space="preserve">Mechanistic Reasoning with Model Application: Students are not simply told what enzymes do — they are guided to construct a molecular explanation for their own experimental data using the lock-and-key model as an explanatory tool. This builds causal reasoning (shape change → loss of function → slower reactions → impaired body processes) rather than surface-level recall. Connecting the model back to the phenomenon in every step anchors new vocabulary and concepts to meaningful context.</w:t>
+            </w:r>
+          </w:p>
+        </w:tc>
+        <w:tc>
+          <w:tcPr>
+            <w:tcW w:type="dxa" w:w="3040"/>
             <w:shd w:fill="F2F2F2" w:color="auto" w:val="clear"/>
-            <w:tcMar>
-              <w:top w:type="dxa" w:w="60"/>
-              <w:left w:type="dxa" w:w="120"/>
-              <w:bottom w:type="dxa" w:w="60"/>
-              <w:right w:type="dxa" w:w="120"/>
-            </w:tcMar>
-            <w:vAlign w:val="top"/>
-          </w:tcPr>
-          <w:p>
-            <w:pPr>
-              <w:spacing w:after="40" w:before="0"/>
-              <w:jc w:val="left"/>
-            </w:pPr>
-            <w:r>
-              <w:rPr>
-                <w:rFonts w:ascii="Arial" w:cs="Arial" w:eastAsia="Arial" w:hAnsi="Arial"/>
-                <w:b w:val="false"/>
-                <w:bCs w:val="false"/>
-                <w:i w:val="false"/>
-                <w:iCs w:val="false"/>
-                <w:color w:val="000000"/>
-                <w:sz w:val="18"/>
-                <w:szCs w:val="18"/>
-              </w:rPr>
-              <w:t xml:space="preserve">Mechanistic Reasoning with Model Application: Students are not simply told what enzymes do — they are guided to construct a molecular explanation for their own experimental data using the lock-and-key model as an explanatory tool. This builds causal reasoning (shape change → loss of function → slower reactions → impaired body processes) rather than surface-level recall. Connecting the model back to the phenomenon in every step anchors new vocabulary and concepts to meaningful context.</w:t>
-            </w:r>
-          </w:p>
-        </w:tc>
-        <w:tc>
-          <w:tcPr>
-            <w:tcW w:type="dxa" w:w="2300"/>
-            <w:shd w:fill="FFFFFF" w:color="auto" w:val="clear"/>
             <w:tcMar>
               <w:top w:type="dxa" w:w="60"/>
               <w:left w:type="dxa" w:w="120"/>
@@ -16425,7 +15961,7 @@
       <w:tr>
         <w:tc>
           <w:tcPr>
-            <w:tcW w:type="dxa" w:w="900"/>
+            <w:tcW w:type="dxa" w:w="1520"/>
             <w:shd w:fill="FCE4D6" w:color="auto" w:val="clear"/>
             <w:tcMar>
               <w:top w:type="dxa" w:w="60"/>
@@ -16454,51 +15990,6 @@
               <w:t xml:space="preserve">Driving Question Board (DQB) Creation</w:t>
             </w:r>
           </w:p>
-        </w:tc>
-        <w:tc>
-          <w:tcPr>
-            <w:tcW w:type="dxa" w:w="2300"/>
-            <w:shd w:fill="FFFFFF" w:color="auto" w:val="clear"/>
-            <w:tcMar>
-              <w:top w:type="dxa" w:w="60"/>
-              <w:left w:type="dxa" w:w="120"/>
-              <w:bottom w:type="dxa" w:w="60"/>
-              <w:right w:type="dxa" w:w="120"/>
-            </w:tcMar>
-            <w:vAlign w:val="top"/>
-          </w:tcPr>
-          <w:p>
-            <w:pPr>
-              <w:spacing w:after="40" w:before="0"/>
-              <w:jc w:val="left"/>
-            </w:pPr>
-            <w:r>
-              <w:rPr>
-                <w:rFonts w:ascii="Arial" w:cs="Arial" w:eastAsia="Arial" w:hAnsi="Arial"/>
-                <w:b w:val="false"/>
-                <w:bCs w:val="false"/>
-                <w:i w:val="false"/>
-                <w:iCs w:val="false"/>
-                <w:color w:val="000000"/>
-                <w:sz w:val="18"/>
-                <w:szCs w:val="18"/>
-              </w:rPr>
-              <w:t xml:space="preserve">Students write new sticky notes (or entries in their DQB section of their notebooks) responding to three prompts: (1) 'What NEW answer can I now add to our driving question?' (2) 'What new question has this lesson raised for me?' (3) 'How does enzyme activity explain what is happening in the brother's body?' Students place sticky notes on the class DQB under columns: 'We Now Know,' 'We Still Wonder,' and 'This Explains the Phenomenon.' The class reviews previous entries from Lessons 1–4 and identifies which earlier questions can now be answered with enzyme knowledge.</w:t>
-            </w:r>
-          </w:p>
-        </w:tc>
-        <w:tc>
-          <w:tcPr>
-            <w:tcW w:type="dxa" w:w="2556"/>
-            <w:shd w:fill="F2F2F2" w:color="auto" w:val="clear"/>
-            <w:tcMar>
-              <w:top w:type="dxa" w:w="60"/>
-              <w:left w:type="dxa" w:w="120"/>
-              <w:bottom w:type="dxa" w:w="60"/>
-              <w:right w:type="dxa" w:w="120"/>
-            </w:tcMar>
-            <w:vAlign w:val="top"/>
-          </w:tcPr>
           <w:p>
             <w:pPr>
               <w:spacing w:after="20" w:before="0"/>
@@ -16519,7 +16010,7 @@
             <w:pPr>
               <w:spacing w:after="20" w:before="0"/>
             </w:pPr>
-            <w:hyperlink w:history="1" r:id="rIdobl1sep7v9s7sln5x9b9a">
+            <w:hyperlink w:history="1" r:id="rIdk7syw1c5f5_t_7nla0xqd">
               <w:r>
                 <w:rPr>
                   <w:rFonts w:ascii="Arial" w:cs="Arial" w:eastAsia="Arial" w:hAnsi="Arial"/>
@@ -16552,7 +16043,7 @@
               <w:spacing w:after="10" w:before="0"/>
               <w:ind w:left="120"/>
             </w:pPr>
-            <w:hyperlink w:history="1" r:id="rId1wswz0s0he68jyodwy9ql">
+            <w:hyperlink w:history="1" r:id="rId0vze085jx5v1qk8yozkyj">
               <w:r>
                 <w:rPr>
                   <w:rFonts w:ascii="Arial" w:cs="Arial" w:eastAsia="Arial" w:hAnsi="Arial"/>
@@ -16597,7 +16088,7 @@
             <w:pPr>
               <w:spacing w:after="20" w:before="0"/>
             </w:pPr>
-            <w:hyperlink w:history="1" r:id="rIdpttnytk-gkds66xazmzfy">
+            <w:hyperlink w:history="1" r:id="rIdficksyoqpwa4i9l9yestl">
               <w:r>
                 <w:rPr>
                   <w:rFonts w:ascii="Arial" w:cs="Arial" w:eastAsia="Arial" w:hAnsi="Arial"/>
@@ -16630,7 +16121,7 @@
               <w:spacing w:after="10" w:before="0"/>
               <w:ind w:left="120"/>
             </w:pPr>
-            <w:hyperlink w:history="1" r:id="rIdah8rcbqomew0kqxivlbru">
+            <w:hyperlink w:history="1" r:id="rIdl0xfwicw7cu4eslqcb5u2">
               <w:r>
                 <w:rPr>
                   <w:rFonts w:ascii="Arial" w:cs="Arial" w:eastAsia="Arial" w:hAnsi="Arial"/>
@@ -16646,7 +16137,7 @@
         </w:tc>
         <w:tc>
           <w:tcPr>
-            <w:tcW w:type="dxa" w:w="3324"/>
+            <w:tcW w:type="dxa" w:w="3040"/>
             <w:shd w:fill="FFFFFF" w:color="auto" w:val="clear"/>
             <w:tcMar>
               <w:top w:type="dxa" w:w="60"/>
@@ -16672,46 +16163,78 @@
                 <w:sz w:val="18"/>
                 <w:szCs w:val="18"/>
               </w:rPr>
+              <w:t xml:space="preserve">Students write new sticky notes (or entries in their DQB section of their notebooks) responding to three prompts: (1) 'What NEW answer can I now add to our driving question?' (2) 'What new question has this lesson raised for me?' (3) 'How does enzyme activity explain what is happening in the brother's body?' Students place sticky notes on the class DQB under columns: 'We Now Know,' 'We Still Wonder,' and 'This Explains the Phenomenon.' The class reviews previous entries from Lessons 1–4 and identifies which earlier questions can now be answered with enzyme knowledge.</w:t>
+            </w:r>
+          </w:p>
+        </w:tc>
+        <w:tc>
+          <w:tcPr>
+            <w:tcW w:type="dxa" w:w="3040"/>
+            <w:shd w:fill="F2F2F2" w:color="auto" w:val="clear"/>
+            <w:tcMar>
+              <w:top w:type="dxa" w:w="60"/>
+              <w:left w:type="dxa" w:w="120"/>
+              <w:bottom w:type="dxa" w:w="60"/>
+              <w:right w:type="dxa" w:w="120"/>
+            </w:tcMar>
+            <w:vAlign w:val="top"/>
+          </w:tcPr>
+          <w:p>
+            <w:pPr>
+              <w:spacing w:after="40" w:before="0"/>
+              <w:jc w:val="left"/>
+            </w:pPr>
+            <w:r>
+              <w:rPr>
+                <w:rFonts w:ascii="Arial" w:cs="Arial" w:eastAsia="Arial" w:hAnsi="Arial"/>
+                <w:b w:val="false"/>
+                <w:bCs w:val="false"/>
+                <w:i w:val="false"/>
+                <w:iCs w:val="false"/>
+                <w:color w:val="000000"/>
+                <w:sz w:val="18"/>
+                <w:szCs w:val="18"/>
+              </w:rPr>
               <w:t xml:space="preserve">Say: 'We have been building our understanding across five lessons now. Let us update our Driving Question Board.' Point to the DQB and read the original driving question aloud: 'Why do our bodies need specific chemicals from food — and what happens at the molecular level when those chemicals are present or missing?' Say: 'You have 3 minutes to write your sticky notes — one for each column. Think carefully about the molecular level — use the vocabulary from today: enzyme, active site, denaturation, specificity.' After 3 minutes, invite 4–5 students to place their notes and read them aloud. For each note, ask the class: 'Do you agree? Does anyone want to challenge or add to this?' Then point to a sticky note from Lesson 2 or 3 and ask: 'Look at this question from earlier — Lesson 3 asked why the brother gets sick more often. Can we now answer that with what we know about enzymes? Fatuma, what do you think?' WAIT 10 seconds. Guide students to connect enzyme activity to immune function (enzymes are needed to produce immune proteins and fight pathogens). Record a summary statement on the board: 'Enzymes are the molecular workers that make every chemical process in the body possible — and they are made of protein.'</w:t>
             </w:r>
           </w:p>
         </w:tc>
         <w:tc>
           <w:tcPr>
-            <w:tcW w:type="dxa" w:w="2300"/>
+            <w:tcW w:type="dxa" w:w="3040"/>
+            <w:shd w:fill="FFFFFF" w:color="auto" w:val="clear"/>
+            <w:tcMar>
+              <w:top w:type="dxa" w:w="60"/>
+              <w:left w:type="dxa" w:w="120"/>
+              <w:bottom w:type="dxa" w:w="60"/>
+              <w:right w:type="dxa" w:w="120"/>
+            </w:tcMar>
+            <w:vAlign w:val="top"/>
+          </w:tcPr>
+          <w:p>
+            <w:pPr>
+              <w:spacing w:after="40" w:before="0"/>
+              <w:jc w:val="left"/>
+            </w:pPr>
+            <w:r>
+              <w:rPr>
+                <w:rFonts w:ascii="Arial" w:cs="Arial" w:eastAsia="Arial" w:hAnsi="Arial"/>
+                <w:b w:val="false"/>
+                <w:bCs w:val="false"/>
+                <w:i w:val="false"/>
+                <w:iCs w:val="false"/>
+                <w:color w:val="000000"/>
+                <w:sz w:val="18"/>
+                <w:szCs w:val="18"/>
+              </w:rPr>
+              <w:t xml:space="preserve">Cumulative DQB Synthesis: The DQB functions as a public record of growing understanding across the lesson sequence. Revisiting previous entries and answering older questions with new knowledge demonstrates that science learning is a progressive, building process — not isolated facts. This strategy develops metacognitive awareness as students recognise how their understanding has deepened and identify what still needs explaining.</w:t>
+            </w:r>
+          </w:p>
+        </w:tc>
+        <w:tc>
+          <w:tcPr>
+            <w:tcW w:type="dxa" w:w="3040"/>
             <w:shd w:fill="F2F2F2" w:color="auto" w:val="clear"/>
-            <w:tcMar>
-              <w:top w:type="dxa" w:w="60"/>
-              <w:left w:type="dxa" w:w="120"/>
-              <w:bottom w:type="dxa" w:w="60"/>
-              <w:right w:type="dxa" w:w="120"/>
-            </w:tcMar>
-            <w:vAlign w:val="top"/>
-          </w:tcPr>
-          <w:p>
-            <w:pPr>
-              <w:spacing w:after="40" w:before="0"/>
-              <w:jc w:val="left"/>
-            </w:pPr>
-            <w:r>
-              <w:rPr>
-                <w:rFonts w:ascii="Arial" w:cs="Arial" w:eastAsia="Arial" w:hAnsi="Arial"/>
-                <w:b w:val="false"/>
-                <w:bCs w:val="false"/>
-                <w:i w:val="false"/>
-                <w:iCs w:val="false"/>
-                <w:color w:val="000000"/>
-                <w:sz w:val="18"/>
-                <w:szCs w:val="18"/>
-              </w:rPr>
-              <w:t xml:space="preserve">Cumulative DQB Synthesis: The DQB functions as a public record of growing understanding across the lesson sequence. Revisiting previous entries and answering older questions with new knowledge demonstrates that science learning is a progressive, building process — not isolated facts. This strategy develops metacognitive awareness as students recognise how their understanding has deepened and identify what still needs explaining.</w:t>
-            </w:r>
-          </w:p>
-        </w:tc>
-        <w:tc>
-          <w:tcPr>
-            <w:tcW w:type="dxa" w:w="2300"/>
-            <w:shd w:fill="FFFFFF" w:color="auto" w:val="clear"/>
             <w:tcMar>
               <w:top w:type="dxa" w:w="60"/>
               <w:left w:type="dxa" w:w="120"/>
@@ -16744,7 +16267,7 @@
       <w:tr>
         <w:tc>
           <w:tcPr>
-            <w:tcW w:type="dxa" w:w="900"/>
+            <w:tcW w:type="dxa" w:w="1520"/>
             <w:shd w:fill="D5E8F0" w:color="auto" w:val="clear"/>
             <w:tcMar>
               <w:top w:type="dxa" w:w="60"/>
@@ -16773,51 +16296,6 @@
               <w:t xml:space="preserve">Model Building Phase</w:t>
             </w:r>
           </w:p>
-        </w:tc>
-        <w:tc>
-          <w:tcPr>
-            <w:tcW w:type="dxa" w:w="2300"/>
-            <w:shd w:fill="FFFFFF" w:color="auto" w:val="clear"/>
-            <w:tcMar>
-              <w:top w:type="dxa" w:w="60"/>
-              <w:left w:type="dxa" w:w="120"/>
-              <w:bottom w:type="dxa" w:w="60"/>
-              <w:right w:type="dxa" w:w="120"/>
-            </w:tcMar>
-            <w:vAlign w:val="top"/>
-          </w:tcPr>
-          <w:p>
-            <w:pPr>
-              <w:spacing w:after="40" w:before="0"/>
-              <w:jc w:val="left"/>
-            </w:pPr>
-            <w:r>
-              <w:rPr>
-                <w:rFonts w:ascii="Arial" w:cs="Arial" w:eastAsia="Arial" w:hAnsi="Arial"/>
-                <w:b w:val="false"/>
-                <w:bCs w:val="false"/>
-                <w:i w:val="false"/>
-                <w:iCs w:val="false"/>
-                <w:color w:val="000000"/>
-                <w:sz w:val="18"/>
-                <w:szCs w:val="18"/>
-              </w:rPr>
-              <w:t xml:space="preserve">Students retrieve their cumulative models from Lessons 1–4 (which should already show: food → macromolecules → digestion into monomers → building body structures). They now add a new layer to the model: enzymes as protein molecules that catalyse each step of digestion and metabolism. Students draw the lock-and-key model as an inset diagram connected by an arrow to the digestion process already in their model. They annotate: 'Enzymes are made from amino acids (protein) → If dietary protein is low, fewer enzymes can be made → digestion slows → nutrients are not absorbed efficiently → growth, immunity, and energy regulation all decline.' Students also add a note showing that temperature and pH inside the body must remain stable (homeostasis) for enzymes to function — connecting forward to future lessons on body regulation.</w:t>
-            </w:r>
-          </w:p>
-        </w:tc>
-        <w:tc>
-          <w:tcPr>
-            <w:tcW w:type="dxa" w:w="2556"/>
-            <w:shd w:fill="F2F2F2" w:color="auto" w:val="clear"/>
-            <w:tcMar>
-              <w:top w:type="dxa" w:w="60"/>
-              <w:left w:type="dxa" w:w="120"/>
-              <w:bottom w:type="dxa" w:w="60"/>
-              <w:right w:type="dxa" w:w="120"/>
-            </w:tcMar>
-            <w:vAlign w:val="top"/>
-          </w:tcPr>
           <w:p>
             <w:pPr>
               <w:spacing w:after="20" w:before="0"/>
@@ -16838,7 +16316,7 @@
             <w:pPr>
               <w:spacing w:after="20" w:before="0"/>
             </w:pPr>
-            <w:hyperlink w:history="1" r:id="rId5gal1dci1adcz5mvrgiy6">
+            <w:hyperlink w:history="1" r:id="rIdmuif1oawx-rz6qnqf5sbe">
               <w:r>
                 <w:rPr>
                   <w:rFonts w:ascii="Arial" w:cs="Arial" w:eastAsia="Arial" w:hAnsi="Arial"/>
@@ -16871,7 +16349,7 @@
               <w:spacing w:after="10" w:before="0"/>
               <w:ind w:left="120"/>
             </w:pPr>
-            <w:hyperlink w:history="1" r:id="rIdrebtp39cgemhaonerszwx">
+            <w:hyperlink w:history="1" r:id="rIdfm1wdmug3ouxupo8qihxq">
               <w:r>
                 <w:rPr>
                   <w:rFonts w:ascii="Arial" w:cs="Arial" w:eastAsia="Arial" w:hAnsi="Arial"/>
@@ -16916,7 +16394,7 @@
             <w:pPr>
               <w:spacing w:after="20" w:before="0"/>
             </w:pPr>
-            <w:hyperlink w:history="1" r:id="rIdex3s_8szftgynb4k0yfaa">
+            <w:hyperlink w:history="1" r:id="rId1hkhyj4hxhjnchipyyb9n">
               <w:r>
                 <w:rPr>
                   <w:rFonts w:ascii="Arial" w:cs="Arial" w:eastAsia="Arial" w:hAnsi="Arial"/>
@@ -16949,7 +16427,7 @@
               <w:spacing w:after="10" w:before="0"/>
               <w:ind w:left="120"/>
             </w:pPr>
-            <w:hyperlink w:history="1" r:id="rIdgoyfgaaurqvu4zxmxqbed">
+            <w:hyperlink w:history="1" r:id="rIdq4fu_yf12sunwrumo8uf-">
               <w:r>
                 <w:rPr>
                   <w:rFonts w:ascii="Arial" w:cs="Arial" w:eastAsia="Arial" w:hAnsi="Arial"/>
@@ -16965,7 +16443,7 @@
         </w:tc>
         <w:tc>
           <w:tcPr>
-            <w:tcW w:type="dxa" w:w="3324"/>
+            <w:tcW w:type="dxa" w:w="3040"/>
             <w:shd w:fill="FFFFFF" w:color="auto" w:val="clear"/>
             <w:tcMar>
               <w:top w:type="dxa" w:w="60"/>
@@ -16991,46 +16469,78 @@
                 <w:sz w:val="18"/>
                 <w:szCs w:val="18"/>
               </w:rPr>
+              <w:t xml:space="preserve">Students retrieve their cumulative models from Lessons 1–4 (which should already show: food → macromolecules → digestion into monomers → building body structures). They now add a new layer to the model: enzymes as protein molecules that catalyse each step of digestion and metabolism. Students draw the lock-and-key model as an inset diagram connected by an arrow to the digestion process already in their model. They annotate: 'Enzymes are made from amino acids (protein) → If dietary protein is low, fewer enzymes can be made → digestion slows → nutrients are not absorbed efficiently → growth, immunity, and energy regulation all decline.' Students also add a note showing that temperature and pH inside the body must remain stable (homeostasis) for enzymes to function — connecting forward to future lessons on body regulation.</w:t>
+            </w:r>
+          </w:p>
+        </w:tc>
+        <w:tc>
+          <w:tcPr>
+            <w:tcW w:type="dxa" w:w="3040"/>
+            <w:shd w:fill="F2F2F2" w:color="auto" w:val="clear"/>
+            <w:tcMar>
+              <w:top w:type="dxa" w:w="60"/>
+              <w:left w:type="dxa" w:w="120"/>
+              <w:bottom w:type="dxa" w:w="60"/>
+              <w:right w:type="dxa" w:w="120"/>
+            </w:tcMar>
+            <w:vAlign w:val="top"/>
+          </w:tcPr>
+          <w:p>
+            <w:pPr>
+              <w:spacing w:after="40" w:before="0"/>
+              <w:jc w:val="left"/>
+            </w:pPr>
+            <w:r>
+              <w:rPr>
+                <w:rFonts w:ascii="Arial" w:cs="Arial" w:eastAsia="Arial" w:hAnsi="Arial"/>
+                <w:b w:val="false"/>
+                <w:bCs w:val="false"/>
+                <w:i w:val="false"/>
+                <w:iCs w:val="false"/>
+                <w:color w:val="000000"/>
+                <w:sz w:val="18"/>
+                <w:szCs w:val="18"/>
+              </w:rPr>
               <w:t xml:space="preserve">Say: 'Get out your cumulative model from Lesson 4. You are going to add the most important layer yet — the molecular workers that make everything in your model actually happen.' Give students 5 minutes to revise their models independently. Circulate and prompt with: 'Where in your model does digestion happen? Now show me WHERE and HOW enzymes are involved in that step.' For students who are unsure, point to their existing model and ask: 'You drew that starch gets broken down into glucose — what is doing that breaking? Draw that in.' After individual work, ask 2 students to share their revised models with the class under the visualiser or by drawing on the board. For each shared model, ask the class: 'What does this model explain well? What is missing?' Cold-call 3 students for feedback. Close the lesson by saying: 'Your model now shows a complete chain: food contains macromolecules → the body uses protein to build enzymes → enzymes catalyse every step of digestion and metabolism → without enough dietary protein, the whole chain breaks down. This is why the brother in our phenomenon is struggling — not just because he lacks energy, but because his body cannot build the molecular tools it needs to function. Next lesson, we will explore how all of these chemicals of life work together in the full picture.'</w:t>
             </w:r>
           </w:p>
         </w:tc>
         <w:tc>
           <w:tcPr>
-            <w:tcW w:type="dxa" w:w="2300"/>
+            <w:tcW w:type="dxa" w:w="3040"/>
+            <w:shd w:fill="FFFFFF" w:color="auto" w:val="clear"/>
+            <w:tcMar>
+              <w:top w:type="dxa" w:w="60"/>
+              <w:left w:type="dxa" w:w="120"/>
+              <w:bottom w:type="dxa" w:w="60"/>
+              <w:right w:type="dxa" w:w="120"/>
+            </w:tcMar>
+            <w:vAlign w:val="top"/>
+          </w:tcPr>
+          <w:p>
+            <w:pPr>
+              <w:spacing w:after="40" w:before="0"/>
+              <w:jc w:val="left"/>
+            </w:pPr>
+            <w:r>
+              <w:rPr>
+                <w:rFonts w:ascii="Arial" w:cs="Arial" w:eastAsia="Arial" w:hAnsi="Arial"/>
+                <w:b w:val="false"/>
+                <w:bCs w:val="false"/>
+                <w:i w:val="false"/>
+                <w:iCs w:val="false"/>
+                <w:color w:val="000000"/>
+                <w:sz w:val="18"/>
+                <w:szCs w:val="18"/>
+              </w:rPr>
+              <w:t xml:space="preserve">Cumulative Model Revision: By adding enzymes to a model that already includes macromolecules, monomers, and body structures, students see the integrated nature of biochemistry — no concept stands alone. The model serves as a thinking tool that externalises understanding and makes gaps visible. Peer critique of shared models develops scientific argumentation skills and reinforces that models are explanatory tools that improve with more evidence.</w:t>
+            </w:r>
+          </w:p>
+        </w:tc>
+        <w:tc>
+          <w:tcPr>
+            <w:tcW w:type="dxa" w:w="3040"/>
             <w:shd w:fill="F2F2F2" w:color="auto" w:val="clear"/>
-            <w:tcMar>
-              <w:top w:type="dxa" w:w="60"/>
-              <w:left w:type="dxa" w:w="120"/>
-              <w:bottom w:type="dxa" w:w="60"/>
-              <w:right w:type="dxa" w:w="120"/>
-            </w:tcMar>
-            <w:vAlign w:val="top"/>
-          </w:tcPr>
-          <w:p>
-            <w:pPr>
-              <w:spacing w:after="40" w:before="0"/>
-              <w:jc w:val="left"/>
-            </w:pPr>
-            <w:r>
-              <w:rPr>
-                <w:rFonts w:ascii="Arial" w:cs="Arial" w:eastAsia="Arial" w:hAnsi="Arial"/>
-                <w:b w:val="false"/>
-                <w:bCs w:val="false"/>
-                <w:i w:val="false"/>
-                <w:iCs w:val="false"/>
-                <w:color w:val="000000"/>
-                <w:sz w:val="18"/>
-                <w:szCs w:val="18"/>
-              </w:rPr>
-              <w:t xml:space="preserve">Cumulative Model Revision: By adding enzymes to a model that already includes macromolecules, monomers, and body structures, students see the integrated nature of biochemistry — no concept stands alone. The model serves as a thinking tool that externalises understanding and makes gaps visible. Peer critique of shared models develops scientific argumentation skills and reinforces that models are explanatory tools that improve with more evidence.</w:t>
-            </w:r>
-          </w:p>
-        </w:tc>
-        <w:tc>
-          <w:tcPr>
-            <w:tcW w:type="dxa" w:w="2300"/>
-            <w:shd w:fill="FFFFFF" w:color="auto" w:val="clear"/>
             <w:tcMar>
               <w:top w:type="dxa" w:w="60"/>
               <w:left w:type="dxa" w:w="120"/>
@@ -18395,18 +17905,17 @@
         <w:tblLayout w:type="fixed"/>
       </w:tblPr>
       <w:tblGrid>
-        <w:gridCol w:w="900"/>
-        <w:gridCol w:w="2300"/>
-        <w:gridCol w:w="2556"/>
-        <w:gridCol w:w="3324"/>
-        <w:gridCol w:w="2300"/>
-        <w:gridCol w:w="2300"/>
+        <w:gridCol w:w="1520"/>
+        <w:gridCol w:w="3040"/>
+        <w:gridCol w:w="3040"/>
+        <w:gridCol w:w="3040"/>
+        <w:gridCol w:w="3040"/>
       </w:tblGrid>
       <w:tr>
         <w:tc>
           <w:tcPr>
             <w:tcW w:type="dxa" w:w="13680"/>
-            <w:gridSpan w:val="6"/>
+            <w:gridSpan w:val="5"/>
             <w:shd w:fill="1F6B75" w:color="auto" w:val="clear"/>
             <w:tcMar>
               <w:top w:type="dxa" w:w="60"/>
@@ -18440,7 +17949,7 @@
       <w:tr>
         <w:tc>
           <w:tcPr>
-            <w:tcW w:type="dxa" w:w="900"/>
+            <w:tcW w:type="dxa" w:w="1520"/>
             <w:shd w:fill="1F3864" w:color="auto" w:val="clear"/>
             <w:tcMar>
               <w:top w:type="dxa" w:w="60"/>
@@ -18472,7 +17981,7 @@
         </w:tc>
         <w:tc>
           <w:tcPr>
-            <w:tcW w:type="dxa" w:w="2300"/>
+            <w:tcW w:type="dxa" w:w="3040"/>
             <w:shd w:fill="2E75B6" w:color="auto" w:val="clear"/>
             <w:tcMar>
               <w:top w:type="dxa" w:w="60"/>
@@ -18504,7 +18013,39 @@
         </w:tc>
         <w:tc>
           <w:tcPr>
-            <w:tcW w:type="dxa" w:w="2556"/>
+            <w:tcW w:type="dxa" w:w="3040"/>
+            <w:shd w:fill="2E75B6" w:color="auto" w:val="clear"/>
+            <w:tcMar>
+              <w:top w:type="dxa" w:w="60"/>
+              <w:left w:type="dxa" w:w="120"/>
+              <w:bottom w:type="dxa" w:w="60"/>
+              <w:right w:type="dxa" w:w="120"/>
+            </w:tcMar>
+            <w:vAlign w:val="top"/>
+          </w:tcPr>
+          <w:p>
+            <w:pPr>
+              <w:spacing w:after="40" w:before="0"/>
+              <w:jc w:val="left"/>
+            </w:pPr>
+            <w:r>
+              <w:rPr>
+                <w:rFonts w:ascii="Arial" w:cs="Arial" w:eastAsia="Arial" w:hAnsi="Arial"/>
+                <w:b/>
+                <w:bCs/>
+                <w:i w:val="false"/>
+                <w:iCs w:val="false"/>
+                <w:color w:val="FFFFFF"/>
+                <w:sz w:val="18"/>
+                <w:szCs w:val="18"/>
+              </w:rPr>
+              <w:t xml:space="preserve">Teacher Moves</w:t>
+            </w:r>
+          </w:p>
+        </w:tc>
+        <w:tc>
+          <w:tcPr>
+            <w:tcW w:type="dxa" w:w="3040"/>
             <w:shd w:fill="1F6B75" w:color="auto" w:val="clear"/>
             <w:tcMar>
               <w:top w:type="dxa" w:w="60"/>
@@ -18530,77 +18071,13 @@
                 <w:sz w:val="18"/>
                 <w:szCs w:val="18"/>
               </w:rPr>
-              <w:t xml:space="preserve">Resource</w:t>
-            </w:r>
-          </w:p>
-        </w:tc>
-        <w:tc>
-          <w:tcPr>
-            <w:tcW w:type="dxa" w:w="3324"/>
-            <w:shd w:fill="2E75B6" w:color="auto" w:val="clear"/>
-            <w:tcMar>
-              <w:top w:type="dxa" w:w="60"/>
-              <w:left w:type="dxa" w:w="120"/>
-              <w:bottom w:type="dxa" w:w="60"/>
-              <w:right w:type="dxa" w:w="120"/>
-            </w:tcMar>
-            <w:vAlign w:val="top"/>
-          </w:tcPr>
-          <w:p>
-            <w:pPr>
-              <w:spacing w:after="40" w:before="0"/>
-              <w:jc w:val="left"/>
-            </w:pPr>
-            <w:r>
-              <w:rPr>
-                <w:rFonts w:ascii="Arial" w:cs="Arial" w:eastAsia="Arial" w:hAnsi="Arial"/>
-                <w:b/>
-                <w:bCs/>
-                <w:i w:val="false"/>
-                <w:iCs w:val="false"/>
-                <w:color w:val="FFFFFF"/>
-                <w:sz w:val="18"/>
-                <w:szCs w:val="18"/>
-              </w:rPr>
-              <w:t xml:space="preserve">Teacher Moves</w:t>
-            </w:r>
-          </w:p>
-        </w:tc>
-        <w:tc>
-          <w:tcPr>
-            <w:tcW w:type="dxa" w:w="2300"/>
-            <w:shd w:fill="1F6B75" w:color="auto" w:val="clear"/>
-            <w:tcMar>
-              <w:top w:type="dxa" w:w="60"/>
-              <w:left w:type="dxa" w:w="120"/>
-              <w:bottom w:type="dxa" w:w="60"/>
-              <w:right w:type="dxa" w:w="120"/>
-            </w:tcMar>
-            <w:vAlign w:val="top"/>
-          </w:tcPr>
-          <w:p>
-            <w:pPr>
-              <w:spacing w:after="40" w:before="0"/>
-              <w:jc w:val="left"/>
-            </w:pPr>
-            <w:r>
-              <w:rPr>
-                <w:rFonts w:ascii="Arial" w:cs="Arial" w:eastAsia="Arial" w:hAnsi="Arial"/>
-                <w:b/>
-                <w:bCs/>
-                <w:i w:val="false"/>
-                <w:iCs w:val="false"/>
-                <w:color w:val="FFFFFF"/>
-                <w:sz w:val="18"/>
-                <w:szCs w:val="18"/>
-              </w:rPr>
               <w:t xml:space="preserve">Sensemaking Strategy</w:t>
             </w:r>
           </w:p>
         </w:tc>
         <w:tc>
           <w:tcPr>
-            <w:tcW w:type="dxa" w:w="2300"/>
+            <w:tcW w:type="dxa" w:w="3040"/>
             <w:shd w:fill="2E75B6" w:color="auto" w:val="clear"/>
             <w:tcMar>
               <w:top w:type="dxa" w:w="60"/>
@@ -18634,7 +18111,7 @@
       <w:tr>
         <w:tc>
           <w:tcPr>
-            <w:tcW w:type="dxa" w:w="900"/>
+            <w:tcW w:type="dxa" w:w="1520"/>
             <w:shd w:fill="EAD1F5" w:color="auto" w:val="clear"/>
             <w:tcMar>
               <w:top w:type="dxa" w:w="60"/>
@@ -18663,51 +18140,6 @@
               <w:t xml:space="preserve">Predict Phase</w:t>
             </w:r>
           </w:p>
-        </w:tc>
-        <w:tc>
-          <w:tcPr>
-            <w:tcW w:type="dxa" w:w="2300"/>
-            <w:shd w:fill="FFFFFF" w:color="auto" w:val="clear"/>
-            <w:tcMar>
-              <w:top w:type="dxa" w:w="60"/>
-              <w:left w:type="dxa" w:w="120"/>
-              <w:bottom w:type="dxa" w:w="60"/>
-              <w:right w:type="dxa" w:w="120"/>
-            </w:tcMar>
-            <w:vAlign w:val="top"/>
-          </w:tcPr>
-          <w:p>
-            <w:pPr>
-              <w:spacing w:after="40" w:before="0"/>
-              <w:jc w:val="left"/>
-            </w:pPr>
-            <w:r>
-              <w:rPr>
-                <w:rFonts w:ascii="Arial" w:cs="Arial" w:eastAsia="Arial" w:hAnsi="Arial"/>
-                <w:b w:val="false"/>
-                <w:bCs w:val="false"/>
-                <w:i w:val="false"/>
-                <w:iCs w:val="false"/>
-                <w:color w:val="000000"/>
-                <w:sz w:val="18"/>
-                <w:szCs w:val="18"/>
-              </w:rPr>
-              <w:t xml:space="preserve">Students individually read a one-paragraph summary of the anchoring phenomenon printed on a card (or displayed on the board) and respond in writing to the prompt: 'We now know about carbohydrates, lipids, proteins, nucleic acids, and enzymes. List at least two other substances — not biomolecules — that you think the younger brother is missing from his diet, and predict one specific consequence for his body for each.' Students share predictions with a partner before a brief whole-class share-out. This activates prior knowledge from Lessons 1–5 and orients students toward water and mineral salts before the data is presented.</w:t>
-            </w:r>
-          </w:p>
-        </w:tc>
-        <w:tc>
-          <w:tcPr>
-            <w:tcW w:type="dxa" w:w="2556"/>
-            <w:shd w:fill="F2F2F2" w:color="auto" w:val="clear"/>
-            <w:tcMar>
-              <w:top w:type="dxa" w:w="60"/>
-              <w:left w:type="dxa" w:w="120"/>
-              <w:bottom w:type="dxa" w:w="60"/>
-              <w:right w:type="dxa" w:w="120"/>
-            </w:tcMar>
-            <w:vAlign w:val="top"/>
-          </w:tcPr>
           <w:p>
             <w:pPr>
               <w:spacing w:after="20" w:before="0"/>
@@ -18728,7 +18160,7 @@
             <w:pPr>
               <w:spacing w:after="20" w:before="0"/>
             </w:pPr>
-            <w:hyperlink w:history="1" r:id="rIdggtrdqd1p34vmeufibhn4">
+            <w:hyperlink w:history="1" r:id="rIdaqcgelnobexuncq5qazfi">
               <w:r>
                 <w:rPr>
                   <w:rFonts w:ascii="Arial" w:cs="Arial" w:eastAsia="Arial" w:hAnsi="Arial"/>
@@ -18761,7 +18193,7 @@
               <w:spacing w:after="10" w:before="0"/>
               <w:ind w:left="120"/>
             </w:pPr>
-            <w:hyperlink w:history="1" r:id="rIdbucvvd4ctzbmko7uj_tjd">
+            <w:hyperlink w:history="1" r:id="rIdtahqds8qauys8txbmwrkb">
               <w:r>
                 <w:rPr>
                   <w:rFonts w:ascii="Arial" w:cs="Arial" w:eastAsia="Arial" w:hAnsi="Arial"/>
@@ -18806,7 +18238,7 @@
             <w:pPr>
               <w:spacing w:after="20" w:before="0"/>
             </w:pPr>
-            <w:hyperlink w:history="1" r:id="rIdffeadzxrugpzqalznixgi">
+            <w:hyperlink w:history="1" r:id="rIdj0d-4vatkerxqemwuam-e">
               <w:r>
                 <w:rPr>
                   <w:rFonts w:ascii="Arial" w:cs="Arial" w:eastAsia="Arial" w:hAnsi="Arial"/>
@@ -18839,7 +18271,7 @@
               <w:spacing w:after="10" w:before="0"/>
               <w:ind w:left="120"/>
             </w:pPr>
-            <w:hyperlink w:history="1" r:id="rId9hdxdji17_gjz6udfgwfx">
+            <w:hyperlink w:history="1" r:id="rIdyp1fmsjqsfigrp2lkfpuy">
               <w:r>
                 <w:rPr>
                   <w:rFonts w:ascii="Arial" w:cs="Arial" w:eastAsia="Arial" w:hAnsi="Arial"/>
@@ -18855,7 +18287,7 @@
         </w:tc>
         <w:tc>
           <w:tcPr>
-            <w:tcW w:type="dxa" w:w="3324"/>
+            <w:tcW w:type="dxa" w:w="3040"/>
             <w:shd w:fill="FFFFFF" w:color="auto" w:val="clear"/>
             <w:tcMar>
               <w:top w:type="dxa" w:w="60"/>
@@ -18881,46 +18313,78 @@
                 <w:sz w:val="18"/>
                 <w:szCs w:val="18"/>
               </w:rPr>
+              <w:t xml:space="preserve">Students individually read a one-paragraph summary of the anchoring phenomenon printed on a card (or displayed on the board) and respond in writing to the prompt: 'We now know about carbohydrates, lipids, proteins, nucleic acids, and enzymes. List at least two other substances — not biomolecules — that you think the younger brother is missing from his diet, and predict one specific consequence for his body for each.' Students share predictions with a partner before a brief whole-class share-out. This activates prior knowledge from Lessons 1–5 and orients students toward water and mineral salts before the data is presented.</w:t>
+            </w:r>
+          </w:p>
+        </w:tc>
+        <w:tc>
+          <w:tcPr>
+            <w:tcW w:type="dxa" w:w="3040"/>
+            <w:shd w:fill="F2F2F2" w:color="auto" w:val="clear"/>
+            <w:tcMar>
+              <w:top w:type="dxa" w:w="60"/>
+              <w:left w:type="dxa" w:w="120"/>
+              <w:bottom w:type="dxa" w:w="60"/>
+              <w:right w:type="dxa" w:w="120"/>
+            </w:tcMar>
+            <w:vAlign w:val="top"/>
+          </w:tcPr>
+          <w:p>
+            <w:pPr>
+              <w:spacing w:after="40" w:before="0"/>
+              <w:jc w:val="left"/>
+            </w:pPr>
+            <w:r>
+              <w:rPr>
+                <w:rFonts w:ascii="Arial" w:cs="Arial" w:eastAsia="Arial" w:hAnsi="Arial"/>
+                <w:b w:val="false"/>
+                <w:bCs w:val="false"/>
+                <w:i w:val="false"/>
+                <w:iCs w:val="false"/>
+                <w:color w:val="000000"/>
+                <w:sz w:val="18"/>
+                <w:szCs w:val="18"/>
+              </w:rPr>
               <w:t xml:space="preserve">Display the phenomenon summary and the prediction prompt on the board. Say: 'We have spent five lessons learning about the chemicals inside living things. Today we complete the story. Before we look at any new information, I want you to think independently. Read the prompt and write your prediction — you have 90 seconds.' Allow 90 seconds of silent individual writing, then say: 'Now share your prediction with your partner. You have 60 seconds each.' After pair-share, cold-call 4 students by name — aim for at least one student who predicts water, one who predicts a mineral, and one who gives an unexpected answer. For each, ask: 'What evidence from the last five lessons makes you say that?' Apply 12-second WAIT TIME after each question before accepting an answer. Record all predicted substances on one side of the board under the heading 'Our Predictions' — do not affirm or correct yet. Say: 'Hold these predictions. Let us look at some data and see how close we are.'</w:t>
             </w:r>
           </w:p>
         </w:tc>
         <w:tc>
           <w:tcPr>
-            <w:tcW w:type="dxa" w:w="2300"/>
+            <w:tcW w:type="dxa" w:w="3040"/>
+            <w:shd w:fill="FFFFFF" w:color="auto" w:val="clear"/>
+            <w:tcMar>
+              <w:top w:type="dxa" w:w="60"/>
+              <w:left w:type="dxa" w:w="120"/>
+              <w:bottom w:type="dxa" w:w="60"/>
+              <w:right w:type="dxa" w:w="120"/>
+            </w:tcMar>
+            <w:vAlign w:val="top"/>
+          </w:tcPr>
+          <w:p>
+            <w:pPr>
+              <w:spacing w:after="40" w:before="0"/>
+              <w:jc w:val="left"/>
+            </w:pPr>
+            <w:r>
+              <w:rPr>
+                <w:rFonts w:ascii="Arial" w:cs="Arial" w:eastAsia="Arial" w:hAnsi="Arial"/>
+                <w:b w:val="false"/>
+                <w:bCs w:val="false"/>
+                <w:i w:val="false"/>
+                <w:iCs w:val="false"/>
+                <w:color w:val="000000"/>
+                <w:sz w:val="18"/>
+                <w:szCs w:val="18"/>
+              </w:rPr>
+              <w:t xml:space="preserve">Activation of Prior Knowledge through Structured Prediction: Students retrieve and integrate knowledge from five previous lessons to make a prediction, forcing them to recognise gaps in their current explanatory model. Recording predictions publicly creates cognitive accountability — students are motivated to check whether their predictions are confirmed by evidence.</w:t>
+            </w:r>
+          </w:p>
+        </w:tc>
+        <w:tc>
+          <w:tcPr>
+            <w:tcW w:type="dxa" w:w="3040"/>
             <w:shd w:fill="F2F2F2" w:color="auto" w:val="clear"/>
-            <w:tcMar>
-              <w:top w:type="dxa" w:w="60"/>
-              <w:left w:type="dxa" w:w="120"/>
-              <w:bottom w:type="dxa" w:w="60"/>
-              <w:right w:type="dxa" w:w="120"/>
-            </w:tcMar>
-            <w:vAlign w:val="top"/>
-          </w:tcPr>
-          <w:p>
-            <w:pPr>
-              <w:spacing w:after="40" w:before="0"/>
-              <w:jc w:val="left"/>
-            </w:pPr>
-            <w:r>
-              <w:rPr>
-                <w:rFonts w:ascii="Arial" w:cs="Arial" w:eastAsia="Arial" w:hAnsi="Arial"/>
-                <w:b w:val="false"/>
-                <w:bCs w:val="false"/>
-                <w:i w:val="false"/>
-                <w:iCs w:val="false"/>
-                <w:color w:val="000000"/>
-                <w:sz w:val="18"/>
-                <w:szCs w:val="18"/>
-              </w:rPr>
-              <w:t xml:space="preserve">Activation of Prior Knowledge through Structured Prediction: Students retrieve and integrate knowledge from five previous lessons to make a prediction, forcing them to recognise gaps in their current explanatory model. Recording predictions publicly creates cognitive accountability — students are motivated to check whether their predictions are confirmed by evidence.</w:t>
-            </w:r>
-          </w:p>
-        </w:tc>
-        <w:tc>
-          <w:tcPr>
-            <w:tcW w:type="dxa" w:w="2300"/>
-            <w:shd w:fill="FFFFFF" w:color="auto" w:val="clear"/>
             <w:tcMar>
               <w:top w:type="dxa" w:w="60"/>
               <w:left w:type="dxa" w:w="120"/>
@@ -18953,7 +18417,7 @@
       <w:tr>
         <w:tc>
           <w:tcPr>
-            <w:tcW w:type="dxa" w:w="900"/>
+            <w:tcW w:type="dxa" w:w="1520"/>
             <w:shd w:fill="D9EEF1" w:color="auto" w:val="clear"/>
             <w:tcMar>
               <w:top w:type="dxa" w:w="60"/>
@@ -18982,51 +18446,6 @@
               <w:t xml:space="preserve">Observe Phase</w:t>
             </w:r>
           </w:p>
-        </w:tc>
-        <w:tc>
-          <w:tcPr>
-            <w:tcW w:type="dxa" w:w="2300"/>
-            <w:shd w:fill="FFFFFF" w:color="auto" w:val="clear"/>
-            <w:tcMar>
-              <w:top w:type="dxa" w:w="60"/>
-              <w:left w:type="dxa" w:w="120"/>
-              <w:bottom w:type="dxa" w:w="60"/>
-              <w:right w:type="dxa" w:w="120"/>
-            </w:tcMar>
-            <w:vAlign w:val="top"/>
-          </w:tcPr>
-          <w:p>
-            <w:pPr>
-              <w:spacing w:after="40" w:before="0"/>
-              <w:jc w:val="left"/>
-            </w:pPr>
-            <w:r>
-              <w:rPr>
-                <w:rFonts w:ascii="Arial" w:cs="Arial" w:eastAsia="Arial" w:hAnsi="Arial"/>
-                <w:b w:val="false"/>
-                <w:bCs w:val="false"/>
-                <w:i w:val="false"/>
-                <w:iCs w:val="false"/>
-                <w:color w:val="000000"/>
-                <w:sz w:val="18"/>
-                <w:szCs w:val="18"/>
-              </w:rPr>
-              <w:t xml:space="preserve">Students receive or view a 'Day's Diet Comparison Table' showing two columns — Child A (younger brother: ugali and weak tea, twice daily) and Child B (neighbour's child: githeri with beans, sukuma wiki, glass of milk, occasional egg or nyama choma). The table lists approximate values per day for: total energy (kJ), water intake from food, iron (mg), calcium (mg), and iodine (µg) — all expressed in simple whole numbers appropriate for Grade 10. Students work in pairs to answer four guided observation questions: (1) Which child has a higher daily energy intake, and what food provides the most energy for each child? (2) Which minerals are significantly lower in Child A's diet? (3) Iron is needed to make haemoglobin. If Child A has low iron, predict what happens to his blood and his energy levels. (4) Iodine is needed by the thyroid gland to make thyroxine, which controls metabolic rate. What might happen to Child A if his iodine intake remains low? Students record answers in their notebooks and highlight two surprising findings to share with the class.</w:t>
-            </w:r>
-          </w:p>
-        </w:tc>
-        <w:tc>
-          <w:tcPr>
-            <w:tcW w:type="dxa" w:w="2556"/>
-            <w:shd w:fill="F2F2F2" w:color="auto" w:val="clear"/>
-            <w:tcMar>
-              <w:top w:type="dxa" w:w="60"/>
-              <w:left w:type="dxa" w:w="120"/>
-              <w:bottom w:type="dxa" w:w="60"/>
-              <w:right w:type="dxa" w:w="120"/>
-            </w:tcMar>
-            <w:vAlign w:val="top"/>
-          </w:tcPr>
           <w:p>
             <w:pPr>
               <w:spacing w:after="20" w:before="0"/>
@@ -19047,7 +18466,7 @@
             <w:pPr>
               <w:spacing w:after="20" w:before="0"/>
             </w:pPr>
-            <w:hyperlink w:history="1" r:id="rIdhrery2e5eipg6wruv_-gp">
+            <w:hyperlink w:history="1" r:id="rId5g0bf8ubbk_n3xqhihtlb">
               <w:r>
                 <w:rPr>
                   <w:rFonts w:ascii="Arial" w:cs="Arial" w:eastAsia="Arial" w:hAnsi="Arial"/>
@@ -19080,7 +18499,7 @@
               <w:spacing w:after="10" w:before="0"/>
               <w:ind w:left="120"/>
             </w:pPr>
-            <w:hyperlink w:history="1" r:id="rIdwk1dgscaset8vikwgpqqm">
+            <w:hyperlink w:history="1" r:id="rIdbfy5vwuled_nemyglb06_">
               <w:r>
                 <w:rPr>
                   <w:rFonts w:ascii="Arial" w:cs="Arial" w:eastAsia="Arial" w:hAnsi="Arial"/>
@@ -19125,7 +18544,7 @@
             <w:pPr>
               <w:spacing w:after="20" w:before="0"/>
             </w:pPr>
-            <w:hyperlink w:history="1" r:id="rId3btz29so1ewqtdfitgw_o">
+            <w:hyperlink w:history="1" r:id="rIdjnpvaunqxppdvexbbo5ei">
               <w:r>
                 <w:rPr>
                   <w:rFonts w:ascii="Arial" w:cs="Arial" w:eastAsia="Arial" w:hAnsi="Arial"/>
@@ -19158,7 +18577,7 @@
               <w:spacing w:after="10" w:before="0"/>
               <w:ind w:left="120"/>
             </w:pPr>
-            <w:hyperlink w:history="1" r:id="rIdr4p2pxhqr_wsyz28mwavw">
+            <w:hyperlink w:history="1" r:id="rIdooec5akg1ukuahj9mljs4">
               <w:r>
                 <w:rPr>
                   <w:rFonts w:ascii="Arial" w:cs="Arial" w:eastAsia="Arial" w:hAnsi="Arial"/>
@@ -19174,7 +18593,7 @@
         </w:tc>
         <w:tc>
           <w:tcPr>
-            <w:tcW w:type="dxa" w:w="3324"/>
+            <w:tcW w:type="dxa" w:w="3040"/>
             <w:shd w:fill="FFFFFF" w:color="auto" w:val="clear"/>
             <w:tcMar>
               <w:top w:type="dxa" w:w="60"/>
@@ -19200,46 +18619,78 @@
                 <w:sz w:val="18"/>
                 <w:szCs w:val="18"/>
               </w:rPr>
+              <w:t xml:space="preserve">Students receive or view a 'Day's Diet Comparison Table' showing two columns — Child A (younger brother: ugali and weak tea, twice daily) and Child B (neighbour's child: githeri with beans, sukuma wiki, glass of milk, occasional egg or nyama choma). The table lists approximate values per day for: total energy (kJ), water intake from food, iron (mg), calcium (mg), and iodine (µg) — all expressed in simple whole numbers appropriate for Grade 10. Students work in pairs to answer four guided observation questions: (1) Which child has a higher daily energy intake, and what food provides the most energy for each child? (2) Which minerals are significantly lower in Child A's diet? (3) Iron is needed to make haemoglobin. If Child A has low iron, predict what happens to his blood and his energy levels. (4) Iodine is needed by the thyroid gland to make thyroxine, which controls metabolic rate. What might happen to Child A if his iodine intake remains low? Students record answers in their notebooks and highlight two surprising findings to share with the class.</w:t>
+            </w:r>
+          </w:p>
+        </w:tc>
+        <w:tc>
+          <w:tcPr>
+            <w:tcW w:type="dxa" w:w="3040"/>
+            <w:shd w:fill="F2F2F2" w:color="auto" w:val="clear"/>
+            <w:tcMar>
+              <w:top w:type="dxa" w:w="60"/>
+              <w:left w:type="dxa" w:w="120"/>
+              <w:bottom w:type="dxa" w:w="60"/>
+              <w:right w:type="dxa" w:w="120"/>
+            </w:tcMar>
+            <w:vAlign w:val="top"/>
+          </w:tcPr>
+          <w:p>
+            <w:pPr>
+              <w:spacing w:after="40" w:before="0"/>
+              <w:jc w:val="left"/>
+            </w:pPr>
+            <w:r>
+              <w:rPr>
+                <w:rFonts w:ascii="Arial" w:cs="Arial" w:eastAsia="Arial" w:hAnsi="Arial"/>
+                <w:b w:val="false"/>
+                <w:bCs w:val="false"/>
+                <w:i w:val="false"/>
+                <w:iCs w:val="false"/>
+                <w:color w:val="000000"/>
+                <w:sz w:val="18"/>
+                <w:szCs w:val="18"/>
+              </w:rPr>
               <w:t xml:space="preserve">Distribute or display the Diet Comparison Table and say: 'You are now scientists analysing real nutritional data. Work with your partner — do not guess; use the numbers in the table to support every answer you write. You have 8 minutes.' Circulate and crouch to partner-pair level, listening for misconceptions. If a pair confuses total energy with protein content, prompt: 'Look at the units — kJ measures energy released by all macronutrients. Which food in Child A's diet provides most of those kilojoules?' After 8 minutes, say: 'Let us hear from three pairs — one observation about minerals, one about energy, one about water.' Cold-call 3 pairs. After each response, ask the class: 'Does anyone want to add to or challenge that?' Apply 10-second WAIT TIME. Then say: 'Now look at your predictions on the board. Which ones did the data support? Put a tick or a cross next to each.' Briefly annotate the predictions board together. Explicitly introduce iron → anaemia → Kisumu/Rift Valley anaemia prevalence context; calcium → bone density in growing children; iodine → goitre risk in some inland Kenyan communities where iodine in soil is low. Say: 'These are not abstract facts — these are health challenges that Kenyan health workers and nutritionists deal with every day.'</w:t>
             </w:r>
           </w:p>
         </w:tc>
         <w:tc>
           <w:tcPr>
-            <w:tcW w:type="dxa" w:w="2300"/>
+            <w:tcW w:type="dxa" w:w="3040"/>
+            <w:shd w:fill="FFFFFF" w:color="auto" w:val="clear"/>
+            <w:tcMar>
+              <w:top w:type="dxa" w:w="60"/>
+              <w:left w:type="dxa" w:w="120"/>
+              <w:bottom w:type="dxa" w:w="60"/>
+              <w:right w:type="dxa" w:w="120"/>
+            </w:tcMar>
+            <w:vAlign w:val="top"/>
+          </w:tcPr>
+          <w:p>
+            <w:pPr>
+              <w:spacing w:after="40" w:before="0"/>
+              <w:jc w:val="left"/>
+            </w:pPr>
+            <w:r>
+              <w:rPr>
+                <w:rFonts w:ascii="Arial" w:cs="Arial" w:eastAsia="Arial" w:hAnsi="Arial"/>
+                <w:b w:val="false"/>
+                <w:bCs w:val="false"/>
+                <w:i w:val="false"/>
+                <w:iCs w:val="false"/>
+                <w:color w:val="000000"/>
+                <w:sz w:val="18"/>
+                <w:szCs w:val="18"/>
+              </w:rPr>
+              <w:t xml:space="preserve">Data Analysis with Guided Questions (Evidence-Based Reasoning): Students extract patterns from a structured table rather than receiving information declaratively. The guided questions scaffold the move from 'noticing a number' to 'explaining a consequence,' mirroring the NGSS practice of Analysing and Interpreting Data. Connecting each mineral to a specific Kenyan health issue grounds the abstract chemical function in a real and meaningful context, making the learning personally relevant.</w:t>
+            </w:r>
+          </w:p>
+        </w:tc>
+        <w:tc>
+          <w:tcPr>
+            <w:tcW w:type="dxa" w:w="3040"/>
             <w:shd w:fill="F2F2F2" w:color="auto" w:val="clear"/>
-            <w:tcMar>
-              <w:top w:type="dxa" w:w="60"/>
-              <w:left w:type="dxa" w:w="120"/>
-              <w:bottom w:type="dxa" w:w="60"/>
-              <w:right w:type="dxa" w:w="120"/>
-            </w:tcMar>
-            <w:vAlign w:val="top"/>
-          </w:tcPr>
-          <w:p>
-            <w:pPr>
-              <w:spacing w:after="40" w:before="0"/>
-              <w:jc w:val="left"/>
-            </w:pPr>
-            <w:r>
-              <w:rPr>
-                <w:rFonts w:ascii="Arial" w:cs="Arial" w:eastAsia="Arial" w:hAnsi="Arial"/>
-                <w:b w:val="false"/>
-                <w:bCs w:val="false"/>
-                <w:i w:val="false"/>
-                <w:iCs w:val="false"/>
-                <w:color w:val="000000"/>
-                <w:sz w:val="18"/>
-                <w:szCs w:val="18"/>
-              </w:rPr>
-              <w:t xml:space="preserve">Data Analysis with Guided Questions (Evidence-Based Reasoning): Students extract patterns from a structured table rather than receiving information declaratively. The guided questions scaffold the move from 'noticing a number' to 'explaining a consequence,' mirroring the NGSS practice of Analysing and Interpreting Data. Connecting each mineral to a specific Kenyan health issue grounds the abstract chemical function in a real and meaningful context, making the learning personally relevant.</w:t>
-            </w:r>
-          </w:p>
-        </w:tc>
-        <w:tc>
-          <w:tcPr>
-            <w:tcW w:type="dxa" w:w="2300"/>
-            <w:shd w:fill="FFFFFF" w:color="auto" w:val="clear"/>
             <w:tcMar>
               <w:top w:type="dxa" w:w="60"/>
               <w:left w:type="dxa" w:w="120"/>
@@ -19272,7 +18723,7 @@
       <w:tr>
         <w:tc>
           <w:tcPr>
-            <w:tcW w:type="dxa" w:w="900"/>
+            <w:tcW w:type="dxa" w:w="1520"/>
             <w:shd w:fill="E2EFDA" w:color="auto" w:val="clear"/>
             <w:tcMar>
               <w:top w:type="dxa" w:w="60"/>
@@ -19301,51 +18752,6 @@
               <w:t xml:space="preserve">Explain Phase</w:t>
             </w:r>
           </w:p>
-        </w:tc>
-        <w:tc>
-          <w:tcPr>
-            <w:tcW w:type="dxa" w:w="2300"/>
-            <w:shd w:fill="FFFFFF" w:color="auto" w:val="clear"/>
-            <w:tcMar>
-              <w:top w:type="dxa" w:w="60"/>
-              <w:left w:type="dxa" w:w="120"/>
-              <w:bottom w:type="dxa" w:w="60"/>
-              <w:right w:type="dxa" w:w="120"/>
-            </w:tcMar>
-            <w:vAlign w:val="top"/>
-          </w:tcPr>
-          <w:p>
-            <w:pPr>
-              <w:spacing w:after="40" w:before="0"/>
-              <w:jc w:val="left"/>
-            </w:pPr>
-            <w:r>
-              <w:rPr>
-                <w:rFonts w:ascii="Arial" w:cs="Arial" w:eastAsia="Arial" w:hAnsi="Arial"/>
-                <w:b w:val="false"/>
-                <w:bCs w:val="false"/>
-                <w:i w:val="false"/>
-                <w:iCs w:val="false"/>
-                <w:color w:val="000000"/>
-                <w:sz w:val="18"/>
-                <w:szCs w:val="18"/>
-              </w:rPr>
-              <w:t xml:space="preserve">Students use a teacher-provided 'Chemicals of Life Explanation Frame' — a structured writing scaffold with seven rows, one for each chemical category: carbohydrates, lipids, proteins, nucleic acids, enzymes, water, mineral salts. Each row has three columns: 'Chemical / Substance,' 'Role in the body,' and 'What is missing or insufficient for Child A and what consequence does this cause?' Students complete the frame individually (5 minutes), then the teacher facilitates a whole-class consensus-building discussion to construct a shared class explanation on the board. Students annotate or correct their own frames as the discussion proceeds. At the close of the Explain Phase, students write a 4–6 sentence paragraph in their notebooks beginning with the sentence starter: 'The reason the two children look and function so differently, even though both eat until they feel full, is that...'</w:t>
-            </w:r>
-          </w:p>
-        </w:tc>
-        <w:tc>
-          <w:tcPr>
-            <w:tcW w:type="dxa" w:w="2556"/>
-            <w:shd w:fill="F2F2F2" w:color="auto" w:val="clear"/>
-            <w:tcMar>
-              <w:top w:type="dxa" w:w="60"/>
-              <w:left w:type="dxa" w:w="120"/>
-              <w:bottom w:type="dxa" w:w="60"/>
-              <w:right w:type="dxa" w:w="120"/>
-            </w:tcMar>
-            <w:vAlign w:val="top"/>
-          </w:tcPr>
           <w:p>
             <w:pPr>
               <w:spacing w:after="20" w:before="0"/>
@@ -19366,7 +18772,7 @@
             <w:pPr>
               <w:spacing w:after="20" w:before="0"/>
             </w:pPr>
-            <w:hyperlink w:history="1" r:id="rId-qrbpbcmpgg0tzg4--wb7">
+            <w:hyperlink w:history="1" r:id="rIds7ibrv40nn9rj0p3am83r">
               <w:r>
                 <w:rPr>
                   <w:rFonts w:ascii="Arial" w:cs="Arial" w:eastAsia="Arial" w:hAnsi="Arial"/>
@@ -19399,7 +18805,7 @@
               <w:spacing w:after="10" w:before="0"/>
               <w:ind w:left="120"/>
             </w:pPr>
-            <w:hyperlink w:history="1" r:id="rId30elvzbxlpexe9ntwhqgp">
+            <w:hyperlink w:history="1" r:id="rIdsnkwn_fncuiqtefvcnrom">
               <w:r>
                 <w:rPr>
                   <w:rFonts w:ascii="Arial" w:cs="Arial" w:eastAsia="Arial" w:hAnsi="Arial"/>
@@ -19444,7 +18850,7 @@
             <w:pPr>
               <w:spacing w:after="20" w:before="0"/>
             </w:pPr>
-            <w:hyperlink w:history="1" r:id="rIdbcudrawf1yzftrkl_dhdf">
+            <w:hyperlink w:history="1" r:id="rIdljzqmiaqgimsimr_x7zkb">
               <w:r>
                 <w:rPr>
                   <w:rFonts w:ascii="Arial" w:cs="Arial" w:eastAsia="Arial" w:hAnsi="Arial"/>
@@ -19477,7 +18883,7 @@
               <w:spacing w:after="10" w:before="0"/>
               <w:ind w:left="120"/>
             </w:pPr>
-            <w:hyperlink w:history="1" r:id="rId6ozplf6pxxkjxzxdrxq7z">
+            <w:hyperlink w:history="1" r:id="rIdw8pgebr5qwfra-fc4n9s2">
               <w:r>
                 <w:rPr>
                   <w:rFonts w:ascii="Arial" w:cs="Arial" w:eastAsia="Arial" w:hAnsi="Arial"/>
@@ -19493,7 +18899,7 @@
         </w:tc>
         <w:tc>
           <w:tcPr>
-            <w:tcW w:type="dxa" w:w="3324"/>
+            <w:tcW w:type="dxa" w:w="3040"/>
             <w:shd w:fill="FFFFFF" w:color="auto" w:val="clear"/>
             <w:tcMar>
               <w:top w:type="dxa" w:w="60"/>
@@ -19519,46 +18925,78 @@
                 <w:sz w:val="18"/>
                 <w:szCs w:val="18"/>
               </w:rPr>
+              <w:t xml:space="preserve">Students use a teacher-provided 'Chemicals of Life Explanation Frame' — a structured writing scaffold with seven rows, one for each chemical category: carbohydrates, lipids, proteins, nucleic acids, enzymes, water, mineral salts. Each row has three columns: 'Chemical / Substance,' 'Role in the body,' and 'What is missing or insufficient for Child A and what consequence does this cause?' Students complete the frame individually (5 minutes), then the teacher facilitates a whole-class consensus-building discussion to construct a shared class explanation on the board. Students annotate or correct their own frames as the discussion proceeds. At the close of the Explain Phase, students write a 4–6 sentence paragraph in their notebooks beginning with the sentence starter: 'The reason the two children look and function so differently, even though both eat until they feel full, is that...'</w:t>
+            </w:r>
+          </w:p>
+        </w:tc>
+        <w:tc>
+          <w:tcPr>
+            <w:tcW w:type="dxa" w:w="3040"/>
+            <w:shd w:fill="F2F2F2" w:color="auto" w:val="clear"/>
+            <w:tcMar>
+              <w:top w:type="dxa" w:w="60"/>
+              <w:left w:type="dxa" w:w="120"/>
+              <w:bottom w:type="dxa" w:w="60"/>
+              <w:right w:type="dxa" w:w="120"/>
+            </w:tcMar>
+            <w:vAlign w:val="top"/>
+          </w:tcPr>
+          <w:p>
+            <w:pPr>
+              <w:spacing w:after="40" w:before="0"/>
+              <w:jc w:val="left"/>
+            </w:pPr>
+            <w:r>
+              <w:rPr>
+                <w:rFonts w:ascii="Arial" w:cs="Arial" w:eastAsia="Arial" w:hAnsi="Arial"/>
+                <w:b w:val="false"/>
+                <w:bCs w:val="false"/>
+                <w:i w:val="false"/>
+                <w:iCs w:val="false"/>
+                <w:color w:val="000000"/>
+                <w:sz w:val="18"/>
+                <w:szCs w:val="18"/>
+              </w:rPr>
               <w:t xml:space="preserve">Distribute the Explanation Frame and say: 'This frame is your tool for building a complete scientific explanation. Fill in every row — if you are unsure, look back at your notes from the last five lessons. You have 5 minutes of silent individual work.' Time this strictly. After 5 minutes, say: 'We are going to build a class explanation together. I will start with carbohydrates. Who can tell me the role of carbohydrates AND what Child A is missing?' Cold-call 1 student. After the response, ask: 'Can someone add a molecular detail — name a specific carbohydrate and say what it does?' Cold-call a second student. Apply 12-second WAIT TIME between each cold-call. Repeat this two-step pattern (role + molecular detail) for each chemical category, cold-calling a total of at least 10 different students across all seven rows. Write key phrases on the board as students speak — this becomes the class consensus model. After completing all seven rows, say: 'Now use this board to write your final paragraph. Your paragraph must include the words: haemoglobin, enzyme, hormone, ATP, immune, mineral, and molecule. You have 3 minutes.' Circulate and read 4–5 paragraphs over shoulders. If a paragraph is missing enzyme function, quietly prompt: 'You have written about proteins — can you say specifically how enzyme proteins are affected in Child A?'</w:t>
             </w:r>
           </w:p>
         </w:tc>
         <w:tc>
           <w:tcPr>
-            <w:tcW w:type="dxa" w:w="2300"/>
+            <w:tcW w:type="dxa" w:w="3040"/>
+            <w:shd w:fill="FFFFFF" w:color="auto" w:val="clear"/>
+            <w:tcMar>
+              <w:top w:type="dxa" w:w="60"/>
+              <w:left w:type="dxa" w:w="120"/>
+              <w:bottom w:type="dxa" w:w="60"/>
+              <w:right w:type="dxa" w:w="120"/>
+            </w:tcMar>
+            <w:vAlign w:val="top"/>
+          </w:tcPr>
+          <w:p>
+            <w:pPr>
+              <w:spacing w:after="40" w:before="0"/>
+              <w:jc w:val="left"/>
+            </w:pPr>
+            <w:r>
+              <w:rPr>
+                <w:rFonts w:ascii="Arial" w:cs="Arial" w:eastAsia="Arial" w:hAnsi="Arial"/>
+                <w:b w:val="false"/>
+                <w:bCs w:val="false"/>
+                <w:i w:val="false"/>
+                <w:iCs w:val="false"/>
+                <w:color w:val="000000"/>
+                <w:sz w:val="18"/>
+                <w:szCs w:val="18"/>
+              </w:rPr>
+              <w:t xml:space="preserve">Explanation Frame with Consensus Building (Constructing Explanations): The structured frame ensures every student addresses all seven chemical categories systematically, preventing the common error of only explaining what they remember best. The whole-class consensus-building sequence — cold-calling for role, then cold-calling for molecular detail — models scientific explanation construction as a collaborative and iterative process, consistent with NGSS Science and Engineering Practice 6: Constructing Explanations. The required vocabulary list in the paragraph task ensures that explanation depth is demonstrated through precise language.</w:t>
+            </w:r>
+          </w:p>
+        </w:tc>
+        <w:tc>
+          <w:tcPr>
+            <w:tcW w:type="dxa" w:w="3040"/>
             <w:shd w:fill="F2F2F2" w:color="auto" w:val="clear"/>
-            <w:tcMar>
-              <w:top w:type="dxa" w:w="60"/>
-              <w:left w:type="dxa" w:w="120"/>
-              <w:bottom w:type="dxa" w:w="60"/>
-              <w:right w:type="dxa" w:w="120"/>
-            </w:tcMar>
-            <w:vAlign w:val="top"/>
-          </w:tcPr>
-          <w:p>
-            <w:pPr>
-              <w:spacing w:after="40" w:before="0"/>
-              <w:jc w:val="left"/>
-            </w:pPr>
-            <w:r>
-              <w:rPr>
-                <w:rFonts w:ascii="Arial" w:cs="Arial" w:eastAsia="Arial" w:hAnsi="Arial"/>
-                <w:b w:val="false"/>
-                <w:bCs w:val="false"/>
-                <w:i w:val="false"/>
-                <w:iCs w:val="false"/>
-                <w:color w:val="000000"/>
-                <w:sz w:val="18"/>
-                <w:szCs w:val="18"/>
-              </w:rPr>
-              <w:t xml:space="preserve">Explanation Frame with Consensus Building (Constructing Explanations): The structured frame ensures every student addresses all seven chemical categories systematically, preventing the common error of only explaining what they remember best. The whole-class consensus-building sequence — cold-calling for role, then cold-calling for molecular detail — models scientific explanation construction as a collaborative and iterative process, consistent with NGSS Science and Engineering Practice 6: Constructing Explanations. The required vocabulary list in the paragraph task ensures that explanation depth is demonstrated through precise language.</w:t>
-            </w:r>
-          </w:p>
-        </w:tc>
-        <w:tc>
-          <w:tcPr>
-            <w:tcW w:type="dxa" w:w="2300"/>
-            <w:shd w:fill="FFFFFF" w:color="auto" w:val="clear"/>
             <w:tcMar>
               <w:top w:type="dxa" w:w="60"/>
               <w:left w:type="dxa" w:w="120"/>
@@ -19591,7 +19029,7 @@
       <w:tr>
         <w:tc>
           <w:tcPr>
-            <w:tcW w:type="dxa" w:w="900"/>
+            <w:tcW w:type="dxa" w:w="1520"/>
             <w:shd w:fill="FCE4D6" w:color="auto" w:val="clear"/>
             <w:tcMar>
               <w:top w:type="dxa" w:w="60"/>
@@ -19620,51 +19058,6 @@
               <w:t xml:space="preserve">Driving Question Board (DQB) Creation</w:t>
             </w:r>
           </w:p>
-        </w:tc>
-        <w:tc>
-          <w:tcPr>
-            <w:tcW w:type="dxa" w:w="2300"/>
-            <w:shd w:fill="FFFFFF" w:color="auto" w:val="clear"/>
-            <w:tcMar>
-              <w:top w:type="dxa" w:w="60"/>
-              <w:left w:type="dxa" w:w="120"/>
-              <w:bottom w:type="dxa" w:w="60"/>
-              <w:right w:type="dxa" w:w="120"/>
-            </w:tcMar>
-            <w:vAlign w:val="top"/>
-          </w:tcPr>
-          <w:p>
-            <w:pPr>
-              <w:spacing w:after="40" w:before="0"/>
-              <w:jc w:val="left"/>
-            </w:pPr>
-            <w:r>
-              <w:rPr>
-                <w:rFonts w:ascii="Arial" w:cs="Arial" w:eastAsia="Arial" w:hAnsi="Arial"/>
-                <w:b w:val="false"/>
-                <w:bCs w:val="false"/>
-                <w:i w:val="false"/>
-                <w:iCs w:val="false"/>
-                <w:color w:val="000000"/>
-                <w:sz w:val="18"/>
-                <w:szCs w:val="18"/>
-              </w:rPr>
-              <w:t xml:space="preserve">The teacher displays the full Driving Question Board that has accumulated questions from all six lessons. Students are given 2 minutes to silently re-read all questions on the board. They then individually write on a sticky note (or a slip of paper): one question from the board that they feel they can now answer confidently, and write a one-sentence answer to it. The class then does a rapid 'DQB Resolution Round' — the teacher points to each question cluster on the board and students call out 'Resolved,' 'Partially resolved,' or 'Still open.' Any question still marked 'Still open' is discussed briefly and either answered or acknowledged as a question for future learning in later strands (e.g., transport of nutrients — Sub-Strand 3.2; digestion — Sub-Strand 3.1). The teacher ceremonially moves resolved question cards to a 'Resolved' column, making the growth of understanding visible.</w:t>
-            </w:r>
-          </w:p>
-        </w:tc>
-        <w:tc>
-          <w:tcPr>
-            <w:tcW w:type="dxa" w:w="2556"/>
-            <w:shd w:fill="F2F2F2" w:color="auto" w:val="clear"/>
-            <w:tcMar>
-              <w:top w:type="dxa" w:w="60"/>
-              <w:left w:type="dxa" w:w="120"/>
-              <w:bottom w:type="dxa" w:w="60"/>
-              <w:right w:type="dxa" w:w="120"/>
-            </w:tcMar>
-            <w:vAlign w:val="top"/>
-          </w:tcPr>
           <w:p>
             <w:pPr>
               <w:spacing w:after="20" w:before="0"/>
@@ -19685,7 +19078,7 @@
             <w:pPr>
               <w:spacing w:after="20" w:before="0"/>
             </w:pPr>
-            <w:hyperlink w:history="1" r:id="rIdqbzccdikiccffh3trgvyy">
+            <w:hyperlink w:history="1" r:id="rIdlocl3pvthwmvxlkkyqsfn">
               <w:r>
                 <w:rPr>
                   <w:rFonts w:ascii="Arial" w:cs="Arial" w:eastAsia="Arial" w:hAnsi="Arial"/>
@@ -19718,7 +19111,7 @@
               <w:spacing w:after="10" w:before="0"/>
               <w:ind w:left="120"/>
             </w:pPr>
-            <w:hyperlink w:history="1" r:id="rIdlya56i1r6xygy4dnm0lio">
+            <w:hyperlink w:history="1" r:id="rIdfbswipkfd96-g9cqwt6qr">
               <w:r>
                 <w:rPr>
                   <w:rFonts w:ascii="Arial" w:cs="Arial" w:eastAsia="Arial" w:hAnsi="Arial"/>
@@ -19763,7 +19156,7 @@
             <w:pPr>
               <w:spacing w:after="20" w:before="0"/>
             </w:pPr>
-            <w:hyperlink w:history="1" r:id="rIdhepulflclx8chjyeuffdw">
+            <w:hyperlink w:history="1" r:id="rIdtu-xa2ansj7ahcifotpj0">
               <w:r>
                 <w:rPr>
                   <w:rFonts w:ascii="Arial" w:cs="Arial" w:eastAsia="Arial" w:hAnsi="Arial"/>
@@ -19796,7 +19189,7 @@
               <w:spacing w:after="10" w:before="0"/>
               <w:ind w:left="120"/>
             </w:pPr>
-            <w:hyperlink w:history="1" r:id="rId6bftrl5p2aokev-m7ynl3">
+            <w:hyperlink w:history="1" r:id="rIdczqmbvf7hqxwswflbkvis">
               <w:r>
                 <w:rPr>
                   <w:rFonts w:ascii="Arial" w:cs="Arial" w:eastAsia="Arial" w:hAnsi="Arial"/>
@@ -19812,7 +19205,7 @@
         </w:tc>
         <w:tc>
           <w:tcPr>
-            <w:tcW w:type="dxa" w:w="3324"/>
+            <w:tcW w:type="dxa" w:w="3040"/>
             <w:shd w:fill="FFFFFF" w:color="auto" w:val="clear"/>
             <w:tcMar>
               <w:top w:type="dxa" w:w="60"/>
@@ -19838,46 +19231,78 @@
                 <w:sz w:val="18"/>
                 <w:szCs w:val="18"/>
               </w:rPr>
+              <w:t xml:space="preserve">The teacher displays the full Driving Question Board that has accumulated questions from all six lessons. Students are given 2 minutes to silently re-read all questions on the board. They then individually write on a sticky note (or a slip of paper): one question from the board that they feel they can now answer confidently, and write a one-sentence answer to it. The class then does a rapid 'DQB Resolution Round' — the teacher points to each question cluster on the board and students call out 'Resolved,' 'Partially resolved,' or 'Still open.' Any question still marked 'Still open' is discussed briefly and either answered or acknowledged as a question for future learning in later strands (e.g., transport of nutrients — Sub-Strand 3.2; digestion — Sub-Strand 3.1). The teacher ceremonially moves resolved question cards to a 'Resolved' column, making the growth of understanding visible.</w:t>
+            </w:r>
+          </w:p>
+        </w:tc>
+        <w:tc>
+          <w:tcPr>
+            <w:tcW w:type="dxa" w:w="3040"/>
+            <w:shd w:fill="F2F2F2" w:color="auto" w:val="clear"/>
+            <w:tcMar>
+              <w:top w:type="dxa" w:w="60"/>
+              <w:left w:type="dxa" w:w="120"/>
+              <w:bottom w:type="dxa" w:w="60"/>
+              <w:right w:type="dxa" w:w="120"/>
+            </w:tcMar>
+            <w:vAlign w:val="top"/>
+          </w:tcPr>
+          <w:p>
+            <w:pPr>
+              <w:spacing w:after="40" w:before="0"/>
+              <w:jc w:val="left"/>
+            </w:pPr>
+            <w:r>
+              <w:rPr>
+                <w:rFonts w:ascii="Arial" w:cs="Arial" w:eastAsia="Arial" w:hAnsi="Arial"/>
+                <w:b w:val="false"/>
+                <w:bCs w:val="false"/>
+                <w:i w:val="false"/>
+                <w:iCs w:val="false"/>
+                <w:color w:val="000000"/>
+                <w:sz w:val="18"/>
+                <w:szCs w:val="18"/>
+              </w:rPr>
               <w:t xml:space="preserve">Point to the DQB and say: 'This board has held all of our wondering for six lessons. Let us see how far we have come.' Give 2 minutes of silent reading time. Then say: 'Take your slip of paper. Write one question from the board that you can now answer — and write the answer. You have 90 seconds.' After 90 seconds, say: 'We are going to do a resolution round. I will point to each cluster and you will call out — Resolved, Partially, or Still Open. I want to hear from everyone.' Move through the board cluster by cluster. For questions declared 'Resolved,' ask one student to state the answer aloud before moving the card. For questions declared 'Partially' or 'Still Open,' say: 'This question will be answered when we study [name the future sub-strand]. Write it in your notebook under the heading Future Learning.' After the resolution round, say: 'Look at how many questions we have answered together. At the start of Lesson 1, you asked these questions because you did not know. Now you know. That is what scientists do — they ask, they investigate, they explain.' Pause 5 seconds for reflection.</w:t>
             </w:r>
           </w:p>
         </w:tc>
         <w:tc>
           <w:tcPr>
-            <w:tcW w:type="dxa" w:w="2300"/>
+            <w:tcW w:type="dxa" w:w="3040"/>
+            <w:shd w:fill="FFFFFF" w:color="auto" w:val="clear"/>
+            <w:tcMar>
+              <w:top w:type="dxa" w:w="60"/>
+              <w:left w:type="dxa" w:w="120"/>
+              <w:bottom w:type="dxa" w:w="60"/>
+              <w:right w:type="dxa" w:w="120"/>
+            </w:tcMar>
+            <w:vAlign w:val="top"/>
+          </w:tcPr>
+          <w:p>
+            <w:pPr>
+              <w:spacing w:after="40" w:before="0"/>
+              <w:jc w:val="left"/>
+            </w:pPr>
+            <w:r>
+              <w:rPr>
+                <w:rFonts w:ascii="Arial" w:cs="Arial" w:eastAsia="Arial" w:hAnsi="Arial"/>
+                <w:b w:val="false"/>
+                <w:bCs w:val="false"/>
+                <w:i w:val="false"/>
+                <w:iCs w:val="false"/>
+                <w:color w:val="000000"/>
+                <w:sz w:val="18"/>
+                <w:szCs w:val="18"/>
+              </w:rPr>
+              <w:t xml:space="preserve">DQB Resolution with Metacognitive Reflection: The DQB Resolution Round is a metacognitive strategy that makes the arc of learning visible to students. By physically moving cards from 'open' to 'resolved,' students experience a concrete representation of knowledge growth. Writing a personal answer to one question reinforces individual ownership of understanding. Acknowledging 'Still Open' questions as belonging to future learning — rather than failures of the lesson — models the iterative, cumulative nature of scientific knowledge building.</w:t>
+            </w:r>
+          </w:p>
+        </w:tc>
+        <w:tc>
+          <w:tcPr>
+            <w:tcW w:type="dxa" w:w="3040"/>
             <w:shd w:fill="F2F2F2" w:color="auto" w:val="clear"/>
-            <w:tcMar>
-              <w:top w:type="dxa" w:w="60"/>
-              <w:left w:type="dxa" w:w="120"/>
-              <w:bottom w:type="dxa" w:w="60"/>
-              <w:right w:type="dxa" w:w="120"/>
-            </w:tcMar>
-            <w:vAlign w:val="top"/>
-          </w:tcPr>
-          <w:p>
-            <w:pPr>
-              <w:spacing w:after="40" w:before="0"/>
-              <w:jc w:val="left"/>
-            </w:pPr>
-            <w:r>
-              <w:rPr>
-                <w:rFonts w:ascii="Arial" w:cs="Arial" w:eastAsia="Arial" w:hAnsi="Arial"/>
-                <w:b w:val="false"/>
-                <w:bCs w:val="false"/>
-                <w:i w:val="false"/>
-                <w:iCs w:val="false"/>
-                <w:color w:val="000000"/>
-                <w:sz w:val="18"/>
-                <w:szCs w:val="18"/>
-              </w:rPr>
-              <w:t xml:space="preserve">DQB Resolution with Metacognitive Reflection: The DQB Resolution Round is a metacognitive strategy that makes the arc of learning visible to students. By physically moving cards from 'open' to 'resolved,' students experience a concrete representation of knowledge growth. Writing a personal answer to one question reinforces individual ownership of understanding. Acknowledging 'Still Open' questions as belonging to future learning — rather than failures of the lesson — models the iterative, cumulative nature of scientific knowledge building.</w:t>
-            </w:r>
-          </w:p>
-        </w:tc>
-        <w:tc>
-          <w:tcPr>
-            <w:tcW w:type="dxa" w:w="2300"/>
-            <w:shd w:fill="FFFFFF" w:color="auto" w:val="clear"/>
             <w:tcMar>
               <w:top w:type="dxa" w:w="60"/>
               <w:left w:type="dxa" w:w="120"/>
@@ -19910,7 +19335,7 @@
       <w:tr>
         <w:tc>
           <w:tcPr>
-            <w:tcW w:type="dxa" w:w="900"/>
+            <w:tcW w:type="dxa" w:w="1520"/>
             <w:shd w:fill="D5E8F0" w:color="auto" w:val="clear"/>
             <w:tcMar>
               <w:top w:type="dxa" w:w="60"/>
@@ -19939,51 +19364,6 @@
               <w:t xml:space="preserve">Model Building Phase</w:t>
             </w:r>
           </w:p>
-        </w:tc>
-        <w:tc>
-          <w:tcPr>
-            <w:tcW w:type="dxa" w:w="2300"/>
-            <w:shd w:fill="FFFFFF" w:color="auto" w:val="clear"/>
-            <w:tcMar>
-              <w:top w:type="dxa" w:w="60"/>
-              <w:left w:type="dxa" w:w="120"/>
-              <w:bottom w:type="dxa" w:w="60"/>
-              <w:right w:type="dxa" w:w="120"/>
-            </w:tcMar>
-            <w:vAlign w:val="top"/>
-          </w:tcPr>
-          <w:p>
-            <w:pPr>
-              <w:spacing w:after="40" w:before="0"/>
-              <w:jc w:val="left"/>
-            </w:pPr>
-            <w:r>
-              <w:rPr>
-                <w:rFonts w:ascii="Arial" w:cs="Arial" w:eastAsia="Arial" w:hAnsi="Arial"/>
-                <w:b w:val="false"/>
-                <w:bCs w:val="false"/>
-                <w:i w:val="false"/>
-                <w:iCs w:val="false"/>
-                <w:color w:val="000000"/>
-                <w:sz w:val="18"/>
-                <w:szCs w:val="18"/>
-              </w:rPr>
-              <w:t xml:space="preserve">Students retrieve their cumulative diagrammatic model begun in Lesson 1 (a simple drawing of the two children with arrows showing what food provides). They now revise and annotate it into a 'Final Model' — adding all chemicals studied: carbohydrates (starch, glucose, glycogen), lipids (phospholipids in cell membranes, stored fat), proteins (structural proteins, enzymes, antibodies), nucleic acids (DNA for cell replication and growth), water (transport medium, medium for reactions), mineral salts (iron in haemoglobin, calcium in bones, iodine in thyroxine). Each arrow or label must include: the chemical name, its source food (e.g., 'Calcium ← milk / sukuma wiki'), and the consequence of its absence in Child A. Students label their model 'FINAL MODEL — Lesson 6' and draw a side-by-side comparison box showing 'Child A: What is missing and why' versus 'Child B: What is present and why he is healthy.' Three to four students present their final models to the class in a 60-second 'model talk' each. The class gives structured feedback using the sentence frame: 'I notice your model shows ___. I wonder if you could also add ___ because ___.'</w:t>
-            </w:r>
-          </w:p>
-        </w:tc>
-        <w:tc>
-          <w:tcPr>
-            <w:tcW w:type="dxa" w:w="2556"/>
-            <w:shd w:fill="F2F2F2" w:color="auto" w:val="clear"/>
-            <w:tcMar>
-              <w:top w:type="dxa" w:w="60"/>
-              <w:left w:type="dxa" w:w="120"/>
-              <w:bottom w:type="dxa" w:w="60"/>
-              <w:right w:type="dxa" w:w="120"/>
-            </w:tcMar>
-            <w:vAlign w:val="top"/>
-          </w:tcPr>
           <w:p>
             <w:pPr>
               <w:spacing w:after="20" w:before="0"/>
@@ -20004,7 +19384,7 @@
             <w:pPr>
               <w:spacing w:after="20" w:before="0"/>
             </w:pPr>
-            <w:hyperlink w:history="1" r:id="rIdexjj1bs3czfzawfltcguy">
+            <w:hyperlink w:history="1" r:id="rIdggwxdf7hevxqglyrlhnhy">
               <w:r>
                 <w:rPr>
                   <w:rFonts w:ascii="Arial" w:cs="Arial" w:eastAsia="Arial" w:hAnsi="Arial"/>
@@ -20037,7 +19417,7 @@
               <w:spacing w:after="10" w:before="0"/>
               <w:ind w:left="120"/>
             </w:pPr>
-            <w:hyperlink w:history="1" r:id="rIdsgnwljhcas4f9qq2hdwlw">
+            <w:hyperlink w:history="1" r:id="rIdy3tb_qwq5s1ulkgqxrqt1">
               <w:r>
                 <w:rPr>
                   <w:rFonts w:ascii="Arial" w:cs="Arial" w:eastAsia="Arial" w:hAnsi="Arial"/>
@@ -20082,7 +19462,7 @@
             <w:pPr>
               <w:spacing w:after="20" w:before="0"/>
             </w:pPr>
-            <w:hyperlink w:history="1" r:id="rIdnqxfwvfx2bhm7jfrjyvso">
+            <w:hyperlink w:history="1" r:id="rIdbawxannnlbqizbvqqzdpg">
               <w:r>
                 <w:rPr>
                   <w:rFonts w:ascii="Arial" w:cs="Arial" w:eastAsia="Arial" w:hAnsi="Arial"/>
@@ -20115,7 +19495,7 @@
               <w:spacing w:after="10" w:before="0"/>
               <w:ind w:left="120"/>
             </w:pPr>
-            <w:hyperlink w:history="1" r:id="rIdrdss5-es-dn7w4vnnwe-g">
+            <w:hyperlink w:history="1" r:id="rIdgcfwa1izzgxhkxj-cm6mq">
               <w:r>
                 <w:rPr>
                   <w:rFonts w:ascii="Arial" w:cs="Arial" w:eastAsia="Arial" w:hAnsi="Arial"/>
@@ -20131,7 +19511,7 @@
         </w:tc>
         <w:tc>
           <w:tcPr>
-            <w:tcW w:type="dxa" w:w="3324"/>
+            <w:tcW w:type="dxa" w:w="3040"/>
             <w:shd w:fill="FFFFFF" w:color="auto" w:val="clear"/>
             <w:tcMar>
               <w:top w:type="dxa" w:w="60"/>
@@ -20157,46 +19537,78 @@
                 <w:sz w:val="18"/>
                 <w:szCs w:val="18"/>
               </w:rPr>
+              <w:t xml:space="preserve">Students retrieve their cumulative diagrammatic model begun in Lesson 1 (a simple drawing of the two children with arrows showing what food provides). They now revise and annotate it into a 'Final Model' — adding all chemicals studied: carbohydrates (starch, glucose, glycogen), lipids (phospholipids in cell membranes, stored fat), proteins (structural proteins, enzymes, antibodies), nucleic acids (DNA for cell replication and growth), water (transport medium, medium for reactions), mineral salts (iron in haemoglobin, calcium in bones, iodine in thyroxine). Each arrow or label must include: the chemical name, its source food (e.g., 'Calcium ← milk / sukuma wiki'), and the consequence of its absence in Child A. Students label their model 'FINAL MODEL — Lesson 6' and draw a side-by-side comparison box showing 'Child A: What is missing and why' versus 'Child B: What is present and why he is healthy.' Three to four students present their final models to the class in a 60-second 'model talk' each. The class gives structured feedback using the sentence frame: 'I notice your model shows ___. I wonder if you could also add ___ because ___.'</w:t>
+            </w:r>
+          </w:p>
+        </w:tc>
+        <w:tc>
+          <w:tcPr>
+            <w:tcW w:type="dxa" w:w="3040"/>
+            <w:shd w:fill="F2F2F2" w:color="auto" w:val="clear"/>
+            <w:tcMar>
+              <w:top w:type="dxa" w:w="60"/>
+              <w:left w:type="dxa" w:w="120"/>
+              <w:bottom w:type="dxa" w:w="60"/>
+              <w:right w:type="dxa" w:w="120"/>
+            </w:tcMar>
+            <w:vAlign w:val="top"/>
+          </w:tcPr>
+          <w:p>
+            <w:pPr>
+              <w:spacing w:after="40" w:before="0"/>
+              <w:jc w:val="left"/>
+            </w:pPr>
+            <w:r>
+              <w:rPr>
+                <w:rFonts w:ascii="Arial" w:cs="Arial" w:eastAsia="Arial" w:hAnsi="Arial"/>
+                <w:b w:val="false"/>
+                <w:bCs w:val="false"/>
+                <w:i w:val="false"/>
+                <w:iCs w:val="false"/>
+                <w:color w:val="000000"/>
+                <w:sz w:val="18"/>
+                <w:szCs w:val="18"/>
+              </w:rPr>
               <w:t xml:space="preserve">Say: 'Take out the model you started in Lesson 1. Look at it. What did you draw then?' Pause 10 seconds for students to look. Then say: 'In the next 6 minutes, you will transform that model into your final scientific explanation. Every chemical we have studied must appear. Every label must include: the chemical name, the food it comes from, and what happens to Child A without it. Go.' Time 6 minutes. Circulate and prompt students who have not yet added water or minerals: 'I can see carbohydrates, proteins, lipids — excellent. Where is water in this model? Where is iron? Add them.' After 6 minutes, select 3–4 students for model talks. Vary selection: choose one strong model, one partial model, and one that has an interesting diagrammatic approach. Before each talk, say: 'You have 60 seconds. Tell us: what does your model show, and how does it explain the difference between the two children?' After each talk, invite class feedback using the sentence frame written on the board. After all presentations, say: 'Now open your notebook to your Lesson 1 model — or think back to it. What is the biggest difference between what you drew then and what you have drawn today?' Cold-call 3 students. Conclude by saying: 'The chemicals of life are not abstract — they are in the ugali, the sukuma wiki, the beans, the milk. They are in every Kenyan meal. Understanding them is understanding ourselves at the molecular level.'</w:t>
             </w:r>
           </w:p>
         </w:tc>
         <w:tc>
           <w:tcPr>
-            <w:tcW w:type="dxa" w:w="2300"/>
+            <w:tcW w:type="dxa" w:w="3040"/>
+            <w:shd w:fill="FFFFFF" w:color="auto" w:val="clear"/>
+            <w:tcMar>
+              <w:top w:type="dxa" w:w="60"/>
+              <w:left w:type="dxa" w:w="120"/>
+              <w:bottom w:type="dxa" w:w="60"/>
+              <w:right w:type="dxa" w:w="120"/>
+            </w:tcMar>
+            <w:vAlign w:val="top"/>
+          </w:tcPr>
+          <w:p>
+            <w:pPr>
+              <w:spacing w:after="40" w:before="0"/>
+              <w:jc w:val="left"/>
+            </w:pPr>
+            <w:r>
+              <w:rPr>
+                <w:rFonts w:ascii="Arial" w:cs="Arial" w:eastAsia="Arial" w:hAnsi="Arial"/>
+                <w:b w:val="false"/>
+                <w:bCs w:val="false"/>
+                <w:i w:val="false"/>
+                <w:iCs w:val="false"/>
+                <w:color w:val="000000"/>
+                <w:sz w:val="18"/>
+                <w:szCs w:val="18"/>
+              </w:rPr>
+              <w:t xml:space="preserve">Cumulative Model Revision with Public Presentation (Developing and Using Models): The final model revision is the culminating sensemaking activity of the entire sub-strand. Requiring students to annotate every chemical with its source food and its consequence of absence forces integration of content across all six lessons into a single coherent explanatory representation. The structured 60-second model talk with peer feedback using a sentence frame develops scientific communication skills and exposes students to multiple valid ways of representing the same phenomenon. The L1 vs Final Model comparison makes learning growth explicit and gives students a concrete artefact of their intellectual journey.</w:t>
+            </w:r>
+          </w:p>
+        </w:tc>
+        <w:tc>
+          <w:tcPr>
+            <w:tcW w:type="dxa" w:w="3040"/>
             <w:shd w:fill="F2F2F2" w:color="auto" w:val="clear"/>
-            <w:tcMar>
-              <w:top w:type="dxa" w:w="60"/>
-              <w:left w:type="dxa" w:w="120"/>
-              <w:bottom w:type="dxa" w:w="60"/>
-              <w:right w:type="dxa" w:w="120"/>
-            </w:tcMar>
-            <w:vAlign w:val="top"/>
-          </w:tcPr>
-          <w:p>
-            <w:pPr>
-              <w:spacing w:after="40" w:before="0"/>
-              <w:jc w:val="left"/>
-            </w:pPr>
-            <w:r>
-              <w:rPr>
-                <w:rFonts w:ascii="Arial" w:cs="Arial" w:eastAsia="Arial" w:hAnsi="Arial"/>
-                <w:b w:val="false"/>
-                <w:bCs w:val="false"/>
-                <w:i w:val="false"/>
-                <w:iCs w:val="false"/>
-                <w:color w:val="000000"/>
-                <w:sz w:val="18"/>
-                <w:szCs w:val="18"/>
-              </w:rPr>
-              <w:t xml:space="preserve">Cumulative Model Revision with Public Presentation (Developing and Using Models): The final model revision is the culminating sensemaking activity of the entire sub-strand. Requiring students to annotate every chemical with its source food and its consequence of absence forces integration of content across all six lessons into a single coherent explanatory representation. The structured 60-second model talk with peer feedback using a sentence frame develops scientific communication skills and exposes students to multiple valid ways of representing the same phenomenon. The L1 vs Final Model comparison makes learning growth explicit and gives students a concrete artefact of their intellectual journey.</w:t>
-            </w:r>
-          </w:p>
-        </w:tc>
-        <w:tc>
-          <w:tcPr>
-            <w:tcW w:type="dxa" w:w="2300"/>
-            <w:shd w:fill="FFFFFF" w:color="auto" w:val="clear"/>
             <w:tcMar>
               <w:top w:type="dxa" w:w="60"/>
               <w:left w:type="dxa" w:w="120"/>
